--- a/00-首页/题组Word/第一轮·综合套卷/第一轮综合卷10（学生版）.docx
+++ b/00-首页/题组Word/第一轮·综合套卷/第一轮综合卷10（学生版）.docx
@@ -10585,153 +10585,6 @@
     </w:p>
     <w:p>
       <w:pPr>
-        <w:pStyle w:val="BlockText"/>
-      </w:pPr>
-      <w:r>
-        <w:rPr>
-          <w:rFonts w:hint="eastAsia" w:ascii="Times New Roman" w:hAnsi="Times New Roman" w:eastAsia="FangSong" w:cs="Times New Roman"/>
-          <w:b/>
-          <w:bCs/>
-        </w:rPr>
-        <w:t xml:space="preserve">派生自</w:t>
-      </w:r>
-      <w:r>
-        <w:rPr>
-          <w:rFonts w:hint="eastAsia" w:ascii="Times New Roman" w:hAnsi="Times New Roman" w:eastAsia="Times New Roman" w:cs="Times New Roman"/>
-        </w:rPr>
-        <w:t>：</w:t>
-      </w:r>
-      <w:r>
-        <w:rPr>
-          <w:rFonts w:hint="eastAsia" w:ascii="Times New Roman" w:hAnsi="Times New Roman" w:eastAsia="FangSong" w:cs="Times New Roman"/>
-        </w:rPr>
-        <w:t>卷</w:t>
-      </w:r>
-      <w:r>
-        <w:rPr>
-          <w:rFonts w:hint="eastAsia" w:ascii="Times New Roman" w:hAnsi="Times New Roman" w:eastAsia="Times New Roman" w:cs="Times New Roman"/>
-        </w:rPr>
-        <w:t>-01-</w:t>
-      </w:r>
-      <w:r>
-        <w:rPr>
-          <w:rFonts w:hint="eastAsia" w:ascii="Times New Roman" w:hAnsi="Times New Roman" w:eastAsia="FangSong" w:cs="Times New Roman"/>
-        </w:rPr>
-        <w:t>第</w:t>
-      </w:r>
-      <w:r>
-        <w:rPr>
-          <w:rFonts w:hint="eastAsia" w:ascii="Times New Roman" w:hAnsi="Times New Roman" w:eastAsia="Times New Roman" w:cs="Times New Roman"/>
-        </w:rPr>
-        <w:t>1</w:t>
-      </w:r>
-      <w:r>
-        <w:rPr>
-          <w:rFonts w:hint="eastAsia" w:ascii="Times New Roman" w:hAnsi="Times New Roman" w:eastAsia="FangSong" w:cs="Times New Roman"/>
-        </w:rPr>
-        <w:t>章</w:t>
-      </w:r>
-      <w:r>
-        <w:rPr>
-          <w:rFonts w:hint="eastAsia" w:ascii="Times New Roman" w:hAnsi="Times New Roman" w:eastAsia="Times New Roman" w:cs="Times New Roman"/>
-        </w:rPr>
-        <w:t>-A</w:t>
-      </w:r>
-      <w:r>
-        <w:rPr>
-          <w:rFonts w:hint="eastAsia" w:ascii="Times New Roman" w:hAnsi="Times New Roman" w:eastAsia="FangSong" w:cs="Times New Roman"/>
-        </w:rPr>
-        <w:t>卷</w:t>
-      </w:r>
-      <w:r>
-        <w:rPr>
-          <w:rFonts w:hint="eastAsia" w:ascii="Times New Roman" w:hAnsi="Times New Roman" w:eastAsia="Times New Roman" w:cs="Times New Roman"/>
-        </w:rPr>
-        <w:t>-</w:t>
-      </w:r>
-      <w:r>
-        <w:rPr>
-          <w:rFonts w:hint="eastAsia" w:ascii="Times New Roman" w:hAnsi="Times New Roman" w:eastAsia="FangSong" w:cs="Times New Roman"/>
-        </w:rPr>
-        <w:t>化学反应速率与化学平衡</w:t>
-      </w:r>
-      <w:r>
-        <w:rPr>
-          <w:rFonts w:hint="eastAsia" w:ascii="Times New Roman" w:hAnsi="Times New Roman" w:eastAsia="Times New Roman" w:cs="Times New Roman"/>
-        </w:rPr>
-        <w:t>（</w:t>
-      </w:r>
-      <w:r>
-        <w:rPr>
-          <w:rFonts w:hint="eastAsia" w:ascii="Times New Roman" w:hAnsi="Times New Roman" w:eastAsia="FangSong" w:cs="Times New Roman"/>
-        </w:rPr>
-        <w:t>卷形态保留原文</w:t>
-      </w:r>
-      <w:r>
-        <w:rPr>
-          <w:rFonts w:hint="eastAsia" w:ascii="Times New Roman" w:hAnsi="Times New Roman" w:eastAsia="Times New Roman" w:cs="Times New Roman"/>
-        </w:rPr>
-        <w:t>；</w:t>
-      </w:r>
-      <w:r>
-        <w:rPr>
-          <w:rFonts w:hint="eastAsia" w:ascii="Times New Roman" w:hAnsi="Times New Roman" w:eastAsia="FangSong" w:cs="Times New Roman"/>
-        </w:rPr>
-        <w:t>本文件为派生逐题</w:t>
-      </w:r>
-      <w:r>
-        <w:rPr>
-          <w:rFonts w:hint="eastAsia" w:ascii="Times New Roman" w:hAnsi="Times New Roman" w:eastAsia="Times New Roman" w:cs="Times New Roman"/>
-        </w:rPr>
-        <w:t>）</w:t>
-      </w:r>
-      <w:r>
-        <w:rPr>
-          <w:rFonts w:ascii="Times New Roman" w:hAnsi="Times New Roman" w:eastAsia="Times New Roman" w:cs="Times New Roman"/>
-        </w:rPr>
-        <w:t xml:space="preserve"> </w:t>
-      </w:r>
-      <w:r>
-        <w:rPr>
-          <w:rFonts w:hint="eastAsia" w:ascii="Times New Roman" w:hAnsi="Times New Roman" w:eastAsia="FangSong" w:cs="Times New Roman"/>
-          <w:b/>
-          <w:bCs/>
-        </w:rPr>
-        <w:t xml:space="preserve">答案状态</w:t>
-      </w:r>
-      <w:r>
-        <w:rPr>
-          <w:rFonts w:hint="eastAsia" w:ascii="Times New Roman" w:hAnsi="Times New Roman" w:eastAsia="Times New Roman" w:cs="Times New Roman"/>
-        </w:rPr>
-        <w:t>：</w:t>
-      </w:r>
-      <w:r>
-        <w:rPr>
-          <w:rFonts w:hint="eastAsia" w:ascii="Times New Roman" w:hAnsi="Times New Roman" w:eastAsia="FangSong" w:cs="Times New Roman"/>
-        </w:rPr>
-        <w:t>已按题号锚切分</w:t>
-      </w:r>
-      <w:r>
-        <w:rPr>
-          <w:rFonts w:hint="eastAsia" w:ascii="Times New Roman" w:hAnsi="Times New Roman" w:eastAsia="Times New Roman" w:cs="Times New Roman"/>
-        </w:rPr>
-        <w:t>（</w:t>
-      </w:r>
-      <w:r>
-        <w:rPr>
-          <w:rFonts w:hint="eastAsia" w:ascii="Times New Roman" w:hAnsi="Times New Roman" w:eastAsia="FangSong" w:cs="Times New Roman"/>
-        </w:rPr>
-        <w:t>待抽检</w:t>
-      </w:r>
-      <w:r>
-        <w:rPr>
-          <w:rFonts w:hint="eastAsia" w:ascii="Times New Roman" w:hAnsi="Times New Roman" w:eastAsia="Times New Roman" w:cs="Times New Roman"/>
-        </w:rPr>
-        <w:t>）</w:t>
-      </w:r>
-    </w:p>
-    <w:p>
-      <w:pPr>
         <w:pStyle w:val="FirstParagraph"/>
       </w:pPr>
       <w:r>
@@ -11641,153 +11494,6 @@
           <w:rFonts w:hint="eastAsia" w:ascii="Times New Roman" w:hAnsi="Times New Roman" w:eastAsia="SimHei" w:cs="Times New Roman"/>
         </w:rPr>
         <w:t>题</w:t>
-      </w:r>
-    </w:p>
-    <w:p>
-      <w:pPr>
-        <w:pStyle w:val="BlockText"/>
-      </w:pPr>
-      <w:r>
-        <w:rPr>
-          <w:rFonts w:hint="eastAsia" w:ascii="Times New Roman" w:hAnsi="Times New Roman" w:eastAsia="FangSong" w:cs="Times New Roman"/>
-          <w:b/>
-          <w:bCs/>
-        </w:rPr>
-        <w:t xml:space="preserve">派生自</w:t>
-      </w:r>
-      <w:r>
-        <w:rPr>
-          <w:rFonts w:hint="eastAsia" w:ascii="Times New Roman" w:hAnsi="Times New Roman" w:eastAsia="Times New Roman" w:cs="Times New Roman"/>
-        </w:rPr>
-        <w:t>：</w:t>
-      </w:r>
-      <w:r>
-        <w:rPr>
-          <w:rFonts w:hint="eastAsia" w:ascii="Times New Roman" w:hAnsi="Times New Roman" w:eastAsia="FangSong" w:cs="Times New Roman"/>
-        </w:rPr>
-        <w:t>卷</w:t>
-      </w:r>
-      <w:r>
-        <w:rPr>
-          <w:rFonts w:hint="eastAsia" w:ascii="Times New Roman" w:hAnsi="Times New Roman" w:eastAsia="Times New Roman" w:cs="Times New Roman"/>
-        </w:rPr>
-        <w:t>-01-</w:t>
-      </w:r>
-      <w:r>
-        <w:rPr>
-          <w:rFonts w:hint="eastAsia" w:ascii="Times New Roman" w:hAnsi="Times New Roman" w:eastAsia="FangSong" w:cs="Times New Roman"/>
-        </w:rPr>
-        <w:t>第</w:t>
-      </w:r>
-      <w:r>
-        <w:rPr>
-          <w:rFonts w:hint="eastAsia" w:ascii="Times New Roman" w:hAnsi="Times New Roman" w:eastAsia="Times New Roman" w:cs="Times New Roman"/>
-        </w:rPr>
-        <w:t>1</w:t>
-      </w:r>
-      <w:r>
-        <w:rPr>
-          <w:rFonts w:hint="eastAsia" w:ascii="Times New Roman" w:hAnsi="Times New Roman" w:eastAsia="FangSong" w:cs="Times New Roman"/>
-        </w:rPr>
-        <w:t>章</w:t>
-      </w:r>
-      <w:r>
-        <w:rPr>
-          <w:rFonts w:hint="eastAsia" w:ascii="Times New Roman" w:hAnsi="Times New Roman" w:eastAsia="Times New Roman" w:cs="Times New Roman"/>
-        </w:rPr>
-        <w:t>-A</w:t>
-      </w:r>
-      <w:r>
-        <w:rPr>
-          <w:rFonts w:hint="eastAsia" w:ascii="Times New Roman" w:hAnsi="Times New Roman" w:eastAsia="FangSong" w:cs="Times New Roman"/>
-        </w:rPr>
-        <w:t>卷</w:t>
-      </w:r>
-      <w:r>
-        <w:rPr>
-          <w:rFonts w:hint="eastAsia" w:ascii="Times New Roman" w:hAnsi="Times New Roman" w:eastAsia="Times New Roman" w:cs="Times New Roman"/>
-        </w:rPr>
-        <w:t>-</w:t>
-      </w:r>
-      <w:r>
-        <w:rPr>
-          <w:rFonts w:hint="eastAsia" w:ascii="Times New Roman" w:hAnsi="Times New Roman" w:eastAsia="FangSong" w:cs="Times New Roman"/>
-        </w:rPr>
-        <w:t>化学反应速率与化学平衡</w:t>
-      </w:r>
-      <w:r>
-        <w:rPr>
-          <w:rFonts w:hint="eastAsia" w:ascii="Times New Roman" w:hAnsi="Times New Roman" w:eastAsia="Times New Roman" w:cs="Times New Roman"/>
-        </w:rPr>
-        <w:t>（</w:t>
-      </w:r>
-      <w:r>
-        <w:rPr>
-          <w:rFonts w:hint="eastAsia" w:ascii="Times New Roman" w:hAnsi="Times New Roman" w:eastAsia="FangSong" w:cs="Times New Roman"/>
-        </w:rPr>
-        <w:t>卷形态保留原文</w:t>
-      </w:r>
-      <w:r>
-        <w:rPr>
-          <w:rFonts w:hint="eastAsia" w:ascii="Times New Roman" w:hAnsi="Times New Roman" w:eastAsia="Times New Roman" w:cs="Times New Roman"/>
-        </w:rPr>
-        <w:t>；</w:t>
-      </w:r>
-      <w:r>
-        <w:rPr>
-          <w:rFonts w:hint="eastAsia" w:ascii="Times New Roman" w:hAnsi="Times New Roman" w:eastAsia="FangSong" w:cs="Times New Roman"/>
-        </w:rPr>
-        <w:t>本文件为派生逐题</w:t>
-      </w:r>
-      <w:r>
-        <w:rPr>
-          <w:rFonts w:hint="eastAsia" w:ascii="Times New Roman" w:hAnsi="Times New Roman" w:eastAsia="Times New Roman" w:cs="Times New Roman"/>
-        </w:rPr>
-        <w:t>）</w:t>
-      </w:r>
-      <w:r>
-        <w:rPr>
-          <w:rFonts w:ascii="Times New Roman" w:hAnsi="Times New Roman" w:eastAsia="Times New Roman" w:cs="Times New Roman"/>
-        </w:rPr>
-        <w:t xml:space="preserve"> </w:t>
-      </w:r>
-      <w:r>
-        <w:rPr>
-          <w:rFonts w:hint="eastAsia" w:ascii="Times New Roman" w:hAnsi="Times New Roman" w:eastAsia="FangSong" w:cs="Times New Roman"/>
-          <w:b/>
-          <w:bCs/>
-        </w:rPr>
-        <w:t xml:space="preserve">答案状态</w:t>
-      </w:r>
-      <w:r>
-        <w:rPr>
-          <w:rFonts w:hint="eastAsia" w:ascii="Times New Roman" w:hAnsi="Times New Roman" w:eastAsia="Times New Roman" w:cs="Times New Roman"/>
-        </w:rPr>
-        <w:t>：</w:t>
-      </w:r>
-      <w:r>
-        <w:rPr>
-          <w:rFonts w:hint="eastAsia" w:ascii="Times New Roman" w:hAnsi="Times New Roman" w:eastAsia="FangSong" w:cs="Times New Roman"/>
-        </w:rPr>
-        <w:t>已按题号锚切分</w:t>
-      </w:r>
-      <w:r>
-        <w:rPr>
-          <w:rFonts w:hint="eastAsia" w:ascii="Times New Roman" w:hAnsi="Times New Roman" w:eastAsia="Times New Roman" w:cs="Times New Roman"/>
-        </w:rPr>
-        <w:t>（</w:t>
-      </w:r>
-      <w:r>
-        <w:rPr>
-          <w:rFonts w:hint="eastAsia" w:ascii="Times New Roman" w:hAnsi="Times New Roman" w:eastAsia="FangSong" w:cs="Times New Roman"/>
-        </w:rPr>
-        <w:t>待抽检</w:t>
-      </w:r>
-      <w:r>
-        <w:rPr>
-          <w:rFonts w:hint="eastAsia" w:ascii="Times New Roman" w:hAnsi="Times New Roman" w:eastAsia="Times New Roman" w:cs="Times New Roman"/>
-        </w:rPr>
-        <w:t>）</w:t>
       </w:r>
     </w:p>
     <w:p>

--- a/00-首页/题组Word/第一轮·综合套卷/第一轮综合卷10（学生版）.docx
+++ b/00-首页/题组Word/第一轮·综合套卷/第一轮综合卷10（学生版）.docx
@@ -2,7 +2,7 @@
 <file path=word/document.xml><?xml version="1.0" encoding="utf-8"?>
 <w:document xmlns:w="http://schemas.openxmlformats.org/wordprocessingml/2006/main" xmlns:m="http://schemas.openxmlformats.org/officeDocument/2006/math" xmlns:r="http://schemas.openxmlformats.org/officeDocument/2006/relationships" xmlns:o="urn:schemas-microsoft-com:office:office" xmlns:v="urn:schemas-microsoft-com:vml" xmlns:w10="urn:schemas-microsoft-com:office:word" xmlns:a="http://schemas.openxmlformats.org/drawingml/2006/main" xmlns:pic="http://schemas.openxmlformats.org/drawingml/2006/picture" xmlns:wp="http://schemas.openxmlformats.org/drawingml/2006/wordprocessingDrawing">
   <w:body>
-    <w:bookmarkStart w:id="63" w:name="第一轮综合练习-第10卷"/>
+    <w:bookmarkStart w:id="66" w:name="第一轮综合练习-第10卷"/>
     <w:p>
       <w:pPr>
         <w:pStyle w:val="Heading1"/>
@@ -50,7 +50,7 @@
         </w:pict>
       </w:r>
     </w:p>
-    <w:bookmarkStart w:id="62" w:name="题目"/>
+    <w:bookmarkStart w:id="65" w:name="题目"/>
     <w:p>
       <w:pPr>
         <w:pStyle w:val="Heading2"/>
@@ -2743,19 +2743,7 @@
         <w:rPr>
           <w:rFonts w:hint="eastAsia" w:ascii="Times New Roman" w:hAnsi="Times New Roman" w:eastAsia="FangSong" w:cs="Times New Roman"/>
         </w:rPr>
-        <w:t>在超高压</w:t>
-      </w:r>
-      <w:r>
-        <w:rPr>
-          <w:rFonts w:hint="eastAsia" w:ascii="Times New Roman" w:hAnsi="Times New Roman" w:eastAsia="Times New Roman" w:cs="Times New Roman"/>
-        </w:rPr>
-        <w:t>(300GPa)</w:t>
-      </w:r>
-      <w:r>
-        <w:rPr>
-          <w:rFonts w:hint="eastAsia" w:ascii="Times New Roman" w:hAnsi="Times New Roman" w:eastAsia="FangSong" w:cs="Times New Roman"/>
-        </w:rPr>
-        <w:t>下</w:t>
+        <w:t>硫酸铜有多种结晶水合物</w:t>
       </w:r>
       <w:r>
         <w:rPr>
@@ -2767,19 +2755,7 @@
         <w:rPr>
           <w:rFonts w:hint="eastAsia" w:ascii="Times New Roman" w:hAnsi="Times New Roman" w:eastAsia="FangSong" w:cs="Times New Roman"/>
         </w:rPr>
-        <w:t>金属钠和氦可形成化合物</w:t>
-      </w:r>
-      <w:r>
-        <w:rPr>
-          <w:rFonts w:hint="eastAsia" w:ascii="Times New Roman" w:hAnsi="Times New Roman" w:eastAsia="Times New Roman" w:cs="Times New Roman"/>
-        </w:rPr>
-        <w:t>。</w:t>
-      </w:r>
-      <w:r>
-        <w:rPr>
-          <w:rFonts w:hint="eastAsia" w:ascii="Times New Roman" w:hAnsi="Times New Roman" w:eastAsia="FangSong" w:cs="Times New Roman"/>
-        </w:rPr>
-        <w:t>结构中</w:t>
+        <w:t>下图示出了其中一种的结构</w:t>
       </w:r>
       <w:r>
         <w:rPr>
@@ -2791,96 +2767,61 @@
         <w:rPr>
           <w:rFonts w:hint="eastAsia" w:ascii="Times New Roman" w:hAnsi="Times New Roman" w:eastAsia="FangSong" w:cs="Times New Roman"/>
         </w:rPr>
-        <w:t>钠离子按简单立方排布</w:t>
-      </w:r>
-      <w:r>
-        <w:rPr>
-          <w:rFonts w:hint="eastAsia" w:ascii="Times New Roman" w:hAnsi="Times New Roman" w:eastAsia="Times New Roman" w:cs="Times New Roman"/>
-        </w:rPr>
-        <w:t>，</w:t>
-      </w:r>
-      <w:r>
-        <w:rPr>
-          <w:rFonts w:hint="eastAsia" w:ascii="Times New Roman" w:hAnsi="Times New Roman" w:eastAsia="FangSong" w:cs="Times New Roman"/>
-        </w:rPr>
-        <w:t>形成立方体空隙</w:t>
-      </w:r>
-      <w:r>
-        <w:rPr>
-          <w:rFonts w:hint="eastAsia" w:ascii="Times New Roman" w:hAnsi="Times New Roman" w:eastAsia="Times New Roman" w:cs="Times New Roman"/>
-        </w:rPr>
-        <w:t>(</w:t>
-      </w:r>
-      <w:r>
-        <w:rPr>
-          <w:rFonts w:hint="eastAsia" w:ascii="Times New Roman" w:hAnsi="Times New Roman" w:eastAsia="FangSong" w:cs="Times New Roman"/>
-        </w:rPr>
-        <w:t>如图所示</w:t>
-      </w:r>
-      <w:r>
-        <w:rPr>
-          <w:rFonts w:hint="eastAsia" w:ascii="Times New Roman" w:hAnsi="Times New Roman" w:eastAsia="Times New Roman" w:cs="Times New Roman"/>
-        </w:rPr>
-        <w:t>)，</w:t>
-      </w:r>
-      <w:r>
-        <w:rPr>
-          <w:rFonts w:hint="eastAsia" w:ascii="Times New Roman" w:hAnsi="Times New Roman" w:eastAsia="FangSong" w:cs="Times New Roman"/>
-        </w:rPr>
-        <w:t>电子对</w:t>
-      </w:r>
-      <w:r>
-        <w:rPr>
-          <w:rFonts w:ascii="Times New Roman" w:hAnsi="Times New Roman" w:eastAsia="Times New Roman" w:cs="Times New Roman"/>
-        </w:rPr>
-        <w:t xml:space="preserve"> </w:t>
-      </w:r>
-      <m:oMath>
-        <m:r>
-          <m:rPr>
-            <m:sty m:val="p"/>
-          </m:rPr>
-          <m:t>(</m:t>
-        </m:r>
-        <m:r>
-          <m:t>2</m:t>
-        </m:r>
-        <m:sSup>
-          <m:e>
-            <m:r>
-              <m:rPr>
-                <m:sty m:val="p"/>
-              </m:rPr>
-              <m:t>e</m:t>
-            </m:r>
-          </m:e>
-          <m:sup>
-            <m:r>
-              <m:rPr>
-                <m:sty m:val="p"/>
-              </m:rPr>
-              <m:t>−</m:t>
-            </m:r>
-          </m:sup>
-        </m:sSup>
-        <m:r>
-          <m:rPr>
-            <m:sty m:val="p"/>
-          </m:rPr>
-          <m:t>)</m:t>
-        </m:r>
-      </m:oMath>
-      <w:r>
-        <w:rPr>
-          <w:rFonts w:ascii="Times New Roman" w:hAnsi="Times New Roman" w:eastAsia="Times New Roman" w:cs="Times New Roman"/>
-        </w:rPr>
-        <w:t xml:space="preserve"> </w:t>
-      </w:r>
-      <w:r>
-        <w:rPr>
-          <w:rFonts w:hint="eastAsia" w:ascii="Times New Roman" w:hAnsi="Times New Roman" w:eastAsia="FangSong" w:cs="Times New Roman"/>
-        </w:rPr>
-        <w:t>和氦原子交替分布填充在立方体的中心</w:t>
+        <w:t>其中白球为</w:t>
+      </w:r>
+      <w:r>
+        <w:rPr>
+          <w:rFonts w:ascii="Times New Roman" w:hAnsi="Times New Roman" w:eastAsia="Times New Roman" w:cs="Times New Roman"/>
+        </w:rPr>
+        <w:t xml:space="preserve"> </w:t>
+      </w:r>
+      <w:r>
+        <w:rPr>
+          <w:rFonts w:hint="eastAsia" w:ascii="Times New Roman" w:hAnsi="Times New Roman" w:eastAsia="Times New Roman" w:cs="Times New Roman"/>
+        </w:rPr>
+        <w:t>S、</w:t>
+      </w:r>
+      <w:r>
+        <w:rPr>
+          <w:rFonts w:hint="eastAsia" w:ascii="Times New Roman" w:hAnsi="Times New Roman" w:eastAsia="FangSong" w:cs="Times New Roman"/>
+        </w:rPr>
+        <w:t>灰球为</w:t>
+      </w:r>
+      <w:r>
+        <w:rPr>
+          <w:rFonts w:ascii="Times New Roman" w:hAnsi="Times New Roman" w:eastAsia="Times New Roman" w:cs="Times New Roman"/>
+        </w:rPr>
+        <w:t xml:space="preserve"> </w:t>
+      </w:r>
+      <w:r>
+        <w:rPr>
+          <w:rFonts w:hint="eastAsia" w:ascii="Times New Roman" w:hAnsi="Times New Roman" w:eastAsia="Times New Roman" w:cs="Times New Roman"/>
+        </w:rPr>
+        <w:t>Cu、</w:t>
+      </w:r>
+      <w:r>
+        <w:rPr>
+          <w:rFonts w:hint="eastAsia" w:ascii="Times New Roman" w:hAnsi="Times New Roman" w:eastAsia="FangSong" w:cs="Times New Roman"/>
+        </w:rPr>
+        <w:t>黑球为</w:t>
+      </w:r>
+      <w:r>
+        <w:rPr>
+          <w:rFonts w:ascii="Times New Roman" w:hAnsi="Times New Roman" w:eastAsia="Times New Roman" w:cs="Times New Roman"/>
+        </w:rPr>
+        <w:t xml:space="preserve"> </w:t>
+      </w:r>
+      <w:r>
+        <w:rPr>
+          <w:rFonts w:hint="eastAsia" w:ascii="Times New Roman" w:hAnsi="Times New Roman" w:eastAsia="Times New Roman" w:cs="Times New Roman"/>
+        </w:rPr>
+        <w:t>O，</w:t>
+      </w:r>
+      <w:r>
+        <w:rPr>
+          <w:rFonts w:hint="eastAsia" w:ascii="Times New Roman" w:hAnsi="Times New Roman" w:eastAsia="FangSong" w:cs="Times New Roman"/>
+        </w:rPr>
+        <w:t>氢已经省去</w:t>
       </w:r>
       <w:r>
         <w:rPr>
@@ -2901,728 +2842,20 @@
         </w:rPr>
         <w:drawing>
           <wp:inline>
-            <wp:extent cx="3124200" cy="3086100"/>
+            <wp:extent cx="3600000" cy="2570681"/>
             <wp:effectExtent b="0" l="0" r="0" t="0"/>
             <wp:docPr descr="" title="" id="18" name="Picture"/>
             <a:graphic>
               <a:graphicData uri="http://schemas.openxmlformats.org/drawingml/2006/picture">
                 <pic:pic>
                   <pic:nvPicPr>
-                    <pic:cNvPr descr="eef15ef20c786b0d1d4159a8f1bcb37036beee2139725c612b6f5447fc39d599.jpg" id="19" name="Picture"/>
+                    <pic:cNvPr descr="8b67f3e80e6cb5c6b51198f9e50b8f46eed72196c08a9a98e99ee955a245bcf3.jpg" id="19" name="Picture"/>
                     <pic:cNvPicPr>
                       <a:picLocks noChangeArrowheads="1" noChangeAspect="1"/>
                     </pic:cNvPicPr>
                   </pic:nvPicPr>
                   <pic:blipFill>
                     <a:blip r:embed="rId17"/>
-                    <a:stretch>
-                      <a:fillRect/>
-                    </a:stretch>
-                  </pic:blipFill>
-                  <pic:spPr bwMode="auto">
-                    <a:xfrm>
-                      <a:off x="0" y="0"/>
-                      <a:ext cx="3124200" cy="3086100"/>
-                    </a:xfrm>
-                    <a:prstGeom prst="rect">
-                      <a:avLst/>
-                    </a:prstGeom>
-                    <a:noFill/>
-                    <a:ln w="9525">
-                      <a:noFill/>
-                      <a:headEnd/>
-                      <a:tailEnd/>
-                    </a:ln>
-                  </pic:spPr>
-                </pic:pic>
-              </a:graphicData>
-            </a:graphic>
-          </wp:inline>
-        </w:drawing>
-      </w:r>
-    </w:p>
-    <w:p>
-      <w:pPr>
-        <w:spacing w:before="160" w:after="80"/>
-      </w:pPr>
-      <w:r>
-        <w:pict>
-          <v:rect style="width:0;height:1.5pt" o:hralign="center" o:hrstd="t" o:hr="t"/>
-        </w:pict>
-      </w:r>
-    </w:p>
-    <w:bookmarkEnd w:id="20"/>
-    <w:bookmarkStart w:id="24" w:name="第10题"/>
-    <w:p>
-      <w:pPr>
-        <w:pStyle w:val="Heading3"/>
-        <w:spacing w:before="280" w:after="120"/>
-      </w:pPr>
-      <w:r>
-        <w:rPr>
-          <w:rFonts w:hint="eastAsia" w:ascii="Times New Roman" w:hAnsi="Times New Roman" w:eastAsia="SimHei" w:cs="Times New Roman"/>
-        </w:rPr>
-        <w:t>第</w:t>
-      </w:r>
-      <w:r>
-        <w:rPr>
-          <w:rFonts w:hint="eastAsia" w:ascii="Times New Roman" w:hAnsi="Times New Roman" w:eastAsia="Times New Roman" w:cs="Times New Roman"/>
-        </w:rPr>
-        <w:t>10</w:t>
-      </w:r>
-      <w:r>
-        <w:rPr>
-          <w:rFonts w:hint="eastAsia" w:ascii="Times New Roman" w:hAnsi="Times New Roman" w:eastAsia="SimHei" w:cs="Times New Roman"/>
-        </w:rPr>
-        <w:t>题</w:t>
-      </w:r>
-    </w:p>
-    <w:p>
-      <w:pPr>
-        <w:pStyle w:val="FirstParagraph"/>
-      </w:pPr>
-      <w:r>
-        <w:rPr>
-          <w:rFonts w:hint="eastAsia" w:ascii="Times New Roman" w:hAnsi="Times New Roman" w:eastAsia="FangSong" w:cs="Times New Roman"/>
-        </w:rPr>
-        <w:t>有一类复合氧化物具有奇特的性质</w:t>
-      </w:r>
-      <w:r>
-        <w:rPr>
-          <w:rFonts w:hint="eastAsia" w:ascii="Times New Roman" w:hAnsi="Times New Roman" w:eastAsia="Times New Roman" w:cs="Times New Roman"/>
-        </w:rPr>
-        <w:t>：</w:t>
-      </w:r>
-      <w:r>
-        <w:rPr>
-          <w:rFonts w:hint="eastAsia" w:ascii="Times New Roman" w:hAnsi="Times New Roman" w:eastAsia="FangSong" w:cs="Times New Roman"/>
-        </w:rPr>
-        <w:t>受热后密度不降反升</w:t>
-      </w:r>
-      <w:r>
-        <w:rPr>
-          <w:rFonts w:hint="eastAsia" w:ascii="Times New Roman" w:hAnsi="Times New Roman" w:eastAsia="Times New Roman" w:cs="Times New Roman"/>
-        </w:rPr>
-        <w:t>。</w:t>
-      </w:r>
-      <w:r>
-        <w:rPr>
-          <w:rFonts w:hint="eastAsia" w:ascii="Times New Roman" w:hAnsi="Times New Roman" w:eastAsia="FangSong" w:cs="Times New Roman"/>
-        </w:rPr>
-        <w:t>这类复合氧化物的理想结构属立方晶系</w:t>
-      </w:r>
-      <w:r>
-        <w:rPr>
-          <w:rFonts w:hint="eastAsia" w:ascii="Times New Roman" w:hAnsi="Times New Roman" w:eastAsia="Times New Roman" w:cs="Times New Roman"/>
-        </w:rPr>
-        <w:t>，</w:t>
-      </w:r>
-      <w:r>
-        <w:rPr>
-          <w:rFonts w:hint="eastAsia" w:ascii="Times New Roman" w:hAnsi="Times New Roman" w:eastAsia="FangSong" w:cs="Times New Roman"/>
-        </w:rPr>
-        <w:t>晶胞示意图如下图所示</w:t>
-      </w:r>
-      <w:r>
-        <w:rPr>
-          <w:rFonts w:hint="eastAsia" w:ascii="Times New Roman" w:hAnsi="Times New Roman" w:eastAsia="Times New Roman" w:cs="Times New Roman"/>
-        </w:rPr>
-        <w:t>。</w:t>
-      </w:r>
-      <w:r>
-        <w:rPr>
-          <w:rFonts w:hint="eastAsia" w:ascii="Times New Roman" w:hAnsi="Times New Roman" w:eastAsia="FangSong" w:cs="Times New Roman"/>
-        </w:rPr>
-        <w:t>图中八面体中心是锆原子</w:t>
-      </w:r>
-      <w:r>
-        <w:rPr>
-          <w:rFonts w:hint="eastAsia" w:ascii="Times New Roman" w:hAnsi="Times New Roman" w:eastAsia="Times New Roman" w:cs="Times New Roman"/>
-        </w:rPr>
-        <w:t>，</w:t>
-      </w:r>
-      <w:r>
-        <w:rPr>
-          <w:rFonts w:hint="eastAsia" w:ascii="Times New Roman" w:hAnsi="Times New Roman" w:eastAsia="FangSong" w:cs="Times New Roman"/>
-        </w:rPr>
-        <w:t>位于晶胞的顶角和面心</w:t>
-      </w:r>
-      <w:r>
-        <w:rPr>
-          <w:rFonts w:hint="eastAsia" w:ascii="Times New Roman" w:hAnsi="Times New Roman" w:eastAsia="Times New Roman" w:cs="Times New Roman"/>
-        </w:rPr>
-        <w:t>；</w:t>
-      </w:r>
-      <w:r>
-        <w:rPr>
-          <w:rFonts w:hint="eastAsia" w:ascii="Times New Roman" w:hAnsi="Times New Roman" w:eastAsia="FangSong" w:cs="Times New Roman"/>
-        </w:rPr>
-        <w:t>四面体中心是钨原子</w:t>
-      </w:r>
-      <w:r>
-        <w:rPr>
-          <w:rFonts w:hint="eastAsia" w:ascii="Times New Roman" w:hAnsi="Times New Roman" w:eastAsia="Times New Roman" w:cs="Times New Roman"/>
-        </w:rPr>
-        <w:t>，</w:t>
-      </w:r>
-      <w:r>
-        <w:rPr>
-          <w:rFonts w:hint="eastAsia" w:ascii="Times New Roman" w:hAnsi="Times New Roman" w:eastAsia="FangSong" w:cs="Times New Roman"/>
-        </w:rPr>
-        <w:t>均在晶胞中</w:t>
-      </w:r>
-      <w:r>
-        <w:rPr>
-          <w:rFonts w:hint="eastAsia" w:ascii="Times New Roman" w:hAnsi="Times New Roman" w:eastAsia="Times New Roman" w:cs="Times New Roman"/>
-        </w:rPr>
-        <w:t>。</w:t>
-      </w:r>
-      <w:r>
-        <w:rPr>
-          <w:rFonts w:hint="eastAsia" w:ascii="Times New Roman" w:hAnsi="Times New Roman" w:eastAsia="FangSong" w:cs="Times New Roman"/>
-        </w:rPr>
-        <w:t>八面体和四面体之间通过共用顶点连接</w:t>
-      </w:r>
-      <w:r>
-        <w:rPr>
-          <w:rFonts w:hint="eastAsia" w:ascii="Times New Roman" w:hAnsi="Times New Roman" w:eastAsia="Times New Roman" w:cs="Times New Roman"/>
-        </w:rPr>
-        <w:t>。</w:t>
-      </w:r>
-      <w:r>
-        <w:rPr>
-          <w:rFonts w:hint="eastAsia" w:ascii="Times New Roman" w:hAnsi="Times New Roman" w:eastAsia="FangSong" w:cs="Times New Roman"/>
-        </w:rPr>
-        <w:t>锆和钨的氧化数分别等于它们在周期表里的族数</w:t>
-      </w:r>
-      <w:r>
-        <w:rPr>
-          <w:rFonts w:hint="eastAsia" w:ascii="Times New Roman" w:hAnsi="Times New Roman" w:eastAsia="Times New Roman" w:cs="Times New Roman"/>
-        </w:rPr>
-        <w:t>。</w:t>
-      </w:r>
-    </w:p>
-    <w:p>
-      <w:pPr>
-        <w:pStyle w:val="BodyText"/>
-        <w:spacing w:before="160" w:after="80"/>
-        <w:jc w:val="center"/>
-      </w:pPr>
-      <w:r>
-        <w:rPr>
-          <w:rFonts w:ascii="Times New Roman" w:hAnsi="Times New Roman" w:eastAsia="Times New Roman" w:cs="Times New Roman"/>
-        </w:rPr>
-        <w:drawing>
-          <wp:inline>
-            <wp:extent cx="3240000" cy="3104717"/>
-            <wp:effectExtent b="0" l="0" r="0" t="0"/>
-            <wp:docPr descr="" title="" id="22" name="Picture"/>
-            <a:graphic>
-              <a:graphicData uri="http://schemas.openxmlformats.org/drawingml/2006/picture">
-                <pic:pic>
-                  <pic:nvPicPr>
-                    <pic:cNvPr descr="4ad7888fdd607cc99a92969f729676582d9f2d1f2820c31bf4b09a70c06f3fa6.jpg" id="23" name="Picture"/>
-                    <pic:cNvPicPr>
-                      <a:picLocks noChangeArrowheads="1" noChangeAspect="1"/>
-                    </pic:cNvPicPr>
-                  </pic:nvPicPr>
-                  <pic:blipFill>
-                    <a:blip r:embed="rId21"/>
-                    <a:stretch>
-                      <a:fillRect/>
-                    </a:stretch>
-                  </pic:blipFill>
-                  <pic:spPr bwMode="auto">
-                    <a:xfrm>
-                      <a:off x="0" y="0"/>
-                      <a:ext cx="3240000" cy="3104717"/>
-                    </a:xfrm>
-                    <a:prstGeom prst="rect">
-                      <a:avLst/>
-                    </a:prstGeom>
-                    <a:noFill/>
-                    <a:ln w="9525">
-                      <a:noFill/>
-                      <a:headEnd/>
-                      <a:tailEnd/>
-                    </a:ln>
-                  </pic:spPr>
-                </pic:pic>
-              </a:graphicData>
-            </a:graphic>
-          </wp:inline>
-        </w:drawing>
-      </w:r>
-    </w:p>
-    <w:p>
-      <w:pPr>
-        <w:spacing w:before="160" w:after="80"/>
-      </w:pPr>
-      <w:r>
-        <w:pict>
-          <v:rect style="width:0;height:1.5pt" o:hralign="center" o:hrstd="t" o:hr="t"/>
-        </w:pict>
-      </w:r>
-    </w:p>
-    <w:bookmarkEnd w:id="24"/>
-    <w:bookmarkStart w:id="28" w:name="第11题"/>
-    <w:p>
-      <w:pPr>
-        <w:pStyle w:val="Heading3"/>
-        <w:spacing w:before="280" w:after="120"/>
-      </w:pPr>
-      <w:r>
-        <w:rPr>
-          <w:rFonts w:hint="eastAsia" w:ascii="Times New Roman" w:hAnsi="Times New Roman" w:eastAsia="SimHei" w:cs="Times New Roman"/>
-        </w:rPr>
-        <w:t>第</w:t>
-      </w:r>
-      <w:r>
-        <w:rPr>
-          <w:rFonts w:hint="eastAsia" w:ascii="Times New Roman" w:hAnsi="Times New Roman" w:eastAsia="Times New Roman" w:cs="Times New Roman"/>
-        </w:rPr>
-        <w:t>11</w:t>
-      </w:r>
-      <w:r>
-        <w:rPr>
-          <w:rFonts w:hint="eastAsia" w:ascii="Times New Roman" w:hAnsi="Times New Roman" w:eastAsia="SimHei" w:cs="Times New Roman"/>
-        </w:rPr>
-        <w:t>题</w:t>
-      </w:r>
-    </w:p>
-    <w:p>
-      <w:pPr>
-        <w:pStyle w:val="FirstParagraph"/>
-      </w:pPr>
-      <w:r>
-        <w:rPr>
-          <w:rFonts w:hint="eastAsia" w:ascii="Times New Roman" w:hAnsi="Times New Roman" w:eastAsia="FangSong" w:cs="Times New Roman"/>
-        </w:rPr>
-        <w:t>群青是一种蓝色颜料</w:t>
-      </w:r>
-      <w:r>
-        <w:rPr>
-          <w:rFonts w:hint="eastAsia" w:ascii="Times New Roman" w:hAnsi="Times New Roman" w:eastAsia="Times New Roman" w:cs="Times New Roman"/>
-        </w:rPr>
-        <w:t>，</w:t>
-      </w:r>
-      <w:r>
-        <w:rPr>
-          <w:rFonts w:hint="eastAsia" w:ascii="Times New Roman" w:hAnsi="Times New Roman" w:eastAsia="FangSong" w:cs="Times New Roman"/>
-        </w:rPr>
-        <w:t>主要成分为双硅酸铝盐和钠盐以及其他一些硫化物</w:t>
-      </w:r>
-      <w:r>
-        <w:rPr>
-          <w:rFonts w:hint="eastAsia" w:ascii="Times New Roman" w:hAnsi="Times New Roman" w:eastAsia="Times New Roman" w:cs="Times New Roman"/>
-        </w:rPr>
-        <w:t>。</w:t>
-      </w:r>
-      <w:r>
-        <w:rPr>
-          <w:rFonts w:hint="eastAsia" w:ascii="Times New Roman" w:hAnsi="Times New Roman" w:eastAsia="FangSong" w:cs="Times New Roman"/>
-        </w:rPr>
-        <w:t>下图是一种含有铝硅酸盐骨架</w:t>
-      </w:r>
-      <w:r>
-        <w:rPr>
-          <w:rFonts w:ascii="Times New Roman" w:hAnsi="Times New Roman" w:eastAsia="Times New Roman" w:cs="Times New Roman"/>
-        </w:rPr>
-        <w:t xml:space="preserve"> </w:t>
-      </w:r>
-      <m:oMath>
-        <m:sSubSup>
-          <m:e>
-            <m:r>
-              <m:rPr>
-                <m:sty m:val="p"/>
-              </m:rPr>
-              <m:t>S</m:t>
-            </m:r>
-          </m:e>
-          <m:sub>
-            <m:r>
-              <m:t>4</m:t>
-            </m:r>
-          </m:sub>
-          <m:sup>
-            <m:r>
-              <m:rPr>
-                <m:sty m:val="p"/>
-              </m:rPr>
-              <m:t>−</m:t>
-            </m:r>
-          </m:sup>
-        </m:sSubSup>
-      </m:oMath>
-      <w:r>
-        <w:rPr>
-          <w:rFonts w:ascii="Times New Roman" w:hAnsi="Times New Roman" w:eastAsia="Times New Roman" w:cs="Times New Roman"/>
-        </w:rPr>
-        <w:t xml:space="preserve"> </w:t>
-      </w:r>
-      <w:r>
-        <w:rPr>
-          <w:rFonts w:hint="eastAsia" w:ascii="Times New Roman" w:hAnsi="Times New Roman" w:eastAsia="FangSong" w:cs="Times New Roman"/>
-        </w:rPr>
-        <w:t>自由基阴离子和钠离子的群青晶体的结构</w:t>
-      </w:r>
-      <w:r>
-        <w:rPr>
-          <w:rFonts w:hint="eastAsia" w:ascii="Times New Roman" w:hAnsi="Times New Roman" w:eastAsia="Times New Roman" w:cs="Times New Roman"/>
-        </w:rPr>
-        <w:t>。</w:t>
-      </w:r>
-      <w:r>
-        <w:rPr>
-          <w:rFonts w:hint="eastAsia" w:ascii="Times New Roman" w:hAnsi="Times New Roman" w:eastAsia="FangSong" w:cs="Times New Roman"/>
-        </w:rPr>
-        <w:t>下面晶胞的参数</w:t>
-      </w:r>
-      <w:r>
-        <w:rPr>
-          <w:rFonts w:ascii="Times New Roman" w:hAnsi="Times New Roman" w:eastAsia="Times New Roman" w:cs="Times New Roman"/>
-        </w:rPr>
-        <w:t xml:space="preserve"> </w:t>
-      </w:r>
-      <m:oMath>
-        <m:oMathPr>
-          <m:ctrlPr>
-            <w:rPr>
-              <w:sz w:val="28"/>
-              <w:szCs w:val="28"/>
-            </w:rPr>
-          </m:ctrlPr>
-        </m:oMathPr>
-        <m:r>
-          <m:t>a</m:t>
-        </m:r>
-        <m:r>
-          <m:rPr>
-            <m:sty m:val="p"/>
-          </m:rPr>
-          <m:t>=</m:t>
-        </m:r>
-        <m:r>
-          <m:t>90.9</m:t>
-        </m:r>
-        <m:r>
-          <m:rPr>
-            <m:sty m:val="p"/>
-          </m:rPr>
-          <m:t>p</m:t>
-        </m:r>
-        <m:r>
-          <m:rPr>
-            <m:sty m:val="p"/>
-          </m:rPr>
-          <m:t>m</m:t>
-        </m:r>
-      </m:oMath>
-      <w:r>
-        <w:rPr>
-          <w:rFonts w:ascii="Times New Roman" w:hAnsi="Times New Roman" w:eastAsia="Times New Roman" w:cs="Times New Roman"/>
-        </w:rPr>
-        <w:t xml:space="preserve"> </w:t>
-      </w:r>
-      <w:r>
-        <w:rPr>
-          <w:rFonts w:hint="eastAsia" w:ascii="Times New Roman" w:hAnsi="Times New Roman" w:eastAsia="Times New Roman" w:cs="Times New Roman"/>
-        </w:rPr>
-        <w:t>，</w:t>
-      </w:r>
-      <w:r>
-        <w:rPr>
-          <w:rFonts w:hint="eastAsia" w:ascii="Times New Roman" w:hAnsi="Times New Roman" w:eastAsia="FangSong" w:cs="Times New Roman"/>
-        </w:rPr>
-        <w:t>化合物中</w:t>
-      </w:r>
-      <w:r>
-        <w:rPr>
-          <w:rFonts w:ascii="Times New Roman" w:hAnsi="Times New Roman" w:eastAsia="Times New Roman" w:cs="Times New Roman"/>
-        </w:rPr>
-        <w:t xml:space="preserve"> </w:t>
-      </w:r>
-      <m:oMath>
-        <m:oMathPr>
-          <m:ctrlPr>
-            <w:rPr>
-              <w:sz w:val="28"/>
-              <w:szCs w:val="28"/>
-            </w:rPr>
-          </m:ctrlPr>
-        </m:oMathPr>
-        <m:r>
-          <m:rPr>
-            <m:sty m:val="p"/>
-          </m:rPr>
-          <m:t>A</m:t>
-        </m:r>
-        <m:r>
-          <m:rPr>
-            <m:sty m:val="p"/>
-          </m:rPr>
-          <m:t>l</m:t>
-        </m:r>
-        <m:r>
-          <m:rPr>
-            <m:sty m:val="p"/>
-          </m:rPr>
-          <m:t>:</m:t>
-        </m:r>
-        <m:r>
-          <m:rPr>
-            <m:sty m:val="p"/>
-          </m:rPr>
-          <m:t>S</m:t>
-        </m:r>
-        <m:r>
-          <m:rPr>
-            <m:sty m:val="p"/>
-          </m:rPr>
-          <m:t>i</m:t>
-        </m:r>
-        <m:r>
-          <m:rPr>
-            <m:sty m:val="p"/>
-          </m:rPr>
-          <m:t>=</m:t>
-        </m:r>
-        <m:r>
-          <m:t>1</m:t>
-        </m:r>
-        <m:r>
-          <m:rPr>
-            <m:sty m:val="p"/>
-          </m:rPr>
-          <m:t>:</m:t>
-        </m:r>
-        <m:r>
-          <m:t>1</m:t>
-        </m:r>
-      </m:oMath>
-      <w:r>
-        <w:rPr>
-          <w:rFonts w:ascii="Times New Roman" w:hAnsi="Times New Roman" w:eastAsia="Times New Roman" w:cs="Times New Roman"/>
-        </w:rPr>
-        <w:t xml:space="preserve"> </w:t>
-      </w:r>
-      <w:r>
-        <w:rPr>
-          <w:rFonts w:ascii="Times New Roman" w:hAnsi="Times New Roman" w:eastAsia="Times New Roman" w:cs="Times New Roman"/>
-        </w:rPr>
-        <w:t xml:space="preserve">。</w:t>
-      </w:r>
-    </w:p>
-    <w:p>
-      <w:pPr>
-        <w:pStyle w:val="BodyText"/>
-        <w:spacing w:before="160" w:after="80"/>
-        <w:jc w:val="center"/>
-      </w:pPr>
-      <w:r>
-        <w:rPr>
-          <w:rFonts w:ascii="Times New Roman" w:hAnsi="Times New Roman" w:eastAsia="Times New Roman" w:cs="Times New Roman"/>
-        </w:rPr>
-        <w:drawing>
-          <wp:inline>
-            <wp:extent cx="3240000" cy="2926244"/>
-            <wp:effectExtent b="0" l="0" r="0" t="0"/>
-            <wp:docPr descr="" title="" id="26" name="Picture"/>
-            <a:graphic>
-              <a:graphicData uri="http://schemas.openxmlformats.org/drawingml/2006/picture">
-                <pic:pic>
-                  <pic:nvPicPr>
-                    <pic:cNvPr descr="ce23375c0153981640b24240d0d366a76fdbc0db0bd7ba8dc9d2a8b2a6b10741.jpg" id="27" name="Picture"/>
-                    <pic:cNvPicPr>
-                      <a:picLocks noChangeArrowheads="1" noChangeAspect="1"/>
-                    </pic:cNvPicPr>
-                  </pic:nvPicPr>
-                  <pic:blipFill>
-                    <a:blip r:embed="rId25"/>
-                    <a:stretch>
-                      <a:fillRect/>
-                    </a:stretch>
-                  </pic:blipFill>
-                  <pic:spPr bwMode="auto">
-                    <a:xfrm>
-                      <a:off x="0" y="0"/>
-                      <a:ext cx="3240000" cy="2926244"/>
-                    </a:xfrm>
-                    <a:prstGeom prst="rect">
-                      <a:avLst/>
-                    </a:prstGeom>
-                    <a:noFill/>
-                    <a:ln w="9525">
-                      <a:noFill/>
-                      <a:headEnd/>
-                      <a:tailEnd/>
-                    </a:ln>
-                  </pic:spPr>
-                </pic:pic>
-              </a:graphicData>
-            </a:graphic>
-          </wp:inline>
-        </w:drawing>
-      </w:r>
-    </w:p>
-    <w:p>
-      <w:pPr>
-        <w:spacing w:before="160" w:after="80"/>
-      </w:pPr>
-      <w:r>
-        <w:pict>
-          <v:rect style="width:0;height:1.5pt" o:hralign="center" o:hrstd="t" o:hr="t"/>
-        </w:pict>
-      </w:r>
-    </w:p>
-    <w:bookmarkEnd w:id="28"/>
-    <w:bookmarkStart w:id="32" w:name="第12题"/>
-    <w:p>
-      <w:pPr>
-        <w:pStyle w:val="Heading3"/>
-        <w:spacing w:before="280" w:after="120"/>
-      </w:pPr>
-      <w:r>
-        <w:rPr>
-          <w:rFonts w:hint="eastAsia" w:ascii="Times New Roman" w:hAnsi="Times New Roman" w:eastAsia="SimHei" w:cs="Times New Roman"/>
-        </w:rPr>
-        <w:t>第</w:t>
-      </w:r>
-      <w:r>
-        <w:rPr>
-          <w:rFonts w:hint="eastAsia" w:ascii="Times New Roman" w:hAnsi="Times New Roman" w:eastAsia="Times New Roman" w:cs="Times New Roman"/>
-        </w:rPr>
-        <w:t>12</w:t>
-      </w:r>
-      <w:r>
-        <w:rPr>
-          <w:rFonts w:hint="eastAsia" w:ascii="Times New Roman" w:hAnsi="Times New Roman" w:eastAsia="SimHei" w:cs="Times New Roman"/>
-        </w:rPr>
-        <w:t>题</w:t>
-      </w:r>
-    </w:p>
-    <w:p>
-      <w:pPr>
-        <w:pStyle w:val="FirstParagraph"/>
-      </w:pPr>
-      <w:r>
-        <w:rPr>
-          <w:rFonts w:hint="eastAsia" w:ascii="Times New Roman" w:hAnsi="Times New Roman" w:eastAsia="FangSong" w:cs="Times New Roman"/>
-        </w:rPr>
-        <w:t>硫酸铜有多种结晶水合物</w:t>
-      </w:r>
-      <w:r>
-        <w:rPr>
-          <w:rFonts w:hint="eastAsia" w:ascii="Times New Roman" w:hAnsi="Times New Roman" w:eastAsia="Times New Roman" w:cs="Times New Roman"/>
-        </w:rPr>
-        <w:t>，</w:t>
-      </w:r>
-      <w:r>
-        <w:rPr>
-          <w:rFonts w:hint="eastAsia" w:ascii="Times New Roman" w:hAnsi="Times New Roman" w:eastAsia="FangSong" w:cs="Times New Roman"/>
-        </w:rPr>
-        <w:t>下图示出了其中一种的结构</w:t>
-      </w:r>
-      <w:r>
-        <w:rPr>
-          <w:rFonts w:hint="eastAsia" w:ascii="Times New Roman" w:hAnsi="Times New Roman" w:eastAsia="Times New Roman" w:cs="Times New Roman"/>
-        </w:rPr>
-        <w:t>，</w:t>
-      </w:r>
-      <w:r>
-        <w:rPr>
-          <w:rFonts w:hint="eastAsia" w:ascii="Times New Roman" w:hAnsi="Times New Roman" w:eastAsia="FangSong" w:cs="Times New Roman"/>
-        </w:rPr>
-        <w:t>其中白球为</w:t>
-      </w:r>
-      <w:r>
-        <w:rPr>
-          <w:rFonts w:ascii="Times New Roman" w:hAnsi="Times New Roman" w:eastAsia="Times New Roman" w:cs="Times New Roman"/>
-        </w:rPr>
-        <w:t xml:space="preserve"> </w:t>
-      </w:r>
-      <w:r>
-        <w:rPr>
-          <w:rFonts w:hint="eastAsia" w:ascii="Times New Roman" w:hAnsi="Times New Roman" w:eastAsia="Times New Roman" w:cs="Times New Roman"/>
-        </w:rPr>
-        <w:t>S、</w:t>
-      </w:r>
-      <w:r>
-        <w:rPr>
-          <w:rFonts w:hint="eastAsia" w:ascii="Times New Roman" w:hAnsi="Times New Roman" w:eastAsia="FangSong" w:cs="Times New Roman"/>
-        </w:rPr>
-        <w:t>灰球为</w:t>
-      </w:r>
-      <w:r>
-        <w:rPr>
-          <w:rFonts w:ascii="Times New Roman" w:hAnsi="Times New Roman" w:eastAsia="Times New Roman" w:cs="Times New Roman"/>
-        </w:rPr>
-        <w:t xml:space="preserve"> </w:t>
-      </w:r>
-      <w:r>
-        <w:rPr>
-          <w:rFonts w:hint="eastAsia" w:ascii="Times New Roman" w:hAnsi="Times New Roman" w:eastAsia="Times New Roman" w:cs="Times New Roman"/>
-        </w:rPr>
-        <w:t>Cu、</w:t>
-      </w:r>
-      <w:r>
-        <w:rPr>
-          <w:rFonts w:hint="eastAsia" w:ascii="Times New Roman" w:hAnsi="Times New Roman" w:eastAsia="FangSong" w:cs="Times New Roman"/>
-        </w:rPr>
-        <w:t>黑球为</w:t>
-      </w:r>
-      <w:r>
-        <w:rPr>
-          <w:rFonts w:ascii="Times New Roman" w:hAnsi="Times New Roman" w:eastAsia="Times New Roman" w:cs="Times New Roman"/>
-        </w:rPr>
-        <w:t xml:space="preserve"> </w:t>
-      </w:r>
-      <w:r>
-        <w:rPr>
-          <w:rFonts w:hint="eastAsia" w:ascii="Times New Roman" w:hAnsi="Times New Roman" w:eastAsia="Times New Roman" w:cs="Times New Roman"/>
-        </w:rPr>
-        <w:t>O，</w:t>
-      </w:r>
-      <w:r>
-        <w:rPr>
-          <w:rFonts w:hint="eastAsia" w:ascii="Times New Roman" w:hAnsi="Times New Roman" w:eastAsia="FangSong" w:cs="Times New Roman"/>
-        </w:rPr>
-        <w:t>氢已经省去</w:t>
-      </w:r>
-      <w:r>
-        <w:rPr>
-          <w:rFonts w:hint="eastAsia" w:ascii="Times New Roman" w:hAnsi="Times New Roman" w:eastAsia="Times New Roman" w:cs="Times New Roman"/>
-        </w:rPr>
-        <w:t>。</w:t>
-      </w:r>
-    </w:p>
-    <w:p>
-      <w:pPr>
-        <w:pStyle w:val="BodyText"/>
-        <w:spacing w:before="160" w:after="80"/>
-        <w:jc w:val="center"/>
-      </w:pPr>
-      <w:r>
-        <w:rPr>
-          <w:rFonts w:ascii="Times New Roman" w:hAnsi="Times New Roman" w:eastAsia="Times New Roman" w:cs="Times New Roman"/>
-        </w:rPr>
-        <w:drawing>
-          <wp:inline>
-            <wp:extent cx="3600000" cy="2570681"/>
-            <wp:effectExtent b="0" l="0" r="0" t="0"/>
-            <wp:docPr descr="" title="" id="30" name="Picture"/>
-            <a:graphic>
-              <a:graphicData uri="http://schemas.openxmlformats.org/drawingml/2006/picture">
-                <pic:pic>
-                  <pic:nvPicPr>
-                    <pic:cNvPr descr="8b67f3e80e6cb5c6b51198f9e50b8f46eed72196c08a9a98e99ee955a245bcf3.jpg" id="31" name="Picture"/>
-                    <pic:cNvPicPr>
-                      <a:picLocks noChangeArrowheads="1" noChangeAspect="1"/>
-                    </pic:cNvPicPr>
-                  </pic:nvPicPr>
-                  <pic:blipFill>
-                    <a:blip r:embed="rId29"/>
                     <a:stretch>
                       <a:fillRect/>
                     </a:stretch>
@@ -3659,8 +2892,8 @@
         </w:pict>
       </w:r>
     </w:p>
-    <w:bookmarkEnd w:id="32"/>
-    <w:bookmarkStart w:id="33" w:name="第13题"/>
+    <w:bookmarkEnd w:id="20"/>
+    <w:bookmarkStart w:id="24" w:name="第10题"/>
     <w:p>
       <w:pPr>
         <w:pStyle w:val="Heading3"/>
@@ -3676,7 +2909,7 @@
         <w:rPr>
           <w:rFonts w:hint="eastAsia" w:ascii="Times New Roman" w:hAnsi="Times New Roman" w:eastAsia="Times New Roman" w:cs="Times New Roman"/>
         </w:rPr>
-        <w:t>13</w:t>
+        <w:t>10</w:t>
       </w:r>
       <w:r>
         <w:rPr>
@@ -3693,25 +2926,7 @@
         <w:rPr>
           <w:rFonts w:hint="eastAsia" w:ascii="Times New Roman" w:hAnsi="Times New Roman" w:eastAsia="FangSong" w:cs="Times New Roman"/>
         </w:rPr>
-        <w:t xml:space="preserve">有三种配合物</w:t>
-      </w:r>
-      <w:r>
-        <w:rPr>
-          <w:rFonts w:ascii="Times New Roman" w:hAnsi="Times New Roman" w:eastAsia="Times New Roman" w:cs="Times New Roman"/>
-        </w:rPr>
-        <w:t xml:space="preserve"> </w:t>
-      </w:r>
-      <w:r>
-        <w:rPr>
-          <w:rFonts w:hint="eastAsia" w:ascii="Times New Roman" w:hAnsi="Times New Roman" w:eastAsia="Times New Roman" w:cs="Times New Roman"/>
-        </w:rPr>
-        <w:t>A、B、C，</w:t>
-      </w:r>
-      <w:r>
-        <w:rPr>
-          <w:rFonts w:hint="eastAsia" w:ascii="Times New Roman" w:hAnsi="Times New Roman" w:eastAsia="FangSong" w:cs="Times New Roman"/>
-        </w:rPr>
-        <w:t>它们互为水合异构体</w:t>
+        <w:t>一定条件下</w:t>
       </w:r>
       <w:r>
         <w:rPr>
@@ -3721,27 +2936,56 @@
       </w:r>
       <w:r>
         <w:rPr>
-          <w:rFonts w:hint="eastAsia" w:ascii="Times New Roman" w:hAnsi="Times New Roman" w:eastAsia="FangSong" w:cs="Times New Roman"/>
-        </w:rPr>
-        <w:t>均含同种金属</w:t>
-      </w:r>
-      <w:r>
-        <w:rPr>
-          <w:rFonts w:ascii="Times New Roman" w:hAnsi="Times New Roman" w:eastAsia="Times New Roman" w:cs="Times New Roman"/>
-        </w:rPr>
-        <w:t xml:space="preserve"> </w:t>
-      </w:r>
-      <w:r>
-        <w:rPr>
-          <w:rFonts w:hint="eastAsia" w:ascii="Times New Roman" w:hAnsi="Times New Roman" w:eastAsia="Times New Roman" w:cs="Times New Roman"/>
-        </w:rPr>
-        <w:t>D，</w:t>
-      </w:r>
-      <w:r>
-        <w:rPr>
-          <w:rFonts w:hint="eastAsia" w:ascii="Times New Roman" w:hAnsi="Times New Roman" w:eastAsia="FangSong" w:cs="Times New Roman"/>
-        </w:rPr>
-        <w:t>该金属的单质是金属中最硬的</w:t>
+          <w:rFonts w:ascii="Times New Roman" w:hAnsi="Times New Roman" w:eastAsia="Times New Roman" w:cs="Times New Roman"/>
+        </w:rPr>
+        <w:t xml:space="preserve"> </w:t>
+      </w:r>
+      <m:oMath>
+        <m:sSub>
+          <m:e>
+            <m:r>
+              <m:rPr>
+                <m:sty m:val="p"/>
+              </m:rPr>
+              <m:t>C</m:t>
+            </m:r>
+            <m:r>
+              <m:rPr>
+                <m:sty m:val="p"/>
+              </m:rPr>
+              <m:t>O</m:t>
+            </m:r>
+          </m:e>
+          <m:sub>
+            <m:r>
+              <m:t>2</m:t>
+            </m:r>
+          </m:sub>
+        </m:sSub>
+      </m:oMath>
+      <w:r>
+        <w:rPr>
+          <w:rFonts w:ascii="Times New Roman" w:hAnsi="Times New Roman" w:eastAsia="Times New Roman" w:cs="Times New Roman"/>
+        </w:rPr>
+        <w:t xml:space="preserve"> </w:t>
+      </w:r>
+      <w:r>
+        <w:rPr>
+          <w:rFonts w:hint="eastAsia" w:ascii="Times New Roman" w:hAnsi="Times New Roman" w:eastAsia="FangSong" w:cs="Times New Roman"/>
+        </w:rPr>
+        <w:t>可形成俗称干冰的晶体</w:t>
+      </w:r>
+      <w:r>
+        <w:rPr>
+          <w:rFonts w:hint="eastAsia" w:ascii="Times New Roman" w:hAnsi="Times New Roman" w:eastAsia="Times New Roman" w:cs="Times New Roman"/>
+        </w:rPr>
+        <w:t>。</w:t>
+      </w:r>
+      <w:r>
+        <w:rPr>
+          <w:rFonts w:hint="eastAsia" w:ascii="Times New Roman" w:hAnsi="Times New Roman" w:eastAsia="FangSong" w:cs="Times New Roman"/>
+        </w:rPr>
+        <w:t>如下图所示</w:t>
       </w:r>
       <w:r>
         <w:rPr>
@@ -3753,7 +2997,31 @@
         <w:rPr>
           <w:rFonts w:hint="eastAsia" w:ascii="Times New Roman" w:hAnsi="Times New Roman" w:eastAsia="FangSong" w:cs="Times New Roman"/>
         </w:rPr>
-        <w:t>其良好的光泽和耐腐蚀性常用于电镀工业和钢材制造</w:t>
+        <w:t>在干冰的立方晶胞中</w:t>
+      </w:r>
+      <w:r>
+        <w:rPr>
+          <w:rFonts w:hint="eastAsia" w:ascii="Times New Roman" w:hAnsi="Times New Roman" w:eastAsia="Times New Roman" w:cs="Times New Roman"/>
+        </w:rPr>
+        <w:t>，</w:t>
+      </w:r>
+      <w:r>
+        <w:rPr>
+          <w:rFonts w:hint="eastAsia" w:ascii="Times New Roman" w:hAnsi="Times New Roman" w:eastAsia="FangSong" w:cs="Times New Roman"/>
+        </w:rPr>
+        <w:t>碳原子位于顶点和面心位置</w:t>
+      </w:r>
+      <w:r>
+        <w:rPr>
+          <w:rFonts w:hint="eastAsia" w:ascii="Times New Roman" w:hAnsi="Times New Roman" w:eastAsia="Times New Roman" w:cs="Times New Roman"/>
+        </w:rPr>
+        <w:t>，</w:t>
+      </w:r>
+      <w:r>
+        <w:rPr>
+          <w:rFonts w:hint="eastAsia" w:ascii="Times New Roman" w:hAnsi="Times New Roman" w:eastAsia="FangSong" w:cs="Times New Roman"/>
+        </w:rPr>
+        <w:t>分子轴平行于立方体的体对角线</w:t>
       </w:r>
       <w:r>
         <w:rPr>
@@ -3765,175 +3033,106 @@
         <w:rPr>
           <w:rFonts w:hint="eastAsia" w:ascii="Times New Roman" w:hAnsi="Times New Roman" w:eastAsia="FangSong" w:cs="Times New Roman"/>
         </w:rPr>
-        <w:t>已知</w:t>
-      </w:r>
-      <w:r>
-        <w:rPr>
-          <w:rFonts w:ascii="Times New Roman" w:hAnsi="Times New Roman" w:eastAsia="Times New Roman" w:cs="Times New Roman"/>
-        </w:rPr>
-        <w:t xml:space="preserve"> A、B、C </w:t>
-      </w:r>
-      <w:r>
-        <w:rPr>
-          <w:rFonts w:hint="eastAsia" w:ascii="Times New Roman" w:hAnsi="Times New Roman" w:eastAsia="FangSong" w:cs="Times New Roman"/>
-        </w:rPr>
-        <w:t>的阴离子相同</w:t>
-      </w:r>
-      <w:r>
-        <w:rPr>
-          <w:rFonts w:hint="eastAsia" w:ascii="Times New Roman" w:hAnsi="Times New Roman" w:eastAsia="Times New Roman" w:cs="Times New Roman"/>
-        </w:rPr>
-        <w:t>，</w:t>
-      </w:r>
-      <w:r>
-        <w:rPr>
-          <w:rFonts w:hint="eastAsia" w:ascii="Times New Roman" w:hAnsi="Times New Roman" w:eastAsia="FangSong" w:cs="Times New Roman"/>
-        </w:rPr>
-        <w:t>阳离子电荷量分别为</w:t>
-      </w:r>
-      <w:r>
-        <w:rPr>
-          <w:rFonts w:ascii="Times New Roman" w:hAnsi="Times New Roman" w:eastAsia="Times New Roman" w:cs="Times New Roman"/>
-        </w:rPr>
-        <w:t xml:space="preserve"> </w:t>
-      </w:r>
-      <w:r>
-        <w:rPr>
-          <w:rFonts w:hint="eastAsia" w:ascii="Times New Roman" w:hAnsi="Times New Roman" w:eastAsia="Times New Roman" w:cs="Times New Roman"/>
-        </w:rPr>
-        <w:t xml:space="preserve">+3、+2、+1，D</w:t>
-      </w:r>
-      <w:r>
-        <w:rPr>
-          <w:rFonts w:ascii="Times New Roman" w:hAnsi="Times New Roman" w:eastAsia="Times New Roman" w:cs="Times New Roman"/>
-        </w:rPr>
-        <w:t xml:space="preserve"> </w:t>
-      </w:r>
-      <w:r>
-        <w:rPr>
-          <w:rFonts w:hint="eastAsia" w:ascii="Times New Roman" w:hAnsi="Times New Roman" w:eastAsia="FangSong" w:cs="Times New Roman"/>
-        </w:rPr>
-        <w:t xml:space="preserve">的质量分数为</w:t>
-      </w:r>
-      <w:r>
-        <w:rPr>
-          <w:rFonts w:ascii="Times New Roman" w:hAnsi="Times New Roman" w:eastAsia="Times New Roman" w:cs="Times New Roman"/>
-        </w:rPr>
-        <w:t xml:space="preserve"> 19.52%。</w:t>
-      </w:r>
-    </w:p>
-    <w:p>
-      <w:pPr>
-        <w:pStyle w:val="Compact"/>
-        <w:numPr>
-          <w:ilvl w:val="0"/>
-          <w:numId w:val="1002"/>
-        </w:numPr>
-      </w:pPr>
-      <w:r>
-        <w:rPr>
-          <w:rFonts w:hint="eastAsia" w:ascii="Times New Roman" w:hAnsi="Times New Roman" w:eastAsia="FangSong" w:cs="Times New Roman"/>
-        </w:rPr>
-        <w:t xml:space="preserve">写出能表示</w:t>
-      </w:r>
-      <w:r>
-        <w:rPr>
-          <w:rFonts w:ascii="Times New Roman" w:hAnsi="Times New Roman" w:eastAsia="Times New Roman" w:cs="Times New Roman"/>
-        </w:rPr>
-        <w:t xml:space="preserve"> A、B、C </w:t>
-      </w:r>
-      <w:r>
-        <w:rPr>
-          <w:rFonts w:hint="eastAsia" w:ascii="Times New Roman" w:hAnsi="Times New Roman" w:eastAsia="FangSong" w:cs="Times New Roman"/>
-        </w:rPr>
-        <w:t xml:space="preserve">结构的化学式并指出</w:t>
-      </w:r>
-      <w:r>
-        <w:rPr>
-          <w:rFonts w:ascii="Times New Roman" w:hAnsi="Times New Roman" w:eastAsia="Times New Roman" w:cs="Times New Roman"/>
-        </w:rPr>
-        <w:t xml:space="preserve"> A </w:t>
-      </w:r>
-      <w:r>
-        <w:rPr>
-          <w:rFonts w:hint="eastAsia" w:ascii="Times New Roman" w:hAnsi="Times New Roman" w:eastAsia="FangSong" w:cs="Times New Roman"/>
-        </w:rPr>
-        <w:t>中阳离子的构型</w:t>
-      </w:r>
-      <w:r>
-        <w:rPr>
-          <w:rFonts w:hint="eastAsia" w:ascii="Times New Roman" w:hAnsi="Times New Roman" w:eastAsia="Times New Roman" w:cs="Times New Roman"/>
-        </w:rPr>
-        <w:t>。</w:t>
-      </w:r>
-    </w:p>
-    <w:p>
-      <w:pPr>
-        <w:pStyle w:val="Compact"/>
-        <w:numPr>
-          <w:ilvl w:val="0"/>
-          <w:numId w:val="1002"/>
-        </w:numPr>
-      </w:pPr>
-      <w:r>
-        <w:rPr>
-          <w:rFonts w:ascii="Times New Roman" w:hAnsi="Times New Roman" w:eastAsia="Times New Roman" w:cs="Times New Roman"/>
-        </w:rPr>
-        <w:t xml:space="preserve">A </w:t>
-      </w:r>
-      <w:r>
-        <w:rPr>
-          <w:rFonts w:hint="eastAsia" w:ascii="Times New Roman" w:hAnsi="Times New Roman" w:eastAsia="FangSong" w:cs="Times New Roman"/>
-        </w:rPr>
-        <w:t>的水溶液若加入少量碱可生成某种双核配合物</w:t>
-      </w:r>
-      <w:r>
-        <w:rPr>
-          <w:rFonts w:hint="eastAsia" w:ascii="Times New Roman" w:hAnsi="Times New Roman" w:eastAsia="Times New Roman" w:cs="Times New Roman"/>
-        </w:rPr>
-        <w:t>,</w:t>
-      </w:r>
-      <w:r>
-        <w:rPr>
-          <w:rFonts w:ascii="Times New Roman" w:hAnsi="Times New Roman" w:eastAsia="Times New Roman" w:cs="Times New Roman"/>
-        </w:rPr>
-        <w:t xml:space="preserve"> </w:t>
-      </w:r>
-      <w:r>
-        <w:rPr>
-          <w:rFonts w:hint="eastAsia" w:ascii="Times New Roman" w:hAnsi="Times New Roman" w:eastAsia="FangSong" w:cs="Times New Roman"/>
-        </w:rPr>
-        <w:t xml:space="preserve">其阳离子中</w:t>
-      </w:r>
-      <w:r>
-        <w:rPr>
-          <w:rFonts w:ascii="Times New Roman" w:hAnsi="Times New Roman" w:eastAsia="Times New Roman" w:cs="Times New Roman"/>
-        </w:rPr>
-        <w:t xml:space="preserve"> D </w:t>
-      </w:r>
-      <w:r>
-        <w:rPr>
-          <w:rFonts w:hint="eastAsia" w:ascii="Times New Roman" w:hAnsi="Times New Roman" w:eastAsia="FangSong" w:cs="Times New Roman"/>
-        </w:rPr>
-        <w:t xml:space="preserve">的质量分数为</w:t>
-      </w:r>
-      <w:r>
-        <w:rPr>
-          <w:rFonts w:ascii="Times New Roman" w:hAnsi="Times New Roman" w:eastAsia="Times New Roman" w:cs="Times New Roman"/>
-        </w:rPr>
-        <w:t xml:space="preserve"> 36.87%, </w:t>
-      </w:r>
-      <w:r>
-        <w:rPr>
-          <w:rFonts w:hint="eastAsia" w:ascii="Times New Roman" w:hAnsi="Times New Roman" w:eastAsia="FangSong" w:cs="Times New Roman"/>
-        </w:rPr>
-        <w:t>请写出该阳离子的化学式并画出其结构</w:t>
-      </w:r>
-      <w:r>
-        <w:rPr>
-          <w:rFonts w:hint="eastAsia" w:ascii="Times New Roman" w:hAnsi="Times New Roman" w:eastAsia="Times New Roman" w:cs="Times New Roman"/>
-        </w:rPr>
-        <w:t>。</w:t>
+        <w:t>晶体中</w:t>
+      </w:r>
+      <w:r>
+        <w:rPr>
+          <w:rFonts w:hint="eastAsia" w:ascii="Times New Roman" w:hAnsi="Times New Roman" w:eastAsia="Times New Roman" w:cs="Times New Roman"/>
+        </w:rPr>
+        <w:t>C-O</w:t>
+      </w:r>
+      <w:r>
+        <w:rPr>
+          <w:rFonts w:hint="eastAsia" w:ascii="Times New Roman" w:hAnsi="Times New Roman" w:eastAsia="FangSong" w:cs="Times New Roman"/>
+        </w:rPr>
+        <w:t>键长为</w:t>
+      </w:r>
+      <w:r>
+        <w:rPr>
+          <w:rFonts w:ascii="Times New Roman" w:hAnsi="Times New Roman" w:eastAsia="Times New Roman" w:cs="Times New Roman"/>
+        </w:rPr>
+        <w:t xml:space="preserve"> </w:t>
+      </w:r>
+      <m:oMath>
+        <m:r>
+          <m:t>116</m:t>
+        </m:r>
+        <m:r>
+          <m:rPr>
+            <m:sty m:val="p"/>
+          </m:rPr>
+          <m:t>p</m:t>
+        </m:r>
+        <m:r>
+          <m:rPr>
+            <m:sty m:val="p"/>
+          </m:rPr>
+          <m:t>m</m:t>
+        </m:r>
+      </m:oMath>
+      <w:r>
+        <w:rPr>
+          <w:rFonts w:ascii="Times New Roman" w:hAnsi="Times New Roman" w:eastAsia="Times New Roman" w:cs="Times New Roman"/>
+        </w:rPr>
+        <w:t xml:space="preserve"> </w:t>
+      </w:r>
+      <w:r>
+        <w:rPr>
+          <w:rFonts w:ascii="Times New Roman" w:hAnsi="Times New Roman" w:eastAsia="Times New Roman" w:cs="Times New Roman"/>
+        </w:rPr>
+        <w:t xml:space="preserve">。</w:t>
+      </w:r>
+    </w:p>
+    <w:p>
+      <w:pPr>
+        <w:pStyle w:val="BodyText"/>
+        <w:spacing w:before="160" w:after="80"/>
+        <w:jc w:val="center"/>
+      </w:pPr>
+      <w:r>
+        <w:rPr>
+          <w:rFonts w:ascii="Times New Roman" w:hAnsi="Times New Roman" w:eastAsia="Times New Roman" w:cs="Times New Roman"/>
+        </w:rPr>
+        <w:drawing>
+          <wp:inline>
+            <wp:extent cx="3240000" cy="2945454"/>
+            <wp:effectExtent b="0" l="0" r="0" t="0"/>
+            <wp:docPr descr="" title="" id="22" name="Picture"/>
+            <a:graphic>
+              <a:graphicData uri="http://schemas.openxmlformats.org/drawingml/2006/picture">
+                <pic:pic>
+                  <pic:nvPicPr>
+                    <pic:cNvPr descr="4b82c9eada25500c9ca34bf087af84079443dd23fb6f98965008e69bfb55a8a8.jpg" id="23" name="Picture"/>
+                    <pic:cNvPicPr>
+                      <a:picLocks noChangeArrowheads="1" noChangeAspect="1"/>
+                    </pic:cNvPicPr>
+                  </pic:nvPicPr>
+                  <pic:blipFill>
+                    <a:blip r:embed="rId21"/>
+                    <a:stretch>
+                      <a:fillRect/>
+                    </a:stretch>
+                  </pic:blipFill>
+                  <pic:spPr bwMode="auto">
+                    <a:xfrm>
+                      <a:off x="0" y="0"/>
+                      <a:ext cx="3240000" cy="2945454"/>
+                    </a:xfrm>
+                    <a:prstGeom prst="rect">
+                      <a:avLst/>
+                    </a:prstGeom>
+                    <a:noFill/>
+                    <a:ln w="9525">
+                      <a:noFill/>
+                      <a:headEnd/>
+                      <a:tailEnd/>
+                    </a:ln>
+                  </pic:spPr>
+                </pic:pic>
+              </a:graphicData>
+            </a:graphic>
+          </wp:inline>
+        </w:drawing>
       </w:r>
     </w:p>
     <w:p>
@@ -3946,8 +3145,8 @@
         </w:pict>
       </w:r>
     </w:p>
-    <w:bookmarkEnd w:id="33"/>
-    <w:bookmarkStart w:id="34" w:name="第14题"/>
+    <w:bookmarkEnd w:id="24"/>
+    <w:bookmarkStart w:id="28" w:name="第11题"/>
     <w:p>
       <w:pPr>
         <w:pStyle w:val="Heading3"/>
@@ -3963,7 +3162,7 @@
         <w:rPr>
           <w:rFonts w:hint="eastAsia" w:ascii="Times New Roman" w:hAnsi="Times New Roman" w:eastAsia="Times New Roman" w:cs="Times New Roman"/>
         </w:rPr>
-        <w:t>14</w:t>
+        <w:t>11</w:t>
       </w:r>
       <w:r>
         <w:rPr>
@@ -3978,9 +3177,51 @@
       </w:pPr>
       <w:r>
         <w:rPr>
-          <w:rFonts w:hint="eastAsia" w:ascii="Times New Roman" w:hAnsi="Times New Roman" w:eastAsia="FangSong" w:cs="Times New Roman"/>
-        </w:rPr>
-        <w:t xml:space="preserve">在</w:t>
+          <w:rFonts w:ascii="Times New Roman" w:hAnsi="Times New Roman" w:eastAsia="Times New Roman" w:cs="Times New Roman"/>
+        </w:rPr>
+        <w:t xml:space="preserve">AgI </w:t>
+      </w:r>
+      <w:r>
+        <w:rPr>
+          <w:rFonts w:hint="eastAsia" w:ascii="Times New Roman" w:hAnsi="Times New Roman" w:eastAsia="FangSong" w:cs="Times New Roman"/>
+        </w:rPr>
+        <w:t>存在多种晶型</w:t>
+      </w:r>
+      <w:r>
+        <w:rPr>
+          <w:rFonts w:hint="eastAsia" w:ascii="Times New Roman" w:hAnsi="Times New Roman" w:eastAsia="Times New Roman" w:cs="Times New Roman"/>
+        </w:rPr>
+        <w:t>，</w:t>
+      </w:r>
+      <w:r>
+        <w:rPr>
+          <w:rFonts w:hint="eastAsia" w:ascii="Times New Roman" w:hAnsi="Times New Roman" w:eastAsia="FangSong" w:cs="Times New Roman"/>
+        </w:rPr>
+        <w:t>温度对其晶型有较大影响</w:t>
+      </w:r>
+      <w:r>
+        <w:rPr>
+          <w:rFonts w:hint="eastAsia" w:ascii="Times New Roman" w:hAnsi="Times New Roman" w:eastAsia="Times New Roman" w:cs="Times New Roman"/>
+        </w:rPr>
+        <w:t>：</w:t>
+      </w:r>
+      <w:r>
+        <w:rPr>
+          <w:rFonts w:hint="eastAsia" w:ascii="Times New Roman" w:hAnsi="Times New Roman" w:eastAsia="FangSong" w:cs="Times New Roman"/>
+        </w:rPr>
+        <w:t>常压下低于</w:t>
+      </w:r>
+      <w:r>
+        <w:rPr>
+          <w:rFonts w:ascii="Times New Roman" w:hAnsi="Times New Roman" w:eastAsia="Times New Roman" w:cs="Times New Roman"/>
+        </w:rPr>
+        <w:t xml:space="preserve"> 409K </w:t>
+      </w:r>
+      <w:r>
+        <w:rPr>
+          <w:rFonts w:hint="eastAsia" w:ascii="Times New Roman" w:hAnsi="Times New Roman" w:eastAsia="FangSong" w:cs="Times New Roman"/>
+        </w:rPr>
+        <w:t xml:space="preserve">时为</w:t>
       </w:r>
       <w:r>
         <w:rPr>
@@ -3990,25 +3231,7 @@
       </w:r>
       <m:oMath>
         <m:r>
-          <m:t>N</m:t>
-        </m:r>
-        <m:sSub>
-          <m:e>
-            <m:r>
-              <m:t>H</m:t>
-            </m:r>
-          </m:e>
-          <m:sub>
-            <m:r>
-              <m:t>4</m:t>
-            </m:r>
-          </m:sub>
-        </m:sSub>
-        <m:r>
-          <m:t>C</m:t>
-        </m:r>
-        <m:r>
-          <m:t>l</m:t>
+          <m:t>γ</m:t>
         </m:r>
       </m:oMath>
       <w:r>
@@ -4019,9 +3242,45 @@
       </w:r>
       <w:r>
         <w:rPr>
-          <w:rFonts w:hint="eastAsia" w:ascii="Times New Roman" w:hAnsi="Times New Roman" w:eastAsia="FangSong" w:cs="Times New Roman"/>
-        </w:rPr>
-        <w:t xml:space="preserve">水溶液中用空气氧化</w:t>
+          <w:rFonts w:hint="eastAsia" w:ascii="Times New Roman" w:hAnsi="Times New Roman" w:eastAsia="Times New Roman" w:cs="Times New Roman"/>
+        </w:rPr>
+        <w:t>-AgI，</w:t>
+      </w:r>
+      <w:r>
+        <w:rPr>
+          <w:rFonts w:hint="eastAsia" w:ascii="Times New Roman" w:hAnsi="Times New Roman" w:eastAsia="FangSong" w:cs="Times New Roman"/>
+        </w:rPr>
+        <w:t>是立方</w:t>
+      </w:r>
+      <w:r>
+        <w:rPr>
+          <w:rFonts w:ascii="Times New Roman" w:hAnsi="Times New Roman" w:eastAsia="Times New Roman" w:cs="Times New Roman"/>
+        </w:rPr>
+        <w:t xml:space="preserve"> ZnS </w:t>
+      </w:r>
+      <w:r>
+        <w:rPr>
+          <w:rFonts w:hint="eastAsia" w:ascii="Times New Roman" w:hAnsi="Times New Roman" w:eastAsia="FangSong" w:cs="Times New Roman"/>
+        </w:rPr>
+        <w:t>结构</w:t>
+      </w:r>
+      <w:r>
+        <w:rPr>
+          <w:rFonts w:hint="eastAsia" w:ascii="Times New Roman" w:hAnsi="Times New Roman" w:eastAsia="Times New Roman" w:cs="Times New Roman"/>
+        </w:rPr>
+        <w:t>；409K～419K</w:t>
+      </w:r>
+      <w:r>
+        <w:rPr>
+          <w:rFonts w:ascii="Times New Roman" w:hAnsi="Times New Roman" w:eastAsia="Times New Roman" w:cs="Times New Roman"/>
+        </w:rPr>
+        <w:t xml:space="preserve"> </w:t>
+      </w:r>
+      <w:r>
+        <w:rPr>
+          <w:rFonts w:hint="eastAsia" w:ascii="Times New Roman" w:hAnsi="Times New Roman" w:eastAsia="FangSong" w:cs="Times New Roman"/>
+        </w:rPr>
+        <w:t xml:space="preserve">时为</w:t>
       </w:r>
       <w:r>
         <w:rPr>
@@ -4031,26 +3290,8 @@
       </w:r>
       <m:oMath>
         <m:r>
-          <m:t>C</m:t>
-        </m:r>
-        <m:r>
-          <m:t>o</m:t>
-        </m:r>
-        <m:r>
-          <m:t>C</m:t>
-        </m:r>
-        <m:sSub>
-          <m:e>
-            <m:r>
-              <m:t>O</m:t>
-            </m:r>
-          </m:e>
-          <m:sub>
-            <m:r>
-              <m:t>3</m:t>
-            </m:r>
-          </m:sub>
-        </m:sSub>
+          <m:t>β</m:t>
+        </m:r>
       </m:oMath>
       <w:r>
         <w:rPr>
@@ -4062,670 +3303,149 @@
         <w:rPr>
           <w:rFonts w:hint="eastAsia" w:ascii="Times New Roman" w:hAnsi="Times New Roman" w:eastAsia="Times New Roman" w:cs="Times New Roman"/>
         </w:rPr>
+        <w:t>-AgI，</w:t>
+      </w:r>
+      <w:r>
+        <w:rPr>
+          <w:rFonts w:hint="eastAsia" w:ascii="Times New Roman" w:hAnsi="Times New Roman" w:eastAsia="FangSong" w:cs="Times New Roman"/>
+        </w:rPr>
+        <w:t>是六方</w:t>
+      </w:r>
+      <w:r>
+        <w:rPr>
+          <w:rFonts w:ascii="Times New Roman" w:hAnsi="Times New Roman" w:eastAsia="Times New Roman" w:cs="Times New Roman"/>
+        </w:rPr>
+        <w:t xml:space="preserve"> ZnS </w:t>
+      </w:r>
+      <w:r>
+        <w:rPr>
+          <w:rFonts w:hint="eastAsia" w:ascii="Times New Roman" w:hAnsi="Times New Roman" w:eastAsia="FangSong" w:cs="Times New Roman"/>
+        </w:rPr>
+        <w:t>结构</w:t>
+      </w:r>
+      <w:r>
+        <w:rPr>
+          <w:rFonts w:hint="eastAsia" w:ascii="Times New Roman" w:hAnsi="Times New Roman" w:eastAsia="Times New Roman" w:cs="Times New Roman"/>
+        </w:rPr>
+        <w:t>；</w:t>
+      </w:r>
+      <w:r>
+        <w:rPr>
+          <w:rFonts w:hint="eastAsia" w:ascii="Times New Roman" w:hAnsi="Times New Roman" w:eastAsia="FangSong" w:cs="Times New Roman"/>
+        </w:rPr>
+        <w:t>高于</w:t>
+      </w:r>
+      <w:r>
+        <w:rPr>
+          <w:rFonts w:ascii="Times New Roman" w:hAnsi="Times New Roman" w:eastAsia="Times New Roman" w:cs="Times New Roman"/>
+        </w:rPr>
+        <w:t xml:space="preserve"> 419K </w:t>
+      </w:r>
+      <w:r>
+        <w:rPr>
+          <w:rFonts w:hint="eastAsia" w:ascii="Times New Roman" w:hAnsi="Times New Roman" w:eastAsia="FangSong" w:cs="Times New Roman"/>
+        </w:rPr>
+        <w:t xml:space="preserve">时为</w:t>
+      </w:r>
+      <w:r>
+        <w:rPr>
+          <w:rFonts w:ascii="Times New Roman" w:hAnsi="Times New Roman" w:eastAsia="Times New Roman" w:cs="Times New Roman"/>
+        </w:rPr>
+        <w:t xml:space="preserve"> </w:t>
+      </w:r>
+      <m:oMath>
+        <m:r>
+          <m:t>α</m:t>
+        </m:r>
+      </m:oMath>
+      <w:r>
+        <w:rPr>
+          <w:rFonts w:ascii="Times New Roman" w:hAnsi="Times New Roman" w:eastAsia="Times New Roman" w:cs="Times New Roman"/>
+        </w:rPr>
+        <w:t xml:space="preserve"> </w:t>
+      </w:r>
+      <w:r>
+        <w:rPr>
+          <w:rFonts w:hint="eastAsia" w:ascii="Times New Roman" w:hAnsi="Times New Roman" w:eastAsia="Times New Roman" w:cs="Times New Roman"/>
+        </w:rPr>
+        <w:t>-AgI，</w:t>
+      </w:r>
+      <w:r>
+        <w:rPr>
+          <w:rFonts w:hint="eastAsia" w:ascii="Times New Roman" w:hAnsi="Times New Roman" w:eastAsia="FangSong" w:cs="Times New Roman"/>
+        </w:rPr>
+        <w:t>是体心立方</w:t>
+      </w:r>
+      <w:r>
+        <w:rPr>
+          <w:rFonts w:ascii="Times New Roman" w:hAnsi="Times New Roman" w:eastAsia="Times New Roman" w:cs="Times New Roman"/>
+        </w:rPr>
+        <w:t xml:space="preserve"> ZnS </w:t>
+      </w:r>
+      <w:r>
+        <w:rPr>
+          <w:rFonts w:hint="eastAsia" w:ascii="Times New Roman" w:hAnsi="Times New Roman" w:eastAsia="FangSong" w:cs="Times New Roman"/>
+        </w:rPr>
+        <w:t>结构</w:t>
+      </w:r>
+      <w:r>
+        <w:rPr>
+          <w:rFonts w:hint="eastAsia" w:ascii="Times New Roman" w:hAnsi="Times New Roman" w:eastAsia="Times New Roman" w:cs="Times New Roman"/>
+        </w:rPr>
+        <w:t>。</w:t>
+      </w:r>
+      <w:r>
+        <w:rPr>
+          <w:rFonts w:ascii="Times New Roman" w:hAnsi="Times New Roman" w:eastAsia="Times New Roman" w:cs="Times New Roman"/>
+        </w:rPr>
+        <w:t xml:space="preserve"> </w:t>
+      </w:r>
+      <m:oMath>
+        <m:r>
+          <m:t>α</m:t>
+        </m:r>
+      </m:oMath>
+      <w:r>
+        <w:rPr>
+          <w:rFonts w:ascii="Times New Roman" w:hAnsi="Times New Roman" w:eastAsia="Times New Roman" w:cs="Times New Roman"/>
+        </w:rPr>
+        <w:t xml:space="preserve"> </w:t>
+      </w:r>
+      <w:r>
+        <w:rPr>
+          <w:rFonts w:ascii="Times New Roman" w:hAnsi="Times New Roman" w:eastAsia="Times New Roman" w:cs="Times New Roman"/>
+        </w:rPr>
+        <w:t xml:space="preserve">-AgI </w:t>
+      </w:r>
+      <w:r>
+        <w:rPr>
+          <w:rFonts w:hint="eastAsia" w:ascii="Times New Roman" w:hAnsi="Times New Roman" w:eastAsia="FangSong" w:cs="Times New Roman"/>
+        </w:rPr>
+        <w:t>的结构较为复杂</w:t>
+      </w:r>
+      <w:r>
+        <w:rPr>
+          <w:rFonts w:hint="eastAsia" w:ascii="Times New Roman" w:hAnsi="Times New Roman" w:eastAsia="Times New Roman" w:cs="Times New Roman"/>
+        </w:rPr>
         <w:t>，</w:t>
       </w:r>
       <w:r>
         <w:rPr>
           <w:rFonts w:hint="eastAsia" w:ascii="Times New Roman" w:hAnsi="Times New Roman" w:eastAsia="FangSong" w:cs="Times New Roman"/>
         </w:rPr>
-        <w:t>得到一种有红色光泽的晶体</w:t>
-      </w:r>
-      <w:r>
-        <w:rPr>
-          <w:rFonts w:ascii="Times New Roman" w:hAnsi="Times New Roman" w:eastAsia="Times New Roman" w:cs="Times New Roman"/>
-        </w:rPr>
-        <w:t xml:space="preserve"> A。A </w:t>
-      </w:r>
-      <w:r>
-        <w:rPr>
-          <w:rFonts w:hint="eastAsia" w:ascii="Times New Roman" w:hAnsi="Times New Roman" w:eastAsia="FangSong" w:cs="Times New Roman"/>
-        </w:rPr>
-        <w:t>不带结晶水</w:t>
-      </w:r>
-      <w:r>
-        <w:rPr>
-          <w:rFonts w:hint="eastAsia" w:ascii="Times New Roman" w:hAnsi="Times New Roman" w:eastAsia="Times New Roman" w:cs="Times New Roman"/>
-        </w:rPr>
-        <w:t>，</w:t>
-      </w:r>
-      <w:r>
-        <w:rPr>
-          <w:rFonts w:hint="eastAsia" w:ascii="Times New Roman" w:hAnsi="Times New Roman" w:eastAsia="FangSong" w:cs="Times New Roman"/>
-        </w:rPr>
-        <w:t>且</w:t>
-      </w:r>
-      <w:r>
-        <w:rPr>
-          <w:rFonts w:ascii="Times New Roman" w:hAnsi="Times New Roman" w:eastAsia="Times New Roman" w:cs="Times New Roman"/>
-        </w:rPr>
-        <w:t xml:space="preserve"> 4.45g A </w:t>
-      </w:r>
-      <w:r>
-        <w:rPr>
-          <w:rFonts w:hint="eastAsia" w:ascii="Times New Roman" w:hAnsi="Times New Roman" w:eastAsia="FangSong" w:cs="Times New Roman"/>
-        </w:rPr>
-        <w:t xml:space="preserve">能够与</w:t>
-      </w:r>
-      <w:r>
-        <w:rPr>
-          <w:rFonts w:ascii="Times New Roman" w:hAnsi="Times New Roman" w:eastAsia="Times New Roman" w:cs="Times New Roman"/>
-        </w:rPr>
-        <w:t xml:space="preserve"> 40.0mL 0.5000mol/L</w:t>
-      </w:r>
-      <w:r>
-        <w:rPr>
-          <w:rFonts w:ascii="Times New Roman" w:hAnsi="Times New Roman" w:eastAsia="Times New Roman" w:cs="Times New Roman"/>
-        </w:rPr>
-        <w:t xml:space="preserve"> </w:t>
-      </w:r>
-      <m:oMath>
-        <m:r>
-          <m:t>A</m:t>
-        </m:r>
-        <m:r>
-          <m:t>g</m:t>
-        </m:r>
-        <m:r>
-          <m:t>N</m:t>
-        </m:r>
-        <m:sSub>
-          <m:e>
-            <m:r>
-              <m:t>O</m:t>
-            </m:r>
-          </m:e>
-          <m:sub>
-            <m:r>
-              <m:t>3</m:t>
-            </m:r>
-          </m:sub>
-        </m:sSub>
-      </m:oMath>
-      <w:r>
-        <w:rPr>
-          <w:rFonts w:ascii="Times New Roman" w:hAnsi="Times New Roman" w:eastAsia="Times New Roman" w:cs="Times New Roman"/>
-        </w:rPr>
-        <w:t xml:space="preserve"> </w:t>
-      </w:r>
-      <w:r>
-        <w:rPr>
-          <w:rFonts w:hint="eastAsia" w:ascii="Times New Roman" w:hAnsi="Times New Roman" w:eastAsia="FangSong" w:cs="Times New Roman"/>
-        </w:rPr>
-        <w:t>溶液完全反应</w:t>
-      </w:r>
-      <w:r>
-        <w:rPr>
-          <w:rFonts w:hint="eastAsia" w:ascii="Times New Roman" w:hAnsi="Times New Roman" w:eastAsia="Times New Roman" w:cs="Times New Roman"/>
-        </w:rPr>
-        <w:t>。</w:t>
-      </w:r>
-      <w:r>
-        <w:rPr>
-          <w:rFonts w:hint="eastAsia" w:ascii="Times New Roman" w:hAnsi="Times New Roman" w:eastAsia="FangSong" w:cs="Times New Roman"/>
-        </w:rPr>
-        <w:t>将</w:t>
-      </w:r>
-      <w:r>
-        <w:rPr>
-          <w:rFonts w:ascii="Times New Roman" w:hAnsi="Times New Roman" w:eastAsia="Times New Roman" w:cs="Times New Roman"/>
-        </w:rPr>
-        <w:t xml:space="preserve"> A </w:t>
-      </w:r>
-      <w:r>
-        <w:rPr>
-          <w:rFonts w:hint="eastAsia" w:ascii="Times New Roman" w:hAnsi="Times New Roman" w:eastAsia="FangSong" w:cs="Times New Roman"/>
-        </w:rPr>
-        <w:t xml:space="preserve">的固体在</w:t>
-      </w:r>
-      <w:r>
-        <w:rPr>
-          <w:rFonts w:ascii="Times New Roman" w:hAnsi="Times New Roman" w:eastAsia="Times New Roman" w:cs="Times New Roman"/>
-        </w:rPr>
-        <w:t xml:space="preserve"> </w:t>
-      </w:r>
-      <m:oMath>
-        <m:sSup>
-          <m:e>
-            <m:r>
-              <m:t>0</m:t>
-            </m:r>
-          </m:e>
-          <m:sup>
-            <m:r>
-              <m:rPr>
-                <m:sty m:val="p"/>
-              </m:rPr>
-              <m:t>∘</m:t>
-            </m:r>
-          </m:sup>
-        </m:sSup>
-        <m:r>
-          <m:t>C</m:t>
-        </m:r>
-      </m:oMath>
-      <w:r>
-        <w:rPr>
-          <w:rFonts w:ascii="Times New Roman" w:hAnsi="Times New Roman" w:eastAsia="Times New Roman" w:cs="Times New Roman"/>
-        </w:rPr>
-        <w:t xml:space="preserve"> </w:t>
-      </w:r>
-      <w:r>
-        <w:rPr>
-          <w:rFonts w:hint="eastAsia" w:ascii="Times New Roman" w:hAnsi="Times New Roman" w:eastAsia="FangSong" w:cs="Times New Roman"/>
-        </w:rPr>
-        <w:t xml:space="preserve">下加入用</w:t>
-      </w:r>
-      <w:r>
-        <w:rPr>
-          <w:rFonts w:ascii="Times New Roman" w:hAnsi="Times New Roman" w:eastAsia="Times New Roman" w:cs="Times New Roman"/>
-        </w:rPr>
-        <w:t xml:space="preserve"> HCl </w:t>
-      </w:r>
-      <w:r>
-        <w:rPr>
-          <w:rFonts w:hint="eastAsia" w:ascii="Times New Roman" w:hAnsi="Times New Roman" w:eastAsia="FangSong" w:cs="Times New Roman"/>
-        </w:rPr>
-        <w:t>饱和的无水乙醇中</w:t>
-      </w:r>
-      <w:r>
-        <w:rPr>
-          <w:rFonts w:hint="eastAsia" w:ascii="Times New Roman" w:hAnsi="Times New Roman" w:eastAsia="Times New Roman" w:cs="Times New Roman"/>
-        </w:rPr>
-        <w:t>，</w:t>
-      </w:r>
-      <w:r>
-        <w:rPr>
-          <w:rFonts w:hint="eastAsia" w:ascii="Times New Roman" w:hAnsi="Times New Roman" w:eastAsia="FangSong" w:cs="Times New Roman"/>
-        </w:rPr>
-        <w:t>得到一种蓝黑色固体混合物</w:t>
-      </w:r>
-      <w:r>
-        <w:rPr>
-          <w:rFonts w:hint="eastAsia" w:ascii="Times New Roman" w:hAnsi="Times New Roman" w:eastAsia="Times New Roman" w:cs="Times New Roman"/>
-        </w:rPr>
-        <w:t>。</w:t>
-      </w:r>
-      <w:r>
-        <w:rPr>
-          <w:rFonts w:hint="eastAsia" w:ascii="Times New Roman" w:hAnsi="Times New Roman" w:eastAsia="FangSong" w:cs="Times New Roman"/>
-        </w:rPr>
-        <w:t>将这种混合物过滤并用乙醇洗涤</w:t>
-      </w:r>
-      <w:r>
-        <w:rPr>
-          <w:rFonts w:hint="eastAsia" w:ascii="Times New Roman" w:hAnsi="Times New Roman" w:eastAsia="Times New Roman" w:cs="Times New Roman"/>
-        </w:rPr>
-        <w:t>，</w:t>
-      </w:r>
-      <w:r>
-        <w:rPr>
-          <w:rFonts w:hint="eastAsia" w:ascii="Times New Roman" w:hAnsi="Times New Roman" w:eastAsia="FangSong" w:cs="Times New Roman"/>
-        </w:rPr>
-        <w:t>再用冷水洗涤</w:t>
-      </w:r>
-      <w:r>
-        <w:rPr>
-          <w:rFonts w:hint="eastAsia" w:ascii="Times New Roman" w:hAnsi="Times New Roman" w:eastAsia="Times New Roman" w:cs="Times New Roman"/>
-        </w:rPr>
-        <w:t>，</w:t>
-      </w:r>
-      <w:r>
-        <w:rPr>
-          <w:rFonts w:hint="eastAsia" w:ascii="Times New Roman" w:hAnsi="Times New Roman" w:eastAsia="FangSong" w:cs="Times New Roman"/>
-        </w:rPr>
-        <w:t>经过进一步纯化</w:t>
-      </w:r>
-      <w:r>
-        <w:rPr>
-          <w:rFonts w:hint="eastAsia" w:ascii="Times New Roman" w:hAnsi="Times New Roman" w:eastAsia="Times New Roman" w:cs="Times New Roman"/>
-        </w:rPr>
-        <w:t>，</w:t>
-      </w:r>
-      <w:r>
-        <w:rPr>
-          <w:rFonts w:hint="eastAsia" w:ascii="Times New Roman" w:hAnsi="Times New Roman" w:eastAsia="FangSong" w:cs="Times New Roman"/>
-        </w:rPr>
-        <w:t>得到的主要产物是紫黑色晶体</w:t>
-      </w:r>
-      <w:r>
-        <w:rPr>
-          <w:rFonts w:ascii="Times New Roman" w:hAnsi="Times New Roman" w:eastAsia="Times New Roman" w:cs="Times New Roman"/>
-        </w:rPr>
-        <w:t xml:space="preserve"> </w:t>
-      </w:r>
-      <w:r>
-        <w:rPr>
-          <w:rFonts w:hint="eastAsia" w:ascii="Times New Roman" w:hAnsi="Times New Roman" w:eastAsia="Times New Roman" w:cs="Times New Roman"/>
-        </w:rPr>
-        <w:t xml:space="preserve">B，B</w:t>
-      </w:r>
-      <w:r>
-        <w:rPr>
-          <w:rFonts w:ascii="Times New Roman" w:hAnsi="Times New Roman" w:eastAsia="Times New Roman" w:cs="Times New Roman"/>
-        </w:rPr>
-        <w:t xml:space="preserve"> </w:t>
-      </w:r>
-      <w:r>
-        <w:rPr>
-          <w:rFonts w:hint="eastAsia" w:ascii="Times New Roman" w:hAnsi="Times New Roman" w:eastAsia="FangSong" w:cs="Times New Roman"/>
-        </w:rPr>
-        <w:t>中带有非整比的结晶水</w:t>
-      </w:r>
-      <w:r>
-        <w:rPr>
-          <w:rFonts w:hint="eastAsia" w:ascii="Times New Roman" w:hAnsi="Times New Roman" w:eastAsia="Times New Roman" w:cs="Times New Roman"/>
-        </w:rPr>
-        <w:t>，</w:t>
-      </w:r>
-      <w:r>
-        <w:rPr>
-          <w:rFonts w:hint="eastAsia" w:ascii="Times New Roman" w:hAnsi="Times New Roman" w:eastAsia="FangSong" w:cs="Times New Roman"/>
-        </w:rPr>
-        <w:t>且</w:t>
-      </w:r>
-      <w:r>
-        <w:rPr>
-          <w:rFonts w:ascii="Times New Roman" w:hAnsi="Times New Roman" w:eastAsia="Times New Roman" w:cs="Times New Roman"/>
-        </w:rPr>
-        <w:t xml:space="preserve"> </w:t>
-      </w:r>
-      <m:oMath>
-        <m:oMathPr>
-          <m:ctrlPr>
-            <w:rPr>
-              <w:sz w:val="28"/>
-              <w:szCs w:val="28"/>
-            </w:rPr>
-          </m:ctrlPr>
-        </m:oMathPr>
-        <m:r>
-          <m:t>n</m:t>
-        </m:r>
-        <m:r>
-          <m:rPr>
-            <m:sty m:val="p"/>
-          </m:rPr>
-          <m:t>(</m:t>
-        </m:r>
-        <m:r>
-          <m:rPr>
-            <m:sty m:val="p"/>
-          </m:rPr>
-          <m:t>C</m:t>
-        </m:r>
-        <m:r>
-          <m:rPr>
-            <m:sty m:val="p"/>
-          </m:rPr>
-          <m:t>o</m:t>
-        </m:r>
-        <m:r>
-          <m:rPr>
-            <m:sty m:val="p"/>
-          </m:rPr>
-          <m:t>)</m:t>
-        </m:r>
-        <m:r>
-          <m:rPr>
-            <m:sty m:val="p"/>
-          </m:rPr>
-          <m:t>:</m:t>
-        </m:r>
-        <m:r>
-          <m:t>n</m:t>
-        </m:r>
-        <m:r>
-          <m:rPr>
-            <m:sty m:val="p"/>
-          </m:rPr>
-          <m:t>(</m:t>
-        </m:r>
-        <m:sSub>
-          <m:e>
-            <m:r>
-              <m:rPr>
-                <m:sty m:val="p"/>
-              </m:rPr>
-              <m:t>H</m:t>
-            </m:r>
-          </m:e>
-          <m:sub>
-            <m:r>
-              <m:t>2</m:t>
-            </m:r>
-          </m:sub>
-        </m:sSub>
-        <m:r>
-          <m:rPr>
-            <m:sty m:val="p"/>
-          </m:rPr>
-          <m:t>O</m:t>
-        </m:r>
-        <m:r>
-          <m:rPr>
-            <m:sty m:val="p"/>
-          </m:rPr>
-          <m:t>)</m:t>
-        </m:r>
-        <m:r>
-          <m:rPr>
-            <m:sty m:val="p"/>
-          </m:rPr>
-          <m:t>&gt;</m:t>
-        </m:r>
-        <m:r>
-          <m:t>1</m:t>
-        </m:r>
-      </m:oMath>
-      <w:r>
-        <w:rPr>
-          <w:rFonts w:ascii="Times New Roman" w:hAnsi="Times New Roman" w:eastAsia="Times New Roman" w:cs="Times New Roman"/>
-        </w:rPr>
-        <w:t xml:space="preserve"> </w:t>
-      </w:r>
-      <w:r>
-        <w:rPr>
-          <w:rFonts w:ascii="Times New Roman" w:hAnsi="Times New Roman" w:eastAsia="Times New Roman" w:cs="Times New Roman"/>
-        </w:rPr>
-        <w:t xml:space="preserve">。4.85g B </w:t>
-      </w:r>
-      <w:r>
-        <w:rPr>
-          <w:rFonts w:hint="eastAsia" w:ascii="Times New Roman" w:hAnsi="Times New Roman" w:eastAsia="FangSong" w:cs="Times New Roman"/>
-        </w:rPr>
-        <w:t xml:space="preserve">与</w:t>
-      </w:r>
-      <w:r>
-        <w:rPr>
-          <w:rFonts w:ascii="Times New Roman" w:hAnsi="Times New Roman" w:eastAsia="Times New Roman" w:cs="Times New Roman"/>
-        </w:rPr>
-        <w:t xml:space="preserve"> 40.0mL 0.5000mol/L</w:t>
-      </w:r>
-      <w:r>
-        <w:rPr>
-          <w:rFonts w:ascii="Times New Roman" w:hAnsi="Times New Roman" w:eastAsia="Times New Roman" w:cs="Times New Roman"/>
-        </w:rPr>
-        <w:t xml:space="preserve"> </w:t>
-      </w:r>
-      <m:oMath>
-        <m:r>
-          <m:t>A</m:t>
-        </m:r>
-        <m:r>
-          <m:t>g</m:t>
-        </m:r>
-        <m:r>
-          <m:t>N</m:t>
-        </m:r>
-        <m:sSub>
-          <m:e>
-            <m:r>
-              <m:t>O</m:t>
-            </m:r>
-          </m:e>
-          <m:sub>
-            <m:r>
-              <m:t>3</m:t>
-            </m:r>
-          </m:sub>
-        </m:sSub>
-      </m:oMath>
-      <w:r>
-        <w:rPr>
-          <w:rFonts w:ascii="Times New Roman" w:hAnsi="Times New Roman" w:eastAsia="Times New Roman" w:cs="Times New Roman"/>
-        </w:rPr>
-        <w:t xml:space="preserve"> </w:t>
-      </w:r>
-      <w:r>
-        <w:rPr>
-          <w:rFonts w:hint="eastAsia" w:ascii="Times New Roman" w:hAnsi="Times New Roman" w:eastAsia="FangSong" w:cs="Times New Roman"/>
-        </w:rPr>
-        <w:t>溶液完全反应</w:t>
-      </w:r>
-      <w:r>
-        <w:rPr>
-          <w:rFonts w:hint="eastAsia" w:ascii="Times New Roman" w:hAnsi="Times New Roman" w:eastAsia="Times New Roman" w:cs="Times New Roman"/>
-        </w:rPr>
-        <w:t>。B</w:t>
-      </w:r>
-      <w:r>
-        <w:rPr>
-          <w:rFonts w:ascii="Times New Roman" w:hAnsi="Times New Roman" w:eastAsia="Times New Roman" w:cs="Times New Roman"/>
-        </w:rPr>
-        <w:t xml:space="preserve"> </w:t>
-      </w:r>
-      <w:r>
-        <w:rPr>
-          <w:rFonts w:hint="eastAsia" w:ascii="Times New Roman" w:hAnsi="Times New Roman" w:eastAsia="FangSong" w:cs="Times New Roman"/>
-        </w:rPr>
-        <w:t>在浓盐酸中加热</w:t>
-      </w:r>
-      <w:r>
-        <w:rPr>
-          <w:rFonts w:hint="eastAsia" w:ascii="Times New Roman" w:hAnsi="Times New Roman" w:eastAsia="Times New Roman" w:cs="Times New Roman"/>
-        </w:rPr>
-        <w:t>，</w:t>
-      </w:r>
-      <w:r>
-        <w:rPr>
-          <w:rFonts w:hint="eastAsia" w:ascii="Times New Roman" w:hAnsi="Times New Roman" w:eastAsia="FangSong" w:cs="Times New Roman"/>
-        </w:rPr>
-        <w:t>可得到绿色化合物</w:t>
-      </w:r>
-      <w:r>
-        <w:rPr>
-          <w:rFonts w:ascii="Times New Roman" w:hAnsi="Times New Roman" w:eastAsia="Times New Roman" w:cs="Times New Roman"/>
-        </w:rPr>
-        <w:t xml:space="preserve"> </w:t>
-      </w:r>
-      <w:r>
-        <w:rPr>
-          <w:rFonts w:hint="eastAsia" w:ascii="Times New Roman" w:hAnsi="Times New Roman" w:eastAsia="Times New Roman" w:cs="Times New Roman"/>
-        </w:rPr>
-        <w:t xml:space="preserve">C，C</w:t>
-      </w:r>
-      <w:r>
-        <w:rPr>
-          <w:rFonts w:ascii="Times New Roman" w:hAnsi="Times New Roman" w:eastAsia="Times New Roman" w:cs="Times New Roman"/>
-        </w:rPr>
-        <w:t xml:space="preserve"> </w:t>
-      </w:r>
-      <w:r>
-        <w:rPr>
-          <w:rFonts w:hint="eastAsia" w:ascii="Times New Roman" w:hAnsi="Times New Roman" w:eastAsia="FangSong" w:cs="Times New Roman"/>
-        </w:rPr>
-        <w:t>带有整比的结晶水</w:t>
-      </w:r>
-      <w:r>
-        <w:rPr>
-          <w:rFonts w:hint="eastAsia" w:ascii="Times New Roman" w:hAnsi="Times New Roman" w:eastAsia="Times New Roman" w:cs="Times New Roman"/>
-        </w:rPr>
-        <w:t>。2.88g</w:t>
-      </w:r>
-      <w:r>
-        <w:rPr>
-          <w:rFonts w:ascii="Times New Roman" w:hAnsi="Times New Roman" w:eastAsia="Times New Roman" w:cs="Times New Roman"/>
-        </w:rPr>
-        <w:t xml:space="preserve"> C </w:t>
-      </w:r>
-      <w:r>
-        <w:rPr>
-          <w:rFonts w:hint="eastAsia" w:ascii="Times New Roman" w:hAnsi="Times New Roman" w:eastAsia="FangSong" w:cs="Times New Roman"/>
-        </w:rPr>
-        <w:t xml:space="preserve">与</w:t>
-      </w:r>
-      <w:r>
-        <w:rPr>
-          <w:rFonts w:ascii="Times New Roman" w:hAnsi="Times New Roman" w:eastAsia="Times New Roman" w:cs="Times New Roman"/>
-        </w:rPr>
-        <w:t xml:space="preserve"> 40.0mL 0.5000mol/L</w:t>
-      </w:r>
-      <w:r>
-        <w:rPr>
-          <w:rFonts w:ascii="Times New Roman" w:hAnsi="Times New Roman" w:eastAsia="Times New Roman" w:cs="Times New Roman"/>
-        </w:rPr>
-        <w:t xml:space="preserve"> </w:t>
-      </w:r>
-      <m:oMath>
-        <m:r>
-          <m:t>A</m:t>
-        </m:r>
-        <m:r>
-          <m:t>g</m:t>
-        </m:r>
-        <m:r>
-          <m:t>N</m:t>
-        </m:r>
-        <m:sSub>
-          <m:e>
-            <m:r>
-              <m:t>O</m:t>
-            </m:r>
-          </m:e>
-          <m:sub>
-            <m:r>
-              <m:t>3</m:t>
-            </m:r>
-          </m:sub>
-        </m:sSub>
-      </m:oMath>
-      <w:r>
-        <w:rPr>
-          <w:rFonts w:ascii="Times New Roman" w:hAnsi="Times New Roman" w:eastAsia="Times New Roman" w:cs="Times New Roman"/>
-        </w:rPr>
-        <w:t xml:space="preserve"> </w:t>
-      </w:r>
-      <w:r>
-        <w:rPr>
-          <w:rFonts w:hint="eastAsia" w:ascii="Times New Roman" w:hAnsi="Times New Roman" w:eastAsia="FangSong" w:cs="Times New Roman"/>
-        </w:rPr>
-        <w:t>溶液完全反应</w:t>
-      </w:r>
-      <w:r>
-        <w:rPr>
-          <w:rFonts w:hint="eastAsia" w:ascii="Times New Roman" w:hAnsi="Times New Roman" w:eastAsia="Times New Roman" w:cs="Times New Roman"/>
-        </w:rPr>
-        <w:t>。C</w:t>
-      </w:r>
-      <w:r>
-        <w:rPr>
-          <w:rFonts w:ascii="Times New Roman" w:hAnsi="Times New Roman" w:eastAsia="Times New Roman" w:cs="Times New Roman"/>
-        </w:rPr>
-        <w:t xml:space="preserve"> </w:t>
-      </w:r>
-      <w:r>
-        <w:rPr>
-          <w:rFonts w:hint="eastAsia" w:ascii="Times New Roman" w:hAnsi="Times New Roman" w:eastAsia="FangSong" w:cs="Times New Roman"/>
-        </w:rPr>
-        <w:t>可溶于冷水</w:t>
-      </w:r>
-      <w:r>
-        <w:rPr>
-          <w:rFonts w:hint="eastAsia" w:ascii="Times New Roman" w:hAnsi="Times New Roman" w:eastAsia="Times New Roman" w:cs="Times New Roman"/>
-        </w:rPr>
-        <w:t>，</w:t>
-      </w:r>
-      <w:r>
-        <w:rPr>
-          <w:rFonts w:hint="eastAsia" w:ascii="Times New Roman" w:hAnsi="Times New Roman" w:eastAsia="FangSong" w:cs="Times New Roman"/>
-        </w:rPr>
-        <w:t>但假如加入浓盐酸</w:t>
-      </w:r>
-      <w:r>
-        <w:rPr>
-          <w:rFonts w:hint="eastAsia" w:ascii="Times New Roman" w:hAnsi="Times New Roman" w:eastAsia="Times New Roman" w:cs="Times New Roman"/>
-        </w:rPr>
-        <w:t>，</w:t>
-      </w:r>
-      <w:r>
-        <w:rPr>
-          <w:rFonts w:hint="eastAsia" w:ascii="Times New Roman" w:hAnsi="Times New Roman" w:eastAsia="FangSong" w:cs="Times New Roman"/>
-        </w:rPr>
-        <w:t>就会沉淀出来</w:t>
-      </w:r>
-      <w:r>
-        <w:rPr>
-          <w:rFonts w:hint="eastAsia" w:ascii="Times New Roman" w:hAnsi="Times New Roman" w:eastAsia="Times New Roman" w:cs="Times New Roman"/>
-        </w:rPr>
-        <w:t>。</w:t>
-      </w:r>
-      <w:r>
-        <w:rPr>
-          <w:rFonts w:hint="eastAsia" w:ascii="Times New Roman" w:hAnsi="Times New Roman" w:eastAsia="FangSong" w:cs="Times New Roman"/>
-        </w:rPr>
-        <w:t>已知</w:t>
-      </w:r>
-      <w:r>
-        <w:rPr>
-          <w:rFonts w:ascii="Times New Roman" w:hAnsi="Times New Roman" w:eastAsia="Times New Roman" w:cs="Times New Roman"/>
-        </w:rPr>
-        <w:t xml:space="preserve"> B、C </w:t>
-      </w:r>
-      <w:r>
-        <w:rPr>
-          <w:rFonts w:hint="eastAsia" w:ascii="Times New Roman" w:hAnsi="Times New Roman" w:eastAsia="FangSong" w:cs="Times New Roman"/>
-        </w:rPr>
-        <w:t>的配离子是一对异构体</w:t>
-      </w:r>
-      <w:r>
-        <w:rPr>
-          <w:rFonts w:hint="eastAsia" w:ascii="Times New Roman" w:hAnsi="Times New Roman" w:eastAsia="Times New Roman" w:cs="Times New Roman"/>
-        </w:rPr>
-        <w:t>，B</w:t>
-      </w:r>
-      <w:r>
-        <w:rPr>
-          <w:rFonts w:ascii="Times New Roman" w:hAnsi="Times New Roman" w:eastAsia="Times New Roman" w:cs="Times New Roman"/>
-        </w:rPr>
-        <w:t xml:space="preserve"> </w:t>
-      </w:r>
-      <w:r>
-        <w:rPr>
-          <w:rFonts w:hint="eastAsia" w:ascii="Times New Roman" w:hAnsi="Times New Roman" w:eastAsia="FangSong" w:cs="Times New Roman"/>
-        </w:rPr>
-        <w:t>的配离子是极性的</w:t>
-      </w:r>
-      <w:r>
-        <w:rPr>
-          <w:rFonts w:hint="eastAsia" w:ascii="Times New Roman" w:hAnsi="Times New Roman" w:eastAsia="Times New Roman" w:cs="Times New Roman"/>
-        </w:rPr>
-        <w:t>，</w:t>
-      </w:r>
-      <w:r>
-        <w:rPr>
-          <w:rFonts w:hint="eastAsia" w:ascii="Times New Roman" w:hAnsi="Times New Roman" w:eastAsia="FangSong" w:cs="Times New Roman"/>
-        </w:rPr>
-        <w:t>而</w:t>
-      </w:r>
-      <w:r>
-        <w:rPr>
-          <w:rFonts w:ascii="Times New Roman" w:hAnsi="Times New Roman" w:eastAsia="Times New Roman" w:cs="Times New Roman"/>
-        </w:rPr>
-        <w:t xml:space="preserve"> C </w:t>
-      </w:r>
-      <w:r>
-        <w:rPr>
-          <w:rFonts w:hint="eastAsia" w:ascii="Times New Roman" w:hAnsi="Times New Roman" w:eastAsia="FangSong" w:cs="Times New Roman"/>
-        </w:rPr>
-        <w:t>的配离子是非极性的</w:t>
-      </w:r>
-      <w:r>
-        <w:rPr>
-          <w:rFonts w:hint="eastAsia" w:ascii="Times New Roman" w:hAnsi="Times New Roman" w:eastAsia="Times New Roman" w:cs="Times New Roman"/>
-        </w:rPr>
-        <w:t>。A、B、C</w:t>
-      </w:r>
-      <w:r>
-        <w:rPr>
-          <w:rFonts w:ascii="Times New Roman" w:hAnsi="Times New Roman" w:eastAsia="Times New Roman" w:cs="Times New Roman"/>
-        </w:rPr>
-        <w:t xml:space="preserve"> </w:t>
-      </w:r>
-      <w:r>
-        <w:rPr>
-          <w:rFonts w:hint="eastAsia" w:ascii="Times New Roman" w:hAnsi="Times New Roman" w:eastAsia="FangSong" w:cs="Times New Roman"/>
-        </w:rPr>
-        <w:t>都是单核的配合物</w:t>
+        <w:t>下图是晶胞示意图</w:t>
+      </w:r>
+      <w:r>
+        <w:rPr>
+          <w:rFonts w:hint="eastAsia" w:ascii="Times New Roman" w:hAnsi="Times New Roman" w:eastAsia="Times New Roman" w:cs="Times New Roman"/>
+        </w:rPr>
+        <w:t>，I-</w:t>
+      </w:r>
+      <w:r>
+        <w:rPr>
+          <w:rFonts w:hint="eastAsia" w:ascii="Times New Roman" w:hAnsi="Times New Roman" w:eastAsia="FangSong" w:cs="Times New Roman"/>
+        </w:rPr>
+        <w:t>作体心立方堆积</w:t>
       </w:r>
       <w:r>
         <w:rPr>
@@ -4737,7 +3457,7 @@
         <w:rPr>
           <w:rFonts w:hint="eastAsia" w:ascii="Times New Roman" w:hAnsi="Times New Roman" w:eastAsia="FangSong" w:cs="Times New Roman"/>
         </w:rPr>
-        <w:t>配离子</w:t>
+        <w:t>图中大白球</w:t>
       </w:r>
       <w:r>
         <w:rPr>
@@ -4748,217 +3468,54 @@
     </w:p>
     <w:p>
       <w:pPr>
-        <w:pStyle w:val="Compact"/>
-        <w:numPr>
-          <w:ilvl w:val="0"/>
-          <w:numId w:val="1003"/>
-        </w:numPr>
-      </w:pPr>
-      <w:r>
-        <w:rPr>
-          <w:rFonts w:hint="eastAsia" w:ascii="Times New Roman" w:hAnsi="Times New Roman" w:eastAsia="FangSong" w:cs="Times New Roman"/>
-        </w:rPr>
-        <w:t xml:space="preserve">推出</w:t>
-      </w:r>
-      <w:r>
-        <w:rPr>
-          <w:rFonts w:ascii="Times New Roman" w:hAnsi="Times New Roman" w:eastAsia="Times New Roman" w:cs="Times New Roman"/>
-        </w:rPr>
-        <w:t xml:space="preserve"> A、B、C </w:t>
-      </w:r>
-      <w:r>
-        <w:rPr>
-          <w:rFonts w:hint="eastAsia" w:ascii="Times New Roman" w:hAnsi="Times New Roman" w:eastAsia="FangSong" w:cs="Times New Roman"/>
-        </w:rPr>
-        <w:t>的化学式</w:t>
-      </w:r>
-      <w:r>
-        <w:rPr>
-          <w:rFonts w:hint="eastAsia" w:ascii="Times New Roman" w:hAnsi="Times New Roman" w:eastAsia="Times New Roman" w:cs="Times New Roman"/>
-        </w:rPr>
-        <w:t>。</w:t>
-      </w:r>
-    </w:p>
-    <w:p>
-      <w:pPr>
-        <w:pStyle w:val="Compact"/>
-        <w:numPr>
-          <w:ilvl w:val="0"/>
-          <w:numId w:val="1003"/>
-        </w:numPr>
-      </w:pPr>
-      <w:r>
-        <w:rPr>
-          <w:rFonts w:hint="eastAsia" w:ascii="Times New Roman" w:hAnsi="Times New Roman" w:eastAsia="FangSong" w:cs="Times New Roman"/>
-        </w:rPr>
-        <w:t xml:space="preserve">判断</w:t>
-      </w:r>
-      <w:r>
-        <w:rPr>
-          <w:rFonts w:ascii="Times New Roman" w:hAnsi="Times New Roman" w:eastAsia="Times New Roman" w:cs="Times New Roman"/>
-        </w:rPr>
-        <w:t xml:space="preserve"> A </w:t>
-      </w:r>
-      <w:r>
-        <w:rPr>
-          <w:rFonts w:hint="eastAsia" w:ascii="Times New Roman" w:hAnsi="Times New Roman" w:eastAsia="FangSong" w:cs="Times New Roman"/>
-        </w:rPr>
-        <w:t>的配离子是否有同分异构体</w:t>
-      </w:r>
-      <w:r>
-        <w:rPr>
-          <w:rFonts w:hint="eastAsia" w:ascii="Times New Roman" w:hAnsi="Times New Roman" w:eastAsia="Times New Roman" w:cs="Times New Roman"/>
-        </w:rPr>
-        <w:t>。</w:t>
-      </w:r>
-    </w:p>
-    <w:p>
-      <w:pPr>
-        <w:pStyle w:val="Compact"/>
-        <w:numPr>
-          <w:ilvl w:val="0"/>
-          <w:numId w:val="1003"/>
-        </w:numPr>
-      </w:pPr>
-      <w:r>
-        <w:rPr>
-          <w:rFonts w:hint="eastAsia" w:ascii="Times New Roman" w:hAnsi="Times New Roman" w:eastAsia="FangSong" w:cs="Times New Roman"/>
-        </w:rPr>
-        <w:t xml:space="preserve">画出</w:t>
-      </w:r>
-      <w:r>
-        <w:rPr>
-          <w:rFonts w:ascii="Times New Roman" w:hAnsi="Times New Roman" w:eastAsia="Times New Roman" w:cs="Times New Roman"/>
-        </w:rPr>
-        <w:t xml:space="preserve"> B、C </w:t>
-      </w:r>
-      <w:r>
-        <w:rPr>
-          <w:rFonts w:hint="eastAsia" w:ascii="Times New Roman" w:hAnsi="Times New Roman" w:eastAsia="FangSong" w:cs="Times New Roman"/>
-        </w:rPr>
-        <w:t>中配离子的结构</w:t>
-      </w:r>
-      <w:r>
-        <w:rPr>
-          <w:rFonts w:hint="eastAsia" w:ascii="Times New Roman" w:hAnsi="Times New Roman" w:eastAsia="Times New Roman" w:cs="Times New Roman"/>
-        </w:rPr>
-        <w:t>,</w:t>
-      </w:r>
-      <w:r>
-        <w:rPr>
-          <w:rFonts w:ascii="Times New Roman" w:hAnsi="Times New Roman" w:eastAsia="Times New Roman" w:cs="Times New Roman"/>
-        </w:rPr>
-        <w:t xml:space="preserve"> </w:t>
-      </w:r>
-      <w:r>
-        <w:rPr>
-          <w:rFonts w:hint="eastAsia" w:ascii="Times New Roman" w:hAnsi="Times New Roman" w:eastAsia="FangSong" w:cs="Times New Roman"/>
-        </w:rPr>
-        <w:t>它们是一对什么异构体</w:t>
-      </w:r>
-      <w:r>
-        <w:rPr>
-          <w:rFonts w:hint="eastAsia" w:ascii="Times New Roman" w:hAnsi="Times New Roman" w:eastAsia="Times New Roman" w:cs="Times New Roman"/>
-        </w:rPr>
-        <w:t>?</w:t>
-      </w:r>
-    </w:p>
-    <w:p>
-      <w:pPr>
-        <w:pStyle w:val="Compact"/>
-        <w:numPr>
-          <w:ilvl w:val="0"/>
-          <w:numId w:val="1003"/>
-        </w:numPr>
-      </w:pPr>
-      <w:r>
-        <w:rPr>
-          <w:rFonts w:hint="eastAsia" w:ascii="Times New Roman" w:hAnsi="Times New Roman" w:eastAsia="FangSong" w:cs="Times New Roman"/>
-        </w:rPr>
-        <w:t xml:space="preserve">写出由</w:t>
-      </w:r>
-      <w:r>
-        <w:rPr>
-          <w:rFonts w:ascii="Times New Roman" w:hAnsi="Times New Roman" w:eastAsia="Times New Roman" w:cs="Times New Roman"/>
-        </w:rPr>
-        <w:t xml:space="preserve"> </w:t>
-      </w:r>
-      <m:oMath>
-        <m:r>
-          <m:t>C</m:t>
-        </m:r>
-        <m:r>
-          <m:t>o</m:t>
-        </m:r>
-        <m:r>
-          <m:t>C</m:t>
-        </m:r>
-        <m:sSub>
-          <m:e>
-            <m:r>
-              <m:t>O</m:t>
-            </m:r>
-          </m:e>
-          <m:sub>
-            <m:r>
-              <m:t>3</m:t>
-            </m:r>
-          </m:sub>
-        </m:sSub>
-      </m:oMath>
-      <w:r>
-        <w:rPr>
-          <w:rFonts w:ascii="Times New Roman" w:hAnsi="Times New Roman" w:eastAsia="Times New Roman" w:cs="Times New Roman"/>
-        </w:rPr>
-        <w:t xml:space="preserve"> </w:t>
-      </w:r>
-      <w:r>
-        <w:rPr>
-          <w:rFonts w:hint="eastAsia" w:ascii="Times New Roman" w:hAnsi="Times New Roman" w:eastAsia="FangSong" w:cs="Times New Roman"/>
-        </w:rPr>
-        <w:t xml:space="preserve">生成</w:t>
-      </w:r>
-      <w:r>
-        <w:rPr>
-          <w:rFonts w:ascii="Times New Roman" w:hAnsi="Times New Roman" w:eastAsia="Times New Roman" w:cs="Times New Roman"/>
-        </w:rPr>
-        <w:t xml:space="preserve"> A </w:t>
-      </w:r>
-      <w:r>
-        <w:rPr>
-          <w:rFonts w:hint="eastAsia" w:ascii="Times New Roman" w:hAnsi="Times New Roman" w:eastAsia="FangSong" w:cs="Times New Roman"/>
-        </w:rPr>
-        <w:t xml:space="preserve">及</w:t>
-      </w:r>
-      <w:r>
-        <w:rPr>
-          <w:rFonts w:ascii="Times New Roman" w:hAnsi="Times New Roman" w:eastAsia="Times New Roman" w:cs="Times New Roman"/>
-        </w:rPr>
-        <w:t xml:space="preserve"> A </w:t>
-      </w:r>
-      <w:r>
-        <w:rPr>
-          <w:rFonts w:hint="eastAsia" w:ascii="Times New Roman" w:hAnsi="Times New Roman" w:eastAsia="FangSong" w:cs="Times New Roman"/>
-        </w:rPr>
-        <w:t xml:space="preserve">转化为</w:t>
-      </w:r>
-      <w:r>
-        <w:rPr>
-          <w:rFonts w:ascii="Times New Roman" w:hAnsi="Times New Roman" w:eastAsia="Times New Roman" w:cs="Times New Roman"/>
-        </w:rPr>
-        <w:t xml:space="preserve"> B </w:t>
-      </w:r>
-      <w:r>
-        <w:rPr>
-          <w:rFonts w:hint="eastAsia" w:ascii="Times New Roman" w:hAnsi="Times New Roman" w:eastAsia="FangSong" w:cs="Times New Roman"/>
-        </w:rPr>
-        <w:t>的方程式</w:t>
-      </w:r>
-      <w:r>
-        <w:rPr>
-          <w:rFonts w:hint="eastAsia" w:ascii="Times New Roman" w:hAnsi="Times New Roman" w:eastAsia="Times New Roman" w:cs="Times New Roman"/>
-        </w:rPr>
-        <w:t>。</w:t>
+        <w:pStyle w:val="BodyText"/>
+        <w:spacing w:before="160" w:after="80"/>
+        <w:jc w:val="center"/>
+      </w:pPr>
+      <w:r>
+        <w:rPr>
+          <w:rFonts w:ascii="Times New Roman" w:hAnsi="Times New Roman" w:eastAsia="Times New Roman" w:cs="Times New Roman"/>
+        </w:rPr>
+        <w:drawing>
+          <wp:inline>
+            <wp:extent cx="3240000" cy="2974909"/>
+            <wp:effectExtent b="0" l="0" r="0" t="0"/>
+            <wp:docPr descr="" title="" id="26" name="Picture"/>
+            <a:graphic>
+              <a:graphicData uri="http://schemas.openxmlformats.org/drawingml/2006/picture">
+                <pic:pic>
+                  <pic:nvPicPr>
+                    <pic:cNvPr descr="0eef0de61b8826663710d694aa0db03e3c4299a04d452c36da46b5db532bc303.jpg" id="27" name="Picture"/>
+                    <pic:cNvPicPr>
+                      <a:picLocks noChangeArrowheads="1" noChangeAspect="1"/>
+                    </pic:cNvPicPr>
+                  </pic:nvPicPr>
+                  <pic:blipFill>
+                    <a:blip r:embed="rId25"/>
+                    <a:stretch>
+                      <a:fillRect/>
+                    </a:stretch>
+                  </pic:blipFill>
+                  <pic:spPr bwMode="auto">
+                    <a:xfrm>
+                      <a:off x="0" y="0"/>
+                      <a:ext cx="3240000" cy="2974909"/>
+                    </a:xfrm>
+                    <a:prstGeom prst="rect">
+                      <a:avLst/>
+                    </a:prstGeom>
+                    <a:noFill/>
+                    <a:ln w="9525">
+                      <a:noFill/>
+                      <a:headEnd/>
+                      <a:tailEnd/>
+                    </a:ln>
+                  </pic:spPr>
+                </pic:pic>
+              </a:graphicData>
+            </a:graphic>
+          </wp:inline>
+        </w:drawing>
       </w:r>
     </w:p>
     <w:p>
@@ -4971,8 +3528,8 @@
         </w:pict>
       </w:r>
     </w:p>
-    <w:bookmarkEnd w:id="34"/>
-    <w:bookmarkStart w:id="35" w:name="第15题"/>
+    <w:bookmarkEnd w:id="28"/>
+    <w:bookmarkStart w:id="32" w:name="第12题"/>
     <w:p>
       <w:pPr>
         <w:pStyle w:val="Heading3"/>
@@ -4988,7 +3545,220 @@
         <w:rPr>
           <w:rFonts w:hint="eastAsia" w:ascii="Times New Roman" w:hAnsi="Times New Roman" w:eastAsia="Times New Roman" w:cs="Times New Roman"/>
         </w:rPr>
-        <w:t>15</w:t>
+        <w:t>12</w:t>
+      </w:r>
+      <w:r>
+        <w:rPr>
+          <w:rFonts w:hint="eastAsia" w:ascii="Times New Roman" w:hAnsi="Times New Roman" w:eastAsia="SimHei" w:cs="Times New Roman"/>
+        </w:rPr>
+        <w:t>题</w:t>
+      </w:r>
+    </w:p>
+    <w:p>
+      <w:pPr>
+        <w:pStyle w:val="FirstParagraph"/>
+      </w:pPr>
+      <w:r>
+        <w:rPr>
+          <w:rFonts w:hint="eastAsia" w:ascii="Times New Roman" w:hAnsi="Times New Roman" w:eastAsia="FangSong" w:cs="Times New Roman"/>
+        </w:rPr>
+        <w:t>在某四方晶系的复合硫化物中</w:t>
+      </w:r>
+      <w:r>
+        <w:rPr>
+          <w:rFonts w:hint="eastAsia" w:ascii="Times New Roman" w:hAnsi="Times New Roman" w:eastAsia="Times New Roman" w:cs="Times New Roman"/>
+        </w:rPr>
+        <w:t>，</w:t>
+      </w:r>
+      <w:r>
+        <w:rPr>
+          <w:rFonts w:hint="eastAsia" w:ascii="Times New Roman" w:hAnsi="Times New Roman" w:eastAsia="FangSong" w:cs="Times New Roman"/>
+        </w:rPr>
+        <w:t>硫原子作</w:t>
+      </w:r>
+      <w:r>
+        <w:rPr>
+          <w:rFonts w:ascii="Times New Roman" w:hAnsi="Times New Roman" w:eastAsia="Times New Roman" w:cs="Times New Roman"/>
+        </w:rPr>
+        <w:t xml:space="preserve"> ABCABC </w:t>
+      </w:r>
+      <w:r>
+        <w:rPr>
+          <w:rFonts w:hint="eastAsia" w:ascii="Times New Roman" w:hAnsi="Times New Roman" w:eastAsia="FangSong" w:cs="Times New Roman"/>
+        </w:rPr>
+        <w:t>型堆积</w:t>
+      </w:r>
+      <w:r>
+        <w:rPr>
+          <w:rFonts w:hint="eastAsia" w:ascii="Times New Roman" w:hAnsi="Times New Roman" w:eastAsia="Times New Roman" w:cs="Times New Roman"/>
+        </w:rPr>
+        <w:t>，</w:t>
+      </w:r>
+      <w:r>
+        <w:rPr>
+          <w:rFonts w:hint="eastAsia" w:ascii="Times New Roman" w:hAnsi="Times New Roman" w:eastAsia="FangSong" w:cs="Times New Roman"/>
+        </w:rPr>
+        <w:t>铜原子和磷原子共计占据</w:t>
+      </w:r>
+      <w:r>
+        <w:rPr>
+          <w:rFonts w:ascii="Times New Roman" w:hAnsi="Times New Roman" w:eastAsia="Times New Roman" w:cs="Times New Roman"/>
+        </w:rPr>
+        <w:t xml:space="preserve"> 1/3 </w:t>
+      </w:r>
+      <w:r>
+        <w:rPr>
+          <w:rFonts w:hint="eastAsia" w:ascii="Times New Roman" w:hAnsi="Times New Roman" w:eastAsia="FangSong" w:cs="Times New Roman"/>
+        </w:rPr>
+        <w:t>的四面体空隙</w:t>
+      </w:r>
+      <w:r>
+        <w:rPr>
+          <w:rFonts w:hint="eastAsia" w:ascii="Times New Roman" w:hAnsi="Times New Roman" w:eastAsia="Times New Roman" w:cs="Times New Roman"/>
+        </w:rPr>
+        <w:t>，</w:t>
+      </w:r>
+      <w:r>
+        <w:rPr>
+          <w:rFonts w:hint="eastAsia" w:ascii="Times New Roman" w:hAnsi="Times New Roman" w:eastAsia="FangSong" w:cs="Times New Roman"/>
+        </w:rPr>
+        <w:t>从而形成了独特的平面层结构</w:t>
+      </w:r>
+      <w:r>
+        <w:rPr>
+          <w:rFonts w:hint="eastAsia" w:ascii="Times New Roman" w:hAnsi="Times New Roman" w:eastAsia="Times New Roman" w:cs="Times New Roman"/>
+        </w:rPr>
+        <w:t>。</w:t>
+      </w:r>
+      <w:r>
+        <w:rPr>
+          <w:rFonts w:hint="eastAsia" w:ascii="Times New Roman" w:hAnsi="Times New Roman" w:eastAsia="FangSong" w:cs="Times New Roman"/>
+        </w:rPr>
+        <w:t>其晶胞示意图如下图所示</w:t>
+      </w:r>
+      <w:r>
+        <w:rPr>
+          <w:rFonts w:hint="eastAsia" w:ascii="Times New Roman" w:hAnsi="Times New Roman" w:eastAsia="Times New Roman" w:cs="Times New Roman"/>
+        </w:rPr>
+        <w:t>。</w:t>
+      </w:r>
+      <w:r>
+        <w:rPr>
+          <w:rFonts w:hint="eastAsia" w:ascii="Times New Roman" w:hAnsi="Times New Roman" w:eastAsia="FangSong" w:cs="Times New Roman"/>
+        </w:rPr>
+        <w:t>图中铜原子位于晶胞的面上</w:t>
+      </w:r>
+      <w:r>
+        <w:rPr>
+          <w:rFonts w:hint="eastAsia" w:ascii="Times New Roman" w:hAnsi="Times New Roman" w:eastAsia="Times New Roman" w:cs="Times New Roman"/>
+        </w:rPr>
+        <w:t>，</w:t>
+      </w:r>
+      <w:r>
+        <w:rPr>
+          <w:rFonts w:hint="eastAsia" w:ascii="Times New Roman" w:hAnsi="Times New Roman" w:eastAsia="FangSong" w:cs="Times New Roman"/>
+        </w:rPr>
+        <w:t>磷原子则位于棱上和晶胞内</w:t>
+      </w:r>
+      <w:r>
+        <w:rPr>
+          <w:rFonts w:hint="eastAsia" w:ascii="Times New Roman" w:hAnsi="Times New Roman" w:eastAsia="Times New Roman" w:cs="Times New Roman"/>
+        </w:rPr>
+        <w:t>。</w:t>
+      </w:r>
+      <w:r>
+        <w:rPr>
+          <w:rFonts w:hint="eastAsia" w:ascii="Times New Roman" w:hAnsi="Times New Roman" w:eastAsia="FangSong" w:cs="Times New Roman"/>
+        </w:rPr>
+        <w:t>所有四面体视为正四面体</w:t>
+      </w:r>
+      <w:r>
+        <w:rPr>
+          <w:rFonts w:hint="eastAsia" w:ascii="Times New Roman" w:hAnsi="Times New Roman" w:eastAsia="Times New Roman" w:cs="Times New Roman"/>
+        </w:rPr>
+        <w:t>。</w:t>
+      </w:r>
+    </w:p>
+    <w:p>
+      <w:pPr>
+        <w:pStyle w:val="BodyText"/>
+        <w:spacing w:before="160" w:after="80"/>
+        <w:jc w:val="center"/>
+      </w:pPr>
+      <w:r>
+        <w:rPr>
+          <w:rFonts w:ascii="Times New Roman" w:hAnsi="Times New Roman" w:eastAsia="Times New Roman" w:cs="Times New Roman"/>
+        </w:rPr>
+        <w:drawing>
+          <wp:inline>
+            <wp:extent cx="2520000" cy="5194951"/>
+            <wp:effectExtent b="0" l="0" r="0" t="0"/>
+            <wp:docPr descr="" title="" id="30" name="Picture"/>
+            <a:graphic>
+              <a:graphicData uri="http://schemas.openxmlformats.org/drawingml/2006/picture">
+                <pic:pic>
+                  <pic:nvPicPr>
+                    <pic:cNvPr descr="3b8a371cbdb7eb08e5df097cbb75576b0f2262f68b5c5bfbd23ad43397afb993.jpg" id="31" name="Picture"/>
+                    <pic:cNvPicPr>
+                      <a:picLocks noChangeArrowheads="1" noChangeAspect="1"/>
+                    </pic:cNvPicPr>
+                  </pic:nvPicPr>
+                  <pic:blipFill>
+                    <a:blip r:embed="rId29"/>
+                    <a:stretch>
+                      <a:fillRect/>
+                    </a:stretch>
+                  </pic:blipFill>
+                  <pic:spPr bwMode="auto">
+                    <a:xfrm>
+                      <a:off x="0" y="0"/>
+                      <a:ext cx="2520000" cy="5194951"/>
+                    </a:xfrm>
+                    <a:prstGeom prst="rect">
+                      <a:avLst/>
+                    </a:prstGeom>
+                    <a:noFill/>
+                    <a:ln w="9525">
+                      <a:noFill/>
+                      <a:headEnd/>
+                      <a:tailEnd/>
+                    </a:ln>
+                  </pic:spPr>
+                </pic:pic>
+              </a:graphicData>
+            </a:graphic>
+          </wp:inline>
+        </w:drawing>
+      </w:r>
+    </w:p>
+    <w:p>
+      <w:pPr>
+        <w:spacing w:before="160" w:after="80"/>
+      </w:pPr>
+      <w:r>
+        <w:pict>
+          <v:rect style="width:0;height:1.5pt" o:hralign="center" o:hrstd="t" o:hr="t"/>
+        </w:pict>
+      </w:r>
+    </w:p>
+    <w:bookmarkEnd w:id="32"/>
+    <w:bookmarkStart w:id="33" w:name="第13题"/>
+    <w:p>
+      <w:pPr>
+        <w:pStyle w:val="Heading3"/>
+        <w:spacing w:before="280" w:after="120"/>
+      </w:pPr>
+      <w:r>
+        <w:rPr>
+          <w:rFonts w:hint="eastAsia" w:ascii="Times New Roman" w:hAnsi="Times New Roman" w:eastAsia="SimHei" w:cs="Times New Roman"/>
+        </w:rPr>
+        <w:t>第</w:t>
+      </w:r>
+      <w:r>
+        <w:rPr>
+          <w:rFonts w:hint="eastAsia" w:ascii="Times New Roman" w:hAnsi="Times New Roman" w:eastAsia="Times New Roman" w:cs="Times New Roman"/>
+        </w:rPr>
+        <w:t>13</w:t>
       </w:r>
       <w:r>
         <w:rPr>
@@ -5725,7 +4495,7 @@
         <w:pStyle w:val="Compact"/>
         <w:numPr>
           <w:ilvl w:val="0"/>
-          <w:numId w:val="1004"/>
+          <w:numId w:val="1002"/>
         </w:numPr>
       </w:pPr>
       <w:r>
@@ -5758,7 +4528,7 @@
         <w:pStyle w:val="Compact"/>
         <w:numPr>
           <w:ilvl w:val="0"/>
-          <w:numId w:val="1004"/>
+          <w:numId w:val="1002"/>
         </w:numPr>
       </w:pPr>
       <w:r>
@@ -5842,8 +4612,8 @@
         </w:pict>
       </w:r>
     </w:p>
-    <w:bookmarkEnd w:id="35"/>
-    <w:bookmarkStart w:id="39" w:name="第16题"/>
+    <w:bookmarkEnd w:id="33"/>
+    <w:bookmarkStart w:id="37" w:name="第14题"/>
     <w:p>
       <w:pPr>
         <w:pStyle w:val="Heading3"/>
@@ -5859,7 +4629,7 @@
         <w:rPr>
           <w:rFonts w:hint="eastAsia" w:ascii="Times New Roman" w:hAnsi="Times New Roman" w:eastAsia="Times New Roman" w:cs="Times New Roman"/>
         </w:rPr>
-        <w:t>16</w:t>
+        <w:t>14</w:t>
       </w:r>
       <w:r>
         <w:rPr>
@@ -6087,7 +4857,7 @@
         <w:pStyle w:val="Compact"/>
         <w:numPr>
           <w:ilvl w:val="0"/>
-          <w:numId w:val="1005"/>
+          <w:numId w:val="1003"/>
         </w:numPr>
       </w:pPr>
       <w:r>
@@ -6120,7 +4890,7 @@
         <w:pStyle w:val="Compact"/>
         <w:numPr>
           <w:ilvl w:val="0"/>
-          <w:numId w:val="1005"/>
+          <w:numId w:val="1003"/>
         </w:numPr>
       </w:pPr>
       <w:r>
@@ -6159,7 +4929,7 @@
         <w:pStyle w:val="Compact"/>
         <w:numPr>
           <w:ilvl w:val="0"/>
-          <w:numId w:val="1005"/>
+          <w:numId w:val="1003"/>
         </w:numPr>
       </w:pPr>
       <w:r>
@@ -6394,18 +5164,18 @@
           <wp:inline>
             <wp:extent cx="3600000" cy="2426086"/>
             <wp:effectExtent b="0" l="0" r="0" t="0"/>
-            <wp:docPr descr="" title="" id="37" name="Picture"/>
+            <wp:docPr descr="" title="" id="35" name="Picture"/>
             <a:graphic>
               <a:graphicData uri="http://schemas.openxmlformats.org/drawingml/2006/picture">
                 <pic:pic>
                   <pic:nvPicPr>
-                    <pic:cNvPr descr="7937fa3a4ad6d5d9124ba067bca2710abd9c4ab591c0e70741f298f0452bda78.png" id="38" name="Picture"/>
+                    <pic:cNvPr descr="7937fa3a4ad6d5d9124ba067bca2710abd9c4ab591c0e70741f298f0452bda78.png" id="36" name="Picture"/>
                     <pic:cNvPicPr>
                       <a:picLocks noChangeArrowheads="1" noChangeAspect="1"/>
                     </pic:cNvPicPr>
                   </pic:nvPicPr>
                   <pic:blipFill>
-                    <a:blip r:embed="rId36"/>
+                    <a:blip r:embed="rId34"/>
                     <a:stretch>
                       <a:fillRect/>
                     </a:stretch>
@@ -6442,8 +5212,8 @@
         </w:pict>
       </w:r>
     </w:p>
-    <w:bookmarkEnd w:id="39"/>
-    <w:bookmarkStart w:id="40" w:name="第17题"/>
+    <w:bookmarkEnd w:id="37"/>
+    <w:bookmarkStart w:id="38" w:name="第15题"/>
     <w:p>
       <w:pPr>
         <w:pStyle w:val="Heading3"/>
@@ -6459,7 +5229,7 @@
         <w:rPr>
           <w:rFonts w:hint="eastAsia" w:ascii="Times New Roman" w:hAnsi="Times New Roman" w:eastAsia="Times New Roman" w:cs="Times New Roman"/>
         </w:rPr>
-        <w:t>17</w:t>
+        <w:t>15</w:t>
       </w:r>
       <w:r>
         <w:rPr>
@@ -6476,7 +5246,66 @@
         <w:rPr>
           <w:rFonts w:hint="eastAsia" w:ascii="Times New Roman" w:hAnsi="Times New Roman" w:eastAsia="FangSong" w:cs="Times New Roman"/>
         </w:rPr>
-        <w:t>室温下</w:t>
+        <w:t>研究发现</w:t>
+      </w:r>
+      <w:r>
+        <w:rPr>
+          <w:rFonts w:hint="eastAsia" w:ascii="Times New Roman" w:hAnsi="Times New Roman" w:eastAsia="Times New Roman" w:cs="Times New Roman"/>
+        </w:rPr>
+        <w:t>,</w:t>
+      </w:r>
+      <w:r>
+        <w:rPr>
+          <w:rFonts w:ascii="Times New Roman" w:hAnsi="Times New Roman" w:eastAsia="Times New Roman" w:cs="Times New Roman"/>
+        </w:rPr>
+        <w:t xml:space="preserve"> </w:t>
+      </w:r>
+      <m:oMath>
+        <m:r>
+          <m:t>C</m:t>
+        </m:r>
+        <m:r>
+          <m:t>o</m:t>
+        </m:r>
+        <m:r>
+          <m:t>C</m:t>
+        </m:r>
+        <m:sSub>
+          <m:e>
+            <m:r>
+              <m:t>l</m:t>
+            </m:r>
+          </m:e>
+          <m:sub>
+            <m:r>
+              <m:t>2</m:t>
+            </m:r>
+          </m:sub>
+        </m:sSub>
+      </m:oMath>
+      <w:r>
+        <w:rPr>
+          <w:rFonts w:ascii="Times New Roman" w:hAnsi="Times New Roman" w:eastAsia="Times New Roman" w:cs="Times New Roman"/>
+        </w:rPr>
+        <w:t xml:space="preserve"> </w:t>
+      </w:r>
+      <w:r>
+        <w:rPr>
+          <w:rFonts w:hint="eastAsia" w:ascii="Times New Roman" w:hAnsi="Times New Roman" w:eastAsia="FangSong" w:cs="Times New Roman"/>
+        </w:rPr>
+        <w:t xml:space="preserve">与吡啶衍生物</w:t>
+      </w:r>
+      <w:r>
+        <w:rPr>
+          <w:rFonts w:ascii="Times New Roman" w:hAnsi="Times New Roman" w:eastAsia="Times New Roman" w:cs="Times New Roman"/>
+        </w:rPr>
+        <w:t xml:space="preserve"> A </w:t>
+      </w:r>
+      <w:r>
+        <w:rPr>
+          <w:rFonts w:hint="eastAsia" w:ascii="Times New Roman" w:hAnsi="Times New Roman" w:eastAsia="FangSong" w:cs="Times New Roman"/>
+        </w:rPr>
+        <w:t>反应形成电中性的单核配合物分子</w:t>
       </w:r>
       <w:r>
         <w:rPr>
@@ -6488,13 +5317,49 @@
         <w:rPr>
           <w:rFonts w:hint="eastAsia" w:ascii="Times New Roman" w:hAnsi="Times New Roman" w:eastAsia="FangSong" w:cs="Times New Roman"/>
         </w:rPr>
-        <w:t>将</w:t>
-      </w:r>
-      <w:r>
-        <w:rPr>
-          <w:rFonts w:ascii="Times New Roman" w:hAnsi="Times New Roman" w:eastAsia="Times New Roman" w:cs="Times New Roman"/>
-        </w:rPr>
-        <w:t xml:space="preserve"> 1 mol </w:t>
+        <w:t>实验测得钴的质量分数为</w:t>
+      </w:r>
+      <w:r>
+        <w:rPr>
+          <w:rFonts w:ascii="Times New Roman" w:hAnsi="Times New Roman" w:eastAsia="Times New Roman" w:cs="Times New Roman"/>
+        </w:rPr>
+        <w:t xml:space="preserve"> </w:t>
+      </w:r>
+      <w:r>
+        <w:rPr>
+          <w:rFonts w:hint="eastAsia" w:ascii="Times New Roman" w:hAnsi="Times New Roman" w:eastAsia="Times New Roman" w:cs="Times New Roman"/>
+        </w:rPr>
+        <w:t>17.35%,</w:t>
+      </w:r>
+      <w:r>
+        <w:rPr>
+          <w:rFonts w:hint="eastAsia" w:ascii="Times New Roman" w:hAnsi="Times New Roman" w:eastAsia="FangSong" w:cs="Times New Roman"/>
+        </w:rPr>
+        <w:t>氧的质量分数为</w:t>
+      </w:r>
+      <w:r>
+        <w:rPr>
+          <w:rFonts w:ascii="Times New Roman" w:hAnsi="Times New Roman" w:eastAsia="Times New Roman" w:cs="Times New Roman"/>
+        </w:rPr>
+        <w:t xml:space="preserve"> </w:t>
+      </w:r>
+      <w:r>
+        <w:rPr>
+          <w:rFonts w:hint="eastAsia" w:ascii="Times New Roman" w:hAnsi="Times New Roman" w:eastAsia="Times New Roman" w:cs="Times New Roman"/>
+        </w:rPr>
+        <w:t>9.42%。</w:t>
+      </w:r>
+      <w:r>
+        <w:rPr>
+          <w:rFonts w:hint="eastAsia" w:ascii="Times New Roman" w:hAnsi="Times New Roman" w:eastAsia="FangSong" w:cs="Times New Roman"/>
+        </w:rPr>
+        <w:t>配体</w:t>
+      </w:r>
+      <w:r>
+        <w:rPr>
+          <w:rFonts w:ascii="Times New Roman" w:hAnsi="Times New Roman" w:eastAsia="Times New Roman" w:cs="Times New Roman"/>
+        </w:rPr>
+        <w:t xml:space="preserve"> A </w:t>
       </w:r>
       <w:r>
         <w:rPr>
@@ -6506,39 +5371,43 @@
         <w:rPr>
           <w:rFonts w:ascii="Times New Roman" w:hAnsi="Times New Roman" w:eastAsia="Times New Roman" w:cs="Times New Roman"/>
         </w:rPr>
-        <w:t xml:space="preserve"> CuSO</w:t>
-      </w:r>
-      <w:r>
-        <w:rPr>
-          <w:rFonts w:ascii="Times New Roman" w:hAnsi="Times New Roman" w:eastAsia="Times New Roman" w:cs="Times New Roman"/>
-          <w:vertAlign w:val="subscript"/>
-        </w:rPr>
-        <w:t>4</w:t>
-      </w:r>
-      <w:r>
-        <w:rPr>
-          <w:rFonts w:ascii="Times New Roman" w:hAnsi="Times New Roman" w:eastAsia="Times New Roman" w:cs="Times New Roman"/>
-        </w:rPr>
-        <w:t>·5H</w:t>
-      </w:r>
-      <w:r>
-        <w:rPr>
-          <w:rFonts w:ascii="Times New Roman" w:hAnsi="Times New Roman" w:eastAsia="Times New Roman" w:cs="Times New Roman"/>
-          <w:vertAlign w:val="subscript"/>
-        </w:rPr>
-        <w:t>2</w:t>
-      </w:r>
-      <w:r>
-        <w:rPr>
-          <w:rFonts w:ascii="Times New Roman" w:hAnsi="Times New Roman" w:eastAsia="Times New Roman" w:cs="Times New Roman"/>
-        </w:rPr>
-        <w:t xml:space="preserve">O(s) </w:t>
-      </w:r>
-      <w:r>
-        <w:rPr>
-          <w:rFonts w:hint="eastAsia" w:ascii="Times New Roman" w:hAnsi="Times New Roman" w:eastAsia="FangSong" w:cs="Times New Roman"/>
-        </w:rPr>
-        <w:t>溶于水会使溶液温度降低</w:t>
+        <w:t xml:space="preserve"> 2 </w:t>
+      </w:r>
+      <w:r>
+        <w:rPr>
+          <w:rFonts w:hint="eastAsia" w:ascii="Times New Roman" w:hAnsi="Times New Roman" w:eastAsia="FangSong" w:cs="Times New Roman"/>
+        </w:rPr>
+        <w:t xml:space="preserve">号位和</w:t>
+      </w:r>
+      <w:r>
+        <w:rPr>
+          <w:rFonts w:ascii="Times New Roman" w:hAnsi="Times New Roman" w:eastAsia="Times New Roman" w:cs="Times New Roman"/>
+        </w:rPr>
+        <w:t xml:space="preserve"> 6 </w:t>
+      </w:r>
+      <w:r>
+        <w:rPr>
+          <w:rFonts w:hint="eastAsia" w:ascii="Times New Roman" w:hAnsi="Times New Roman" w:eastAsia="FangSong" w:cs="Times New Roman"/>
+        </w:rPr>
+        <w:t>号位上各有一个基团</w:t>
+      </w:r>
+      <w:r>
+        <w:rPr>
+          <w:rFonts w:hint="eastAsia" w:ascii="Times New Roman" w:hAnsi="Times New Roman" w:eastAsia="Times New Roman" w:cs="Times New Roman"/>
+        </w:rPr>
+        <w:t>,6</w:t>
+      </w:r>
+      <w:r>
+        <w:rPr>
+          <w:rFonts w:ascii="Times New Roman" w:hAnsi="Times New Roman" w:eastAsia="Times New Roman" w:cs="Times New Roman"/>
+        </w:rPr>
+        <w:t xml:space="preserve"> </w:t>
+      </w:r>
+      <w:r>
+        <w:rPr>
+          <w:rFonts w:hint="eastAsia" w:ascii="Times New Roman" w:hAnsi="Times New Roman" w:eastAsia="FangSong" w:cs="Times New Roman"/>
+        </w:rPr>
+        <w:t>号位上连接的为甲基</w:t>
       </w:r>
       <w:r>
         <w:rPr>
@@ -6550,75 +5419,19 @@
         <w:rPr>
           <w:rFonts w:hint="eastAsia" w:ascii="Times New Roman" w:hAnsi="Times New Roman" w:eastAsia="FangSong" w:cs="Times New Roman"/>
         </w:rPr>
-        <w:t>热效应为</w:t>
-      </w:r>
-      <w:r>
-        <w:rPr>
-          <w:rFonts w:ascii="Times New Roman" w:hAnsi="Times New Roman" w:eastAsia="Times New Roman" w:cs="Times New Roman"/>
-        </w:rPr>
-        <w:t xml:space="preserve"> </w:t>
-      </w:r>
-      <w:r>
-        <w:rPr>
-          <w:rFonts w:hint="eastAsia" w:ascii="Times New Roman" w:hAnsi="Times New Roman" w:eastAsia="Times New Roman" w:cs="Times New Roman"/>
-        </w:rPr>
-        <w:t>ΔH</w:t>
-      </w:r>
-      <w:r>
-        <w:rPr>
-          <w:rFonts w:hint="eastAsia" w:ascii="Times New Roman" w:hAnsi="Times New Roman" w:eastAsia="Times New Roman" w:cs="Times New Roman"/>
-          <w:vertAlign w:val="subscript"/>
-        </w:rPr>
-        <w:t>1</w:t>
-      </w:r>
-      <w:r>
-        <w:rPr>
-          <w:rFonts w:hint="eastAsia" w:ascii="Times New Roman" w:hAnsi="Times New Roman" w:eastAsia="Times New Roman" w:cs="Times New Roman"/>
-        </w:rPr>
-        <w:t>；</w:t>
-      </w:r>
-      <w:r>
-        <w:rPr>
-          <w:rFonts w:hint="eastAsia" w:ascii="Times New Roman" w:hAnsi="Times New Roman" w:eastAsia="FangSong" w:cs="Times New Roman"/>
-        </w:rPr>
-        <w:t>将</w:t>
-      </w:r>
-      <w:r>
-        <w:rPr>
-          <w:rFonts w:ascii="Times New Roman" w:hAnsi="Times New Roman" w:eastAsia="Times New Roman" w:cs="Times New Roman"/>
-        </w:rPr>
-        <w:t xml:space="preserve"> 1 mol </w:t>
-      </w:r>
-      <w:r>
-        <w:rPr>
-          <w:rFonts w:hint="eastAsia" w:ascii="Times New Roman" w:hAnsi="Times New Roman" w:eastAsia="FangSong" w:cs="Times New Roman"/>
-        </w:rPr>
-        <w:t xml:space="preserve">的</w:t>
-      </w:r>
-      <w:r>
-        <w:rPr>
-          <w:rFonts w:ascii="Times New Roman" w:hAnsi="Times New Roman" w:eastAsia="Times New Roman" w:cs="Times New Roman"/>
-        </w:rPr>
-        <w:t xml:space="preserve"> CuSO</w:t>
-      </w:r>
-      <w:r>
-        <w:rPr>
-          <w:rFonts w:ascii="Times New Roman" w:hAnsi="Times New Roman" w:eastAsia="Times New Roman" w:cs="Times New Roman"/>
-          <w:vertAlign w:val="subscript"/>
-        </w:rPr>
-        <w:t>4</w:t>
-      </w:r>
-      <w:r>
-        <w:rPr>
-          <w:rFonts w:ascii="Times New Roman" w:hAnsi="Times New Roman" w:eastAsia="Times New Roman" w:cs="Times New Roman"/>
-        </w:rPr>
-        <w:t xml:space="preserve">(s) </w:t>
-      </w:r>
-      <w:r>
-        <w:rPr>
-          <w:rFonts w:hint="eastAsia" w:ascii="Times New Roman" w:hAnsi="Times New Roman" w:eastAsia="FangSong" w:cs="Times New Roman"/>
-        </w:rPr>
-        <w:t>溶于水会使溶液温度升高</w:t>
+        <w:t>配体</w:t>
+      </w:r>
+      <w:r>
+        <w:rPr>
+          <w:rFonts w:ascii="Times New Roman" w:hAnsi="Times New Roman" w:eastAsia="Times New Roman" w:cs="Times New Roman"/>
+        </w:rPr>
+        <w:t xml:space="preserve"> A </w:t>
+      </w:r>
+      <w:r>
+        <w:rPr>
+          <w:rFonts w:hint="eastAsia" w:ascii="Times New Roman" w:hAnsi="Times New Roman" w:eastAsia="FangSong" w:cs="Times New Roman"/>
+        </w:rPr>
+        <w:t>为双齿配体</w:t>
       </w:r>
       <w:r>
         <w:rPr>
@@ -6630,159 +5443,7 @@
         <w:rPr>
           <w:rFonts w:hint="eastAsia" w:ascii="Times New Roman" w:hAnsi="Times New Roman" w:eastAsia="FangSong" w:cs="Times New Roman"/>
         </w:rPr>
-        <w:t>热效应为</w:t>
-      </w:r>
-      <w:r>
-        <w:rPr>
-          <w:rFonts w:ascii="Times New Roman" w:hAnsi="Times New Roman" w:eastAsia="Times New Roman" w:cs="Times New Roman"/>
-        </w:rPr>
-        <w:t xml:space="preserve"> </w:t>
-      </w:r>
-      <w:r>
-        <w:rPr>
-          <w:rFonts w:hint="eastAsia" w:ascii="Times New Roman" w:hAnsi="Times New Roman" w:eastAsia="Times New Roman" w:cs="Times New Roman"/>
-        </w:rPr>
-        <w:t>ΔH</w:t>
-      </w:r>
-      <w:r>
-        <w:rPr>
-          <w:rFonts w:hint="eastAsia" w:ascii="Times New Roman" w:hAnsi="Times New Roman" w:eastAsia="Times New Roman" w:cs="Times New Roman"/>
-          <w:vertAlign w:val="subscript"/>
-        </w:rPr>
-        <w:t>2</w:t>
-      </w:r>
-      <w:r>
-        <w:rPr>
-          <w:rFonts w:hint="eastAsia" w:ascii="Times New Roman" w:hAnsi="Times New Roman" w:eastAsia="Times New Roman" w:cs="Times New Roman"/>
-        </w:rPr>
-        <w:t>；CuSO</w:t>
-      </w:r>
-      <w:r>
-        <w:rPr>
-          <w:rFonts w:hint="eastAsia" w:ascii="Times New Roman" w:hAnsi="Times New Roman" w:eastAsia="Times New Roman" w:cs="Times New Roman"/>
-          <w:vertAlign w:val="subscript"/>
-        </w:rPr>
-        <w:t>4</w:t>
-      </w:r>
-      <w:r>
-        <w:rPr>
-          <w:rFonts w:hint="eastAsia" w:ascii="Times New Roman" w:hAnsi="Times New Roman" w:eastAsia="Times New Roman" w:cs="Times New Roman"/>
-        </w:rPr>
-        <w:t>·5H</w:t>
-      </w:r>
-      <w:r>
-        <w:rPr>
-          <w:rFonts w:hint="eastAsia" w:ascii="Times New Roman" w:hAnsi="Times New Roman" w:eastAsia="Times New Roman" w:cs="Times New Roman"/>
-          <w:vertAlign w:val="subscript"/>
-        </w:rPr>
-        <w:t>2</w:t>
-      </w:r>
-      <w:r>
-        <w:rPr>
-          <w:rFonts w:hint="eastAsia" w:ascii="Times New Roman" w:hAnsi="Times New Roman" w:eastAsia="Times New Roman" w:cs="Times New Roman"/>
-        </w:rPr>
-        <w:t>O(s)</w:t>
-      </w:r>
-      <w:r>
-        <w:rPr>
-          <w:rFonts w:ascii="Times New Roman" w:hAnsi="Times New Roman" w:eastAsia="Times New Roman" w:cs="Times New Roman"/>
-        </w:rPr>
-        <w:t xml:space="preserve"> </w:t>
-      </w:r>
-      <w:r>
-        <w:rPr>
-          <w:rFonts w:hint="eastAsia" w:ascii="Times New Roman" w:hAnsi="Times New Roman" w:eastAsia="FangSong" w:cs="Times New Roman"/>
-        </w:rPr>
-        <w:t xml:space="preserve">受热分解的化学方程式为</w:t>
-      </w:r>
-      <w:r>
-        <w:rPr>
-          <w:rFonts w:ascii="Times New Roman" w:hAnsi="Times New Roman" w:eastAsia="Times New Roman" w:cs="Times New Roman"/>
-        </w:rPr>
-        <w:t xml:space="preserve"> CuSO</w:t>
-      </w:r>
-      <w:r>
-        <w:rPr>
-          <w:rFonts w:ascii="Times New Roman" w:hAnsi="Times New Roman" w:eastAsia="Times New Roman" w:cs="Times New Roman"/>
-          <w:vertAlign w:val="subscript"/>
-        </w:rPr>
-        <w:t>4</w:t>
-      </w:r>
-      <w:r>
-        <w:rPr>
-          <w:rFonts w:ascii="Times New Roman" w:hAnsi="Times New Roman" w:eastAsia="Times New Roman" w:cs="Times New Roman"/>
-        </w:rPr>
-        <w:t>·5H</w:t>
-      </w:r>
-      <w:r>
-        <w:rPr>
-          <w:rFonts w:ascii="Times New Roman" w:hAnsi="Times New Roman" w:eastAsia="Times New Roman" w:cs="Times New Roman"/>
-          <w:vertAlign w:val="subscript"/>
-        </w:rPr>
-        <w:t>2</w:t>
-      </w:r>
-      <w:r>
-        <w:rPr>
-          <w:rFonts w:ascii="Times New Roman" w:hAnsi="Times New Roman" w:eastAsia="Times New Roman" w:cs="Times New Roman"/>
-        </w:rPr>
-        <w:t>O(s) → CuSO</w:t>
-      </w:r>
-      <w:r>
-        <w:rPr>
-          <w:rFonts w:ascii="Times New Roman" w:hAnsi="Times New Roman" w:eastAsia="Times New Roman" w:cs="Times New Roman"/>
-          <w:vertAlign w:val="subscript"/>
-        </w:rPr>
-        <w:t>4</w:t>
-      </w:r>
-      <w:r>
-        <w:rPr>
-          <w:rFonts w:ascii="Times New Roman" w:hAnsi="Times New Roman" w:eastAsia="Times New Roman" w:cs="Times New Roman"/>
-        </w:rPr>
-        <w:t xml:space="preserve">(s) + 5 </w:t>
-      </w:r>
-      <w:r>
-        <w:rPr>
-          <w:rFonts w:hint="eastAsia" w:ascii="Times New Roman" w:hAnsi="Times New Roman" w:eastAsia="Times New Roman" w:cs="Times New Roman"/>
-        </w:rPr>
-        <w:t>H</w:t>
-      </w:r>
-      <w:r>
-        <w:rPr>
-          <w:rFonts w:hint="eastAsia" w:ascii="Times New Roman" w:hAnsi="Times New Roman" w:eastAsia="Times New Roman" w:cs="Times New Roman"/>
-          <w:vertAlign w:val="subscript"/>
-        </w:rPr>
-        <w:t>2</w:t>
-      </w:r>
-      <w:r>
-        <w:rPr>
-          <w:rFonts w:hint="eastAsia" w:ascii="Times New Roman" w:hAnsi="Times New Roman" w:eastAsia="Times New Roman" w:cs="Times New Roman"/>
-        </w:rPr>
-        <w:t>O(g)，</w:t>
-      </w:r>
-      <w:r>
-        <w:rPr>
-          <w:rFonts w:hint="eastAsia" w:ascii="Times New Roman" w:hAnsi="Times New Roman" w:eastAsia="FangSong" w:cs="Times New Roman"/>
-        </w:rPr>
-        <w:t>热效应为</w:t>
-      </w:r>
-      <w:r>
-        <w:rPr>
-          <w:rFonts w:ascii="Times New Roman" w:hAnsi="Times New Roman" w:eastAsia="Times New Roman" w:cs="Times New Roman"/>
-        </w:rPr>
-        <w:t xml:space="preserve"> </w:t>
-      </w:r>
-      <w:r>
-        <w:rPr>
-          <w:rFonts w:hint="eastAsia" w:ascii="Times New Roman" w:hAnsi="Times New Roman" w:eastAsia="Times New Roman" w:cs="Times New Roman"/>
-        </w:rPr>
-        <w:t>ΔH</w:t>
-      </w:r>
-      <w:r>
-        <w:rPr>
-          <w:rFonts w:hint="eastAsia" w:ascii="Times New Roman" w:hAnsi="Times New Roman" w:eastAsia="Times New Roman" w:cs="Times New Roman"/>
-          <w:vertAlign w:val="subscript"/>
-        </w:rPr>
-        <w:t>3</w:t>
+        <w:t>含碳</w:t>
       </w:r>
       <w:r>
         <w:rPr>
@@ -6790,11 +5451,201 @@
         </w:rPr>
         <w:t>。</w:t>
       </w:r>
-      <w:r>
-        <w:rPr>
-          <w:rFonts w:hint="eastAsia" w:ascii="Times New Roman" w:hAnsi="Times New Roman" w:eastAsia="FangSong" w:cs="Times New Roman"/>
-        </w:rPr>
-        <w:t>下列判断不正确的是</w:t>
+    </w:p>
+    <w:p>
+      <w:pPr>
+        <w:pStyle w:val="Compact"/>
+        <w:numPr>
+          <w:ilvl w:val="0"/>
+          <w:numId w:val="1004"/>
+        </w:numPr>
+      </w:pPr>
+      <w:r>
+        <w:rPr>
+          <w:rFonts w:hint="eastAsia" w:ascii="Times New Roman" w:hAnsi="Times New Roman" w:eastAsia="FangSong" w:cs="Times New Roman"/>
+        </w:rPr>
+        <w:t>确定该配合物的化学式</w:t>
+      </w:r>
+      <w:r>
+        <w:rPr>
+          <w:rFonts w:hint="eastAsia" w:ascii="Times New Roman" w:hAnsi="Times New Roman" w:eastAsia="Times New Roman" w:cs="Times New Roman"/>
+        </w:rPr>
+        <w:t>。</w:t>
+      </w:r>
+    </w:p>
+    <w:p>
+      <w:pPr>
+        <w:pStyle w:val="Compact"/>
+        <w:numPr>
+          <w:ilvl w:val="0"/>
+          <w:numId w:val="1004"/>
+        </w:numPr>
+      </w:pPr>
+      <w:r>
+        <w:rPr>
+          <w:rFonts w:hint="eastAsia" w:ascii="Times New Roman" w:hAnsi="Times New Roman" w:eastAsia="FangSong" w:cs="Times New Roman"/>
+        </w:rPr>
+        <w:t>画出它的单体的立体结构</w:t>
+      </w:r>
+      <w:r>
+        <w:rPr>
+          <w:rFonts w:hint="eastAsia" w:ascii="Times New Roman" w:hAnsi="Times New Roman" w:eastAsia="Times New Roman" w:cs="Times New Roman"/>
+        </w:rPr>
+        <w:t>,</w:t>
+      </w:r>
+      <w:r>
+        <w:rPr>
+          <w:rFonts w:ascii="Times New Roman" w:hAnsi="Times New Roman" w:eastAsia="Times New Roman" w:cs="Times New Roman"/>
+        </w:rPr>
+        <w:t xml:space="preserve"> </w:t>
+      </w:r>
+      <w:r>
+        <w:rPr>
+          <w:rFonts w:hint="eastAsia" w:ascii="Times New Roman" w:hAnsi="Times New Roman" w:eastAsia="FangSong" w:cs="Times New Roman"/>
+        </w:rPr>
+        <w:t>指出立体构型</w:t>
+      </w:r>
+      <w:r>
+        <w:rPr>
+          <w:rFonts w:hint="eastAsia" w:ascii="Times New Roman" w:hAnsi="Times New Roman" w:eastAsia="Times New Roman" w:cs="Times New Roman"/>
+        </w:rPr>
+        <w:t>。</w:t>
+      </w:r>
+    </w:p>
+    <w:p>
+      <w:pPr>
+        <w:pStyle w:val="FirstParagraph"/>
+      </w:pPr>
+      <w:r>
+        <w:rPr>
+          <w:rFonts w:hint="eastAsia" w:ascii="Times New Roman" w:hAnsi="Times New Roman" w:eastAsia="FangSong" w:cs="Times New Roman"/>
+        </w:rPr>
+        <w:t>实验测得该配合物分子实际上以二聚体的形式存在</w:t>
+      </w:r>
+      <w:r>
+        <w:rPr>
+          <w:rFonts w:hint="eastAsia" w:ascii="Times New Roman" w:hAnsi="Times New Roman" w:eastAsia="Times New Roman" w:cs="Times New Roman"/>
+        </w:rPr>
+        <w:t>，</w:t>
+      </w:r>
+      <w:r>
+        <w:rPr>
+          <w:rFonts w:hint="eastAsia" w:ascii="Times New Roman" w:hAnsi="Times New Roman" w:eastAsia="FangSong" w:cs="Times New Roman"/>
+        </w:rPr>
+        <w:t>且呈现双螺旋结构</w:t>
+      </w:r>
+      <w:r>
+        <w:rPr>
+          <w:rFonts w:hint="eastAsia" w:ascii="Times New Roman" w:hAnsi="Times New Roman" w:eastAsia="Times New Roman" w:cs="Times New Roman"/>
+        </w:rPr>
+        <w:t>。</w:t>
+      </w:r>
+    </w:p>
+    <w:p>
+      <w:pPr>
+        <w:pStyle w:val="Compact"/>
+        <w:numPr>
+          <w:ilvl w:val="0"/>
+          <w:numId w:val="1005"/>
+        </w:numPr>
+      </w:pPr>
+      <w:r>
+        <w:rPr>
+          <w:rFonts w:hint="eastAsia" w:ascii="Times New Roman" w:hAnsi="Times New Roman" w:eastAsia="FangSong" w:cs="Times New Roman"/>
+        </w:rPr>
+        <w:t>二聚体分子之间的作用力是什么</w:t>
+      </w:r>
+      <w:r>
+        <w:rPr>
+          <w:rFonts w:hint="eastAsia" w:ascii="Times New Roman" w:hAnsi="Times New Roman" w:eastAsia="Times New Roman" w:cs="Times New Roman"/>
+        </w:rPr>
+        <w:t>？</w:t>
+      </w:r>
+    </w:p>
+    <w:p>
+      <w:pPr>
+        <w:pStyle w:val="Compact"/>
+        <w:numPr>
+          <w:ilvl w:val="0"/>
+          <w:numId w:val="1005"/>
+        </w:numPr>
+      </w:pPr>
+      <w:r>
+        <w:rPr>
+          <w:rFonts w:hint="eastAsia" w:ascii="Times New Roman" w:hAnsi="Times New Roman" w:eastAsia="FangSong" w:cs="Times New Roman"/>
+        </w:rPr>
+        <w:t>画出该配合物的双螺旋结构</w:t>
+      </w:r>
+      <w:r>
+        <w:rPr>
+          <w:rFonts w:hint="eastAsia" w:ascii="Times New Roman" w:hAnsi="Times New Roman" w:eastAsia="Times New Roman" w:cs="Times New Roman"/>
+        </w:rPr>
+        <w:t>。</w:t>
+      </w:r>
+    </w:p>
+    <w:p>
+      <w:pPr>
+        <w:spacing w:before="160" w:after="80"/>
+      </w:pPr>
+      <w:r>
+        <w:pict>
+          <v:rect style="width:0;height:1.5pt" o:hralign="center" o:hrstd="t" o:hr="t"/>
+        </w:pict>
+      </w:r>
+    </w:p>
+    <w:bookmarkEnd w:id="38"/>
+    <w:bookmarkStart w:id="39" w:name="第16题"/>
+    <w:p>
+      <w:pPr>
+        <w:pStyle w:val="Heading3"/>
+        <w:spacing w:before="280" w:after="120"/>
+      </w:pPr>
+      <w:r>
+        <w:rPr>
+          <w:rFonts w:hint="eastAsia" w:ascii="Times New Roman" w:hAnsi="Times New Roman" w:eastAsia="SimHei" w:cs="Times New Roman"/>
+        </w:rPr>
+        <w:t>第</w:t>
+      </w:r>
+      <w:r>
+        <w:rPr>
+          <w:rFonts w:hint="eastAsia" w:ascii="Times New Roman" w:hAnsi="Times New Roman" w:eastAsia="Times New Roman" w:cs="Times New Roman"/>
+        </w:rPr>
+        <w:t>16</w:t>
+      </w:r>
+      <w:r>
+        <w:rPr>
+          <w:rFonts w:hint="eastAsia" w:ascii="Times New Roman" w:hAnsi="Times New Roman" w:eastAsia="SimHei" w:cs="Times New Roman"/>
+        </w:rPr>
+        <w:t>题</w:t>
+      </w:r>
+    </w:p>
+    <w:p>
+      <w:pPr>
+        <w:pStyle w:val="FirstParagraph"/>
+      </w:pPr>
+      <w:r>
+        <w:rPr>
+          <w:rFonts w:hint="eastAsia" w:ascii="Times New Roman" w:hAnsi="Times New Roman" w:eastAsia="FangSong" w:cs="Times New Roman"/>
+        </w:rPr>
+        <w:t xml:space="preserve">以下是制备一些新发现的</w:t>
+      </w:r>
+      <w:r>
+        <w:rPr>
+          <w:rFonts w:ascii="Times New Roman" w:hAnsi="Times New Roman" w:eastAsia="Times New Roman" w:cs="Times New Roman"/>
+        </w:rPr>
+        <w:t xml:space="preserve"> Cr </w:t>
+      </w:r>
+      <w:r>
+        <w:rPr>
+          <w:rFonts w:hint="eastAsia" w:ascii="Times New Roman" w:hAnsi="Times New Roman" w:eastAsia="FangSong" w:cs="Times New Roman"/>
+        </w:rPr>
+        <w:t>的配合物时的步骤</w:t>
+      </w:r>
+      <w:r>
+        <w:rPr>
+          <w:rFonts w:hint="eastAsia" w:ascii="Times New Roman" w:hAnsi="Times New Roman" w:eastAsia="Times New Roman" w:cs="Times New Roman"/>
+        </w:rPr>
+        <w:t>。</w:t>
       </w:r>
     </w:p>
     <w:p>
@@ -6807,303 +5658,789 @@
       </w:pPr>
       <w:r>
         <w:rPr>
-          <w:rFonts w:ascii="Times New Roman" w:hAnsi="Times New Roman" w:eastAsia="Times New Roman" w:cs="Times New Roman"/>
-        </w:rPr>
-        <w:t>A. ΔH</w:t>
-      </w:r>
-      <w:r>
-        <w:rPr>
-          <w:rFonts w:ascii="Times New Roman" w:hAnsi="Times New Roman" w:eastAsia="Times New Roman" w:cs="Times New Roman"/>
+          <w:rFonts w:hint="eastAsia" w:ascii="Times New Roman" w:hAnsi="Times New Roman" w:eastAsia="FangSong" w:cs="Times New Roman"/>
+        </w:rPr>
+        <w:t xml:space="preserve">新制备的</w:t>
+      </w:r>
+      <w:r>
+        <w:rPr>
+          <w:rFonts w:ascii="Times New Roman" w:hAnsi="Times New Roman" w:eastAsia="Times New Roman" w:cs="Times New Roman"/>
+        </w:rPr>
+        <w:t xml:space="preserve"> </w:t>
+      </w:r>
+      <m:oMath>
+        <m:sSub>
+          <m:e>
+            <m:r>
+              <m:rPr>
+                <m:sty m:val="p"/>
+              </m:rPr>
+              <m:t>C</m:t>
+            </m:r>
+            <m:r>
+              <m:rPr>
+                <m:sty m:val="p"/>
+              </m:rPr>
+              <m:t>r</m:t>
+            </m:r>
+            <m:r>
+              <m:rPr>
+                <m:sty m:val="p"/>
+              </m:rPr>
+              <m:t>B</m:t>
+            </m:r>
+            <m:r>
+              <m:rPr>
+                <m:sty m:val="p"/>
+              </m:rPr>
+              <m:t>r</m:t>
+            </m:r>
+          </m:e>
+          <m:sub>
+            <m:r>
+              <m:t>2</m:t>
+            </m:r>
+          </m:sub>
+        </m:sSub>
+      </m:oMath>
+      <w:r>
+        <w:rPr>
+          <w:rFonts w:ascii="Times New Roman" w:hAnsi="Times New Roman" w:eastAsia="Times New Roman" w:cs="Times New Roman"/>
+        </w:rPr>
+        <w:t xml:space="preserve"> </w:t>
+      </w:r>
+      <w:r>
+        <w:rPr>
+          <w:rFonts w:hint="eastAsia" w:ascii="Times New Roman" w:hAnsi="Times New Roman" w:eastAsia="FangSong" w:cs="Times New Roman"/>
+        </w:rPr>
+        <w:t xml:space="preserve">和</w:t>
+      </w:r>
+      <w:r>
+        <w:rPr>
+          <w:rFonts w:ascii="Times New Roman" w:hAnsi="Times New Roman" w:eastAsia="Times New Roman" w:cs="Times New Roman"/>
+        </w:rPr>
+        <w:t xml:space="preserve"> </w:t>
+      </w:r>
+      <m:oMath>
+        <m:r>
+          <m:t>2</m:t>
+        </m:r>
+        <m:r>
+          <m:rPr>
+            <m:sty m:val="p"/>
+          </m:rPr>
+          <m:t>,</m:t>
+        </m:r>
+        <m:sSup>
+          <m:e>
+            <m:r>
+              <m:t>2</m:t>
+            </m:r>
+          </m:e>
+          <m:sup>
+            <m:r>
+              <m:rPr>
+                <m:sty m:val="p"/>
+              </m:rPr>
+              <m:t>′</m:t>
+            </m:r>
+          </m:sup>
+        </m:sSup>
+      </m:oMath>
+      <w:r>
+        <w:rPr>
+          <w:rFonts w:ascii="Times New Roman" w:hAnsi="Times New Roman" w:eastAsia="Times New Roman" w:cs="Times New Roman"/>
+        </w:rPr>
+        <w:t xml:space="preserve"> </w:t>
+      </w:r>
+      <w:r>
+        <w:rPr>
+          <w:rFonts w:hint="eastAsia" w:ascii="Times New Roman" w:hAnsi="Times New Roman" w:eastAsia="Times New Roman" w:cs="Times New Roman"/>
+        </w:rPr>
+        <w:t>-</w:t>
+      </w:r>
+      <w:r>
+        <w:rPr>
+          <w:rFonts w:hint="eastAsia" w:ascii="Times New Roman" w:hAnsi="Times New Roman" w:eastAsia="FangSong" w:cs="Times New Roman"/>
+        </w:rPr>
+        <w:t>联吡啶在稀盐酸中反应</w:t>
+      </w:r>
+      <w:r>
+        <w:rPr>
+          <w:rFonts w:hint="eastAsia" w:ascii="Times New Roman" w:hAnsi="Times New Roman" w:eastAsia="Times New Roman" w:cs="Times New Roman"/>
+        </w:rPr>
+        <w:t>，</w:t>
+      </w:r>
+      <w:r>
+        <w:rPr>
+          <w:rFonts w:hint="eastAsia" w:ascii="Times New Roman" w:hAnsi="Times New Roman" w:eastAsia="FangSong" w:cs="Times New Roman"/>
+        </w:rPr>
+        <w:t>得到黑色结晶沉淀</w:t>
+      </w:r>
+      <w:r>
+        <w:rPr>
+          <w:rFonts w:hint="eastAsia" w:ascii="Times New Roman" w:hAnsi="Times New Roman" w:eastAsia="Times New Roman" w:cs="Times New Roman"/>
+        </w:rPr>
+        <w:t>A。</w:t>
+      </w:r>
+    </w:p>
+    <w:p>
+      <w:pPr>
+        <w:pStyle w:val="Compact"/>
+        <w:numPr>
+          <w:ilvl w:val="0"/>
+          <w:numId w:val="1006"/>
+        </w:numPr>
+      </w:pPr>
+      <w:r>
+        <w:rPr>
+          <w:rFonts w:hint="eastAsia" w:ascii="Times New Roman" w:hAnsi="Times New Roman" w:eastAsia="Times New Roman" w:cs="Times New Roman"/>
+        </w:rPr>
+        <w:t>A</w:t>
+      </w:r>
+      <w:r>
+        <w:rPr>
+          <w:rFonts w:hint="eastAsia" w:ascii="Times New Roman" w:hAnsi="Times New Roman" w:eastAsia="FangSong" w:cs="Times New Roman"/>
+        </w:rPr>
+        <w:t>与</w:t>
+      </w:r>
+      <w:r>
+        <w:rPr>
+          <w:rFonts w:hint="eastAsia" w:ascii="Times New Roman" w:hAnsi="Times New Roman" w:eastAsia="Times New Roman" w:cs="Times New Roman"/>
+        </w:rPr>
+        <w:t>5%</w:t>
+      </w:r>
+      <w:r>
+        <w:rPr>
+          <w:rFonts w:hint="eastAsia" w:ascii="Times New Roman" w:hAnsi="Times New Roman" w:eastAsia="FangSong" w:cs="Times New Roman"/>
+        </w:rPr>
+        <w:t>的</w:t>
+      </w:r>
+      <w:r>
+        <w:rPr>
+          <w:rFonts w:hint="eastAsia" w:ascii="Times New Roman" w:hAnsi="Times New Roman" w:eastAsia="Times New Roman" w:cs="Times New Roman"/>
+        </w:rPr>
+        <w:t>HClO</w:t>
+      </w:r>
+      <w:r>
+        <w:rPr>
+          <w:rFonts w:hint="eastAsia" w:ascii="Times New Roman" w:hAnsi="Times New Roman" w:eastAsia="Times New Roman" w:cs="Times New Roman"/>
           <w:vertAlign w:val="subscript"/>
         </w:rPr>
-        <w:t>2</w:t>
-      </w:r>
-      <w:r>
-        <w:rPr>
-          <w:rFonts w:ascii="Times New Roman" w:hAnsi="Times New Roman" w:eastAsia="Times New Roman" w:cs="Times New Roman"/>
-        </w:rPr>
-        <w:t xml:space="preserve"> &lt; ΔH</w:t>
-      </w:r>
-      <w:r>
-        <w:rPr>
-          <w:rFonts w:ascii="Times New Roman" w:hAnsi="Times New Roman" w:eastAsia="Times New Roman" w:cs="Times New Roman"/>
-          <w:vertAlign w:val="subscript"/>
-        </w:rPr>
-        <w:t>3</w:t>
-      </w:r>
-      <w:r>
-        <w:rPr>
-          <w:rFonts w:ascii="Times New Roman" w:hAnsi="Times New Roman" w:eastAsia="Times New Roman" w:cs="Times New Roman"/>
-        </w:rPr>
-        <w:t xml:space="preserve">　　B. ΔH</w:t>
-      </w:r>
-      <w:r>
-        <w:rPr>
-          <w:rFonts w:ascii="Times New Roman" w:hAnsi="Times New Roman" w:eastAsia="Times New Roman" w:cs="Times New Roman"/>
-          <w:vertAlign w:val="subscript"/>
-        </w:rPr>
-        <w:t>1</w:t>
-      </w:r>
-      <w:r>
-        <w:rPr>
-          <w:rFonts w:ascii="Times New Roman" w:hAnsi="Times New Roman" w:eastAsia="Times New Roman" w:cs="Times New Roman"/>
-        </w:rPr>
-        <w:t xml:space="preserve"> &gt; ΔH</w:t>
-      </w:r>
-      <w:r>
-        <w:rPr>
-          <w:rFonts w:ascii="Times New Roman" w:hAnsi="Times New Roman" w:eastAsia="Times New Roman" w:cs="Times New Roman"/>
-          <w:vertAlign w:val="subscript"/>
-        </w:rPr>
-        <w:t>3</w:t>
-      </w:r>
-      <w:r>
-        <w:rPr>
-          <w:rFonts w:ascii="Times New Roman" w:hAnsi="Times New Roman" w:eastAsia="Times New Roman" w:cs="Times New Roman"/>
-        </w:rPr>
-        <w:t xml:space="preserve">　　C. ΔH</w:t>
-      </w:r>
-      <w:r>
-        <w:rPr>
-          <w:rFonts w:ascii="Times New Roman" w:hAnsi="Times New Roman" w:eastAsia="Times New Roman" w:cs="Times New Roman"/>
-          <w:vertAlign w:val="subscript"/>
-        </w:rPr>
-        <w:t>2</w:t>
-      </w:r>
-      <w:r>
-        <w:rPr>
-          <w:rFonts w:ascii="Times New Roman" w:hAnsi="Times New Roman" w:eastAsia="Times New Roman" w:cs="Times New Roman"/>
-        </w:rPr>
-        <w:t xml:space="preserve"> + ΔH</w:t>
-      </w:r>
-      <w:r>
-        <w:rPr>
-          <w:rFonts w:ascii="Times New Roman" w:hAnsi="Times New Roman" w:eastAsia="Times New Roman" w:cs="Times New Roman"/>
-          <w:vertAlign w:val="subscript"/>
-        </w:rPr>
-        <w:t>3</w:t>
-      </w:r>
-      <w:r>
-        <w:rPr>
-          <w:rFonts w:ascii="Times New Roman" w:hAnsi="Times New Roman" w:eastAsia="Times New Roman" w:cs="Times New Roman"/>
-        </w:rPr>
-        <w:t xml:space="preserve"> = ΔH</w:t>
-      </w:r>
-      <w:r>
-        <w:rPr>
-          <w:rFonts w:ascii="Times New Roman" w:hAnsi="Times New Roman" w:eastAsia="Times New Roman" w:cs="Times New Roman"/>
-          <w:vertAlign w:val="subscript"/>
-        </w:rPr>
-        <w:t>1</w:t>
-      </w:r>
-      <w:r>
-        <w:rPr>
-          <w:rFonts w:ascii="Times New Roman" w:hAnsi="Times New Roman" w:eastAsia="Times New Roman" w:cs="Times New Roman"/>
-        </w:rPr>
-        <w:t xml:space="preserve">　　D. ΔH</w:t>
-      </w:r>
-      <w:r>
-        <w:rPr>
-          <w:rFonts w:ascii="Times New Roman" w:hAnsi="Times New Roman" w:eastAsia="Times New Roman" w:cs="Times New Roman"/>
-          <w:vertAlign w:val="subscript"/>
-        </w:rPr>
-        <w:t>1</w:t>
-      </w:r>
-      <w:r>
-        <w:rPr>
-          <w:rFonts w:ascii="Times New Roman" w:hAnsi="Times New Roman" w:eastAsia="Times New Roman" w:cs="Times New Roman"/>
-        </w:rPr>
-        <w:t xml:space="preserve"> − ΔH</w:t>
-      </w:r>
-      <w:r>
-        <w:rPr>
-          <w:rFonts w:ascii="Times New Roman" w:hAnsi="Times New Roman" w:eastAsia="Times New Roman" w:cs="Times New Roman"/>
-          <w:vertAlign w:val="subscript"/>
-        </w:rPr>
-        <w:t>2</w:t>
-      </w:r>
-      <w:r>
-        <w:rPr>
-          <w:rFonts w:ascii="Times New Roman" w:hAnsi="Times New Roman" w:eastAsia="Times New Roman" w:cs="Times New Roman"/>
-        </w:rPr>
-        <w:t xml:space="preserve"> &gt; ΔH</w:t>
-      </w:r>
-      <w:r>
-        <w:rPr>
-          <w:rFonts w:ascii="Times New Roman" w:hAnsi="Times New Roman" w:eastAsia="Times New Roman" w:cs="Times New Roman"/>
-          <w:vertAlign w:val="subscript"/>
-        </w:rPr>
-        <w:t>3</w:t>
-      </w:r>
-    </w:p>
-    <w:p>
-      <w:pPr>
-        <w:spacing w:before="160" w:after="80"/>
-      </w:pPr>
-      <w:r>
-        <w:pict>
-          <v:rect style="width:0;height:1.5pt" o:hralign="center" o:hrstd="t" o:hr="t"/>
-        </w:pict>
-      </w:r>
-    </w:p>
-    <w:bookmarkEnd w:id="40"/>
-    <w:bookmarkStart w:id="41" w:name="第18题"/>
-    <w:p>
-      <w:pPr>
-        <w:pStyle w:val="Heading3"/>
-        <w:spacing w:before="280" w:after="120"/>
-      </w:pPr>
-      <w:r>
-        <w:rPr>
-          <w:rFonts w:hint="eastAsia" w:ascii="Times New Roman" w:hAnsi="Times New Roman" w:eastAsia="SimHei" w:cs="Times New Roman"/>
-        </w:rPr>
-        <w:t>第</w:t>
-      </w:r>
-      <w:r>
-        <w:rPr>
-          <w:rFonts w:hint="eastAsia" w:ascii="Times New Roman" w:hAnsi="Times New Roman" w:eastAsia="Times New Roman" w:cs="Times New Roman"/>
-        </w:rPr>
-        <w:t>18</w:t>
-      </w:r>
-      <w:r>
-        <w:rPr>
-          <w:rFonts w:hint="eastAsia" w:ascii="Times New Roman" w:hAnsi="Times New Roman" w:eastAsia="SimHei" w:cs="Times New Roman"/>
-        </w:rPr>
-        <w:t>题</w:t>
+        <w:t>4</w:t>
+      </w:r>
+      <w:r>
+        <w:rPr>
+          <w:rFonts w:ascii="Times New Roman" w:hAnsi="Times New Roman" w:eastAsia="Times New Roman" w:cs="Times New Roman"/>
+        </w:rPr>
+        <w:t xml:space="preserve"> </w:t>
+      </w:r>
+      <w:r>
+        <w:rPr>
+          <w:rFonts w:hint="eastAsia" w:ascii="Times New Roman" w:hAnsi="Times New Roman" w:eastAsia="FangSong" w:cs="Times New Roman"/>
+        </w:rPr>
+        <w:t>溶液混合在空气中摇动</w:t>
+      </w:r>
+      <w:r>
+        <w:rPr>
+          <w:rFonts w:hint="eastAsia" w:ascii="Times New Roman" w:hAnsi="Times New Roman" w:eastAsia="Times New Roman" w:cs="Times New Roman"/>
+        </w:rPr>
+        <w:t>，</w:t>
+      </w:r>
+      <w:r>
+        <w:rPr>
+          <w:rFonts w:hint="eastAsia" w:ascii="Times New Roman" w:hAnsi="Times New Roman" w:eastAsia="FangSong" w:cs="Times New Roman"/>
+        </w:rPr>
+        <w:t>得到了黄色晶状沉淀</w:t>
+      </w:r>
+      <w:r>
+        <w:rPr>
+          <w:rFonts w:hint="eastAsia" w:ascii="Times New Roman" w:hAnsi="Times New Roman" w:eastAsia="Times New Roman" w:cs="Times New Roman"/>
+        </w:rPr>
+        <w:t>B。</w:t>
+      </w:r>
+    </w:p>
+    <w:p>
+      <w:pPr>
+        <w:pStyle w:val="Compact"/>
+        <w:numPr>
+          <w:ilvl w:val="0"/>
+          <w:numId w:val="1006"/>
+        </w:numPr>
+      </w:pPr>
+      <w:r>
+        <w:rPr>
+          <w:rFonts w:hint="eastAsia" w:ascii="Times New Roman" w:hAnsi="Times New Roman" w:eastAsia="FangSong" w:cs="Times New Roman"/>
+        </w:rPr>
+        <w:t xml:space="preserve">将</w:t>
+      </w:r>
+      <w:r>
+        <w:rPr>
+          <w:rFonts w:ascii="Times New Roman" w:hAnsi="Times New Roman" w:eastAsia="Times New Roman" w:cs="Times New Roman"/>
+        </w:rPr>
+        <w:t xml:space="preserve"> A </w:t>
+      </w:r>
+      <w:r>
+        <w:rPr>
+          <w:rFonts w:hint="eastAsia" w:ascii="Times New Roman" w:hAnsi="Times New Roman" w:eastAsia="FangSong" w:cs="Times New Roman"/>
+        </w:rPr>
+        <w:t xml:space="preserve">溶解在无空气的含有过量</w:t>
+      </w:r>
+      <w:r>
+        <w:rPr>
+          <w:rFonts w:ascii="Times New Roman" w:hAnsi="Times New Roman" w:eastAsia="Times New Roman" w:cs="Times New Roman"/>
+        </w:rPr>
+        <w:t xml:space="preserve"> </w:t>
+      </w:r>
+      <m:oMath>
+        <m:oMathPr>
+          <m:ctrlPr>
+            <w:rPr>
+              <w:sz w:val="28"/>
+              <w:szCs w:val="28"/>
+            </w:rPr>
+          </m:ctrlPr>
+        </m:oMathPr>
+        <m:r>
+          <m:t>N</m:t>
+        </m:r>
+        <m:sSub>
+          <m:e>
+            <m:r>
+              <m:t>H</m:t>
+            </m:r>
+          </m:e>
+          <m:sub>
+            <m:r>
+              <m:t>4</m:t>
+            </m:r>
+          </m:sub>
+        </m:sSub>
+        <m:r>
+          <m:t>C</m:t>
+        </m:r>
+        <m:r>
+          <m:t>l</m:t>
+        </m:r>
+        <m:sSub>
+          <m:e>
+            <m:r>
+              <m:t>O</m:t>
+            </m:r>
+          </m:e>
+          <m:sub>
+            <m:r>
+              <m:t>4</m:t>
+            </m:r>
+          </m:sub>
+        </m:sSub>
+      </m:oMath>
+      <w:r>
+        <w:rPr>
+          <w:rFonts w:ascii="Times New Roman" w:hAnsi="Times New Roman" w:eastAsia="Times New Roman" w:cs="Times New Roman"/>
+        </w:rPr>
+        <w:t xml:space="preserve"> </w:t>
+      </w:r>
+      <w:r>
+        <w:rPr>
+          <w:rFonts w:hint="eastAsia" w:ascii="Times New Roman" w:hAnsi="Times New Roman" w:eastAsia="FangSong" w:cs="Times New Roman"/>
+        </w:rPr>
+        <w:t>的蒸馏水中</w:t>
+      </w:r>
+      <w:r>
+        <w:rPr>
+          <w:rFonts w:hint="eastAsia" w:ascii="Times New Roman" w:hAnsi="Times New Roman" w:eastAsia="Times New Roman" w:cs="Times New Roman"/>
+        </w:rPr>
+        <w:t>，</w:t>
+      </w:r>
+      <w:r>
+        <w:rPr>
+          <w:rFonts w:hint="eastAsia" w:ascii="Times New Roman" w:hAnsi="Times New Roman" w:eastAsia="FangSong" w:cs="Times New Roman"/>
+        </w:rPr>
+        <w:t>在惰性气氛中与</w:t>
+      </w:r>
+      <w:r>
+        <w:rPr>
+          <w:rFonts w:ascii="Times New Roman" w:hAnsi="Times New Roman" w:eastAsia="Times New Roman" w:cs="Times New Roman"/>
+        </w:rPr>
+        <w:t xml:space="preserve"> Mg </w:t>
+      </w:r>
+      <w:r>
+        <w:rPr>
+          <w:rFonts w:hint="eastAsia" w:ascii="Times New Roman" w:hAnsi="Times New Roman" w:eastAsia="FangSong" w:cs="Times New Roman"/>
+        </w:rPr>
+        <w:t>反应</w:t>
+      </w:r>
+      <w:r>
+        <w:rPr>
+          <w:rFonts w:hint="eastAsia" w:ascii="Times New Roman" w:hAnsi="Times New Roman" w:eastAsia="Times New Roman" w:cs="Times New Roman"/>
+        </w:rPr>
+        <w:t>，</w:t>
+      </w:r>
+      <w:r>
+        <w:rPr>
+          <w:rFonts w:hint="eastAsia" w:ascii="Times New Roman" w:hAnsi="Times New Roman" w:eastAsia="FangSong" w:cs="Times New Roman"/>
+        </w:rPr>
+        <w:t>生成深蓝色化合物</w:t>
+      </w:r>
+      <w:r>
+        <w:rPr>
+          <w:rFonts w:ascii="Times New Roman" w:hAnsi="Times New Roman" w:eastAsia="Times New Roman" w:cs="Times New Roman"/>
+        </w:rPr>
+        <w:t xml:space="preserve"> C。</w:t>
       </w:r>
     </w:p>
     <w:p>
       <w:pPr>
         <w:pStyle w:val="FirstParagraph"/>
-      </w:pPr>
-      <w:r>
-        <w:rPr>
-          <w:rFonts w:hint="eastAsia" w:ascii="Times New Roman" w:hAnsi="Times New Roman" w:eastAsia="FangSong" w:cs="Times New Roman"/>
-        </w:rPr>
-        <w:t>氢氟酸是一弱酸</w:t>
-      </w:r>
-      <w:r>
-        <w:rPr>
-          <w:rFonts w:hint="eastAsia" w:ascii="Times New Roman" w:hAnsi="Times New Roman" w:eastAsia="Times New Roman" w:cs="Times New Roman"/>
-        </w:rPr>
-        <w:t>，</w:t>
-      </w:r>
-      <w:r>
-        <w:rPr>
-          <w:rFonts w:hint="eastAsia" w:ascii="Times New Roman" w:hAnsi="Times New Roman" w:eastAsia="FangSong" w:cs="Times New Roman"/>
-        </w:rPr>
-        <w:t>同其它弱酸一样</w:t>
-      </w:r>
-      <w:r>
-        <w:rPr>
-          <w:rFonts w:hint="eastAsia" w:ascii="Times New Roman" w:hAnsi="Times New Roman" w:eastAsia="Times New Roman" w:cs="Times New Roman"/>
-        </w:rPr>
-        <w:t>，</w:t>
-      </w:r>
-      <w:r>
-        <w:rPr>
-          <w:rFonts w:hint="eastAsia" w:ascii="Times New Roman" w:hAnsi="Times New Roman" w:eastAsia="FangSong" w:cs="Times New Roman"/>
-        </w:rPr>
-        <w:t>浓度越大</w:t>
-      </w:r>
-      <w:r>
-        <w:rPr>
-          <w:rFonts w:hint="eastAsia" w:ascii="Times New Roman" w:hAnsi="Times New Roman" w:eastAsia="Times New Roman" w:cs="Times New Roman"/>
-        </w:rPr>
-        <w:t>，</w:t>
-      </w:r>
-      <w:r>
-        <w:rPr>
-          <w:rFonts w:hint="eastAsia" w:ascii="Times New Roman" w:hAnsi="Times New Roman" w:eastAsia="FangSong" w:cs="Times New Roman"/>
-        </w:rPr>
-        <w:t>电离度越小</w:t>
-      </w:r>
-      <w:r>
-        <w:rPr>
-          <w:rFonts w:hint="eastAsia" w:ascii="Times New Roman" w:hAnsi="Times New Roman" w:eastAsia="Times New Roman" w:cs="Times New Roman"/>
-        </w:rPr>
-        <w:t>，</w:t>
-      </w:r>
-      <w:r>
-        <w:rPr>
-          <w:rFonts w:hint="eastAsia" w:ascii="Times New Roman" w:hAnsi="Times New Roman" w:eastAsia="FangSong" w:cs="Times New Roman"/>
-        </w:rPr>
-        <w:t>酸度越大</w:t>
-      </w:r>
-      <w:r>
-        <w:rPr>
-          <w:rFonts w:hint="eastAsia" w:ascii="Times New Roman" w:hAnsi="Times New Roman" w:eastAsia="Times New Roman" w:cs="Times New Roman"/>
-        </w:rPr>
-        <w:t>；</w:t>
-      </w:r>
-      <w:r>
-        <w:rPr>
-          <w:rFonts w:hint="eastAsia" w:ascii="Times New Roman" w:hAnsi="Times New Roman" w:eastAsia="FangSong" w:cs="Times New Roman"/>
-        </w:rPr>
-        <w:t>但浓度大于</w:t>
-      </w:r>
-      <w:r>
-        <w:rPr>
-          <w:rFonts w:ascii="Times New Roman" w:hAnsi="Times New Roman" w:eastAsia="Times New Roman" w:cs="Times New Roman"/>
-        </w:rPr>
-        <w:t xml:space="preserve"> 5 mol L</w:t>
-      </w:r>
-      <w:r>
-        <w:rPr>
-          <w:rFonts w:ascii="Times New Roman" w:hAnsi="Times New Roman" w:eastAsia="Times New Roman" w:cs="Times New Roman"/>
-          <w:vertAlign w:val="superscript"/>
-        </w:rPr>
-        <w:t>-1</w:t>
-      </w:r>
-      <w:r>
-        <w:rPr>
-          <w:rFonts w:ascii="Times New Roman" w:hAnsi="Times New Roman" w:eastAsia="Times New Roman" w:cs="Times New Roman"/>
-        </w:rPr>
-        <w:t xml:space="preserve"> </w:t>
-      </w:r>
-      <w:r>
-        <w:rPr>
-          <w:rFonts w:hint="eastAsia" w:ascii="Times New Roman" w:hAnsi="Times New Roman" w:eastAsia="FangSong" w:cs="Times New Roman"/>
-        </w:rPr>
-        <w:t>时</w:t>
-      </w:r>
-      <w:r>
-        <w:rPr>
-          <w:rFonts w:hint="eastAsia" w:ascii="Times New Roman" w:hAnsi="Times New Roman" w:eastAsia="Times New Roman" w:cs="Times New Roman"/>
-        </w:rPr>
-        <w:t>，</w:t>
-      </w:r>
-      <w:r>
-        <w:rPr>
-          <w:rFonts w:hint="eastAsia" w:ascii="Times New Roman" w:hAnsi="Times New Roman" w:eastAsia="FangSong" w:cs="Times New Roman"/>
-        </w:rPr>
-        <w:t>则变成强酸</w:t>
-      </w:r>
-      <w:r>
-        <w:rPr>
-          <w:rFonts w:hint="eastAsia" w:ascii="Times New Roman" w:hAnsi="Times New Roman" w:eastAsia="Times New Roman" w:cs="Times New Roman"/>
-        </w:rPr>
-        <w:t>。</w:t>
-      </w:r>
-      <w:r>
-        <w:rPr>
-          <w:rFonts w:hint="eastAsia" w:ascii="Times New Roman" w:hAnsi="Times New Roman" w:eastAsia="FangSong" w:cs="Times New Roman"/>
-        </w:rPr>
-        <w:t>这点不同于一般弱酸</w:t>
-      </w:r>
-      <w:r>
-        <w:rPr>
-          <w:rFonts w:hint="eastAsia" w:ascii="Times New Roman" w:hAnsi="Times New Roman" w:eastAsia="Times New Roman" w:cs="Times New Roman"/>
-        </w:rPr>
-        <w:t>，</w:t>
-      </w:r>
-      <w:r>
-        <w:rPr>
-          <w:rFonts w:hint="eastAsia" w:ascii="Times New Roman" w:hAnsi="Times New Roman" w:eastAsia="FangSong" w:cs="Times New Roman"/>
-        </w:rPr>
-        <w:t>原因是</w:t>
-      </w:r>
-    </w:p>
+        <w:spacing w:after="80"/>
+      </w:pPr>
+      <w:r>
+        <w:rPr>
+          <w:rFonts w:hint="eastAsia" w:ascii="Times New Roman" w:hAnsi="Times New Roman" w:eastAsia="FangSong" w:cs="Times New Roman"/>
+        </w:rPr>
+        <w:t>关于这些化合物的化学分析结果如下表所示</w:t>
+      </w:r>
+      <w:r>
+        <w:rPr>
+          <w:rFonts w:hint="eastAsia" w:ascii="Times New Roman" w:hAnsi="Times New Roman" w:eastAsia="Times New Roman" w:cs="Times New Roman"/>
+        </w:rPr>
+        <w:t>：</w:t>
+      </w:r>
+    </w:p>
+    <w:tbl>
+      <w:tblPr>
+        <w:tblStyle w:val="Table"/>
+        <w:tblW w:type="auto" w:w="0"/>
+        <w:tblLook w:firstRow="1" w:lastRow="0" w:firstColumn="0" w:lastColumn="0" w:noHBand="0" w:noVBand="0" w:val="0020"/>
+      </w:tblPr>
+      <w:tblGrid>
+        <w:gridCol w:w="1131"/>
+        <w:gridCol w:w="1131"/>
+        <w:gridCol w:w="1131"/>
+        <w:gridCol w:w="1131"/>
+        <w:gridCol w:w="1131"/>
+        <w:gridCol w:w="1131"/>
+        <w:gridCol w:w="1131"/>
+      </w:tblGrid>
+      <w:tr>
+        <w:trPr>
+          <w:tblHeader w:val="on"/>
+        </w:trPr>
+        <w:tc>
+          <w:tcPr/>
+          <w:p>
+            <w:pPr>
+              <w:pStyle w:val="Compact"/>
+              <w:jc w:val="center"/>
+            </w:pPr>
+            <w:r>
+              <w:rPr>
+                <w:rFonts w:hint="eastAsia" w:ascii="Times New Roman" w:hAnsi="Times New Roman" w:eastAsia="SimHei" w:cs="Times New Roman"/>
+                <w:b/>
+              </w:rPr>
+              <w:t xml:space="preserve">物种</w:t>
+            </w:r>
+          </w:p>
+        </w:tc>
+        <w:tc>
+          <w:tcPr/>
+          <w:p>
+            <w:pPr>
+              <w:pStyle w:val="Compact"/>
+              <w:jc w:val="center"/>
+            </w:pPr>
+            <w:r>
+              <w:rPr>
+                <w:rFonts w:ascii="Times New Roman" w:hAnsi="Times New Roman" w:eastAsia="Times New Roman" w:cs="Times New Roman"/>
+                <w:b/>
+              </w:rPr>
+              <w:t xml:space="preserve">N/%</w:t>
+            </w:r>
+          </w:p>
+        </w:tc>
+        <w:tc>
+          <w:tcPr/>
+          <w:p>
+            <w:pPr>
+              <w:pStyle w:val="Compact"/>
+              <w:jc w:val="center"/>
+            </w:pPr>
+            <w:r>
+              <w:rPr>
+                <w:rFonts w:ascii="Times New Roman" w:hAnsi="Times New Roman" w:eastAsia="Times New Roman" w:cs="Times New Roman"/>
+                <w:b/>
+              </w:rPr>
+              <w:t xml:space="preserve">Br/%</w:t>
+            </w:r>
+          </w:p>
+        </w:tc>
+        <w:tc>
+          <w:tcPr/>
+          <w:p>
+            <w:pPr>
+              <w:pStyle w:val="Compact"/>
+              <w:jc w:val="center"/>
+            </w:pPr>
+            <w:r>
+              <w:rPr>
+                <w:rFonts w:ascii="Times New Roman" w:hAnsi="Times New Roman" w:eastAsia="Times New Roman" w:cs="Times New Roman"/>
+                <w:b/>
+              </w:rPr>
+              <w:t xml:space="preserve">Cl/%</w:t>
+            </w:r>
+          </w:p>
+        </w:tc>
+        <w:tc>
+          <w:tcPr/>
+          <w:p>
+            <w:pPr>
+              <w:pStyle w:val="Compact"/>
+              <w:jc w:val="center"/>
+            </w:pPr>
+            <w:r>
+              <w:rPr>
+                <w:rFonts w:ascii="Times New Roman" w:hAnsi="Times New Roman" w:eastAsia="Times New Roman" w:cs="Times New Roman"/>
+                <w:b/>
+              </w:rPr>
+              <w:t xml:space="preserve">Cr/%</w:t>
+            </w:r>
+          </w:p>
+        </w:tc>
+        <w:tc>
+          <w:tcPr/>
+          <w:p>
+            <w:pPr>
+              <w:pStyle w:val="Compact"/>
+              <w:jc w:val="center"/>
+            </w:pPr>
+            <w:r>
+              <w:rPr>
+                <w:rFonts w:ascii="Times New Roman" w:hAnsi="Times New Roman" w:eastAsia="Times New Roman" w:cs="Times New Roman"/>
+                <w:b/>
+              </w:rPr>
+              <w:t>ClO</w:t>
+            </w:r>
+            <w:r>
+              <w:rPr>
+                <w:rFonts w:ascii="Times New Roman" w:hAnsi="Times New Roman" w:eastAsia="Times New Roman" w:cs="Times New Roman"/>
+                <w:b/>
+                <w:vertAlign w:val="subscript"/>
+              </w:rPr>
+              <w:t>4</w:t>
+            </w:r>
+            <w:r>
+              <w:rPr>
+                <w:rFonts w:ascii="Times New Roman" w:hAnsi="Times New Roman" w:eastAsia="Times New Roman" w:cs="Times New Roman"/>
+                <w:b/>
+              </w:rPr>
+              <w:t>/%</w:t>
+            </w:r>
+          </w:p>
+        </w:tc>
+        <w:tc>
+          <w:tcPr/>
+          <w:p>
+            <w:pPr>
+              <w:pStyle w:val="Compact"/>
+              <w:jc w:val="center"/>
+            </w:pPr>
+            <w:r>
+              <w:rPr>
+                <w:rFonts w:ascii="Times New Roman" w:hAnsi="Times New Roman" w:eastAsia="Times New Roman" w:cs="Times New Roman"/>
+                <w:b/>
+              </w:rPr>
+              <w:t xml:space="preserve">μ/(B.M.)</w:t>
+            </w:r>
+          </w:p>
+        </w:tc>
+      </w:tr>
+      <w:tr>
+        <w:tc>
+          <w:tcPr/>
+          <w:p>
+            <w:pPr>
+              <w:pStyle w:val="Compact"/>
+              <w:jc w:val="center"/>
+            </w:pPr>
+            <w:r>
+              <w:rPr>
+                <w:rFonts w:ascii="Times New Roman" w:hAnsi="Times New Roman" w:eastAsia="Times New Roman" w:cs="Times New Roman"/>
+              </w:rPr>
+              <w:t xml:space="preserve">A</w:t>
+            </w:r>
+          </w:p>
+        </w:tc>
+        <w:tc>
+          <w:tcPr/>
+          <w:p>
+            <w:pPr>
+              <w:pStyle w:val="Compact"/>
+              <w:jc w:val="center"/>
+            </w:pPr>
+            <w:r>
+              <w:rPr>
+                <w:rFonts w:ascii="Times New Roman" w:hAnsi="Times New Roman" w:eastAsia="Times New Roman" w:cs="Times New Roman"/>
+              </w:rPr>
+              <w:t xml:space="preserve">11.0</w:t>
+            </w:r>
+          </w:p>
+        </w:tc>
+        <w:tc>
+          <w:tcPr/>
+          <w:p>
+            <w:pPr>
+              <w:pStyle w:val="Compact"/>
+              <w:jc w:val="center"/>
+            </w:pPr>
+            <w:r>
+              <w:rPr>
+                <w:rFonts w:ascii="Times New Roman" w:hAnsi="Times New Roman" w:eastAsia="Times New Roman" w:cs="Times New Roman"/>
+              </w:rPr>
+              <w:t xml:space="preserve">21.0</w:t>
+            </w:r>
+          </w:p>
+        </w:tc>
+        <w:tc>
+          <w:tcPr/>
+          <w:p>
+            <w:pPr>
+              <w:pStyle w:val="Compact"/>
+              <w:jc w:val="center"/>
+            </w:pPr>
+          </w:p>
+        </w:tc>
+        <w:tc>
+          <w:tcPr/>
+          <w:p>
+            <w:pPr>
+              <w:pStyle w:val="Compact"/>
+              <w:jc w:val="center"/>
+            </w:pPr>
+            <w:r>
+              <w:rPr>
+                <w:rFonts w:ascii="Times New Roman" w:hAnsi="Times New Roman" w:eastAsia="Times New Roman" w:cs="Times New Roman"/>
+              </w:rPr>
+              <w:t xml:space="preserve">6.9</w:t>
+            </w:r>
+          </w:p>
+        </w:tc>
+        <w:tc>
+          <w:tcPr/>
+          <w:p>
+            <w:pPr>
+              <w:pStyle w:val="Compact"/>
+              <w:jc w:val="center"/>
+            </w:pPr>
+          </w:p>
+        </w:tc>
+        <w:tc>
+          <w:tcPr/>
+          <w:p>
+            <w:pPr>
+              <w:pStyle w:val="Compact"/>
+              <w:jc w:val="center"/>
+            </w:pPr>
+            <w:r>
+              <w:rPr>
+                <w:rFonts w:ascii="Times New Roman" w:hAnsi="Times New Roman" w:eastAsia="Times New Roman" w:cs="Times New Roman"/>
+              </w:rPr>
+              <w:t xml:space="preserve">3.27</w:t>
+            </w:r>
+          </w:p>
+        </w:tc>
+      </w:tr>
+      <w:tr>
+        <w:tc>
+          <w:tcPr/>
+          <w:p>
+            <w:pPr>
+              <w:pStyle w:val="Compact"/>
+              <w:jc w:val="center"/>
+            </w:pPr>
+            <w:r>
+              <w:rPr>
+                <w:rFonts w:ascii="Times New Roman" w:hAnsi="Times New Roman" w:eastAsia="Times New Roman" w:cs="Times New Roman"/>
+              </w:rPr>
+              <w:t xml:space="preserve">B</w:t>
+            </w:r>
+          </w:p>
+        </w:tc>
+        <w:tc>
+          <w:tcPr/>
+          <w:p>
+            <w:pPr>
+              <w:pStyle w:val="Compact"/>
+              <w:jc w:val="center"/>
+            </w:pPr>
+            <w:r>
+              <w:rPr>
+                <w:rFonts w:ascii="Times New Roman" w:hAnsi="Times New Roman" w:eastAsia="Times New Roman" w:cs="Times New Roman"/>
+              </w:rPr>
+              <w:t xml:space="preserve">10.26</w:t>
+            </w:r>
+          </w:p>
+        </w:tc>
+        <w:tc>
+          <w:tcPr/>
+          <w:p>
+            <w:pPr>
+              <w:pStyle w:val="Compact"/>
+              <w:jc w:val="center"/>
+            </w:pPr>
+          </w:p>
+        </w:tc>
+        <w:tc>
+          <w:tcPr/>
+          <w:p>
+            <w:pPr>
+              <w:pStyle w:val="Compact"/>
+              <w:jc w:val="center"/>
+            </w:pPr>
+            <w:r>
+              <w:rPr>
+                <w:rFonts w:ascii="Times New Roman" w:hAnsi="Times New Roman" w:eastAsia="Times New Roman" w:cs="Times New Roman"/>
+              </w:rPr>
+              <w:t xml:space="preserve">13.01</w:t>
+            </w:r>
+          </w:p>
+        </w:tc>
+        <w:tc>
+          <w:tcPr/>
+          <w:p>
+            <w:pPr>
+              <w:pStyle w:val="Compact"/>
+              <w:jc w:val="center"/>
+            </w:pPr>
+            <w:r>
+              <w:rPr>
+                <w:rFonts w:ascii="Times New Roman" w:hAnsi="Times New Roman" w:eastAsia="Times New Roman" w:cs="Times New Roman"/>
+              </w:rPr>
+              <w:t xml:space="preserve">6.4</w:t>
+            </w:r>
+          </w:p>
+        </w:tc>
+        <w:tc>
+          <w:tcPr/>
+          <w:p>
+            <w:pPr>
+              <w:pStyle w:val="Compact"/>
+              <w:jc w:val="center"/>
+            </w:pPr>
+          </w:p>
+        </w:tc>
+        <w:tc>
+          <w:tcPr/>
+          <w:p>
+            <w:pPr>
+              <w:pStyle w:val="Compact"/>
+              <w:jc w:val="center"/>
+            </w:pPr>
+            <w:r>
+              <w:rPr>
+                <w:rFonts w:ascii="Times New Roman" w:hAnsi="Times New Roman" w:eastAsia="Times New Roman" w:cs="Times New Roman"/>
+              </w:rPr>
+              <w:t xml:space="preserve">3.76</w:t>
+            </w:r>
+          </w:p>
+        </w:tc>
+      </w:tr>
+      <w:tr>
+        <w:tc>
+          <w:tcPr/>
+          <w:p>
+            <w:pPr>
+              <w:pStyle w:val="Compact"/>
+              <w:jc w:val="center"/>
+            </w:pPr>
+            <w:r>
+              <w:rPr>
+                <w:rFonts w:ascii="Times New Roman" w:hAnsi="Times New Roman" w:eastAsia="Times New Roman" w:cs="Times New Roman"/>
+              </w:rPr>
+              <w:t xml:space="preserve">C</w:t>
+            </w:r>
+          </w:p>
+        </w:tc>
+        <w:tc>
+          <w:tcPr/>
+          <w:p>
+            <w:pPr>
+              <w:pStyle w:val="Compact"/>
+              <w:jc w:val="center"/>
+            </w:pPr>
+            <w:r>
+              <w:rPr>
+                <w:rFonts w:ascii="Times New Roman" w:hAnsi="Times New Roman" w:eastAsia="Times New Roman" w:cs="Times New Roman"/>
+              </w:rPr>
+              <w:t xml:space="preserve">13.56</w:t>
+            </w:r>
+          </w:p>
+        </w:tc>
+        <w:tc>
+          <w:tcPr/>
+          <w:p>
+            <w:pPr>
+              <w:pStyle w:val="Compact"/>
+              <w:jc w:val="center"/>
+            </w:pPr>
+          </w:p>
+        </w:tc>
+        <w:tc>
+          <w:tcPr/>
+          <w:p>
+            <w:pPr>
+              <w:pStyle w:val="Compact"/>
+              <w:jc w:val="center"/>
+            </w:pPr>
+          </w:p>
+        </w:tc>
+        <w:tc>
+          <w:tcPr/>
+          <w:p>
+            <w:pPr>
+              <w:pStyle w:val="Compact"/>
+              <w:jc w:val="center"/>
+            </w:pPr>
+            <w:r>
+              <w:rPr>
+                <w:rFonts w:ascii="Times New Roman" w:hAnsi="Times New Roman" w:eastAsia="Times New Roman" w:cs="Times New Roman"/>
+              </w:rPr>
+              <w:t xml:space="preserve">8.39</w:t>
+            </w:r>
+          </w:p>
+        </w:tc>
+        <w:tc>
+          <w:tcPr/>
+          <w:p>
+            <w:pPr>
+              <w:pStyle w:val="Compact"/>
+              <w:jc w:val="center"/>
+            </w:pPr>
+            <w:r>
+              <w:rPr>
+                <w:rFonts w:ascii="Times New Roman" w:hAnsi="Times New Roman" w:eastAsia="Times New Roman" w:cs="Times New Roman"/>
+              </w:rPr>
+              <w:t xml:space="preserve">16.6</w:t>
+            </w:r>
+          </w:p>
+        </w:tc>
+        <w:tc>
+          <w:tcPr/>
+          <w:p>
+            <w:pPr>
+              <w:pStyle w:val="Compact"/>
+              <w:jc w:val="center"/>
+            </w:pPr>
+            <w:r>
+              <w:rPr>
+                <w:rFonts w:ascii="Times New Roman" w:hAnsi="Times New Roman" w:eastAsia="Times New Roman" w:cs="Times New Roman"/>
+              </w:rPr>
+              <w:t xml:space="preserve">2.05</w:t>
+            </w:r>
+          </w:p>
+        </w:tc>
+      </w:tr>
+    </w:tbl>
     <w:p>
       <w:pPr>
         <w:pStyle w:val="Compact"/>
@@ -7111,55 +6448,31 @@
           <w:ilvl w:val="0"/>
           <w:numId w:val="1007"/>
         </w:numPr>
-      </w:pPr>
-      <w:r>
-        <w:rPr>
-          <w:rFonts w:ascii="Times New Roman" w:hAnsi="Times New Roman" w:eastAsia="Times New Roman" w:cs="Times New Roman"/>
-        </w:rPr>
-        <w:t xml:space="preserve">A. </w:t>
-      </w:r>
-      <w:r>
-        <w:rPr>
-          <w:rFonts w:hint="eastAsia" w:ascii="Times New Roman" w:hAnsi="Times New Roman" w:eastAsia="FangSong" w:cs="Times New Roman"/>
-        </w:rPr>
-        <w:t>浓度越大</w:t>
-      </w:r>
-      <w:r>
-        <w:rPr>
-          <w:rFonts w:hint="eastAsia" w:ascii="Times New Roman" w:hAnsi="Times New Roman" w:eastAsia="Times New Roman" w:cs="Times New Roman"/>
-        </w:rPr>
-        <w:t>，F</w:t>
-      </w:r>
-      <w:r>
-        <w:rPr>
-          <w:rFonts w:hint="eastAsia" w:ascii="Times New Roman" w:hAnsi="Times New Roman" w:eastAsia="Times New Roman" w:cs="Times New Roman"/>
-          <w:vertAlign w:val="superscript"/>
-        </w:rPr>
-        <w:t>-</w:t>
-      </w:r>
-      <w:r>
-        <w:rPr>
-          <w:rFonts w:ascii="Times New Roman" w:hAnsi="Times New Roman" w:eastAsia="Times New Roman" w:cs="Times New Roman"/>
-        </w:rPr>
-        <w:t xml:space="preserve"> </w:t>
-      </w:r>
-      <w:r>
-        <w:rPr>
-          <w:rFonts w:hint="eastAsia" w:ascii="Times New Roman" w:hAnsi="Times New Roman" w:eastAsia="FangSong" w:cs="Times New Roman"/>
-        </w:rPr>
-        <w:t xml:space="preserve">与</w:t>
-      </w:r>
-      <w:r>
-        <w:rPr>
-          <w:rFonts w:ascii="Times New Roman" w:hAnsi="Times New Roman" w:eastAsia="Times New Roman" w:cs="Times New Roman"/>
-        </w:rPr>
-        <w:t xml:space="preserve"> HF </w:t>
-      </w:r>
-      <w:r>
-        <w:rPr>
-          <w:rFonts w:hint="eastAsia" w:ascii="Times New Roman" w:hAnsi="Times New Roman" w:eastAsia="FangSong" w:cs="Times New Roman"/>
-        </w:rPr>
-        <w:t xml:space="preserve">的缔合作用越大</w:t>
+        <w:spacing w:before="120"/>
+      </w:pPr>
+      <w:r>
+        <w:rPr>
+          <w:rFonts w:hint="eastAsia" w:ascii="Times New Roman" w:hAnsi="Times New Roman" w:eastAsia="FangSong" w:cs="Times New Roman"/>
+        </w:rPr>
+        <w:t xml:space="preserve">写出</w:t>
+      </w:r>
+      <w:r>
+        <w:rPr>
+          <w:rFonts w:ascii="Times New Roman" w:hAnsi="Times New Roman" w:eastAsia="Times New Roman" w:cs="Times New Roman"/>
+        </w:rPr>
+        <w:t xml:space="preserve"> A、B、C </w:t>
+      </w:r>
+      <w:r>
+        <w:rPr>
+          <w:rFonts w:hint="eastAsia" w:ascii="Times New Roman" w:hAnsi="Times New Roman" w:eastAsia="FangSong" w:cs="Times New Roman"/>
+        </w:rPr>
+        <w:t>的化学式</w:t>
+      </w:r>
+      <w:r>
+        <w:rPr>
+          <w:rFonts w:hint="eastAsia" w:ascii="Times New Roman" w:hAnsi="Times New Roman" w:eastAsia="Times New Roman" w:cs="Times New Roman"/>
+        </w:rPr>
+        <w:t>。</w:t>
       </w:r>
     </w:p>
     <w:p>
@@ -7172,21 +6485,92 @@
       </w:pPr>
       <w:r>
         <w:rPr>
-          <w:rFonts w:ascii="Times New Roman" w:hAnsi="Times New Roman" w:eastAsia="Times New Roman" w:cs="Times New Roman"/>
-        </w:rPr>
-        <w:t xml:space="preserve">B. HF </w:t>
-      </w:r>
-      <w:r>
-        <w:rPr>
-          <w:rFonts w:hint="eastAsia" w:ascii="Times New Roman" w:hAnsi="Times New Roman" w:eastAsia="FangSong" w:cs="Times New Roman"/>
-        </w:rPr>
-        <w:t xml:space="preserve">的浓度变化对</w:t>
-      </w:r>
-      <w:r>
-        <w:rPr>
-          <w:rFonts w:ascii="Times New Roman" w:hAnsi="Times New Roman" w:eastAsia="Times New Roman" w:cs="Times New Roman"/>
-        </w:rPr>
-        <w:t xml:space="preserve"> HF </w:t>
+          <w:rFonts w:hint="eastAsia" w:ascii="Times New Roman" w:hAnsi="Times New Roman" w:eastAsia="FangSong" w:cs="Times New Roman"/>
+        </w:rPr>
+        <w:t xml:space="preserve">写出</w:t>
+      </w:r>
+      <w:r>
+        <w:rPr>
+          <w:rFonts w:ascii="Times New Roman" w:hAnsi="Times New Roman" w:eastAsia="Times New Roman" w:cs="Times New Roman"/>
+        </w:rPr>
+        <w:t xml:space="preserve"> A、B、C </w:t>
+      </w:r>
+      <w:r>
+        <w:rPr>
+          <w:rFonts w:hint="eastAsia" w:ascii="Times New Roman" w:hAnsi="Times New Roman" w:eastAsia="FangSong" w:cs="Times New Roman"/>
+        </w:rPr>
+        <w:t>的电子构型</w:t>
+      </w:r>
+      <w:r>
+        <w:rPr>
+          <w:rFonts w:hint="eastAsia" w:ascii="Times New Roman" w:hAnsi="Times New Roman" w:eastAsia="Times New Roman" w:cs="Times New Roman"/>
+        </w:rPr>
+        <w:t>。</w:t>
+      </w:r>
+    </w:p>
+    <w:p>
+      <w:pPr>
+        <w:spacing w:before="160" w:after="80"/>
+      </w:pPr>
+      <w:r>
+        <w:pict>
+          <v:rect style="width:0;height:1.5pt" o:hralign="center" o:hrstd="t" o:hr="t"/>
+        </w:pict>
+      </w:r>
+    </w:p>
+    <w:bookmarkEnd w:id="39"/>
+    <w:bookmarkStart w:id="40" w:name="第17题"/>
+    <w:p>
+      <w:pPr>
+        <w:pStyle w:val="Heading3"/>
+        <w:spacing w:before="280" w:after="120"/>
+      </w:pPr>
+      <w:r>
+        <w:rPr>
+          <w:rFonts w:hint="eastAsia" w:ascii="Times New Roman" w:hAnsi="Times New Roman" w:eastAsia="SimHei" w:cs="Times New Roman"/>
+        </w:rPr>
+        <w:t>第</w:t>
+      </w:r>
+      <w:r>
+        <w:rPr>
+          <w:rFonts w:hint="eastAsia" w:ascii="Times New Roman" w:hAnsi="Times New Roman" w:eastAsia="Times New Roman" w:cs="Times New Roman"/>
+        </w:rPr>
+        <w:t>17</w:t>
+      </w:r>
+      <w:r>
+        <w:rPr>
+          <w:rFonts w:hint="eastAsia" w:ascii="Times New Roman" w:hAnsi="Times New Roman" w:eastAsia="SimHei" w:cs="Times New Roman"/>
+        </w:rPr>
+        <w:t>题</w:t>
+      </w:r>
+    </w:p>
+    <w:p>
+      <w:pPr>
+        <w:pStyle w:val="FirstParagraph"/>
+      </w:pPr>
+      <w:r>
+        <w:rPr>
+          <w:rFonts w:hint="eastAsia" w:ascii="Times New Roman" w:hAnsi="Times New Roman" w:eastAsia="FangSong" w:cs="Times New Roman"/>
+        </w:rPr>
+        <w:t>室温下</w:t>
+      </w:r>
+      <w:r>
+        <w:rPr>
+          <w:rFonts w:hint="eastAsia" w:ascii="Times New Roman" w:hAnsi="Times New Roman" w:eastAsia="Times New Roman" w:cs="Times New Roman"/>
+        </w:rPr>
+        <w:t>，</w:t>
+      </w:r>
+      <w:r>
+        <w:rPr>
+          <w:rFonts w:hint="eastAsia" w:ascii="Times New Roman" w:hAnsi="Times New Roman" w:eastAsia="FangSong" w:cs="Times New Roman"/>
+        </w:rPr>
+        <w:t>将</w:t>
+      </w:r>
+      <w:r>
+        <w:rPr>
+          <w:rFonts w:ascii="Times New Roman" w:hAnsi="Times New Roman" w:eastAsia="Times New Roman" w:cs="Times New Roman"/>
+        </w:rPr>
+        <w:t xml:space="preserve"> 1 mol </w:t>
       </w:r>
       <w:r>
         <w:rPr>
@@ -7198,13 +6582,39 @@
         <w:rPr>
           <w:rFonts w:ascii="Times New Roman" w:hAnsi="Times New Roman" w:eastAsia="Times New Roman" w:cs="Times New Roman"/>
         </w:rPr>
-        <w:t xml:space="preserve"> Ka </w:t>
-      </w:r>
-      <w:r>
-        <w:rPr>
-          <w:rFonts w:hint="eastAsia" w:ascii="Times New Roman" w:hAnsi="Times New Roman" w:eastAsia="FangSong" w:cs="Times New Roman"/>
-        </w:rPr>
-        <w:t>有影响</w:t>
+        <w:t xml:space="preserve"> CuSO</w:t>
+      </w:r>
+      <w:r>
+        <w:rPr>
+          <w:rFonts w:ascii="Times New Roman" w:hAnsi="Times New Roman" w:eastAsia="Times New Roman" w:cs="Times New Roman"/>
+          <w:vertAlign w:val="subscript"/>
+        </w:rPr>
+        <w:t>4</w:t>
+      </w:r>
+      <w:r>
+        <w:rPr>
+          <w:rFonts w:ascii="Times New Roman" w:hAnsi="Times New Roman" w:eastAsia="Times New Roman" w:cs="Times New Roman"/>
+        </w:rPr>
+        <w:t>·5H</w:t>
+      </w:r>
+      <w:r>
+        <w:rPr>
+          <w:rFonts w:ascii="Times New Roman" w:hAnsi="Times New Roman" w:eastAsia="Times New Roman" w:cs="Times New Roman"/>
+          <w:vertAlign w:val="subscript"/>
+        </w:rPr>
+        <w:t>2</w:t>
+      </w:r>
+      <w:r>
+        <w:rPr>
+          <w:rFonts w:ascii="Times New Roman" w:hAnsi="Times New Roman" w:eastAsia="Times New Roman" w:cs="Times New Roman"/>
+        </w:rPr>
+        <w:t xml:space="preserve">O(s) </w:t>
+      </w:r>
+      <w:r>
+        <w:rPr>
+          <w:rFonts w:hint="eastAsia" w:ascii="Times New Roman" w:hAnsi="Times New Roman" w:eastAsia="FangSong" w:cs="Times New Roman"/>
+        </w:rPr>
+        <w:t>溶于水会使溶液温度降低</w:t>
       </w:r>
       <w:r>
         <w:rPr>
@@ -7216,7 +6626,251 @@
         <w:rPr>
           <w:rFonts w:hint="eastAsia" w:ascii="Times New Roman" w:hAnsi="Times New Roman" w:eastAsia="FangSong" w:cs="Times New Roman"/>
         </w:rPr>
-        <w:t>而一般弱酸无此性质</w:t>
+        <w:t>热效应为</w:t>
+      </w:r>
+      <w:r>
+        <w:rPr>
+          <w:rFonts w:ascii="Times New Roman" w:hAnsi="Times New Roman" w:eastAsia="Times New Roman" w:cs="Times New Roman"/>
+        </w:rPr>
+        <w:t xml:space="preserve"> </w:t>
+      </w:r>
+      <w:r>
+        <w:rPr>
+          <w:rFonts w:hint="eastAsia" w:ascii="Times New Roman" w:hAnsi="Times New Roman" w:eastAsia="Times New Roman" w:cs="Times New Roman"/>
+        </w:rPr>
+        <w:t>ΔH</w:t>
+      </w:r>
+      <w:r>
+        <w:rPr>
+          <w:rFonts w:hint="eastAsia" w:ascii="Times New Roman" w:hAnsi="Times New Roman" w:eastAsia="Times New Roman" w:cs="Times New Roman"/>
+          <w:vertAlign w:val="subscript"/>
+        </w:rPr>
+        <w:t>1</w:t>
+      </w:r>
+      <w:r>
+        <w:rPr>
+          <w:rFonts w:hint="eastAsia" w:ascii="Times New Roman" w:hAnsi="Times New Roman" w:eastAsia="Times New Roman" w:cs="Times New Roman"/>
+        </w:rPr>
+        <w:t>；</w:t>
+      </w:r>
+      <w:r>
+        <w:rPr>
+          <w:rFonts w:hint="eastAsia" w:ascii="Times New Roman" w:hAnsi="Times New Roman" w:eastAsia="FangSong" w:cs="Times New Roman"/>
+        </w:rPr>
+        <w:t>将</w:t>
+      </w:r>
+      <w:r>
+        <w:rPr>
+          <w:rFonts w:ascii="Times New Roman" w:hAnsi="Times New Roman" w:eastAsia="Times New Roman" w:cs="Times New Roman"/>
+        </w:rPr>
+        <w:t xml:space="preserve"> 1 mol </w:t>
+      </w:r>
+      <w:r>
+        <w:rPr>
+          <w:rFonts w:hint="eastAsia" w:ascii="Times New Roman" w:hAnsi="Times New Roman" w:eastAsia="FangSong" w:cs="Times New Roman"/>
+        </w:rPr>
+        <w:t xml:space="preserve">的</w:t>
+      </w:r>
+      <w:r>
+        <w:rPr>
+          <w:rFonts w:ascii="Times New Roman" w:hAnsi="Times New Roman" w:eastAsia="Times New Roman" w:cs="Times New Roman"/>
+        </w:rPr>
+        <w:t xml:space="preserve"> CuSO</w:t>
+      </w:r>
+      <w:r>
+        <w:rPr>
+          <w:rFonts w:ascii="Times New Roman" w:hAnsi="Times New Roman" w:eastAsia="Times New Roman" w:cs="Times New Roman"/>
+          <w:vertAlign w:val="subscript"/>
+        </w:rPr>
+        <w:t>4</w:t>
+      </w:r>
+      <w:r>
+        <w:rPr>
+          <w:rFonts w:ascii="Times New Roman" w:hAnsi="Times New Roman" w:eastAsia="Times New Roman" w:cs="Times New Roman"/>
+        </w:rPr>
+        <w:t xml:space="preserve">(s) </w:t>
+      </w:r>
+      <w:r>
+        <w:rPr>
+          <w:rFonts w:hint="eastAsia" w:ascii="Times New Roman" w:hAnsi="Times New Roman" w:eastAsia="FangSong" w:cs="Times New Roman"/>
+        </w:rPr>
+        <w:t>溶于水会使溶液温度升高</w:t>
+      </w:r>
+      <w:r>
+        <w:rPr>
+          <w:rFonts w:hint="eastAsia" w:ascii="Times New Roman" w:hAnsi="Times New Roman" w:eastAsia="Times New Roman" w:cs="Times New Roman"/>
+        </w:rPr>
+        <w:t>，</w:t>
+      </w:r>
+      <w:r>
+        <w:rPr>
+          <w:rFonts w:hint="eastAsia" w:ascii="Times New Roman" w:hAnsi="Times New Roman" w:eastAsia="FangSong" w:cs="Times New Roman"/>
+        </w:rPr>
+        <w:t>热效应为</w:t>
+      </w:r>
+      <w:r>
+        <w:rPr>
+          <w:rFonts w:ascii="Times New Roman" w:hAnsi="Times New Roman" w:eastAsia="Times New Roman" w:cs="Times New Roman"/>
+        </w:rPr>
+        <w:t xml:space="preserve"> </w:t>
+      </w:r>
+      <w:r>
+        <w:rPr>
+          <w:rFonts w:hint="eastAsia" w:ascii="Times New Roman" w:hAnsi="Times New Roman" w:eastAsia="Times New Roman" w:cs="Times New Roman"/>
+        </w:rPr>
+        <w:t>ΔH</w:t>
+      </w:r>
+      <w:r>
+        <w:rPr>
+          <w:rFonts w:hint="eastAsia" w:ascii="Times New Roman" w:hAnsi="Times New Roman" w:eastAsia="Times New Roman" w:cs="Times New Roman"/>
+          <w:vertAlign w:val="subscript"/>
+        </w:rPr>
+        <w:t>2</w:t>
+      </w:r>
+      <w:r>
+        <w:rPr>
+          <w:rFonts w:hint="eastAsia" w:ascii="Times New Roman" w:hAnsi="Times New Roman" w:eastAsia="Times New Roman" w:cs="Times New Roman"/>
+        </w:rPr>
+        <w:t>；CuSO</w:t>
+      </w:r>
+      <w:r>
+        <w:rPr>
+          <w:rFonts w:hint="eastAsia" w:ascii="Times New Roman" w:hAnsi="Times New Roman" w:eastAsia="Times New Roman" w:cs="Times New Roman"/>
+          <w:vertAlign w:val="subscript"/>
+        </w:rPr>
+        <w:t>4</w:t>
+      </w:r>
+      <w:r>
+        <w:rPr>
+          <w:rFonts w:hint="eastAsia" w:ascii="Times New Roman" w:hAnsi="Times New Roman" w:eastAsia="Times New Roman" w:cs="Times New Roman"/>
+        </w:rPr>
+        <w:t>·5H</w:t>
+      </w:r>
+      <w:r>
+        <w:rPr>
+          <w:rFonts w:hint="eastAsia" w:ascii="Times New Roman" w:hAnsi="Times New Roman" w:eastAsia="Times New Roman" w:cs="Times New Roman"/>
+          <w:vertAlign w:val="subscript"/>
+        </w:rPr>
+        <w:t>2</w:t>
+      </w:r>
+      <w:r>
+        <w:rPr>
+          <w:rFonts w:hint="eastAsia" w:ascii="Times New Roman" w:hAnsi="Times New Roman" w:eastAsia="Times New Roman" w:cs="Times New Roman"/>
+        </w:rPr>
+        <w:t>O(s)</w:t>
+      </w:r>
+      <w:r>
+        <w:rPr>
+          <w:rFonts w:ascii="Times New Roman" w:hAnsi="Times New Roman" w:eastAsia="Times New Roman" w:cs="Times New Roman"/>
+        </w:rPr>
+        <w:t xml:space="preserve"> </w:t>
+      </w:r>
+      <w:r>
+        <w:rPr>
+          <w:rFonts w:hint="eastAsia" w:ascii="Times New Roman" w:hAnsi="Times New Roman" w:eastAsia="FangSong" w:cs="Times New Roman"/>
+        </w:rPr>
+        <w:t xml:space="preserve">受热分解的化学方程式为</w:t>
+      </w:r>
+      <w:r>
+        <w:rPr>
+          <w:rFonts w:ascii="Times New Roman" w:hAnsi="Times New Roman" w:eastAsia="Times New Roman" w:cs="Times New Roman"/>
+        </w:rPr>
+        <w:t xml:space="preserve"> CuSO</w:t>
+      </w:r>
+      <w:r>
+        <w:rPr>
+          <w:rFonts w:ascii="Times New Roman" w:hAnsi="Times New Roman" w:eastAsia="Times New Roman" w:cs="Times New Roman"/>
+          <w:vertAlign w:val="subscript"/>
+        </w:rPr>
+        <w:t>4</w:t>
+      </w:r>
+      <w:r>
+        <w:rPr>
+          <w:rFonts w:ascii="Times New Roman" w:hAnsi="Times New Roman" w:eastAsia="Times New Roman" w:cs="Times New Roman"/>
+        </w:rPr>
+        <w:t>·5H</w:t>
+      </w:r>
+      <w:r>
+        <w:rPr>
+          <w:rFonts w:ascii="Times New Roman" w:hAnsi="Times New Roman" w:eastAsia="Times New Roman" w:cs="Times New Roman"/>
+          <w:vertAlign w:val="subscript"/>
+        </w:rPr>
+        <w:t>2</w:t>
+      </w:r>
+      <w:r>
+        <w:rPr>
+          <w:rFonts w:ascii="Times New Roman" w:hAnsi="Times New Roman" w:eastAsia="Times New Roman" w:cs="Times New Roman"/>
+        </w:rPr>
+        <w:t>O(s) → CuSO</w:t>
+      </w:r>
+      <w:r>
+        <w:rPr>
+          <w:rFonts w:ascii="Times New Roman" w:hAnsi="Times New Roman" w:eastAsia="Times New Roman" w:cs="Times New Roman"/>
+          <w:vertAlign w:val="subscript"/>
+        </w:rPr>
+        <w:t>4</w:t>
+      </w:r>
+      <w:r>
+        <w:rPr>
+          <w:rFonts w:ascii="Times New Roman" w:hAnsi="Times New Roman" w:eastAsia="Times New Roman" w:cs="Times New Roman"/>
+        </w:rPr>
+        <w:t xml:space="preserve">(s) + 5 </w:t>
+      </w:r>
+      <w:r>
+        <w:rPr>
+          <w:rFonts w:hint="eastAsia" w:ascii="Times New Roman" w:hAnsi="Times New Roman" w:eastAsia="Times New Roman" w:cs="Times New Roman"/>
+        </w:rPr>
+        <w:t>H</w:t>
+      </w:r>
+      <w:r>
+        <w:rPr>
+          <w:rFonts w:hint="eastAsia" w:ascii="Times New Roman" w:hAnsi="Times New Roman" w:eastAsia="Times New Roman" w:cs="Times New Roman"/>
+          <w:vertAlign w:val="subscript"/>
+        </w:rPr>
+        <w:t>2</w:t>
+      </w:r>
+      <w:r>
+        <w:rPr>
+          <w:rFonts w:hint="eastAsia" w:ascii="Times New Roman" w:hAnsi="Times New Roman" w:eastAsia="Times New Roman" w:cs="Times New Roman"/>
+        </w:rPr>
+        <w:t>O(g)，</w:t>
+      </w:r>
+      <w:r>
+        <w:rPr>
+          <w:rFonts w:hint="eastAsia" w:ascii="Times New Roman" w:hAnsi="Times New Roman" w:eastAsia="FangSong" w:cs="Times New Roman"/>
+        </w:rPr>
+        <w:t>热效应为</w:t>
+      </w:r>
+      <w:r>
+        <w:rPr>
+          <w:rFonts w:ascii="Times New Roman" w:hAnsi="Times New Roman" w:eastAsia="Times New Roman" w:cs="Times New Roman"/>
+        </w:rPr>
+        <w:t xml:space="preserve"> </w:t>
+      </w:r>
+      <w:r>
+        <w:rPr>
+          <w:rFonts w:hint="eastAsia" w:ascii="Times New Roman" w:hAnsi="Times New Roman" w:eastAsia="Times New Roman" w:cs="Times New Roman"/>
+        </w:rPr>
+        <w:t>ΔH</w:t>
+      </w:r>
+      <w:r>
+        <w:rPr>
+          <w:rFonts w:hint="eastAsia" w:ascii="Times New Roman" w:hAnsi="Times New Roman" w:eastAsia="Times New Roman" w:cs="Times New Roman"/>
+          <w:vertAlign w:val="subscript"/>
+        </w:rPr>
+        <w:t>3</w:t>
+      </w:r>
+      <w:r>
+        <w:rPr>
+          <w:rFonts w:hint="eastAsia" w:ascii="Times New Roman" w:hAnsi="Times New Roman" w:eastAsia="Times New Roman" w:cs="Times New Roman"/>
+        </w:rPr>
+        <w:t>。</w:t>
+      </w:r>
+      <w:r>
+        <w:rPr>
+          <w:rFonts w:hint="eastAsia" w:ascii="Times New Roman" w:hAnsi="Times New Roman" w:eastAsia="FangSong" w:cs="Times New Roman"/>
+        </w:rPr>
+        <w:t>下列判断不正确的是</w:t>
       </w:r>
     </w:p>
     <w:p>
@@ -7224,14 +6878,14 @@
         <w:pStyle w:val="Compact"/>
         <w:numPr>
           <w:ilvl w:val="0"/>
-          <w:numId w:val="1007"/>
+          <w:numId w:val="1008"/>
         </w:numPr>
       </w:pPr>
       <w:r>
         <w:rPr>
           <w:rFonts w:ascii="Times New Roman" w:hAnsi="Times New Roman" w:eastAsia="Times New Roman" w:cs="Times New Roman"/>
         </w:rPr>
-        <w:t>C. HF</w:t>
+        <w:t>A. ΔH</w:t>
       </w:r>
       <w:r>
         <w:rPr>
@@ -7243,46 +6897,287 @@
       <w:r>
         <w:rPr>
           <w:rFonts w:ascii="Times New Roman" w:hAnsi="Times New Roman" w:eastAsia="Times New Roman" w:cs="Times New Roman"/>
+        </w:rPr>
+        <w:t xml:space="preserve"> &lt; ΔH</w:t>
+      </w:r>
+      <w:r>
+        <w:rPr>
+          <w:rFonts w:ascii="Times New Roman" w:hAnsi="Times New Roman" w:eastAsia="Times New Roman" w:cs="Times New Roman"/>
+          <w:vertAlign w:val="subscript"/>
+        </w:rPr>
+        <w:t>3</w:t>
+      </w:r>
+      <w:r>
+        <w:rPr>
+          <w:rFonts w:ascii="Times New Roman" w:hAnsi="Times New Roman" w:eastAsia="Times New Roman" w:cs="Times New Roman"/>
+        </w:rPr>
+        <w:t xml:space="preserve">　　B. ΔH</w:t>
+      </w:r>
+      <w:r>
+        <w:rPr>
+          <w:rFonts w:ascii="Times New Roman" w:hAnsi="Times New Roman" w:eastAsia="Times New Roman" w:cs="Times New Roman"/>
+          <w:vertAlign w:val="subscript"/>
+        </w:rPr>
+        <w:t>1</w:t>
+      </w:r>
+      <w:r>
+        <w:rPr>
+          <w:rFonts w:ascii="Times New Roman" w:hAnsi="Times New Roman" w:eastAsia="Times New Roman" w:cs="Times New Roman"/>
+        </w:rPr>
+        <w:t xml:space="preserve"> &gt; ΔH</w:t>
+      </w:r>
+      <w:r>
+        <w:rPr>
+          <w:rFonts w:ascii="Times New Roman" w:hAnsi="Times New Roman" w:eastAsia="Times New Roman" w:cs="Times New Roman"/>
+          <w:vertAlign w:val="subscript"/>
+        </w:rPr>
+        <w:t>3</w:t>
+      </w:r>
+      <w:r>
+        <w:rPr>
+          <w:rFonts w:ascii="Times New Roman" w:hAnsi="Times New Roman" w:eastAsia="Times New Roman" w:cs="Times New Roman"/>
+        </w:rPr>
+        <w:t xml:space="preserve">　　C. ΔH</w:t>
+      </w:r>
+      <w:r>
+        <w:rPr>
+          <w:rFonts w:ascii="Times New Roman" w:hAnsi="Times New Roman" w:eastAsia="Times New Roman" w:cs="Times New Roman"/>
+          <w:vertAlign w:val="subscript"/>
+        </w:rPr>
+        <w:t>2</w:t>
+      </w:r>
+      <w:r>
+        <w:rPr>
+          <w:rFonts w:ascii="Times New Roman" w:hAnsi="Times New Roman" w:eastAsia="Times New Roman" w:cs="Times New Roman"/>
+        </w:rPr>
+        <w:t xml:space="preserve"> + ΔH</w:t>
+      </w:r>
+      <w:r>
+        <w:rPr>
+          <w:rFonts w:ascii="Times New Roman" w:hAnsi="Times New Roman" w:eastAsia="Times New Roman" w:cs="Times New Roman"/>
+          <w:vertAlign w:val="subscript"/>
+        </w:rPr>
+        <w:t>3</w:t>
+      </w:r>
+      <w:r>
+        <w:rPr>
+          <w:rFonts w:ascii="Times New Roman" w:hAnsi="Times New Roman" w:eastAsia="Times New Roman" w:cs="Times New Roman"/>
+        </w:rPr>
+        <w:t xml:space="preserve"> = ΔH</w:t>
+      </w:r>
+      <w:r>
+        <w:rPr>
+          <w:rFonts w:ascii="Times New Roman" w:hAnsi="Times New Roman" w:eastAsia="Times New Roman" w:cs="Times New Roman"/>
+          <w:vertAlign w:val="subscript"/>
+        </w:rPr>
+        <w:t>1</w:t>
+      </w:r>
+      <w:r>
+        <w:rPr>
+          <w:rFonts w:ascii="Times New Roman" w:hAnsi="Times New Roman" w:eastAsia="Times New Roman" w:cs="Times New Roman"/>
+        </w:rPr>
+        <w:t xml:space="preserve">　　D. ΔH</w:t>
+      </w:r>
+      <w:r>
+        <w:rPr>
+          <w:rFonts w:ascii="Times New Roman" w:hAnsi="Times New Roman" w:eastAsia="Times New Roman" w:cs="Times New Roman"/>
+          <w:vertAlign w:val="subscript"/>
+        </w:rPr>
+        <w:t>1</w:t>
+      </w:r>
+      <w:r>
+        <w:rPr>
+          <w:rFonts w:ascii="Times New Roman" w:hAnsi="Times New Roman" w:eastAsia="Times New Roman" w:cs="Times New Roman"/>
+        </w:rPr>
+        <w:t xml:space="preserve"> − ΔH</w:t>
+      </w:r>
+      <w:r>
+        <w:rPr>
+          <w:rFonts w:ascii="Times New Roman" w:hAnsi="Times New Roman" w:eastAsia="Times New Roman" w:cs="Times New Roman"/>
+          <w:vertAlign w:val="subscript"/>
+        </w:rPr>
+        <w:t>2</w:t>
+      </w:r>
+      <w:r>
+        <w:rPr>
+          <w:rFonts w:ascii="Times New Roman" w:hAnsi="Times New Roman" w:eastAsia="Times New Roman" w:cs="Times New Roman"/>
+        </w:rPr>
+        <w:t xml:space="preserve"> &gt; ΔH</w:t>
+      </w:r>
+      <w:r>
+        <w:rPr>
+          <w:rFonts w:ascii="Times New Roman" w:hAnsi="Times New Roman" w:eastAsia="Times New Roman" w:cs="Times New Roman"/>
+          <w:vertAlign w:val="subscript"/>
+        </w:rPr>
+        <w:t>3</w:t>
+      </w:r>
+    </w:p>
+    <w:p>
+      <w:pPr>
+        <w:spacing w:before="160" w:after="80"/>
+      </w:pPr>
+      <w:r>
+        <w:pict>
+          <v:rect style="width:0;height:1.5pt" o:hralign="center" o:hrstd="t" o:hr="t"/>
+        </w:pict>
+      </w:r>
+    </w:p>
+    <w:bookmarkEnd w:id="40"/>
+    <w:bookmarkStart w:id="41" w:name="第18题"/>
+    <w:p>
+      <w:pPr>
+        <w:pStyle w:val="Heading3"/>
+        <w:spacing w:before="280" w:after="120"/>
+      </w:pPr>
+      <w:r>
+        <w:rPr>
+          <w:rFonts w:hint="eastAsia" w:ascii="Times New Roman" w:hAnsi="Times New Roman" w:eastAsia="SimHei" w:cs="Times New Roman"/>
+        </w:rPr>
+        <w:t>第</w:t>
+      </w:r>
+      <w:r>
+        <w:rPr>
+          <w:rFonts w:hint="eastAsia" w:ascii="Times New Roman" w:hAnsi="Times New Roman" w:eastAsia="Times New Roman" w:cs="Times New Roman"/>
+        </w:rPr>
+        <w:t>18</w:t>
+      </w:r>
+      <w:r>
+        <w:rPr>
+          <w:rFonts w:hint="eastAsia" w:ascii="Times New Roman" w:hAnsi="Times New Roman" w:eastAsia="SimHei" w:cs="Times New Roman"/>
+        </w:rPr>
+        <w:t>题</w:t>
+      </w:r>
+    </w:p>
+    <w:p>
+      <w:pPr>
+        <w:pStyle w:val="FirstParagraph"/>
+      </w:pPr>
+      <w:r>
+        <w:rPr>
+          <w:rFonts w:hint="eastAsia" w:ascii="Times New Roman" w:hAnsi="Times New Roman" w:eastAsia="FangSong" w:cs="Times New Roman"/>
+        </w:rPr>
+        <w:t>氢氟酸是一弱酸</w:t>
+      </w:r>
+      <w:r>
+        <w:rPr>
+          <w:rFonts w:hint="eastAsia" w:ascii="Times New Roman" w:hAnsi="Times New Roman" w:eastAsia="Times New Roman" w:cs="Times New Roman"/>
+        </w:rPr>
+        <w:t>，</w:t>
+      </w:r>
+      <w:r>
+        <w:rPr>
+          <w:rFonts w:hint="eastAsia" w:ascii="Times New Roman" w:hAnsi="Times New Roman" w:eastAsia="FangSong" w:cs="Times New Roman"/>
+        </w:rPr>
+        <w:t>同其它弱酸一样</w:t>
+      </w:r>
+      <w:r>
+        <w:rPr>
+          <w:rFonts w:hint="eastAsia" w:ascii="Times New Roman" w:hAnsi="Times New Roman" w:eastAsia="Times New Roman" w:cs="Times New Roman"/>
+        </w:rPr>
+        <w:t>，</w:t>
+      </w:r>
+      <w:r>
+        <w:rPr>
+          <w:rFonts w:hint="eastAsia" w:ascii="Times New Roman" w:hAnsi="Times New Roman" w:eastAsia="FangSong" w:cs="Times New Roman"/>
+        </w:rPr>
+        <w:t>浓度越大</w:t>
+      </w:r>
+      <w:r>
+        <w:rPr>
+          <w:rFonts w:hint="eastAsia" w:ascii="Times New Roman" w:hAnsi="Times New Roman" w:eastAsia="Times New Roman" w:cs="Times New Roman"/>
+        </w:rPr>
+        <w:t>，</w:t>
+      </w:r>
+      <w:r>
+        <w:rPr>
+          <w:rFonts w:hint="eastAsia" w:ascii="Times New Roman" w:hAnsi="Times New Roman" w:eastAsia="FangSong" w:cs="Times New Roman"/>
+        </w:rPr>
+        <w:t>电离度越小</w:t>
+      </w:r>
+      <w:r>
+        <w:rPr>
+          <w:rFonts w:hint="eastAsia" w:ascii="Times New Roman" w:hAnsi="Times New Roman" w:eastAsia="Times New Roman" w:cs="Times New Roman"/>
+        </w:rPr>
+        <w:t>，</w:t>
+      </w:r>
+      <w:r>
+        <w:rPr>
+          <w:rFonts w:hint="eastAsia" w:ascii="Times New Roman" w:hAnsi="Times New Roman" w:eastAsia="FangSong" w:cs="Times New Roman"/>
+        </w:rPr>
+        <w:t>酸度越大</w:t>
+      </w:r>
+      <w:r>
+        <w:rPr>
+          <w:rFonts w:hint="eastAsia" w:ascii="Times New Roman" w:hAnsi="Times New Roman" w:eastAsia="Times New Roman" w:cs="Times New Roman"/>
+        </w:rPr>
+        <w:t>；</w:t>
+      </w:r>
+      <w:r>
+        <w:rPr>
+          <w:rFonts w:hint="eastAsia" w:ascii="Times New Roman" w:hAnsi="Times New Roman" w:eastAsia="FangSong" w:cs="Times New Roman"/>
+        </w:rPr>
+        <w:t>但浓度大于</w:t>
+      </w:r>
+      <w:r>
+        <w:rPr>
+          <w:rFonts w:ascii="Times New Roman" w:hAnsi="Times New Roman" w:eastAsia="Times New Roman" w:cs="Times New Roman"/>
+        </w:rPr>
+        <w:t xml:space="preserve"> 5 mol L</w:t>
+      </w:r>
+      <w:r>
+        <w:rPr>
+          <w:rFonts w:ascii="Times New Roman" w:hAnsi="Times New Roman" w:eastAsia="Times New Roman" w:cs="Times New Roman"/>
           <w:vertAlign w:val="superscript"/>
         </w:rPr>
-        <w:t>-</w:t>
-      </w:r>
-      <w:r>
-        <w:rPr>
-          <w:rFonts w:ascii="Times New Roman" w:hAnsi="Times New Roman" w:eastAsia="Times New Roman" w:cs="Times New Roman"/>
-        </w:rPr>
-        <w:t xml:space="preserve"> </w:t>
-      </w:r>
-      <w:r>
-        <w:rPr>
-          <w:rFonts w:hint="eastAsia" w:ascii="Times New Roman" w:hAnsi="Times New Roman" w:eastAsia="FangSong" w:cs="Times New Roman"/>
-        </w:rPr>
-        <w:t xml:space="preserve">的稳定性比</w:t>
-      </w:r>
-      <w:r>
-        <w:rPr>
-          <w:rFonts w:ascii="Times New Roman" w:hAnsi="Times New Roman" w:eastAsia="Times New Roman" w:cs="Times New Roman"/>
-        </w:rPr>
-        <w:t xml:space="preserve"> F</w:t>
-      </w:r>
-      <w:r>
-        <w:rPr>
-          <w:rFonts w:ascii="Times New Roman" w:hAnsi="Times New Roman" w:eastAsia="Times New Roman" w:cs="Times New Roman"/>
-          <w:vertAlign w:val="superscript"/>
-        </w:rPr>
-        <w:t>-</w:t>
-      </w:r>
-      <w:r>
-        <w:rPr>
-          <w:rFonts w:ascii="Times New Roman" w:hAnsi="Times New Roman" w:eastAsia="Times New Roman" w:cs="Times New Roman"/>
-        </w:rPr>
-        <w:t xml:space="preserve"> </w:t>
-      </w:r>
-      <w:r>
-        <w:rPr>
-          <w:rFonts w:hint="eastAsia" w:ascii="Times New Roman" w:hAnsi="Times New Roman" w:eastAsia="FangSong" w:cs="Times New Roman"/>
-        </w:rPr>
-        <w:t xml:space="preserve">离子强</w:t>
+        <w:t>-1</w:t>
+      </w:r>
+      <w:r>
+        <w:rPr>
+          <w:rFonts w:ascii="Times New Roman" w:hAnsi="Times New Roman" w:eastAsia="Times New Roman" w:cs="Times New Roman"/>
+        </w:rPr>
+        <w:t xml:space="preserve"> </w:t>
+      </w:r>
+      <w:r>
+        <w:rPr>
+          <w:rFonts w:hint="eastAsia" w:ascii="Times New Roman" w:hAnsi="Times New Roman" w:eastAsia="FangSong" w:cs="Times New Roman"/>
+        </w:rPr>
+        <w:t>时</w:t>
+      </w:r>
+      <w:r>
+        <w:rPr>
+          <w:rFonts w:hint="eastAsia" w:ascii="Times New Roman" w:hAnsi="Times New Roman" w:eastAsia="Times New Roman" w:cs="Times New Roman"/>
+        </w:rPr>
+        <w:t>，</w:t>
+      </w:r>
+      <w:r>
+        <w:rPr>
+          <w:rFonts w:hint="eastAsia" w:ascii="Times New Roman" w:hAnsi="Times New Roman" w:eastAsia="FangSong" w:cs="Times New Roman"/>
+        </w:rPr>
+        <w:t>则变成强酸</w:t>
+      </w:r>
+      <w:r>
+        <w:rPr>
+          <w:rFonts w:hint="eastAsia" w:ascii="Times New Roman" w:hAnsi="Times New Roman" w:eastAsia="Times New Roman" w:cs="Times New Roman"/>
+        </w:rPr>
+        <w:t>。</w:t>
+      </w:r>
+      <w:r>
+        <w:rPr>
+          <w:rFonts w:hint="eastAsia" w:ascii="Times New Roman" w:hAnsi="Times New Roman" w:eastAsia="FangSong" w:cs="Times New Roman"/>
+        </w:rPr>
+        <w:t>这点不同于一般弱酸</w:t>
+      </w:r>
+      <w:r>
+        <w:rPr>
+          <w:rFonts w:hint="eastAsia" w:ascii="Times New Roman" w:hAnsi="Times New Roman" w:eastAsia="Times New Roman" w:cs="Times New Roman"/>
+        </w:rPr>
+        <w:t>，</w:t>
+      </w:r>
+      <w:r>
+        <w:rPr>
+          <w:rFonts w:hint="eastAsia" w:ascii="Times New Roman" w:hAnsi="Times New Roman" w:eastAsia="FangSong" w:cs="Times New Roman"/>
+        </w:rPr>
+        <w:t>原因是</w:t>
       </w:r>
     </w:p>
     <w:p>
@@ -7290,7 +7185,188 @@
         <w:pStyle w:val="Compact"/>
         <w:numPr>
           <w:ilvl w:val="0"/>
-          <w:numId w:val="1007"/>
+          <w:numId w:val="1009"/>
+        </w:numPr>
+      </w:pPr>
+      <w:r>
+        <w:rPr>
+          <w:rFonts w:ascii="Times New Roman" w:hAnsi="Times New Roman" w:eastAsia="Times New Roman" w:cs="Times New Roman"/>
+        </w:rPr>
+        <w:t xml:space="preserve">A. </w:t>
+      </w:r>
+      <w:r>
+        <w:rPr>
+          <w:rFonts w:hint="eastAsia" w:ascii="Times New Roman" w:hAnsi="Times New Roman" w:eastAsia="FangSong" w:cs="Times New Roman"/>
+        </w:rPr>
+        <w:t>浓度越大</w:t>
+      </w:r>
+      <w:r>
+        <w:rPr>
+          <w:rFonts w:hint="eastAsia" w:ascii="Times New Roman" w:hAnsi="Times New Roman" w:eastAsia="Times New Roman" w:cs="Times New Roman"/>
+        </w:rPr>
+        <w:t>，F</w:t>
+      </w:r>
+      <w:r>
+        <w:rPr>
+          <w:rFonts w:hint="eastAsia" w:ascii="Times New Roman" w:hAnsi="Times New Roman" w:eastAsia="Times New Roman" w:cs="Times New Roman"/>
+          <w:vertAlign w:val="superscript"/>
+        </w:rPr>
+        <w:t>-</w:t>
+      </w:r>
+      <w:r>
+        <w:rPr>
+          <w:rFonts w:ascii="Times New Roman" w:hAnsi="Times New Roman" w:eastAsia="Times New Roman" w:cs="Times New Roman"/>
+        </w:rPr>
+        <w:t xml:space="preserve"> </w:t>
+      </w:r>
+      <w:r>
+        <w:rPr>
+          <w:rFonts w:hint="eastAsia" w:ascii="Times New Roman" w:hAnsi="Times New Roman" w:eastAsia="FangSong" w:cs="Times New Roman"/>
+        </w:rPr>
+        <w:t xml:space="preserve">与</w:t>
+      </w:r>
+      <w:r>
+        <w:rPr>
+          <w:rFonts w:ascii="Times New Roman" w:hAnsi="Times New Roman" w:eastAsia="Times New Roman" w:cs="Times New Roman"/>
+        </w:rPr>
+        <w:t xml:space="preserve"> HF </w:t>
+      </w:r>
+      <w:r>
+        <w:rPr>
+          <w:rFonts w:hint="eastAsia" w:ascii="Times New Roman" w:hAnsi="Times New Roman" w:eastAsia="FangSong" w:cs="Times New Roman"/>
+        </w:rPr>
+        <w:t xml:space="preserve">的缔合作用越大</w:t>
+      </w:r>
+    </w:p>
+    <w:p>
+      <w:pPr>
+        <w:pStyle w:val="Compact"/>
+        <w:numPr>
+          <w:ilvl w:val="0"/>
+          <w:numId w:val="1009"/>
+        </w:numPr>
+      </w:pPr>
+      <w:r>
+        <w:rPr>
+          <w:rFonts w:ascii="Times New Roman" w:hAnsi="Times New Roman" w:eastAsia="Times New Roman" w:cs="Times New Roman"/>
+        </w:rPr>
+        <w:t xml:space="preserve">B. HF </w:t>
+      </w:r>
+      <w:r>
+        <w:rPr>
+          <w:rFonts w:hint="eastAsia" w:ascii="Times New Roman" w:hAnsi="Times New Roman" w:eastAsia="FangSong" w:cs="Times New Roman"/>
+        </w:rPr>
+        <w:t xml:space="preserve">的浓度变化对</w:t>
+      </w:r>
+      <w:r>
+        <w:rPr>
+          <w:rFonts w:ascii="Times New Roman" w:hAnsi="Times New Roman" w:eastAsia="Times New Roman" w:cs="Times New Roman"/>
+        </w:rPr>
+        <w:t xml:space="preserve"> HF </w:t>
+      </w:r>
+      <w:r>
+        <w:rPr>
+          <w:rFonts w:hint="eastAsia" w:ascii="Times New Roman" w:hAnsi="Times New Roman" w:eastAsia="FangSong" w:cs="Times New Roman"/>
+        </w:rPr>
+        <w:t xml:space="preserve">的</w:t>
+      </w:r>
+      <w:r>
+        <w:rPr>
+          <w:rFonts w:ascii="Times New Roman" w:hAnsi="Times New Roman" w:eastAsia="Times New Roman" w:cs="Times New Roman"/>
+        </w:rPr>
+        <w:t xml:space="preserve"> Ka </w:t>
+      </w:r>
+      <w:r>
+        <w:rPr>
+          <w:rFonts w:hint="eastAsia" w:ascii="Times New Roman" w:hAnsi="Times New Roman" w:eastAsia="FangSong" w:cs="Times New Roman"/>
+        </w:rPr>
+        <w:t>有影响</w:t>
+      </w:r>
+      <w:r>
+        <w:rPr>
+          <w:rFonts w:hint="eastAsia" w:ascii="Times New Roman" w:hAnsi="Times New Roman" w:eastAsia="Times New Roman" w:cs="Times New Roman"/>
+        </w:rPr>
+        <w:t>，</w:t>
+      </w:r>
+      <w:r>
+        <w:rPr>
+          <w:rFonts w:hint="eastAsia" w:ascii="Times New Roman" w:hAnsi="Times New Roman" w:eastAsia="FangSong" w:cs="Times New Roman"/>
+        </w:rPr>
+        <w:t>而一般弱酸无此性质</w:t>
+      </w:r>
+    </w:p>
+    <w:p>
+      <w:pPr>
+        <w:pStyle w:val="Compact"/>
+        <w:numPr>
+          <w:ilvl w:val="0"/>
+          <w:numId w:val="1009"/>
+        </w:numPr>
+      </w:pPr>
+      <w:r>
+        <w:rPr>
+          <w:rFonts w:ascii="Times New Roman" w:hAnsi="Times New Roman" w:eastAsia="Times New Roman" w:cs="Times New Roman"/>
+        </w:rPr>
+        <w:t>C. HF</w:t>
+      </w:r>
+      <w:r>
+        <w:rPr>
+          <w:rFonts w:ascii="Times New Roman" w:hAnsi="Times New Roman" w:eastAsia="Times New Roman" w:cs="Times New Roman"/>
+          <w:vertAlign w:val="subscript"/>
+        </w:rPr>
+        <w:t>2</w:t>
+      </w:r>
+      <w:r>
+        <w:rPr>
+          <w:rFonts w:ascii="Times New Roman" w:hAnsi="Times New Roman" w:eastAsia="Times New Roman" w:cs="Times New Roman"/>
+          <w:vertAlign w:val="superscript"/>
+        </w:rPr>
+        <w:t>-</w:t>
+      </w:r>
+      <w:r>
+        <w:rPr>
+          <w:rFonts w:ascii="Times New Roman" w:hAnsi="Times New Roman" w:eastAsia="Times New Roman" w:cs="Times New Roman"/>
+        </w:rPr>
+        <w:t xml:space="preserve"> </w:t>
+      </w:r>
+      <w:r>
+        <w:rPr>
+          <w:rFonts w:hint="eastAsia" w:ascii="Times New Roman" w:hAnsi="Times New Roman" w:eastAsia="FangSong" w:cs="Times New Roman"/>
+        </w:rPr>
+        <w:t xml:space="preserve">的稳定性比</w:t>
+      </w:r>
+      <w:r>
+        <w:rPr>
+          <w:rFonts w:ascii="Times New Roman" w:hAnsi="Times New Roman" w:eastAsia="Times New Roman" w:cs="Times New Roman"/>
+        </w:rPr>
+        <w:t xml:space="preserve"> F</w:t>
+      </w:r>
+      <w:r>
+        <w:rPr>
+          <w:rFonts w:ascii="Times New Roman" w:hAnsi="Times New Roman" w:eastAsia="Times New Roman" w:cs="Times New Roman"/>
+          <w:vertAlign w:val="superscript"/>
+        </w:rPr>
+        <w:t>-</w:t>
+      </w:r>
+      <w:r>
+        <w:rPr>
+          <w:rFonts w:ascii="Times New Roman" w:hAnsi="Times New Roman" w:eastAsia="Times New Roman" w:cs="Times New Roman"/>
+        </w:rPr>
+        <w:t xml:space="preserve"> </w:t>
+      </w:r>
+      <w:r>
+        <w:rPr>
+          <w:rFonts w:hint="eastAsia" w:ascii="Times New Roman" w:hAnsi="Times New Roman" w:eastAsia="FangSong" w:cs="Times New Roman"/>
+        </w:rPr>
+        <w:t xml:space="preserve">离子强</w:t>
+      </w:r>
+    </w:p>
+    <w:p>
+      <w:pPr>
+        <w:pStyle w:val="Compact"/>
+        <w:numPr>
+          <w:ilvl w:val="0"/>
+          <w:numId w:val="1009"/>
         </w:numPr>
       </w:pPr>
       <w:r>
@@ -7583,7 +7659,7 @@
         <w:pStyle w:val="Compact"/>
         <w:numPr>
           <w:ilvl w:val="0"/>
-          <w:numId w:val="1008"/>
+          <w:numId w:val="1010"/>
         </w:numPr>
       </w:pPr>
       <w:r>
@@ -7833,7 +7909,7 @@
         <w:pStyle w:val="Compact"/>
         <w:numPr>
           <w:ilvl w:val="0"/>
-          <w:numId w:val="1009"/>
+          <w:numId w:val="1011"/>
         </w:numPr>
       </w:pPr>
       <w:r>
@@ -7950,7 +8026,7 @@
         <w:pStyle w:val="Compact"/>
         <w:numPr>
           <w:ilvl w:val="0"/>
-          <w:numId w:val="1009"/>
+          <w:numId w:val="1011"/>
         </w:numPr>
       </w:pPr>
       <w:r>
@@ -8053,7 +8129,7 @@
         <w:pStyle w:val="Compact"/>
         <w:numPr>
           <w:ilvl w:val="0"/>
-          <w:numId w:val="1009"/>
+          <w:numId w:val="1011"/>
         </w:numPr>
       </w:pPr>
       <w:r>
@@ -8156,7 +8232,7 @@
         <w:pStyle w:val="Compact"/>
         <w:numPr>
           <w:ilvl w:val="0"/>
-          <w:numId w:val="1009"/>
+          <w:numId w:val="1011"/>
         </w:numPr>
       </w:pPr>
       <w:r>
@@ -8401,7 +8477,7 @@
       </w:r>
     </w:p>
     <w:bookmarkEnd w:id="51"/>
-    <w:bookmarkStart w:id="55" w:name="第23题"/>
+    <w:bookmarkStart w:id="58" w:name="第23题"/>
     <w:p>
       <w:pPr>
         <w:pStyle w:val="Heading3"/>
@@ -8430,54 +8506,219 @@
       <w:pPr>
         <w:pStyle w:val="FirstParagraph"/>
       </w:pPr>
+      <w:r>
+        <w:rPr>
+          <w:rFonts w:hint="eastAsia" w:ascii="Times New Roman" w:hAnsi="Times New Roman" w:eastAsia="FangSong" w:cs="Times New Roman"/>
+        </w:rPr>
+        <w:t>随着便携式电子设备的大量使用</w:t>
+      </w:r>
+      <w:r>
+        <w:rPr>
+          <w:rFonts w:hint="eastAsia" w:ascii="Times New Roman" w:hAnsi="Times New Roman" w:eastAsia="Times New Roman" w:cs="Times New Roman"/>
+        </w:rPr>
+        <w:t>，</w:t>
+      </w:r>
+      <w:r>
+        <w:rPr>
+          <w:rFonts w:hint="eastAsia" w:ascii="Times New Roman" w:hAnsi="Times New Roman" w:eastAsia="FangSong" w:cs="Times New Roman"/>
+        </w:rPr>
+        <w:t>具有高能量密度特点的锂二次电池的重要性日益突出</w:t>
+      </w:r>
+      <w:r>
+        <w:rPr>
+          <w:rFonts w:hint="eastAsia" w:ascii="Times New Roman" w:hAnsi="Times New Roman" w:eastAsia="Times New Roman" w:cs="Times New Roman"/>
+        </w:rPr>
+        <w:t>。</w:t>
+      </w:r>
+      <w:r>
+        <w:rPr>
+          <w:rFonts w:hint="eastAsia" w:ascii="Times New Roman" w:hAnsi="Times New Roman" w:eastAsia="FangSong" w:cs="Times New Roman"/>
+        </w:rPr>
+        <w:t>目前多采用无机金属氧化物作为正极</w:t>
+      </w:r>
+      <w:r>
+        <w:rPr>
+          <w:rFonts w:hint="eastAsia" w:ascii="Times New Roman" w:hAnsi="Times New Roman" w:eastAsia="Times New Roman" w:cs="Times New Roman"/>
+        </w:rPr>
+        <w:t>，</w:t>
+      </w:r>
+      <w:r>
+        <w:rPr>
+          <w:rFonts w:hint="eastAsia" w:ascii="Times New Roman" w:hAnsi="Times New Roman" w:eastAsia="FangSong" w:cs="Times New Roman"/>
+        </w:rPr>
+        <w:t>但这类材料的比容量普遍低于</w:t>
+      </w:r>
+      <w:r>
+        <w:rPr>
+          <w:rFonts w:ascii="Times New Roman" w:hAnsi="Times New Roman" w:eastAsia="Times New Roman" w:cs="Times New Roman"/>
+        </w:rPr>
+        <w:t xml:space="preserve"> 200 </w:t>
+      </w:r>
+      <w:r>
+        <w:rPr>
+          <w:rFonts w:hint="eastAsia" w:ascii="Times New Roman" w:hAnsi="Times New Roman" w:eastAsia="Times New Roman" w:cs="Times New Roman"/>
+        </w:rPr>
+        <w:t>mAh/g，</w:t>
+      </w:r>
+      <w:r>
+        <w:rPr>
+          <w:rFonts w:hint="eastAsia" w:ascii="Times New Roman" w:hAnsi="Times New Roman" w:eastAsia="FangSong" w:cs="Times New Roman"/>
+        </w:rPr>
+        <w:t>能量密度难以提高</w:t>
+      </w:r>
+      <w:r>
+        <w:rPr>
+          <w:rFonts w:hint="eastAsia" w:ascii="Times New Roman" w:hAnsi="Times New Roman" w:eastAsia="Times New Roman" w:cs="Times New Roman"/>
+        </w:rPr>
+        <w:t>。</w:t>
+      </w:r>
+      <w:r>
+        <w:rPr>
+          <w:rFonts w:hint="eastAsia" w:ascii="Times New Roman" w:hAnsi="Times New Roman" w:eastAsia="FangSong" w:cs="Times New Roman"/>
+        </w:rPr>
+        <w:t>元素硫作为锂二次电池正极材料</w:t>
+      </w:r>
+      <w:r>
+        <w:rPr>
+          <w:rFonts w:hint="eastAsia" w:ascii="Times New Roman" w:hAnsi="Times New Roman" w:eastAsia="Times New Roman" w:cs="Times New Roman"/>
+        </w:rPr>
+        <w:t>，</w:t>
+      </w:r>
+      <w:r>
+        <w:rPr>
+          <w:rFonts w:hint="eastAsia" w:ascii="Times New Roman" w:hAnsi="Times New Roman" w:eastAsia="FangSong" w:cs="Times New Roman"/>
+        </w:rPr>
+        <w:t>具有极高的理论容量</w:t>
+      </w:r>
+      <w:r>
+        <w:rPr>
+          <w:rFonts w:ascii="Times New Roman" w:hAnsi="Times New Roman" w:eastAsia="Times New Roman" w:cs="Times New Roman"/>
+        </w:rPr>
+        <w:t xml:space="preserve"> (1672 </w:t>
+      </w:r>
+      <w:r>
+        <w:rPr>
+          <w:rFonts w:hint="eastAsia" w:ascii="Times New Roman" w:hAnsi="Times New Roman" w:eastAsia="Times New Roman" w:cs="Times New Roman"/>
+        </w:rPr>
+        <w:t>mAh/g)，</w:t>
+      </w:r>
+      <w:r>
+        <w:rPr>
+          <w:rFonts w:hint="eastAsia" w:ascii="Times New Roman" w:hAnsi="Times New Roman" w:eastAsia="FangSong" w:cs="Times New Roman"/>
+        </w:rPr>
+        <w:t>因此锂硫电池的开发引起人们的关注</w:t>
+      </w:r>
+      <w:r>
+        <w:rPr>
+          <w:rFonts w:hint="eastAsia" w:ascii="Times New Roman" w:hAnsi="Times New Roman" w:eastAsia="Times New Roman" w:cs="Times New Roman"/>
+        </w:rPr>
+        <w:t>。</w:t>
+      </w:r>
+      <w:r>
+        <w:rPr>
+          <w:rFonts w:hint="eastAsia" w:ascii="Times New Roman" w:hAnsi="Times New Roman" w:eastAsia="FangSong" w:cs="Times New Roman"/>
+        </w:rPr>
+        <w:t>研究人员尝试将二硫或多硫基桥接于各种有机或无机化合物中</w:t>
+      </w:r>
+      <w:r>
+        <w:rPr>
+          <w:rFonts w:hint="eastAsia" w:ascii="Times New Roman" w:hAnsi="Times New Roman" w:eastAsia="Times New Roman" w:cs="Times New Roman"/>
+        </w:rPr>
+        <w:t>，</w:t>
+      </w:r>
+      <w:r>
+        <w:rPr>
+          <w:rFonts w:hint="eastAsia" w:ascii="Times New Roman" w:hAnsi="Times New Roman" w:eastAsia="FangSong" w:cs="Times New Roman"/>
+        </w:rPr>
+        <w:t>从而得到正极材料</w:t>
+      </w:r>
+      <w:r>
+        <w:rPr>
+          <w:rFonts w:hint="eastAsia" w:ascii="Times New Roman" w:hAnsi="Times New Roman" w:eastAsia="Times New Roman" w:cs="Times New Roman"/>
+        </w:rPr>
+        <w:t>。</w:t>
+      </w:r>
+    </w:p>
+    <w:p>
+      <w:pPr>
+        <w:pStyle w:val="BodyText"/>
+      </w:pPr>
+      <w:r>
+        <w:rPr>
+          <w:rFonts w:hint="eastAsia" w:ascii="Times New Roman" w:hAnsi="Times New Roman" w:eastAsia="FangSong" w:cs="Times New Roman"/>
+        </w:rPr>
+        <w:t xml:space="preserve">某研究小组尝试将</w:t>
+      </w:r>
+      <w:r>
+        <w:rPr>
+          <w:rFonts w:ascii="Times New Roman" w:hAnsi="Times New Roman" w:eastAsia="Times New Roman" w:cs="Times New Roman"/>
+        </w:rPr>
+        <w:t xml:space="preserve"> S—S—S </w:t>
+      </w:r>
+      <w:r>
+        <w:rPr>
+          <w:rFonts w:hint="eastAsia" w:ascii="Times New Roman" w:hAnsi="Times New Roman" w:eastAsia="FangSong" w:cs="Times New Roman"/>
+        </w:rPr>
+        <w:t>交联于聚磷氮烯分子中</w:t>
+      </w:r>
+      <w:r>
+        <w:rPr>
+          <w:rFonts w:hint="eastAsia" w:ascii="Times New Roman" w:hAnsi="Times New Roman" w:eastAsia="Times New Roman" w:cs="Times New Roman"/>
+        </w:rPr>
+        <w:t>，</w:t>
+      </w:r>
+      <w:r>
+        <w:rPr>
+          <w:rFonts w:hint="eastAsia" w:ascii="Times New Roman" w:hAnsi="Times New Roman" w:eastAsia="FangSong" w:cs="Times New Roman"/>
+        </w:rPr>
+        <w:t>得到一类新型的具有高能量密度和安全性的无机化合物聚三硫代磷氮烯</w:t>
+      </w:r>
+      <w:r>
+        <w:rPr>
+          <w:rFonts w:hint="eastAsia" w:ascii="Times New Roman" w:hAnsi="Times New Roman" w:eastAsia="Times New Roman" w:cs="Times New Roman"/>
+        </w:rPr>
+        <w:t>。</w:t>
+      </w:r>
+      <w:r>
+        <w:rPr>
+          <w:rFonts w:hint="eastAsia" w:ascii="Times New Roman" w:hAnsi="Times New Roman" w:eastAsia="FangSong" w:cs="Times New Roman"/>
+        </w:rPr>
+        <w:t>制备该材料的方法如下</w:t>
+      </w:r>
+      <w:r>
+        <w:rPr>
+          <w:rFonts w:hint="eastAsia" w:ascii="Times New Roman" w:hAnsi="Times New Roman" w:eastAsia="Times New Roman" w:cs="Times New Roman"/>
+        </w:rPr>
+        <w:t>：</w:t>
+      </w:r>
+      <w:r>
+        <w:rPr>
+          <w:rFonts w:hint="eastAsia" w:ascii="Times New Roman" w:hAnsi="Times New Roman" w:eastAsia="FangSong" w:cs="Times New Roman"/>
+        </w:rPr>
+        <w:t>将一定量的</w:t>
+      </w:r>
+      <w:r>
+        <w:rPr>
+          <w:rFonts w:ascii="Times New Roman" w:hAnsi="Times New Roman" w:eastAsia="Times New Roman" w:cs="Times New Roman"/>
+        </w:rPr>
+        <w:t xml:space="preserve"> </w:t>
+      </w:r>
       <m:oMath>
-        <m:oMathPr>
-          <m:ctrlPr>
-            <w:rPr>
-              <w:sz w:val="28"/>
-              <w:szCs w:val="28"/>
-            </w:rPr>
-          </m:ctrlPr>
-        </m:oMathPr>
-        <m:r>
-          <m:rPr>
-            <m:sty m:val="p"/>
-          </m:rPr>
-          <m:t>B</m:t>
-        </m:r>
-        <m:r>
-          <m:rPr>
-            <m:sty m:val="p"/>
-          </m:rPr>
-          <m:t>a</m:t>
-        </m:r>
-        <m:r>
-          <m:rPr>
-            <m:sty m:val="p"/>
-          </m:rPr>
-          <m:t>T</m:t>
-        </m:r>
-        <m:r>
-          <m:rPr>
-            <m:sty m:val="p"/>
-          </m:rPr>
-          <m:t>i</m:t>
+        <m:r>
+          <m:t>P</m:t>
+        </m:r>
+        <m:r>
+          <m:t>C</m:t>
         </m:r>
         <m:sSub>
           <m:e>
             <m:r>
-              <m:rPr>
-                <m:sty m:val="p"/>
-              </m:rPr>
-              <m:t>O</m:t>
+              <m:t>l</m:t>
             </m:r>
           </m:e>
           <m:sub>
             <m:r>
-              <m:rPr>
-                <m:sty m:val="p"/>
-              </m:rPr>
-              <m:t>3</m:t>
+              <m:t>5</m:t>
             </m:r>
           </m:sub>
         </m:sSub>
@@ -8492,31 +8733,7 @@
         <w:rPr>
           <w:rFonts w:hint="eastAsia" w:ascii="Times New Roman" w:hAnsi="Times New Roman" w:eastAsia="FangSong" w:cs="Times New Roman"/>
         </w:rPr>
-        <w:t>是一种重要的无机功能材料</w:t>
-      </w:r>
-      <w:r>
-        <w:rPr>
-          <w:rFonts w:hint="eastAsia" w:ascii="Times New Roman" w:hAnsi="Times New Roman" w:eastAsia="Times New Roman" w:cs="Times New Roman"/>
-        </w:rPr>
-        <w:t>，</w:t>
-      </w:r>
-      <w:r>
-        <w:rPr>
-          <w:rFonts w:hint="eastAsia" w:ascii="Times New Roman" w:hAnsi="Times New Roman" w:eastAsia="FangSong" w:cs="Times New Roman"/>
-        </w:rPr>
-        <w:t>工业上常用以下方法制得</w:t>
-      </w:r>
-      <w:r>
-        <w:rPr>
-          <w:rFonts w:hint="eastAsia" w:ascii="Times New Roman" w:hAnsi="Times New Roman" w:eastAsia="Times New Roman" w:cs="Times New Roman"/>
-        </w:rPr>
-        <w:t>：</w:t>
-      </w:r>
-      <w:r>
-        <w:rPr>
-          <w:rFonts w:hint="eastAsia" w:ascii="Times New Roman" w:hAnsi="Times New Roman" w:eastAsia="FangSong" w:cs="Times New Roman"/>
-        </w:rPr>
-        <w:t>将</w:t>
+        <w:t xml:space="preserve">和</w:t>
       </w:r>
       <w:r>
         <w:rPr>
@@ -8526,38 +8743,73 @@
       </w:r>
       <m:oMath>
         <m:r>
-          <m:rPr>
-            <m:sty m:val="p"/>
-          </m:rPr>
-          <m:t>B</m:t>
-        </m:r>
-        <m:r>
-          <m:rPr>
-            <m:sty m:val="p"/>
-          </m:rPr>
-          <m:t>a</m:t>
-        </m:r>
-        <m:r>
-          <m:rPr>
-            <m:sty m:val="p"/>
-          </m:rPr>
-          <m:t>C</m:t>
+          <m:t>N</m:t>
         </m:r>
         <m:sSub>
           <m:e>
             <m:r>
-              <m:rPr>
-                <m:sty m:val="p"/>
-              </m:rPr>
-              <m:t>l</m:t>
+              <m:t>H</m:t>
             </m:r>
           </m:e>
           <m:sub>
             <m:r>
-              <m:rPr>
-                <m:sty m:val="p"/>
-              </m:rPr>
-              <m:t>2</m:t>
+              <m:t>4</m:t>
+            </m:r>
+          </m:sub>
+        </m:sSub>
+        <m:r>
+          <m:t>C</m:t>
+        </m:r>
+        <m:r>
+          <m:t>l</m:t>
+        </m:r>
+      </m:oMath>
+      <w:r>
+        <w:rPr>
+          <w:rFonts w:ascii="Times New Roman" w:hAnsi="Times New Roman" w:eastAsia="Times New Roman" w:cs="Times New Roman"/>
+        </w:rPr>
+        <w:t xml:space="preserve"> </w:t>
+      </w:r>
+      <w:r>
+        <w:rPr>
+          <w:rFonts w:hint="eastAsia" w:ascii="Times New Roman" w:hAnsi="Times New Roman" w:eastAsia="FangSong" w:cs="Times New Roman"/>
+        </w:rPr>
+        <w:t>分别溶解于四氯乙烷中制成溶液</w:t>
+      </w:r>
+      <w:r>
+        <w:rPr>
+          <w:rFonts w:hint="eastAsia" w:ascii="Times New Roman" w:hAnsi="Times New Roman" w:eastAsia="Times New Roman" w:cs="Times New Roman"/>
+        </w:rPr>
+        <w:t>，</w:t>
+      </w:r>
+      <w:r>
+        <w:rPr>
+          <w:rFonts w:hint="eastAsia" w:ascii="Times New Roman" w:hAnsi="Times New Roman" w:eastAsia="FangSong" w:cs="Times New Roman"/>
+        </w:rPr>
+        <w:t>将</w:t>
+      </w:r>
+      <w:r>
+        <w:rPr>
+          <w:rFonts w:ascii="Times New Roman" w:hAnsi="Times New Roman" w:eastAsia="Times New Roman" w:cs="Times New Roman"/>
+        </w:rPr>
+        <w:t xml:space="preserve"> </w:t>
+      </w:r>
+      <m:oMath>
+        <m:r>
+          <m:t>P</m:t>
+        </m:r>
+        <m:r>
+          <m:t>C</m:t>
+        </m:r>
+        <m:sSub>
+          <m:e>
+            <m:r>
+              <m:t>l</m:t>
+            </m:r>
+          </m:e>
+          <m:sub>
+            <m:r>
+              <m:t>5</m:t>
             </m:r>
           </m:sub>
         </m:sSub>
@@ -8566,42 +8818,275 @@
         <w:rPr>
           <w:rFonts w:ascii="Times New Roman" w:hAnsi="Times New Roman" w:eastAsia="Times New Roman" w:cs="Times New Roman"/>
         </w:rPr>
-        <w:t xml:space="preserve">、</w:t>
+        <w:t xml:space="preserve"> </w:t>
+      </w:r>
+      <w:r>
+        <w:rPr>
+          <w:rFonts w:hint="eastAsia" w:ascii="Times New Roman" w:hAnsi="Times New Roman" w:eastAsia="FangSong" w:cs="Times New Roman"/>
+        </w:rPr>
+        <w:t>溶液滴加到沸腾状态的氯化铵溶液中</w:t>
+      </w:r>
+      <w:r>
+        <w:rPr>
+          <w:rFonts w:hint="eastAsia" w:ascii="Times New Roman" w:hAnsi="Times New Roman" w:eastAsia="Times New Roman" w:cs="Times New Roman"/>
+        </w:rPr>
+        <w:t>，</w:t>
+      </w:r>
+      <w:r>
+        <w:rPr>
+          <w:rFonts w:hint="eastAsia" w:ascii="Times New Roman" w:hAnsi="Times New Roman" w:eastAsia="FangSong" w:cs="Times New Roman"/>
+        </w:rPr>
+        <w:t>在一定条件下充分反应后</w:t>
+      </w:r>
+      <w:r>
+        <w:rPr>
+          <w:rFonts w:hint="eastAsia" w:ascii="Times New Roman" w:hAnsi="Times New Roman" w:eastAsia="Times New Roman" w:cs="Times New Roman"/>
+        </w:rPr>
+        <w:t>，</w:t>
+      </w:r>
+      <w:r>
+        <w:rPr>
+          <w:rFonts w:hint="eastAsia" w:ascii="Times New Roman" w:hAnsi="Times New Roman" w:eastAsia="FangSong" w:cs="Times New Roman"/>
+        </w:rPr>
+        <w:t>重结晶得到中间产物</w:t>
+      </w:r>
+      <w:r>
+        <w:rPr>
+          <w:rFonts w:ascii="Times New Roman" w:hAnsi="Times New Roman" w:eastAsia="Times New Roman" w:cs="Times New Roman"/>
+        </w:rPr>
+        <w:t xml:space="preserve"> </w:t>
+      </w:r>
+      <w:r>
+        <w:rPr>
+          <w:rFonts w:hint="eastAsia" w:ascii="Times New Roman" w:hAnsi="Times New Roman" w:eastAsia="Times New Roman" w:cs="Times New Roman"/>
+        </w:rPr>
+        <w:t>A。</w:t>
+      </w:r>
+      <w:r>
+        <w:rPr>
+          <w:rFonts w:hint="eastAsia" w:ascii="Times New Roman" w:hAnsi="Times New Roman" w:eastAsia="FangSong" w:cs="Times New Roman"/>
+        </w:rPr>
+        <w:t>将纯化后的</w:t>
+      </w:r>
+      <w:r>
+        <w:rPr>
+          <w:rFonts w:ascii="Times New Roman" w:hAnsi="Times New Roman" w:eastAsia="Times New Roman" w:cs="Times New Roman"/>
+        </w:rPr>
+        <w:t xml:space="preserve"> A </w:t>
+      </w:r>
+      <w:r>
+        <w:rPr>
+          <w:rFonts w:hint="eastAsia" w:ascii="Times New Roman" w:hAnsi="Times New Roman" w:eastAsia="FangSong" w:cs="Times New Roman"/>
+        </w:rPr>
+        <w:t xml:space="preserve">在</w:t>
+      </w:r>
+      <w:r>
+        <w:rPr>
+          <w:rFonts w:ascii="Times New Roman" w:hAnsi="Times New Roman" w:eastAsia="Times New Roman" w:cs="Times New Roman"/>
+        </w:rPr>
+        <w:t xml:space="preserve"> Ar </w:t>
+      </w:r>
+      <w:r>
+        <w:rPr>
+          <w:rFonts w:hint="eastAsia" w:ascii="Times New Roman" w:hAnsi="Times New Roman" w:eastAsia="FangSong" w:cs="Times New Roman"/>
+        </w:rPr>
+        <w:t>气氛下加热聚合</w:t>
+      </w:r>
+      <w:r>
+        <w:rPr>
+          <w:rFonts w:hint="eastAsia" w:ascii="Times New Roman" w:hAnsi="Times New Roman" w:eastAsia="Times New Roman" w:cs="Times New Roman"/>
+        </w:rPr>
+        <w:t>，</w:t>
+      </w:r>
+      <w:r>
+        <w:rPr>
+          <w:rFonts w:hint="eastAsia" w:ascii="Times New Roman" w:hAnsi="Times New Roman" w:eastAsia="FangSong" w:cs="Times New Roman"/>
+        </w:rPr>
+        <w:t>得到灰白色橡胶状固体</w:t>
+      </w:r>
+      <w:r>
+        <w:rPr>
+          <w:rFonts w:ascii="Times New Roman" w:hAnsi="Times New Roman" w:eastAsia="Times New Roman" w:cs="Times New Roman"/>
+        </w:rPr>
+        <w:t xml:space="preserve"> </w:t>
+      </w:r>
+      <w:r>
+        <w:rPr>
+          <w:rFonts w:hint="eastAsia" w:ascii="Times New Roman" w:hAnsi="Times New Roman" w:eastAsia="Times New Roman" w:cs="Times New Roman"/>
+        </w:rPr>
+        <w:t>B。</w:t>
+      </w:r>
+      <w:r>
+        <w:rPr>
+          <w:rFonts w:hint="eastAsia" w:ascii="Times New Roman" w:hAnsi="Times New Roman" w:eastAsia="FangSong" w:cs="Times New Roman"/>
+        </w:rPr>
+        <w:t>将</w:t>
+      </w:r>
+      <w:r>
+        <w:rPr>
+          <w:rFonts w:ascii="Times New Roman" w:hAnsi="Times New Roman" w:eastAsia="Times New Roman" w:cs="Times New Roman"/>
+        </w:rPr>
+        <w:t xml:space="preserve"> B </w:t>
+      </w:r>
+      <w:r>
+        <w:rPr>
+          <w:rFonts w:hint="eastAsia" w:ascii="Times New Roman" w:hAnsi="Times New Roman" w:eastAsia="FangSong" w:cs="Times New Roman"/>
+        </w:rPr>
+        <w:t xml:space="preserve">与溶有</w:t>
+      </w:r>
+      <w:r>
+        <w:rPr>
+          <w:rFonts w:ascii="Times New Roman" w:hAnsi="Times New Roman" w:eastAsia="Times New Roman" w:cs="Times New Roman"/>
+        </w:rPr>
+        <w:t xml:space="preserve"> S </w:t>
+      </w:r>
+      <w:r>
+        <w:rPr>
+          <w:rFonts w:hint="eastAsia" w:ascii="Times New Roman" w:hAnsi="Times New Roman" w:eastAsia="FangSong" w:cs="Times New Roman"/>
+        </w:rPr>
+        <w:t xml:space="preserve">和</w:t>
+      </w:r>
+      <w:r>
+        <w:rPr>
+          <w:rFonts w:ascii="Times New Roman" w:hAnsi="Times New Roman" w:eastAsia="Times New Roman" w:cs="Times New Roman"/>
+        </w:rPr>
+        <w:t xml:space="preserve"> </w:t>
       </w:r>
       <m:oMath>
         <m:r>
-          <m:rPr>
-            <m:sty m:val="p"/>
-          </m:rPr>
-          <m:t>T</m:t>
-        </m:r>
-        <m:r>
-          <m:rPr>
-            <m:sty m:val="p"/>
-          </m:rPr>
-          <m:t>i</m:t>
-        </m:r>
-        <m:r>
-          <m:rPr>
-            <m:sty m:val="p"/>
-          </m:rPr>
-          <m:t>C</m:t>
+          <m:t>N</m:t>
         </m:r>
         <m:sSub>
           <m:e>
             <m:r>
-              <m:rPr>
-                <m:sty m:val="p"/>
-              </m:rPr>
-              <m:t>l</m:t>
+              <m:t>a</m:t>
             </m:r>
           </m:e>
           <m:sub>
             <m:r>
-              <m:rPr>
-                <m:sty m:val="p"/>
-              </m:rPr>
-              <m:t>4</m:t>
+              <m:t>2</m:t>
+            </m:r>
+          </m:sub>
+        </m:sSub>
+        <m:r>
+          <m:t>S</m:t>
+        </m:r>
+      </m:oMath>
+      <w:r>
+        <w:rPr>
+          <w:rFonts w:ascii="Times New Roman" w:hAnsi="Times New Roman" w:eastAsia="Times New Roman" w:cs="Times New Roman"/>
+        </w:rPr>
+        <w:t xml:space="preserve"> </w:t>
+      </w:r>
+      <w:r>
+        <w:rPr>
+          <w:rFonts w:hint="eastAsia" w:ascii="Times New Roman" w:hAnsi="Times New Roman" w:eastAsia="FangSong" w:cs="Times New Roman"/>
+        </w:rPr>
+        <w:t xml:space="preserve">的</w:t>
+      </w:r>
+      <w:r>
+        <w:rPr>
+          <w:rFonts w:ascii="Times New Roman" w:hAnsi="Times New Roman" w:eastAsia="Times New Roman" w:cs="Times New Roman"/>
+        </w:rPr>
+        <w:t xml:space="preserve"> </w:t>
+      </w:r>
+      <w:r>
+        <w:rPr>
+          <w:rFonts w:hint="eastAsia" w:ascii="Times New Roman" w:hAnsi="Times New Roman" w:eastAsia="Times New Roman" w:cs="Times New Roman"/>
+        </w:rPr>
+        <w:t>N，N-</w:t>
+      </w:r>
+      <w:r>
+        <w:rPr>
+          <w:rFonts w:hint="eastAsia" w:ascii="Times New Roman" w:hAnsi="Times New Roman" w:eastAsia="FangSong" w:cs="Times New Roman"/>
+        </w:rPr>
+        <w:t>二甲基甲酰胺</w:t>
+      </w:r>
+      <w:r>
+        <w:rPr>
+          <w:rFonts w:hint="eastAsia" w:ascii="Times New Roman" w:hAnsi="Times New Roman" w:eastAsia="Times New Roman" w:cs="Times New Roman"/>
+        </w:rPr>
+        <w:t>（DMF）</w:t>
+      </w:r>
+      <w:r>
+        <w:rPr>
+          <w:rFonts w:hint="eastAsia" w:ascii="Times New Roman" w:hAnsi="Times New Roman" w:eastAsia="FangSong" w:cs="Times New Roman"/>
+        </w:rPr>
+        <w:t>溶液在沸腾条件下反应</w:t>
+      </w:r>
+      <w:r>
+        <w:rPr>
+          <w:rFonts w:hint="eastAsia" w:ascii="Times New Roman" w:hAnsi="Times New Roman" w:eastAsia="Times New Roman" w:cs="Times New Roman"/>
+        </w:rPr>
+        <w:t>，</w:t>
+      </w:r>
+      <w:r>
+        <w:rPr>
+          <w:rFonts w:hint="eastAsia" w:ascii="Times New Roman" w:hAnsi="Times New Roman" w:eastAsia="FangSong" w:cs="Times New Roman"/>
+        </w:rPr>
+        <w:t>减压蒸馏除去溶剂</w:t>
+      </w:r>
+      <w:r>
+        <w:rPr>
+          <w:rFonts w:ascii="Times New Roman" w:hAnsi="Times New Roman" w:eastAsia="Times New Roman" w:cs="Times New Roman"/>
+        </w:rPr>
+        <w:t xml:space="preserve"> DMF </w:t>
+      </w:r>
+      <w:r>
+        <w:rPr>
+          <w:rFonts w:hint="eastAsia" w:ascii="Times New Roman" w:hAnsi="Times New Roman" w:eastAsia="FangSong" w:cs="Times New Roman"/>
+        </w:rPr>
+        <w:t>后</w:t>
+      </w:r>
+      <w:r>
+        <w:rPr>
+          <w:rFonts w:hint="eastAsia" w:ascii="Times New Roman" w:hAnsi="Times New Roman" w:eastAsia="Times New Roman" w:cs="Times New Roman"/>
+        </w:rPr>
+        <w:t>，</w:t>
+      </w:r>
+      <w:r>
+        <w:rPr>
+          <w:rFonts w:hint="eastAsia" w:ascii="Times New Roman" w:hAnsi="Times New Roman" w:eastAsia="FangSong" w:cs="Times New Roman"/>
+        </w:rPr>
+        <w:t>用去离子水洗涤所剩棕黄色固体</w:t>
+      </w:r>
+      <w:r>
+        <w:rPr>
+          <w:rFonts w:hint="eastAsia" w:ascii="Times New Roman" w:hAnsi="Times New Roman" w:eastAsia="Times New Roman" w:cs="Times New Roman"/>
+        </w:rPr>
+        <w:t>，</w:t>
+      </w:r>
+      <w:r>
+        <w:rPr>
+          <w:rFonts w:hint="eastAsia" w:ascii="Times New Roman" w:hAnsi="Times New Roman" w:eastAsia="FangSong" w:cs="Times New Roman"/>
+        </w:rPr>
+        <w:t>经</w:t>
+      </w:r>
+      <w:r>
+        <w:rPr>
+          <w:rFonts w:ascii="Times New Roman" w:hAnsi="Times New Roman" w:eastAsia="Times New Roman" w:cs="Times New Roman"/>
+        </w:rPr>
+        <w:t xml:space="preserve"> </w:t>
+      </w:r>
+      <m:oMath>
+        <m:r>
+          <m:t>A</m:t>
+        </m:r>
+        <m:r>
+          <m:t>g</m:t>
+        </m:r>
+        <m:r>
+          <m:t>N</m:t>
+        </m:r>
+        <m:sSub>
+          <m:e>
+            <m:r>
+              <m:t>O</m:t>
+            </m:r>
+          </m:e>
+          <m:sub>
+            <m:r>
+              <m:t>3</m:t>
             </m:r>
           </m:sub>
         </m:sSub>
@@ -8610,127 +9095,13 @@
         <w:rPr>
           <w:rFonts w:ascii="Times New Roman" w:hAnsi="Times New Roman" w:eastAsia="Times New Roman" w:cs="Times New Roman"/>
         </w:rPr>
-        <w:t xml:space="preserve">、</w:t>
-      </w:r>
-      <m:oMath>
-        <m:sSub>
-          <m:e>
-            <m:r>
-              <m:rPr>
-                <m:sty m:val="p"/>
-              </m:rPr>
-              <m:t>H</m:t>
-            </m:r>
-          </m:e>
-          <m:sub>
-            <m:r>
-              <m:rPr>
-                <m:sty m:val="p"/>
-              </m:rPr>
-              <m:t>2</m:t>
-            </m:r>
-          </m:sub>
-        </m:sSub>
-        <m:r>
-          <m:rPr>
-            <m:sty m:val="p"/>
-          </m:rPr>
-          <m:t>O</m:t>
-        </m:r>
-      </m:oMath>
-      <w:r>
-        <w:rPr>
-          <w:rFonts w:ascii="Times New Roman" w:hAnsi="Times New Roman" w:eastAsia="Times New Roman" w:cs="Times New Roman"/>
-        </w:rPr>
-        <w:t xml:space="preserve"> </w:t>
-      </w:r>
-      <w:r>
-        <w:rPr>
-          <w:rFonts w:hint="eastAsia" w:ascii="Times New Roman" w:hAnsi="Times New Roman" w:eastAsia="FangSong" w:cs="Times New Roman"/>
-        </w:rPr>
-        <w:t xml:space="preserve">和</w:t>
-      </w:r>
-      <w:r>
-        <w:rPr>
-          <w:rFonts w:ascii="Times New Roman" w:hAnsi="Times New Roman" w:eastAsia="Times New Roman" w:cs="Times New Roman"/>
-        </w:rPr>
-        <w:t xml:space="preserve"> </w:t>
-      </w:r>
-      <m:oMath>
-        <m:oMathPr>
-          <m:ctrlPr>
-            <w:rPr>
-              <w:sz w:val="28"/>
-              <w:szCs w:val="28"/>
-            </w:rPr>
-          </m:ctrlPr>
-        </m:oMathPr>
-        <m:sSub>
-          <m:e>
-            <m:r>
-              <m:rPr>
-                <m:sty m:val="p"/>
-              </m:rPr>
-              <m:t>H</m:t>
-            </m:r>
-          </m:e>
-          <m:sub>
-            <m:r>
-              <m:rPr>
-                <m:sty m:val="p"/>
-              </m:rPr>
-              <m:t>2</m:t>
-            </m:r>
-          </m:sub>
-        </m:sSub>
-        <m:sSub>
-          <m:e>
-            <m:r>
-              <m:rPr>
-                <m:sty m:val="p"/>
-              </m:rPr>
-              <m:t>C</m:t>
-            </m:r>
-          </m:e>
-          <m:sub>
-            <m:r>
-              <m:rPr>
-                <m:sty m:val="p"/>
-              </m:rPr>
-              <m:t>2</m:t>
-            </m:r>
-          </m:sub>
-        </m:sSub>
-        <m:sSub>
-          <m:e>
-            <m:r>
-              <m:rPr>
-                <m:sty m:val="p"/>
-              </m:rPr>
-              <m:t>O</m:t>
-            </m:r>
-          </m:e>
-          <m:sub>
-            <m:r>
-              <m:rPr>
-                <m:sty m:val="p"/>
-              </m:rPr>
-              <m:t>4</m:t>
-            </m:r>
-          </m:sub>
-        </m:sSub>
-      </m:oMath>
-      <w:r>
-        <w:rPr>
-          <w:rFonts w:ascii="Times New Roman" w:hAnsi="Times New Roman" w:eastAsia="Times New Roman" w:cs="Times New Roman"/>
-        </w:rPr>
-        <w:t xml:space="preserve"> </w:t>
-      </w:r>
-      <w:r>
-        <w:rPr>
-          <w:rFonts w:hint="eastAsia" w:ascii="Times New Roman" w:hAnsi="Times New Roman" w:eastAsia="FangSong" w:cs="Times New Roman"/>
-        </w:rPr>
-        <w:t>混合反应后</w:t>
+        <w:t xml:space="preserve"> </w:t>
+      </w:r>
+      <w:r>
+        <w:rPr>
+          <w:rFonts w:hint="eastAsia" w:ascii="Times New Roman" w:hAnsi="Times New Roman" w:eastAsia="FangSong" w:cs="Times New Roman"/>
+        </w:rPr>
+        <w:t>检验</w:t>
       </w:r>
       <w:r>
         <w:rPr>
@@ -8742,268 +9113,175 @@
         <w:rPr>
           <w:rFonts w:hint="eastAsia" w:ascii="Times New Roman" w:hAnsi="Times New Roman" w:eastAsia="FangSong" w:cs="Times New Roman"/>
         </w:rPr>
-        <w:t>经洗涤</w:t>
-      </w:r>
-      <w:r>
-        <w:rPr>
-          <w:rFonts w:hint="eastAsia" w:ascii="Times New Roman" w:hAnsi="Times New Roman" w:eastAsia="Times New Roman" w:cs="Times New Roman"/>
-        </w:rPr>
-        <w:t>、</w:t>
-      </w:r>
-      <w:r>
-        <w:rPr>
-          <w:rFonts w:hint="eastAsia" w:ascii="Times New Roman" w:hAnsi="Times New Roman" w:eastAsia="FangSong" w:cs="Times New Roman"/>
-        </w:rPr>
-        <w:t>干燥后得一组成为</w:t>
-      </w:r>
-      <w:r>
-        <w:rPr>
-          <w:rFonts w:ascii="Times New Roman" w:hAnsi="Times New Roman" w:eastAsia="Times New Roman" w:cs="Times New Roman"/>
-        </w:rPr>
-        <w:t xml:space="preserve"> </w:t>
-      </w:r>
-      <m:oMath>
-        <m:oMathPr>
-          <m:ctrlPr>
-            <w:rPr>
-              <w:sz w:val="28"/>
-              <w:szCs w:val="28"/>
-            </w:rPr>
-          </m:ctrlPr>
-        </m:oMathPr>
-        <m:r>
-          <m:rPr>
-            <m:sty m:val="p"/>
-          </m:rPr>
-          <m:t>B</m:t>
-        </m:r>
-        <m:r>
-          <m:rPr>
-            <m:sty m:val="p"/>
-          </m:rPr>
-          <m:t>a</m:t>
-        </m:r>
-        <m:r>
-          <m:t> </m:t>
-        </m:r>
-        <m:r>
-          <m:t>30.50</m:t>
-        </m:r>
-        <m:r>
-          <m:rPr>
-            <m:sty m:val="p"/>
-          </m:rPr>
-          <m:t>%</m:t>
-        </m:r>
-      </m:oMath>
-      <w:r>
-        <w:rPr>
-          <w:rFonts w:ascii="Times New Roman" w:hAnsi="Times New Roman" w:eastAsia="Times New Roman" w:cs="Times New Roman"/>
-        </w:rPr>
-        <w:t xml:space="preserve">、</w:t>
-      </w:r>
-      <m:oMath>
-        <m:oMathPr>
-          <m:ctrlPr>
-            <w:rPr>
-              <w:sz w:val="28"/>
-              <w:szCs w:val="28"/>
-            </w:rPr>
-          </m:ctrlPr>
-        </m:oMathPr>
-        <m:r>
-          <m:rPr>
-            <m:sty m:val="p"/>
-          </m:rPr>
-          <m:t>T</m:t>
-        </m:r>
-        <m:r>
-          <m:rPr>
-            <m:sty m:val="p"/>
-          </m:rPr>
-          <m:t>i</m:t>
-        </m:r>
-        <m:r>
-          <m:t> </m:t>
-        </m:r>
-        <m:r>
-          <m:t>10.70</m:t>
-        </m:r>
-        <m:r>
-          <m:rPr>
-            <m:sty m:val="p"/>
-          </m:rPr>
-          <m:t>%</m:t>
-        </m:r>
-      </m:oMath>
-      <w:r>
-        <w:rPr>
-          <w:rFonts w:ascii="Times New Roman" w:hAnsi="Times New Roman" w:eastAsia="Times New Roman" w:cs="Times New Roman"/>
-        </w:rPr>
-        <w:t xml:space="preserve">、</w:t>
-      </w:r>
-      <m:oMath>
-        <m:oMathPr>
-          <m:ctrlPr>
-            <w:rPr>
-              <w:sz w:val="28"/>
-              <w:szCs w:val="28"/>
-            </w:rPr>
-          </m:ctrlPr>
-        </m:oMathPr>
-        <m:r>
-          <m:rPr>
-            <m:sty m:val="p"/>
-          </m:rPr>
-          <m:t>C</m:t>
-        </m:r>
-        <m:r>
-          <m:t> </m:t>
-        </m:r>
-        <m:r>
-          <m:t>10.66</m:t>
-        </m:r>
-        <m:r>
-          <m:rPr>
-            <m:sty m:val="p"/>
-          </m:rPr>
-          <m:t>%</m:t>
-        </m:r>
-      </m:oMath>
-      <w:r>
-        <w:rPr>
-          <w:rFonts w:ascii="Times New Roman" w:hAnsi="Times New Roman" w:eastAsia="Times New Roman" w:cs="Times New Roman"/>
-        </w:rPr>
-        <w:t xml:space="preserve">、</w:t>
-      </w:r>
-      <m:oMath>
-        <m:oMathPr>
-          <m:ctrlPr>
-            <w:rPr>
-              <w:sz w:val="28"/>
-              <w:szCs w:val="28"/>
-            </w:rPr>
-          </m:ctrlPr>
-        </m:oMathPr>
-        <m:r>
-          <m:rPr>
-            <m:sty m:val="p"/>
-          </m:rPr>
-          <m:t>H</m:t>
-        </m:r>
-        <m:r>
-          <m:t> </m:t>
-        </m:r>
-        <m:r>
-          <m:t>1.81</m:t>
-        </m:r>
-        <m:r>
-          <m:rPr>
-            <m:sty m:val="p"/>
-          </m:rPr>
-          <m:t>%</m:t>
-        </m:r>
-      </m:oMath>
-      <w:r>
-        <w:rPr>
-          <w:rFonts w:ascii="Times New Roman" w:hAnsi="Times New Roman" w:eastAsia="Times New Roman" w:cs="Times New Roman"/>
-        </w:rPr>
-        <w:t xml:space="preserve"> </w:t>
-      </w:r>
-      <w:r>
-        <w:rPr>
-          <w:rFonts w:hint="eastAsia" w:ascii="Times New Roman" w:hAnsi="Times New Roman" w:eastAsia="FangSong" w:cs="Times New Roman"/>
-        </w:rPr>
-        <w:t xml:space="preserve">的白色粉末</w:t>
-      </w:r>
-      <w:r>
-        <w:rPr>
-          <w:rFonts w:ascii="Times New Roman" w:hAnsi="Times New Roman" w:eastAsia="Times New Roman" w:cs="Times New Roman"/>
-        </w:rPr>
-        <w:t xml:space="preserve"> </w:t>
-      </w:r>
-      <w:r>
-        <w:rPr>
-          <w:rFonts w:hint="eastAsia" w:ascii="Times New Roman" w:hAnsi="Times New Roman" w:eastAsia="Times New Roman" w:cs="Times New Roman"/>
-        </w:rPr>
-        <w:t>A，</w:t>
-      </w:r>
-      <w:r>
-        <w:rPr>
-          <w:rFonts w:hint="eastAsia" w:ascii="Times New Roman" w:hAnsi="Times New Roman" w:eastAsia="FangSong" w:cs="Times New Roman"/>
-        </w:rPr>
-        <w:t>进一步热分解</w:t>
-      </w:r>
-      <w:r>
-        <w:rPr>
-          <w:rFonts w:ascii="Times New Roman" w:hAnsi="Times New Roman" w:eastAsia="Times New Roman" w:cs="Times New Roman"/>
-        </w:rPr>
-        <w:t xml:space="preserve"> A </w:t>
-      </w:r>
-      <w:r>
-        <w:rPr>
-          <w:rFonts w:hint="eastAsia" w:ascii="Times New Roman" w:hAnsi="Times New Roman" w:eastAsia="FangSong" w:cs="Times New Roman"/>
-        </w:rPr>
-        <w:t xml:space="preserve">即可得</w:t>
-      </w:r>
-      <w:r>
-        <w:rPr>
-          <w:rFonts w:ascii="Times New Roman" w:hAnsi="Times New Roman" w:eastAsia="Times New Roman" w:cs="Times New Roman"/>
-        </w:rPr>
-        <w:t xml:space="preserve"> </w:t>
-      </w:r>
-      <m:oMath>
-        <m:oMathPr>
-          <m:ctrlPr>
-            <w:rPr>
-              <w:sz w:val="28"/>
-              <w:szCs w:val="28"/>
-            </w:rPr>
-          </m:ctrlPr>
-        </m:oMathPr>
-        <m:r>
-          <m:rPr>
-            <m:sty m:val="p"/>
-          </m:rPr>
-          <m:t>B</m:t>
-        </m:r>
-        <m:r>
-          <m:rPr>
-            <m:sty m:val="p"/>
-          </m:rPr>
-          <m:t>a</m:t>
-        </m:r>
-        <m:r>
-          <m:rPr>
-            <m:sty m:val="p"/>
-          </m:rPr>
-          <m:t>T</m:t>
-        </m:r>
-        <m:r>
-          <m:rPr>
-            <m:sty m:val="p"/>
-          </m:rPr>
-          <m:t>i</m:t>
-        </m:r>
-        <m:sSub>
-          <m:e>
-            <m:r>
-              <m:rPr>
-                <m:sty m:val="p"/>
-              </m:rPr>
-              <m:t>O</m:t>
-            </m:r>
-          </m:e>
-          <m:sub>
-            <m:r>
-              <m:rPr>
-                <m:sty m:val="p"/>
-              </m:rPr>
-              <m:t>3</m:t>
-            </m:r>
-          </m:sub>
-        </m:sSub>
-      </m:oMath>
+        <w:t>确认</w:t>
+      </w:r>
+      <w:r>
+        <w:rPr>
+          <w:rFonts w:ascii="Times New Roman" w:hAnsi="Times New Roman" w:eastAsia="Times New Roman" w:cs="Times New Roman"/>
+        </w:rPr>
+        <w:t xml:space="preserve"> NaCl </w:t>
+      </w:r>
+      <w:r>
+        <w:rPr>
+          <w:rFonts w:hint="eastAsia" w:ascii="Times New Roman" w:hAnsi="Times New Roman" w:eastAsia="FangSong" w:cs="Times New Roman"/>
+        </w:rPr>
+        <w:t>完全除掉后</w:t>
+      </w:r>
+      <w:r>
+        <w:rPr>
+          <w:rFonts w:hint="eastAsia" w:ascii="Times New Roman" w:hAnsi="Times New Roman" w:eastAsia="Times New Roman" w:cs="Times New Roman"/>
+        </w:rPr>
+        <w:t>，</w:t>
+      </w:r>
+      <w:r>
+        <w:rPr>
+          <w:rFonts w:hint="eastAsia" w:ascii="Times New Roman" w:hAnsi="Times New Roman" w:eastAsia="FangSong" w:cs="Times New Roman"/>
+        </w:rPr>
+        <w:t>对所得产品真空干燥</w:t>
+      </w:r>
+      <w:r>
+        <w:rPr>
+          <w:rFonts w:hint="eastAsia" w:ascii="Times New Roman" w:hAnsi="Times New Roman" w:eastAsia="Times New Roman" w:cs="Times New Roman"/>
+        </w:rPr>
+        <w:t>，</w:t>
+      </w:r>
+      <w:r>
+        <w:rPr>
+          <w:rFonts w:hint="eastAsia" w:ascii="Times New Roman" w:hAnsi="Times New Roman" w:eastAsia="FangSong" w:cs="Times New Roman"/>
+        </w:rPr>
+        <w:t>得到可用于制作电池正极的干燥聚合物粉末</w:t>
+      </w:r>
+      <w:r>
+        <w:rPr>
+          <w:rFonts w:ascii="Times New Roman" w:hAnsi="Times New Roman" w:eastAsia="Times New Roman" w:cs="Times New Roman"/>
+        </w:rPr>
+        <w:t xml:space="preserve"> C。</w:t>
+      </w:r>
+    </w:p>
+    <w:p>
+      <w:pPr>
+        <w:pStyle w:val="BodyText"/>
+      </w:pPr>
+      <w:r>
+        <w:rPr>
+          <w:rFonts w:hint="eastAsia" w:ascii="Times New Roman" w:hAnsi="Times New Roman" w:eastAsia="FangSong" w:cs="Times New Roman"/>
+        </w:rPr>
+        <w:t>从各物质表征信息可知</w:t>
+      </w:r>
+      <w:r>
+        <w:rPr>
+          <w:rFonts w:hint="eastAsia" w:ascii="Times New Roman" w:hAnsi="Times New Roman" w:eastAsia="Times New Roman" w:cs="Times New Roman"/>
+        </w:rPr>
+        <w:t>，A</w:t>
+      </w:r>
+      <w:r>
+        <w:rPr>
+          <w:rFonts w:ascii="Times New Roman" w:hAnsi="Times New Roman" w:eastAsia="Times New Roman" w:cs="Times New Roman"/>
+        </w:rPr>
+        <w:t xml:space="preserve"> </w:t>
+      </w:r>
+      <w:r>
+        <w:rPr>
+          <w:rFonts w:hint="eastAsia" w:ascii="Times New Roman" w:hAnsi="Times New Roman" w:eastAsia="FangSong" w:cs="Times New Roman"/>
+        </w:rPr>
+        <w:t xml:space="preserve">含有</w:t>
+      </w:r>
+      <w:r>
+        <w:rPr>
+          <w:rFonts w:ascii="Times New Roman" w:hAnsi="Times New Roman" w:eastAsia="Times New Roman" w:cs="Times New Roman"/>
+        </w:rPr>
+        <w:t xml:space="preserve"> </w:t>
+      </w:r>
+      <w:r>
+        <w:rPr>
+          <w:rFonts w:hint="eastAsia" w:ascii="Times New Roman" w:hAnsi="Times New Roman" w:eastAsia="Times New Roman" w:cs="Times New Roman"/>
+        </w:rPr>
+        <w:t>P、N、Cl，</w:t>
+      </w:r>
+      <w:r>
+        <w:rPr>
+          <w:rFonts w:hint="eastAsia" w:ascii="Times New Roman" w:hAnsi="Times New Roman" w:eastAsia="FangSong" w:cs="Times New Roman"/>
+        </w:rPr>
+        <w:t>它们的原子个数比为</w:t>
+      </w:r>
+      <w:r>
+        <w:rPr>
+          <w:rFonts w:ascii="Times New Roman" w:hAnsi="Times New Roman" w:eastAsia="Times New Roman" w:cs="Times New Roman"/>
+        </w:rPr>
+        <w:t xml:space="preserve"> </w:t>
+      </w:r>
+      <w:r>
+        <w:rPr>
+          <w:rFonts w:hint="eastAsia" w:ascii="Times New Roman" w:hAnsi="Times New Roman" w:eastAsia="Times New Roman" w:cs="Times New Roman"/>
+        </w:rPr>
+        <w:t>1:1:2，</w:t>
+      </w:r>
+      <w:r>
+        <w:rPr>
+          <w:rFonts w:hint="eastAsia" w:ascii="Times New Roman" w:hAnsi="Times New Roman" w:eastAsia="FangSong" w:cs="Times New Roman"/>
+        </w:rPr>
+        <w:t>为环状结构的分子</w:t>
+      </w:r>
+      <w:r>
+        <w:rPr>
+          <w:rFonts w:hint="eastAsia" w:ascii="Times New Roman" w:hAnsi="Times New Roman" w:eastAsia="Times New Roman" w:cs="Times New Roman"/>
+        </w:rPr>
+        <w:t>；B</w:t>
+      </w:r>
+      <w:r>
+        <w:rPr>
+          <w:rFonts w:ascii="Times New Roman" w:hAnsi="Times New Roman" w:eastAsia="Times New Roman" w:cs="Times New Roman"/>
+        </w:rPr>
+        <w:t xml:space="preserve"> </w:t>
+      </w:r>
+      <w:r>
+        <w:rPr>
+          <w:rFonts w:hint="eastAsia" w:ascii="Times New Roman" w:hAnsi="Times New Roman" w:eastAsia="FangSong" w:cs="Times New Roman"/>
+        </w:rPr>
+        <w:t>为链状聚合分子</w:t>
+      </w:r>
+      <w:r>
+        <w:rPr>
+          <w:rFonts w:hint="eastAsia" w:ascii="Times New Roman" w:hAnsi="Times New Roman" w:eastAsia="Times New Roman" w:cs="Times New Roman"/>
+        </w:rPr>
+        <w:t>；C</w:t>
+      </w:r>
+      <w:r>
+        <w:rPr>
+          <w:rFonts w:ascii="Times New Roman" w:hAnsi="Times New Roman" w:eastAsia="Times New Roman" w:cs="Times New Roman"/>
+        </w:rPr>
+        <w:t xml:space="preserve"> </w:t>
+      </w:r>
+      <w:r>
+        <w:rPr>
+          <w:rFonts w:hint="eastAsia" w:ascii="Times New Roman" w:hAnsi="Times New Roman" w:eastAsia="FangSong" w:cs="Times New Roman"/>
+        </w:rPr>
+        <w:t xml:space="preserve">的红外</w:t>
+      </w:r>
+      <w:r>
+        <w:rPr>
+          <w:rFonts w:ascii="Times New Roman" w:hAnsi="Times New Roman" w:eastAsia="Times New Roman" w:cs="Times New Roman"/>
+        </w:rPr>
+        <w:t xml:space="preserve"> (IR) </w:t>
+      </w:r>
+      <w:r>
+        <w:rPr>
+          <w:rFonts w:hint="eastAsia" w:ascii="Times New Roman" w:hAnsi="Times New Roman" w:eastAsia="FangSong" w:cs="Times New Roman"/>
+        </w:rPr>
+        <w:t xml:space="preserve">光谱如图</w:t>
+      </w:r>
+      <w:r>
+        <w:rPr>
+          <w:rFonts w:ascii="Times New Roman" w:hAnsi="Times New Roman" w:eastAsia="Times New Roman" w:cs="Times New Roman"/>
+        </w:rPr>
+        <w:t xml:space="preserve"> 1 </w:t>
+      </w:r>
+      <w:r>
+        <w:rPr>
+          <w:rFonts w:hint="eastAsia" w:ascii="Times New Roman" w:hAnsi="Times New Roman" w:eastAsia="FangSong" w:cs="Times New Roman"/>
+        </w:rPr>
+        <w:t>所示</w:t>
+      </w:r>
       <w:r>
         <w:rPr>
           <w:rFonts w:hint="eastAsia" w:ascii="Times New Roman" w:hAnsi="Times New Roman" w:eastAsia="Times New Roman" w:cs="Times New Roman"/>
@@ -9014,49 +9292,49 @@
         <w:rPr>
           <w:rFonts w:hint="eastAsia" w:ascii="Times New Roman" w:hAnsi="Times New Roman" w:eastAsia="FangSong" w:cs="Times New Roman"/>
         </w:rPr>
-        <w:t>用热分析仪测定</w:t>
-      </w:r>
-      <w:r>
-        <w:rPr>
-          <w:rFonts w:ascii="Times New Roman" w:hAnsi="Times New Roman" w:eastAsia="Times New Roman" w:cs="Times New Roman"/>
-        </w:rPr>
-        <w:t xml:space="preserve"> A </w:t>
-      </w:r>
-      <w:r>
-        <w:rPr>
-          <w:rFonts w:hint="eastAsia" w:ascii="Times New Roman" w:hAnsi="Times New Roman" w:eastAsia="FangSong" w:cs="Times New Roman"/>
-        </w:rPr>
-        <w:t>的热解过程</w:t>
-      </w:r>
-      <w:r>
-        <w:rPr>
-          <w:rFonts w:hint="eastAsia" w:ascii="Times New Roman" w:hAnsi="Times New Roman" w:eastAsia="Times New Roman" w:cs="Times New Roman"/>
-        </w:rPr>
-        <w:t>，</w:t>
-      </w:r>
-      <w:r>
-        <w:rPr>
-          <w:rFonts w:hint="eastAsia" w:ascii="Times New Roman" w:hAnsi="Times New Roman" w:eastAsia="FangSong" w:cs="Times New Roman"/>
-        </w:rPr>
-        <w:t>得下图所示的质量</w:t>
-      </w:r>
-      <w:r>
-        <w:rPr>
-          <w:rFonts w:hint="eastAsia" w:ascii="Times New Roman" w:hAnsi="Times New Roman" w:eastAsia="Times New Roman" w:cs="Times New Roman"/>
-        </w:rPr>
-        <w:t>—</w:t>
-      </w:r>
-      <w:r>
-        <w:rPr>
-          <w:rFonts w:hint="eastAsia" w:ascii="Times New Roman" w:hAnsi="Times New Roman" w:eastAsia="FangSong" w:cs="Times New Roman"/>
-        </w:rPr>
-        <w:t>温度关系曲线</w:t>
-      </w:r>
-      <w:r>
-        <w:rPr>
-          <w:rFonts w:hint="eastAsia" w:ascii="Times New Roman" w:hAnsi="Times New Roman" w:eastAsia="Times New Roman" w:cs="Times New Roman"/>
-        </w:rPr>
-        <w:t>：</w:t>
+        <w:t>元素含量测试结果表明聚合物</w:t>
+      </w:r>
+      <w:r>
+        <w:rPr>
+          <w:rFonts w:ascii="Times New Roman" w:hAnsi="Times New Roman" w:eastAsia="Times New Roman" w:cs="Times New Roman"/>
+        </w:rPr>
+        <w:t xml:space="preserve"> C </w:t>
+      </w:r>
+      <w:r>
+        <w:rPr>
+          <w:rFonts w:hint="eastAsia" w:ascii="Times New Roman" w:hAnsi="Times New Roman" w:eastAsia="FangSong" w:cs="Times New Roman"/>
+        </w:rPr>
+        <w:t xml:space="preserve">的主要元素组成与含量为</w:t>
+      </w:r>
+      <w:r>
+        <w:rPr>
+          <w:rFonts w:ascii="Times New Roman" w:hAnsi="Times New Roman" w:eastAsia="Times New Roman" w:cs="Times New Roman"/>
+        </w:rPr>
+        <w:t xml:space="preserve"> P:22.0%、N:9.9%、S:68.1%。C </w:t>
+      </w:r>
+      <w:r>
+        <w:rPr>
+          <w:rFonts w:hint="eastAsia" w:ascii="Times New Roman" w:hAnsi="Times New Roman" w:eastAsia="FangSong" w:cs="Times New Roman"/>
+        </w:rPr>
+        <w:t xml:space="preserve">的热重分析如图</w:t>
+      </w:r>
+      <w:r>
+        <w:rPr>
+          <w:rFonts w:ascii="Times New Roman" w:hAnsi="Times New Roman" w:eastAsia="Times New Roman" w:cs="Times New Roman"/>
+        </w:rPr>
+        <w:t xml:space="preserve"> 2 </w:t>
+      </w:r>
+      <w:r>
+        <w:rPr>
+          <w:rFonts w:hint="eastAsia" w:ascii="Times New Roman" w:hAnsi="Times New Roman" w:eastAsia="FangSong" w:cs="Times New Roman"/>
+        </w:rPr>
+        <w:t>所示</w:t>
+      </w:r>
+      <w:r>
+        <w:rPr>
+          <w:rFonts w:hint="eastAsia" w:ascii="Times New Roman" w:hAnsi="Times New Roman" w:eastAsia="Times New Roman" w:cs="Times New Roman"/>
+        </w:rPr>
+        <w:t>。</w:t>
       </w:r>
     </w:p>
     <w:p>
@@ -9071,14 +9349,14 @@
         </w:rPr>
         <w:drawing>
           <wp:inline>
-            <wp:extent cx="3240000" cy="2546225"/>
+            <wp:extent cx="3600000" cy="2728922"/>
             <wp:effectExtent b="0" l="0" r="0" t="0"/>
             <wp:docPr descr="" title="" id="53" name="Picture"/>
             <a:graphic>
               <a:graphicData uri="http://schemas.openxmlformats.org/drawingml/2006/picture">
                 <pic:pic>
                   <pic:nvPicPr>
-                    <pic:cNvPr descr="c136ad01e9af85711659c2b06c97a3379827f71ae8369b3dfbe0f89c6e3c1e19.jpg" id="54" name="Picture"/>
+                    <pic:cNvPr descr="952661dee8099e39bf04f9c9debe66a7b2ec97d8f9565a5f6e0575f1d156db58.jpg" id="54" name="Picture"/>
                     <pic:cNvPicPr>
                       <a:picLocks noChangeArrowheads="1" noChangeAspect="1"/>
                     </pic:cNvPicPr>
@@ -9092,7 +9370,7 @@
                   <pic:spPr bwMode="auto">
                     <a:xfrm>
                       <a:off x="0" y="0"/>
-                      <a:ext cx="3240000" cy="2546225"/>
+                      <a:ext cx="3600000" cy="2728922"/>
                     </a:xfrm>
                     <a:prstGeom prst="rect">
                       <a:avLst/>
@@ -9119,13 +9397,99 @@
         <w:rPr>
           <w:rFonts w:hint="eastAsia" w:ascii="Times New Roman" w:hAnsi="Times New Roman" w:eastAsia="FangSong" w:cs="Times New Roman"/>
         </w:rPr>
+        <w:t>图</w:t>
+      </w:r>
+      <w:r>
+        <w:rPr>
+          <w:rFonts w:hint="eastAsia" w:ascii="Times New Roman" w:hAnsi="Times New Roman" w:eastAsia="Times New Roman" w:cs="Times New Roman"/>
+        </w:rPr>
+        <w:t>1</w:t>
+      </w:r>
+    </w:p>
+    <w:p>
+      <w:pPr>
+        <w:pStyle w:val="BodyText"/>
+        <w:spacing w:before="160" w:after="80"/>
+        <w:jc w:val="center"/>
+      </w:pPr>
+      <w:r>
+        <w:rPr>
+          <w:rFonts w:ascii="Times New Roman" w:hAnsi="Times New Roman" w:eastAsia="Times New Roman" w:cs="Times New Roman"/>
+        </w:rPr>
+        <w:drawing>
+          <wp:inline>
+            <wp:extent cx="3600000" cy="2524507"/>
+            <wp:effectExtent b="0" l="0" r="0" t="0"/>
+            <wp:docPr descr="" title="" id="56" name="Picture"/>
+            <a:graphic>
+              <a:graphicData uri="http://schemas.openxmlformats.org/drawingml/2006/picture">
+                <pic:pic>
+                  <pic:nvPicPr>
+                    <pic:cNvPr descr="8db15456f4d8aa0963323da38ea247dd3c097e3123975177969c68d653bdb4d4.jpg" id="57" name="Picture"/>
+                    <pic:cNvPicPr>
+                      <a:picLocks noChangeArrowheads="1" noChangeAspect="1"/>
+                    </pic:cNvPicPr>
+                  </pic:nvPicPr>
+                  <pic:blipFill>
+                    <a:blip r:embed="rId55"/>
+                    <a:stretch>
+                      <a:fillRect/>
+                    </a:stretch>
+                  </pic:blipFill>
+                  <pic:spPr bwMode="auto">
+                    <a:xfrm>
+                      <a:off x="0" y="0"/>
+                      <a:ext cx="3600000" cy="2524507"/>
+                    </a:xfrm>
+                    <a:prstGeom prst="rect">
+                      <a:avLst/>
+                    </a:prstGeom>
+                    <a:noFill/>
+                    <a:ln w="9525">
+                      <a:noFill/>
+                      <a:headEnd/>
+                      <a:tailEnd/>
+                    </a:ln>
+                  </pic:spPr>
+                </pic:pic>
+              </a:graphicData>
+            </a:graphic>
+          </wp:inline>
+        </w:drawing>
+      </w:r>
+    </w:p>
+    <w:p>
+      <w:pPr>
+        <w:pStyle w:val="BodyText"/>
+      </w:pPr>
+      <w:r>
+        <w:rPr>
+          <w:rFonts w:hint="eastAsia" w:ascii="Times New Roman" w:hAnsi="Times New Roman" w:eastAsia="FangSong" w:cs="Times New Roman"/>
+        </w:rPr>
+        <w:t>图</w:t>
+      </w:r>
+      <w:r>
+        <w:rPr>
+          <w:rFonts w:hint="eastAsia" w:ascii="Times New Roman" w:hAnsi="Times New Roman" w:eastAsia="Times New Roman" w:cs="Times New Roman"/>
+        </w:rPr>
+        <w:t>2</w:t>
+      </w:r>
+    </w:p>
+    <w:p>
+      <w:pPr>
+        <w:pStyle w:val="BodyText"/>
+      </w:pPr>
+      <w:r>
+        <w:rPr>
+          <w:rFonts w:hint="eastAsia" w:ascii="Times New Roman" w:hAnsi="Times New Roman" w:eastAsia="FangSong" w:cs="Times New Roman"/>
+        </w:rPr>
         <w:t>第</w:t>
       </w:r>
       <w:r>
         <w:rPr>
           <w:rFonts w:hint="eastAsia" w:ascii="Times New Roman" w:hAnsi="Times New Roman" w:eastAsia="Times New Roman" w:cs="Times New Roman"/>
         </w:rPr>
-        <w:t>7</w:t>
+        <w:t>8</w:t>
       </w:r>
       <w:r>
         <w:rPr>
@@ -9140,15 +9504,56 @@
       </w:pPr>
       <w:r>
         <w:rPr>
-          <w:rFonts w:hint="eastAsia" w:ascii="Times New Roman" w:hAnsi="Times New Roman" w:eastAsia="FangSong" w:cs="Times New Roman"/>
-        </w:rPr>
-        <w:t xml:space="preserve">图中</w:t>
-      </w:r>
-      <w:r>
-        <w:rPr>
-          <w:rFonts w:ascii="Times New Roman" w:hAnsi="Times New Roman" w:eastAsia="Times New Roman" w:cs="Times New Roman"/>
-        </w:rPr>
-        <w:t xml:space="preserve"> 400 K、600 K </w:t>
+          <w:rFonts w:ascii="Times New Roman" w:hAnsi="Times New Roman" w:eastAsia="Times New Roman" w:cs="Times New Roman"/>
+        </w:rPr>
+        <w:t xml:space="preserve">8-1 </w:t>
+      </w:r>
+      <w:r>
+        <w:rPr>
+          <w:rFonts w:hint="eastAsia" w:ascii="Times New Roman" w:hAnsi="Times New Roman" w:eastAsia="FangSong" w:cs="Times New Roman"/>
+        </w:rPr>
+        <w:t xml:space="preserve">写出生成</w:t>
+      </w:r>
+      <w:r>
+        <w:rPr>
+          <w:rFonts w:ascii="Times New Roman" w:hAnsi="Times New Roman" w:eastAsia="Times New Roman" w:cs="Times New Roman"/>
+        </w:rPr>
+        <w:t xml:space="preserve"> A </w:t>
+      </w:r>
+      <w:r>
+        <w:rPr>
+          <w:rFonts w:hint="eastAsia" w:ascii="Times New Roman" w:hAnsi="Times New Roman" w:eastAsia="FangSong" w:cs="Times New Roman"/>
+        </w:rPr>
+        <w:t>的化学反应方程式</w:t>
+      </w:r>
+      <w:r>
+        <w:rPr>
+          <w:rFonts w:hint="eastAsia" w:ascii="Times New Roman" w:hAnsi="Times New Roman" w:eastAsia="Times New Roman" w:cs="Times New Roman"/>
+        </w:rPr>
+        <w:t>。</w:t>
+      </w:r>
+    </w:p>
+    <w:p>
+      <w:pPr>
+        <w:pStyle w:val="BodyText"/>
+      </w:pPr>
+      <w:r>
+        <w:rPr>
+          <w:rFonts w:ascii="Times New Roman" w:hAnsi="Times New Roman" w:eastAsia="Times New Roman" w:cs="Times New Roman"/>
+        </w:rPr>
+        <w:t xml:space="preserve">8-2 </w:t>
+      </w:r>
+      <w:r>
+        <w:rPr>
+          <w:rFonts w:hint="eastAsia" w:ascii="Times New Roman" w:hAnsi="Times New Roman" w:eastAsia="FangSong" w:cs="Times New Roman"/>
+        </w:rPr>
+        <w:t xml:space="preserve">写出</w:t>
+      </w:r>
+      <w:r>
+        <w:rPr>
+          <w:rFonts w:ascii="Times New Roman" w:hAnsi="Times New Roman" w:eastAsia="Times New Roman" w:cs="Times New Roman"/>
+        </w:rPr>
+        <w:t xml:space="preserve"> B </w:t>
       </w:r>
       <w:r>
         <w:rPr>
@@ -9160,31 +9565,19 @@
         <w:rPr>
           <w:rFonts w:ascii="Times New Roman" w:hAnsi="Times New Roman" w:eastAsia="Times New Roman" w:cs="Times New Roman"/>
         </w:rPr>
-        <w:t xml:space="preserve"> 900 K </w:t>
-      </w:r>
-      <w:r>
-        <w:rPr>
-          <w:rFonts w:hint="eastAsia" w:ascii="Times New Roman" w:hAnsi="Times New Roman" w:eastAsia="FangSong" w:cs="Times New Roman"/>
-        </w:rPr>
-        <w:t xml:space="preserve">时对应的样品的质量分别为</w:t>
-      </w:r>
-      <w:r>
-        <w:rPr>
-          <w:rFonts w:ascii="Times New Roman" w:hAnsi="Times New Roman" w:eastAsia="Times New Roman" w:cs="Times New Roman"/>
-        </w:rPr>
-        <w:t xml:space="preserve"> 8.38 mg、5.68 mg </w:t>
-      </w:r>
-      <w:r>
-        <w:rPr>
-          <w:rFonts w:hint="eastAsia" w:ascii="Times New Roman" w:hAnsi="Times New Roman" w:eastAsia="FangSong" w:cs="Times New Roman"/>
-        </w:rPr>
-        <w:t xml:space="preserve">和</w:t>
-      </w:r>
-      <w:r>
-        <w:rPr>
-          <w:rFonts w:ascii="Times New Roman" w:hAnsi="Times New Roman" w:eastAsia="Times New Roman" w:cs="Times New Roman"/>
-        </w:rPr>
-        <w:t xml:space="preserve"> 5.19 mg</w:t>
+        <w:t xml:space="preserve"> C </w:t>
+      </w:r>
+      <w:r>
+        <w:rPr>
+          <w:rFonts w:hint="eastAsia" w:ascii="Times New Roman" w:hAnsi="Times New Roman" w:eastAsia="FangSong" w:cs="Times New Roman"/>
+        </w:rPr>
+        <w:t>的结构式</w:t>
+      </w:r>
+      <w:r>
+        <w:rPr>
+          <w:rFonts w:hint="eastAsia" w:ascii="Times New Roman" w:hAnsi="Times New Roman" w:eastAsia="Times New Roman" w:cs="Times New Roman"/>
+        </w:rPr>
+        <w:t>。</w:t>
       </w:r>
     </w:p>
     <w:p>
@@ -9193,598 +9586,33 @@
       </w:pPr>
       <w:r>
         <w:rPr>
-          <w:rFonts w:hint="eastAsia" w:ascii="Times New Roman" w:hAnsi="Times New Roman" w:eastAsia="FangSong" w:cs="Times New Roman"/>
-        </w:rPr>
-        <w:t>试回答</w:t>
-      </w:r>
-      <w:r>
-        <w:rPr>
-          <w:rFonts w:hint="eastAsia" w:ascii="Times New Roman" w:hAnsi="Times New Roman" w:eastAsia="Times New Roman" w:cs="Times New Roman"/>
-        </w:rPr>
-        <w:t>：</w:t>
-      </w:r>
-    </w:p>
-    <w:p>
-      <w:pPr>
-        <w:pStyle w:val="BodyText"/>
-      </w:pPr>
-      <w:r>
-        <w:rPr>
-          <w:rFonts w:ascii="Times New Roman" w:hAnsi="Times New Roman" w:eastAsia="Times New Roman" w:cs="Times New Roman"/>
-        </w:rPr>
-        <w:t xml:space="preserve">7-1 A </w:t>
-      </w:r>
-      <w:r>
-        <w:rPr>
-          <w:rFonts w:hint="eastAsia" w:ascii="Times New Roman" w:hAnsi="Times New Roman" w:eastAsia="FangSong" w:cs="Times New Roman"/>
-        </w:rPr>
-        <w:t xml:space="preserve">的化学式为</w:t>
-      </w:r>
-      <w:r>
-        <w:rPr>
-          <w:rFonts w:ascii="Times New Roman" w:hAnsi="Times New Roman" w:eastAsia="Times New Roman" w:cs="Times New Roman"/>
-        </w:rPr>
-        <w:t xml:space="preserve"> ____。</w:t>
-      </w:r>
-    </w:p>
-    <w:p>
-      <w:pPr>
-        <w:pStyle w:val="BodyText"/>
-      </w:pPr>
-      <w:r>
-        <w:rPr>
-          <w:rFonts w:ascii="Times New Roman" w:hAnsi="Times New Roman" w:eastAsia="Times New Roman" w:cs="Times New Roman"/>
-        </w:rPr>
-        <w:t xml:space="preserve">7-2 </w:t>
-      </w:r>
-      <w:r>
-        <w:rPr>
-          <w:rFonts w:hint="eastAsia" w:ascii="Times New Roman" w:hAnsi="Times New Roman" w:eastAsia="FangSong" w:cs="Times New Roman"/>
-        </w:rPr>
-        <w:t xml:space="preserve">分别写出</w:t>
-      </w:r>
-      <w:r>
-        <w:rPr>
-          <w:rFonts w:ascii="Times New Roman" w:hAnsi="Times New Roman" w:eastAsia="Times New Roman" w:cs="Times New Roman"/>
-        </w:rPr>
-        <w:t xml:space="preserve"> </w:t>
-      </w:r>
-      <m:oMath>
-        <m:r>
-          <m:t>400</m:t>
-        </m:r>
-        <m:r>
-          <m:t> </m:t>
-        </m:r>
-        <m:r>
-          <m:rPr>
-            <m:sty m:val="p"/>
-          </m:rPr>
-          <m:t>K</m:t>
-        </m:r>
-      </m:oMath>
-      <w:r>
-        <w:rPr>
-          <w:rFonts w:ascii="Times New Roman" w:hAnsi="Times New Roman" w:eastAsia="Times New Roman" w:cs="Times New Roman"/>
-        </w:rPr>
-        <w:t xml:space="preserve">、</w:t>
-      </w:r>
-      <m:oMath>
-        <m:r>
-          <m:t>600</m:t>
-        </m:r>
-        <m:r>
-          <m:t> </m:t>
-        </m:r>
-        <m:r>
-          <m:rPr>
-            <m:sty m:val="p"/>
-          </m:rPr>
-          <m:t>K</m:t>
-        </m:r>
-      </m:oMath>
-      <w:r>
-        <w:rPr>
-          <w:rFonts w:ascii="Times New Roman" w:hAnsi="Times New Roman" w:eastAsia="Times New Roman" w:cs="Times New Roman"/>
-        </w:rPr>
-        <w:t xml:space="preserve">、</w:t>
-      </w:r>
-      <m:oMath>
-        <m:r>
-          <m:t>900</m:t>
-        </m:r>
-        <m:r>
-          <m:t> </m:t>
-        </m:r>
-        <m:r>
-          <m:rPr>
-            <m:sty m:val="p"/>
-          </m:rPr>
-          <m:t>K</m:t>
-        </m:r>
-      </m:oMath>
-      <w:r>
-        <w:rPr>
-          <w:rFonts w:ascii="Times New Roman" w:hAnsi="Times New Roman" w:eastAsia="Times New Roman" w:cs="Times New Roman"/>
-        </w:rPr>
-        <w:t xml:space="preserve"> </w:t>
-      </w:r>
-      <w:r>
-        <w:rPr>
-          <w:rFonts w:hint="eastAsia" w:ascii="Times New Roman" w:hAnsi="Times New Roman" w:eastAsia="FangSong" w:cs="Times New Roman"/>
-        </w:rPr>
-        <w:t xml:space="preserve">时样品的组成为</w:t>
-      </w:r>
-      <w:r>
-        <w:rPr>
-          <w:rFonts w:ascii="Times New Roman" w:hAnsi="Times New Roman" w:eastAsia="Times New Roman" w:cs="Times New Roman"/>
-        </w:rPr>
-        <w:t xml:space="preserve"> ____。</w:t>
-      </w:r>
-    </w:p>
-    <w:p>
-      <w:pPr>
-        <w:pStyle w:val="BodyText"/>
-      </w:pPr>
-      <w:r>
-        <w:rPr>
-          <w:rFonts w:ascii="Times New Roman" w:hAnsi="Times New Roman" w:eastAsia="Times New Roman" w:cs="Times New Roman"/>
-        </w:rPr>
-        <w:t xml:space="preserve">7-3 </w:t>
-      </w:r>
-      <w:r>
-        <w:rPr>
-          <w:rFonts w:hint="eastAsia" w:ascii="Times New Roman" w:hAnsi="Times New Roman" w:eastAsia="FangSong" w:cs="Times New Roman"/>
-        </w:rPr>
-        <w:t>晶体结构分析表明</w:t>
-      </w:r>
-      <w:r>
-        <w:rPr>
-          <w:rFonts w:hint="eastAsia" w:ascii="Times New Roman" w:hAnsi="Times New Roman" w:eastAsia="Times New Roman" w:cs="Times New Roman"/>
-        </w:rPr>
-        <w:t>，</w:t>
-      </w:r>
-      <m:oMath>
-        <m:oMathPr>
-          <m:ctrlPr>
-            <w:rPr>
-              <w:sz w:val="28"/>
-              <w:szCs w:val="28"/>
-            </w:rPr>
-          </m:ctrlPr>
-        </m:oMathPr>
-        <m:r>
-          <m:rPr>
-            <m:sty m:val="p"/>
-          </m:rPr>
-          <m:t>B</m:t>
-        </m:r>
-        <m:r>
-          <m:rPr>
-            <m:sty m:val="p"/>
-          </m:rPr>
-          <m:t>a</m:t>
-        </m:r>
-        <m:r>
-          <m:rPr>
-            <m:sty m:val="p"/>
-          </m:rPr>
-          <m:t>T</m:t>
-        </m:r>
-        <m:r>
-          <m:rPr>
-            <m:sty m:val="p"/>
-          </m:rPr>
-          <m:t>i</m:t>
-        </m:r>
-        <m:sSub>
-          <m:e>
-            <m:r>
-              <m:rPr>
-                <m:sty m:val="p"/>
-              </m:rPr>
-              <m:t>O</m:t>
-            </m:r>
-          </m:e>
-          <m:sub>
-            <m:r>
-              <m:rPr>
-                <m:sty m:val="p"/>
-              </m:rPr>
-              <m:t>3</m:t>
-            </m:r>
-          </m:sub>
-        </m:sSub>
-      </m:oMath>
-      <w:r>
-        <w:rPr>
-          <w:rFonts w:ascii="Times New Roman" w:hAnsi="Times New Roman" w:eastAsia="Times New Roman" w:cs="Times New Roman"/>
-        </w:rPr>
-        <w:t xml:space="preserve"> </w:t>
-      </w:r>
-      <w:r>
-        <w:rPr>
-          <w:rFonts w:hint="eastAsia" w:ascii="Times New Roman" w:hAnsi="Times New Roman" w:eastAsia="FangSong" w:cs="Times New Roman"/>
-        </w:rPr>
-        <w:t>为立方晶体</w:t>
-      </w:r>
-      <w:r>
-        <w:rPr>
-          <w:rFonts w:hint="eastAsia" w:ascii="Times New Roman" w:hAnsi="Times New Roman" w:eastAsia="Times New Roman" w:cs="Times New Roman"/>
-        </w:rPr>
-        <w:t>，</w:t>
-      </w:r>
-      <w:r>
-        <w:rPr>
-          <w:rFonts w:hint="eastAsia" w:ascii="Times New Roman" w:hAnsi="Times New Roman" w:eastAsia="FangSong" w:cs="Times New Roman"/>
-        </w:rPr>
-        <w:t>晶胞参数</w:t>
-      </w:r>
-      <w:r>
-        <w:rPr>
-          <w:rFonts w:ascii="Times New Roman" w:hAnsi="Times New Roman" w:eastAsia="Times New Roman" w:cs="Times New Roman"/>
-        </w:rPr>
-        <w:t xml:space="preserve"> </w:t>
-      </w:r>
-      <m:oMath>
-        <m:oMathPr>
-          <m:ctrlPr>
-            <w:rPr>
-              <w:sz w:val="28"/>
-              <w:szCs w:val="28"/>
-            </w:rPr>
-          </m:ctrlPr>
-        </m:oMathPr>
-        <m:r>
-          <m:t>a</m:t>
-        </m:r>
-        <m:r>
-          <m:rPr>
-            <m:sty m:val="p"/>
-          </m:rPr>
-          <m:t>=</m:t>
-        </m:r>
-        <m:r>
-          <m:t>7.031</m:t>
-        </m:r>
-        <m:r>
-          <m:t> </m:t>
-        </m:r>
-        <m:r>
-          <m:rPr>
-            <m:nor/>
-            <m:sty m:val="p"/>
-          </m:rPr>
-          <m:t>Å</m:t>
-        </m:r>
-      </m:oMath>
-      <w:r>
-        <w:rPr>
-          <w:rFonts w:hint="eastAsia" w:ascii="Times New Roman" w:hAnsi="Times New Roman" w:eastAsia="Times New Roman" w:cs="Times New Roman"/>
-        </w:rPr>
-        <w:t>，</w:t>
-      </w:r>
-      <w:r>
-        <w:rPr>
-          <w:rFonts w:hint="eastAsia" w:ascii="Times New Roman" w:hAnsi="Times New Roman" w:eastAsia="FangSong" w:cs="Times New Roman"/>
-        </w:rPr>
-        <w:t>一个晶胞中含有一个</w:t>
-      </w:r>
-      <w:r>
-        <w:rPr>
-          <w:rFonts w:ascii="Times New Roman" w:hAnsi="Times New Roman" w:eastAsia="Times New Roman" w:cs="Times New Roman"/>
-        </w:rPr>
-        <w:t xml:space="preserve"> </w:t>
-      </w:r>
-      <m:oMath>
-        <m:oMathPr>
-          <m:ctrlPr>
-            <w:rPr>
-              <w:sz w:val="28"/>
-              <w:szCs w:val="28"/>
-            </w:rPr>
-          </m:ctrlPr>
-        </m:oMathPr>
-        <m:r>
-          <m:rPr>
-            <m:sty m:val="p"/>
-          </m:rPr>
-          <m:t>B</m:t>
-        </m:r>
-        <m:r>
-          <m:rPr>
-            <m:sty m:val="p"/>
-          </m:rPr>
-          <m:t>a</m:t>
-        </m:r>
-        <m:r>
-          <m:rPr>
-            <m:sty m:val="p"/>
-          </m:rPr>
-          <m:t>T</m:t>
-        </m:r>
-        <m:r>
-          <m:rPr>
-            <m:sty m:val="p"/>
-          </m:rPr>
-          <m:t>i</m:t>
-        </m:r>
-        <m:sSub>
-          <m:e>
-            <m:r>
-              <m:rPr>
-                <m:sty m:val="p"/>
-              </m:rPr>
-              <m:t>O</m:t>
-            </m:r>
-          </m:e>
-          <m:sub>
-            <m:r>
-              <m:rPr>
-                <m:sty m:val="p"/>
-              </m:rPr>
-              <m:t>3</m:t>
-            </m:r>
-          </m:sub>
-        </m:sSub>
-      </m:oMath>
-      <w:r>
-        <w:rPr>
-          <w:rFonts w:ascii="Times New Roman" w:hAnsi="Times New Roman" w:eastAsia="Times New Roman" w:cs="Times New Roman"/>
-        </w:rPr>
-        <w:t xml:space="preserve"> </w:t>
-      </w:r>
-      <w:r>
-        <w:rPr>
-          <w:rFonts w:hint="eastAsia" w:ascii="Times New Roman" w:hAnsi="Times New Roman" w:eastAsia="Times New Roman" w:cs="Times New Roman"/>
-        </w:rPr>
-        <w:t>“</w:t>
-      </w:r>
-      <w:r>
-        <w:rPr>
-          <w:rFonts w:hint="eastAsia" w:ascii="Times New Roman" w:hAnsi="Times New Roman" w:eastAsia="FangSong" w:cs="Times New Roman"/>
-        </w:rPr>
-        <w:t>分子</w:t>
-      </w:r>
-      <w:r>
-        <w:rPr>
-          <w:rFonts w:hint="eastAsia" w:ascii="Times New Roman" w:hAnsi="Times New Roman" w:eastAsia="Times New Roman" w:cs="Times New Roman"/>
-        </w:rPr>
-        <w:t>”</w:t>
-      </w:r>
-      <w:r>
-        <w:rPr>
-          <w:rFonts w:hint="eastAsia" w:ascii="Times New Roman" w:hAnsi="Times New Roman" w:eastAsia="Times New Roman" w:cs="Times New Roman"/>
-        </w:rPr>
-        <w:t>。</w:t>
-      </w:r>
-      <w:r>
-        <w:rPr>
-          <w:rFonts w:hint="eastAsia" w:ascii="Times New Roman" w:hAnsi="Times New Roman" w:eastAsia="FangSong" w:cs="Times New Roman"/>
-        </w:rPr>
-        <w:t>画出</w:t>
-      </w:r>
-      <w:r>
-        <w:rPr>
-          <w:rFonts w:ascii="Times New Roman" w:hAnsi="Times New Roman" w:eastAsia="Times New Roman" w:cs="Times New Roman"/>
-        </w:rPr>
-        <w:t xml:space="preserve"> </w:t>
-      </w:r>
-      <m:oMath>
-        <m:oMathPr>
-          <m:ctrlPr>
-            <w:rPr>
-              <w:sz w:val="28"/>
-              <w:szCs w:val="28"/>
-            </w:rPr>
-          </m:ctrlPr>
-        </m:oMathPr>
-        <m:r>
-          <m:rPr>
-            <m:sty m:val="p"/>
-          </m:rPr>
-          <m:t>B</m:t>
-        </m:r>
-        <m:r>
-          <m:rPr>
-            <m:sty m:val="p"/>
-          </m:rPr>
-          <m:t>a</m:t>
-        </m:r>
-        <m:r>
-          <m:rPr>
-            <m:sty m:val="p"/>
-          </m:rPr>
-          <m:t>T</m:t>
-        </m:r>
-        <m:r>
-          <m:rPr>
-            <m:sty m:val="p"/>
-          </m:rPr>
-          <m:t>i</m:t>
-        </m:r>
-        <m:sSub>
-          <m:e>
-            <m:r>
-              <m:rPr>
-                <m:sty m:val="p"/>
-              </m:rPr>
-              <m:t>O</m:t>
-            </m:r>
-          </m:e>
-          <m:sub>
-            <m:r>
-              <m:rPr>
-                <m:sty m:val="p"/>
-              </m:rPr>
-              <m:t>3</m:t>
-            </m:r>
-          </m:sub>
-        </m:sSub>
-      </m:oMath>
-      <w:r>
-        <w:rPr>
-          <w:rFonts w:ascii="Times New Roman" w:hAnsi="Times New Roman" w:eastAsia="Times New Roman" w:cs="Times New Roman"/>
-        </w:rPr>
-        <w:t xml:space="preserve"> </w:t>
-      </w:r>
-      <w:r>
-        <w:rPr>
-          <w:rFonts w:hint="eastAsia" w:ascii="Times New Roman" w:hAnsi="Times New Roman" w:eastAsia="FangSong" w:cs="Times New Roman"/>
-        </w:rPr>
-        <w:t>的晶胞结构示意图</w:t>
-      </w:r>
-      <w:r>
-        <w:rPr>
-          <w:rFonts w:hint="eastAsia" w:ascii="Times New Roman" w:hAnsi="Times New Roman" w:eastAsia="Times New Roman" w:cs="Times New Roman"/>
-        </w:rPr>
-        <w:t>，</w:t>
-      </w:r>
-      <w:r>
-        <w:rPr>
-          <w:rFonts w:hint="eastAsia" w:ascii="Times New Roman" w:hAnsi="Times New Roman" w:eastAsia="FangSong" w:cs="Times New Roman"/>
-        </w:rPr>
-        <w:t>分别指出</w:t>
-      </w:r>
-      <w:r>
-        <w:rPr>
-          <w:rFonts w:ascii="Times New Roman" w:hAnsi="Times New Roman" w:eastAsia="Times New Roman" w:cs="Times New Roman"/>
-        </w:rPr>
-        <w:t xml:space="preserve"> </w:t>
-      </w:r>
-      <m:oMath>
-        <m:r>
-          <m:rPr>
-            <m:sty m:val="p"/>
-          </m:rPr>
-          <m:t>B</m:t>
-        </m:r>
-        <m:sSup>
-          <m:e>
-            <m:r>
-              <m:rPr>
-                <m:sty m:val="p"/>
-              </m:rPr>
-              <m:t>a</m:t>
-            </m:r>
-          </m:e>
-          <m:sup>
-            <m:r>
-              <m:rPr>
-                <m:sty m:val="p"/>
-              </m:rPr>
-              <m:t>2</m:t>
-            </m:r>
-            <m:r>
-              <m:rPr>
-                <m:sty m:val="p"/>
-              </m:rPr>
-              <m:t>+</m:t>
-            </m:r>
-          </m:sup>
-        </m:sSup>
-      </m:oMath>
-      <w:r>
-        <w:rPr>
-          <w:rFonts w:ascii="Times New Roman" w:hAnsi="Times New Roman" w:eastAsia="Times New Roman" w:cs="Times New Roman"/>
-        </w:rPr>
-        <w:t xml:space="preserve">、</w:t>
-      </w:r>
-      <m:oMath>
-        <m:oMathPr>
-          <m:ctrlPr>
-            <w:rPr>
-              <w:sz w:val="28"/>
-              <w:szCs w:val="28"/>
-            </w:rPr>
-          </m:ctrlPr>
-        </m:oMathPr>
-        <m:r>
-          <m:rPr>
-            <m:sty m:val="p"/>
-          </m:rPr>
-          <m:t>T</m:t>
-        </m:r>
-        <m:r>
-          <m:rPr>
-            <m:sty m:val="p"/>
-          </m:rPr>
-          <m:t>i</m:t>
-        </m:r>
-        <m:r>
-          <m:rPr>
-            <m:sty m:val="p"/>
-          </m:rPr>
-          <m:t>(</m:t>
-        </m:r>
-        <m:r>
-          <m:rPr>
-            <m:sty m:val="p"/>
-          </m:rPr>
-          <m:t>I</m:t>
-        </m:r>
-        <m:r>
-          <m:rPr>
-            <m:sty m:val="p"/>
-          </m:rPr>
-          <m:t>V</m:t>
-        </m:r>
-        <m:r>
-          <m:rPr>
-            <m:sty m:val="p"/>
-          </m:rPr>
-          <m:t>)</m:t>
-        </m:r>
-      </m:oMath>
-      <w:r>
-        <w:rPr>
-          <w:rFonts w:ascii="Times New Roman" w:hAnsi="Times New Roman" w:eastAsia="Times New Roman" w:cs="Times New Roman"/>
-        </w:rPr>
-        <w:t xml:space="preserve">、</w:t>
-      </w:r>
-      <m:oMath>
-        <m:sSup>
-          <m:e>
-            <m:r>
-              <m:rPr>
-                <m:sty m:val="p"/>
-              </m:rPr>
-              <m:t>O</m:t>
-            </m:r>
-          </m:e>
-          <m:sup>
-            <m:r>
-              <m:rPr>
-                <m:sty m:val="p"/>
-              </m:rPr>
-              <m:t>2</m:t>
-            </m:r>
-            <m:r>
-              <m:rPr>
-                <m:sty m:val="p"/>
-              </m:rPr>
-              <m:t>−</m:t>
-            </m:r>
-          </m:sup>
-        </m:sSup>
-      </m:oMath>
-      <w:r>
-        <w:rPr>
-          <w:rFonts w:ascii="Times New Roman" w:hAnsi="Times New Roman" w:eastAsia="Times New Roman" w:cs="Times New Roman"/>
-        </w:rPr>
-        <w:t xml:space="preserve"> </w:t>
-      </w:r>
-      <w:r>
-        <w:rPr>
-          <w:rFonts w:hint="eastAsia" w:ascii="Times New Roman" w:hAnsi="Times New Roman" w:eastAsia="FangSong" w:cs="Times New Roman"/>
-        </w:rPr>
-        <w:t>三种离子所处的位置及其配位情况</w:t>
-      </w:r>
-      <w:r>
-        <w:rPr>
-          <w:rFonts w:hint="eastAsia" w:ascii="Times New Roman" w:hAnsi="Times New Roman" w:eastAsia="Times New Roman" w:cs="Times New Roman"/>
-        </w:rPr>
-        <w:t>。</w:t>
+          <w:rFonts w:ascii="Times New Roman" w:hAnsi="Times New Roman" w:eastAsia="Times New Roman" w:cs="Times New Roman"/>
+        </w:rPr>
+        <w:t xml:space="preserve">8-3 C </w:t>
+      </w:r>
+      <w:r>
+        <w:rPr>
+          <w:rFonts w:hint="eastAsia" w:ascii="Times New Roman" w:hAnsi="Times New Roman" w:eastAsia="FangSong" w:cs="Times New Roman"/>
+        </w:rPr>
+        <w:t>实际使用的温度范围是</w:t>
+      </w:r>
+      <w:r>
+        <w:rPr>
+          <w:rFonts w:hint="eastAsia" w:ascii="Times New Roman" w:hAnsi="Times New Roman" w:eastAsia="Times New Roman" w:cs="Times New Roman"/>
+        </w:rPr>
+        <w:t>____，</w:t>
+      </w:r>
+      <w:r>
+        <w:rPr>
+          <w:rFonts w:hint="eastAsia" w:ascii="Times New Roman" w:hAnsi="Times New Roman" w:eastAsia="FangSong" w:cs="Times New Roman"/>
+        </w:rPr>
+        <w:t>该材料具有较好导电性的原因是</w:t>
+      </w:r>
+      <w:r>
+        <w:rPr>
+          <w:rFonts w:hint="eastAsia" w:ascii="Times New Roman" w:hAnsi="Times New Roman" w:eastAsia="Times New Roman" w:cs="Times New Roman"/>
+        </w:rPr>
+        <w:t>____。</w:t>
       </w:r>
     </w:p>
     <w:p>
@@ -9797,8 +9625,8 @@
         </w:pict>
       </w:r>
     </w:p>
-    <w:bookmarkEnd w:id="55"/>
-    <w:bookmarkStart w:id="59" w:name="第24题"/>
+    <w:bookmarkEnd w:id="58"/>
+    <w:bookmarkStart w:id="62" w:name="第24题"/>
     <w:p>
       <w:pPr>
         <w:pStyle w:val="Heading3"/>
@@ -10290,18 +10118,18 @@
           <wp:inline>
             <wp:extent cx="3240000" cy="2849424"/>
             <wp:effectExtent b="0" l="0" r="0" t="0"/>
-            <wp:docPr descr="" title="" id="57" name="Picture"/>
+            <wp:docPr descr="" title="" id="60" name="Picture"/>
             <a:graphic>
               <a:graphicData uri="http://schemas.openxmlformats.org/drawingml/2006/picture">
                 <pic:pic>
                   <pic:nvPicPr>
-                    <pic:cNvPr descr="600e9b2af7e5c23f6010455332addc3451707ba636ce5ea67a7c804b4152f7d1.jpg" id="58" name="Picture"/>
+                    <pic:cNvPr descr="600e9b2af7e5c23f6010455332addc3451707ba636ce5ea67a7c804b4152f7d1.jpg" id="61" name="Picture"/>
                     <pic:cNvPicPr>
                       <a:picLocks noChangeArrowheads="1" noChangeAspect="1"/>
                     </pic:cNvPicPr>
                   </pic:nvPicPr>
                   <pic:blipFill>
-                    <a:blip r:embed="rId56"/>
+                    <a:blip r:embed="rId59"/>
                     <a:stretch>
                       <a:fillRect/>
                     </a:stretch>
@@ -10814,8 +10642,8 @@
         </w:pict>
       </w:r>
     </w:p>
-    <w:bookmarkEnd w:id="59"/>
-    <w:bookmarkStart w:id="60" w:name="第25题"/>
+    <w:bookmarkEnd w:id="62"/>
+    <w:bookmarkStart w:id="63" w:name="第25题"/>
     <w:p>
       <w:pPr>
         <w:pStyle w:val="Heading3"/>
@@ -11727,8 +11555,8 @@
         </w:pict>
       </w:r>
     </w:p>
-    <w:bookmarkEnd w:id="60"/>
-    <w:bookmarkStart w:id="61" w:name="第26题"/>
+    <w:bookmarkEnd w:id="63"/>
+    <w:bookmarkStart w:id="64" w:name="第26题"/>
     <w:p>
       <w:pPr>
         <w:pStyle w:val="Heading3"/>
@@ -13103,9 +12931,9 @@
         </w:pict>
       </w:r>
     </w:p>
-    <w:bookmarkEnd w:id="61"/>
-    <w:bookmarkEnd w:id="62"/>
-    <w:bookmarkEnd w:id="63"/>
+    <w:bookmarkEnd w:id="64"/>
+    <w:bookmarkEnd w:id="65"/>
+    <w:bookmarkEnd w:id="66"/>
     <w:sectPr>
       <w:footerReference w:type="default" r:id="rId9"/>
       <w:footnotePr>
@@ -13434,6 +13262,91 @@
     </w:lvl>
     <w:lvl w:ilvl="8">
       <w:start w:val="1"/>
+      <w:numFmt w:val="decimal"/>
+      <w:lvlText w:val="%9."/>
+      <w:lvlJc w:val="left"/>
+      <w:pPr>
+        <w:ind w:left="6480" w:hanging="360"/>
+      </w:pPr>
+    </w:lvl>
+  </w:abstractNum>
+  <w:abstractNum w:abstractNumId="99413">
+    <w:nsid w:val="00A99413"/>
+    <w:multiLevelType w:val="multilevel"/>
+    <w:lvl w:ilvl="0">
+      <w:start w:val="3"/>
+      <w:numFmt w:val="decimal"/>
+      <w:lvlText w:val="%1."/>
+      <w:lvlJc w:val="left"/>
+      <w:pPr>
+        <w:ind w:left="720" w:hanging="360"/>
+      </w:pPr>
+    </w:lvl>
+    <w:lvl w:ilvl="1">
+      <w:start w:val="3"/>
+      <w:numFmt w:val="decimal"/>
+      <w:lvlText w:val="%2."/>
+      <w:lvlJc w:val="left"/>
+      <w:pPr>
+        <w:ind w:left="1440" w:hanging="360"/>
+      </w:pPr>
+    </w:lvl>
+    <w:lvl w:ilvl="2">
+      <w:start w:val="3"/>
+      <w:numFmt w:val="decimal"/>
+      <w:lvlText w:val="%3."/>
+      <w:lvlJc w:val="left"/>
+      <w:pPr>
+        <w:ind w:left="2160" w:hanging="360"/>
+      </w:pPr>
+    </w:lvl>
+    <w:lvl w:ilvl="3">
+      <w:start w:val="3"/>
+      <w:numFmt w:val="decimal"/>
+      <w:lvlText w:val="%4."/>
+      <w:lvlJc w:val="left"/>
+      <w:pPr>
+        <w:ind w:left="2880" w:hanging="360"/>
+      </w:pPr>
+    </w:lvl>
+    <w:lvl w:ilvl="4">
+      <w:start w:val="3"/>
+      <w:numFmt w:val="decimal"/>
+      <w:lvlText w:val="%5."/>
+      <w:lvlJc w:val="left"/>
+      <w:pPr>
+        <w:ind w:left="3600" w:hanging="360"/>
+      </w:pPr>
+    </w:lvl>
+    <w:lvl w:ilvl="5">
+      <w:start w:val="3"/>
+      <w:numFmt w:val="decimal"/>
+      <w:lvlText w:val="%6."/>
+      <w:lvlJc w:val="left"/>
+      <w:pPr>
+        <w:ind w:left="4320" w:hanging="360"/>
+      </w:pPr>
+    </w:lvl>
+    <w:lvl w:ilvl="6">
+      <w:start w:val="3"/>
+      <w:numFmt w:val="decimal"/>
+      <w:lvlText w:val="%7."/>
+      <w:lvlJc w:val="left"/>
+      <w:pPr>
+        <w:ind w:left="5040" w:hanging="360"/>
+      </w:pPr>
+    </w:lvl>
+    <w:lvl w:ilvl="7">
+      <w:start w:val="3"/>
+      <w:numFmt w:val="decimal"/>
+      <w:lvlText w:val="%8."/>
+      <w:lvlJc w:val="left"/>
+      <w:pPr>
+        <w:ind w:left="5760" w:hanging="360"/>
+      </w:pPr>
+    </w:lvl>
+    <w:lvl w:ilvl="8">
+      <w:start w:val="3"/>
       <w:numFmt w:val="decimal"/>
       <w:lvlText w:val="%9."/>
       <w:lvlJc w:val="left"/>
@@ -13539,6 +13452,39 @@
     </w:lvlOverride>
   </w:num>
   <w:num w:numId="1005">
+    <w:abstractNumId w:val="99413"/>
+    <w:lvlOverride w:ilvl="0">
+      <w:startOverride w:val="3"/>
+    </w:lvlOverride>
+    <w:lvlOverride w:ilvl="1">
+      <w:startOverride w:val="3"/>
+    </w:lvlOverride>
+    <w:lvlOverride w:ilvl="2">
+      <w:startOverride w:val="3"/>
+    </w:lvlOverride>
+    <w:lvlOverride w:ilvl="3">
+      <w:startOverride w:val="3"/>
+    </w:lvlOverride>
+    <w:lvlOverride w:ilvl="4">
+      <w:startOverride w:val="3"/>
+    </w:lvlOverride>
+    <w:lvlOverride w:ilvl="5">
+      <w:startOverride w:val="3"/>
+    </w:lvlOverride>
+    <w:lvlOverride w:ilvl="6">
+      <w:startOverride w:val="3"/>
+    </w:lvlOverride>
+    <w:lvlOverride w:ilvl="7">
+      <w:startOverride w:val="3"/>
+    </w:lvlOverride>
+    <w:lvlOverride w:ilvl="8">
+      <w:startOverride w:val="3"/>
+    </w:lvlOverride>
+  </w:num>
+  <w:num w:numId="1006">
+    <w:abstractNumId w:val="991"/>
+  </w:num>
+  <w:num w:numId="1007">
     <w:abstractNumId w:val="99411"/>
     <w:lvlOverride w:ilvl="0">
       <w:startOverride w:val="1"/>
@@ -13568,16 +13514,16 @@
       <w:startOverride w:val="1"/>
     </w:lvlOverride>
   </w:num>
-  <w:num w:numId="1006">
-    <w:abstractNumId w:val="991"/>
-  </w:num>
-  <w:num w:numId="1007">
-    <w:abstractNumId w:val="991"/>
-  </w:num>
   <w:num w:numId="1008">
     <w:abstractNumId w:val="991"/>
   </w:num>
   <w:num w:numId="1009">
+    <w:abstractNumId w:val="991"/>
+  </w:num>
+  <w:num w:numId="1010">
+    <w:abstractNumId w:val="991"/>
+  </w:num>
+  <w:num w:numId="1011">
     <w:abstractNumId w:val="991"/>
   </w:num>
 </w:numbering>

--- a/00-首页/题组Word/第一轮·综合套卷/第一轮综合卷10（学生版）.docx
+++ b/00-首页/题组Word/第一轮·综合套卷/第一轮综合卷10（学生版）.docx
@@ -7465,14 +7465,14 @@
         </w:rPr>
         <w:drawing>
           <wp:inline>
-            <wp:extent cx="3240000" cy="4584609"/>
+            <wp:extent cx="3600000" cy="711747"/>
             <wp:effectExtent b="0" l="0" r="0" t="0"/>
             <wp:docPr descr="" title="" id="43" name="Picture"/>
             <a:graphic>
               <a:graphicData uri="http://schemas.openxmlformats.org/drawingml/2006/picture">
                 <pic:pic>
                   <pic:nvPicPr>
-                    <pic:cNvPr descr="2021-浙江预赛_p10.png" id="44" name="Picture"/>
+                    <pic:cNvPr descr="d8bf4fdb2df7f2e4.png" id="44" name="Picture"/>
                     <pic:cNvPicPr>
                       <a:picLocks noChangeArrowheads="1" noChangeAspect="1"/>
                     </pic:cNvPicPr>
@@ -7486,7 +7486,7 @@
                   <pic:spPr bwMode="auto">
                     <a:xfrm>
                       <a:off x="0" y="0"/>
-                      <a:ext cx="3240000" cy="4584609"/>
+                      <a:ext cx="3600000" cy="711747"/>
                     </a:xfrm>
                     <a:prstGeom prst="rect">
                       <a:avLst/>
@@ -7614,14 +7614,14 @@
         </w:rPr>
         <w:drawing>
           <wp:inline>
-            <wp:extent cx="3240000" cy="4584609"/>
+            <wp:extent cx="3600000" cy="485800"/>
             <wp:effectExtent b="0" l="0" r="0" t="0"/>
             <wp:docPr descr="" title="" id="47" name="Picture"/>
             <a:graphic>
               <a:graphicData uri="http://schemas.openxmlformats.org/drawingml/2006/picture">
                 <pic:pic>
                   <pic:nvPicPr>
-                    <pic:cNvPr descr="2021-浙江预赛_p07.png" id="48" name="Picture"/>
+                    <pic:cNvPr descr="aaafca704bbc0068.png" id="48" name="Picture"/>
                     <pic:cNvPicPr>
                       <a:picLocks noChangeArrowheads="1" noChangeAspect="1"/>
                     </pic:cNvPicPr>
@@ -7635,7 +7635,7 @@
                   <pic:spPr bwMode="auto">
                     <a:xfrm>
                       <a:off x="0" y="0"/>
-                      <a:ext cx="3240000" cy="4584609"/>
+                      <a:ext cx="3600000" cy="485800"/>
                     </a:xfrm>
                     <a:prstGeom prst="rect">
                       <a:avLst/>

--- a/00-首页/题组Word/第一轮·综合套卷/第一轮综合卷10（学生版）.docx
+++ b/00-首页/题组Word/第一轮·综合套卷/第一轮综合卷10（学生版）.docx
@@ -293,6 +293,8 @@
     <w:p>
       <w:pPr>
         <w:pStyle w:val="BodyText"/>
+        <w:ind w:left="480" w:hanging="480"/>
+        <w:spacing w:after="0"/>
       </w:pPr>
       <w:r>
         <w:rPr>
@@ -403,6 +405,13 @@
         </w:rPr>
         <w:t>个新的原子轨道</w:t>
       </w:r>
+    </w:p>
+    <w:p>
+      <w:pPr>
+        <w:pStyle w:val="BodyText"/>
+        <w:ind w:left="480" w:hanging="480"/>
+        <w:spacing w:before="0" w:after="0"/>
+      </w:pPr>
       <w:r>
         <w:rPr>
           <w:rFonts w:hint="eastAsia" w:ascii="Times New Roman" w:hAnsi="Times New Roman" w:eastAsia="Times New Roman" w:cs="Times New Roman"/>
@@ -470,6 +479,13 @@
         </w:rPr>
         <w:t>其几何构型都是正四面体</w:t>
       </w:r>
+    </w:p>
+    <w:p>
+      <w:pPr>
+        <w:pStyle w:val="BodyText"/>
+        <w:ind w:left="480" w:hanging="480"/>
+        <w:spacing w:before="0" w:after="180"/>
+      </w:pPr>
       <w:r>
         <w:rPr>
           <w:rFonts w:hint="eastAsia" w:ascii="Times New Roman" w:hAnsi="Times New Roman" w:eastAsia="Times New Roman" w:cs="Times New Roman"/>
@@ -593,6 +609,16 @@
     </w:p>
     <w:p>
       <w:pPr>
+        <w:spacing w:before="0" w:after="0"/>
+      </w:pPr>
+    </w:p>
+    <w:p>
+      <w:pPr>
+        <w:spacing w:before="0" w:after="0"/>
+      </w:pPr>
+    </w:p>
+    <w:p>
+      <w:pPr>
         <w:spacing w:before="160" w:after="80"/>
       </w:pPr>
       <w:r>
@@ -630,6 +656,8 @@
     <w:p>
       <w:pPr>
         <w:pStyle w:val="FirstParagraph"/>
+        <w:ind w:left="480" w:hanging="480"/>
+        <w:spacing w:after="0"/>
       </w:pPr>
       <w:r>
         <w:rPr>
@@ -667,6 +695,13 @@
         </w:rPr>
         <w:t xml:space="preserve"> </w:t>
       </w:r>
+    </w:p>
+    <w:p>
+      <w:pPr>
+        <w:pStyle w:val="FirstParagraph"/>
+        <w:ind w:left="480" w:hanging="480"/>
+        <w:spacing w:before="0" w:after="0"/>
+      </w:pPr>
       <w:r>
         <w:rPr>
           <w:rFonts w:ascii="Times New Roman" w:hAnsi="Times New Roman" w:eastAsia="Times New Roman" w:cs="Times New Roman"/>
@@ -695,7 +730,20 @@
         <w:rPr>
           <w:rFonts w:ascii="Times New Roman" w:hAnsi="Times New Roman" w:eastAsia="Times New Roman" w:cs="Times New Roman"/>
         </w:rPr>
-        <w:t xml:space="preserve"> B. </w:t>
+        <w:t xml:space="preserve"> </w:t>
+      </w:r>
+    </w:p>
+    <w:p>
+      <w:pPr>
+        <w:pStyle w:val="FirstParagraph"/>
+        <w:ind w:left="480" w:hanging="480"/>
+        <w:spacing w:before="0" w:after="0"/>
+      </w:pPr>
+      <w:r>
+        <w:rPr>
+          <w:rFonts w:ascii="Times New Roman" w:hAnsi="Times New Roman" w:eastAsia="Times New Roman" w:cs="Times New Roman"/>
+        </w:rPr>
+        <w:t xml:space="preserve">B. </w:t>
       </w:r>
       <w:r>
         <w:rPr>
@@ -721,6 +769,13 @@
         </w:rPr>
         <w:t xml:space="preserve"> </w:t>
       </w:r>
+    </w:p>
+    <w:p>
+      <w:pPr>
+        <w:pStyle w:val="FirstParagraph"/>
+        <w:ind w:left="480" w:hanging="480"/>
+        <w:spacing w:before="0" w:after="0"/>
+      </w:pPr>
       <w:r>
         <w:rPr>
           <w:rFonts w:ascii="Times New Roman" w:hAnsi="Times New Roman" w:eastAsia="Times New Roman" w:cs="Times New Roman"/>
@@ -749,7 +804,20 @@
         <w:rPr>
           <w:rFonts w:ascii="Times New Roman" w:hAnsi="Times New Roman" w:eastAsia="Times New Roman" w:cs="Times New Roman"/>
         </w:rPr>
-        <w:t xml:space="preserve"> D. </w:t>
+        <w:t xml:space="preserve"> </w:t>
+      </w:r>
+    </w:p>
+    <w:p>
+      <w:pPr>
+        <w:pStyle w:val="FirstParagraph"/>
+        <w:ind w:left="480" w:hanging="480"/>
+        <w:spacing w:before="0" w:after="180"/>
+      </w:pPr>
+      <w:r>
+        <w:rPr>
+          <w:rFonts w:ascii="Times New Roman" w:hAnsi="Times New Roman" w:eastAsia="Times New Roman" w:cs="Times New Roman"/>
+        </w:rPr>
+        <w:t xml:space="preserve">D. </w:t>
       </w:r>
       <w:r>
         <w:rPr>
@@ -769,6 +837,16 @@
         </w:rPr>
         <w:t>离子半径大</w:t>
       </w:r>
+    </w:p>
+    <w:p>
+      <w:pPr>
+        <w:spacing w:before="0" w:after="0"/>
+      </w:pPr>
+    </w:p>
+    <w:p>
+      <w:pPr>
+        <w:spacing w:before="0" w:after="0"/>
+      </w:pPr>
     </w:p>
     <w:p>
       <w:pPr>
@@ -809,6 +887,8 @@
     <w:p>
       <w:pPr>
         <w:pStyle w:val="FirstParagraph"/>
+        <w:ind w:left="480" w:hanging="480"/>
+        <w:spacing w:after="0"/>
       </w:pPr>
       <w:r>
         <w:rPr>
@@ -838,7 +918,20 @@
         <w:rPr>
           <w:rFonts w:hint="eastAsia" w:ascii="Times New Roman" w:hAnsi="Times New Roman" w:eastAsia="Times New Roman" w:cs="Times New Roman"/>
         </w:rPr>
-        <w:t>）A.</w:t>
+        <w:t>）</w:t>
+      </w:r>
+    </w:p>
+    <w:p>
+      <w:pPr>
+        <w:pStyle w:val="FirstParagraph"/>
+        <w:ind w:left="480" w:hanging="480"/>
+        <w:spacing w:before="0" w:after="0"/>
+      </w:pPr>
+      <w:r>
+        <w:rPr>
+          <w:rFonts w:hint="eastAsia" w:ascii="Times New Roman" w:hAnsi="Times New Roman" w:eastAsia="Times New Roman" w:cs="Times New Roman"/>
+        </w:rPr>
+        <w:t>A.</w:t>
       </w:r>
       <w:r>
         <w:rPr>
@@ -852,6 +945,13 @@
         </w:rPr>
         <w:t xml:space="preserve"> </w:t>
       </w:r>
+    </w:p>
+    <w:p>
+      <w:pPr>
+        <w:pStyle w:val="FirstParagraph"/>
+        <w:ind w:left="480" w:hanging="480"/>
+        <w:spacing w:before="0" w:after="0"/>
+      </w:pPr>
       <w:r>
         <w:rPr>
           <w:rFonts w:hint="eastAsia" w:ascii="Times New Roman" w:hAnsi="Times New Roman" w:eastAsia="Times New Roman" w:cs="Times New Roman"/>
@@ -876,6 +976,13 @@
         </w:rPr>
         <w:t>分子的偶极矩也愈大</w:t>
       </w:r>
+    </w:p>
+    <w:p>
+      <w:pPr>
+        <w:pStyle w:val="FirstParagraph"/>
+        <w:ind w:left="480" w:hanging="480"/>
+        <w:spacing w:before="0" w:after="0"/>
+      </w:pPr>
       <w:r>
         <w:rPr>
           <w:rFonts w:hint="eastAsia" w:ascii="Times New Roman" w:hAnsi="Times New Roman" w:eastAsia="Times New Roman" w:cs="Times New Roman"/>
@@ -906,6 +1013,13 @@
         </w:rPr>
         <w:t xml:space="preserve"> </w:t>
       </w:r>
+    </w:p>
+    <w:p>
+      <w:pPr>
+        <w:pStyle w:val="FirstParagraph"/>
+        <w:ind w:left="480" w:hanging="480"/>
+        <w:spacing w:before="0" w:after="180"/>
+      </w:pPr>
       <w:r>
         <w:rPr>
           <w:rFonts w:hint="eastAsia" w:ascii="Times New Roman" w:hAnsi="Times New Roman" w:eastAsia="Times New Roman" w:cs="Times New Roman"/>
@@ -918,6 +1032,16 @@
         </w:rPr>
         <w:t>分子的偶极矩是键矩的矢量和</w:t>
       </w:r>
+    </w:p>
+    <w:p>
+      <w:pPr>
+        <w:spacing w:before="0" w:after="0"/>
+      </w:pPr>
+    </w:p>
+    <w:p>
+      <w:pPr>
+        <w:spacing w:before="0" w:after="0"/>
+      </w:pPr>
     </w:p>
     <w:p>
       <w:pPr>
@@ -958,6 +1082,8 @@
     <w:p>
       <w:pPr>
         <w:pStyle w:val="FirstParagraph"/>
+        <w:ind w:left="480" w:hanging="480"/>
+        <w:spacing w:after="0"/>
       </w:pPr>
       <w:r>
         <w:rPr>
@@ -1013,12 +1139,68 @@
         </w:rPr>
         <w:t xml:space="preserve"> </w:t>
       </w:r>
-      <w:r>
-        <w:rPr>
-          <w:rFonts w:ascii="Times New Roman" w:hAnsi="Times New Roman" w:eastAsia="Times New Roman" w:cs="Times New Roman"/>
-        </w:rPr>
-        <w:t xml:space="preserve">A. A-X-A B. A=X=A C. A=X-X D. A-X-A</w:t>
-      </w:r>
+    </w:p>
+    <w:p>
+      <w:pPr>
+        <w:pStyle w:val="FirstParagraph"/>
+        <w:ind w:left="480" w:hanging="480"/>
+        <w:spacing w:before="0" w:after="0"/>
+      </w:pPr>
+      <w:r>
+        <w:rPr>
+          <w:rFonts w:ascii="Times New Roman" w:hAnsi="Times New Roman" w:eastAsia="Times New Roman" w:cs="Times New Roman"/>
+        </w:rPr>
+        <w:t xml:space="preserve">A. A-X-A </w:t>
+      </w:r>
+    </w:p>
+    <w:p>
+      <w:pPr>
+        <w:pStyle w:val="FirstParagraph"/>
+        <w:ind w:left="480" w:hanging="480"/>
+        <w:spacing w:before="0" w:after="0"/>
+      </w:pPr>
+      <w:r>
+        <w:rPr>
+          <w:rFonts w:ascii="Times New Roman" w:hAnsi="Times New Roman" w:eastAsia="Times New Roman" w:cs="Times New Roman"/>
+        </w:rPr>
+        <w:t xml:space="preserve">B. A=X=A </w:t>
+      </w:r>
+    </w:p>
+    <w:p>
+      <w:pPr>
+        <w:pStyle w:val="FirstParagraph"/>
+        <w:ind w:left="480" w:hanging="480"/>
+        <w:spacing w:before="0" w:after="0"/>
+      </w:pPr>
+      <w:r>
+        <w:rPr>
+          <w:rFonts w:ascii="Times New Roman" w:hAnsi="Times New Roman" w:eastAsia="Times New Roman" w:cs="Times New Roman"/>
+        </w:rPr>
+        <w:t xml:space="preserve">C. A=X-X </w:t>
+      </w:r>
+    </w:p>
+    <w:p>
+      <w:pPr>
+        <w:pStyle w:val="FirstParagraph"/>
+        <w:ind w:left="480" w:hanging="480"/>
+        <w:spacing w:before="0" w:after="180"/>
+      </w:pPr>
+      <w:r>
+        <w:rPr>
+          <w:rFonts w:ascii="Times New Roman" w:hAnsi="Times New Roman" w:eastAsia="Times New Roman" w:cs="Times New Roman"/>
+        </w:rPr>
+        <w:t xml:space="preserve">D. A-X-A</w:t>
+      </w:r>
+    </w:p>
+    <w:p>
+      <w:pPr>
+        <w:spacing w:before="0" w:after="0"/>
+      </w:pPr>
+    </w:p>
+    <w:p>
+      <w:pPr>
+        <w:spacing w:before="0" w:after="0"/>
+      </w:pPr>
     </w:p>
     <w:p>
       <w:pPr>
@@ -1186,10 +1368,6 @@
     <w:p>
       <w:pPr>
         <w:pStyle w:val="Compact"/>
-        <w:numPr>
-          <w:ilvl w:val="0"/>
-          <w:numId w:val="1001"/>
-        </w:numPr>
       </w:pPr>
       <w:r>
         <w:rPr>
@@ -1219,10 +1397,6 @@
     <w:p>
       <w:pPr>
         <w:pStyle w:val="Compact"/>
-        <w:numPr>
-          <w:ilvl w:val="0"/>
-          <w:numId w:val="1001"/>
-        </w:numPr>
       </w:pPr>
       <w:r>
         <w:rPr>
@@ -1240,10 +1414,6 @@
     <w:p>
       <w:pPr>
         <w:pStyle w:val="Compact"/>
-        <w:numPr>
-          <w:ilvl w:val="0"/>
-          <w:numId w:val="1001"/>
-        </w:numPr>
       </w:pPr>
       <w:r>
         <w:rPr>
@@ -1261,10 +1431,6 @@
     <w:p>
       <w:pPr>
         <w:pStyle w:val="Compact"/>
-        <w:numPr>
-          <w:ilvl w:val="0"/>
-          <w:numId w:val="1001"/>
-        </w:numPr>
       </w:pPr>
       <w:r>
         <w:rPr>
@@ -1290,6 +1456,16 @@
         </w:rPr>
         <w:t xml:space="preserve">均可能大于零或小于零</w:t>
       </w:r>
+    </w:p>
+    <w:p>
+      <w:pPr>
+        <w:spacing w:before="0" w:after="0"/>
+      </w:pPr>
+    </w:p>
+    <w:p>
+      <w:pPr>
+        <w:spacing w:before="0" w:after="0"/>
+      </w:pPr>
     </w:p>
     <w:p>
       <w:pPr>
@@ -1777,6 +1953,31 @@
         </w:rPr>
         <w:t xml:space="preserve"> ____。</w:t>
       </w:r>
+    </w:p>
+    <w:p>
+      <w:pPr>
+        <w:spacing w:before="0" w:after="0"/>
+      </w:pPr>
+    </w:p>
+    <w:p>
+      <w:pPr>
+        <w:spacing w:before="0" w:after="0"/>
+      </w:pPr>
+    </w:p>
+    <w:p>
+      <w:pPr>
+        <w:spacing w:before="0" w:after="0"/>
+      </w:pPr>
+    </w:p>
+    <w:p>
+      <w:pPr>
+        <w:spacing w:before="0" w:after="0"/>
+      </w:pPr>
+    </w:p>
+    <w:p>
+      <w:pPr>
+        <w:spacing w:before="0" w:after="0"/>
+      </w:pPr>
     </w:p>
     <w:p>
       <w:pPr>
@@ -2363,6 +2564,46 @@
         </w:rPr>
         <w:t>。</w:t>
       </w:r>
+    </w:p>
+    <w:p>
+      <w:pPr>
+        <w:spacing w:before="0" w:after="0"/>
+      </w:pPr>
+    </w:p>
+    <w:p>
+      <w:pPr>
+        <w:spacing w:before="0" w:after="0"/>
+      </w:pPr>
+    </w:p>
+    <w:p>
+      <w:pPr>
+        <w:spacing w:before="0" w:after="0"/>
+      </w:pPr>
+    </w:p>
+    <w:p>
+      <w:pPr>
+        <w:spacing w:before="0" w:after="0"/>
+      </w:pPr>
+    </w:p>
+    <w:p>
+      <w:pPr>
+        <w:spacing w:before="0" w:after="0"/>
+      </w:pPr>
+    </w:p>
+    <w:p>
+      <w:pPr>
+        <w:spacing w:before="0" w:after="0"/>
+      </w:pPr>
+    </w:p>
+    <w:p>
+      <w:pPr>
+        <w:spacing w:before="0" w:after="0"/>
+      </w:pPr>
+    </w:p>
+    <w:p>
+      <w:pPr>
+        <w:spacing w:before="0" w:after="0"/>
+      </w:pPr>
     </w:p>
     <w:p>
       <w:pPr>
@@ -2698,6 +2939,31 @@
         </w:rPr>
         <w:t>。)</w:t>
       </w:r>
+    </w:p>
+    <w:p>
+      <w:pPr>
+        <w:spacing w:before="0" w:after="0"/>
+      </w:pPr>
+    </w:p>
+    <w:p>
+      <w:pPr>
+        <w:spacing w:before="0" w:after="0"/>
+      </w:pPr>
+    </w:p>
+    <w:p>
+      <w:pPr>
+        <w:spacing w:before="0" w:after="0"/>
+      </w:pPr>
+    </w:p>
+    <w:p>
+      <w:pPr>
+        <w:spacing w:before="0" w:after="0"/>
+      </w:pPr>
+    </w:p>
+    <w:p>
+      <w:pPr>
+        <w:spacing w:before="0" w:after="0"/>
+      </w:pPr>
     </w:p>
     <w:p>
       <w:pPr>
@@ -2884,6 +3150,21 @@
     </w:p>
     <w:p>
       <w:pPr>
+        <w:spacing w:before="0" w:after="0"/>
+      </w:pPr>
+    </w:p>
+    <w:p>
+      <w:pPr>
+        <w:spacing w:before="0" w:after="0"/>
+      </w:pPr>
+    </w:p>
+    <w:p>
+      <w:pPr>
+        <w:spacing w:before="0" w:after="0"/>
+      </w:pPr>
+    </w:p>
+    <w:p>
+      <w:pPr>
         <w:spacing w:before="160" w:after="80"/>
       </w:pPr>
       <w:r>
@@ -3095,7 +3376,7 @@
         </w:rPr>
         <w:drawing>
           <wp:inline>
-            <wp:extent cx="3240000" cy="2945454"/>
+            <wp:extent cx="3225973" cy="2945454"/>
             <wp:effectExtent b="0" l="0" r="0" t="0"/>
             <wp:docPr descr="" title="" id="22" name="Picture"/>
             <a:graphic>
@@ -3116,7 +3397,7 @@
                   <pic:spPr bwMode="auto">
                     <a:xfrm>
                       <a:off x="0" y="0"/>
-                      <a:ext cx="3240000" cy="2945454"/>
+                      <a:ext cx="3225973" cy="2945454"/>
                     </a:xfrm>
                     <a:prstGeom prst="rect">
                       <a:avLst/>
@@ -3137,6 +3418,21 @@
     </w:p>
     <w:p>
       <w:pPr>
+        <w:spacing w:before="0" w:after="0"/>
+      </w:pPr>
+    </w:p>
+    <w:p>
+      <w:pPr>
+        <w:spacing w:before="0" w:after="0"/>
+      </w:pPr>
+    </w:p>
+    <w:p>
+      <w:pPr>
+        <w:spacing w:before="0" w:after="0"/>
+      </w:pPr>
+    </w:p>
+    <w:p>
+      <w:pPr>
         <w:spacing w:before="160" w:after="80"/>
       </w:pPr>
       <w:r>
@@ -3478,7 +3774,7 @@
         </w:rPr>
         <w:drawing>
           <wp:inline>
-            <wp:extent cx="3240000" cy="2974909"/>
+            <wp:extent cx="3240000" cy="2966925"/>
             <wp:effectExtent b="0" l="0" r="0" t="0"/>
             <wp:docPr descr="" title="" id="26" name="Picture"/>
             <a:graphic>
@@ -3499,7 +3795,7 @@
                   <pic:spPr bwMode="auto">
                     <a:xfrm>
                       <a:off x="0" y="0"/>
-                      <a:ext cx="3240000" cy="2974909"/>
+                      <a:ext cx="3240000" cy="2966925"/>
                     </a:xfrm>
                     <a:prstGeom prst="rect">
                       <a:avLst/>
@@ -3517,6 +3813,31 @@
           </wp:inline>
         </w:drawing>
       </w:r>
+    </w:p>
+    <w:p>
+      <w:pPr>
+        <w:spacing w:before="0" w:after="0"/>
+      </w:pPr>
+    </w:p>
+    <w:p>
+      <w:pPr>
+        <w:spacing w:before="0" w:after="0"/>
+      </w:pPr>
+    </w:p>
+    <w:p>
+      <w:pPr>
+        <w:spacing w:before="0" w:after="0"/>
+      </w:pPr>
+    </w:p>
+    <w:p>
+      <w:pPr>
+        <w:spacing w:before="0" w:after="0"/>
+      </w:pPr>
+    </w:p>
+    <w:p>
+      <w:pPr>
+        <w:spacing w:before="0" w:after="0"/>
+      </w:pPr>
     </w:p>
     <w:p>
       <w:pPr>
@@ -3730,6 +4051,31 @@
           </wp:inline>
         </w:drawing>
       </w:r>
+    </w:p>
+    <w:p>
+      <w:pPr>
+        <w:spacing w:before="0" w:after="0"/>
+      </w:pPr>
+    </w:p>
+    <w:p>
+      <w:pPr>
+        <w:spacing w:before="0" w:after="0"/>
+      </w:pPr>
+    </w:p>
+    <w:p>
+      <w:pPr>
+        <w:spacing w:before="0" w:after="0"/>
+      </w:pPr>
+    </w:p>
+    <w:p>
+      <w:pPr>
+        <w:spacing w:before="0" w:after="0"/>
+      </w:pPr>
+    </w:p>
+    <w:p>
+      <w:pPr>
+        <w:spacing w:before="0" w:after="0"/>
+      </w:pPr>
     </w:p>
     <w:p>
       <w:pPr>
@@ -4604,6 +4950,46 @@
     </w:p>
     <w:p>
       <w:pPr>
+        <w:spacing w:before="0" w:after="0"/>
+      </w:pPr>
+    </w:p>
+    <w:p>
+      <w:pPr>
+        <w:spacing w:before="0" w:after="0"/>
+      </w:pPr>
+    </w:p>
+    <w:p>
+      <w:pPr>
+        <w:spacing w:before="0" w:after="0"/>
+      </w:pPr>
+    </w:p>
+    <w:p>
+      <w:pPr>
+        <w:spacing w:before="0" w:after="0"/>
+      </w:pPr>
+    </w:p>
+    <w:p>
+      <w:pPr>
+        <w:spacing w:before="0" w:after="0"/>
+      </w:pPr>
+    </w:p>
+    <w:p>
+      <w:pPr>
+        <w:spacing w:before="0" w:after="0"/>
+      </w:pPr>
+    </w:p>
+    <w:p>
+      <w:pPr>
+        <w:spacing w:before="0" w:after="0"/>
+      </w:pPr>
+    </w:p>
+    <w:p>
+      <w:pPr>
+        <w:spacing w:before="0" w:after="0"/>
+      </w:pPr>
+    </w:p>
+    <w:p>
+      <w:pPr>
         <w:spacing w:before="160" w:after="80"/>
       </w:pPr>
       <w:r>
@@ -5162,7 +5548,7 @@
         </w:rPr>
         <w:drawing>
           <wp:inline>
-            <wp:extent cx="3600000" cy="2426086"/>
+            <wp:extent cx="3600000" cy="2341667"/>
             <wp:effectExtent b="0" l="0" r="0" t="0"/>
             <wp:docPr descr="" title="" id="35" name="Picture"/>
             <a:graphic>
@@ -5183,7 +5569,7 @@
                   <pic:spPr bwMode="auto">
                     <a:xfrm>
                       <a:off x="0" y="0"/>
-                      <a:ext cx="3600000" cy="2426086"/>
+                      <a:ext cx="3600000" cy="2341667"/>
                     </a:xfrm>
                     <a:prstGeom prst="rect">
                       <a:avLst/>
@@ -5204,6 +5590,46 @@
     </w:p>
     <w:p>
       <w:pPr>
+        <w:spacing w:before="0" w:after="0"/>
+      </w:pPr>
+    </w:p>
+    <w:p>
+      <w:pPr>
+        <w:spacing w:before="0" w:after="0"/>
+      </w:pPr>
+    </w:p>
+    <w:p>
+      <w:pPr>
+        <w:spacing w:before="0" w:after="0"/>
+      </w:pPr>
+    </w:p>
+    <w:p>
+      <w:pPr>
+        <w:spacing w:before="0" w:after="0"/>
+      </w:pPr>
+    </w:p>
+    <w:p>
+      <w:pPr>
+        <w:spacing w:before="0" w:after="0"/>
+      </w:pPr>
+    </w:p>
+    <w:p>
+      <w:pPr>
+        <w:spacing w:before="0" w:after="0"/>
+      </w:pPr>
+    </w:p>
+    <w:p>
+      <w:pPr>
+        <w:spacing w:before="0" w:after="0"/>
+      </w:pPr>
+    </w:p>
+    <w:p>
+      <w:pPr>
+        <w:spacing w:before="0" w:after="0"/>
+      </w:pPr>
+    </w:p>
+    <w:p>
+      <w:pPr>
         <w:spacing w:before="160" w:after="80"/>
       </w:pPr>
       <w:r>
@@ -5582,6 +6008,46 @@
         </w:rPr>
         <w:t>。</w:t>
       </w:r>
+    </w:p>
+    <w:p>
+      <w:pPr>
+        <w:spacing w:before="0" w:after="0"/>
+      </w:pPr>
+    </w:p>
+    <w:p>
+      <w:pPr>
+        <w:spacing w:before="0" w:after="0"/>
+      </w:pPr>
+    </w:p>
+    <w:p>
+      <w:pPr>
+        <w:spacing w:before="0" w:after="0"/>
+      </w:pPr>
+    </w:p>
+    <w:p>
+      <w:pPr>
+        <w:spacing w:before="0" w:after="0"/>
+      </w:pPr>
+    </w:p>
+    <w:p>
+      <w:pPr>
+        <w:spacing w:before="0" w:after="0"/>
+      </w:pPr>
+    </w:p>
+    <w:p>
+      <w:pPr>
+        <w:spacing w:before="0" w:after="0"/>
+      </w:pPr>
+    </w:p>
+    <w:p>
+      <w:pPr>
+        <w:spacing w:before="0" w:after="0"/>
+      </w:pPr>
+    </w:p>
+    <w:p>
+      <w:pPr>
+        <w:spacing w:before="0" w:after="0"/>
+      </w:pPr>
     </w:p>
     <w:p>
       <w:pPr>
@@ -6510,6 +6976,46 @@
     </w:p>
     <w:p>
       <w:pPr>
+        <w:spacing w:before="0" w:after="0"/>
+      </w:pPr>
+    </w:p>
+    <w:p>
+      <w:pPr>
+        <w:spacing w:before="0" w:after="0"/>
+      </w:pPr>
+    </w:p>
+    <w:p>
+      <w:pPr>
+        <w:spacing w:before="0" w:after="0"/>
+      </w:pPr>
+    </w:p>
+    <w:p>
+      <w:pPr>
+        <w:spacing w:before="0" w:after="0"/>
+      </w:pPr>
+    </w:p>
+    <w:p>
+      <w:pPr>
+        <w:spacing w:before="0" w:after="0"/>
+      </w:pPr>
+    </w:p>
+    <w:p>
+      <w:pPr>
+        <w:spacing w:before="0" w:after="0"/>
+      </w:pPr>
+    </w:p>
+    <w:p>
+      <w:pPr>
+        <w:spacing w:before="0" w:after="0"/>
+      </w:pPr>
+    </w:p>
+    <w:p>
+      <w:pPr>
+        <w:spacing w:before="0" w:after="0"/>
+      </w:pPr>
+    </w:p>
+    <w:p>
+      <w:pPr>
         <w:spacing w:before="160" w:after="80"/>
       </w:pPr>
       <w:r>
@@ -6876,10 +7382,8 @@
     <w:p>
       <w:pPr>
         <w:pStyle w:val="Compact"/>
-        <w:numPr>
-          <w:ilvl w:val="0"/>
-          <w:numId w:val="1008"/>
-        </w:numPr>
+        <w:ind w:left="480" w:hanging="480"/>
+        <w:spacing w:after="0"/>
       </w:pPr>
       <w:r>
         <w:rPr>
@@ -6911,7 +7415,20 @@
         <w:rPr>
           <w:rFonts w:ascii="Times New Roman" w:hAnsi="Times New Roman" w:eastAsia="Times New Roman" w:cs="Times New Roman"/>
         </w:rPr>
-        <w:t xml:space="preserve">　　B. ΔH</w:t>
+        <w:t xml:space="preserve">　　</w:t>
+      </w:r>
+    </w:p>
+    <w:p>
+      <w:pPr>
+        <w:pStyle w:val="Compact"/>
+        <w:ind w:left="480" w:hanging="480"/>
+        <w:spacing w:before="0" w:after="0"/>
+      </w:pPr>
+      <w:r>
+        <w:rPr>
+          <w:rFonts w:ascii="Times New Roman" w:hAnsi="Times New Roman" w:eastAsia="Times New Roman" w:cs="Times New Roman"/>
+        </w:rPr>
+        <w:t xml:space="preserve">B. ΔH</w:t>
       </w:r>
       <w:r>
         <w:rPr>
@@ -6937,7 +7454,20 @@
         <w:rPr>
           <w:rFonts w:ascii="Times New Roman" w:hAnsi="Times New Roman" w:eastAsia="Times New Roman" w:cs="Times New Roman"/>
         </w:rPr>
-        <w:t xml:space="preserve">　　C. ΔH</w:t>
+        <w:t xml:space="preserve">　　</w:t>
+      </w:r>
+    </w:p>
+    <w:p>
+      <w:pPr>
+        <w:pStyle w:val="Compact"/>
+        <w:ind w:left="480" w:hanging="480"/>
+        <w:spacing w:before="0" w:after="0"/>
+      </w:pPr>
+      <w:r>
+        <w:rPr>
+          <w:rFonts w:ascii="Times New Roman" w:hAnsi="Times New Roman" w:eastAsia="Times New Roman" w:cs="Times New Roman"/>
+        </w:rPr>
+        <w:t xml:space="preserve">C. ΔH</w:t>
       </w:r>
       <w:r>
         <w:rPr>
@@ -6976,7 +7506,20 @@
         <w:rPr>
           <w:rFonts w:ascii="Times New Roman" w:hAnsi="Times New Roman" w:eastAsia="Times New Roman" w:cs="Times New Roman"/>
         </w:rPr>
-        <w:t xml:space="preserve">　　D. ΔH</w:t>
+        <w:t xml:space="preserve">　　</w:t>
+      </w:r>
+    </w:p>
+    <w:p>
+      <w:pPr>
+        <w:pStyle w:val="Compact"/>
+        <w:ind w:left="480" w:hanging="480"/>
+        <w:spacing w:before="0" w:after="36"/>
+      </w:pPr>
+      <w:r>
+        <w:rPr>
+          <w:rFonts w:ascii="Times New Roman" w:hAnsi="Times New Roman" w:eastAsia="Times New Roman" w:cs="Times New Roman"/>
+        </w:rPr>
+        <w:t xml:space="preserve">D. ΔH</w:t>
       </w:r>
       <w:r>
         <w:rPr>
@@ -7011,6 +7554,16 @@
         </w:rPr>
         <w:t>3</w:t>
       </w:r>
+    </w:p>
+    <w:p>
+      <w:pPr>
+        <w:spacing w:before="0" w:after="0"/>
+      </w:pPr>
+    </w:p>
+    <w:p>
+      <w:pPr>
+        <w:spacing w:before="0" w:after="0"/>
+      </w:pPr>
     </w:p>
     <w:p>
       <w:pPr>
@@ -7183,10 +7736,6 @@
     <w:p>
       <w:pPr>
         <w:pStyle w:val="Compact"/>
-        <w:numPr>
-          <w:ilvl w:val="0"/>
-          <w:numId w:val="1009"/>
-        </w:numPr>
       </w:pPr>
       <w:r>
         <w:rPr>
@@ -7241,10 +7790,6 @@
     <w:p>
       <w:pPr>
         <w:pStyle w:val="Compact"/>
-        <w:numPr>
-          <w:ilvl w:val="0"/>
-          <w:numId w:val="1009"/>
-        </w:numPr>
       </w:pPr>
       <w:r>
         <w:rPr>
@@ -7298,10 +7843,6 @@
     <w:p>
       <w:pPr>
         <w:pStyle w:val="Compact"/>
-        <w:numPr>
-          <w:ilvl w:val="0"/>
-          <w:numId w:val="1009"/>
-        </w:numPr>
       </w:pPr>
       <w:r>
         <w:rPr>
@@ -7364,10 +7905,6 @@
     <w:p>
       <w:pPr>
         <w:pStyle w:val="Compact"/>
-        <w:numPr>
-          <w:ilvl w:val="0"/>
-          <w:numId w:val="1009"/>
-        </w:numPr>
       </w:pPr>
       <w:r>
         <w:rPr>
@@ -7381,6 +7918,16 @@
         </w:rPr>
         <w:t xml:space="preserve">以上三者都是</w:t>
       </w:r>
+    </w:p>
+    <w:p>
+      <w:pPr>
+        <w:spacing w:before="0" w:after="0"/>
+      </w:pPr>
+    </w:p>
+    <w:p>
+      <w:pPr>
+        <w:spacing w:before="0" w:after="0"/>
+      </w:pPr>
     </w:p>
     <w:p>
       <w:pPr>
@@ -7465,7 +8012,7 @@
         </w:rPr>
         <w:drawing>
           <wp:inline>
-            <wp:extent cx="3600000" cy="711747"/>
+            <wp:extent cx="3600000" cy="657391"/>
             <wp:effectExtent b="0" l="0" r="0" t="0"/>
             <wp:docPr descr="" title="" id="43" name="Picture"/>
             <a:graphic>
@@ -7486,7 +8033,7 @@
                   <pic:spPr bwMode="auto">
                     <a:xfrm>
                       <a:off x="0" y="0"/>
-                      <a:ext cx="3600000" cy="711747"/>
+                      <a:ext cx="3600000" cy="657391"/>
                     </a:xfrm>
                     <a:prstGeom prst="rect">
                       <a:avLst/>
@@ -7507,6 +8054,21 @@
     </w:p>
     <w:p>
       <w:pPr>
+        <w:spacing w:before="0" w:after="0"/>
+      </w:pPr>
+    </w:p>
+    <w:p>
+      <w:pPr>
+        <w:spacing w:before="0" w:after="0"/>
+      </w:pPr>
+    </w:p>
+    <w:p>
+      <w:pPr>
+        <w:spacing w:before="0" w:after="0"/>
+      </w:pPr>
+    </w:p>
+    <w:p>
+      <w:pPr>
         <w:spacing w:before="160" w:after="80"/>
       </w:pPr>
       <w:r>
@@ -7614,7 +8176,7 @@
         </w:rPr>
         <w:drawing>
           <wp:inline>
-            <wp:extent cx="3600000" cy="485800"/>
+            <wp:extent cx="3600000" cy="483148"/>
             <wp:effectExtent b="0" l="0" r="0" t="0"/>
             <wp:docPr descr="" title="" id="47" name="Picture"/>
             <a:graphic>
@@ -7635,7 +8197,7 @@
                   <pic:spPr bwMode="auto">
                     <a:xfrm>
                       <a:off x="0" y="0"/>
-                      <a:ext cx="3600000" cy="485800"/>
+                      <a:ext cx="3600000" cy="483148"/>
                     </a:xfrm>
                     <a:prstGeom prst="rect">
                       <a:avLst/>
@@ -7657,17 +8219,64 @@
     <w:p>
       <w:pPr>
         <w:pStyle w:val="Compact"/>
-        <w:numPr>
-          <w:ilvl w:val="0"/>
-          <w:numId w:val="1010"/>
-        </w:numPr>
-      </w:pPr>
-      <w:r>
-        <w:rPr>
-          <w:rFonts w:ascii="Times New Roman" w:hAnsi="Times New Roman" w:eastAsia="Times New Roman" w:cs="Times New Roman"/>
-        </w:rPr>
-        <w:t xml:space="preserve">A. +1.098 V　　B. +0.549 V　　C. −1.54 V　　D. −0.77 V</w:t>
-      </w:r>
+        <w:ind w:left="480" w:hanging="480"/>
+        <w:spacing w:after="0"/>
+      </w:pPr>
+      <w:r>
+        <w:rPr>
+          <w:rFonts w:ascii="Times New Roman" w:hAnsi="Times New Roman" w:eastAsia="Times New Roman" w:cs="Times New Roman"/>
+        </w:rPr>
+        <w:t xml:space="preserve">A. +1.098 V　　</w:t>
+      </w:r>
+    </w:p>
+    <w:p>
+      <w:pPr>
+        <w:pStyle w:val="Compact"/>
+        <w:ind w:left="480" w:hanging="480"/>
+        <w:spacing w:before="0" w:after="0"/>
+      </w:pPr>
+      <w:r>
+        <w:rPr>
+          <w:rFonts w:ascii="Times New Roman" w:hAnsi="Times New Roman" w:eastAsia="Times New Roman" w:cs="Times New Roman"/>
+        </w:rPr>
+        <w:t xml:space="preserve">B. +0.549 V　　</w:t>
+      </w:r>
+    </w:p>
+    <w:p>
+      <w:pPr>
+        <w:pStyle w:val="Compact"/>
+        <w:ind w:left="480" w:hanging="480"/>
+        <w:spacing w:before="0" w:after="0"/>
+      </w:pPr>
+      <w:r>
+        <w:rPr>
+          <w:rFonts w:ascii="Times New Roman" w:hAnsi="Times New Roman" w:eastAsia="Times New Roman" w:cs="Times New Roman"/>
+        </w:rPr>
+        <w:t xml:space="preserve">C. −1.54 V　　</w:t>
+      </w:r>
+    </w:p>
+    <w:p>
+      <w:pPr>
+        <w:pStyle w:val="Compact"/>
+        <w:ind w:left="480" w:hanging="480"/>
+        <w:spacing w:before="0" w:after="36"/>
+      </w:pPr>
+      <w:r>
+        <w:rPr>
+          <w:rFonts w:ascii="Times New Roman" w:hAnsi="Times New Roman" w:eastAsia="Times New Roman" w:cs="Times New Roman"/>
+        </w:rPr>
+        <w:t xml:space="preserve">D. −0.77 V</w:t>
+      </w:r>
+    </w:p>
+    <w:p>
+      <w:pPr>
+        <w:spacing w:before="0" w:after="0"/>
+      </w:pPr>
+    </w:p>
+    <w:p>
+      <w:pPr>
+        <w:spacing w:before="0" w:after="0"/>
+      </w:pPr>
     </w:p>
     <w:p>
       <w:pPr>
@@ -7907,10 +8516,6 @@
     <w:p>
       <w:pPr>
         <w:pStyle w:val="Compact"/>
-        <w:numPr>
-          <w:ilvl w:val="0"/>
-          <w:numId w:val="1011"/>
-        </w:numPr>
       </w:pPr>
       <w:r>
         <w:rPr>
@@ -8024,10 +8629,6 @@
     <w:p>
       <w:pPr>
         <w:pStyle w:val="Compact"/>
-        <w:numPr>
-          <w:ilvl w:val="0"/>
-          <w:numId w:val="1011"/>
-        </w:numPr>
       </w:pPr>
       <w:r>
         <w:rPr>
@@ -8127,10 +8728,6 @@
     <w:p>
       <w:pPr>
         <w:pStyle w:val="Compact"/>
-        <w:numPr>
-          <w:ilvl w:val="0"/>
-          <w:numId w:val="1011"/>
-        </w:numPr>
       </w:pPr>
       <w:r>
         <w:rPr>
@@ -8230,10 +8827,6 @@
     <w:p>
       <w:pPr>
         <w:pStyle w:val="Compact"/>
-        <w:numPr>
-          <w:ilvl w:val="0"/>
-          <w:numId w:val="1011"/>
-        </w:numPr>
       </w:pPr>
       <w:r>
         <w:rPr>
@@ -8329,6 +8922,16 @@
         </w:rPr>
         <w:t>2-</w:t>
       </w:r>
+    </w:p>
+    <w:p>
+      <w:pPr>
+        <w:spacing w:before="0" w:after="0"/>
+      </w:pPr>
+    </w:p>
+    <w:p>
+      <w:pPr>
+        <w:spacing w:before="0" w:after="0"/>
+      </w:pPr>
     </w:p>
     <w:p>
       <w:pPr>
@@ -8465,6 +9068,21 @@
         </w:rPr>
         <w:t>。</w:t>
       </w:r>
+    </w:p>
+    <w:p>
+      <w:pPr>
+        <w:spacing w:before="0" w:after="0"/>
+      </w:pPr>
+    </w:p>
+    <w:p>
+      <w:pPr>
+        <w:spacing w:before="0" w:after="0"/>
+      </w:pPr>
+    </w:p>
+    <w:p>
+      <w:pPr>
+        <w:spacing w:before="0" w:after="0"/>
+      </w:pPr>
     </w:p>
     <w:p>
       <w:pPr>
@@ -9617,6 +10235,46 @@
     </w:p>
     <w:p>
       <w:pPr>
+        <w:spacing w:before="0" w:after="0"/>
+      </w:pPr>
+    </w:p>
+    <w:p>
+      <w:pPr>
+        <w:spacing w:before="0" w:after="0"/>
+      </w:pPr>
+    </w:p>
+    <w:p>
+      <w:pPr>
+        <w:spacing w:before="0" w:after="0"/>
+      </w:pPr>
+    </w:p>
+    <w:p>
+      <w:pPr>
+        <w:spacing w:before="0" w:after="0"/>
+      </w:pPr>
+    </w:p>
+    <w:p>
+      <w:pPr>
+        <w:spacing w:before="0" w:after="0"/>
+      </w:pPr>
+    </w:p>
+    <w:p>
+      <w:pPr>
+        <w:spacing w:before="0" w:after="0"/>
+      </w:pPr>
+    </w:p>
+    <w:p>
+      <w:pPr>
+        <w:spacing w:before="0" w:after="0"/>
+      </w:pPr>
+    </w:p>
+    <w:p>
+      <w:pPr>
+        <w:spacing w:before="0" w:after="0"/>
+      </w:pPr>
+    </w:p>
+    <w:p>
+      <w:pPr>
         <w:spacing w:before="160" w:after="80"/>
       </w:pPr>
       <w:r>
@@ -10634,6 +11292,46 @@
     </w:p>
     <w:p>
       <w:pPr>
+        <w:spacing w:before="0" w:after="0"/>
+      </w:pPr>
+    </w:p>
+    <w:p>
+      <w:pPr>
+        <w:spacing w:before="0" w:after="0"/>
+      </w:pPr>
+    </w:p>
+    <w:p>
+      <w:pPr>
+        <w:spacing w:before="0" w:after="0"/>
+      </w:pPr>
+    </w:p>
+    <w:p>
+      <w:pPr>
+        <w:spacing w:before="0" w:after="0"/>
+      </w:pPr>
+    </w:p>
+    <w:p>
+      <w:pPr>
+        <w:spacing w:before="0" w:after="0"/>
+      </w:pPr>
+    </w:p>
+    <w:p>
+      <w:pPr>
+        <w:spacing w:before="0" w:after="0"/>
+      </w:pPr>
+    </w:p>
+    <w:p>
+      <w:pPr>
+        <w:spacing w:before="0" w:after="0"/>
+      </w:pPr>
+    </w:p>
+    <w:p>
+      <w:pPr>
+        <w:spacing w:before="0" w:after="0"/>
+      </w:pPr>
+    </w:p>
+    <w:p>
+      <w:pPr>
         <w:spacing w:before="160" w:after="80"/>
       </w:pPr>
       <w:r>
@@ -11547,6 +12245,31 @@
     </w:p>
     <w:p>
       <w:pPr>
+        <w:spacing w:before="0" w:after="0"/>
+      </w:pPr>
+    </w:p>
+    <w:p>
+      <w:pPr>
+        <w:spacing w:before="0" w:after="0"/>
+      </w:pPr>
+    </w:p>
+    <w:p>
+      <w:pPr>
+        <w:spacing w:before="0" w:after="0"/>
+      </w:pPr>
+    </w:p>
+    <w:p>
+      <w:pPr>
+        <w:spacing w:before="0" w:after="0"/>
+      </w:pPr>
+    </w:p>
+    <w:p>
+      <w:pPr>
+        <w:spacing w:before="0" w:after="0"/>
+      </w:pPr>
+    </w:p>
+    <w:p>
+      <w:pPr>
         <w:spacing w:before="160" w:after="80"/>
       </w:pPr>
       <w:r>
@@ -12920,6 +13643,31 @@
         </w:rPr>
         <w:t xml:space="preserve">。</w:t>
       </w:r>
+    </w:p>
+    <w:p>
+      <w:pPr>
+        <w:spacing w:before="0" w:after="0"/>
+      </w:pPr>
+    </w:p>
+    <w:p>
+      <w:pPr>
+        <w:spacing w:before="0" w:after="0"/>
+      </w:pPr>
+    </w:p>
+    <w:p>
+      <w:pPr>
+        <w:spacing w:before="0" w:after="0"/>
+      </w:pPr>
+    </w:p>
+    <w:p>
+      <w:pPr>
+        <w:spacing w:before="0" w:after="0"/>
+      </w:pPr>
+    </w:p>
+    <w:p>
+      <w:pPr>
+        <w:spacing w:before="0" w:after="0"/>
+      </w:pPr>
     </w:p>
     <w:p>
       <w:pPr>

--- a/00-首页/题组Word/第一轮·综合套卷/第一轮综合卷10（学生版）.docx
+++ b/00-首页/题组Word/第一轮·综合套卷/第一轮综合卷10（学生版）.docx
@@ -2023,7 +2023,7 @@
         <m:sSup>
           <m:e>
             <m:r>
-              <m:t>​</m:t>
+              <m:t xml:space="preserve"> </m:t>
             </m:r>
           </m:e>
           <m:sup>
@@ -2069,7 +2069,7 @@
         <m:sSup>
           <m:e>
             <m:r>
-              <m:t>​</m:t>
+              <m:t xml:space="preserve"> </m:t>
             </m:r>
           </m:e>
           <m:sup>

--- a/00-首页/题组Word/第一轮·综合套卷/第一轮综合卷10（学生版）.docx
+++ b/00-首页/题组Word/第一轮·综合套卷/第一轮综合卷10（学生版）.docx
@@ -126,6 +126,7 @@
     <w:p>
       <w:pPr>
         <w:pStyle w:val="BodyText"/>
+        <w:spacing w:before="0" w:after="0"/>
       </w:pPr>
       <w:r>
         <w:rPr>
@@ -293,8 +294,8 @@
     <w:p>
       <w:pPr>
         <w:pStyle w:val="BodyText"/>
+        <w:spacing w:before="0" w:after="0"/>
         <w:ind w:left="480" w:hanging="480"/>
-        <w:spacing w:after="0"/>
       </w:pPr>
       <w:r>
         <w:rPr>
@@ -409,8 +410,8 @@
     <w:p>
       <w:pPr>
         <w:pStyle w:val="BodyText"/>
+        <w:spacing w:before="0" w:after="0"/>
         <w:ind w:left="480" w:hanging="480"/>
-        <w:spacing w:before="0" w:after="0"/>
       </w:pPr>
       <w:r>
         <w:rPr>
@@ -483,8 +484,8 @@
     <w:p>
       <w:pPr>
         <w:pStyle w:val="BodyText"/>
+        <w:spacing w:before="0" w:after="0"/>
         <w:ind w:left="480" w:hanging="480"/>
-        <w:spacing w:before="0" w:after="180"/>
       </w:pPr>
       <w:r>
         <w:rPr>
@@ -656,8 +657,8 @@
     <w:p>
       <w:pPr>
         <w:pStyle w:val="FirstParagraph"/>
+        <w:spacing w:before="0" w:after="0"/>
         <w:ind w:left="480" w:hanging="480"/>
-        <w:spacing w:after="0"/>
       </w:pPr>
       <w:r>
         <w:rPr>
@@ -699,14 +700,51 @@
     <w:p>
       <w:pPr>
         <w:pStyle w:val="FirstParagraph"/>
+        <w:spacing w:before="0" w:after="0"/>
         <w:ind w:left="480" w:hanging="480"/>
+      </w:pPr>
+      <w:r>
+        <w:rPr>
+          <w:rFonts w:ascii="Times New Roman" w:hAnsi="Times New Roman" w:eastAsia="Times New Roman" w:cs="Times New Roman"/>
+        </w:rPr>
+        <w:t xml:space="preserve">A. </w:t>
+      </w:r>
+      <w:r>
+        <w:rPr>
+          <w:rFonts w:hint="eastAsia" w:ascii="Times New Roman" w:hAnsi="Times New Roman" w:eastAsia="FangSong" w:cs="Times New Roman"/>
+        </w:rPr>
+        <w:t>离子电荷高</w:t>
+      </w:r>
+      <w:r>
+        <w:rPr>
+          <w:rFonts w:hint="eastAsia" w:ascii="Times New Roman" w:hAnsi="Times New Roman" w:eastAsia="Times New Roman" w:cs="Times New Roman"/>
+        </w:rPr>
+        <w:t>、</w:t>
+      </w:r>
+      <w:r>
+        <w:rPr>
+          <w:rFonts w:hint="eastAsia" w:ascii="Times New Roman" w:hAnsi="Times New Roman" w:eastAsia="FangSong" w:cs="Times New Roman"/>
+        </w:rPr>
+        <w:t>离子半径大</w:t>
+      </w:r>
+      <w:r>
+        <w:rPr>
+          <w:rFonts w:ascii="Times New Roman" w:hAnsi="Times New Roman" w:eastAsia="Times New Roman" w:cs="Times New Roman"/>
+        </w:rPr>
+        <w:t xml:space="preserve"> </w:t>
+      </w:r>
+    </w:p>
+    <w:p>
+      <w:pPr>
+        <w:pStyle w:val="FirstParagraph"/>
         <w:spacing w:before="0" w:after="0"/>
-      </w:pPr>
-      <w:r>
-        <w:rPr>
-          <w:rFonts w:ascii="Times New Roman" w:hAnsi="Times New Roman" w:eastAsia="Times New Roman" w:cs="Times New Roman"/>
-        </w:rPr>
-        <w:t xml:space="preserve">A. </w:t>
+        <w:ind w:left="480" w:hanging="480"/>
+      </w:pPr>
+      <w:r>
+        <w:rPr>
+          <w:rFonts w:ascii="Times New Roman" w:hAnsi="Times New Roman" w:eastAsia="Times New Roman" w:cs="Times New Roman"/>
+        </w:rPr>
+        <w:t xml:space="preserve">B. </w:t>
       </w:r>
       <w:r>
         <w:rPr>
@@ -724,7 +762,7 @@
         <w:rPr>
           <w:rFonts w:hint="eastAsia" w:ascii="Times New Roman" w:hAnsi="Times New Roman" w:eastAsia="FangSong" w:cs="Times New Roman"/>
         </w:rPr>
-        <w:t>离子半径大</w:t>
+        <w:t>离子半径小</w:t>
       </w:r>
       <w:r>
         <w:rPr>
@@ -736,82 +774,45 @@
     <w:p>
       <w:pPr>
         <w:pStyle w:val="FirstParagraph"/>
+        <w:spacing w:before="0" w:after="0"/>
         <w:ind w:left="480" w:hanging="480"/>
+      </w:pPr>
+      <w:r>
+        <w:rPr>
+          <w:rFonts w:ascii="Times New Roman" w:hAnsi="Times New Roman" w:eastAsia="Times New Roman" w:cs="Times New Roman"/>
+        </w:rPr>
+        <w:t xml:space="preserve">C. </w:t>
+      </w:r>
+      <w:r>
+        <w:rPr>
+          <w:rFonts w:hint="eastAsia" w:ascii="Times New Roman" w:hAnsi="Times New Roman" w:eastAsia="FangSong" w:cs="Times New Roman"/>
+        </w:rPr>
+        <w:t>离子电荷低</w:t>
+      </w:r>
+      <w:r>
+        <w:rPr>
+          <w:rFonts w:hint="eastAsia" w:ascii="Times New Roman" w:hAnsi="Times New Roman" w:eastAsia="Times New Roman" w:cs="Times New Roman"/>
+        </w:rPr>
+        <w:t>、</w:t>
+      </w:r>
+      <w:r>
+        <w:rPr>
+          <w:rFonts w:hint="eastAsia" w:ascii="Times New Roman" w:hAnsi="Times New Roman" w:eastAsia="FangSong" w:cs="Times New Roman"/>
+        </w:rPr>
+        <w:t>离子半径小</w:t>
+      </w:r>
+      <w:r>
+        <w:rPr>
+          <w:rFonts w:ascii="Times New Roman" w:hAnsi="Times New Roman" w:eastAsia="Times New Roman" w:cs="Times New Roman"/>
+        </w:rPr>
+        <w:t xml:space="preserve"> </w:t>
+      </w:r>
+    </w:p>
+    <w:p>
+      <w:pPr>
+        <w:pStyle w:val="FirstParagraph"/>
         <w:spacing w:before="0" w:after="0"/>
-      </w:pPr>
-      <w:r>
-        <w:rPr>
-          <w:rFonts w:ascii="Times New Roman" w:hAnsi="Times New Roman" w:eastAsia="Times New Roman" w:cs="Times New Roman"/>
-        </w:rPr>
-        <w:t xml:space="preserve">B. </w:t>
-      </w:r>
-      <w:r>
-        <w:rPr>
-          <w:rFonts w:hint="eastAsia" w:ascii="Times New Roman" w:hAnsi="Times New Roman" w:eastAsia="FangSong" w:cs="Times New Roman"/>
-        </w:rPr>
-        <w:t>离子电荷高</w:t>
-      </w:r>
-      <w:r>
-        <w:rPr>
-          <w:rFonts w:hint="eastAsia" w:ascii="Times New Roman" w:hAnsi="Times New Roman" w:eastAsia="Times New Roman" w:cs="Times New Roman"/>
-        </w:rPr>
-        <w:t>、</w:t>
-      </w:r>
-      <w:r>
-        <w:rPr>
-          <w:rFonts w:hint="eastAsia" w:ascii="Times New Roman" w:hAnsi="Times New Roman" w:eastAsia="FangSong" w:cs="Times New Roman"/>
-        </w:rPr>
-        <w:t>离子半径小</w:t>
-      </w:r>
-      <w:r>
-        <w:rPr>
-          <w:rFonts w:ascii="Times New Roman" w:hAnsi="Times New Roman" w:eastAsia="Times New Roman" w:cs="Times New Roman"/>
-        </w:rPr>
-        <w:t xml:space="preserve"> </w:t>
-      </w:r>
-    </w:p>
-    <w:p>
-      <w:pPr>
-        <w:pStyle w:val="FirstParagraph"/>
         <w:ind w:left="480" w:hanging="480"/>
-        <w:spacing w:before="0" w:after="0"/>
-      </w:pPr>
-      <w:r>
-        <w:rPr>
-          <w:rFonts w:ascii="Times New Roman" w:hAnsi="Times New Roman" w:eastAsia="Times New Roman" w:cs="Times New Roman"/>
-        </w:rPr>
-        <w:t xml:space="preserve">C. </w:t>
-      </w:r>
-      <w:r>
-        <w:rPr>
-          <w:rFonts w:hint="eastAsia" w:ascii="Times New Roman" w:hAnsi="Times New Roman" w:eastAsia="FangSong" w:cs="Times New Roman"/>
-        </w:rPr>
-        <w:t>离子电荷低</w:t>
-      </w:r>
-      <w:r>
-        <w:rPr>
-          <w:rFonts w:hint="eastAsia" w:ascii="Times New Roman" w:hAnsi="Times New Roman" w:eastAsia="Times New Roman" w:cs="Times New Roman"/>
-        </w:rPr>
-        <w:t>、</w:t>
-      </w:r>
-      <w:r>
-        <w:rPr>
-          <w:rFonts w:hint="eastAsia" w:ascii="Times New Roman" w:hAnsi="Times New Roman" w:eastAsia="FangSong" w:cs="Times New Roman"/>
-        </w:rPr>
-        <w:t>离子半径小</w:t>
-      </w:r>
-      <w:r>
-        <w:rPr>
-          <w:rFonts w:ascii="Times New Roman" w:hAnsi="Times New Roman" w:eastAsia="Times New Roman" w:cs="Times New Roman"/>
-        </w:rPr>
-        <w:t xml:space="preserve"> </w:t>
-      </w:r>
-    </w:p>
-    <w:p>
-      <w:pPr>
-        <w:pStyle w:val="FirstParagraph"/>
-        <w:ind w:left="480" w:hanging="480"/>
-        <w:spacing w:before="0" w:after="180"/>
       </w:pPr>
       <w:r>
         <w:rPr>
@@ -887,8 +888,8 @@
     <w:p>
       <w:pPr>
         <w:pStyle w:val="FirstParagraph"/>
+        <w:spacing w:before="0" w:after="0"/>
         <w:ind w:left="480" w:hanging="480"/>
-        <w:spacing w:after="0"/>
       </w:pPr>
       <w:r>
         <w:rPr>
@@ -924,101 +925,101 @@
     <w:p>
       <w:pPr>
         <w:pStyle w:val="FirstParagraph"/>
+        <w:spacing w:before="0" w:after="0"/>
         <w:ind w:left="480" w:hanging="480"/>
+      </w:pPr>
+      <w:r>
+        <w:rPr>
+          <w:rFonts w:hint="eastAsia" w:ascii="Times New Roman" w:hAnsi="Times New Roman" w:eastAsia="Times New Roman" w:cs="Times New Roman"/>
+        </w:rPr>
+        <w:t>A.</w:t>
+      </w:r>
+      <w:r>
+        <w:rPr>
+          <w:rFonts w:hint="eastAsia" w:ascii="Times New Roman" w:hAnsi="Times New Roman" w:eastAsia="FangSong" w:cs="Times New Roman"/>
+        </w:rPr>
+        <w:t>单原子分子的偶极矩等于零</w:t>
+      </w:r>
+      <w:r>
+        <w:rPr>
+          <w:rFonts w:ascii="Times New Roman" w:hAnsi="Times New Roman" w:eastAsia="Times New Roman" w:cs="Times New Roman"/>
+        </w:rPr>
+        <w:t xml:space="preserve"> </w:t>
+      </w:r>
+    </w:p>
+    <w:p>
+      <w:pPr>
+        <w:pStyle w:val="FirstParagraph"/>
         <w:spacing w:before="0" w:after="0"/>
-      </w:pPr>
-      <w:r>
-        <w:rPr>
-          <w:rFonts w:hint="eastAsia" w:ascii="Times New Roman" w:hAnsi="Times New Roman" w:eastAsia="Times New Roman" w:cs="Times New Roman"/>
-        </w:rPr>
-        <w:t>A.</w:t>
-      </w:r>
-      <w:r>
-        <w:rPr>
-          <w:rFonts w:hint="eastAsia" w:ascii="Times New Roman" w:hAnsi="Times New Roman" w:eastAsia="FangSong" w:cs="Times New Roman"/>
-        </w:rPr>
-        <w:t>单原子分子的偶极矩等于零</w:t>
-      </w:r>
-      <w:r>
-        <w:rPr>
-          <w:rFonts w:ascii="Times New Roman" w:hAnsi="Times New Roman" w:eastAsia="Times New Roman" w:cs="Times New Roman"/>
-        </w:rPr>
-        <w:t xml:space="preserve"> </w:t>
+        <w:ind w:left="480" w:hanging="480"/>
+      </w:pPr>
+      <w:r>
+        <w:rPr>
+          <w:rFonts w:hint="eastAsia" w:ascii="Times New Roman" w:hAnsi="Times New Roman" w:eastAsia="Times New Roman" w:cs="Times New Roman"/>
+        </w:rPr>
+        <w:t>B.</w:t>
+      </w:r>
+      <w:r>
+        <w:rPr>
+          <w:rFonts w:hint="eastAsia" w:ascii="Times New Roman" w:hAnsi="Times New Roman" w:eastAsia="FangSong" w:cs="Times New Roman"/>
+        </w:rPr>
+        <w:t>键矩愈大</w:t>
+      </w:r>
+      <w:r>
+        <w:rPr>
+          <w:rFonts w:hint="eastAsia" w:ascii="Times New Roman" w:hAnsi="Times New Roman" w:eastAsia="Times New Roman" w:cs="Times New Roman"/>
+        </w:rPr>
+        <w:t>，</w:t>
+      </w:r>
+      <w:r>
+        <w:rPr>
+          <w:rFonts w:hint="eastAsia" w:ascii="Times New Roman" w:hAnsi="Times New Roman" w:eastAsia="FangSong" w:cs="Times New Roman"/>
+        </w:rPr>
+        <w:t>分子的偶极矩也愈大</w:t>
       </w:r>
     </w:p>
     <w:p>
       <w:pPr>
         <w:pStyle w:val="FirstParagraph"/>
+        <w:spacing w:before="0" w:after="0"/>
         <w:ind w:left="480" w:hanging="480"/>
+      </w:pPr>
+      <w:r>
+        <w:rPr>
+          <w:rFonts w:hint="eastAsia" w:ascii="Times New Roman" w:hAnsi="Times New Roman" w:eastAsia="Times New Roman" w:cs="Times New Roman"/>
+        </w:rPr>
+        <w:t>C.</w:t>
+      </w:r>
+      <w:r>
+        <w:rPr>
+          <w:rFonts w:hint="eastAsia" w:ascii="Times New Roman" w:hAnsi="Times New Roman" w:eastAsia="FangSong" w:cs="Times New Roman"/>
+        </w:rPr>
+        <w:t>有对称中心的分子</w:t>
+      </w:r>
+      <w:r>
+        <w:rPr>
+          <w:rFonts w:hint="eastAsia" w:ascii="Times New Roman" w:hAnsi="Times New Roman" w:eastAsia="Times New Roman" w:cs="Times New Roman"/>
+        </w:rPr>
+        <w:t>，</w:t>
+      </w:r>
+      <w:r>
+        <w:rPr>
+          <w:rFonts w:hint="eastAsia" w:ascii="Times New Roman" w:hAnsi="Times New Roman" w:eastAsia="FangSong" w:cs="Times New Roman"/>
+        </w:rPr>
+        <w:t>其偶极矩等于零</w:t>
+      </w:r>
+      <w:r>
+        <w:rPr>
+          <w:rFonts w:ascii="Times New Roman" w:hAnsi="Times New Roman" w:eastAsia="Times New Roman" w:cs="Times New Roman"/>
+        </w:rPr>
+        <w:t xml:space="preserve"> </w:t>
+      </w:r>
+    </w:p>
+    <w:p>
+      <w:pPr>
+        <w:pStyle w:val="FirstParagraph"/>
         <w:spacing w:before="0" w:after="0"/>
-      </w:pPr>
-      <w:r>
-        <w:rPr>
-          <w:rFonts w:hint="eastAsia" w:ascii="Times New Roman" w:hAnsi="Times New Roman" w:eastAsia="Times New Roman" w:cs="Times New Roman"/>
-        </w:rPr>
-        <w:t>B.</w:t>
-      </w:r>
-      <w:r>
-        <w:rPr>
-          <w:rFonts w:hint="eastAsia" w:ascii="Times New Roman" w:hAnsi="Times New Roman" w:eastAsia="FangSong" w:cs="Times New Roman"/>
-        </w:rPr>
-        <w:t>键矩愈大</w:t>
-      </w:r>
-      <w:r>
-        <w:rPr>
-          <w:rFonts w:hint="eastAsia" w:ascii="Times New Roman" w:hAnsi="Times New Roman" w:eastAsia="Times New Roman" w:cs="Times New Roman"/>
-        </w:rPr>
-        <w:t>，</w:t>
-      </w:r>
-      <w:r>
-        <w:rPr>
-          <w:rFonts w:hint="eastAsia" w:ascii="Times New Roman" w:hAnsi="Times New Roman" w:eastAsia="FangSong" w:cs="Times New Roman"/>
-        </w:rPr>
-        <w:t>分子的偶极矩也愈大</w:t>
-      </w:r>
-    </w:p>
-    <w:p>
-      <w:pPr>
-        <w:pStyle w:val="FirstParagraph"/>
         <w:ind w:left="480" w:hanging="480"/>
-        <w:spacing w:before="0" w:after="0"/>
-      </w:pPr>
-      <w:r>
-        <w:rPr>
-          <w:rFonts w:hint="eastAsia" w:ascii="Times New Roman" w:hAnsi="Times New Roman" w:eastAsia="Times New Roman" w:cs="Times New Roman"/>
-        </w:rPr>
-        <w:t>C.</w:t>
-      </w:r>
-      <w:r>
-        <w:rPr>
-          <w:rFonts w:hint="eastAsia" w:ascii="Times New Roman" w:hAnsi="Times New Roman" w:eastAsia="FangSong" w:cs="Times New Roman"/>
-        </w:rPr>
-        <w:t>有对称中心的分子</w:t>
-      </w:r>
-      <w:r>
-        <w:rPr>
-          <w:rFonts w:hint="eastAsia" w:ascii="Times New Roman" w:hAnsi="Times New Roman" w:eastAsia="Times New Roman" w:cs="Times New Roman"/>
-        </w:rPr>
-        <w:t>，</w:t>
-      </w:r>
-      <w:r>
-        <w:rPr>
-          <w:rFonts w:hint="eastAsia" w:ascii="Times New Roman" w:hAnsi="Times New Roman" w:eastAsia="FangSong" w:cs="Times New Roman"/>
-        </w:rPr>
-        <w:t>其偶极矩等于零</w:t>
-      </w:r>
-      <w:r>
-        <w:rPr>
-          <w:rFonts w:ascii="Times New Roman" w:hAnsi="Times New Roman" w:eastAsia="Times New Roman" w:cs="Times New Roman"/>
-        </w:rPr>
-        <w:t xml:space="preserve"> </w:t>
-      </w:r>
-    </w:p>
-    <w:p>
-      <w:pPr>
-        <w:pStyle w:val="FirstParagraph"/>
-        <w:ind w:left="480" w:hanging="480"/>
-        <w:spacing w:before="0" w:after="180"/>
       </w:pPr>
       <w:r>
         <w:rPr>
@@ -1082,8 +1083,8 @@
     <w:p>
       <w:pPr>
         <w:pStyle w:val="FirstParagraph"/>
+        <w:spacing w:before="0" w:after="0"/>
         <w:ind w:left="480" w:hanging="480"/>
-        <w:spacing w:after="0"/>
       </w:pPr>
       <w:r>
         <w:rPr>
@@ -1143,47 +1144,47 @@
     <w:p>
       <w:pPr>
         <w:pStyle w:val="FirstParagraph"/>
+        <w:spacing w:before="0" w:after="0"/>
         <w:ind w:left="480" w:hanging="480"/>
+      </w:pPr>
+      <w:r>
+        <w:rPr>
+          <w:rFonts w:ascii="Times New Roman" w:hAnsi="Times New Roman" w:eastAsia="Times New Roman" w:cs="Times New Roman"/>
+        </w:rPr>
+        <w:t xml:space="preserve">A. A-X-A </w:t>
+      </w:r>
+    </w:p>
+    <w:p>
+      <w:pPr>
+        <w:pStyle w:val="FirstParagraph"/>
         <w:spacing w:before="0" w:after="0"/>
-      </w:pPr>
-      <w:r>
-        <w:rPr>
-          <w:rFonts w:ascii="Times New Roman" w:hAnsi="Times New Roman" w:eastAsia="Times New Roman" w:cs="Times New Roman"/>
-        </w:rPr>
-        <w:t xml:space="preserve">A. A-X-A </w:t>
+        <w:ind w:left="480" w:hanging="480"/>
+      </w:pPr>
+      <w:r>
+        <w:rPr>
+          <w:rFonts w:ascii="Times New Roman" w:hAnsi="Times New Roman" w:eastAsia="Times New Roman" w:cs="Times New Roman"/>
+        </w:rPr>
+        <w:t xml:space="preserve">B. A=X=A </w:t>
       </w:r>
     </w:p>
     <w:p>
       <w:pPr>
         <w:pStyle w:val="FirstParagraph"/>
+        <w:spacing w:before="0" w:after="0"/>
         <w:ind w:left="480" w:hanging="480"/>
+      </w:pPr>
+      <w:r>
+        <w:rPr>
+          <w:rFonts w:ascii="Times New Roman" w:hAnsi="Times New Roman" w:eastAsia="Times New Roman" w:cs="Times New Roman"/>
+        </w:rPr>
+        <w:t xml:space="preserve">C. A=X-X </w:t>
+      </w:r>
+    </w:p>
+    <w:p>
+      <w:pPr>
+        <w:pStyle w:val="FirstParagraph"/>
         <w:spacing w:before="0" w:after="0"/>
-      </w:pPr>
-      <w:r>
-        <w:rPr>
-          <w:rFonts w:ascii="Times New Roman" w:hAnsi="Times New Roman" w:eastAsia="Times New Roman" w:cs="Times New Roman"/>
-        </w:rPr>
-        <w:t xml:space="preserve">B. A=X=A </w:t>
-      </w:r>
-    </w:p>
-    <w:p>
-      <w:pPr>
-        <w:pStyle w:val="FirstParagraph"/>
         <w:ind w:left="480" w:hanging="480"/>
-        <w:spacing w:before="0" w:after="0"/>
-      </w:pPr>
-      <w:r>
-        <w:rPr>
-          <w:rFonts w:ascii="Times New Roman" w:hAnsi="Times New Roman" w:eastAsia="Times New Roman" w:cs="Times New Roman"/>
-        </w:rPr>
-        <w:t xml:space="preserve">C. A=X-X </w:t>
-      </w:r>
-    </w:p>
-    <w:p>
-      <w:pPr>
-        <w:pStyle w:val="FirstParagraph"/>
-        <w:ind w:left="480" w:hanging="480"/>
-        <w:spacing w:before="0" w:after="180"/>
       </w:pPr>
       <w:r>
         <w:rPr>
@@ -1368,6 +1369,7 @@
     <w:p>
       <w:pPr>
         <w:pStyle w:val="Compact"/>
+        <w:spacing w:before="0" w:after="0"/>
       </w:pPr>
       <w:r>
         <w:rPr>
@@ -1397,6 +1399,7 @@
     <w:p>
       <w:pPr>
         <w:pStyle w:val="Compact"/>
+        <w:spacing w:before="0" w:after="0"/>
       </w:pPr>
       <w:r>
         <w:rPr>
@@ -1414,6 +1417,7 @@
     <w:p>
       <w:pPr>
         <w:pStyle w:val="Compact"/>
+        <w:spacing w:before="0" w:after="0"/>
       </w:pPr>
       <w:r>
         <w:rPr>
@@ -1431,6 +1435,7 @@
     <w:p>
       <w:pPr>
         <w:pStyle w:val="Compact"/>
+        <w:spacing w:before="0" w:after="0"/>
       </w:pPr>
       <w:r>
         <w:rPr>
@@ -6478,6 +6483,14 @@
       <w:tblPr>
         <w:tblStyle w:val="Table"/>
         <w:tblW w:type="auto" w:w="0"/>
+        <w:tblBorders>
+          <w:top w:val="single" w:sz="12" w:space="0" w:color="000000"/>
+          <w:left w:val="none" w:sz="0" w:space="0" w:color="auto"/>
+          <w:bottom w:val="single" w:sz="12" w:space="0" w:color="000000"/>
+          <w:right w:val="none" w:sz="0" w:space="0" w:color="auto"/>
+          <w:insideH w:val="none" w:sz="0" w:space="0" w:color="auto"/>
+          <w:insideV w:val="none" w:sz="0" w:space="0" w:color="auto"/>
+        </w:tblBorders>
         <w:tblLook w:firstRow="1" w:lastRow="0" w:firstColumn="0" w:lastColumn="0" w:noHBand="0" w:noVBand="0" w:val="0020"/>
       </w:tblPr>
       <w:tblGrid>
@@ -6494,7 +6507,11 @@
           <w:tblHeader w:val="on"/>
         </w:trPr>
         <w:tc>
-          <w:tcPr/>
+          <w:tcPr>
+            <w:tcBorders>
+              <w:bottom w:val="single" w:sz="8" w:space="0" w:color="000000"/>
+            </w:tcBorders>
+          </w:tcPr>
           <w:p>
             <w:pPr>
               <w:pStyle w:val="Compact"/>
@@ -6510,7 +6527,11 @@
           </w:p>
         </w:tc>
         <w:tc>
-          <w:tcPr/>
+          <w:tcPr>
+            <w:tcBorders>
+              <w:bottom w:val="single" w:sz="8" w:space="0" w:color="000000"/>
+            </w:tcBorders>
+          </w:tcPr>
           <w:p>
             <w:pPr>
               <w:pStyle w:val="Compact"/>
@@ -6526,7 +6547,11 @@
           </w:p>
         </w:tc>
         <w:tc>
-          <w:tcPr/>
+          <w:tcPr>
+            <w:tcBorders>
+              <w:bottom w:val="single" w:sz="8" w:space="0" w:color="000000"/>
+            </w:tcBorders>
+          </w:tcPr>
           <w:p>
             <w:pPr>
               <w:pStyle w:val="Compact"/>
@@ -6542,7 +6567,11 @@
           </w:p>
         </w:tc>
         <w:tc>
-          <w:tcPr/>
+          <w:tcPr>
+            <w:tcBorders>
+              <w:bottom w:val="single" w:sz="8" w:space="0" w:color="000000"/>
+            </w:tcBorders>
+          </w:tcPr>
           <w:p>
             <w:pPr>
               <w:pStyle w:val="Compact"/>
@@ -6558,7 +6587,11 @@
           </w:p>
         </w:tc>
         <w:tc>
-          <w:tcPr/>
+          <w:tcPr>
+            <w:tcBorders>
+              <w:bottom w:val="single" w:sz="8" w:space="0" w:color="000000"/>
+            </w:tcBorders>
+          </w:tcPr>
           <w:p>
             <w:pPr>
               <w:pStyle w:val="Compact"/>
@@ -6574,7 +6607,11 @@
           </w:p>
         </w:tc>
         <w:tc>
-          <w:tcPr/>
+          <w:tcPr>
+            <w:tcBorders>
+              <w:bottom w:val="single" w:sz="8" w:space="0" w:color="000000"/>
+            </w:tcBorders>
+          </w:tcPr>
           <w:p>
             <w:pPr>
               <w:pStyle w:val="Compact"/>
@@ -6605,7 +6642,11 @@
           </w:p>
         </w:tc>
         <w:tc>
-          <w:tcPr/>
+          <w:tcPr>
+            <w:tcBorders>
+              <w:bottom w:val="single" w:sz="8" w:space="0" w:color="000000"/>
+            </w:tcBorders>
+          </w:tcPr>
           <w:p>
             <w:pPr>
               <w:pStyle w:val="Compact"/>
@@ -7382,8 +7423,8 @@
     <w:p>
       <w:pPr>
         <w:pStyle w:val="Compact"/>
+        <w:spacing w:before="0" w:after="0"/>
         <w:ind w:left="480" w:hanging="480"/>
-        <w:spacing w:after="0"/>
       </w:pPr>
       <w:r>
         <w:rPr>
@@ -7421,99 +7462,99 @@
     <w:p>
       <w:pPr>
         <w:pStyle w:val="Compact"/>
+        <w:spacing w:before="0" w:after="0"/>
         <w:ind w:left="480" w:hanging="480"/>
+      </w:pPr>
+      <w:r>
+        <w:rPr>
+          <w:rFonts w:ascii="Times New Roman" w:hAnsi="Times New Roman" w:eastAsia="Times New Roman" w:cs="Times New Roman"/>
+        </w:rPr>
+        <w:t xml:space="preserve">B. ΔH</w:t>
+      </w:r>
+      <w:r>
+        <w:rPr>
+          <w:rFonts w:ascii="Times New Roman" w:hAnsi="Times New Roman" w:eastAsia="Times New Roman" w:cs="Times New Roman"/>
+          <w:vertAlign w:val="subscript"/>
+        </w:rPr>
+        <w:t>1</w:t>
+      </w:r>
+      <w:r>
+        <w:rPr>
+          <w:rFonts w:ascii="Times New Roman" w:hAnsi="Times New Roman" w:eastAsia="Times New Roman" w:cs="Times New Roman"/>
+        </w:rPr>
+        <w:t xml:space="preserve"> &gt; ΔH</w:t>
+      </w:r>
+      <w:r>
+        <w:rPr>
+          <w:rFonts w:ascii="Times New Roman" w:hAnsi="Times New Roman" w:eastAsia="Times New Roman" w:cs="Times New Roman"/>
+          <w:vertAlign w:val="subscript"/>
+        </w:rPr>
+        <w:t>3</w:t>
+      </w:r>
+      <w:r>
+        <w:rPr>
+          <w:rFonts w:ascii="Times New Roman" w:hAnsi="Times New Roman" w:eastAsia="Times New Roman" w:cs="Times New Roman"/>
+        </w:rPr>
+        <w:t xml:space="preserve">　　</w:t>
+      </w:r>
+    </w:p>
+    <w:p>
+      <w:pPr>
+        <w:pStyle w:val="Compact"/>
         <w:spacing w:before="0" w:after="0"/>
-      </w:pPr>
-      <w:r>
-        <w:rPr>
-          <w:rFonts w:ascii="Times New Roman" w:hAnsi="Times New Roman" w:eastAsia="Times New Roman" w:cs="Times New Roman"/>
-        </w:rPr>
-        <w:t xml:space="preserve">B. ΔH</w:t>
+        <w:ind w:left="480" w:hanging="480"/>
+      </w:pPr>
+      <w:r>
+        <w:rPr>
+          <w:rFonts w:ascii="Times New Roman" w:hAnsi="Times New Roman" w:eastAsia="Times New Roman" w:cs="Times New Roman"/>
+        </w:rPr>
+        <w:t xml:space="preserve">C. ΔH</w:t>
       </w:r>
       <w:r>
         <w:rPr>
           <w:rFonts w:ascii="Times New Roman" w:hAnsi="Times New Roman" w:eastAsia="Times New Roman" w:cs="Times New Roman"/>
           <w:vertAlign w:val="subscript"/>
         </w:rPr>
+        <w:t>2</w:t>
+      </w:r>
+      <w:r>
+        <w:rPr>
+          <w:rFonts w:ascii="Times New Roman" w:hAnsi="Times New Roman" w:eastAsia="Times New Roman" w:cs="Times New Roman"/>
+        </w:rPr>
+        <w:t xml:space="preserve"> + ΔH</w:t>
+      </w:r>
+      <w:r>
+        <w:rPr>
+          <w:rFonts w:ascii="Times New Roman" w:hAnsi="Times New Roman" w:eastAsia="Times New Roman" w:cs="Times New Roman"/>
+          <w:vertAlign w:val="subscript"/>
+        </w:rPr>
+        <w:t>3</w:t>
+      </w:r>
+      <w:r>
+        <w:rPr>
+          <w:rFonts w:ascii="Times New Roman" w:hAnsi="Times New Roman" w:eastAsia="Times New Roman" w:cs="Times New Roman"/>
+        </w:rPr>
+        <w:t xml:space="preserve"> = ΔH</w:t>
+      </w:r>
+      <w:r>
+        <w:rPr>
+          <w:rFonts w:ascii="Times New Roman" w:hAnsi="Times New Roman" w:eastAsia="Times New Roman" w:cs="Times New Roman"/>
+          <w:vertAlign w:val="subscript"/>
+        </w:rPr>
         <w:t>1</w:t>
       </w:r>
       <w:r>
         <w:rPr>
           <w:rFonts w:ascii="Times New Roman" w:hAnsi="Times New Roman" w:eastAsia="Times New Roman" w:cs="Times New Roman"/>
         </w:rPr>
-        <w:t xml:space="preserve"> &gt; ΔH</w:t>
-      </w:r>
-      <w:r>
-        <w:rPr>
-          <w:rFonts w:ascii="Times New Roman" w:hAnsi="Times New Roman" w:eastAsia="Times New Roman" w:cs="Times New Roman"/>
-          <w:vertAlign w:val="subscript"/>
-        </w:rPr>
-        <w:t>3</w:t>
-      </w:r>
-      <w:r>
-        <w:rPr>
-          <w:rFonts w:ascii="Times New Roman" w:hAnsi="Times New Roman" w:eastAsia="Times New Roman" w:cs="Times New Roman"/>
-        </w:rPr>
         <w:t xml:space="preserve">　　</w:t>
       </w:r>
     </w:p>
     <w:p>
       <w:pPr>
         <w:pStyle w:val="Compact"/>
+        <w:spacing w:before="0" w:after="0"/>
         <w:ind w:left="480" w:hanging="480"/>
-        <w:spacing w:before="0" w:after="0"/>
-      </w:pPr>
-      <w:r>
-        <w:rPr>
-          <w:rFonts w:ascii="Times New Roman" w:hAnsi="Times New Roman" w:eastAsia="Times New Roman" w:cs="Times New Roman"/>
-        </w:rPr>
-        <w:t xml:space="preserve">C. ΔH</w:t>
-      </w:r>
-      <w:r>
-        <w:rPr>
-          <w:rFonts w:ascii="Times New Roman" w:hAnsi="Times New Roman" w:eastAsia="Times New Roman" w:cs="Times New Roman"/>
-          <w:vertAlign w:val="subscript"/>
-        </w:rPr>
-        <w:t>2</w:t>
-      </w:r>
-      <w:r>
-        <w:rPr>
-          <w:rFonts w:ascii="Times New Roman" w:hAnsi="Times New Roman" w:eastAsia="Times New Roman" w:cs="Times New Roman"/>
-        </w:rPr>
-        <w:t xml:space="preserve"> + ΔH</w:t>
-      </w:r>
-      <w:r>
-        <w:rPr>
-          <w:rFonts w:ascii="Times New Roman" w:hAnsi="Times New Roman" w:eastAsia="Times New Roman" w:cs="Times New Roman"/>
-          <w:vertAlign w:val="subscript"/>
-        </w:rPr>
-        <w:t>3</w:t>
-      </w:r>
-      <w:r>
-        <w:rPr>
-          <w:rFonts w:ascii="Times New Roman" w:hAnsi="Times New Roman" w:eastAsia="Times New Roman" w:cs="Times New Roman"/>
-        </w:rPr>
-        <w:t xml:space="preserve"> = ΔH</w:t>
-      </w:r>
-      <w:r>
-        <w:rPr>
-          <w:rFonts w:ascii="Times New Roman" w:hAnsi="Times New Roman" w:eastAsia="Times New Roman" w:cs="Times New Roman"/>
-          <w:vertAlign w:val="subscript"/>
-        </w:rPr>
-        <w:t>1</w:t>
-      </w:r>
-      <w:r>
-        <w:rPr>
-          <w:rFonts w:ascii="Times New Roman" w:hAnsi="Times New Roman" w:eastAsia="Times New Roman" w:cs="Times New Roman"/>
-        </w:rPr>
-        <w:t xml:space="preserve">　　</w:t>
-      </w:r>
-    </w:p>
-    <w:p>
-      <w:pPr>
-        <w:pStyle w:val="Compact"/>
-        <w:ind w:left="480" w:hanging="480"/>
-        <w:spacing w:before="0" w:after="36"/>
       </w:pPr>
       <w:r>
         <w:rPr>
@@ -7736,6 +7777,7 @@
     <w:p>
       <w:pPr>
         <w:pStyle w:val="Compact"/>
+        <w:spacing w:before="0" w:after="0"/>
       </w:pPr>
       <w:r>
         <w:rPr>
@@ -7790,6 +7832,7 @@
     <w:p>
       <w:pPr>
         <w:pStyle w:val="Compact"/>
+        <w:spacing w:before="0" w:after="0"/>
       </w:pPr>
       <w:r>
         <w:rPr>
@@ -7843,6 +7886,7 @@
     <w:p>
       <w:pPr>
         <w:pStyle w:val="Compact"/>
+        <w:spacing w:before="0" w:after="0"/>
       </w:pPr>
       <w:r>
         <w:rPr>
@@ -7905,6 +7949,7 @@
     <w:p>
       <w:pPr>
         <w:pStyle w:val="Compact"/>
+        <w:spacing w:before="0" w:after="0"/>
       </w:pPr>
       <w:r>
         <w:rPr>
@@ -8219,8 +8264,8 @@
     <w:p>
       <w:pPr>
         <w:pStyle w:val="Compact"/>
+        <w:spacing w:before="0" w:after="0"/>
         <w:ind w:left="480" w:hanging="480"/>
-        <w:spacing w:after="0"/>
       </w:pPr>
       <w:r>
         <w:rPr>
@@ -8232,34 +8277,34 @@
     <w:p>
       <w:pPr>
         <w:pStyle w:val="Compact"/>
+        <w:spacing w:before="0" w:after="0"/>
         <w:ind w:left="480" w:hanging="480"/>
+      </w:pPr>
+      <w:r>
+        <w:rPr>
+          <w:rFonts w:ascii="Times New Roman" w:hAnsi="Times New Roman" w:eastAsia="Times New Roman" w:cs="Times New Roman"/>
+        </w:rPr>
+        <w:t xml:space="preserve">B. +0.549 V　　</w:t>
+      </w:r>
+    </w:p>
+    <w:p>
+      <w:pPr>
+        <w:pStyle w:val="Compact"/>
         <w:spacing w:before="0" w:after="0"/>
-      </w:pPr>
-      <w:r>
-        <w:rPr>
-          <w:rFonts w:ascii="Times New Roman" w:hAnsi="Times New Roman" w:eastAsia="Times New Roman" w:cs="Times New Roman"/>
-        </w:rPr>
-        <w:t xml:space="preserve">B. +0.549 V　　</w:t>
+        <w:ind w:left="480" w:hanging="480"/>
+      </w:pPr>
+      <w:r>
+        <w:rPr>
+          <w:rFonts w:ascii="Times New Roman" w:hAnsi="Times New Roman" w:eastAsia="Times New Roman" w:cs="Times New Roman"/>
+        </w:rPr>
+        <w:t xml:space="preserve">C. −1.54 V　　</w:t>
       </w:r>
     </w:p>
     <w:p>
       <w:pPr>
         <w:pStyle w:val="Compact"/>
+        <w:spacing w:before="0" w:after="0"/>
         <w:ind w:left="480" w:hanging="480"/>
-        <w:spacing w:before="0" w:after="0"/>
-      </w:pPr>
-      <w:r>
-        <w:rPr>
-          <w:rFonts w:ascii="Times New Roman" w:hAnsi="Times New Roman" w:eastAsia="Times New Roman" w:cs="Times New Roman"/>
-        </w:rPr>
-        <w:t xml:space="preserve">C. −1.54 V　　</w:t>
-      </w:r>
-    </w:p>
-    <w:p>
-      <w:pPr>
-        <w:pStyle w:val="Compact"/>
-        <w:ind w:left="480" w:hanging="480"/>
-        <w:spacing w:before="0" w:after="36"/>
       </w:pPr>
       <w:r>
         <w:rPr>
@@ -8516,6 +8561,7 @@
     <w:p>
       <w:pPr>
         <w:pStyle w:val="Compact"/>
+        <w:spacing w:before="0" w:after="0"/>
       </w:pPr>
       <w:r>
         <w:rPr>
@@ -8629,6 +8675,7 @@
     <w:p>
       <w:pPr>
         <w:pStyle w:val="Compact"/>
+        <w:spacing w:before="0" w:after="0"/>
       </w:pPr>
       <w:r>
         <w:rPr>
@@ -8728,6 +8775,7 @@
     <w:p>
       <w:pPr>
         <w:pStyle w:val="Compact"/>
+        <w:spacing w:before="0" w:after="0"/>
       </w:pPr>
       <w:r>
         <w:rPr>
@@ -8827,6 +8875,7 @@
     <w:p>
       <w:pPr>
         <w:pStyle w:val="Compact"/>
+        <w:spacing w:before="0" w:after="0"/>
       </w:pPr>
       <w:r>
         <w:rPr>
@@ -14352,7 +14401,7 @@
     <ns0:rPr>
       <ns0:rFonts ns0:ascii="Times New Roman" ns0:cs="Times New Roman" ns0:eastAsia="SimHei" ns0:hAnsi="Times New Roman"/>
       <ns0:b/>
-      <ns0:color ns0:val="17324D"/>
+      <ns0:color ns0:val="000000"/>
       <ns0:sz ns0:val="44"/>
       <ns0:szCs ns0:val="56"/>
     </ns0:rPr>
@@ -14494,7 +14543,7 @@
     <ns0:rPr>
       <ns0:rFonts ns0:ascii="Times New Roman" ns0:cs="Times New Roman" ns0:eastAsia="SimHei" ns0:hAnsi="Times New Roman"/>
       <ns0:b/>
-      <ns0:color ns0:val="17324D"/>
+      <ns0:color ns0:val="000000"/>
       <ns0:sz ns0:val="32"/>
       <ns0:szCs ns0:val="40"/>
     </ns0:rPr>
@@ -14518,7 +14567,7 @@
     <ns0:rPr>
       <ns0:rFonts ns0:ascii="Times New Roman" ns0:cs="Times New Roman" ns0:eastAsia="SimHei" ns0:hAnsi="Times New Roman"/>
       <ns0:b/>
-      <ns0:color ns0:val="17324D"/>
+      <ns0:color ns0:val="000000"/>
       <ns0:sz ns0:val="28"/>
       <ns0:szCs ns0:val="32"/>
     </ns0:rPr>
@@ -14542,7 +14591,7 @@
     <ns0:rPr>
       <ns0:rFonts ns0:ascii="Times New Roman" ns0:cs="Times New Roman" ns0:eastAsia="SimHei" ns0:hAnsi="Times New Roman"/>
       <ns0:b/>
-      <ns0:color ns0:val="17324D"/>
+      <ns0:color ns0:val="000000"/>
       <ns0:sz ns0:val="25"/>
       <ns0:szCs ns0:val="28"/>
     </ns0:rPr>

--- a/00-首页/题组Word/第一轮·综合套卷/第一轮综合卷10（学生版）.docx
+++ b/00-首页/题组Word/第一轮·综合套卷/第一轮综合卷10（学生版）.docx
@@ -126,7 +126,6 @@
     <w:p>
       <w:pPr>
         <w:pStyle w:val="BodyText"/>
-        <w:spacing w:before="0" w:after="0"/>
       </w:pPr>
       <w:r>
         <w:rPr>
@@ -294,8 +293,6 @@
     <w:p>
       <w:pPr>
         <w:pStyle w:val="BodyText"/>
-        <w:spacing w:before="0" w:after="0"/>
-        <w:ind w:left="480" w:hanging="480"/>
       </w:pPr>
       <w:r>
         <w:rPr>
@@ -406,13 +403,6 @@
         </w:rPr>
         <w:t>个新的原子轨道</w:t>
       </w:r>
-    </w:p>
-    <w:p>
-      <w:pPr>
-        <w:pStyle w:val="BodyText"/>
-        <w:spacing w:before="0" w:after="0"/>
-        <w:ind w:left="480" w:hanging="480"/>
-      </w:pPr>
       <w:r>
         <w:rPr>
           <w:rFonts w:hint="eastAsia" w:ascii="Times New Roman" w:hAnsi="Times New Roman" w:eastAsia="Times New Roman" w:cs="Times New Roman"/>
@@ -480,13 +470,6 @@
         </w:rPr>
         <w:t>其几何构型都是正四面体</w:t>
       </w:r>
-    </w:p>
-    <w:p>
-      <w:pPr>
-        <w:pStyle w:val="BodyText"/>
-        <w:spacing w:before="0" w:after="0"/>
-        <w:ind w:left="480" w:hanging="480"/>
-      </w:pPr>
       <w:r>
         <w:rPr>
           <w:rFonts w:hint="eastAsia" w:ascii="Times New Roman" w:hAnsi="Times New Roman" w:eastAsia="Times New Roman" w:cs="Times New Roman"/>
@@ -610,16 +593,6 @@
     </w:p>
     <w:p>
       <w:pPr>
-        <w:spacing w:before="0" w:after="0"/>
-      </w:pPr>
-    </w:p>
-    <w:p>
-      <w:pPr>
-        <w:spacing w:before="0" w:after="0"/>
-      </w:pPr>
-    </w:p>
-    <w:p>
-      <w:pPr>
         <w:spacing w:before="160" w:after="80"/>
       </w:pPr>
       <w:r>
@@ -657,8 +630,6 @@
     <w:p>
       <w:pPr>
         <w:pStyle w:val="FirstParagraph"/>
-        <w:spacing w:before="0" w:after="0"/>
-        <w:ind w:left="480" w:hanging="480"/>
       </w:pPr>
       <w:r>
         <w:rPr>
@@ -696,13 +667,6 @@
         </w:rPr>
         <w:t xml:space="preserve"> </w:t>
       </w:r>
-    </w:p>
-    <w:p>
-      <w:pPr>
-        <w:pStyle w:val="FirstParagraph"/>
-        <w:spacing w:before="0" w:after="0"/>
-        <w:ind w:left="480" w:hanging="480"/>
-      </w:pPr>
       <w:r>
         <w:rPr>
           <w:rFonts w:ascii="Times New Roman" w:hAnsi="Times New Roman" w:eastAsia="Times New Roman" w:cs="Times New Roman"/>
@@ -731,20 +695,7 @@
         <w:rPr>
           <w:rFonts w:ascii="Times New Roman" w:hAnsi="Times New Roman" w:eastAsia="Times New Roman" w:cs="Times New Roman"/>
         </w:rPr>
-        <w:t xml:space="preserve"> </w:t>
-      </w:r>
-    </w:p>
-    <w:p>
-      <w:pPr>
-        <w:pStyle w:val="FirstParagraph"/>
-        <w:spacing w:before="0" w:after="0"/>
-        <w:ind w:left="480" w:hanging="480"/>
-      </w:pPr>
-      <w:r>
-        <w:rPr>
-          <w:rFonts w:ascii="Times New Roman" w:hAnsi="Times New Roman" w:eastAsia="Times New Roman" w:cs="Times New Roman"/>
-        </w:rPr>
-        <w:t xml:space="preserve">B. </w:t>
+        <w:t xml:space="preserve"> B. </w:t>
       </w:r>
       <w:r>
         <w:rPr>
@@ -770,13 +721,6 @@
         </w:rPr>
         <w:t xml:space="preserve"> </w:t>
       </w:r>
-    </w:p>
-    <w:p>
-      <w:pPr>
-        <w:pStyle w:val="FirstParagraph"/>
-        <w:spacing w:before="0" w:after="0"/>
-        <w:ind w:left="480" w:hanging="480"/>
-      </w:pPr>
       <w:r>
         <w:rPr>
           <w:rFonts w:ascii="Times New Roman" w:hAnsi="Times New Roman" w:eastAsia="Times New Roman" w:cs="Times New Roman"/>
@@ -805,20 +749,7 @@
         <w:rPr>
           <w:rFonts w:ascii="Times New Roman" w:hAnsi="Times New Roman" w:eastAsia="Times New Roman" w:cs="Times New Roman"/>
         </w:rPr>
-        <w:t xml:space="preserve"> </w:t>
-      </w:r>
-    </w:p>
-    <w:p>
-      <w:pPr>
-        <w:pStyle w:val="FirstParagraph"/>
-        <w:spacing w:before="0" w:after="0"/>
-        <w:ind w:left="480" w:hanging="480"/>
-      </w:pPr>
-      <w:r>
-        <w:rPr>
-          <w:rFonts w:ascii="Times New Roman" w:hAnsi="Times New Roman" w:eastAsia="Times New Roman" w:cs="Times New Roman"/>
-        </w:rPr>
-        <w:t xml:space="preserve">D. </w:t>
+        <w:t xml:space="preserve"> D. </w:t>
       </w:r>
       <w:r>
         <w:rPr>
@@ -838,16 +769,6 @@
         </w:rPr>
         <w:t>离子半径大</w:t>
       </w:r>
-    </w:p>
-    <w:p>
-      <w:pPr>
-        <w:spacing w:before="0" w:after="0"/>
-      </w:pPr>
-    </w:p>
-    <w:p>
-      <w:pPr>
-        <w:spacing w:before="0" w:after="0"/>
-      </w:pPr>
     </w:p>
     <w:p>
       <w:pPr>
@@ -888,8 +809,6 @@
     <w:p>
       <w:pPr>
         <w:pStyle w:val="FirstParagraph"/>
-        <w:spacing w:before="0" w:after="0"/>
-        <w:ind w:left="480" w:hanging="480"/>
       </w:pPr>
       <w:r>
         <w:rPr>
@@ -919,20 +838,7 @@
         <w:rPr>
           <w:rFonts w:hint="eastAsia" w:ascii="Times New Roman" w:hAnsi="Times New Roman" w:eastAsia="Times New Roman" w:cs="Times New Roman"/>
         </w:rPr>
-        <w:t>）</w:t>
-      </w:r>
-    </w:p>
-    <w:p>
-      <w:pPr>
-        <w:pStyle w:val="FirstParagraph"/>
-        <w:spacing w:before="0" w:after="0"/>
-        <w:ind w:left="480" w:hanging="480"/>
-      </w:pPr>
-      <w:r>
-        <w:rPr>
-          <w:rFonts w:hint="eastAsia" w:ascii="Times New Roman" w:hAnsi="Times New Roman" w:eastAsia="Times New Roman" w:cs="Times New Roman"/>
-        </w:rPr>
-        <w:t>A.</w:t>
+        <w:t>）A.</w:t>
       </w:r>
       <w:r>
         <w:rPr>
@@ -946,13 +852,6 @@
         </w:rPr>
         <w:t xml:space="preserve"> </w:t>
       </w:r>
-    </w:p>
-    <w:p>
-      <w:pPr>
-        <w:pStyle w:val="FirstParagraph"/>
-        <w:spacing w:before="0" w:after="0"/>
-        <w:ind w:left="480" w:hanging="480"/>
-      </w:pPr>
       <w:r>
         <w:rPr>
           <w:rFonts w:hint="eastAsia" w:ascii="Times New Roman" w:hAnsi="Times New Roman" w:eastAsia="Times New Roman" w:cs="Times New Roman"/>
@@ -977,13 +876,6 @@
         </w:rPr>
         <w:t>分子的偶极矩也愈大</w:t>
       </w:r>
-    </w:p>
-    <w:p>
-      <w:pPr>
-        <w:pStyle w:val="FirstParagraph"/>
-        <w:spacing w:before="0" w:after="0"/>
-        <w:ind w:left="480" w:hanging="480"/>
-      </w:pPr>
       <w:r>
         <w:rPr>
           <w:rFonts w:hint="eastAsia" w:ascii="Times New Roman" w:hAnsi="Times New Roman" w:eastAsia="Times New Roman" w:cs="Times New Roman"/>
@@ -1014,13 +906,6 @@
         </w:rPr>
         <w:t xml:space="preserve"> </w:t>
       </w:r>
-    </w:p>
-    <w:p>
-      <w:pPr>
-        <w:pStyle w:val="FirstParagraph"/>
-        <w:spacing w:before="0" w:after="0"/>
-        <w:ind w:left="480" w:hanging="480"/>
-      </w:pPr>
       <w:r>
         <w:rPr>
           <w:rFonts w:hint="eastAsia" w:ascii="Times New Roman" w:hAnsi="Times New Roman" w:eastAsia="Times New Roman" w:cs="Times New Roman"/>
@@ -1033,16 +918,6 @@
         </w:rPr>
         <w:t>分子的偶极矩是键矩的矢量和</w:t>
       </w:r>
-    </w:p>
-    <w:p>
-      <w:pPr>
-        <w:spacing w:before="0" w:after="0"/>
-      </w:pPr>
-    </w:p>
-    <w:p>
-      <w:pPr>
-        <w:spacing w:before="0" w:after="0"/>
-      </w:pPr>
     </w:p>
     <w:p>
       <w:pPr>
@@ -1083,8 +958,6 @@
     <w:p>
       <w:pPr>
         <w:pStyle w:val="FirstParagraph"/>
-        <w:spacing w:before="0" w:after="0"/>
-        <w:ind w:left="480" w:hanging="480"/>
       </w:pPr>
       <w:r>
         <w:rPr>
@@ -1140,68 +1013,12 @@
         </w:rPr>
         <w:t xml:space="preserve"> </w:t>
       </w:r>
-    </w:p>
-    <w:p>
-      <w:pPr>
-        <w:pStyle w:val="FirstParagraph"/>
-        <w:spacing w:before="0" w:after="0"/>
-        <w:ind w:left="480" w:hanging="480"/>
-      </w:pPr>
-      <w:r>
-        <w:rPr>
-          <w:rFonts w:ascii="Times New Roman" w:hAnsi="Times New Roman" w:eastAsia="Times New Roman" w:cs="Times New Roman"/>
-        </w:rPr>
-        <w:t xml:space="preserve">A. A-X-A </w:t>
-      </w:r>
-    </w:p>
-    <w:p>
-      <w:pPr>
-        <w:pStyle w:val="FirstParagraph"/>
-        <w:spacing w:before="0" w:after="0"/>
-        <w:ind w:left="480" w:hanging="480"/>
-      </w:pPr>
-      <w:r>
-        <w:rPr>
-          <w:rFonts w:ascii="Times New Roman" w:hAnsi="Times New Roman" w:eastAsia="Times New Roman" w:cs="Times New Roman"/>
-        </w:rPr>
-        <w:t xml:space="preserve">B. A=X=A </w:t>
-      </w:r>
-    </w:p>
-    <w:p>
-      <w:pPr>
-        <w:pStyle w:val="FirstParagraph"/>
-        <w:spacing w:before="0" w:after="0"/>
-        <w:ind w:left="480" w:hanging="480"/>
-      </w:pPr>
-      <w:r>
-        <w:rPr>
-          <w:rFonts w:ascii="Times New Roman" w:hAnsi="Times New Roman" w:eastAsia="Times New Roman" w:cs="Times New Roman"/>
-        </w:rPr>
-        <w:t xml:space="preserve">C. A=X-X </w:t>
-      </w:r>
-    </w:p>
-    <w:p>
-      <w:pPr>
-        <w:pStyle w:val="FirstParagraph"/>
-        <w:spacing w:before="0" w:after="0"/>
-        <w:ind w:left="480" w:hanging="480"/>
-      </w:pPr>
-      <w:r>
-        <w:rPr>
-          <w:rFonts w:ascii="Times New Roman" w:hAnsi="Times New Roman" w:eastAsia="Times New Roman" w:cs="Times New Roman"/>
-        </w:rPr>
-        <w:t xml:space="preserve">D. A-X-A</w:t>
-      </w:r>
-    </w:p>
-    <w:p>
-      <w:pPr>
-        <w:spacing w:before="0" w:after="0"/>
-      </w:pPr>
-    </w:p>
-    <w:p>
-      <w:pPr>
-        <w:spacing w:before="0" w:after="0"/>
-      </w:pPr>
+      <w:r>
+        <w:rPr>
+          <w:rFonts w:ascii="Times New Roman" w:hAnsi="Times New Roman" w:eastAsia="Times New Roman" w:cs="Times New Roman"/>
+        </w:rPr>
+        <w:t xml:space="preserve">A. A-X-A B. A=X=A C. A=X-X D. A-X-A</w:t>
+      </w:r>
     </w:p>
     <w:p>
       <w:pPr>
@@ -1369,7 +1186,10 @@
     <w:p>
       <w:pPr>
         <w:pStyle w:val="Compact"/>
-        <w:spacing w:before="0" w:after="0"/>
+        <w:numPr>
+          <w:ilvl w:val="0"/>
+          <w:numId w:val="1001"/>
+        </w:numPr>
       </w:pPr>
       <w:r>
         <w:rPr>
@@ -1399,7 +1219,10 @@
     <w:p>
       <w:pPr>
         <w:pStyle w:val="Compact"/>
-        <w:spacing w:before="0" w:after="0"/>
+        <w:numPr>
+          <w:ilvl w:val="0"/>
+          <w:numId w:val="1001"/>
+        </w:numPr>
       </w:pPr>
       <w:r>
         <w:rPr>
@@ -1417,7 +1240,10 @@
     <w:p>
       <w:pPr>
         <w:pStyle w:val="Compact"/>
-        <w:spacing w:before="0" w:after="0"/>
+        <w:numPr>
+          <w:ilvl w:val="0"/>
+          <w:numId w:val="1001"/>
+        </w:numPr>
       </w:pPr>
       <w:r>
         <w:rPr>
@@ -1435,7 +1261,10 @@
     <w:p>
       <w:pPr>
         <w:pStyle w:val="Compact"/>
-        <w:spacing w:before="0" w:after="0"/>
+        <w:numPr>
+          <w:ilvl w:val="0"/>
+          <w:numId w:val="1001"/>
+        </w:numPr>
       </w:pPr>
       <w:r>
         <w:rPr>
@@ -1461,16 +1290,6 @@
         </w:rPr>
         <w:t xml:space="preserve">均可能大于零或小于零</w:t>
       </w:r>
-    </w:p>
-    <w:p>
-      <w:pPr>
-        <w:spacing w:before="0" w:after="0"/>
-      </w:pPr>
-    </w:p>
-    <w:p>
-      <w:pPr>
-        <w:spacing w:before="0" w:after="0"/>
-      </w:pPr>
     </w:p>
     <w:p>
       <w:pPr>
@@ -1961,31 +1780,6 @@
     </w:p>
     <w:p>
       <w:pPr>
-        <w:spacing w:before="0" w:after="0"/>
-      </w:pPr>
-    </w:p>
-    <w:p>
-      <w:pPr>
-        <w:spacing w:before="0" w:after="0"/>
-      </w:pPr>
-    </w:p>
-    <w:p>
-      <w:pPr>
-        <w:spacing w:before="0" w:after="0"/>
-      </w:pPr>
-    </w:p>
-    <w:p>
-      <w:pPr>
-        <w:spacing w:before="0" w:after="0"/>
-      </w:pPr>
-    </w:p>
-    <w:p>
-      <w:pPr>
-        <w:spacing w:before="0" w:after="0"/>
-      </w:pPr>
-    </w:p>
-    <w:p>
-      <w:pPr>
         <w:spacing w:before="160" w:after="80"/>
       </w:pPr>
       <w:r>
@@ -2028,7 +1822,7 @@
         <m:sSup>
           <m:e>
             <m:r>
-              <m:t xml:space="preserve"> </m:t>
+              <m:t>​</m:t>
             </m:r>
           </m:e>
           <m:sup>
@@ -2074,7 +1868,7 @@
         <m:sSup>
           <m:e>
             <m:r>
-              <m:t xml:space="preserve"> </m:t>
+              <m:t>​</m:t>
             </m:r>
           </m:e>
           <m:sup>
@@ -2569,46 +2363,6 @@
         </w:rPr>
         <w:t>。</w:t>
       </w:r>
-    </w:p>
-    <w:p>
-      <w:pPr>
-        <w:spacing w:before="0" w:after="0"/>
-      </w:pPr>
-    </w:p>
-    <w:p>
-      <w:pPr>
-        <w:spacing w:before="0" w:after="0"/>
-      </w:pPr>
-    </w:p>
-    <w:p>
-      <w:pPr>
-        <w:spacing w:before="0" w:after="0"/>
-      </w:pPr>
-    </w:p>
-    <w:p>
-      <w:pPr>
-        <w:spacing w:before="0" w:after="0"/>
-      </w:pPr>
-    </w:p>
-    <w:p>
-      <w:pPr>
-        <w:spacing w:before="0" w:after="0"/>
-      </w:pPr>
-    </w:p>
-    <w:p>
-      <w:pPr>
-        <w:spacing w:before="0" w:after="0"/>
-      </w:pPr>
-    </w:p>
-    <w:p>
-      <w:pPr>
-        <w:spacing w:before="0" w:after="0"/>
-      </w:pPr>
-    </w:p>
-    <w:p>
-      <w:pPr>
-        <w:spacing w:before="0" w:after="0"/>
-      </w:pPr>
     </w:p>
     <w:p>
       <w:pPr>
@@ -2944,31 +2698,6 @@
         </w:rPr>
         <w:t>。)</w:t>
       </w:r>
-    </w:p>
-    <w:p>
-      <w:pPr>
-        <w:spacing w:before="0" w:after="0"/>
-      </w:pPr>
-    </w:p>
-    <w:p>
-      <w:pPr>
-        <w:spacing w:before="0" w:after="0"/>
-      </w:pPr>
-    </w:p>
-    <w:p>
-      <w:pPr>
-        <w:spacing w:before="0" w:after="0"/>
-      </w:pPr>
-    </w:p>
-    <w:p>
-      <w:pPr>
-        <w:spacing w:before="0" w:after="0"/>
-      </w:pPr>
-    </w:p>
-    <w:p>
-      <w:pPr>
-        <w:spacing w:before="0" w:after="0"/>
-      </w:pPr>
     </w:p>
     <w:p>
       <w:pPr>
@@ -3155,21 +2884,6 @@
     </w:p>
     <w:p>
       <w:pPr>
-        <w:spacing w:before="0" w:after="0"/>
-      </w:pPr>
-    </w:p>
-    <w:p>
-      <w:pPr>
-        <w:spacing w:before="0" w:after="0"/>
-      </w:pPr>
-    </w:p>
-    <w:p>
-      <w:pPr>
-        <w:spacing w:before="0" w:after="0"/>
-      </w:pPr>
-    </w:p>
-    <w:p>
-      <w:pPr>
         <w:spacing w:before="160" w:after="80"/>
       </w:pPr>
       <w:r>
@@ -3381,7 +3095,7 @@
         </w:rPr>
         <w:drawing>
           <wp:inline>
-            <wp:extent cx="3225973" cy="2945454"/>
+            <wp:extent cx="3240000" cy="2945454"/>
             <wp:effectExtent b="0" l="0" r="0" t="0"/>
             <wp:docPr descr="" title="" id="22" name="Picture"/>
             <a:graphic>
@@ -3402,7 +3116,7 @@
                   <pic:spPr bwMode="auto">
                     <a:xfrm>
                       <a:off x="0" y="0"/>
-                      <a:ext cx="3225973" cy="2945454"/>
+                      <a:ext cx="3240000" cy="2945454"/>
                     </a:xfrm>
                     <a:prstGeom prst="rect">
                       <a:avLst/>
@@ -3423,21 +3137,6 @@
     </w:p>
     <w:p>
       <w:pPr>
-        <w:spacing w:before="0" w:after="0"/>
-      </w:pPr>
-    </w:p>
-    <w:p>
-      <w:pPr>
-        <w:spacing w:before="0" w:after="0"/>
-      </w:pPr>
-    </w:p>
-    <w:p>
-      <w:pPr>
-        <w:spacing w:before="0" w:after="0"/>
-      </w:pPr>
-    </w:p>
-    <w:p>
-      <w:pPr>
         <w:spacing w:before="160" w:after="80"/>
       </w:pPr>
       <w:r>
@@ -3779,7 +3478,7 @@
         </w:rPr>
         <w:drawing>
           <wp:inline>
-            <wp:extent cx="3240000" cy="2966925"/>
+            <wp:extent cx="3240000" cy="2974909"/>
             <wp:effectExtent b="0" l="0" r="0" t="0"/>
             <wp:docPr descr="" title="" id="26" name="Picture"/>
             <a:graphic>
@@ -3800,7 +3499,7 @@
                   <pic:spPr bwMode="auto">
                     <a:xfrm>
                       <a:off x="0" y="0"/>
-                      <a:ext cx="3240000" cy="2966925"/>
+                      <a:ext cx="3240000" cy="2974909"/>
                     </a:xfrm>
                     <a:prstGeom prst="rect">
                       <a:avLst/>
@@ -3818,31 +3517,6 @@
           </wp:inline>
         </w:drawing>
       </w:r>
-    </w:p>
-    <w:p>
-      <w:pPr>
-        <w:spacing w:before="0" w:after="0"/>
-      </w:pPr>
-    </w:p>
-    <w:p>
-      <w:pPr>
-        <w:spacing w:before="0" w:after="0"/>
-      </w:pPr>
-    </w:p>
-    <w:p>
-      <w:pPr>
-        <w:spacing w:before="0" w:after="0"/>
-      </w:pPr>
-    </w:p>
-    <w:p>
-      <w:pPr>
-        <w:spacing w:before="0" w:after="0"/>
-      </w:pPr>
-    </w:p>
-    <w:p>
-      <w:pPr>
-        <w:spacing w:before="0" w:after="0"/>
-      </w:pPr>
     </w:p>
     <w:p>
       <w:pPr>
@@ -4056,31 +3730,6 @@
           </wp:inline>
         </w:drawing>
       </w:r>
-    </w:p>
-    <w:p>
-      <w:pPr>
-        <w:spacing w:before="0" w:after="0"/>
-      </w:pPr>
-    </w:p>
-    <w:p>
-      <w:pPr>
-        <w:spacing w:before="0" w:after="0"/>
-      </w:pPr>
-    </w:p>
-    <w:p>
-      <w:pPr>
-        <w:spacing w:before="0" w:after="0"/>
-      </w:pPr>
-    </w:p>
-    <w:p>
-      <w:pPr>
-        <w:spacing w:before="0" w:after="0"/>
-      </w:pPr>
-    </w:p>
-    <w:p>
-      <w:pPr>
-        <w:spacing w:before="0" w:after="0"/>
-      </w:pPr>
     </w:p>
     <w:p>
       <w:pPr>
@@ -4955,46 +4604,6 @@
     </w:p>
     <w:p>
       <w:pPr>
-        <w:spacing w:before="0" w:after="0"/>
-      </w:pPr>
-    </w:p>
-    <w:p>
-      <w:pPr>
-        <w:spacing w:before="0" w:after="0"/>
-      </w:pPr>
-    </w:p>
-    <w:p>
-      <w:pPr>
-        <w:spacing w:before="0" w:after="0"/>
-      </w:pPr>
-    </w:p>
-    <w:p>
-      <w:pPr>
-        <w:spacing w:before="0" w:after="0"/>
-      </w:pPr>
-    </w:p>
-    <w:p>
-      <w:pPr>
-        <w:spacing w:before="0" w:after="0"/>
-      </w:pPr>
-    </w:p>
-    <w:p>
-      <w:pPr>
-        <w:spacing w:before="0" w:after="0"/>
-      </w:pPr>
-    </w:p>
-    <w:p>
-      <w:pPr>
-        <w:spacing w:before="0" w:after="0"/>
-      </w:pPr>
-    </w:p>
-    <w:p>
-      <w:pPr>
-        <w:spacing w:before="0" w:after="0"/>
-      </w:pPr>
-    </w:p>
-    <w:p>
-      <w:pPr>
         <w:spacing w:before="160" w:after="80"/>
       </w:pPr>
       <w:r>
@@ -5553,7 +5162,7 @@
         </w:rPr>
         <w:drawing>
           <wp:inline>
-            <wp:extent cx="3600000" cy="2341667"/>
+            <wp:extent cx="3600000" cy="2426086"/>
             <wp:effectExtent b="0" l="0" r="0" t="0"/>
             <wp:docPr descr="" title="" id="35" name="Picture"/>
             <a:graphic>
@@ -5574,7 +5183,7 @@
                   <pic:spPr bwMode="auto">
                     <a:xfrm>
                       <a:off x="0" y="0"/>
-                      <a:ext cx="3600000" cy="2341667"/>
+                      <a:ext cx="3600000" cy="2426086"/>
                     </a:xfrm>
                     <a:prstGeom prst="rect">
                       <a:avLst/>
@@ -5595,46 +5204,6 @@
     </w:p>
     <w:p>
       <w:pPr>
-        <w:spacing w:before="0" w:after="0"/>
-      </w:pPr>
-    </w:p>
-    <w:p>
-      <w:pPr>
-        <w:spacing w:before="0" w:after="0"/>
-      </w:pPr>
-    </w:p>
-    <w:p>
-      <w:pPr>
-        <w:spacing w:before="0" w:after="0"/>
-      </w:pPr>
-    </w:p>
-    <w:p>
-      <w:pPr>
-        <w:spacing w:before="0" w:after="0"/>
-      </w:pPr>
-    </w:p>
-    <w:p>
-      <w:pPr>
-        <w:spacing w:before="0" w:after="0"/>
-      </w:pPr>
-    </w:p>
-    <w:p>
-      <w:pPr>
-        <w:spacing w:before="0" w:after="0"/>
-      </w:pPr>
-    </w:p>
-    <w:p>
-      <w:pPr>
-        <w:spacing w:before="0" w:after="0"/>
-      </w:pPr>
-    </w:p>
-    <w:p>
-      <w:pPr>
-        <w:spacing w:before="0" w:after="0"/>
-      </w:pPr>
-    </w:p>
-    <w:p>
-      <w:pPr>
         <w:spacing w:before="160" w:after="80"/>
       </w:pPr>
       <w:r>
@@ -6013,46 +5582,6 @@
         </w:rPr>
         <w:t>。</w:t>
       </w:r>
-    </w:p>
-    <w:p>
-      <w:pPr>
-        <w:spacing w:before="0" w:after="0"/>
-      </w:pPr>
-    </w:p>
-    <w:p>
-      <w:pPr>
-        <w:spacing w:before="0" w:after="0"/>
-      </w:pPr>
-    </w:p>
-    <w:p>
-      <w:pPr>
-        <w:spacing w:before="0" w:after="0"/>
-      </w:pPr>
-    </w:p>
-    <w:p>
-      <w:pPr>
-        <w:spacing w:before="0" w:after="0"/>
-      </w:pPr>
-    </w:p>
-    <w:p>
-      <w:pPr>
-        <w:spacing w:before="0" w:after="0"/>
-      </w:pPr>
-    </w:p>
-    <w:p>
-      <w:pPr>
-        <w:spacing w:before="0" w:after="0"/>
-      </w:pPr>
-    </w:p>
-    <w:p>
-      <w:pPr>
-        <w:spacing w:before="0" w:after="0"/>
-      </w:pPr>
-    </w:p>
-    <w:p>
-      <w:pPr>
-        <w:spacing w:before="0" w:after="0"/>
-      </w:pPr>
     </w:p>
     <w:p>
       <w:pPr>
@@ -6483,14 +6012,6 @@
       <w:tblPr>
         <w:tblStyle w:val="Table"/>
         <w:tblW w:type="auto" w:w="0"/>
-        <w:tblBorders>
-          <w:top w:val="single" w:sz="12" w:space="0" w:color="000000"/>
-          <w:left w:val="none" w:sz="0" w:space="0" w:color="auto"/>
-          <w:bottom w:val="single" w:sz="12" w:space="0" w:color="000000"/>
-          <w:right w:val="none" w:sz="0" w:space="0" w:color="auto"/>
-          <w:insideH w:val="none" w:sz="0" w:space="0" w:color="auto"/>
-          <w:insideV w:val="none" w:sz="0" w:space="0" w:color="auto"/>
-        </w:tblBorders>
         <w:tblLook w:firstRow="1" w:lastRow="0" w:firstColumn="0" w:lastColumn="0" w:noHBand="0" w:noVBand="0" w:val="0020"/>
       </w:tblPr>
       <w:tblGrid>
@@ -6507,11 +6028,7 @@
           <w:tblHeader w:val="on"/>
         </w:trPr>
         <w:tc>
-          <w:tcPr>
-            <w:tcBorders>
-              <w:bottom w:val="single" w:sz="8" w:space="0" w:color="000000"/>
-            </w:tcBorders>
-          </w:tcPr>
+          <w:tcPr/>
           <w:p>
             <w:pPr>
               <w:pStyle w:val="Compact"/>
@@ -6527,11 +6044,7 @@
           </w:p>
         </w:tc>
         <w:tc>
-          <w:tcPr>
-            <w:tcBorders>
-              <w:bottom w:val="single" w:sz="8" w:space="0" w:color="000000"/>
-            </w:tcBorders>
-          </w:tcPr>
+          <w:tcPr/>
           <w:p>
             <w:pPr>
               <w:pStyle w:val="Compact"/>
@@ -6547,11 +6060,7 @@
           </w:p>
         </w:tc>
         <w:tc>
-          <w:tcPr>
-            <w:tcBorders>
-              <w:bottom w:val="single" w:sz="8" w:space="0" w:color="000000"/>
-            </w:tcBorders>
-          </w:tcPr>
+          <w:tcPr/>
           <w:p>
             <w:pPr>
               <w:pStyle w:val="Compact"/>
@@ -6567,11 +6076,7 @@
           </w:p>
         </w:tc>
         <w:tc>
-          <w:tcPr>
-            <w:tcBorders>
-              <w:bottom w:val="single" w:sz="8" w:space="0" w:color="000000"/>
-            </w:tcBorders>
-          </w:tcPr>
+          <w:tcPr/>
           <w:p>
             <w:pPr>
               <w:pStyle w:val="Compact"/>
@@ -6587,11 +6092,7 @@
           </w:p>
         </w:tc>
         <w:tc>
-          <w:tcPr>
-            <w:tcBorders>
-              <w:bottom w:val="single" w:sz="8" w:space="0" w:color="000000"/>
-            </w:tcBorders>
-          </w:tcPr>
+          <w:tcPr/>
           <w:p>
             <w:pPr>
               <w:pStyle w:val="Compact"/>
@@ -6607,11 +6108,7 @@
           </w:p>
         </w:tc>
         <w:tc>
-          <w:tcPr>
-            <w:tcBorders>
-              <w:bottom w:val="single" w:sz="8" w:space="0" w:color="000000"/>
-            </w:tcBorders>
-          </w:tcPr>
+          <w:tcPr/>
           <w:p>
             <w:pPr>
               <w:pStyle w:val="Compact"/>
@@ -6642,11 +6139,7 @@
           </w:p>
         </w:tc>
         <w:tc>
-          <w:tcPr>
-            <w:tcBorders>
-              <w:bottom w:val="single" w:sz="8" w:space="0" w:color="000000"/>
-            </w:tcBorders>
-          </w:tcPr>
+          <w:tcPr/>
           <w:p>
             <w:pPr>
               <w:pStyle w:val="Compact"/>
@@ -7017,46 +6510,6 @@
     </w:p>
     <w:p>
       <w:pPr>
-        <w:spacing w:before="0" w:after="0"/>
-      </w:pPr>
-    </w:p>
-    <w:p>
-      <w:pPr>
-        <w:spacing w:before="0" w:after="0"/>
-      </w:pPr>
-    </w:p>
-    <w:p>
-      <w:pPr>
-        <w:spacing w:before="0" w:after="0"/>
-      </w:pPr>
-    </w:p>
-    <w:p>
-      <w:pPr>
-        <w:spacing w:before="0" w:after="0"/>
-      </w:pPr>
-    </w:p>
-    <w:p>
-      <w:pPr>
-        <w:spacing w:before="0" w:after="0"/>
-      </w:pPr>
-    </w:p>
-    <w:p>
-      <w:pPr>
-        <w:spacing w:before="0" w:after="0"/>
-      </w:pPr>
-    </w:p>
-    <w:p>
-      <w:pPr>
-        <w:spacing w:before="0" w:after="0"/>
-      </w:pPr>
-    </w:p>
-    <w:p>
-      <w:pPr>
-        <w:spacing w:before="0" w:after="0"/>
-      </w:pPr>
-    </w:p>
-    <w:p>
-      <w:pPr>
         <w:spacing w:before="160" w:after="80"/>
       </w:pPr>
       <w:r>
@@ -7423,8 +6876,10 @@
     <w:p>
       <w:pPr>
         <w:pStyle w:val="Compact"/>
-        <w:spacing w:before="0" w:after="0"/>
-        <w:ind w:left="480" w:hanging="480"/>
+        <w:numPr>
+          <w:ilvl w:val="0"/>
+          <w:numId w:val="1008"/>
+        </w:numPr>
       </w:pPr>
       <w:r>
         <w:rPr>
@@ -7456,20 +6911,7 @@
         <w:rPr>
           <w:rFonts w:ascii="Times New Roman" w:hAnsi="Times New Roman" w:eastAsia="Times New Roman" w:cs="Times New Roman"/>
         </w:rPr>
-        <w:t xml:space="preserve">　　</w:t>
-      </w:r>
-    </w:p>
-    <w:p>
-      <w:pPr>
-        <w:pStyle w:val="Compact"/>
-        <w:spacing w:before="0" w:after="0"/>
-        <w:ind w:left="480" w:hanging="480"/>
-      </w:pPr>
-      <w:r>
-        <w:rPr>
-          <w:rFonts w:ascii="Times New Roman" w:hAnsi="Times New Roman" w:eastAsia="Times New Roman" w:cs="Times New Roman"/>
-        </w:rPr>
-        <w:t xml:space="preserve">B. ΔH</w:t>
+        <w:t xml:space="preserve">　　B. ΔH</w:t>
       </w:r>
       <w:r>
         <w:rPr>
@@ -7495,20 +6937,7 @@
         <w:rPr>
           <w:rFonts w:ascii="Times New Roman" w:hAnsi="Times New Roman" w:eastAsia="Times New Roman" w:cs="Times New Roman"/>
         </w:rPr>
-        <w:t xml:space="preserve">　　</w:t>
-      </w:r>
-    </w:p>
-    <w:p>
-      <w:pPr>
-        <w:pStyle w:val="Compact"/>
-        <w:spacing w:before="0" w:after="0"/>
-        <w:ind w:left="480" w:hanging="480"/>
-      </w:pPr>
-      <w:r>
-        <w:rPr>
-          <w:rFonts w:ascii="Times New Roman" w:hAnsi="Times New Roman" w:eastAsia="Times New Roman" w:cs="Times New Roman"/>
-        </w:rPr>
-        <w:t xml:space="preserve">C. ΔH</w:t>
+        <w:t xml:space="preserve">　　C. ΔH</w:t>
       </w:r>
       <w:r>
         <w:rPr>
@@ -7547,20 +6976,7 @@
         <w:rPr>
           <w:rFonts w:ascii="Times New Roman" w:hAnsi="Times New Roman" w:eastAsia="Times New Roman" w:cs="Times New Roman"/>
         </w:rPr>
-        <w:t xml:space="preserve">　　</w:t>
-      </w:r>
-    </w:p>
-    <w:p>
-      <w:pPr>
-        <w:pStyle w:val="Compact"/>
-        <w:spacing w:before="0" w:after="0"/>
-        <w:ind w:left="480" w:hanging="480"/>
-      </w:pPr>
-      <w:r>
-        <w:rPr>
-          <w:rFonts w:ascii="Times New Roman" w:hAnsi="Times New Roman" w:eastAsia="Times New Roman" w:cs="Times New Roman"/>
-        </w:rPr>
-        <w:t xml:space="preserve">D. ΔH</w:t>
+        <w:t xml:space="preserve">　　D. ΔH</w:t>
       </w:r>
       <w:r>
         <w:rPr>
@@ -7595,16 +7011,6 @@
         </w:rPr>
         <w:t>3</w:t>
       </w:r>
-    </w:p>
-    <w:p>
-      <w:pPr>
-        <w:spacing w:before="0" w:after="0"/>
-      </w:pPr>
-    </w:p>
-    <w:p>
-      <w:pPr>
-        <w:spacing w:before="0" w:after="0"/>
-      </w:pPr>
     </w:p>
     <w:p>
       <w:pPr>
@@ -7777,7 +7183,10 @@
     <w:p>
       <w:pPr>
         <w:pStyle w:val="Compact"/>
-        <w:spacing w:before="0" w:after="0"/>
+        <w:numPr>
+          <w:ilvl w:val="0"/>
+          <w:numId w:val="1009"/>
+        </w:numPr>
       </w:pPr>
       <w:r>
         <w:rPr>
@@ -7832,7 +7241,10 @@
     <w:p>
       <w:pPr>
         <w:pStyle w:val="Compact"/>
-        <w:spacing w:before="0" w:after="0"/>
+        <w:numPr>
+          <w:ilvl w:val="0"/>
+          <w:numId w:val="1009"/>
+        </w:numPr>
       </w:pPr>
       <w:r>
         <w:rPr>
@@ -7886,7 +7298,10 @@
     <w:p>
       <w:pPr>
         <w:pStyle w:val="Compact"/>
-        <w:spacing w:before="0" w:after="0"/>
+        <w:numPr>
+          <w:ilvl w:val="0"/>
+          <w:numId w:val="1009"/>
+        </w:numPr>
       </w:pPr>
       <w:r>
         <w:rPr>
@@ -7949,7 +7364,10 @@
     <w:p>
       <w:pPr>
         <w:pStyle w:val="Compact"/>
-        <w:spacing w:before="0" w:after="0"/>
+        <w:numPr>
+          <w:ilvl w:val="0"/>
+          <w:numId w:val="1009"/>
+        </w:numPr>
       </w:pPr>
       <w:r>
         <w:rPr>
@@ -7963,16 +7381,6 @@
         </w:rPr>
         <w:t xml:space="preserve">以上三者都是</w:t>
       </w:r>
-    </w:p>
-    <w:p>
-      <w:pPr>
-        <w:spacing w:before="0" w:after="0"/>
-      </w:pPr>
-    </w:p>
-    <w:p>
-      <w:pPr>
-        <w:spacing w:before="0" w:after="0"/>
-      </w:pPr>
     </w:p>
     <w:p>
       <w:pPr>
@@ -8057,7 +7465,7 @@
         </w:rPr>
         <w:drawing>
           <wp:inline>
-            <wp:extent cx="3600000" cy="657391"/>
+            <wp:extent cx="3600000" cy="711747"/>
             <wp:effectExtent b="0" l="0" r="0" t="0"/>
             <wp:docPr descr="" title="" id="43" name="Picture"/>
             <a:graphic>
@@ -8078,7 +7486,7 @@
                   <pic:spPr bwMode="auto">
                     <a:xfrm>
                       <a:off x="0" y="0"/>
-                      <a:ext cx="3600000" cy="657391"/>
+                      <a:ext cx="3600000" cy="711747"/>
                     </a:xfrm>
                     <a:prstGeom prst="rect">
                       <a:avLst/>
@@ -8099,21 +7507,6 @@
     </w:p>
     <w:p>
       <w:pPr>
-        <w:spacing w:before="0" w:after="0"/>
-      </w:pPr>
-    </w:p>
-    <w:p>
-      <w:pPr>
-        <w:spacing w:before="0" w:after="0"/>
-      </w:pPr>
-    </w:p>
-    <w:p>
-      <w:pPr>
-        <w:spacing w:before="0" w:after="0"/>
-      </w:pPr>
-    </w:p>
-    <w:p>
-      <w:pPr>
         <w:spacing w:before="160" w:after="80"/>
       </w:pPr>
       <w:r>
@@ -8221,7 +7614,7 @@
         </w:rPr>
         <w:drawing>
           <wp:inline>
-            <wp:extent cx="3600000" cy="483148"/>
+            <wp:extent cx="3600000" cy="485800"/>
             <wp:effectExtent b="0" l="0" r="0" t="0"/>
             <wp:docPr descr="" title="" id="47" name="Picture"/>
             <a:graphic>
@@ -8242,7 +7635,7 @@
                   <pic:spPr bwMode="auto">
                     <a:xfrm>
                       <a:off x="0" y="0"/>
-                      <a:ext cx="3600000" cy="483148"/>
+                      <a:ext cx="3600000" cy="485800"/>
                     </a:xfrm>
                     <a:prstGeom prst="rect">
                       <a:avLst/>
@@ -8264,64 +7657,17 @@
     <w:p>
       <w:pPr>
         <w:pStyle w:val="Compact"/>
-        <w:spacing w:before="0" w:after="0"/>
-        <w:ind w:left="480" w:hanging="480"/>
-      </w:pPr>
-      <w:r>
-        <w:rPr>
-          <w:rFonts w:ascii="Times New Roman" w:hAnsi="Times New Roman" w:eastAsia="Times New Roman" w:cs="Times New Roman"/>
-        </w:rPr>
-        <w:t xml:space="preserve">A. +1.098 V　　</w:t>
-      </w:r>
-    </w:p>
-    <w:p>
-      <w:pPr>
-        <w:pStyle w:val="Compact"/>
-        <w:spacing w:before="0" w:after="0"/>
-        <w:ind w:left="480" w:hanging="480"/>
-      </w:pPr>
-      <w:r>
-        <w:rPr>
-          <w:rFonts w:ascii="Times New Roman" w:hAnsi="Times New Roman" w:eastAsia="Times New Roman" w:cs="Times New Roman"/>
-        </w:rPr>
-        <w:t xml:space="preserve">B. +0.549 V　　</w:t>
-      </w:r>
-    </w:p>
-    <w:p>
-      <w:pPr>
-        <w:pStyle w:val="Compact"/>
-        <w:spacing w:before="0" w:after="0"/>
-        <w:ind w:left="480" w:hanging="480"/>
-      </w:pPr>
-      <w:r>
-        <w:rPr>
-          <w:rFonts w:ascii="Times New Roman" w:hAnsi="Times New Roman" w:eastAsia="Times New Roman" w:cs="Times New Roman"/>
-        </w:rPr>
-        <w:t xml:space="preserve">C. −1.54 V　　</w:t>
-      </w:r>
-    </w:p>
-    <w:p>
-      <w:pPr>
-        <w:pStyle w:val="Compact"/>
-        <w:spacing w:before="0" w:after="0"/>
-        <w:ind w:left="480" w:hanging="480"/>
-      </w:pPr>
-      <w:r>
-        <w:rPr>
-          <w:rFonts w:ascii="Times New Roman" w:hAnsi="Times New Roman" w:eastAsia="Times New Roman" w:cs="Times New Roman"/>
-        </w:rPr>
-        <w:t xml:space="preserve">D. −0.77 V</w:t>
-      </w:r>
-    </w:p>
-    <w:p>
-      <w:pPr>
-        <w:spacing w:before="0" w:after="0"/>
-      </w:pPr>
-    </w:p>
-    <w:p>
-      <w:pPr>
-        <w:spacing w:before="0" w:after="0"/>
-      </w:pPr>
+        <w:numPr>
+          <w:ilvl w:val="0"/>
+          <w:numId w:val="1010"/>
+        </w:numPr>
+      </w:pPr>
+      <w:r>
+        <w:rPr>
+          <w:rFonts w:ascii="Times New Roman" w:hAnsi="Times New Roman" w:eastAsia="Times New Roman" w:cs="Times New Roman"/>
+        </w:rPr>
+        <w:t xml:space="preserve">A. +1.098 V　　B. +0.549 V　　C. −1.54 V　　D. −0.77 V</w:t>
+      </w:r>
     </w:p>
     <w:p>
       <w:pPr>
@@ -8561,7 +7907,10 @@
     <w:p>
       <w:pPr>
         <w:pStyle w:val="Compact"/>
-        <w:spacing w:before="0" w:after="0"/>
+        <w:numPr>
+          <w:ilvl w:val="0"/>
+          <w:numId w:val="1011"/>
+        </w:numPr>
       </w:pPr>
       <w:r>
         <w:rPr>
@@ -8675,7 +8024,10 @@
     <w:p>
       <w:pPr>
         <w:pStyle w:val="Compact"/>
-        <w:spacing w:before="0" w:after="0"/>
+        <w:numPr>
+          <w:ilvl w:val="0"/>
+          <w:numId w:val="1011"/>
+        </w:numPr>
       </w:pPr>
       <w:r>
         <w:rPr>
@@ -8775,7 +8127,10 @@
     <w:p>
       <w:pPr>
         <w:pStyle w:val="Compact"/>
-        <w:spacing w:before="0" w:after="0"/>
+        <w:numPr>
+          <w:ilvl w:val="0"/>
+          <w:numId w:val="1011"/>
+        </w:numPr>
       </w:pPr>
       <w:r>
         <w:rPr>
@@ -8875,7 +8230,10 @@
     <w:p>
       <w:pPr>
         <w:pStyle w:val="Compact"/>
-        <w:spacing w:before="0" w:after="0"/>
+        <w:numPr>
+          <w:ilvl w:val="0"/>
+          <w:numId w:val="1011"/>
+        </w:numPr>
       </w:pPr>
       <w:r>
         <w:rPr>
@@ -8971,16 +8329,6 @@
         </w:rPr>
         <w:t>2-</w:t>
       </w:r>
-    </w:p>
-    <w:p>
-      <w:pPr>
-        <w:spacing w:before="0" w:after="0"/>
-      </w:pPr>
-    </w:p>
-    <w:p>
-      <w:pPr>
-        <w:spacing w:before="0" w:after="0"/>
-      </w:pPr>
     </w:p>
     <w:p>
       <w:pPr>
@@ -9117,21 +8465,6 @@
         </w:rPr>
         <w:t>。</w:t>
       </w:r>
-    </w:p>
-    <w:p>
-      <w:pPr>
-        <w:spacing w:before="0" w:after="0"/>
-      </w:pPr>
-    </w:p>
-    <w:p>
-      <w:pPr>
-        <w:spacing w:before="0" w:after="0"/>
-      </w:pPr>
-    </w:p>
-    <w:p>
-      <w:pPr>
-        <w:spacing w:before="0" w:after="0"/>
-      </w:pPr>
     </w:p>
     <w:p>
       <w:pPr>
@@ -10284,46 +9617,6 @@
     </w:p>
     <w:p>
       <w:pPr>
-        <w:spacing w:before="0" w:after="0"/>
-      </w:pPr>
-    </w:p>
-    <w:p>
-      <w:pPr>
-        <w:spacing w:before="0" w:after="0"/>
-      </w:pPr>
-    </w:p>
-    <w:p>
-      <w:pPr>
-        <w:spacing w:before="0" w:after="0"/>
-      </w:pPr>
-    </w:p>
-    <w:p>
-      <w:pPr>
-        <w:spacing w:before="0" w:after="0"/>
-      </w:pPr>
-    </w:p>
-    <w:p>
-      <w:pPr>
-        <w:spacing w:before="0" w:after="0"/>
-      </w:pPr>
-    </w:p>
-    <w:p>
-      <w:pPr>
-        <w:spacing w:before="0" w:after="0"/>
-      </w:pPr>
-    </w:p>
-    <w:p>
-      <w:pPr>
-        <w:spacing w:before="0" w:after="0"/>
-      </w:pPr>
-    </w:p>
-    <w:p>
-      <w:pPr>
-        <w:spacing w:before="0" w:after="0"/>
-      </w:pPr>
-    </w:p>
-    <w:p>
-      <w:pPr>
         <w:spacing w:before="160" w:after="80"/>
       </w:pPr>
       <w:r>
@@ -11341,46 +10634,6 @@
     </w:p>
     <w:p>
       <w:pPr>
-        <w:spacing w:before="0" w:after="0"/>
-      </w:pPr>
-    </w:p>
-    <w:p>
-      <w:pPr>
-        <w:spacing w:before="0" w:after="0"/>
-      </w:pPr>
-    </w:p>
-    <w:p>
-      <w:pPr>
-        <w:spacing w:before="0" w:after="0"/>
-      </w:pPr>
-    </w:p>
-    <w:p>
-      <w:pPr>
-        <w:spacing w:before="0" w:after="0"/>
-      </w:pPr>
-    </w:p>
-    <w:p>
-      <w:pPr>
-        <w:spacing w:before="0" w:after="0"/>
-      </w:pPr>
-    </w:p>
-    <w:p>
-      <w:pPr>
-        <w:spacing w:before="0" w:after="0"/>
-      </w:pPr>
-    </w:p>
-    <w:p>
-      <w:pPr>
-        <w:spacing w:before="0" w:after="0"/>
-      </w:pPr>
-    </w:p>
-    <w:p>
-      <w:pPr>
-        <w:spacing w:before="0" w:after="0"/>
-      </w:pPr>
-    </w:p>
-    <w:p>
-      <w:pPr>
         <w:spacing w:before="160" w:after="80"/>
       </w:pPr>
       <w:r>
@@ -11419,42 +10672,6 @@
       <w:pPr>
         <w:pStyle w:val="FirstParagraph"/>
       </w:pPr>
-      <w:r>
-        <w:rPr>
-          <w:rFonts w:ascii="Times New Roman" w:hAnsi="Times New Roman" w:eastAsia="Times New Roman" w:cs="Times New Roman"/>
-        </w:rPr>
-        <w:t xml:space="preserve">6 </w:t>
-      </w:r>
-      <w:r>
-        <w:rPr>
-          <w:rFonts w:hint="eastAsia" w:ascii="Times New Roman" w:hAnsi="Times New Roman" w:eastAsia="Times New Roman" w:cs="Times New Roman"/>
-        </w:rPr>
-        <w:t>(9</w:t>
-      </w:r>
-      <w:r>
-        <w:rPr>
-          <w:rFonts w:hint="eastAsia" w:ascii="Times New Roman" w:hAnsi="Times New Roman" w:eastAsia="FangSong" w:cs="Times New Roman"/>
-        </w:rPr>
-        <w:t>分</w:t>
-      </w:r>
-      <w:r>
-        <w:rPr>
-          <w:rFonts w:hint="eastAsia" w:ascii="Times New Roman" w:hAnsi="Times New Roman" w:eastAsia="Times New Roman" w:cs="Times New Roman"/>
-        </w:rPr>
-        <w:t>)</w:t>
-      </w:r>
-      <w:r>
-        <w:rPr>
-          <w:rFonts w:ascii="Times New Roman" w:hAnsi="Times New Roman" w:eastAsia="Times New Roman" w:cs="Times New Roman"/>
-        </w:rPr>
-        <w:t xml:space="preserve"> &gt;&gt;&gt;</w:t>
-      </w:r>
-      <w:r>
-        <w:rPr>
-          <w:rFonts w:ascii="Times New Roman" w:hAnsi="Times New Roman" w:eastAsia="Times New Roman" w:cs="Times New Roman"/>
-        </w:rPr>
-        <w:t xml:space="preserve"> </w:t>
-      </w:r>
       <w:r>
         <w:rPr>
           <w:rFonts w:hint="eastAsia" w:ascii="Times New Roman" w:hAnsi="Times New Roman" w:eastAsia="FangSong" w:cs="Times New Roman"/>
@@ -12294,31 +11511,6 @@
     </w:p>
     <w:p>
       <w:pPr>
-        <w:spacing w:before="0" w:after="0"/>
-      </w:pPr>
-    </w:p>
-    <w:p>
-      <w:pPr>
-        <w:spacing w:before="0" w:after="0"/>
-      </w:pPr>
-    </w:p>
-    <w:p>
-      <w:pPr>
-        <w:spacing w:before="0" w:after="0"/>
-      </w:pPr>
-    </w:p>
-    <w:p>
-      <w:pPr>
-        <w:spacing w:before="0" w:after="0"/>
-      </w:pPr>
-    </w:p>
-    <w:p>
-      <w:pPr>
-        <w:spacing w:before="0" w:after="0"/>
-      </w:pPr>
-    </w:p>
-    <w:p>
-      <w:pPr>
         <w:spacing w:before="160" w:after="80"/>
       </w:pPr>
       <w:r>
@@ -12357,509 +11549,6 @@
       <w:pPr>
         <w:pStyle w:val="FirstParagraph"/>
       </w:pPr>
-      <w:r>
-        <w:rPr>
-          <w:rFonts w:ascii="Times New Roman" w:hAnsi="Times New Roman" w:eastAsia="Times New Roman" w:cs="Times New Roman"/>
-        </w:rPr>
-        <w:t xml:space="preserve">7 </w:t>
-      </w:r>
-      <w:r>
-        <w:rPr>
-          <w:rFonts w:hint="eastAsia" w:ascii="Times New Roman" w:hAnsi="Times New Roman" w:eastAsia="Times New Roman" w:cs="Times New Roman"/>
-        </w:rPr>
-        <w:t>(14</w:t>
-      </w:r>
-      <w:r>
-        <w:rPr>
-          <w:rFonts w:hint="eastAsia" w:ascii="Times New Roman" w:hAnsi="Times New Roman" w:eastAsia="FangSong" w:cs="Times New Roman"/>
-        </w:rPr>
-        <w:t>分</w:t>
-      </w:r>
-      <w:r>
-        <w:rPr>
-          <w:rFonts w:hint="eastAsia" w:ascii="Times New Roman" w:hAnsi="Times New Roman" w:eastAsia="Times New Roman" w:cs="Times New Roman"/>
-        </w:rPr>
-        <w:t>)</w:t>
-      </w:r>
-      <w:r>
-        <w:rPr>
-          <w:rFonts w:ascii="Times New Roman" w:hAnsi="Times New Roman" w:eastAsia="Times New Roman" w:cs="Times New Roman"/>
-        </w:rPr>
-        <w:t xml:space="preserve"> </w:t>
-      </w:r>
-      <m:oMath>
-        <m:oMathPr>
-          <m:ctrlPr>
-            <w:rPr>
-              <w:sz w:val="28"/>
-              <w:szCs w:val="28"/>
-            </w:rPr>
-          </m:ctrlPr>
-        </m:oMathPr>
-        <m:r>
-          <m:rPr>
-            <m:sty m:val="p"/>
-          </m:rPr>
-          <m:t>&lt;</m:t>
-        </m:r>
-        <m:r>
-          <m:rPr>
-            <m:sty m:val="p"/>
-          </m:rPr>
-          <m:t>&lt;</m:t>
-        </m:r>
-        <m:r>
-          <m:rPr>
-            <m:sty m:val="p"/>
-          </m:rPr>
-          <m:t>&lt;</m:t>
-        </m:r>
-        <m:r>
-          <m:rPr>
-            <m:sty m:val="p"/>
-          </m:rPr>
-          <m:t>&lt;</m:t>
-        </m:r>
-        <m:r>
-          <m:rPr>
-            <m:sty m:val="p"/>
-          </m:rPr>
-          <m:t>&lt;</m:t>
-        </m:r>
-        <m:r>
-          <m:rPr>
-            <m:sty m:val="p"/>
-          </m:rPr>
-          <m:t>&lt;</m:t>
-        </m:r>
-        <m:r>
-          <m:rPr>
-            <m:sty m:val="p"/>
-          </m:rPr>
-          <m:t>&lt;</m:t>
-        </m:r>
-        <m:r>
-          <m:rPr>
-            <m:sty m:val="p"/>
-          </m:rPr>
-          <m:t>&lt;</m:t>
-        </m:r>
-        <m:r>
-          <m:rPr>
-            <m:sty m:val="p"/>
-          </m:rPr>
-          <m:t>&lt;</m:t>
-        </m:r>
-        <m:r>
-          <m:rPr>
-            <m:sty m:val="p"/>
-          </m:rPr>
-          <m:t>&lt;</m:t>
-        </m:r>
-        <m:r>
-          <m:rPr>
-            <m:sty m:val="p"/>
-          </m:rPr>
-          <m:t>&lt;</m:t>
-        </m:r>
-        <m:r>
-          <m:rPr>
-            <m:sty m:val="p"/>
-          </m:rPr>
-          <m:t>&lt;</m:t>
-        </m:r>
-        <m:r>
-          <m:rPr>
-            <m:sty m:val="p"/>
-          </m:rPr>
-          <m:t>&lt;</m:t>
-        </m:r>
-        <m:r>
-          <m:rPr>
-            <m:sty m:val="p"/>
-          </m:rPr>
-          <m:t>&lt;</m:t>
-        </m:r>
-        <m:r>
-          <m:rPr>
-            <m:sty m:val="p"/>
-          </m:rPr>
-          <m:t>&lt;</m:t>
-        </m:r>
-        <m:r>
-          <m:rPr>
-            <m:sty m:val="p"/>
-          </m:rPr>
-          <m:t>&lt;</m:t>
-        </m:r>
-        <m:r>
-          <m:rPr>
-            <m:sty m:val="p"/>
-          </m:rPr>
-          <m:t>&lt;</m:t>
-        </m:r>
-        <m:r>
-          <m:rPr>
-            <m:sty m:val="p"/>
-          </m:rPr>
-          <m:t>&lt;</m:t>
-        </m:r>
-        <m:r>
-          <m:rPr>
-            <m:sty m:val="p"/>
-          </m:rPr>
-          <m:t>&lt;</m:t>
-        </m:r>
-        <m:r>
-          <m:rPr>
-            <m:sty m:val="p"/>
-          </m:rPr>
-          <m:t>&lt;</m:t>
-        </m:r>
-        <m:r>
-          <m:rPr>
-            <m:sty m:val="p"/>
-          </m:rPr>
-          <m:t>&lt;</m:t>
-        </m:r>
-        <m:r>
-          <m:rPr>
-            <m:sty m:val="p"/>
-          </m:rPr>
-          <m:t>&lt;</m:t>
-        </m:r>
-        <m:r>
-          <m:rPr>
-            <m:sty m:val="p"/>
-          </m:rPr>
-          <m:t>&lt;</m:t>
-        </m:r>
-        <m:r>
-          <m:rPr>
-            <m:sty m:val="p"/>
-          </m:rPr>
-          <m:t>&lt;</m:t>
-        </m:r>
-        <m:r>
-          <m:rPr>
-            <m:sty m:val="p"/>
-          </m:rPr>
-          <m:t>&lt;</m:t>
-        </m:r>
-        <m:r>
-          <m:rPr>
-            <m:sty m:val="p"/>
-          </m:rPr>
-          <m:t>&lt;</m:t>
-        </m:r>
-        <m:r>
-          <m:rPr>
-            <m:sty m:val="p"/>
-          </m:rPr>
-          <m:t>&lt;</m:t>
-        </m:r>
-        <m:r>
-          <m:rPr>
-            <m:sty m:val="p"/>
-          </m:rPr>
-          <m:t>&lt;</m:t>
-        </m:r>
-        <m:r>
-          <m:rPr>
-            <m:sty m:val="p"/>
-          </m:rPr>
-          <m:t>&lt;</m:t>
-        </m:r>
-        <m:r>
-          <m:rPr>
-            <m:sty m:val="p"/>
-          </m:rPr>
-          <m:t>&lt;</m:t>
-        </m:r>
-        <m:r>
-          <m:rPr>
-            <m:sty m:val="p"/>
-          </m:rPr>
-          <m:t>&lt;</m:t>
-        </m:r>
-        <m:r>
-          <m:rPr>
-            <m:sty m:val="p"/>
-          </m:rPr>
-          <m:t>&lt;</m:t>
-        </m:r>
-        <m:r>
-          <m:rPr>
-            <m:sty m:val="p"/>
-          </m:rPr>
-          <m:t>&lt;</m:t>
-        </m:r>
-        <m:r>
-          <m:rPr>
-            <m:sty m:val="p"/>
-          </m:rPr>
-          <m:t>&lt;</m:t>
-        </m:r>
-        <m:r>
-          <m:rPr>
-            <m:sty m:val="p"/>
-          </m:rPr>
-          <m:t>&lt;</m:t>
-        </m:r>
-        <m:r>
-          <m:rPr>
-            <m:sty m:val="p"/>
-          </m:rPr>
-          <m:t>&lt;</m:t>
-        </m:r>
-        <m:r>
-          <m:rPr>
-            <m:sty m:val="p"/>
-          </m:rPr>
-          <m:t>&lt;</m:t>
-        </m:r>
-        <m:r>
-          <m:rPr>
-            <m:sty m:val="p"/>
-          </m:rPr>
-          <m:t>&lt;</m:t>
-        </m:r>
-        <m:r>
-          <m:rPr>
-            <m:sty m:val="p"/>
-          </m:rPr>
-          <m:t>&lt;</m:t>
-        </m:r>
-        <m:r>
-          <m:rPr>
-            <m:sty m:val="p"/>
-          </m:rPr>
-          <m:t>&lt;</m:t>
-        </m:r>
-        <m:r>
-          <m:rPr>
-            <m:sty m:val="p"/>
-          </m:rPr>
-          <m:t>&lt;</m:t>
-        </m:r>
-        <m:r>
-          <m:rPr>
-            <m:sty m:val="p"/>
-          </m:rPr>
-          <m:t>&lt;</m:t>
-        </m:r>
-        <m:r>
-          <m:rPr>
-            <m:sty m:val="p"/>
-          </m:rPr>
-          <m:t>&lt;</m:t>
-        </m:r>
-        <m:r>
-          <m:rPr>
-            <m:sty m:val="p"/>
-          </m:rPr>
-          <m:t>&lt;</m:t>
-        </m:r>
-        <m:r>
-          <m:rPr>
-            <m:sty m:val="p"/>
-          </m:rPr>
-          <m:t>&lt;</m:t>
-        </m:r>
-        <m:r>
-          <m:rPr>
-            <m:sty m:val="p"/>
-          </m:rPr>
-          <m:t>&lt;</m:t>
-        </m:r>
-        <m:r>
-          <m:rPr>
-            <m:sty m:val="p"/>
-          </m:rPr>
-          <m:t>&lt;</m:t>
-        </m:r>
-        <m:r>
-          <m:rPr>
-            <m:sty m:val="p"/>
-          </m:rPr>
-          <m:t>&lt;</m:t>
-        </m:r>
-        <m:r>
-          <m:rPr>
-            <m:sty m:val="p"/>
-          </m:rPr>
-          <m:t>&lt;</m:t>
-        </m:r>
-        <m:r>
-          <m:rPr>
-            <m:sty m:val="p"/>
-          </m:rPr>
-          <m:t>&lt;</m:t>
-        </m:r>
-        <m:r>
-          <m:rPr>
-            <m:sty m:val="p"/>
-          </m:rPr>
-          <m:t>&lt;</m:t>
-        </m:r>
-        <m:r>
-          <m:rPr>
-            <m:sty m:val="p"/>
-          </m:rPr>
-          <m:t>&lt;</m:t>
-        </m:r>
-        <m:r>
-          <m:rPr>
-            <m:sty m:val="p"/>
-          </m:rPr>
-          <m:t>&lt;</m:t>
-        </m:r>
-        <m:r>
-          <m:rPr>
-            <m:sty m:val="p"/>
-          </m:rPr>
-          <m:t>&lt;</m:t>
-        </m:r>
-        <m:sSub>
-          <m:e>
-            <m:r>
-              <m:rPr>
-                <m:sty m:val="p"/>
-              </m:rPr>
-              <m:t>Δ</m:t>
-            </m:r>
-          </m:e>
-          <m:sub>
-            <m:r>
-              <m:rPr>
-                <m:sty m:val="p"/>
-              </m:rPr>
-              <m:t>r</m:t>
-            </m:r>
-          </m:sub>
-        </m:sSub>
-        <m:sSubSup>
-          <m:e>
-            <m:r>
-              <m:t>S</m:t>
-            </m:r>
-          </m:e>
-          <m:sub>
-            <m:r>
-              <m:rPr>
-                <m:sty m:val="p"/>
-              </m:rPr>
-              <m:t>m</m:t>
-            </m:r>
-          </m:sub>
-          <m:sup>
-            <m:r>
-              <m:rPr>
-                <m:sty m:val="p"/>
-              </m:rPr>
-              <m:t>⊖</m:t>
-            </m:r>
-          </m:sup>
-        </m:sSubSup>
-        <m:r>
-          <m:rPr>
-            <m:sty m:val="p"/>
-          </m:rPr>
-          <m:t>(</m:t>
-        </m:r>
-        <m:r>
-          <m:t>373</m:t>
-        </m:r>
-        <m:r>
-          <m:t>K</m:t>
-        </m:r>
-        <m:r>
-          <m:rPr>
-            <m:sty m:val="p"/>
-          </m:rPr>
-          <m:t>)</m:t>
-        </m:r>
-        <m:r>
-          <m:rPr>
-            <m:sty m:val="p"/>
-          </m:rPr>
-          <m:t>=</m:t>
-        </m:r>
-      </m:oMath>
-      <w:r>
-        <w:rPr>
-          <w:rFonts w:ascii="Times New Roman" w:hAnsi="Times New Roman" w:eastAsia="Times New Roman" w:cs="Times New Roman"/>
-        </w:rPr>
-        <w:t xml:space="preserve"> </w:t>
-      </w:r>
-      <w:r>
-        <w:rPr>
-          <w:rFonts w:hint="eastAsia" w:ascii="Times New Roman" w:hAnsi="Times New Roman" w:eastAsia="FangSong" w:cs="Times New Roman"/>
-        </w:rPr>
-        <w:t xml:space="preserve">在</w:t>
-      </w:r>
-      <w:r>
-        <w:rPr>
-          <w:rFonts w:ascii="Times New Roman" w:hAnsi="Times New Roman" w:eastAsia="Times New Roman" w:cs="Times New Roman"/>
-        </w:rPr>
-        <w:t xml:space="preserve"> </w:t>
-      </w:r>
-      <m:oMath>
-        <m:sSup>
-          <m:e>
-            <m:r>
-              <m:t>100</m:t>
-            </m:r>
-          </m:e>
-          <m:sup>
-            <m:r>
-              <m:rPr>
-                <m:sty m:val="p"/>
-              </m:rPr>
-              <m:t>∘</m:t>
-            </m:r>
-          </m:sup>
-        </m:sSup>
-        <m:r>
-          <m:t>C</m:t>
-        </m:r>
-      </m:oMath>
-      <w:r>
-        <w:rPr>
-          <w:rFonts w:ascii="Times New Roman" w:hAnsi="Times New Roman" w:eastAsia="Times New Roman" w:cs="Times New Roman"/>
-        </w:rPr>
-        <w:t xml:space="preserve"> </w:t>
-      </w:r>
-      <w:r>
-        <w:rPr>
-          <w:rFonts w:hint="eastAsia" w:ascii="Times New Roman" w:hAnsi="Times New Roman" w:eastAsia="FangSong" w:cs="Times New Roman"/>
-        </w:rPr>
-        <w:t>下</w:t>
-      </w:r>
-      <w:r>
-        <w:rPr>
-          <w:rFonts w:hint="eastAsia" w:ascii="Times New Roman" w:hAnsi="Times New Roman" w:eastAsia="Times New Roman" w:cs="Times New Roman"/>
-        </w:rPr>
-        <w:t>，</w:t>
-      </w:r>
-      <w:r>
-        <w:rPr>
-          <w:rFonts w:hint="eastAsia" w:ascii="Times New Roman" w:hAnsi="Times New Roman" w:eastAsia="FangSong" w:cs="Times New Roman"/>
-        </w:rPr>
-        <w:t>下列反应</w:t>
-      </w:r>
-      <w:r>
-        <w:rPr>
-          <w:rFonts w:hint="eastAsia" w:ascii="Times New Roman" w:hAnsi="Times New Roman" w:eastAsia="Times New Roman" w:cs="Times New Roman"/>
-        </w:rPr>
-        <w:t>：</w:t>
-      </w:r>
-      <w:r>
-        <w:rPr>
-          <w:rFonts w:ascii="Times New Roman" w:hAnsi="Times New Roman" w:eastAsia="Times New Roman" w:cs="Times New Roman"/>
-        </w:rPr>
-        <w:t xml:space="preserve"> </w:t>
-      </w:r>
       <m:oMath>
         <m:oMathPr>
           <m:ctrlPr>
@@ -12875,6 +11564,155 @@
               <m:rPr>
                 <m:sty m:val="p"/>
               </m:rPr>
+              <m:t>Δ</m:t>
+            </m:r>
+          </m:e>
+          <m:sub>
+            <m:r>
+              <m:rPr>
+                <m:sty m:val="p"/>
+              </m:rPr>
+              <m:t>r</m:t>
+            </m:r>
+          </m:sub>
+        </m:sSub>
+        <m:sSubSup>
+          <m:e>
+            <m:r>
+              <m:t>S</m:t>
+            </m:r>
+          </m:e>
+          <m:sub>
+            <m:r>
+              <m:rPr>
+                <m:sty m:val="p"/>
+              </m:rPr>
+              <m:t>m</m:t>
+            </m:r>
+          </m:sub>
+          <m:sup>
+            <m:r>
+              <m:rPr>
+                <m:sty m:val="p"/>
+              </m:rPr>
+              <m:t>⊖</m:t>
+            </m:r>
+          </m:sup>
+        </m:sSubSup>
+        <m:r>
+          <m:rPr>
+            <m:sty m:val="p"/>
+          </m:rPr>
+          <m:t>(</m:t>
+        </m:r>
+        <m:r>
+          <m:t>373</m:t>
+        </m:r>
+        <m:r>
+          <m:t>K</m:t>
+        </m:r>
+        <m:r>
+          <m:rPr>
+            <m:sty m:val="p"/>
+          </m:rPr>
+          <m:t>)</m:t>
+        </m:r>
+        <m:r>
+          <m:rPr>
+            <m:sty m:val="p"/>
+          </m:rPr>
+          <m:t>=</m:t>
+        </m:r>
+      </m:oMath>
+      <w:r>
+        <w:rPr>
+          <w:rFonts w:ascii="Times New Roman" w:hAnsi="Times New Roman" w:eastAsia="Times New Roman" w:cs="Times New Roman"/>
+        </w:rPr>
+        <w:t xml:space="preserve"> </w:t>
+      </w:r>
+      <w:r>
+        <w:rPr>
+          <w:rFonts w:hint="eastAsia" w:ascii="Times New Roman" w:hAnsi="Times New Roman" w:eastAsia="FangSong" w:cs="Times New Roman"/>
+        </w:rPr>
+        <w:t xml:space="preserve">在</w:t>
+      </w:r>
+      <w:r>
+        <w:rPr>
+          <w:rFonts w:ascii="Times New Roman" w:hAnsi="Times New Roman" w:eastAsia="Times New Roman" w:cs="Times New Roman"/>
+        </w:rPr>
+        <w:t xml:space="preserve"> </w:t>
+      </w:r>
+      <m:oMath>
+        <m:sSup>
+          <m:e>
+            <m:r>
+              <m:t>100</m:t>
+            </m:r>
+          </m:e>
+          <m:sup>
+            <m:r>
+              <m:rPr>
+                <m:sty m:val="p"/>
+              </m:rPr>
+              <m:t>∘</m:t>
+            </m:r>
+          </m:sup>
+        </m:sSup>
+        <m:r>
+          <m:t>C</m:t>
+        </m:r>
+      </m:oMath>
+      <w:r>
+        <w:rPr>
+          <w:rFonts w:ascii="Times New Roman" w:hAnsi="Times New Roman" w:eastAsia="Times New Roman" w:cs="Times New Roman"/>
+        </w:rPr>
+        <w:t xml:space="preserve"> </w:t>
+      </w:r>
+      <w:r>
+        <w:rPr>
+          <w:rFonts w:hint="eastAsia" w:ascii="Times New Roman" w:hAnsi="Times New Roman" w:eastAsia="FangSong" w:cs="Times New Roman"/>
+        </w:rPr>
+        <w:t>下</w:t>
+      </w:r>
+      <w:r>
+        <w:rPr>
+          <w:rFonts w:hint="eastAsia" w:ascii="Times New Roman" w:hAnsi="Times New Roman" w:eastAsia="Times New Roman" w:cs="Times New Roman"/>
+        </w:rPr>
+        <w:t>，</w:t>
+      </w:r>
+      <w:r>
+        <w:rPr>
+          <w:rFonts w:hint="eastAsia" w:ascii="Times New Roman" w:hAnsi="Times New Roman" w:eastAsia="FangSong" w:cs="Times New Roman"/>
+        </w:rPr>
+        <w:t>下列反应</w:t>
+      </w:r>
+      <w:r>
+        <w:rPr>
+          <w:rFonts w:hint="eastAsia" w:ascii="Times New Roman" w:hAnsi="Times New Roman" w:eastAsia="Times New Roman" w:cs="Times New Roman"/>
+        </w:rPr>
+        <w:t>：</w:t>
+      </w:r>
+      <w:r>
+        <w:rPr>
+          <w:rFonts w:ascii="Times New Roman" w:hAnsi="Times New Roman" w:eastAsia="Times New Roman" w:cs="Times New Roman"/>
+        </w:rPr>
+        <w:t xml:space="preserve"> </w:t>
+      </w:r>
+      <m:oMath>
+        <m:oMathPr>
+          <m:ctrlPr>
+            <w:rPr>
+              <w:sz w:val="28"/>
+              <w:szCs w:val="28"/>
+            </w:rPr>
+          </m:ctrlPr>
+        </m:oMathPr>
+        <m:sSub>
+          <m:e>
+            <m:r>
+              <m:rPr>
+                <m:sty m:val="p"/>
+              </m:rPr>
               <m:t>C</m:t>
             </m:r>
             <m:r>
@@ -13692,31 +12530,6 @@
         </w:rPr>
         <w:t xml:space="preserve">。</w:t>
       </w:r>
-    </w:p>
-    <w:p>
-      <w:pPr>
-        <w:spacing w:before="0" w:after="0"/>
-      </w:pPr>
-    </w:p>
-    <w:p>
-      <w:pPr>
-        <w:spacing w:before="0" w:after="0"/>
-      </w:pPr>
-    </w:p>
-    <w:p>
-      <w:pPr>
-        <w:spacing w:before="0" w:after="0"/>
-      </w:pPr>
-    </w:p>
-    <w:p>
-      <w:pPr>
-        <w:spacing w:before="0" w:after="0"/>
-      </w:pPr>
-    </w:p>
-    <w:p>
-      <w:pPr>
-        <w:spacing w:before="0" w:after="0"/>
-      </w:pPr>
     </w:p>
     <w:p>
       <w:pPr>
@@ -14401,7 +13214,7 @@
     <ns0:rPr>
       <ns0:rFonts ns0:ascii="Times New Roman" ns0:cs="Times New Roman" ns0:eastAsia="SimHei" ns0:hAnsi="Times New Roman"/>
       <ns0:b/>
-      <ns0:color ns0:val="000000"/>
+      <ns0:color ns0:val="17324D"/>
       <ns0:sz ns0:val="44"/>
       <ns0:szCs ns0:val="56"/>
     </ns0:rPr>
@@ -14543,7 +13356,7 @@
     <ns0:rPr>
       <ns0:rFonts ns0:ascii="Times New Roman" ns0:cs="Times New Roman" ns0:eastAsia="SimHei" ns0:hAnsi="Times New Roman"/>
       <ns0:b/>
-      <ns0:color ns0:val="000000"/>
+      <ns0:color ns0:val="17324D"/>
       <ns0:sz ns0:val="32"/>
       <ns0:szCs ns0:val="40"/>
     </ns0:rPr>
@@ -14567,7 +13380,7 @@
     <ns0:rPr>
       <ns0:rFonts ns0:ascii="Times New Roman" ns0:cs="Times New Roman" ns0:eastAsia="SimHei" ns0:hAnsi="Times New Roman"/>
       <ns0:b/>
-      <ns0:color ns0:val="000000"/>
+      <ns0:color ns0:val="17324D"/>
       <ns0:sz ns0:val="28"/>
       <ns0:szCs ns0:val="32"/>
     </ns0:rPr>
@@ -14591,7 +13404,7 @@
     <ns0:rPr>
       <ns0:rFonts ns0:ascii="Times New Roman" ns0:cs="Times New Roman" ns0:eastAsia="SimHei" ns0:hAnsi="Times New Roman"/>
       <ns0:b/>
-      <ns0:color ns0:val="000000"/>
+      <ns0:color ns0:val="17324D"/>
       <ns0:sz ns0:val="25"/>
       <ns0:szCs ns0:val="28"/>
     </ns0:rPr>

--- a/00-首页/题组Word/第一轮·综合套卷/第一轮综合卷10（学生版）.docx
+++ b/00-首页/题组Word/第一轮·综合套卷/第一轮综合卷10（学生版）.docx
@@ -42,6 +42,60 @@
     </w:p>
     <w:p>
       <w:pPr>
+        <w:pStyle w:val="BlockText"/>
+        <w:ind w:firstLine="420"/>
+      </w:pPr>
+      <w:r>
+        <w:rPr>
+          <w:rFonts w:hint="eastAsia" w:ascii="Times New Roman" w:hAnsi="Times New Roman" w:eastAsia="FangSong" w:cs="Times New Roman"/>
+        </w:rPr>
+        <w:t xml:space="preserve">共</w:t>
+      </w:r>
+      <w:r>
+        <w:rPr>
+          <w:rFonts w:ascii="Times New Roman" w:hAnsi="Times New Roman" w:eastAsia="Times New Roman" w:cs="Times New Roman"/>
+        </w:rPr>
+        <w:t xml:space="preserve"> 26 </w:t>
+      </w:r>
+      <w:r>
+        <w:rPr>
+          <w:rFonts w:hint="eastAsia" w:ascii="Times New Roman" w:hAnsi="Times New Roman" w:eastAsia="FangSong" w:cs="Times New Roman"/>
+        </w:rPr>
+        <w:t>题</w:t>
+      </w:r>
+      <w:r>
+        <w:rPr>
+          <w:rFonts w:hint="eastAsia" w:ascii="Times New Roman" w:hAnsi="Times New Roman" w:eastAsia="Times New Roman" w:cs="Times New Roman"/>
+        </w:rPr>
+        <w:t>。</w:t>
+      </w:r>
+      <w:r>
+        <w:rPr>
+          <w:rFonts w:hint="eastAsia" w:ascii="Times New Roman" w:hAnsi="Times New Roman" w:eastAsia="FangSong" w:cs="Times New Roman"/>
+        </w:rPr>
+        <w:t>建议先独立完成</w:t>
+      </w:r>
+      <w:r>
+        <w:rPr>
+          <w:rFonts w:hint="eastAsia" w:ascii="Times New Roman" w:hAnsi="Times New Roman" w:eastAsia="Times New Roman" w:cs="Times New Roman"/>
+        </w:rPr>
+        <w:t>，</w:t>
+      </w:r>
+      <w:r>
+        <w:rPr>
+          <w:rFonts w:hint="eastAsia" w:ascii="Times New Roman" w:hAnsi="Times New Roman" w:eastAsia="FangSong" w:cs="Times New Roman"/>
+        </w:rPr>
+        <w:t>再核对答案</w:t>
+      </w:r>
+      <w:r>
+        <w:rPr>
+          <w:rFonts w:hint="eastAsia" w:ascii="Times New Roman" w:hAnsi="Times New Roman" w:eastAsia="Times New Roman" w:cs="Times New Roman"/>
+        </w:rPr>
+        <w:t>。</w:t>
+      </w:r>
+    </w:p>
+    <w:p>
+      <w:pPr>
         <w:spacing w:before="160" w:after="80"/>
       </w:pPr>
       <w:r>
@@ -91,6 +145,7 @@
     <w:p>
       <w:pPr>
         <w:pStyle w:val="FirstParagraph"/>
+        <w:ind w:firstLine="420"/>
       </w:pPr>
       <w:r>
         <w:rPr>
@@ -126,6 +181,7 @@
     <w:p>
       <w:pPr>
         <w:pStyle w:val="BodyText"/>
+        <w:ind w:firstLine="420"/>
       </w:pPr>
       <w:r>
         <w:rPr>
@@ -293,6 +349,7 @@
     <w:p>
       <w:pPr>
         <w:pStyle w:val="BodyText"/>
+        <w:ind w:firstLine="420"/>
       </w:pPr>
       <w:r>
         <w:rPr>
@@ -601,175 +658,6 @@
         </w:pict>
       </w:r>
     </w:p>
-    <w:bookmarkEnd w:id="9"/>
-    <w:bookmarkStart w:id="10" w:name="第2题"/>
-    <w:p>
-      <w:pPr>
-        <w:pStyle w:val="Heading3"/>
-        <w:spacing w:before="280" w:after="120"/>
-      </w:pPr>
-      <w:r>
-        <w:rPr>
-          <w:rFonts w:hint="eastAsia" w:ascii="Times New Roman" w:hAnsi="Times New Roman" w:eastAsia="SimHei" w:cs="Times New Roman"/>
-        </w:rPr>
-        <w:t>第</w:t>
-      </w:r>
-      <w:r>
-        <w:rPr>
-          <w:rFonts w:hint="eastAsia" w:ascii="Times New Roman" w:hAnsi="Times New Roman" w:eastAsia="Times New Roman" w:cs="Times New Roman"/>
-        </w:rPr>
-        <w:t>2</w:t>
-      </w:r>
-      <w:r>
-        <w:rPr>
-          <w:rFonts w:hint="eastAsia" w:ascii="Times New Roman" w:hAnsi="Times New Roman" w:eastAsia="SimHei" w:cs="Times New Roman"/>
-        </w:rPr>
-        <w:t>题</w:t>
-      </w:r>
-    </w:p>
-    <w:p>
-      <w:pPr>
-        <w:pStyle w:val="FirstParagraph"/>
-      </w:pPr>
-      <w:r>
-        <w:rPr>
-          <w:rFonts w:hint="eastAsia" w:ascii="Times New Roman" w:hAnsi="Times New Roman" w:eastAsia="FangSong" w:cs="Times New Roman"/>
-        </w:rPr>
-        <w:t xml:space="preserve">极化能力最强的离子应具有的特性是</w:t>
-      </w:r>
-      <w:r>
-        <w:rPr>
-          <w:rFonts w:ascii="Times New Roman" w:hAnsi="Times New Roman" w:eastAsia="Times New Roman" w:cs="Times New Roman"/>
-        </w:rPr>
-        <w:t xml:space="preserve"> </w:t>
-      </w:r>
-      <w:r>
-        <w:rPr>
-          <w:rFonts w:hint="eastAsia" w:ascii="Times New Roman" w:hAnsi="Times New Roman" w:eastAsia="Times New Roman" w:cs="Times New Roman"/>
-        </w:rPr>
-        <w:t xml:space="preserve">（</w:t>
-      </w:r>
-      <w:r>
-        <w:rPr>
-          <w:rFonts w:ascii="Times New Roman" w:hAnsi="Times New Roman" w:eastAsia="Times New Roman" w:cs="Times New Roman"/>
-        </w:rPr>
-        <w:t xml:space="preserve"> </w:t>
-      </w:r>
-      <w:r>
-        <w:rPr>
-          <w:rFonts w:hint="eastAsia" w:ascii="Times New Roman" w:hAnsi="Times New Roman" w:eastAsia="Times New Roman" w:cs="Times New Roman"/>
-        </w:rPr>
-        <w:t xml:space="preserve">）</w:t>
-      </w:r>
-      <w:r>
-        <w:rPr>
-          <w:rFonts w:ascii="Times New Roman" w:hAnsi="Times New Roman" w:eastAsia="Times New Roman" w:cs="Times New Roman"/>
-        </w:rPr>
-        <w:t xml:space="preserve"> </w:t>
-      </w:r>
-      <w:r>
-        <w:rPr>
-          <w:rFonts w:ascii="Times New Roman" w:hAnsi="Times New Roman" w:eastAsia="Times New Roman" w:cs="Times New Roman"/>
-        </w:rPr>
-        <w:t xml:space="preserve">A. </w:t>
-      </w:r>
-      <w:r>
-        <w:rPr>
-          <w:rFonts w:hint="eastAsia" w:ascii="Times New Roman" w:hAnsi="Times New Roman" w:eastAsia="FangSong" w:cs="Times New Roman"/>
-        </w:rPr>
-        <w:t>离子电荷高</w:t>
-      </w:r>
-      <w:r>
-        <w:rPr>
-          <w:rFonts w:hint="eastAsia" w:ascii="Times New Roman" w:hAnsi="Times New Roman" w:eastAsia="Times New Roman" w:cs="Times New Roman"/>
-        </w:rPr>
-        <w:t>、</w:t>
-      </w:r>
-      <w:r>
-        <w:rPr>
-          <w:rFonts w:hint="eastAsia" w:ascii="Times New Roman" w:hAnsi="Times New Roman" w:eastAsia="FangSong" w:cs="Times New Roman"/>
-        </w:rPr>
-        <w:t>离子半径大</w:t>
-      </w:r>
-      <w:r>
-        <w:rPr>
-          <w:rFonts w:ascii="Times New Roman" w:hAnsi="Times New Roman" w:eastAsia="Times New Roman" w:cs="Times New Roman"/>
-        </w:rPr>
-        <w:t xml:space="preserve"> B. </w:t>
-      </w:r>
-      <w:r>
-        <w:rPr>
-          <w:rFonts w:hint="eastAsia" w:ascii="Times New Roman" w:hAnsi="Times New Roman" w:eastAsia="FangSong" w:cs="Times New Roman"/>
-        </w:rPr>
-        <w:t>离子电荷高</w:t>
-      </w:r>
-      <w:r>
-        <w:rPr>
-          <w:rFonts w:hint="eastAsia" w:ascii="Times New Roman" w:hAnsi="Times New Roman" w:eastAsia="Times New Roman" w:cs="Times New Roman"/>
-        </w:rPr>
-        <w:t>、</w:t>
-      </w:r>
-      <w:r>
-        <w:rPr>
-          <w:rFonts w:hint="eastAsia" w:ascii="Times New Roman" w:hAnsi="Times New Roman" w:eastAsia="FangSong" w:cs="Times New Roman"/>
-        </w:rPr>
-        <w:t>离子半径小</w:t>
-      </w:r>
-      <w:r>
-        <w:rPr>
-          <w:rFonts w:ascii="Times New Roman" w:hAnsi="Times New Roman" w:eastAsia="Times New Roman" w:cs="Times New Roman"/>
-        </w:rPr>
-        <w:t xml:space="preserve"> </w:t>
-      </w:r>
-      <w:r>
-        <w:rPr>
-          <w:rFonts w:ascii="Times New Roman" w:hAnsi="Times New Roman" w:eastAsia="Times New Roman" w:cs="Times New Roman"/>
-        </w:rPr>
-        <w:t xml:space="preserve">C. </w:t>
-      </w:r>
-      <w:r>
-        <w:rPr>
-          <w:rFonts w:hint="eastAsia" w:ascii="Times New Roman" w:hAnsi="Times New Roman" w:eastAsia="FangSong" w:cs="Times New Roman"/>
-        </w:rPr>
-        <w:t>离子电荷低</w:t>
-      </w:r>
-      <w:r>
-        <w:rPr>
-          <w:rFonts w:hint="eastAsia" w:ascii="Times New Roman" w:hAnsi="Times New Roman" w:eastAsia="Times New Roman" w:cs="Times New Roman"/>
-        </w:rPr>
-        <w:t>、</w:t>
-      </w:r>
-      <w:r>
-        <w:rPr>
-          <w:rFonts w:hint="eastAsia" w:ascii="Times New Roman" w:hAnsi="Times New Roman" w:eastAsia="FangSong" w:cs="Times New Roman"/>
-        </w:rPr>
-        <w:t>离子半径小</w:t>
-      </w:r>
-      <w:r>
-        <w:rPr>
-          <w:rFonts w:ascii="Times New Roman" w:hAnsi="Times New Roman" w:eastAsia="Times New Roman" w:cs="Times New Roman"/>
-        </w:rPr>
-        <w:t xml:space="preserve"> D. </w:t>
-      </w:r>
-      <w:r>
-        <w:rPr>
-          <w:rFonts w:hint="eastAsia" w:ascii="Times New Roman" w:hAnsi="Times New Roman" w:eastAsia="FangSong" w:cs="Times New Roman"/>
-        </w:rPr>
-        <w:t>离子电荷低</w:t>
-      </w:r>
-      <w:r>
-        <w:rPr>
-          <w:rFonts w:hint="eastAsia" w:ascii="Times New Roman" w:hAnsi="Times New Roman" w:eastAsia="Times New Roman" w:cs="Times New Roman"/>
-        </w:rPr>
-        <w:t>、</w:t>
-      </w:r>
-      <w:r>
-        <w:rPr>
-          <w:rFonts w:hint="eastAsia" w:ascii="Times New Roman" w:hAnsi="Times New Roman" w:eastAsia="FangSong" w:cs="Times New Roman"/>
-        </w:rPr>
-        <w:t>离子半径大</w:t>
-      </w:r>
-    </w:p>
     <w:p>
       <w:pPr>
         <w:spacing w:before="160" w:after="80"/>
@@ -780,8 +668,8 @@
         </w:pict>
       </w:r>
     </w:p>
-    <w:bookmarkEnd w:id="10"/>
-    <w:bookmarkStart w:id="11" w:name="第3题"/>
+    <w:bookmarkEnd w:id="9"/>
+    <w:bookmarkStart w:id="10" w:name="第2题"/>
     <w:p>
       <w:pPr>
         <w:pStyle w:val="Heading3"/>
@@ -797,7 +685,7 @@
         <w:rPr>
           <w:rFonts w:hint="eastAsia" w:ascii="Times New Roman" w:hAnsi="Times New Roman" w:eastAsia="Times New Roman" w:cs="Times New Roman"/>
         </w:rPr>
-        <w:t>3</w:t>
+        <w:t>2</w:t>
       </w:r>
       <w:r>
         <w:rPr>
@@ -809,12 +697,13 @@
     <w:p>
       <w:pPr>
         <w:pStyle w:val="FirstParagraph"/>
-      </w:pPr>
-      <w:r>
-        <w:rPr>
-          <w:rFonts w:hint="eastAsia" w:ascii="Times New Roman" w:hAnsi="Times New Roman" w:eastAsia="FangSong" w:cs="Times New Roman"/>
-        </w:rPr>
-        <w:t xml:space="preserve">下列叙述中错误的是</w:t>
+        <w:ind w:firstLine="420"/>
+      </w:pPr>
+      <w:r>
+        <w:rPr>
+          <w:rFonts w:hint="eastAsia" w:ascii="Times New Roman" w:hAnsi="Times New Roman" w:eastAsia="FangSong" w:cs="Times New Roman"/>
+        </w:rPr>
+        <w:t xml:space="preserve">极化能力最强的离子应具有的特性是</w:t>
       </w:r>
       <w:r>
         <w:rPr>
@@ -838,85 +727,115 @@
         <w:rPr>
           <w:rFonts w:hint="eastAsia" w:ascii="Times New Roman" w:hAnsi="Times New Roman" w:eastAsia="Times New Roman" w:cs="Times New Roman"/>
         </w:rPr>
-        <w:t>）A.</w:t>
-      </w:r>
-      <w:r>
-        <w:rPr>
-          <w:rFonts w:hint="eastAsia" w:ascii="Times New Roman" w:hAnsi="Times New Roman" w:eastAsia="FangSong" w:cs="Times New Roman"/>
-        </w:rPr>
-        <w:t>单原子分子的偶极矩等于零</w:t>
-      </w:r>
-      <w:r>
-        <w:rPr>
-          <w:rFonts w:ascii="Times New Roman" w:hAnsi="Times New Roman" w:eastAsia="Times New Roman" w:cs="Times New Roman"/>
-        </w:rPr>
-        <w:t xml:space="preserve"> </w:t>
-      </w:r>
-      <w:r>
-        <w:rPr>
-          <w:rFonts w:hint="eastAsia" w:ascii="Times New Roman" w:hAnsi="Times New Roman" w:eastAsia="Times New Roman" w:cs="Times New Roman"/>
-        </w:rPr>
-        <w:t>B.</w:t>
-      </w:r>
-      <w:r>
-        <w:rPr>
-          <w:rFonts w:hint="eastAsia" w:ascii="Times New Roman" w:hAnsi="Times New Roman" w:eastAsia="FangSong" w:cs="Times New Roman"/>
-        </w:rPr>
-        <w:t>键矩愈大</w:t>
-      </w:r>
-      <w:r>
-        <w:rPr>
-          <w:rFonts w:hint="eastAsia" w:ascii="Times New Roman" w:hAnsi="Times New Roman" w:eastAsia="Times New Roman" w:cs="Times New Roman"/>
-        </w:rPr>
-        <w:t>，</w:t>
-      </w:r>
-      <w:r>
-        <w:rPr>
-          <w:rFonts w:hint="eastAsia" w:ascii="Times New Roman" w:hAnsi="Times New Roman" w:eastAsia="FangSong" w:cs="Times New Roman"/>
-        </w:rPr>
-        <w:t>分子的偶极矩也愈大</w:t>
-      </w:r>
-      <w:r>
-        <w:rPr>
-          <w:rFonts w:hint="eastAsia" w:ascii="Times New Roman" w:hAnsi="Times New Roman" w:eastAsia="Times New Roman" w:cs="Times New Roman"/>
-        </w:rPr>
-        <w:t>C.</w:t>
-      </w:r>
-      <w:r>
-        <w:rPr>
-          <w:rFonts w:hint="eastAsia" w:ascii="Times New Roman" w:hAnsi="Times New Roman" w:eastAsia="FangSong" w:cs="Times New Roman"/>
-        </w:rPr>
-        <w:t>有对称中心的分子</w:t>
-      </w:r>
-      <w:r>
-        <w:rPr>
-          <w:rFonts w:hint="eastAsia" w:ascii="Times New Roman" w:hAnsi="Times New Roman" w:eastAsia="Times New Roman" w:cs="Times New Roman"/>
-        </w:rPr>
-        <w:t>，</w:t>
-      </w:r>
-      <w:r>
-        <w:rPr>
-          <w:rFonts w:hint="eastAsia" w:ascii="Times New Roman" w:hAnsi="Times New Roman" w:eastAsia="FangSong" w:cs="Times New Roman"/>
-        </w:rPr>
-        <w:t>其偶极矩等于零</w:t>
-      </w:r>
-      <w:r>
-        <w:rPr>
-          <w:rFonts w:ascii="Times New Roman" w:hAnsi="Times New Roman" w:eastAsia="Times New Roman" w:cs="Times New Roman"/>
-        </w:rPr>
-        <w:t xml:space="preserve"> </w:t>
-      </w:r>
-      <w:r>
-        <w:rPr>
-          <w:rFonts w:hint="eastAsia" w:ascii="Times New Roman" w:hAnsi="Times New Roman" w:eastAsia="Times New Roman" w:cs="Times New Roman"/>
-        </w:rPr>
-        <w:t>D.</w:t>
-      </w:r>
-      <w:r>
-        <w:rPr>
-          <w:rFonts w:hint="eastAsia" w:ascii="Times New Roman" w:hAnsi="Times New Roman" w:eastAsia="FangSong" w:cs="Times New Roman"/>
-        </w:rPr>
-        <w:t>分子的偶极矩是键矩的矢量和</w:t>
+        <w:t xml:space="preserve">）</w:t>
+      </w:r>
+      <w:r>
+        <w:rPr>
+          <w:rFonts w:ascii="Times New Roman" w:hAnsi="Times New Roman" w:eastAsia="Times New Roman" w:cs="Times New Roman"/>
+        </w:rPr>
+        <w:t xml:space="preserve"> </w:t>
+      </w:r>
+      <w:r>
+        <w:rPr>
+          <w:rFonts w:ascii="Times New Roman" w:hAnsi="Times New Roman" w:eastAsia="Times New Roman" w:cs="Times New Roman"/>
+        </w:rPr>
+        <w:t xml:space="preserve">A. </w:t>
+      </w:r>
+      <w:r>
+        <w:rPr>
+          <w:rFonts w:hint="eastAsia" w:ascii="Times New Roman" w:hAnsi="Times New Roman" w:eastAsia="FangSong" w:cs="Times New Roman"/>
+        </w:rPr>
+        <w:t>离子电荷高</w:t>
+      </w:r>
+      <w:r>
+        <w:rPr>
+          <w:rFonts w:hint="eastAsia" w:ascii="Times New Roman" w:hAnsi="Times New Roman" w:eastAsia="Times New Roman" w:cs="Times New Roman"/>
+        </w:rPr>
+        <w:t>、</w:t>
+      </w:r>
+      <w:r>
+        <w:rPr>
+          <w:rFonts w:hint="eastAsia" w:ascii="Times New Roman" w:hAnsi="Times New Roman" w:eastAsia="FangSong" w:cs="Times New Roman"/>
+        </w:rPr>
+        <w:t>离子半径大</w:t>
+      </w:r>
+      <w:r>
+        <w:rPr>
+          <w:rFonts w:ascii="Times New Roman" w:hAnsi="Times New Roman" w:eastAsia="Times New Roman" w:cs="Times New Roman"/>
+        </w:rPr>
+        <w:t xml:space="preserve"> B. </w:t>
+      </w:r>
+      <w:r>
+        <w:rPr>
+          <w:rFonts w:hint="eastAsia" w:ascii="Times New Roman" w:hAnsi="Times New Roman" w:eastAsia="FangSong" w:cs="Times New Roman"/>
+        </w:rPr>
+        <w:t>离子电荷高</w:t>
+      </w:r>
+      <w:r>
+        <w:rPr>
+          <w:rFonts w:hint="eastAsia" w:ascii="Times New Roman" w:hAnsi="Times New Roman" w:eastAsia="Times New Roman" w:cs="Times New Roman"/>
+        </w:rPr>
+        <w:t>、</w:t>
+      </w:r>
+      <w:r>
+        <w:rPr>
+          <w:rFonts w:hint="eastAsia" w:ascii="Times New Roman" w:hAnsi="Times New Roman" w:eastAsia="FangSong" w:cs="Times New Roman"/>
+        </w:rPr>
+        <w:t>离子半径小</w:t>
+      </w:r>
+      <w:r>
+        <w:rPr>
+          <w:rFonts w:ascii="Times New Roman" w:hAnsi="Times New Roman" w:eastAsia="Times New Roman" w:cs="Times New Roman"/>
+        </w:rPr>
+        <w:t xml:space="preserve"> </w:t>
+      </w:r>
+      <w:r>
+        <w:rPr>
+          <w:rFonts w:ascii="Times New Roman" w:hAnsi="Times New Roman" w:eastAsia="Times New Roman" w:cs="Times New Roman"/>
+        </w:rPr>
+        <w:t xml:space="preserve">C. </w:t>
+      </w:r>
+      <w:r>
+        <w:rPr>
+          <w:rFonts w:hint="eastAsia" w:ascii="Times New Roman" w:hAnsi="Times New Roman" w:eastAsia="FangSong" w:cs="Times New Roman"/>
+        </w:rPr>
+        <w:t>离子电荷低</w:t>
+      </w:r>
+      <w:r>
+        <w:rPr>
+          <w:rFonts w:hint="eastAsia" w:ascii="Times New Roman" w:hAnsi="Times New Roman" w:eastAsia="Times New Roman" w:cs="Times New Roman"/>
+        </w:rPr>
+        <w:t>、</w:t>
+      </w:r>
+      <w:r>
+        <w:rPr>
+          <w:rFonts w:hint="eastAsia" w:ascii="Times New Roman" w:hAnsi="Times New Roman" w:eastAsia="FangSong" w:cs="Times New Roman"/>
+        </w:rPr>
+        <w:t>离子半径小</w:t>
+      </w:r>
+      <w:r>
+        <w:rPr>
+          <w:rFonts w:ascii="Times New Roman" w:hAnsi="Times New Roman" w:eastAsia="Times New Roman" w:cs="Times New Roman"/>
+        </w:rPr>
+        <w:t xml:space="preserve"> D. </w:t>
+      </w:r>
+      <w:r>
+        <w:rPr>
+          <w:rFonts w:hint="eastAsia" w:ascii="Times New Roman" w:hAnsi="Times New Roman" w:eastAsia="FangSong" w:cs="Times New Roman"/>
+        </w:rPr>
+        <w:t>离子电荷低</w:t>
+      </w:r>
+      <w:r>
+        <w:rPr>
+          <w:rFonts w:hint="eastAsia" w:ascii="Times New Roman" w:hAnsi="Times New Roman" w:eastAsia="Times New Roman" w:cs="Times New Roman"/>
+        </w:rPr>
+        <w:t>、</w:t>
+      </w:r>
+      <w:r>
+        <w:rPr>
+          <w:rFonts w:hint="eastAsia" w:ascii="Times New Roman" w:hAnsi="Times New Roman" w:eastAsia="FangSong" w:cs="Times New Roman"/>
+        </w:rPr>
+        <w:t>离子半径大</w:t>
       </w:r>
     </w:p>
     <w:p>
@@ -929,97 +848,6 @@
         </w:pict>
       </w:r>
     </w:p>
-    <w:bookmarkEnd w:id="11"/>
-    <w:bookmarkStart w:id="12" w:name="第4题"/>
-    <w:p>
-      <w:pPr>
-        <w:pStyle w:val="Heading3"/>
-        <w:spacing w:before="280" w:after="120"/>
-      </w:pPr>
-      <w:r>
-        <w:rPr>
-          <w:rFonts w:hint="eastAsia" w:ascii="Times New Roman" w:hAnsi="Times New Roman" w:eastAsia="SimHei" w:cs="Times New Roman"/>
-        </w:rPr>
-        <w:t>第</w:t>
-      </w:r>
-      <w:r>
-        <w:rPr>
-          <w:rFonts w:hint="eastAsia" w:ascii="Times New Roman" w:hAnsi="Times New Roman" w:eastAsia="Times New Roman" w:cs="Times New Roman"/>
-        </w:rPr>
-        <w:t>4</w:t>
-      </w:r>
-      <w:r>
-        <w:rPr>
-          <w:rFonts w:hint="eastAsia" w:ascii="Times New Roman" w:hAnsi="Times New Roman" w:eastAsia="SimHei" w:cs="Times New Roman"/>
-        </w:rPr>
-        <w:t>题</w:t>
-      </w:r>
-    </w:p>
-    <w:p>
-      <w:pPr>
-        <w:pStyle w:val="FirstParagraph"/>
-      </w:pPr>
-      <w:r>
-        <w:rPr>
-          <w:rFonts w:hint="eastAsia" w:ascii="Times New Roman" w:hAnsi="Times New Roman" w:eastAsia="FangSong" w:cs="Times New Roman"/>
-        </w:rPr>
-        <w:t xml:space="preserve">下列</w:t>
-      </w:r>
-      <w:r>
-        <w:rPr>
-          <w:rFonts w:ascii="Times New Roman" w:hAnsi="Times New Roman" w:eastAsia="Times New Roman" w:cs="Times New Roman"/>
-        </w:rPr>
-        <w:t xml:space="preserve"> Lewis </w:t>
-      </w:r>
-      <w:r>
-        <w:rPr>
-          <w:rFonts w:hint="eastAsia" w:ascii="Times New Roman" w:hAnsi="Times New Roman" w:eastAsia="FangSong" w:cs="Times New Roman"/>
-        </w:rPr>
-        <w:t>结构式中</w:t>
-      </w:r>
-      <w:r>
-        <w:rPr>
-          <w:rFonts w:hint="eastAsia" w:ascii="Times New Roman" w:hAnsi="Times New Roman" w:eastAsia="Times New Roman" w:cs="Times New Roman"/>
-        </w:rPr>
-        <w:t>,</w:t>
-      </w:r>
-      <w:r>
-        <w:rPr>
-          <w:rFonts w:ascii="Times New Roman" w:hAnsi="Times New Roman" w:eastAsia="Times New Roman" w:cs="Times New Roman"/>
-        </w:rPr>
-        <w:t xml:space="preserve"> X </w:t>
-      </w:r>
-      <w:r>
-        <w:rPr>
-          <w:rFonts w:hint="eastAsia" w:ascii="Times New Roman" w:hAnsi="Times New Roman" w:eastAsia="FangSong" w:cs="Times New Roman"/>
-        </w:rPr>
-        <w:t xml:space="preserve">是以</w:t>
-      </w:r>
-      <w:r>
-        <w:rPr>
-          <w:rFonts w:ascii="Times New Roman" w:hAnsi="Times New Roman" w:eastAsia="Times New Roman" w:cs="Times New Roman"/>
-        </w:rPr>
-        <w:t xml:space="preserve"> sp </w:t>
-      </w:r>
-      <w:r>
-        <w:rPr>
-          <w:rFonts w:hint="eastAsia" w:ascii="Times New Roman" w:hAnsi="Times New Roman" w:eastAsia="FangSong" w:cs="Times New Roman"/>
-        </w:rPr>
-        <w:t xml:space="preserve">杂化轨道成键的是</w:t>
-      </w:r>
-      <w:r>
-        <w:rPr>
-          <w:rFonts w:ascii="Times New Roman" w:hAnsi="Times New Roman" w:eastAsia="Times New Roman" w:cs="Times New Roman"/>
-        </w:rPr>
-        <w:t xml:space="preserve"> </w:t>
-      </w:r>
-      <w:r>
-        <w:rPr>
-          <w:rFonts w:ascii="Times New Roman" w:hAnsi="Times New Roman" w:eastAsia="Times New Roman" w:cs="Times New Roman"/>
-        </w:rPr>
-        <w:t xml:space="preserve">A. A-X-A B. A=X=A C. A=X-X D. A-X-A</w:t>
-      </w:r>
-    </w:p>
     <w:p>
       <w:pPr>
         <w:spacing w:before="160" w:after="80"/>
@@ -1030,8 +858,8 @@
         </w:pict>
       </w:r>
     </w:p>
-    <w:bookmarkEnd w:id="12"/>
-    <w:bookmarkStart w:id="13" w:name="第5题"/>
+    <w:bookmarkEnd w:id="10"/>
+    <w:bookmarkStart w:id="11" w:name="第3题"/>
     <w:p>
       <w:pPr>
         <w:pStyle w:val="Heading3"/>
@@ -1047,7 +875,7 @@
         <w:rPr>
           <w:rFonts w:hint="eastAsia" w:ascii="Times New Roman" w:hAnsi="Times New Roman" w:eastAsia="Times New Roman" w:cs="Times New Roman"/>
         </w:rPr>
-        <w:t>5</w:t>
+        <w:t>3</w:t>
       </w:r>
       <w:r>
         <w:rPr>
@@ -1059,128 +887,37 @@
     <w:p>
       <w:pPr>
         <w:pStyle w:val="FirstParagraph"/>
-      </w:pPr>
-      <w:r>
-        <w:rPr>
-          <w:rFonts w:ascii="Times New Roman" w:hAnsi="Times New Roman" w:eastAsia="Times New Roman" w:cs="Times New Roman"/>
-        </w:rPr>
-        <w:t xml:space="preserve">AB </w:t>
-      </w:r>
-      <w:r>
-        <w:rPr>
-          <w:rFonts w:hint="eastAsia" w:ascii="Times New Roman" w:hAnsi="Times New Roman" w:eastAsia="FangSong" w:cs="Times New Roman"/>
-        </w:rPr>
-        <w:t xml:space="preserve">型强电解质在水中的溶解表示为</w:t>
-      </w:r>
-      <w:r>
-        <w:rPr>
-          <w:rFonts w:ascii="Times New Roman" w:hAnsi="Times New Roman" w:eastAsia="Times New Roman" w:cs="Times New Roman"/>
-        </w:rPr>
-        <w:t xml:space="preserve"> AB(s) → A</w:t>
-      </w:r>
-      <w:r>
-        <w:rPr>
-          <w:rFonts w:ascii="Times New Roman" w:hAnsi="Times New Roman" w:eastAsia="Times New Roman" w:cs="Times New Roman"/>
-          <w:vertAlign w:val="superscript"/>
-        </w:rPr>
-        <w:t>m+</w:t>
-      </w:r>
-      <w:r>
-        <w:rPr>
-          <w:rFonts w:ascii="Times New Roman" w:hAnsi="Times New Roman" w:eastAsia="Times New Roman" w:cs="Times New Roman"/>
-        </w:rPr>
-        <w:t xml:space="preserve">(aq) + </w:t>
-      </w:r>
-      <w:r>
-        <w:rPr>
-          <w:rFonts w:hint="eastAsia" w:ascii="Times New Roman" w:hAnsi="Times New Roman" w:eastAsia="Times New Roman" w:cs="Times New Roman"/>
-        </w:rPr>
-        <w:t>B</w:t>
-      </w:r>
-      <w:r>
-        <w:rPr>
-          <w:rFonts w:hint="eastAsia" w:ascii="Times New Roman" w:hAnsi="Times New Roman" w:eastAsia="Times New Roman" w:cs="Times New Roman"/>
-          <w:vertAlign w:val="superscript"/>
-        </w:rPr>
-        <w:t>n-</w:t>
-      </w:r>
-      <w:r>
-        <w:rPr>
-          <w:rFonts w:hint="eastAsia" w:ascii="Times New Roman" w:hAnsi="Times New Roman" w:eastAsia="Times New Roman" w:cs="Times New Roman"/>
-        </w:rPr>
-        <w:t>(aq)（</w:t>
-      </w:r>
-      <w:r>
-        <w:rPr>
-          <w:rFonts w:hint="eastAsia" w:ascii="Times New Roman" w:hAnsi="Times New Roman" w:eastAsia="FangSong" w:cs="Times New Roman"/>
-        </w:rPr>
-        <w:t>可视作特殊的化学反应</w:t>
-      </w:r>
-      <w:r>
-        <w:rPr>
-          <w:rFonts w:hint="eastAsia" w:ascii="Times New Roman" w:hAnsi="Times New Roman" w:eastAsia="Times New Roman" w:cs="Times New Roman"/>
-        </w:rPr>
-        <w:t>），</w:t>
-      </w:r>
-      <w:r>
-        <w:rPr>
-          <w:rFonts w:hint="eastAsia" w:ascii="Times New Roman" w:hAnsi="Times New Roman" w:eastAsia="FangSong" w:cs="Times New Roman"/>
-        </w:rPr>
-        <w:t>该反应的焓变和熵变分别为</w:t>
-      </w:r>
-      <w:r>
-        <w:rPr>
-          <w:rFonts w:ascii="Times New Roman" w:hAnsi="Times New Roman" w:eastAsia="Times New Roman" w:cs="Times New Roman"/>
-        </w:rPr>
-        <w:t xml:space="preserve"> ΔH </w:t>
-      </w:r>
-      <w:r>
-        <w:rPr>
-          <w:rFonts w:hint="eastAsia" w:ascii="Times New Roman" w:hAnsi="Times New Roman" w:eastAsia="FangSong" w:cs="Times New Roman"/>
-        </w:rPr>
-        <w:t xml:space="preserve">和</w:t>
-      </w:r>
-      <w:r>
-        <w:rPr>
-          <w:rFonts w:ascii="Times New Roman" w:hAnsi="Times New Roman" w:eastAsia="Times New Roman" w:cs="Times New Roman"/>
-        </w:rPr>
-        <w:t xml:space="preserve"> </w:t>
-      </w:r>
-      <w:r>
-        <w:rPr>
-          <w:rFonts w:hint="eastAsia" w:ascii="Times New Roman" w:hAnsi="Times New Roman" w:eastAsia="Times New Roman" w:cs="Times New Roman"/>
-        </w:rPr>
-        <w:t>ΔS。</w:t>
-      </w:r>
-      <w:r>
-        <w:rPr>
-          <w:rFonts w:hint="eastAsia" w:ascii="Times New Roman" w:hAnsi="Times New Roman" w:eastAsia="FangSong" w:cs="Times New Roman"/>
-        </w:rPr>
-        <w:t>对于不同组成的</w:t>
-      </w:r>
-      <w:r>
-        <w:rPr>
-          <w:rFonts w:ascii="Times New Roman" w:hAnsi="Times New Roman" w:eastAsia="Times New Roman" w:cs="Times New Roman"/>
-        </w:rPr>
-        <w:t xml:space="preserve"> AB </w:t>
-      </w:r>
-      <w:r>
-        <w:rPr>
-          <w:rFonts w:hint="eastAsia" w:ascii="Times New Roman" w:hAnsi="Times New Roman" w:eastAsia="FangSong" w:cs="Times New Roman"/>
-        </w:rPr>
-        <w:t>型强电解质</w:t>
-      </w:r>
-      <w:r>
-        <w:rPr>
-          <w:rFonts w:hint="eastAsia" w:ascii="Times New Roman" w:hAnsi="Times New Roman" w:eastAsia="Times New Roman" w:cs="Times New Roman"/>
-        </w:rPr>
-        <w:t>，</w:t>
-      </w:r>
-      <w:r>
-        <w:rPr>
-          <w:rFonts w:hint="eastAsia" w:ascii="Times New Roman" w:hAnsi="Times New Roman" w:eastAsia="FangSong" w:cs="Times New Roman"/>
-        </w:rPr>
-        <w:t>下列说法正确的是</w:t>
+        <w:ind w:firstLine="420"/>
+      </w:pPr>
+      <w:r>
+        <w:rPr>
+          <w:rFonts w:hint="eastAsia" w:ascii="Times New Roman" w:hAnsi="Times New Roman" w:eastAsia="FangSong" w:cs="Times New Roman"/>
+        </w:rPr>
+        <w:t xml:space="preserve">下列叙述中错误的是</w:t>
+      </w:r>
+      <w:r>
+        <w:rPr>
+          <w:rFonts w:ascii="Times New Roman" w:hAnsi="Times New Roman" w:eastAsia="Times New Roman" w:cs="Times New Roman"/>
+        </w:rPr>
+        <w:t xml:space="preserve"> </w:t>
+      </w:r>
+      <w:r>
+        <w:rPr>
+          <w:rFonts w:hint="eastAsia" w:ascii="Times New Roman" w:hAnsi="Times New Roman" w:eastAsia="Times New Roman" w:cs="Times New Roman"/>
+        </w:rPr>
+        <w:t xml:space="preserve">（</w:t>
+      </w:r>
+      <w:r>
+        <w:rPr>
+          <w:rFonts w:ascii="Times New Roman" w:hAnsi="Times New Roman" w:eastAsia="Times New Roman" w:cs="Times New Roman"/>
+        </w:rPr>
+        <w:t xml:space="preserve"> </w:t>
+      </w:r>
+      <w:r>
+        <w:rPr>
+          <w:rFonts w:hint="eastAsia" w:ascii="Times New Roman" w:hAnsi="Times New Roman" w:eastAsia="Times New Roman" w:cs="Times New Roman"/>
+        </w:rPr>
+        <w:t xml:space="preserve">）</w:t>
       </w:r>
     </w:p>
     <w:p>
@@ -1190,30 +927,19 @@
           <w:ilvl w:val="0"/>
           <w:numId w:val="1001"/>
         </w:numPr>
-      </w:pPr>
-      <w:r>
-        <w:rPr>
-          <w:rFonts w:ascii="Times New Roman" w:hAnsi="Times New Roman" w:eastAsia="Times New Roman" w:cs="Times New Roman"/>
-        </w:rPr>
-        <w:t xml:space="preserve">A. ΔH </w:t>
-      </w:r>
-      <w:r>
-        <w:rPr>
-          <w:rFonts w:hint="eastAsia" w:ascii="Times New Roman" w:hAnsi="Times New Roman" w:eastAsia="FangSong" w:cs="Times New Roman"/>
-        </w:rPr>
-        <w:t xml:space="preserve">和</w:t>
-      </w:r>
-      <w:r>
-        <w:rPr>
-          <w:rFonts w:ascii="Times New Roman" w:hAnsi="Times New Roman" w:eastAsia="Times New Roman" w:cs="Times New Roman"/>
-        </w:rPr>
-        <w:t xml:space="preserve"> ΔS </w:t>
-      </w:r>
-      <w:r>
-        <w:rPr>
-          <w:rFonts w:hint="eastAsia" w:ascii="Times New Roman" w:hAnsi="Times New Roman" w:eastAsia="FangSong" w:cs="Times New Roman"/>
-        </w:rPr>
-        <w:t xml:space="preserve">均大于零</w:t>
+        <w:ind w:firstLine="420"/>
+      </w:pPr>
+      <w:r>
+        <w:rPr>
+          <w:rFonts w:hint="eastAsia" w:ascii="Times New Roman" w:hAnsi="Times New Roman" w:eastAsia="Times New Roman" w:cs="Times New Roman"/>
+        </w:rPr>
+        <w:t>A.</w:t>
+      </w:r>
+      <w:r>
+        <w:rPr>
+          <w:rFonts w:hint="eastAsia" w:ascii="Times New Roman" w:hAnsi="Times New Roman" w:eastAsia="FangSong" w:cs="Times New Roman"/>
+        </w:rPr>
+        <w:t>单原子分子的偶极矩等于零</w:t>
       </w:r>
     </w:p>
     <w:p>
@@ -1223,18 +949,31 @@
           <w:ilvl w:val="0"/>
           <w:numId w:val="1001"/>
         </w:numPr>
-      </w:pPr>
-      <w:r>
-        <w:rPr>
-          <w:rFonts w:ascii="Times New Roman" w:hAnsi="Times New Roman" w:eastAsia="Times New Roman" w:cs="Times New Roman"/>
-        </w:rPr>
-        <w:t xml:space="preserve">B. </w:t>
-      </w:r>
-      <w:r>
-        <w:rPr>
-          <w:rFonts w:hint="eastAsia" w:ascii="Times New Roman" w:hAnsi="Times New Roman" w:eastAsia="FangSong" w:cs="Times New Roman"/>
-        </w:rPr>
-        <w:t xml:space="preserve">熵变不可能小于零</w:t>
+        <w:ind w:firstLine="420"/>
+      </w:pPr>
+      <w:r>
+        <w:rPr>
+          <w:rFonts w:hint="eastAsia" w:ascii="Times New Roman" w:hAnsi="Times New Roman" w:eastAsia="Times New Roman" w:cs="Times New Roman"/>
+        </w:rPr>
+        <w:t>B.</w:t>
+      </w:r>
+      <w:r>
+        <w:rPr>
+          <w:rFonts w:hint="eastAsia" w:ascii="Times New Roman" w:hAnsi="Times New Roman" w:eastAsia="FangSong" w:cs="Times New Roman"/>
+        </w:rPr>
+        <w:t>键矩愈大</w:t>
+      </w:r>
+      <w:r>
+        <w:rPr>
+          <w:rFonts w:hint="eastAsia" w:ascii="Times New Roman" w:hAnsi="Times New Roman" w:eastAsia="Times New Roman" w:cs="Times New Roman"/>
+        </w:rPr>
+        <w:t>，</w:t>
+      </w:r>
+      <w:r>
+        <w:rPr>
+          <w:rFonts w:hint="eastAsia" w:ascii="Times New Roman" w:hAnsi="Times New Roman" w:eastAsia="FangSong" w:cs="Times New Roman"/>
+        </w:rPr>
+        <w:t>分子的偶极矩也愈大</w:t>
       </w:r>
     </w:p>
     <w:p>
@@ -1244,18 +983,31 @@
           <w:ilvl w:val="0"/>
           <w:numId w:val="1001"/>
         </w:numPr>
-      </w:pPr>
-      <w:r>
-        <w:rPr>
-          <w:rFonts w:ascii="Times New Roman" w:hAnsi="Times New Roman" w:eastAsia="Times New Roman" w:cs="Times New Roman"/>
-        </w:rPr>
-        <w:t xml:space="preserve">C. ΔH </w:t>
-      </w:r>
-      <w:r>
-        <w:rPr>
-          <w:rFonts w:hint="eastAsia" w:ascii="Times New Roman" w:hAnsi="Times New Roman" w:eastAsia="FangSong" w:cs="Times New Roman"/>
-        </w:rPr>
-        <w:t xml:space="preserve">不可能小于零</w:t>
+        <w:ind w:firstLine="420"/>
+      </w:pPr>
+      <w:r>
+        <w:rPr>
+          <w:rFonts w:hint="eastAsia" w:ascii="Times New Roman" w:hAnsi="Times New Roman" w:eastAsia="Times New Roman" w:cs="Times New Roman"/>
+        </w:rPr>
+        <w:t>C.</w:t>
+      </w:r>
+      <w:r>
+        <w:rPr>
+          <w:rFonts w:hint="eastAsia" w:ascii="Times New Roman" w:hAnsi="Times New Roman" w:eastAsia="FangSong" w:cs="Times New Roman"/>
+        </w:rPr>
+        <w:t>有对称中心的分子</w:t>
+      </w:r>
+      <w:r>
+        <w:rPr>
+          <w:rFonts w:hint="eastAsia" w:ascii="Times New Roman" w:hAnsi="Times New Roman" w:eastAsia="Times New Roman" w:cs="Times New Roman"/>
+        </w:rPr>
+        <w:t>，</w:t>
+      </w:r>
+      <w:r>
+        <w:rPr>
+          <w:rFonts w:hint="eastAsia" w:ascii="Times New Roman" w:hAnsi="Times New Roman" w:eastAsia="FangSong" w:cs="Times New Roman"/>
+        </w:rPr>
+        <w:t>其偶极矩等于零</w:t>
       </w:r>
     </w:p>
     <w:p>
@@ -1265,30 +1017,19 @@
           <w:ilvl w:val="0"/>
           <w:numId w:val="1001"/>
         </w:numPr>
-      </w:pPr>
-      <w:r>
-        <w:rPr>
-          <w:rFonts w:ascii="Times New Roman" w:hAnsi="Times New Roman" w:eastAsia="Times New Roman" w:cs="Times New Roman"/>
-        </w:rPr>
-        <w:t xml:space="preserve">D. ΔH </w:t>
-      </w:r>
-      <w:r>
-        <w:rPr>
-          <w:rFonts w:hint="eastAsia" w:ascii="Times New Roman" w:hAnsi="Times New Roman" w:eastAsia="FangSong" w:cs="Times New Roman"/>
-        </w:rPr>
-        <w:t xml:space="preserve">和</w:t>
-      </w:r>
-      <w:r>
-        <w:rPr>
-          <w:rFonts w:ascii="Times New Roman" w:hAnsi="Times New Roman" w:eastAsia="Times New Roman" w:cs="Times New Roman"/>
-        </w:rPr>
-        <w:t xml:space="preserve"> ΔS </w:t>
-      </w:r>
-      <w:r>
-        <w:rPr>
-          <w:rFonts w:hint="eastAsia" w:ascii="Times New Roman" w:hAnsi="Times New Roman" w:eastAsia="FangSong" w:cs="Times New Roman"/>
-        </w:rPr>
-        <w:t xml:space="preserve">均可能大于零或小于零</w:t>
+        <w:ind w:firstLine="420"/>
+      </w:pPr>
+      <w:r>
+        <w:rPr>
+          <w:rFonts w:hint="eastAsia" w:ascii="Times New Roman" w:hAnsi="Times New Roman" w:eastAsia="Times New Roman" w:cs="Times New Roman"/>
+        </w:rPr>
+        <w:t>D.</w:t>
+      </w:r>
+      <w:r>
+        <w:rPr>
+          <w:rFonts w:hint="eastAsia" w:ascii="Times New Roman" w:hAnsi="Times New Roman" w:eastAsia="FangSong" w:cs="Times New Roman"/>
+        </w:rPr>
+        <w:t>分子的偶极矩是键矩的矢量和</w:t>
       </w:r>
     </w:p>
     <w:p>
@@ -1301,6 +1042,450 @@
         </w:pict>
       </w:r>
     </w:p>
+    <w:p>
+      <w:pPr>
+        <w:spacing w:before="160" w:after="80"/>
+      </w:pPr>
+      <w:r>
+        <w:pict>
+          <v:rect style="width:0;height:1.5pt" o:hralign="center" o:hrstd="t" o:hr="t"/>
+        </w:pict>
+      </w:r>
+    </w:p>
+    <w:bookmarkEnd w:id="11"/>
+    <w:bookmarkStart w:id="12" w:name="第4题"/>
+    <w:p>
+      <w:pPr>
+        <w:pStyle w:val="Heading3"/>
+        <w:spacing w:before="280" w:after="120"/>
+      </w:pPr>
+      <w:r>
+        <w:rPr>
+          <w:rFonts w:hint="eastAsia" w:ascii="Times New Roman" w:hAnsi="Times New Roman" w:eastAsia="SimHei" w:cs="Times New Roman"/>
+        </w:rPr>
+        <w:t>第</w:t>
+      </w:r>
+      <w:r>
+        <w:rPr>
+          <w:rFonts w:hint="eastAsia" w:ascii="Times New Roman" w:hAnsi="Times New Roman" w:eastAsia="Times New Roman" w:cs="Times New Roman"/>
+        </w:rPr>
+        <w:t>4</w:t>
+      </w:r>
+      <w:r>
+        <w:rPr>
+          <w:rFonts w:hint="eastAsia" w:ascii="Times New Roman" w:hAnsi="Times New Roman" w:eastAsia="SimHei" w:cs="Times New Roman"/>
+        </w:rPr>
+        <w:t>题</w:t>
+      </w:r>
+    </w:p>
+    <w:p>
+      <w:pPr>
+        <w:pStyle w:val="FirstParagraph"/>
+        <w:ind w:firstLine="420"/>
+      </w:pPr>
+      <w:r>
+        <w:rPr>
+          <w:rFonts w:hint="eastAsia" w:ascii="Times New Roman" w:hAnsi="Times New Roman" w:eastAsia="FangSong" w:cs="Times New Roman"/>
+        </w:rPr>
+        <w:t xml:space="preserve">下列</w:t>
+      </w:r>
+      <w:r>
+        <w:rPr>
+          <w:rFonts w:ascii="Times New Roman" w:hAnsi="Times New Roman" w:eastAsia="Times New Roman" w:cs="Times New Roman"/>
+        </w:rPr>
+        <w:t xml:space="preserve"> Lewis </w:t>
+      </w:r>
+      <w:r>
+        <w:rPr>
+          <w:rFonts w:hint="eastAsia" w:ascii="Times New Roman" w:hAnsi="Times New Roman" w:eastAsia="FangSong" w:cs="Times New Roman"/>
+        </w:rPr>
+        <w:t>结构式中</w:t>
+      </w:r>
+      <w:r>
+        <w:rPr>
+          <w:rFonts w:hint="eastAsia" w:ascii="Times New Roman" w:hAnsi="Times New Roman" w:eastAsia="Times New Roman" w:cs="Times New Roman"/>
+        </w:rPr>
+        <w:t>,</w:t>
+      </w:r>
+      <w:r>
+        <w:rPr>
+          <w:rFonts w:ascii="Times New Roman" w:hAnsi="Times New Roman" w:eastAsia="Times New Roman" w:cs="Times New Roman"/>
+        </w:rPr>
+        <w:t xml:space="preserve"> X </w:t>
+      </w:r>
+      <w:r>
+        <w:rPr>
+          <w:rFonts w:hint="eastAsia" w:ascii="Times New Roman" w:hAnsi="Times New Roman" w:eastAsia="FangSong" w:cs="Times New Roman"/>
+        </w:rPr>
+        <w:t xml:space="preserve">是以</w:t>
+      </w:r>
+      <w:r>
+        <w:rPr>
+          <w:rFonts w:ascii="Times New Roman" w:hAnsi="Times New Roman" w:eastAsia="Times New Roman" w:cs="Times New Roman"/>
+        </w:rPr>
+        <w:t xml:space="preserve"> sp </w:t>
+      </w:r>
+      <w:r>
+        <w:rPr>
+          <w:rFonts w:hint="eastAsia" w:ascii="Times New Roman" w:hAnsi="Times New Roman" w:eastAsia="FangSong" w:cs="Times New Roman"/>
+        </w:rPr>
+        <w:t xml:space="preserve">杂化轨道成键的是</w:t>
+      </w:r>
+      <w:r>
+        <w:rPr>
+          <w:rFonts w:ascii="Times New Roman" w:hAnsi="Times New Roman" w:eastAsia="Times New Roman" w:cs="Times New Roman"/>
+        </w:rPr>
+        <w:t xml:space="preserve"> </w:t>
+      </w:r>
+      <w:r>
+        <w:rPr>
+          <w:rFonts w:ascii="Times New Roman" w:hAnsi="Times New Roman" w:eastAsia="Times New Roman" w:cs="Times New Roman"/>
+        </w:rPr>
+        <w:t xml:space="preserve">- A. A-X-A</w:t>
+      </w:r>
+      <w:r>
+        <w:rPr>
+          <w:rFonts w:ascii="Times New Roman" w:hAnsi="Times New Roman" w:eastAsia="Times New Roman" w:cs="Times New Roman"/>
+        </w:rPr>
+        <w:t xml:space="preserve"> </w:t>
+      </w:r>
+      <w:r>
+        <w:rPr>
+          <w:rFonts w:ascii="Times New Roman" w:hAnsi="Times New Roman" w:eastAsia="Times New Roman" w:cs="Times New Roman"/>
+        </w:rPr>
+        <w:t xml:space="preserve">- B. A=X=A</w:t>
+      </w:r>
+      <w:r>
+        <w:rPr>
+          <w:rFonts w:ascii="Times New Roman" w:hAnsi="Times New Roman" w:eastAsia="Times New Roman" w:cs="Times New Roman"/>
+        </w:rPr>
+        <w:t xml:space="preserve"> </w:t>
+      </w:r>
+      <w:r>
+        <w:rPr>
+          <w:rFonts w:ascii="Times New Roman" w:hAnsi="Times New Roman" w:eastAsia="Times New Roman" w:cs="Times New Roman"/>
+        </w:rPr>
+        <w:t xml:space="preserve">- C. A=X-X</w:t>
+      </w:r>
+      <w:r>
+        <w:rPr>
+          <w:rFonts w:ascii="Times New Roman" w:hAnsi="Times New Roman" w:eastAsia="Times New Roman" w:cs="Times New Roman"/>
+        </w:rPr>
+        <w:t xml:space="preserve"> </w:t>
+      </w:r>
+      <w:r>
+        <w:rPr>
+          <w:rFonts w:ascii="Times New Roman" w:hAnsi="Times New Roman" w:eastAsia="Times New Roman" w:cs="Times New Roman"/>
+        </w:rPr>
+        <w:t xml:space="preserve">- D. A-X-A</w:t>
+      </w:r>
+    </w:p>
+    <w:p>
+      <w:pPr>
+        <w:spacing w:before="160" w:after="80"/>
+      </w:pPr>
+      <w:r>
+        <w:pict>
+          <v:rect style="width:0;height:1.5pt" o:hralign="center" o:hrstd="t" o:hr="t"/>
+        </w:pict>
+      </w:r>
+    </w:p>
+    <w:p>
+      <w:pPr>
+        <w:spacing w:before="160" w:after="80"/>
+      </w:pPr>
+      <w:r>
+        <w:pict>
+          <v:rect style="width:0;height:1.5pt" o:hralign="center" o:hrstd="t" o:hr="t"/>
+        </w:pict>
+      </w:r>
+    </w:p>
+    <w:bookmarkEnd w:id="12"/>
+    <w:bookmarkStart w:id="13" w:name="第5题"/>
+    <w:p>
+      <w:pPr>
+        <w:pStyle w:val="Heading3"/>
+        <w:spacing w:before="280" w:after="120"/>
+      </w:pPr>
+      <w:r>
+        <w:rPr>
+          <w:rFonts w:hint="eastAsia" w:ascii="Times New Roman" w:hAnsi="Times New Roman" w:eastAsia="SimHei" w:cs="Times New Roman"/>
+        </w:rPr>
+        <w:t>第</w:t>
+      </w:r>
+      <w:r>
+        <w:rPr>
+          <w:rFonts w:hint="eastAsia" w:ascii="Times New Roman" w:hAnsi="Times New Roman" w:eastAsia="Times New Roman" w:cs="Times New Roman"/>
+        </w:rPr>
+        <w:t>5</w:t>
+      </w:r>
+      <w:r>
+        <w:rPr>
+          <w:rFonts w:hint="eastAsia" w:ascii="Times New Roman" w:hAnsi="Times New Roman" w:eastAsia="SimHei" w:cs="Times New Roman"/>
+        </w:rPr>
+        <w:t>题</w:t>
+      </w:r>
+    </w:p>
+    <w:p>
+      <w:pPr>
+        <w:pStyle w:val="FirstParagraph"/>
+        <w:ind w:firstLine="420"/>
+      </w:pPr>
+      <w:r>
+        <w:rPr>
+          <w:rFonts w:ascii="Times New Roman" w:hAnsi="Times New Roman" w:eastAsia="Times New Roman" w:cs="Times New Roman"/>
+        </w:rPr>
+        <w:t xml:space="preserve">AB </w:t>
+      </w:r>
+      <w:r>
+        <w:rPr>
+          <w:rFonts w:hint="eastAsia" w:ascii="Times New Roman" w:hAnsi="Times New Roman" w:eastAsia="FangSong" w:cs="Times New Roman"/>
+        </w:rPr>
+        <w:t xml:space="preserve">型强电解质在水中的溶解表示为</w:t>
+      </w:r>
+      <w:r>
+        <w:rPr>
+          <w:rFonts w:ascii="Times New Roman" w:hAnsi="Times New Roman" w:eastAsia="Times New Roman" w:cs="Times New Roman"/>
+        </w:rPr>
+        <w:t xml:space="preserve"> AB(s) → A</w:t>
+      </w:r>
+      <w:r>
+        <w:rPr>
+          <w:rFonts w:ascii="Times New Roman" w:hAnsi="Times New Roman" w:eastAsia="Times New Roman" w:cs="Times New Roman"/>
+          <w:vertAlign w:val="superscript"/>
+        </w:rPr>
+        <w:t>m+</w:t>
+      </w:r>
+      <w:r>
+        <w:rPr>
+          <w:rFonts w:ascii="Times New Roman" w:hAnsi="Times New Roman" w:eastAsia="Times New Roman" w:cs="Times New Roman"/>
+        </w:rPr>
+        <w:t xml:space="preserve">(aq) + </w:t>
+      </w:r>
+      <w:r>
+        <w:rPr>
+          <w:rFonts w:hint="eastAsia" w:ascii="Times New Roman" w:hAnsi="Times New Roman" w:eastAsia="Times New Roman" w:cs="Times New Roman"/>
+        </w:rPr>
+        <w:t>B</w:t>
+      </w:r>
+      <w:r>
+        <w:rPr>
+          <w:rFonts w:hint="eastAsia" w:ascii="Times New Roman" w:hAnsi="Times New Roman" w:eastAsia="Times New Roman" w:cs="Times New Roman"/>
+          <w:vertAlign w:val="superscript"/>
+        </w:rPr>
+        <w:t>n-</w:t>
+      </w:r>
+      <w:r>
+        <w:rPr>
+          <w:rFonts w:hint="eastAsia" w:ascii="Times New Roman" w:hAnsi="Times New Roman" w:eastAsia="Times New Roman" w:cs="Times New Roman"/>
+        </w:rPr>
+        <w:t>(aq)（</w:t>
+      </w:r>
+      <w:r>
+        <w:rPr>
+          <w:rFonts w:hint="eastAsia" w:ascii="Times New Roman" w:hAnsi="Times New Roman" w:eastAsia="FangSong" w:cs="Times New Roman"/>
+        </w:rPr>
+        <w:t>可视作特殊的化学反应</w:t>
+      </w:r>
+      <w:r>
+        <w:rPr>
+          <w:rFonts w:hint="eastAsia" w:ascii="Times New Roman" w:hAnsi="Times New Roman" w:eastAsia="Times New Roman" w:cs="Times New Roman"/>
+        </w:rPr>
+        <w:t>），</w:t>
+      </w:r>
+      <w:r>
+        <w:rPr>
+          <w:rFonts w:hint="eastAsia" w:ascii="Times New Roman" w:hAnsi="Times New Roman" w:eastAsia="FangSong" w:cs="Times New Roman"/>
+        </w:rPr>
+        <w:t>该反应的焓变和熵变分别为</w:t>
+      </w:r>
+      <w:r>
+        <w:rPr>
+          <w:rFonts w:ascii="Times New Roman" w:hAnsi="Times New Roman" w:eastAsia="Times New Roman" w:cs="Times New Roman"/>
+        </w:rPr>
+        <w:t xml:space="preserve"> ΔH </w:t>
+      </w:r>
+      <w:r>
+        <w:rPr>
+          <w:rFonts w:hint="eastAsia" w:ascii="Times New Roman" w:hAnsi="Times New Roman" w:eastAsia="FangSong" w:cs="Times New Roman"/>
+        </w:rPr>
+        <w:t xml:space="preserve">和</w:t>
+      </w:r>
+      <w:r>
+        <w:rPr>
+          <w:rFonts w:ascii="Times New Roman" w:hAnsi="Times New Roman" w:eastAsia="Times New Roman" w:cs="Times New Roman"/>
+        </w:rPr>
+        <w:t xml:space="preserve"> </w:t>
+      </w:r>
+      <w:r>
+        <w:rPr>
+          <w:rFonts w:hint="eastAsia" w:ascii="Times New Roman" w:hAnsi="Times New Roman" w:eastAsia="Times New Roman" w:cs="Times New Roman"/>
+        </w:rPr>
+        <w:t>ΔS。</w:t>
+      </w:r>
+      <w:r>
+        <w:rPr>
+          <w:rFonts w:hint="eastAsia" w:ascii="Times New Roman" w:hAnsi="Times New Roman" w:eastAsia="FangSong" w:cs="Times New Roman"/>
+        </w:rPr>
+        <w:t>对于不同组成的</w:t>
+      </w:r>
+      <w:r>
+        <w:rPr>
+          <w:rFonts w:ascii="Times New Roman" w:hAnsi="Times New Roman" w:eastAsia="Times New Roman" w:cs="Times New Roman"/>
+        </w:rPr>
+        <w:t xml:space="preserve"> AB </w:t>
+      </w:r>
+      <w:r>
+        <w:rPr>
+          <w:rFonts w:hint="eastAsia" w:ascii="Times New Roman" w:hAnsi="Times New Roman" w:eastAsia="FangSong" w:cs="Times New Roman"/>
+        </w:rPr>
+        <w:t>型强电解质</w:t>
+      </w:r>
+      <w:r>
+        <w:rPr>
+          <w:rFonts w:hint="eastAsia" w:ascii="Times New Roman" w:hAnsi="Times New Roman" w:eastAsia="Times New Roman" w:cs="Times New Roman"/>
+        </w:rPr>
+        <w:t>，</w:t>
+      </w:r>
+      <w:r>
+        <w:rPr>
+          <w:rFonts w:hint="eastAsia" w:ascii="Times New Roman" w:hAnsi="Times New Roman" w:eastAsia="FangSong" w:cs="Times New Roman"/>
+        </w:rPr>
+        <w:t>下列说法正确的是</w:t>
+      </w:r>
+    </w:p>
+    <w:p>
+      <w:pPr>
+        <w:pStyle w:val="Compact"/>
+        <w:numPr>
+          <w:ilvl w:val="0"/>
+          <w:numId w:val="1002"/>
+        </w:numPr>
+        <w:ind w:firstLine="420"/>
+      </w:pPr>
+      <w:r>
+        <w:rPr>
+          <w:rFonts w:ascii="Times New Roman" w:hAnsi="Times New Roman" w:eastAsia="Times New Roman" w:cs="Times New Roman"/>
+        </w:rPr>
+        <w:t xml:space="preserve">A. ΔH </w:t>
+      </w:r>
+      <w:r>
+        <w:rPr>
+          <w:rFonts w:hint="eastAsia" w:ascii="Times New Roman" w:hAnsi="Times New Roman" w:eastAsia="FangSong" w:cs="Times New Roman"/>
+        </w:rPr>
+        <w:t xml:space="preserve">和</w:t>
+      </w:r>
+      <w:r>
+        <w:rPr>
+          <w:rFonts w:ascii="Times New Roman" w:hAnsi="Times New Roman" w:eastAsia="Times New Roman" w:cs="Times New Roman"/>
+        </w:rPr>
+        <w:t xml:space="preserve"> ΔS </w:t>
+      </w:r>
+      <w:r>
+        <w:rPr>
+          <w:rFonts w:hint="eastAsia" w:ascii="Times New Roman" w:hAnsi="Times New Roman" w:eastAsia="FangSong" w:cs="Times New Roman"/>
+        </w:rPr>
+        <w:t xml:space="preserve">均大于零</w:t>
+      </w:r>
+    </w:p>
+    <w:p>
+      <w:pPr>
+        <w:pStyle w:val="Compact"/>
+        <w:numPr>
+          <w:ilvl w:val="0"/>
+          <w:numId w:val="1002"/>
+        </w:numPr>
+        <w:ind w:firstLine="420"/>
+      </w:pPr>
+      <w:r>
+        <w:rPr>
+          <w:rFonts w:ascii="Times New Roman" w:hAnsi="Times New Roman" w:eastAsia="Times New Roman" w:cs="Times New Roman"/>
+        </w:rPr>
+        <w:t xml:space="preserve">B. </w:t>
+      </w:r>
+      <w:r>
+        <w:rPr>
+          <w:rFonts w:hint="eastAsia" w:ascii="Times New Roman" w:hAnsi="Times New Roman" w:eastAsia="FangSong" w:cs="Times New Roman"/>
+        </w:rPr>
+        <w:t xml:space="preserve">熵变不可能小于零</w:t>
+      </w:r>
+    </w:p>
+    <w:p>
+      <w:pPr>
+        <w:pStyle w:val="Compact"/>
+        <w:numPr>
+          <w:ilvl w:val="0"/>
+          <w:numId w:val="1002"/>
+        </w:numPr>
+        <w:ind w:firstLine="420"/>
+      </w:pPr>
+      <w:r>
+        <w:rPr>
+          <w:rFonts w:ascii="Times New Roman" w:hAnsi="Times New Roman" w:eastAsia="Times New Roman" w:cs="Times New Roman"/>
+        </w:rPr>
+        <w:t xml:space="preserve">C. ΔH </w:t>
+      </w:r>
+      <w:r>
+        <w:rPr>
+          <w:rFonts w:hint="eastAsia" w:ascii="Times New Roman" w:hAnsi="Times New Roman" w:eastAsia="FangSong" w:cs="Times New Roman"/>
+        </w:rPr>
+        <w:t xml:space="preserve">不可能小于零</w:t>
+      </w:r>
+    </w:p>
+    <w:p>
+      <w:pPr>
+        <w:pStyle w:val="Compact"/>
+        <w:numPr>
+          <w:ilvl w:val="0"/>
+          <w:numId w:val="1002"/>
+        </w:numPr>
+        <w:ind w:firstLine="420"/>
+      </w:pPr>
+      <w:r>
+        <w:rPr>
+          <w:rFonts w:ascii="Times New Roman" w:hAnsi="Times New Roman" w:eastAsia="Times New Roman" w:cs="Times New Roman"/>
+        </w:rPr>
+        <w:t xml:space="preserve">D. ΔH </w:t>
+      </w:r>
+      <w:r>
+        <w:rPr>
+          <w:rFonts w:hint="eastAsia" w:ascii="Times New Roman" w:hAnsi="Times New Roman" w:eastAsia="FangSong" w:cs="Times New Roman"/>
+        </w:rPr>
+        <w:t xml:space="preserve">和</w:t>
+      </w:r>
+      <w:r>
+        <w:rPr>
+          <w:rFonts w:ascii="Times New Roman" w:hAnsi="Times New Roman" w:eastAsia="Times New Roman" w:cs="Times New Roman"/>
+        </w:rPr>
+        <w:t xml:space="preserve"> ΔS </w:t>
+      </w:r>
+      <w:r>
+        <w:rPr>
+          <w:rFonts w:hint="eastAsia" w:ascii="Times New Roman" w:hAnsi="Times New Roman" w:eastAsia="FangSong" w:cs="Times New Roman"/>
+        </w:rPr>
+        <w:t xml:space="preserve">均可能大于零或小于零</w:t>
+      </w:r>
+    </w:p>
+    <w:p>
+      <w:pPr>
+        <w:spacing w:before="160" w:after="80"/>
+      </w:pPr>
+      <w:r>
+        <w:pict>
+          <v:rect style="width:0;height:1.5pt" o:hralign="center" o:hrstd="t" o:hr="t"/>
+        </w:pict>
+      </w:r>
+    </w:p>
+    <w:p>
+      <w:pPr>
+        <w:spacing w:before="160" w:after="80"/>
+      </w:pPr>
+      <w:r>
+        <w:pict>
+          <v:rect style="width:0;height:1.5pt" o:hralign="center" o:hrstd="t" o:hr="t"/>
+        </w:pict>
+      </w:r>
+    </w:p>
     <w:bookmarkEnd w:id="13"/>
     <w:bookmarkStart w:id="14" w:name="第6题"/>
     <w:p>
@@ -1330,6 +1515,7 @@
     <w:p>
       <w:pPr>
         <w:pStyle w:val="FirstParagraph"/>
+        <w:ind w:firstLine="420"/>
       </w:pPr>
       <w:r>
         <w:rPr>
@@ -1669,6 +1855,7 @@
     <w:p>
       <w:pPr>
         <w:pStyle w:val="BodyText"/>
+        <w:ind w:firstLine="420"/>
       </w:pPr>
       <w:r>
         <w:rPr>
@@ -1788,6 +1975,16 @@
         </w:pict>
       </w:r>
     </w:p>
+    <w:p>
+      <w:pPr>
+        <w:spacing w:before="160" w:after="80"/>
+      </w:pPr>
+      <w:r>
+        <w:pict>
+          <v:rect style="width:0;height:1.5pt" o:hralign="center" o:hrstd="t" o:hr="t"/>
+        </w:pict>
+      </w:r>
+    </w:p>
     <w:bookmarkEnd w:id="14"/>
     <w:bookmarkStart w:id="15" w:name="第7题"/>
     <w:p>
@@ -1817,6 +2014,7 @@
     <w:p>
       <w:pPr>
         <w:pStyle w:val="FirstParagraph"/>
+        <w:ind w:firstLine="420"/>
       </w:pPr>
       <m:oMath>
         <m:sSup>
@@ -1953,14 +2151,13 @@
     </w:p>
     <w:p>
       <w:pPr>
-        <w:pStyle w:val="BodyText"/>
-      </w:pPr>
-      <w:r>
-        <w:rPr>
-          <w:rFonts w:ascii="Times New Roman" w:hAnsi="Times New Roman" w:eastAsia="Times New Roman" w:cs="Times New Roman"/>
-        </w:rPr>
-        <w:t xml:space="preserve">15-2 </w:t>
-      </w:r>
+        <w:pStyle w:val="Compact"/>
+        <w:numPr>
+          <w:ilvl w:val="0"/>
+          <w:numId w:val="1003"/>
+        </w:numPr>
+        <w:ind w:firstLine="420"/>
+      </w:pPr>
       <w:r>
         <w:rPr>
           <w:rFonts w:hint="eastAsia" w:ascii="Times New Roman" w:hAnsi="Times New Roman" w:eastAsia="FangSong" w:cs="Times New Roman"/>
@@ -2012,7 +2209,8 @@
     </w:p>
     <w:p>
       <w:pPr>
-        <w:pStyle w:val="BodyText"/>
+        <w:pStyle w:val="FirstParagraph"/>
+        <w:ind w:firstLine="420"/>
       </w:pPr>
       <w:r>
         <w:rPr>
@@ -2077,14 +2275,13 @@
     </w:p>
     <w:p>
       <w:pPr>
-        <w:pStyle w:val="BodyText"/>
-      </w:pPr>
-      <w:r>
-        <w:rPr>
-          <w:rFonts w:ascii="Times New Roman" w:hAnsi="Times New Roman" w:eastAsia="Times New Roman" w:cs="Times New Roman"/>
-        </w:rPr>
-        <w:t xml:space="preserve">15-3 </w:t>
-      </w:r>
+        <w:pStyle w:val="Compact"/>
+        <w:numPr>
+          <w:ilvl w:val="0"/>
+          <w:numId w:val="1004"/>
+        </w:numPr>
+        <w:ind w:firstLine="420"/>
+      </w:pPr>
       <w:r>
         <w:rPr>
           <w:rFonts w:hint="eastAsia" w:ascii="Times New Roman" w:hAnsi="Times New Roman" w:eastAsia="Times New Roman" w:cs="Times New Roman"/>
@@ -2130,7 +2327,8 @@
     </w:p>
     <w:p>
       <w:pPr>
-        <w:pStyle w:val="BodyText"/>
+        <w:pStyle w:val="FirstParagraph"/>
+        <w:ind w:firstLine="420"/>
       </w:pPr>
       <w:r>
         <w:rPr>
@@ -2183,14 +2381,13 @@
     </w:p>
     <w:p>
       <w:pPr>
-        <w:pStyle w:val="BodyText"/>
-      </w:pPr>
-      <w:r>
-        <w:rPr>
-          <w:rFonts w:ascii="Times New Roman" w:hAnsi="Times New Roman" w:eastAsia="Times New Roman" w:cs="Times New Roman"/>
-        </w:rPr>
-        <w:t xml:space="preserve">15-4 </w:t>
-      </w:r>
+        <w:pStyle w:val="Compact"/>
+        <w:numPr>
+          <w:ilvl w:val="0"/>
+          <w:numId w:val="1005"/>
+        </w:numPr>
+        <w:ind w:firstLine="420"/>
+      </w:pPr>
       <w:r>
         <w:rPr>
           <w:rFonts w:hint="eastAsia" w:ascii="Times New Roman" w:hAnsi="Times New Roman" w:eastAsia="FangSong" w:cs="Times New Roman"/>
@@ -2242,7 +2439,8 @@
     </w:p>
     <w:p>
       <w:pPr>
-        <w:pStyle w:val="BodyText"/>
+        <w:pStyle w:val="FirstParagraph"/>
+        <w:ind w:firstLine="420"/>
       </w:pPr>
       <w:r>
         <w:rPr>
@@ -2307,14 +2505,13 @@
     </w:p>
     <w:p>
       <w:pPr>
-        <w:pStyle w:val="BodyText"/>
-      </w:pPr>
-      <w:r>
-        <w:rPr>
-          <w:rFonts w:ascii="Times New Roman" w:hAnsi="Times New Roman" w:eastAsia="Times New Roman" w:cs="Times New Roman"/>
-        </w:rPr>
-        <w:t xml:space="preserve">15-5 </w:t>
-      </w:r>
+        <w:pStyle w:val="Compact"/>
+        <w:numPr>
+          <w:ilvl w:val="0"/>
+          <w:numId w:val="1006"/>
+        </w:numPr>
+        <w:ind w:firstLine="420"/>
+      </w:pPr>
       <w:r>
         <w:rPr>
           <w:rFonts w:hint="eastAsia" w:ascii="Times New Roman" w:hAnsi="Times New Roman" w:eastAsia="FangSong" w:cs="Times New Roman"/>
@@ -2374,6 +2571,16 @@
         </w:pict>
       </w:r>
     </w:p>
+    <w:p>
+      <w:pPr>
+        <w:spacing w:before="160" w:after="80"/>
+      </w:pPr>
+      <w:r>
+        <w:pict>
+          <v:rect style="width:0;height:1.5pt" o:hralign="center" o:hrstd="t" o:hr="t"/>
+        </w:pict>
+      </w:r>
+    </w:p>
     <w:bookmarkEnd w:id="15"/>
     <w:bookmarkStart w:id="16" w:name="第8题"/>
     <w:p>
@@ -2403,6 +2610,7 @@
     <w:p>
       <w:pPr>
         <w:pStyle w:val="FirstParagraph"/>
+        <w:ind w:firstLine="420"/>
       </w:pPr>
       <w:r>
         <w:rPr>
@@ -2709,6 +2917,16 @@
         </w:pict>
       </w:r>
     </w:p>
+    <w:p>
+      <w:pPr>
+        <w:spacing w:before="160" w:after="80"/>
+      </w:pPr>
+      <w:r>
+        <w:pict>
+          <v:rect style="width:0;height:1.5pt" o:hralign="center" o:hrstd="t" o:hr="t"/>
+        </w:pict>
+      </w:r>
+    </w:p>
     <w:bookmarkEnd w:id="16"/>
     <w:bookmarkStart w:id="20" w:name="第9题"/>
     <w:p>
@@ -2738,6 +2956,7 @@
     <w:p>
       <w:pPr>
         <w:pStyle w:val="FirstParagraph"/>
+        <w:ind w:firstLine="420"/>
       </w:pPr>
       <w:r>
         <w:rPr>
@@ -2892,6 +3111,495 @@
         </w:pict>
       </w:r>
     </w:p>
+    <w:p>
+      <w:pPr>
+        <w:numPr>
+          <w:ilvl w:val="0"/>
+          <w:numId w:val="1007"/>
+        </w:numPr>
+        <w:ind w:firstLine="420"/>
+      </w:pPr>
+      <w:r>
+        <w:rPr>
+          <w:rFonts w:hint="eastAsia" w:ascii="Times New Roman" w:hAnsi="Times New Roman" w:eastAsia="FangSong" w:cs="Times New Roman"/>
+        </w:rPr>
+        <w:t>给出上述结晶水合物的化学式</w:t>
+      </w:r>
+      <w:r>
+        <w:rPr>
+          <w:rFonts w:hint="eastAsia" w:ascii="Times New Roman" w:hAnsi="Times New Roman" w:eastAsia="Times New Roman" w:cs="Times New Roman"/>
+        </w:rPr>
+        <w:t>。</w:t>
+      </w:r>
+    </w:p>
+    <w:p>
+      <w:pPr>
+        <w:numPr>
+          <w:ilvl w:val="0"/>
+          <w:numId w:val="1007"/>
+        </w:numPr>
+        <w:ind w:firstLine="420"/>
+      </w:pPr>
+      <w:r>
+        <w:rPr>
+          <w:rFonts w:hint="eastAsia" w:ascii="Times New Roman" w:hAnsi="Times New Roman" w:eastAsia="FangSong" w:cs="Times New Roman"/>
+        </w:rPr>
+        <w:t>已知晶胞参数</w:t>
+      </w:r>
+      <w:r>
+        <w:rPr>
+          <w:rFonts w:hint="eastAsia" w:ascii="Times New Roman" w:hAnsi="Times New Roman" w:eastAsia="Times New Roman" w:cs="Times New Roman"/>
+        </w:rPr>
+        <w:t>：a=559pm，b=1303pm，c=734nm，</w:t>
+      </w:r>
+      <w:r>
+        <w:rPr>
+          <w:rFonts w:ascii="Times New Roman" w:hAnsi="Times New Roman" w:eastAsia="Times New Roman" w:cs="Times New Roman"/>
+        </w:rPr>
+        <w:t xml:space="preserve"> </w:t>
+      </w:r>
+      <m:oMath>
+        <m:oMathPr>
+          <m:ctrlPr>
+            <w:rPr>
+              <w:sz w:val="28"/>
+              <w:szCs w:val="28"/>
+            </w:rPr>
+          </m:ctrlPr>
+        </m:oMathPr>
+        <m:r>
+          <m:t>β</m:t>
+        </m:r>
+        <m:r>
+          <m:rPr>
+            <m:sty m:val="p"/>
+          </m:rPr>
+          <m:t>=</m:t>
+        </m:r>
+        <m:sSup>
+          <m:e>
+            <m:r>
+              <m:t>106.02</m:t>
+            </m:r>
+          </m:e>
+          <m:sup>
+            <m:r>
+              <m:rPr>
+                <m:sty m:val="p"/>
+              </m:rPr>
+              <m:t>∘</m:t>
+            </m:r>
+          </m:sup>
+        </m:sSup>
+      </m:oMath>
+      <w:r>
+        <w:rPr>
+          <w:rFonts w:ascii="Times New Roman" w:hAnsi="Times New Roman" w:eastAsia="Times New Roman" w:cs="Times New Roman"/>
+        </w:rPr>
+        <w:t xml:space="preserve"> </w:t>
+      </w:r>
+      <w:r>
+        <w:rPr>
+          <w:rFonts w:hint="eastAsia" w:ascii="Times New Roman" w:hAnsi="Times New Roman" w:eastAsia="Times New Roman" w:cs="Times New Roman"/>
+        </w:rPr>
+        <w:t>，</w:t>
+      </w:r>
+      <w:r>
+        <w:rPr>
+          <w:rFonts w:hint="eastAsia" w:ascii="Times New Roman" w:hAnsi="Times New Roman" w:eastAsia="FangSong" w:cs="Times New Roman"/>
+        </w:rPr>
+        <w:t>计算其密度</w:t>
+      </w:r>
+      <w:r>
+        <w:rPr>
+          <w:rFonts w:hint="eastAsia" w:ascii="Times New Roman" w:hAnsi="Times New Roman" w:eastAsia="Times New Roman" w:cs="Times New Roman"/>
+        </w:rPr>
+        <w:t>。</w:t>
+      </w:r>
+    </w:p>
+    <w:p>
+      <w:pPr>
+        <w:numPr>
+          <w:ilvl w:val="0"/>
+          <w:numId w:val="1007"/>
+        </w:numPr>
+        <w:ind w:firstLine="420"/>
+      </w:pPr>
+      <w:r>
+        <w:rPr>
+          <w:rFonts w:hint="eastAsia" w:ascii="Times New Roman" w:hAnsi="Times New Roman" w:eastAsia="FangSong" w:cs="Times New Roman"/>
+        </w:rPr>
+        <w:t xml:space="preserve">另一种硫酸铜的结晶水合物称为</w:t>
+      </w:r>
+      <w:r>
+        <w:rPr>
+          <w:rFonts w:ascii="Times New Roman" w:hAnsi="Times New Roman" w:eastAsia="Times New Roman" w:cs="Times New Roman"/>
+        </w:rPr>
+        <w:t xml:space="preserve"> </w:t>
+      </w:r>
+      <w:r>
+        <w:rPr>
+          <w:rFonts w:hint="eastAsia" w:ascii="Times New Roman" w:hAnsi="Times New Roman" w:eastAsia="Times New Roman" w:cs="Times New Roman"/>
+        </w:rPr>
+        <w:t>Boothite，</w:t>
+      </w:r>
+      <w:r>
+        <w:rPr>
+          <w:rFonts w:hint="eastAsia" w:ascii="Times New Roman" w:hAnsi="Times New Roman" w:eastAsia="FangSong" w:cs="Times New Roman"/>
+        </w:rPr>
+        <w:t>它于</w:t>
+      </w:r>
+      <w:r>
+        <w:rPr>
+          <w:rFonts w:ascii="Times New Roman" w:hAnsi="Times New Roman" w:eastAsia="Times New Roman" w:cs="Times New Roman"/>
+        </w:rPr>
+        <w:t xml:space="preserve"> 1903 </w:t>
+      </w:r>
+      <w:r>
+        <w:rPr>
+          <w:rFonts w:hint="eastAsia" w:ascii="Times New Roman" w:hAnsi="Times New Roman" w:eastAsia="FangSong" w:cs="Times New Roman"/>
+        </w:rPr>
+        <w:t xml:space="preserve">年在</w:t>
+      </w:r>
+      <w:r>
+        <w:rPr>
+          <w:rFonts w:ascii="Times New Roman" w:hAnsi="Times New Roman" w:eastAsia="Times New Roman" w:cs="Times New Roman"/>
+        </w:rPr>
+        <w:t xml:space="preserve"> California </w:t>
+      </w:r>
+      <w:r>
+        <w:rPr>
+          <w:rFonts w:hint="eastAsia" w:ascii="Times New Roman" w:hAnsi="Times New Roman" w:eastAsia="FangSong" w:cs="Times New Roman"/>
+        </w:rPr>
+        <w:t xml:space="preserve">的</w:t>
+      </w:r>
+      <w:r>
+        <w:rPr>
+          <w:rFonts w:ascii="Times New Roman" w:hAnsi="Times New Roman" w:eastAsia="Times New Roman" w:cs="Times New Roman"/>
+        </w:rPr>
+        <w:t xml:space="preserve"> Alameda </w:t>
+      </w:r>
+      <w:r>
+        <w:rPr>
+          <w:rFonts w:hint="eastAsia" w:ascii="Times New Roman" w:hAnsi="Times New Roman" w:eastAsia="FangSong" w:cs="Times New Roman"/>
+        </w:rPr>
+        <w:t>县被发现</w:t>
+      </w:r>
+      <w:r>
+        <w:rPr>
+          <w:rFonts w:hint="eastAsia" w:ascii="Times New Roman" w:hAnsi="Times New Roman" w:eastAsia="Times New Roman" w:cs="Times New Roman"/>
+        </w:rPr>
+        <w:t>。</w:t>
+      </w:r>
+      <w:r>
+        <w:rPr>
+          <w:rFonts w:hint="eastAsia" w:ascii="Times New Roman" w:hAnsi="Times New Roman" w:eastAsia="FangSong" w:cs="Times New Roman"/>
+        </w:rPr>
+        <w:t>它是浅蓝色的针状结晶</w:t>
+      </w:r>
+      <w:r>
+        <w:rPr>
+          <w:rFonts w:hint="eastAsia" w:ascii="Times New Roman" w:hAnsi="Times New Roman" w:eastAsia="Times New Roman" w:cs="Times New Roman"/>
+        </w:rPr>
+        <w:t>，</w:t>
+      </w:r>
+      <w:r>
+        <w:rPr>
+          <w:rFonts w:hint="eastAsia" w:ascii="Times New Roman" w:hAnsi="Times New Roman" w:eastAsia="FangSong" w:cs="Times New Roman"/>
+        </w:rPr>
+        <w:t>在常温下暴露于干燥的空气中会迅速风化</w:t>
+      </w:r>
+      <w:r>
+        <w:rPr>
+          <w:rFonts w:hint="eastAsia" w:ascii="Times New Roman" w:hAnsi="Times New Roman" w:eastAsia="Times New Roman" w:cs="Times New Roman"/>
+        </w:rPr>
+        <w:t>，</w:t>
+      </w:r>
+      <w:r>
+        <w:rPr>
+          <w:rFonts w:hint="eastAsia" w:ascii="Times New Roman" w:hAnsi="Times New Roman" w:eastAsia="FangSong" w:cs="Times New Roman"/>
+        </w:rPr>
+        <w:t>失重</w:t>
+      </w:r>
+      <w:r>
+        <w:rPr>
+          <w:rFonts w:ascii="Times New Roman" w:hAnsi="Times New Roman" w:eastAsia="Times New Roman" w:cs="Times New Roman"/>
+        </w:rPr>
+        <w:t xml:space="preserve"> </w:t>
+      </w:r>
+      <w:r>
+        <w:rPr>
+          <w:rFonts w:hint="eastAsia" w:ascii="Times New Roman" w:hAnsi="Times New Roman" w:eastAsia="Times New Roman" w:cs="Times New Roman"/>
+        </w:rPr>
+        <w:t>12.61%。</w:t>
+      </w:r>
+      <w:r>
+        <w:rPr>
+          <w:rFonts w:hint="eastAsia" w:ascii="Times New Roman" w:hAnsi="Times New Roman" w:eastAsia="FangSong" w:cs="Times New Roman"/>
+        </w:rPr>
+        <w:t>给出其化学式</w:t>
+      </w:r>
+      <w:r>
+        <w:rPr>
+          <w:rFonts w:hint="eastAsia" w:ascii="Times New Roman" w:hAnsi="Times New Roman" w:eastAsia="Times New Roman" w:cs="Times New Roman"/>
+        </w:rPr>
+        <w:t>。</w:t>
+      </w:r>
+      <w:r>
+        <w:rPr>
+          <w:rFonts w:hint="eastAsia" w:ascii="Times New Roman" w:hAnsi="Times New Roman" w:eastAsia="FangSong" w:cs="Times New Roman"/>
+        </w:rPr>
+        <w:t>其结构和上图相似</w:t>
+      </w:r>
+      <w:r>
+        <w:rPr>
+          <w:rFonts w:hint="eastAsia" w:ascii="Times New Roman" w:hAnsi="Times New Roman" w:eastAsia="Times New Roman" w:cs="Times New Roman"/>
+        </w:rPr>
+        <w:t>，</w:t>
+      </w:r>
+      <w:r>
+        <w:rPr>
+          <w:rFonts w:hint="eastAsia" w:ascii="Times New Roman" w:hAnsi="Times New Roman" w:eastAsia="FangSong" w:cs="Times New Roman"/>
+        </w:rPr>
+        <w:t>晶胞参数为</w:t>
+      </w:r>
+      <w:r>
+        <w:rPr>
+          <w:rFonts w:ascii="Times New Roman" w:hAnsi="Times New Roman" w:eastAsia="Times New Roman" w:cs="Times New Roman"/>
+        </w:rPr>
+        <w:t xml:space="preserve"> </w:t>
+      </w:r>
+      <m:oMath>
+        <m:oMathPr>
+          <m:ctrlPr>
+            <w:rPr>
+              <w:sz w:val="28"/>
+              <w:szCs w:val="28"/>
+            </w:rPr>
+          </m:ctrlPr>
+        </m:oMathPr>
+        <m:r>
+          <m:t>a</m:t>
+        </m:r>
+        <m:r>
+          <m:rPr>
+            <m:sty m:val="p"/>
+          </m:rPr>
+          <m:t>=</m:t>
+        </m:r>
+        <m:r>
+          <m:t>14.19</m:t>
+        </m:r>
+        <m:acc>
+          <m:accPr>
+            <m:chr m:val="̊"/>
+          </m:accPr>
+          <m:e>
+            <m:r>
+              <m:t>A</m:t>
+            </m:r>
+          </m:e>
+        </m:acc>
+      </m:oMath>
+      <w:r>
+        <w:rPr>
+          <w:rFonts w:ascii="Times New Roman" w:hAnsi="Times New Roman" w:eastAsia="Times New Roman" w:cs="Times New Roman"/>
+        </w:rPr>
+        <w:t xml:space="preserve"> </w:t>
+      </w:r>
+      <w:r>
+        <w:rPr>
+          <w:rFonts w:hint="eastAsia" w:ascii="Times New Roman" w:hAnsi="Times New Roman" w:eastAsia="Times New Roman" w:cs="Times New Roman"/>
+        </w:rPr>
+        <w:t xml:space="preserve">，</w:t>
+      </w:r>
+      <w:r>
+        <w:rPr>
+          <w:rFonts w:ascii="Times New Roman" w:hAnsi="Times New Roman" w:eastAsia="Times New Roman" w:cs="Times New Roman"/>
+        </w:rPr>
+        <w:t xml:space="preserve"> </w:t>
+      </w:r>
+      <m:oMath>
+        <m:oMathPr>
+          <m:ctrlPr>
+            <w:rPr>
+              <w:sz w:val="28"/>
+              <w:szCs w:val="28"/>
+            </w:rPr>
+          </m:ctrlPr>
+        </m:oMathPr>
+        <m:r>
+          <m:t>b</m:t>
+        </m:r>
+        <m:r>
+          <m:rPr>
+            <m:sty m:val="p"/>
+          </m:rPr>
+          <m:t>=</m:t>
+        </m:r>
+        <m:r>
+          <m:t>6.537</m:t>
+        </m:r>
+        <m:acc>
+          <m:accPr>
+            <m:chr m:val="̊"/>
+          </m:accPr>
+          <m:e>
+            <m:r>
+              <m:t>A</m:t>
+            </m:r>
+          </m:e>
+        </m:acc>
+      </m:oMath>
+      <w:r>
+        <w:rPr>
+          <w:rFonts w:ascii="Times New Roman" w:hAnsi="Times New Roman" w:eastAsia="Times New Roman" w:cs="Times New Roman"/>
+        </w:rPr>
+        <w:t xml:space="preserve"> </w:t>
+      </w:r>
+      <w:r>
+        <w:rPr>
+          <w:rFonts w:hint="eastAsia" w:ascii="Times New Roman" w:hAnsi="Times New Roman" w:eastAsia="Times New Roman" w:cs="Times New Roman"/>
+        </w:rPr>
+        <w:t xml:space="preserve">，</w:t>
+      </w:r>
+      <w:r>
+        <w:rPr>
+          <w:rFonts w:ascii="Times New Roman" w:hAnsi="Times New Roman" w:eastAsia="Times New Roman" w:cs="Times New Roman"/>
+        </w:rPr>
+        <w:t xml:space="preserve"> </w:t>
+      </w:r>
+      <m:oMath>
+        <m:oMathPr>
+          <m:ctrlPr>
+            <w:rPr>
+              <w:sz w:val="28"/>
+              <w:szCs w:val="28"/>
+            </w:rPr>
+          </m:ctrlPr>
+        </m:oMathPr>
+        <m:r>
+          <m:t>c</m:t>
+        </m:r>
+        <m:r>
+          <m:rPr>
+            <m:sty m:val="p"/>
+          </m:rPr>
+          <m:t>=</m:t>
+        </m:r>
+        <m:r>
+          <m:t>10.825</m:t>
+        </m:r>
+        <m:acc>
+          <m:accPr>
+            <m:chr m:val="̊"/>
+          </m:accPr>
+          <m:e>
+            <m:r>
+              <m:t>A</m:t>
+            </m:r>
+          </m:e>
+        </m:acc>
+      </m:oMath>
+      <w:r>
+        <w:rPr>
+          <w:rFonts w:ascii="Times New Roman" w:hAnsi="Times New Roman" w:eastAsia="Times New Roman" w:cs="Times New Roman"/>
+        </w:rPr>
+        <w:t xml:space="preserve"> </w:t>
+      </w:r>
+      <w:r>
+        <w:rPr>
+          <w:rFonts w:hint="eastAsia" w:ascii="Times New Roman" w:hAnsi="Times New Roman" w:eastAsia="Times New Roman" w:cs="Times New Roman"/>
+        </w:rPr>
+        <w:t xml:space="preserve">，</w:t>
+      </w:r>
+      <w:r>
+        <w:rPr>
+          <w:rFonts w:ascii="Times New Roman" w:hAnsi="Times New Roman" w:eastAsia="Times New Roman" w:cs="Times New Roman"/>
+        </w:rPr>
+        <w:t xml:space="preserve"> </w:t>
+      </w:r>
+      <m:oMath>
+        <m:oMathPr>
+          <m:ctrlPr>
+            <w:rPr>
+              <w:sz w:val="28"/>
+              <w:szCs w:val="28"/>
+            </w:rPr>
+          </m:ctrlPr>
+        </m:oMathPr>
+        <m:r>
+          <m:t>β</m:t>
+        </m:r>
+        <m:r>
+          <m:rPr>
+            <m:sty m:val="p"/>
+          </m:rPr>
+          <m:t>=</m:t>
+        </m:r>
+        <m:sSup>
+          <m:e>
+            <m:r>
+              <m:t>106.02</m:t>
+            </m:r>
+          </m:e>
+          <m:sup>
+            <m:r>
+              <m:rPr>
+                <m:sty m:val="p"/>
+              </m:rPr>
+              <m:t>∘</m:t>
+            </m:r>
+          </m:sup>
+        </m:sSup>
+      </m:oMath>
+      <w:r>
+        <w:rPr>
+          <w:rFonts w:ascii="Times New Roman" w:hAnsi="Times New Roman" w:eastAsia="Times New Roman" w:cs="Times New Roman"/>
+        </w:rPr>
+        <w:t xml:space="preserve"> </w:t>
+      </w:r>
+      <w:r>
+        <w:rPr>
+          <w:rFonts w:hint="eastAsia" w:ascii="Times New Roman" w:hAnsi="Times New Roman" w:eastAsia="Times New Roman" w:cs="Times New Roman"/>
+        </w:rPr>
+        <w:t>，</w:t>
+      </w:r>
+      <w:r>
+        <w:rPr>
+          <w:rFonts w:hint="eastAsia" w:ascii="Times New Roman" w:hAnsi="Times New Roman" w:eastAsia="FangSong" w:cs="Times New Roman"/>
+        </w:rPr>
+        <w:t>推算</w:t>
+      </w:r>
+      <w:r>
+        <w:rPr>
+          <w:rFonts w:ascii="Times New Roman" w:hAnsi="Times New Roman" w:eastAsia="Times New Roman" w:cs="Times New Roman"/>
+        </w:rPr>
+        <w:t xml:space="preserve"> Boothite </w:t>
+      </w:r>
+      <w:r>
+        <w:rPr>
+          <w:rFonts w:hint="eastAsia" w:ascii="Times New Roman" w:hAnsi="Times New Roman" w:eastAsia="FangSong" w:cs="Times New Roman"/>
+        </w:rPr>
+        <w:t>的密度</w:t>
+      </w:r>
+      <w:r>
+        <w:rPr>
+          <w:rFonts w:hint="eastAsia" w:ascii="Times New Roman" w:hAnsi="Times New Roman" w:eastAsia="Times New Roman" w:cs="Times New Roman"/>
+        </w:rPr>
+        <w:t>。</w:t>
+      </w:r>
+    </w:p>
+    <w:p>
+      <w:pPr>
+        <w:spacing w:before="160" w:after="80"/>
+      </w:pPr>
+      <w:r>
+        <w:pict>
+          <v:rect style="width:0;height:1.5pt" o:hralign="center" o:hrstd="t" o:hr="t"/>
+        </w:pict>
+      </w:r>
+    </w:p>
     <w:bookmarkEnd w:id="20"/>
     <w:bookmarkStart w:id="24" w:name="第10题"/>
     <w:p>
@@ -2921,6 +3629,7 @@
     <w:p>
       <w:pPr>
         <w:pStyle w:val="FirstParagraph"/>
+        <w:ind w:firstLine="420"/>
       </w:pPr>
       <w:r>
         <w:rPr>
@@ -3145,6 +3854,622 @@
         </w:pict>
       </w:r>
     </w:p>
+    <w:p>
+      <w:pPr>
+        <w:numPr>
+          <w:ilvl w:val="0"/>
+          <w:numId w:val="1008"/>
+        </w:numPr>
+        <w:ind w:firstLine="420"/>
+      </w:pPr>
+      <w:r>
+        <w:rPr>
+          <w:rFonts w:hint="eastAsia" w:ascii="Times New Roman" w:hAnsi="Times New Roman" w:eastAsia="FangSong" w:cs="Times New Roman"/>
+        </w:rPr>
+        <w:t>写出干冰的结构基元和点阵型式</w:t>
+      </w:r>
+      <w:r>
+        <w:rPr>
+          <w:rFonts w:hint="eastAsia" w:ascii="Times New Roman" w:hAnsi="Times New Roman" w:eastAsia="Times New Roman" w:cs="Times New Roman"/>
+        </w:rPr>
+        <w:t>。</w:t>
+      </w:r>
+    </w:p>
+    <w:p>
+      <w:pPr>
+        <w:numPr>
+          <w:ilvl w:val="0"/>
+          <w:numId w:val="1008"/>
+        </w:numPr>
+        <w:ind w:firstLine="420"/>
+      </w:pPr>
+      <w:r>
+        <w:rPr>
+          <w:rFonts w:hint="eastAsia" w:ascii="Times New Roman" w:hAnsi="Times New Roman" w:eastAsia="FangSong" w:cs="Times New Roman"/>
+        </w:rPr>
+        <w:t xml:space="preserve">已知干冰的密度为</w:t>
+      </w:r>
+      <w:r>
+        <w:rPr>
+          <w:rFonts w:ascii="Times New Roman" w:hAnsi="Times New Roman" w:eastAsia="Times New Roman" w:cs="Times New Roman"/>
+        </w:rPr>
+        <w:t xml:space="preserve"> </w:t>
+      </w:r>
+      <m:oMath>
+        <m:oMathPr>
+          <m:ctrlPr>
+            <w:rPr>
+              <w:sz w:val="28"/>
+              <w:szCs w:val="28"/>
+            </w:rPr>
+          </m:ctrlPr>
+        </m:oMathPr>
+        <m:r>
+          <m:t>1.64</m:t>
+        </m:r>
+        <m:r>
+          <m:t> </m:t>
+        </m:r>
+        <m:r>
+          <m:t>g</m:t>
+        </m:r>
+        <m:r>
+          <m:rPr>
+            <m:sty m:val="p"/>
+          </m:rPr>
+          <m:t>/</m:t>
+        </m:r>
+        <m:r>
+          <m:t>c</m:t>
+        </m:r>
+        <m:sSup>
+          <m:e>
+            <m:r>
+              <m:t>m</m:t>
+            </m:r>
+          </m:e>
+          <m:sup>
+            <m:r>
+              <m:t>3</m:t>
+            </m:r>
+          </m:sup>
+        </m:sSup>
+      </m:oMath>
+      <w:r>
+        <w:rPr>
+          <w:rFonts w:ascii="Times New Roman" w:hAnsi="Times New Roman" w:eastAsia="Times New Roman" w:cs="Times New Roman"/>
+        </w:rPr>
+        <w:t xml:space="preserve"> </w:t>
+      </w:r>
+      <w:r>
+        <w:rPr>
+          <w:rFonts w:hint="eastAsia" w:ascii="Times New Roman" w:hAnsi="Times New Roman" w:eastAsia="Times New Roman" w:cs="Times New Roman"/>
+        </w:rPr>
+        <w:t>，</w:t>
+      </w:r>
+      <w:r>
+        <w:rPr>
+          <w:rFonts w:hint="eastAsia" w:ascii="Times New Roman" w:hAnsi="Times New Roman" w:eastAsia="FangSong" w:cs="Times New Roman"/>
+        </w:rPr>
+        <w:t>计算晶胞参数</w:t>
+      </w:r>
+      <w:r>
+        <w:rPr>
+          <w:rFonts w:ascii="Times New Roman" w:hAnsi="Times New Roman" w:eastAsia="Times New Roman" w:cs="Times New Roman"/>
+        </w:rPr>
+        <w:t xml:space="preserve"> a </w:t>
+      </w:r>
+      <w:r>
+        <w:rPr>
+          <w:rFonts w:hint="eastAsia" w:ascii="Times New Roman" w:hAnsi="Times New Roman" w:eastAsia="FangSong" w:cs="Times New Roman"/>
+        </w:rPr>
+        <w:t xml:space="preserve">和两个二氧化碳分子中心的最短距离</w:t>
+      </w:r>
+      <w:r>
+        <w:rPr>
+          <w:rFonts w:ascii="Times New Roman" w:hAnsi="Times New Roman" w:eastAsia="Times New Roman" w:cs="Times New Roman"/>
+        </w:rPr>
+        <w:t xml:space="preserve"> L。</w:t>
+      </w:r>
+    </w:p>
+    <w:p>
+      <w:pPr>
+        <w:numPr>
+          <w:ilvl w:val="0"/>
+          <w:numId w:val="1008"/>
+        </w:numPr>
+        <w:ind w:firstLine="420"/>
+      </w:pPr>
+      <w:r>
+        <w:rPr>
+          <w:rFonts w:hint="eastAsia" w:ascii="Times New Roman" w:hAnsi="Times New Roman" w:eastAsia="FangSong" w:cs="Times New Roman"/>
+        </w:rPr>
+        <w:t>取右手坐标系</w:t>
+      </w:r>
+      <w:r>
+        <w:rPr>
+          <w:rFonts w:hint="eastAsia" w:ascii="Times New Roman" w:hAnsi="Times New Roman" w:eastAsia="Times New Roman" w:cs="Times New Roman"/>
+        </w:rPr>
+        <w:t>，</w:t>
+      </w:r>
+      <w:r>
+        <w:rPr>
+          <w:rFonts w:hint="eastAsia" w:ascii="Times New Roman" w:hAnsi="Times New Roman" w:eastAsia="FangSong" w:cs="Times New Roman"/>
+        </w:rPr>
+        <w:t>计算晶胞顶点上</w:t>
+      </w:r>
+      <w:r>
+        <w:rPr>
+          <w:rFonts w:ascii="Times New Roman" w:hAnsi="Times New Roman" w:eastAsia="Times New Roman" w:cs="Times New Roman"/>
+        </w:rPr>
+        <w:t xml:space="preserve"> </w:t>
+      </w:r>
+      <m:oMath>
+        <m:r>
+          <m:t>C</m:t>
+        </m:r>
+        <m:sSub>
+          <m:e>
+            <m:r>
+              <m:t>O</m:t>
+            </m:r>
+          </m:e>
+          <m:sub>
+            <m:r>
+              <m:t>2</m:t>
+            </m:r>
+          </m:sub>
+        </m:sSub>
+      </m:oMath>
+      <w:r>
+        <w:rPr>
+          <w:rFonts w:ascii="Times New Roman" w:hAnsi="Times New Roman" w:eastAsia="Times New Roman" w:cs="Times New Roman"/>
+        </w:rPr>
+        <w:t xml:space="preserve"> </w:t>
+      </w:r>
+      <w:r>
+        <w:rPr>
+          <w:rFonts w:hint="eastAsia" w:ascii="Times New Roman" w:hAnsi="Times New Roman" w:eastAsia="FangSong" w:cs="Times New Roman"/>
+        </w:rPr>
+        <w:t xml:space="preserve">中对应</w:t>
+      </w:r>
+      <w:r>
+        <w:rPr>
+          <w:rFonts w:ascii="Times New Roman" w:hAnsi="Times New Roman" w:eastAsia="Times New Roman" w:cs="Times New Roman"/>
+        </w:rPr>
+        <w:t xml:space="preserve"> O </w:t>
+      </w:r>
+      <w:r>
+        <w:rPr>
+          <w:rFonts w:hint="eastAsia" w:ascii="Times New Roman" w:hAnsi="Times New Roman" w:eastAsia="FangSong" w:cs="Times New Roman"/>
+        </w:rPr>
+        <w:t>的坐标参数</w:t>
+      </w:r>
+      <w:r>
+        <w:rPr>
+          <w:rFonts w:hint="eastAsia" w:ascii="Times New Roman" w:hAnsi="Times New Roman" w:eastAsia="Times New Roman" w:cs="Times New Roman"/>
+        </w:rPr>
+        <w:t>。</w:t>
+      </w:r>
+    </w:p>
+    <w:p>
+      <w:pPr>
+        <w:pStyle w:val="FirstParagraph"/>
+        <w:ind w:firstLine="420"/>
+      </w:pPr>
+      <w:r>
+        <w:rPr>
+          <w:rFonts w:hint="eastAsia" w:ascii="Times New Roman" w:hAnsi="Times New Roman" w:eastAsia="FangSong" w:cs="Times New Roman"/>
+        </w:rPr>
+        <w:t xml:space="preserve">观察晶胞发现顶点和面心的</w:t>
+      </w:r>
+      <w:r>
+        <w:rPr>
+          <w:rFonts w:ascii="Times New Roman" w:hAnsi="Times New Roman" w:eastAsia="Times New Roman" w:cs="Times New Roman"/>
+        </w:rPr>
+        <w:t xml:space="preserve"> </w:t>
+      </w:r>
+      <m:oMath>
+        <m:sSub>
+          <m:e>
+            <m:r>
+              <m:rPr>
+                <m:sty m:val="p"/>
+              </m:rPr>
+              <m:t>C</m:t>
+            </m:r>
+            <m:r>
+              <m:rPr>
+                <m:sty m:val="p"/>
+              </m:rPr>
+              <m:t>O</m:t>
+            </m:r>
+          </m:e>
+          <m:sub>
+            <m:r>
+              <m:t>2</m:t>
+            </m:r>
+          </m:sub>
+        </m:sSub>
+      </m:oMath>
+      <w:r>
+        <w:rPr>
+          <w:rFonts w:ascii="Times New Roman" w:hAnsi="Times New Roman" w:eastAsia="Times New Roman" w:cs="Times New Roman"/>
+        </w:rPr>
+        <w:t xml:space="preserve"> </w:t>
+      </w:r>
+      <w:r>
+        <w:rPr>
+          <w:rFonts w:hint="eastAsia" w:ascii="Times New Roman" w:hAnsi="Times New Roman" w:eastAsia="FangSong" w:cs="Times New Roman"/>
+        </w:rPr>
+        <w:t>取向不同</w:t>
+      </w:r>
+      <w:r>
+        <w:rPr>
+          <w:rFonts w:hint="eastAsia" w:ascii="Times New Roman" w:hAnsi="Times New Roman" w:eastAsia="Times New Roman" w:cs="Times New Roman"/>
+        </w:rPr>
+        <w:t>，</w:t>
+      </w:r>
+      <w:r>
+        <w:rPr>
+          <w:rFonts w:hint="eastAsia" w:ascii="Times New Roman" w:hAnsi="Times New Roman" w:eastAsia="FangSong" w:cs="Times New Roman"/>
+        </w:rPr>
+        <w:t>而面心</w:t>
+      </w:r>
+      <w:r>
+        <w:rPr>
+          <w:rFonts w:ascii="Times New Roman" w:hAnsi="Times New Roman" w:eastAsia="Times New Roman" w:cs="Times New Roman"/>
+        </w:rPr>
+        <w:t xml:space="preserve"> </w:t>
+      </w:r>
+      <m:oMath>
+        <m:sSub>
+          <m:e>
+            <m:r>
+              <m:rPr>
+                <m:sty m:val="p"/>
+              </m:rPr>
+              <m:t>C</m:t>
+            </m:r>
+            <m:r>
+              <m:rPr>
+                <m:sty m:val="p"/>
+              </m:rPr>
+              <m:t>O</m:t>
+            </m:r>
+          </m:e>
+          <m:sub>
+            <m:r>
+              <m:t>2</m:t>
+            </m:r>
+          </m:sub>
+        </m:sSub>
+      </m:oMath>
+      <w:r>
+        <w:rPr>
+          <w:rFonts w:ascii="Times New Roman" w:hAnsi="Times New Roman" w:eastAsia="Times New Roman" w:cs="Times New Roman"/>
+        </w:rPr>
+        <w:t xml:space="preserve"> </w:t>
+      </w:r>
+      <w:r>
+        <w:rPr>
+          <w:rFonts w:hint="eastAsia" w:ascii="Times New Roman" w:hAnsi="Times New Roman" w:eastAsia="FangSong" w:cs="Times New Roman"/>
+        </w:rPr>
+        <w:t>之间的取向也不同</w:t>
+      </w:r>
+      <w:r>
+        <w:rPr>
+          <w:rFonts w:hint="eastAsia" w:ascii="Times New Roman" w:hAnsi="Times New Roman" w:eastAsia="Times New Roman" w:cs="Times New Roman"/>
+        </w:rPr>
+        <w:t>，</w:t>
+      </w:r>
+      <w:r>
+        <w:rPr>
+          <w:rFonts w:hint="eastAsia" w:ascii="Times New Roman" w:hAnsi="Times New Roman" w:eastAsia="FangSong" w:cs="Times New Roman"/>
+        </w:rPr>
+        <w:t>因此结构基元中至少有</w:t>
+      </w:r>
+      <w:r>
+        <w:rPr>
+          <w:rFonts w:hint="eastAsia" w:ascii="Times New Roman" w:hAnsi="Times New Roman" w:eastAsia="Times New Roman" w:cs="Times New Roman"/>
+        </w:rPr>
+        <w:t>4</w:t>
+      </w:r>
+      <w:r>
+        <w:rPr>
+          <w:rFonts w:hint="eastAsia" w:ascii="Times New Roman" w:hAnsi="Times New Roman" w:eastAsia="FangSong" w:cs="Times New Roman"/>
+        </w:rPr>
+        <w:t>组二氧化碳</w:t>
+      </w:r>
+      <w:r>
+        <w:rPr>
+          <w:rFonts w:hint="eastAsia" w:ascii="Times New Roman" w:hAnsi="Times New Roman" w:eastAsia="Times New Roman" w:cs="Times New Roman"/>
+        </w:rPr>
+        <w:t>，</w:t>
+      </w:r>
+      <w:r>
+        <w:rPr>
+          <w:rFonts w:hint="eastAsia" w:ascii="Times New Roman" w:hAnsi="Times New Roman" w:eastAsia="FangSong" w:cs="Times New Roman"/>
+        </w:rPr>
+        <w:t>从而其点阵型式为简单立方</w:t>
+      </w:r>
+      <w:r>
+        <w:rPr>
+          <w:rFonts w:hint="eastAsia" w:ascii="Times New Roman" w:hAnsi="Times New Roman" w:eastAsia="Times New Roman" w:cs="Times New Roman"/>
+        </w:rPr>
+        <w:t>。</w:t>
+      </w:r>
+      <w:r>
+        <w:rPr>
+          <w:rFonts w:hint="eastAsia" w:ascii="Times New Roman" w:hAnsi="Times New Roman" w:eastAsia="FangSong" w:cs="Times New Roman"/>
+        </w:rPr>
+        <w:t>晶胞参数很容易计算</w:t>
+      </w:r>
+      <w:r>
+        <w:rPr>
+          <w:rFonts w:hint="eastAsia" w:ascii="Times New Roman" w:hAnsi="Times New Roman" w:eastAsia="Times New Roman" w:cs="Times New Roman"/>
+        </w:rPr>
+        <w:t>，</w:t>
+      </w:r>
+      <w:r>
+        <w:rPr>
+          <w:rFonts w:hint="eastAsia" w:ascii="Times New Roman" w:hAnsi="Times New Roman" w:eastAsia="FangSong" w:cs="Times New Roman"/>
+        </w:rPr>
+        <w:t>即</w:t>
+      </w:r>
+      <w:r>
+        <w:rPr>
+          <w:rFonts w:ascii="Times New Roman" w:hAnsi="Times New Roman" w:eastAsia="Times New Roman" w:cs="Times New Roman"/>
+        </w:rPr>
+        <w:t xml:space="preserve"> </w:t>
+      </w:r>
+      <m:oMath>
+        <m:oMathPr>
+          <m:ctrlPr>
+            <w:rPr>
+              <w:sz w:val="28"/>
+              <w:szCs w:val="28"/>
+            </w:rPr>
+          </m:ctrlPr>
+        </m:oMathPr>
+        <m:r>
+          <m:t>ρ</m:t>
+        </m:r>
+        <m:r>
+          <m:rPr>
+            <m:sty m:val="p"/>
+          </m:rPr>
+          <m:t>=</m:t>
+        </m:r>
+        <m:r>
+          <m:t>Z</m:t>
+        </m:r>
+        <m:r>
+          <m:t>M</m:t>
+        </m:r>
+        <m:r>
+          <m:rPr>
+            <m:sty m:val="p"/>
+          </m:rPr>
+          <m:t>/</m:t>
+        </m:r>
+        <m:r>
+          <m:rPr>
+            <m:sty m:val="p"/>
+          </m:rPr>
+          <m:t>(</m:t>
+        </m:r>
+        <m:sSub>
+          <m:e>
+            <m:r>
+              <m:t>N</m:t>
+            </m:r>
+          </m:e>
+          <m:sub>
+            <m:r>
+              <m:rPr>
+                <m:sty m:val="p"/>
+              </m:rPr>
+              <m:t>A</m:t>
+            </m:r>
+          </m:sub>
+        </m:sSub>
+        <m:sSup>
+          <m:e>
+            <m:r>
+              <m:t>a</m:t>
+            </m:r>
+          </m:e>
+          <m:sup>
+            <m:r>
+              <m:t>3</m:t>
+            </m:r>
+          </m:sup>
+        </m:sSup>
+        <m:r>
+          <m:rPr>
+            <m:sty m:val="p"/>
+          </m:rPr>
+          <m:t>)</m:t>
+        </m:r>
+      </m:oMath>
+      <w:r>
+        <w:rPr>
+          <w:rFonts w:ascii="Times New Roman" w:hAnsi="Times New Roman" w:eastAsia="Times New Roman" w:cs="Times New Roman"/>
+        </w:rPr>
+        <w:t xml:space="preserve"> </w:t>
+      </w:r>
+      <w:r>
+        <w:rPr>
+          <w:rFonts w:hint="eastAsia" w:ascii="Times New Roman" w:hAnsi="Times New Roman" w:eastAsia="Times New Roman" w:cs="Times New Roman"/>
+        </w:rPr>
+        <w:t>，</w:t>
+      </w:r>
+      <w:r>
+        <w:rPr>
+          <w:rFonts w:hint="eastAsia" w:ascii="Times New Roman" w:hAnsi="Times New Roman" w:eastAsia="FangSong" w:cs="Times New Roman"/>
+        </w:rPr>
+        <w:t>算出</w:t>
+      </w:r>
+      <w:r>
+        <w:rPr>
+          <w:rFonts w:ascii="Times New Roman" w:hAnsi="Times New Roman" w:eastAsia="Times New Roman" w:cs="Times New Roman"/>
+        </w:rPr>
+        <w:t xml:space="preserve"> </w:t>
+      </w:r>
+      <m:oMath>
+        <m:oMathPr>
+          <m:ctrlPr>
+            <w:rPr>
+              <w:sz w:val="28"/>
+              <w:szCs w:val="28"/>
+            </w:rPr>
+          </m:ctrlPr>
+        </m:oMathPr>
+        <m:r>
+          <m:t>a</m:t>
+        </m:r>
+        <m:r>
+          <m:rPr>
+            <m:sty m:val="p"/>
+          </m:rPr>
+          <m:t>=</m:t>
+        </m:r>
+        <m:r>
+          <m:t>563</m:t>
+        </m:r>
+        <m:r>
+          <m:rPr>
+            <m:sty m:val="p"/>
+          </m:rPr>
+          <m:t>p</m:t>
+        </m:r>
+        <m:r>
+          <m:rPr>
+            <m:sty m:val="p"/>
+          </m:rPr>
+          <m:t>m</m:t>
+        </m:r>
+      </m:oMath>
+      <w:r>
+        <w:rPr>
+          <w:rFonts w:ascii="Times New Roman" w:hAnsi="Times New Roman" w:eastAsia="Times New Roman" w:cs="Times New Roman"/>
+        </w:rPr>
+        <w:t xml:space="preserve"> </w:t>
+      </w:r>
+      <w:r>
+        <w:rPr>
+          <w:rFonts w:hint="eastAsia" w:ascii="Times New Roman" w:hAnsi="Times New Roman" w:eastAsia="Times New Roman" w:cs="Times New Roman"/>
+        </w:rPr>
+        <w:t>。</w:t>
+      </w:r>
+      <w:r>
+        <w:rPr>
+          <w:rFonts w:hint="eastAsia" w:ascii="Times New Roman" w:hAnsi="Times New Roman" w:eastAsia="FangSong" w:cs="Times New Roman"/>
+        </w:rPr>
+        <w:t>最远的碳原子即顶点和面心</w:t>
+      </w:r>
+      <w:r>
+        <w:rPr>
+          <w:rFonts w:hint="eastAsia" w:ascii="Times New Roman" w:hAnsi="Times New Roman" w:eastAsia="Times New Roman" w:cs="Times New Roman"/>
+        </w:rPr>
+        <w:t>，</w:t>
+      </w:r>
+      <w:r>
+        <w:rPr>
+          <w:rFonts w:hint="eastAsia" w:ascii="Times New Roman" w:hAnsi="Times New Roman" w:eastAsia="FangSong" w:cs="Times New Roman"/>
+        </w:rPr>
+        <w:t>故</w:t>
+      </w:r>
+      <w:r>
+        <w:rPr>
+          <w:rFonts w:ascii="Times New Roman" w:hAnsi="Times New Roman" w:eastAsia="Times New Roman" w:cs="Times New Roman"/>
+        </w:rPr>
+        <w:t xml:space="preserve"> </w:t>
+      </w:r>
+      <m:oMath>
+        <m:oMathPr>
+          <m:ctrlPr>
+            <w:rPr>
+              <w:sz w:val="28"/>
+              <w:szCs w:val="28"/>
+            </w:rPr>
+          </m:ctrlPr>
+        </m:oMathPr>
+        <m:r>
+          <m:t>L</m:t>
+        </m:r>
+        <m:r>
+          <m:rPr>
+            <m:sty m:val="p"/>
+          </m:rPr>
+          <m:t>=</m:t>
+        </m:r>
+        <m:r>
+          <m:t>a</m:t>
+        </m:r>
+        <m:r>
+          <m:rPr>
+            <m:sty m:val="p"/>
+          </m:rPr>
+          <m:t>/</m:t>
+        </m:r>
+        <m:rad>
+          <m:radPr>
+            <m:degHide m:val="on"/>
+          </m:radPr>
+          <m:deg/>
+          <m:e>
+            <m:r>
+              <m:t>2</m:t>
+            </m:r>
+          </m:e>
+        </m:rad>
+        <m:r>
+          <m:rPr>
+            <m:sty m:val="p"/>
+          </m:rPr>
+          <m:t>=</m:t>
+        </m:r>
+        <m:r>
+          <m:t>398</m:t>
+        </m:r>
+        <m:r>
+          <m:rPr>
+            <m:sty m:val="p"/>
+          </m:rPr>
+          <m:t>p</m:t>
+        </m:r>
+        <m:r>
+          <m:rPr>
+            <m:sty m:val="p"/>
+          </m:rPr>
+          <m:t>m</m:t>
+        </m:r>
+      </m:oMath>
+      <w:r>
+        <w:rPr>
+          <w:rFonts w:ascii="Times New Roman" w:hAnsi="Times New Roman" w:eastAsia="Times New Roman" w:cs="Times New Roman"/>
+        </w:rPr>
+        <w:t xml:space="preserve"> </w:t>
+      </w:r>
+      <w:r>
+        <w:rPr>
+          <w:rFonts w:ascii="Times New Roman" w:hAnsi="Times New Roman" w:eastAsia="Times New Roman" w:cs="Times New Roman"/>
+        </w:rPr>
+        <w:t xml:space="preserve">。</w:t>
+      </w:r>
+    </w:p>
+    <w:p>
+      <w:pPr>
+        <w:spacing w:before="160" w:after="80"/>
+      </w:pPr>
+      <w:r>
+        <w:pict>
+          <v:rect style="width:0;height:1.5pt" o:hralign="center" o:hrstd="t" o:hr="t"/>
+        </w:pict>
+      </w:r>
+    </w:p>
     <w:bookmarkEnd w:id="24"/>
     <w:bookmarkStart w:id="28" w:name="第11题"/>
     <w:p>
@@ -3174,6 +4499,7 @@
     <w:p>
       <w:pPr>
         <w:pStyle w:val="FirstParagraph"/>
+        <w:ind w:firstLine="420"/>
       </w:pPr>
       <w:r>
         <w:rPr>
@@ -3520,6 +4846,883 @@
     </w:p>
     <w:p>
       <w:pPr>
+        <w:pStyle w:val="BodyText"/>
+        <w:ind w:firstLine="420"/>
+      </w:pPr>
+      <w:r>
+        <w:rPr>
+          <w:rFonts w:hint="eastAsia" w:ascii="Times New Roman" w:hAnsi="Times New Roman" w:eastAsia="FangSong" w:cs="Times New Roman"/>
+        </w:rPr>
+        <w:t xml:space="preserve">在一个晶胞内</w:t>
+      </w:r>
+      <w:r>
+        <w:rPr>
+          <w:rFonts w:ascii="Times New Roman" w:hAnsi="Times New Roman" w:eastAsia="Times New Roman" w:cs="Times New Roman"/>
+        </w:rPr>
+        <w:t xml:space="preserve"> </w:t>
+      </w:r>
+      <m:oMath>
+        <m:r>
+          <m:rPr>
+            <m:sty m:val="p"/>
+          </m:rPr>
+          <m:t>A</m:t>
+        </m:r>
+        <m:sSup>
+          <m:e>
+            <m:r>
+              <m:rPr>
+                <m:sty m:val="p"/>
+              </m:rPr>
+              <m:t>g</m:t>
+            </m:r>
+          </m:e>
+          <m:sup>
+            <m:r>
+              <m:rPr>
+                <m:sty m:val="p"/>
+              </m:rPr>
+              <m:t>+</m:t>
+            </m:r>
+          </m:sup>
+        </m:sSup>
+      </m:oMath>
+      <w:r>
+        <w:rPr>
+          <w:rFonts w:ascii="Times New Roman" w:hAnsi="Times New Roman" w:eastAsia="Times New Roman" w:cs="Times New Roman"/>
+        </w:rPr>
+        <w:t xml:space="preserve"> </w:t>
+      </w:r>
+      <w:r>
+        <w:rPr>
+          <w:rFonts w:hint="eastAsia" w:ascii="Times New Roman" w:hAnsi="Times New Roman" w:eastAsia="FangSong" w:cs="Times New Roman"/>
+        </w:rPr>
+        <w:t xml:space="preserve">可能分布于</w:t>
+      </w:r>
+      <w:r>
+        <w:rPr>
+          <w:rFonts w:ascii="Times New Roman" w:hAnsi="Times New Roman" w:eastAsia="Times New Roman" w:cs="Times New Roman"/>
+        </w:rPr>
+        <w:t xml:space="preserve"> 42 </w:t>
+      </w:r>
+      <w:r>
+        <w:rPr>
+          <w:rFonts w:hint="eastAsia" w:ascii="Times New Roman" w:hAnsi="Times New Roman" w:eastAsia="FangSong" w:cs="Times New Roman"/>
+        </w:rPr>
+        <w:t>个空隙中</w:t>
+      </w:r>
+      <w:r>
+        <w:rPr>
+          <w:rFonts w:hint="eastAsia" w:ascii="Times New Roman" w:hAnsi="Times New Roman" w:eastAsia="Times New Roman" w:cs="Times New Roman"/>
+        </w:rPr>
+        <w:t>，</w:t>
+      </w:r>
+      <w:r>
+        <w:rPr>
+          <w:rFonts w:hint="eastAsia" w:ascii="Times New Roman" w:hAnsi="Times New Roman" w:eastAsia="FangSong" w:cs="Times New Roman"/>
+        </w:rPr>
+        <w:t>空隙分为</w:t>
+      </w:r>
+      <w:r>
+        <w:rPr>
+          <w:rFonts w:ascii="Times New Roman" w:hAnsi="Times New Roman" w:eastAsia="Times New Roman" w:cs="Times New Roman"/>
+        </w:rPr>
+        <w:t xml:space="preserve"> 3 </w:t>
+      </w:r>
+      <w:r>
+        <w:rPr>
+          <w:rFonts w:hint="eastAsia" w:ascii="Times New Roman" w:hAnsi="Times New Roman" w:eastAsia="FangSong" w:cs="Times New Roman"/>
+        </w:rPr>
+        <w:t>类</w:t>
+      </w:r>
+      <w:r>
+        <w:rPr>
+          <w:rFonts w:hint="eastAsia" w:ascii="Times New Roman" w:hAnsi="Times New Roman" w:eastAsia="Times New Roman" w:cs="Times New Roman"/>
+        </w:rPr>
+        <w:t>，</w:t>
+      </w:r>
+      <w:r>
+        <w:rPr>
+          <w:rFonts w:hint="eastAsia" w:ascii="Times New Roman" w:hAnsi="Times New Roman" w:eastAsia="FangSong" w:cs="Times New Roman"/>
+        </w:rPr>
+        <w:t>如上图中三种小球</w:t>
+      </w:r>
+      <w:r>
+        <w:rPr>
+          <w:rFonts w:hint="eastAsia" w:ascii="Times New Roman" w:hAnsi="Times New Roman" w:eastAsia="Times New Roman" w:cs="Times New Roman"/>
+        </w:rPr>
+        <w:t>：</w:t>
+      </w:r>
+      <m:oMath>
+        <m:r>
+          <m:rPr>
+            <m:sty m:val="p"/>
+          </m:rPr>
+          <m:t>A</m:t>
+        </m:r>
+        <m:sSup>
+          <m:e>
+            <m:r>
+              <m:rPr>
+                <m:sty m:val="p"/>
+              </m:rPr>
+              <m:t>g</m:t>
+            </m:r>
+          </m:e>
+          <m:sup>
+            <m:r>
+              <m:rPr>
+                <m:sty m:val="p"/>
+              </m:rPr>
+              <m:t>+</m:t>
+            </m:r>
+          </m:sup>
+        </m:sSup>
+      </m:oMath>
+      <w:r>
+        <w:rPr>
+          <w:rFonts w:ascii="Times New Roman" w:hAnsi="Times New Roman" w:eastAsia="Times New Roman" w:cs="Times New Roman"/>
+        </w:rPr>
+        <w:t xml:space="preserve"> </w:t>
+      </w:r>
+      <w:r>
+        <w:rPr>
+          <w:rFonts w:hint="eastAsia" w:ascii="Times New Roman" w:hAnsi="Times New Roman" w:eastAsia="FangSong" w:cs="Times New Roman"/>
+        </w:rPr>
+        <w:t xml:space="preserve">填入了</w:t>
+      </w:r>
+      <w:r>
+        <w:rPr>
+          <w:rFonts w:ascii="Times New Roman" w:hAnsi="Times New Roman" w:eastAsia="Times New Roman" w:cs="Times New Roman"/>
+        </w:rPr>
+        <w:t xml:space="preserve"> I</w:t>
+      </w:r>
+      <w:r>
+        <w:rPr>
+          <w:rFonts w:ascii="Times New Roman" w:hAnsi="Times New Roman" w:eastAsia="Times New Roman" w:cs="Times New Roman"/>
+          <w:vertAlign w:val="superscript"/>
+        </w:rPr>
+        <w:t>-</w:t>
+      </w:r>
+      <w:r>
+        <w:rPr>
+          <w:rFonts w:ascii="Times New Roman" w:hAnsi="Times New Roman" w:eastAsia="Times New Roman" w:cs="Times New Roman"/>
+        </w:rPr>
+        <w:t xml:space="preserve"> </w:t>
+      </w:r>
+      <w:r>
+        <w:rPr>
+          <w:rFonts w:hint="eastAsia" w:ascii="Times New Roman" w:hAnsi="Times New Roman" w:eastAsia="FangSong" w:cs="Times New Roman"/>
+        </w:rPr>
+        <w:t>形成的八面体空隙中</w:t>
+      </w:r>
+      <w:r>
+        <w:rPr>
+          <w:rFonts w:hint="eastAsia" w:ascii="Times New Roman" w:hAnsi="Times New Roman" w:eastAsia="Times New Roman" w:cs="Times New Roman"/>
+        </w:rPr>
+        <w:t>，</w:t>
+      </w:r>
+      <w:r>
+        <w:rPr>
+          <w:rFonts w:hint="eastAsia" w:ascii="Times New Roman" w:hAnsi="Times New Roman" w:eastAsia="FangSong" w:cs="Times New Roman"/>
+        </w:rPr>
+        <w:t>与</w:t>
+      </w:r>
+      <w:r>
+        <w:rPr>
+          <w:rFonts w:ascii="Times New Roman" w:hAnsi="Times New Roman" w:eastAsia="Times New Roman" w:cs="Times New Roman"/>
+        </w:rPr>
+        <w:t xml:space="preserve"> 2 </w:t>
+      </w:r>
+      <w:r>
+        <w:rPr>
+          <w:rFonts w:hint="eastAsia" w:ascii="Times New Roman" w:hAnsi="Times New Roman" w:eastAsia="FangSong" w:cs="Times New Roman"/>
+        </w:rPr>
+        <w:t xml:space="preserve">个</w:t>
+      </w:r>
+      <w:r>
+        <w:rPr>
+          <w:rFonts w:ascii="Times New Roman" w:hAnsi="Times New Roman" w:eastAsia="Times New Roman" w:cs="Times New Roman"/>
+        </w:rPr>
+        <w:t xml:space="preserve"> I</w:t>
+      </w:r>
+      <w:r>
+        <w:rPr>
+          <w:rFonts w:ascii="Times New Roman" w:hAnsi="Times New Roman" w:eastAsia="Times New Roman" w:cs="Times New Roman"/>
+          <w:vertAlign w:val="superscript"/>
+        </w:rPr>
+        <w:t>-</w:t>
+      </w:r>
+      <w:r>
+        <w:rPr>
+          <w:rFonts w:ascii="Times New Roman" w:hAnsi="Times New Roman" w:eastAsia="Times New Roman" w:cs="Times New Roman"/>
+        </w:rPr>
+        <w:t xml:space="preserve"> </w:t>
+      </w:r>
+      <w:r>
+        <w:rPr>
+          <w:rFonts w:hint="eastAsia" w:ascii="Times New Roman" w:hAnsi="Times New Roman" w:eastAsia="FangSong" w:cs="Times New Roman"/>
+        </w:rPr>
+        <w:t>距离最近</w:t>
+      </w:r>
+      <w:r>
+        <w:rPr>
+          <w:rFonts w:hint="eastAsia" w:ascii="Times New Roman" w:hAnsi="Times New Roman" w:eastAsia="Times New Roman" w:cs="Times New Roman"/>
+        </w:rPr>
+        <w:t>，</w:t>
+      </w:r>
+      <w:r>
+        <w:rPr>
+          <w:rFonts w:hint="eastAsia" w:ascii="Times New Roman" w:hAnsi="Times New Roman" w:eastAsia="FangSong" w:cs="Times New Roman"/>
+        </w:rPr>
+        <w:t>如图中双环球</w:t>
+      </w:r>
+      <w:r>
+        <w:rPr>
+          <w:rFonts w:hint="eastAsia" w:ascii="Times New Roman" w:hAnsi="Times New Roman" w:eastAsia="Times New Roman" w:cs="Times New Roman"/>
+        </w:rPr>
+        <w:t>；</w:t>
+      </w:r>
+      <m:oMath>
+        <m:r>
+          <m:rPr>
+            <m:sty m:val="p"/>
+          </m:rPr>
+          <m:t>A</m:t>
+        </m:r>
+        <m:sSup>
+          <m:e>
+            <m:r>
+              <m:rPr>
+                <m:sty m:val="p"/>
+              </m:rPr>
+              <m:t>g</m:t>
+            </m:r>
+          </m:e>
+          <m:sup>
+            <m:r>
+              <m:rPr>
+                <m:sty m:val="p"/>
+              </m:rPr>
+              <m:t>+</m:t>
+            </m:r>
+          </m:sup>
+        </m:sSup>
+      </m:oMath>
+      <w:r>
+        <w:rPr>
+          <w:rFonts w:ascii="Times New Roman" w:hAnsi="Times New Roman" w:eastAsia="Times New Roman" w:cs="Times New Roman"/>
+        </w:rPr>
+        <w:t xml:space="preserve"> </w:t>
+      </w:r>
+      <w:r>
+        <w:rPr>
+          <w:rFonts w:hint="eastAsia" w:ascii="Times New Roman" w:hAnsi="Times New Roman" w:eastAsia="FangSong" w:cs="Times New Roman"/>
+        </w:rPr>
+        <w:t xml:space="preserve">填入了</w:t>
+      </w:r>
+      <w:r>
+        <w:rPr>
+          <w:rFonts w:ascii="Times New Roman" w:hAnsi="Times New Roman" w:eastAsia="Times New Roman" w:cs="Times New Roman"/>
+        </w:rPr>
+        <w:t xml:space="preserve"> I</w:t>
+      </w:r>
+      <w:r>
+        <w:rPr>
+          <w:rFonts w:ascii="Times New Roman" w:hAnsi="Times New Roman" w:eastAsia="Times New Roman" w:cs="Times New Roman"/>
+          <w:vertAlign w:val="superscript"/>
+        </w:rPr>
+        <w:t>-</w:t>
+      </w:r>
+      <w:r>
+        <w:rPr>
+          <w:rFonts w:ascii="Times New Roman" w:hAnsi="Times New Roman" w:eastAsia="Times New Roman" w:cs="Times New Roman"/>
+        </w:rPr>
+        <w:t xml:space="preserve"> </w:t>
+      </w:r>
+      <w:r>
+        <w:rPr>
+          <w:rFonts w:hint="eastAsia" w:ascii="Times New Roman" w:hAnsi="Times New Roman" w:eastAsia="FangSong" w:cs="Times New Roman"/>
+        </w:rPr>
+        <w:t>形成的四面体空隙中</w:t>
+      </w:r>
+      <w:r>
+        <w:rPr>
+          <w:rFonts w:hint="eastAsia" w:ascii="Times New Roman" w:hAnsi="Times New Roman" w:eastAsia="Times New Roman" w:cs="Times New Roman"/>
+        </w:rPr>
+        <w:t>，</w:t>
+      </w:r>
+      <w:r>
+        <w:rPr>
+          <w:rFonts w:hint="eastAsia" w:ascii="Times New Roman" w:hAnsi="Times New Roman" w:eastAsia="FangSong" w:cs="Times New Roman"/>
+        </w:rPr>
+        <w:t>与</w:t>
+      </w:r>
+      <w:r>
+        <w:rPr>
+          <w:rFonts w:ascii="Times New Roman" w:hAnsi="Times New Roman" w:eastAsia="Times New Roman" w:cs="Times New Roman"/>
+        </w:rPr>
+        <w:t xml:space="preserve"> 4 </w:t>
+      </w:r>
+      <w:r>
+        <w:rPr>
+          <w:rFonts w:hint="eastAsia" w:ascii="Times New Roman" w:hAnsi="Times New Roman" w:eastAsia="FangSong" w:cs="Times New Roman"/>
+        </w:rPr>
+        <w:t xml:space="preserve">个</w:t>
+      </w:r>
+      <w:r>
+        <w:rPr>
+          <w:rFonts w:ascii="Times New Roman" w:hAnsi="Times New Roman" w:eastAsia="Times New Roman" w:cs="Times New Roman"/>
+        </w:rPr>
+        <w:t xml:space="preserve"> I</w:t>
+      </w:r>
+      <w:r>
+        <w:rPr>
+          <w:rFonts w:ascii="Times New Roman" w:hAnsi="Times New Roman" w:eastAsia="Times New Roman" w:cs="Times New Roman"/>
+          <w:vertAlign w:val="superscript"/>
+        </w:rPr>
+        <w:t>-</w:t>
+      </w:r>
+      <w:r>
+        <w:rPr>
+          <w:rFonts w:ascii="Times New Roman" w:hAnsi="Times New Roman" w:eastAsia="Times New Roman" w:cs="Times New Roman"/>
+        </w:rPr>
+        <w:t xml:space="preserve"> </w:t>
+      </w:r>
+      <w:r>
+        <w:rPr>
+          <w:rFonts w:hint="eastAsia" w:ascii="Times New Roman" w:hAnsi="Times New Roman" w:eastAsia="FangSong" w:cs="Times New Roman"/>
+        </w:rPr>
+        <w:t>距离最近</w:t>
+      </w:r>
+      <w:r>
+        <w:rPr>
+          <w:rFonts w:hint="eastAsia" w:ascii="Times New Roman" w:hAnsi="Times New Roman" w:eastAsia="Times New Roman" w:cs="Times New Roman"/>
+        </w:rPr>
+        <w:t>，</w:t>
+      </w:r>
+      <w:r>
+        <w:rPr>
+          <w:rFonts w:hint="eastAsia" w:ascii="Times New Roman" w:hAnsi="Times New Roman" w:eastAsia="FangSong" w:cs="Times New Roman"/>
+        </w:rPr>
+        <w:t>如图中小白球</w:t>
+      </w:r>
+      <w:r>
+        <w:rPr>
+          <w:rFonts w:hint="eastAsia" w:ascii="Times New Roman" w:hAnsi="Times New Roman" w:eastAsia="Times New Roman" w:cs="Times New Roman"/>
+        </w:rPr>
+        <w:t>；</w:t>
+      </w:r>
+      <m:oMath>
+        <m:r>
+          <m:rPr>
+            <m:sty m:val="p"/>
+          </m:rPr>
+          <m:t>A</m:t>
+        </m:r>
+        <m:sSup>
+          <m:e>
+            <m:r>
+              <m:rPr>
+                <m:sty m:val="p"/>
+              </m:rPr>
+              <m:t>g</m:t>
+            </m:r>
+          </m:e>
+          <m:sup>
+            <m:r>
+              <m:rPr>
+                <m:sty m:val="p"/>
+              </m:rPr>
+              <m:t>+</m:t>
+            </m:r>
+          </m:sup>
+        </m:sSup>
+      </m:oMath>
+      <w:r>
+        <w:rPr>
+          <w:rFonts w:ascii="Times New Roman" w:hAnsi="Times New Roman" w:eastAsia="Times New Roman" w:cs="Times New Roman"/>
+        </w:rPr>
+        <w:t xml:space="preserve"> </w:t>
+      </w:r>
+      <w:r>
+        <w:rPr>
+          <w:rFonts w:hint="eastAsia" w:ascii="Times New Roman" w:hAnsi="Times New Roman" w:eastAsia="FangSong" w:cs="Times New Roman"/>
+        </w:rPr>
+        <w:t xml:space="preserve">填入了</w:t>
+      </w:r>
+      <w:r>
+        <w:rPr>
+          <w:rFonts w:ascii="Times New Roman" w:hAnsi="Times New Roman" w:eastAsia="Times New Roman" w:cs="Times New Roman"/>
+        </w:rPr>
+        <w:t xml:space="preserve"> I</w:t>
+      </w:r>
+      <w:r>
+        <w:rPr>
+          <w:rFonts w:ascii="Times New Roman" w:hAnsi="Times New Roman" w:eastAsia="Times New Roman" w:cs="Times New Roman"/>
+          <w:vertAlign w:val="superscript"/>
+        </w:rPr>
+        <w:t>-</w:t>
+      </w:r>
+      <w:r>
+        <w:rPr>
+          <w:rFonts w:ascii="Times New Roman" w:hAnsi="Times New Roman" w:eastAsia="Times New Roman" w:cs="Times New Roman"/>
+        </w:rPr>
+        <w:t xml:space="preserve"> </w:t>
+      </w:r>
+      <w:r>
+        <w:rPr>
+          <w:rFonts w:hint="eastAsia" w:ascii="Times New Roman" w:hAnsi="Times New Roman" w:eastAsia="FangSong" w:cs="Times New Roman"/>
+        </w:rPr>
+        <w:t>形成的三角形空隙中</w:t>
+      </w:r>
+      <w:r>
+        <w:rPr>
+          <w:rFonts w:hint="eastAsia" w:ascii="Times New Roman" w:hAnsi="Times New Roman" w:eastAsia="Times New Roman" w:cs="Times New Roman"/>
+        </w:rPr>
+        <w:t>，</w:t>
+      </w:r>
+      <w:r>
+        <w:rPr>
+          <w:rFonts w:hint="eastAsia" w:ascii="Times New Roman" w:hAnsi="Times New Roman" w:eastAsia="FangSong" w:cs="Times New Roman"/>
+        </w:rPr>
+        <w:t>如图中黑球</w:t>
+      </w:r>
+      <w:r>
+        <w:rPr>
+          <w:rFonts w:hint="eastAsia" w:ascii="Times New Roman" w:hAnsi="Times New Roman" w:eastAsia="Times New Roman" w:cs="Times New Roman"/>
+        </w:rPr>
+        <w:t>，</w:t>
+      </w:r>
+      <w:r>
+        <w:rPr>
+          <w:rFonts w:hint="eastAsia" w:ascii="Times New Roman" w:hAnsi="Times New Roman" w:eastAsia="FangSong" w:cs="Times New Roman"/>
+        </w:rPr>
+        <w:t>其中有一类和</w:t>
+      </w:r>
+      <w:r>
+        <w:rPr>
+          <w:rFonts w:ascii="Times New Roman" w:hAnsi="Times New Roman" w:eastAsia="Times New Roman" w:cs="Times New Roman"/>
+        </w:rPr>
+        <w:t xml:space="preserve"> 3 </w:t>
+      </w:r>
+      <w:r>
+        <w:rPr>
+          <w:rFonts w:hint="eastAsia" w:ascii="Times New Roman" w:hAnsi="Times New Roman" w:eastAsia="FangSong" w:cs="Times New Roman"/>
+        </w:rPr>
+        <w:t xml:space="preserve">个</w:t>
+      </w:r>
+      <w:r>
+        <w:rPr>
+          <w:rFonts w:ascii="Times New Roman" w:hAnsi="Times New Roman" w:eastAsia="Times New Roman" w:cs="Times New Roman"/>
+        </w:rPr>
+        <w:t xml:space="preserve"> I</w:t>
+      </w:r>
+      <w:r>
+        <w:rPr>
+          <w:rFonts w:ascii="Times New Roman" w:hAnsi="Times New Roman" w:eastAsia="Times New Roman" w:cs="Times New Roman"/>
+          <w:vertAlign w:val="superscript"/>
+        </w:rPr>
+        <w:t>-</w:t>
+      </w:r>
+      <w:r>
+        <w:rPr>
+          <w:rFonts w:ascii="Times New Roman" w:hAnsi="Times New Roman" w:eastAsia="Times New Roman" w:cs="Times New Roman"/>
+        </w:rPr>
+        <w:t xml:space="preserve"> </w:t>
+      </w:r>
+      <w:r>
+        <w:rPr>
+          <w:rFonts w:hint="eastAsia" w:ascii="Times New Roman" w:hAnsi="Times New Roman" w:eastAsia="FangSong" w:cs="Times New Roman"/>
+        </w:rPr>
+        <w:t>距离最近</w:t>
+      </w:r>
+      <w:r>
+        <w:rPr>
+          <w:rFonts w:hint="eastAsia" w:ascii="Times New Roman" w:hAnsi="Times New Roman" w:eastAsia="Times New Roman" w:cs="Times New Roman"/>
+        </w:rPr>
+        <w:t>。</w:t>
+      </w:r>
+    </w:p>
+    <w:p>
+      <w:pPr>
+        <w:pStyle w:val="Compact"/>
+        <w:numPr>
+          <w:ilvl w:val="0"/>
+          <w:numId w:val="1009"/>
+        </w:numPr>
+        <w:ind w:firstLine="420"/>
+      </w:pPr>
+      <w:r>
+        <w:rPr>
+          <w:rFonts w:hint="eastAsia" w:ascii="Times New Roman" w:hAnsi="Times New Roman" w:eastAsia="FangSong" w:cs="Times New Roman"/>
+        </w:rPr>
+        <w:t xml:space="preserve">分别求出</w:t>
+      </w:r>
+      <w:r>
+        <w:rPr>
+          <w:rFonts w:ascii="Times New Roman" w:hAnsi="Times New Roman" w:eastAsia="Times New Roman" w:cs="Times New Roman"/>
+        </w:rPr>
+        <w:t xml:space="preserve"> 3 </w:t>
+      </w:r>
+      <w:r>
+        <w:rPr>
+          <w:rFonts w:hint="eastAsia" w:ascii="Times New Roman" w:hAnsi="Times New Roman" w:eastAsia="FangSong" w:cs="Times New Roman"/>
+        </w:rPr>
+        <w:t xml:space="preserve">种空隙中</w:t>
+      </w:r>
+      <w:r>
+        <w:rPr>
+          <w:rFonts w:ascii="Times New Roman" w:hAnsi="Times New Roman" w:eastAsia="Times New Roman" w:cs="Times New Roman"/>
+        </w:rPr>
+        <w:t xml:space="preserve"> </w:t>
+      </w:r>
+      <m:oMath>
+        <m:r>
+          <m:rPr>
+            <m:sty m:val="p"/>
+          </m:rPr>
+          <m:t>A</m:t>
+        </m:r>
+        <m:sSup>
+          <m:e>
+            <m:r>
+              <m:rPr>
+                <m:sty m:val="p"/>
+              </m:rPr>
+              <m:t>g</m:t>
+            </m:r>
+          </m:e>
+          <m:sup>
+            <m:r>
+              <m:rPr>
+                <m:sty m:val="p"/>
+              </m:rPr>
+              <m:t>+</m:t>
+            </m:r>
+          </m:sup>
+        </m:sSup>
+      </m:oMath>
+      <w:r>
+        <w:rPr>
+          <w:rFonts w:ascii="Times New Roman" w:hAnsi="Times New Roman" w:eastAsia="Times New Roman" w:cs="Times New Roman"/>
+        </w:rPr>
+        <w:t xml:space="preserve"> </w:t>
+      </w:r>
+      <w:r>
+        <w:rPr>
+          <w:rFonts w:hint="eastAsia" w:ascii="Times New Roman" w:hAnsi="Times New Roman" w:eastAsia="FangSong" w:cs="Times New Roman"/>
+        </w:rPr>
+        <w:t xml:space="preserve">与相距最近的</w:t>
+      </w:r>
+      <w:r>
+        <w:rPr>
+          <w:rFonts w:ascii="Times New Roman" w:hAnsi="Times New Roman" w:eastAsia="Times New Roman" w:cs="Times New Roman"/>
+        </w:rPr>
+        <w:t xml:space="preserve"> I</w:t>
+      </w:r>
+      <w:r>
+        <w:rPr>
+          <w:rFonts w:ascii="Times New Roman" w:hAnsi="Times New Roman" w:eastAsia="Times New Roman" w:cs="Times New Roman"/>
+          <w:vertAlign w:val="superscript"/>
+        </w:rPr>
+        <w:t>-</w:t>
+      </w:r>
+      <w:r>
+        <w:rPr>
+          <w:rFonts w:ascii="Times New Roman" w:hAnsi="Times New Roman" w:eastAsia="Times New Roman" w:cs="Times New Roman"/>
+        </w:rPr>
+        <w:t xml:space="preserve"> </w:t>
+      </w:r>
+      <w:r>
+        <w:rPr>
+          <w:rFonts w:hint="eastAsia" w:ascii="Times New Roman" w:hAnsi="Times New Roman" w:eastAsia="FangSong" w:cs="Times New Roman"/>
+        </w:rPr>
+        <w:t>的间距</w:t>
+      </w:r>
+      <w:r>
+        <w:rPr>
+          <w:rFonts w:hint="eastAsia" w:ascii="Times New Roman" w:hAnsi="Times New Roman" w:eastAsia="Times New Roman" w:cs="Times New Roman"/>
+        </w:rPr>
+        <w:t>，</w:t>
+      </w:r>
+      <w:r>
+        <w:rPr>
+          <w:rFonts w:hint="eastAsia" w:ascii="Times New Roman" w:hAnsi="Times New Roman" w:eastAsia="FangSong" w:cs="Times New Roman"/>
+        </w:rPr>
+        <w:t>并求出每种空隙在一个图示晶胞中的数目</w:t>
+      </w:r>
+      <w:r>
+        <w:rPr>
+          <w:rFonts w:hint="eastAsia" w:ascii="Times New Roman" w:hAnsi="Times New Roman" w:eastAsia="Times New Roman" w:cs="Times New Roman"/>
+        </w:rPr>
+        <w:t>。</w:t>
+      </w:r>
+      <w:r>
+        <w:rPr>
+          <w:rFonts w:hint="eastAsia" w:ascii="Times New Roman" w:hAnsi="Times New Roman" w:eastAsia="FangSong" w:cs="Times New Roman"/>
+        </w:rPr>
+        <w:t>晶胞参数</w:t>
+      </w:r>
+      <w:r>
+        <w:rPr>
+          <w:rFonts w:ascii="Times New Roman" w:hAnsi="Times New Roman" w:eastAsia="Times New Roman" w:cs="Times New Roman"/>
+        </w:rPr>
+        <w:t xml:space="preserve"> </w:t>
+      </w:r>
+      <m:oMath>
+        <m:oMathPr>
+          <m:ctrlPr>
+            <w:rPr>
+              <w:sz w:val="28"/>
+              <w:szCs w:val="28"/>
+            </w:rPr>
+          </m:ctrlPr>
+        </m:oMathPr>
+        <m:r>
+          <m:t>a</m:t>
+        </m:r>
+        <m:r>
+          <m:rPr>
+            <m:sty m:val="p"/>
+          </m:rPr>
+          <m:t>=</m:t>
+        </m:r>
+        <m:r>
+          <m:t>504</m:t>
+        </m:r>
+        <m:r>
+          <m:t> </m:t>
+        </m:r>
+        <m:r>
+          <m:rPr>
+            <m:sty m:val="p"/>
+          </m:rPr>
+          <m:t>p</m:t>
+        </m:r>
+        <m:r>
+          <m:rPr>
+            <m:sty m:val="p"/>
+          </m:rPr>
+          <m:t>m</m:t>
+        </m:r>
+      </m:oMath>
+      <w:r>
+        <w:rPr>
+          <w:rFonts w:ascii="Times New Roman" w:hAnsi="Times New Roman" w:eastAsia="Times New Roman" w:cs="Times New Roman"/>
+        </w:rPr>
+        <w:t xml:space="preserve">。</w:t>
+      </w:r>
+    </w:p>
+    <w:p>
+      <w:pPr>
+        <w:pStyle w:val="FirstParagraph"/>
+        <w:ind w:firstLine="420"/>
+      </w:pPr>
+      <w:r>
+        <w:rPr>
+          <w:rFonts w:hint="eastAsia" w:ascii="Times New Roman" w:hAnsi="Times New Roman" w:eastAsia="FangSong" w:cs="Times New Roman"/>
+        </w:rPr>
+        <w:t>三种晶型的晶胞参数</w:t>
+      </w:r>
+      <w:r>
+        <w:rPr>
+          <w:rFonts w:hint="eastAsia" w:ascii="Times New Roman" w:hAnsi="Times New Roman" w:eastAsia="Times New Roman" w:cs="Times New Roman"/>
+        </w:rPr>
+        <w:t>：</w:t>
+      </w:r>
+    </w:p>
+    <w:p>
+      <w:pPr>
+        <w:pStyle w:val="BodyText"/>
+      </w:pPr>
+      <m:oMathPara>
+        <m:oMathParaPr>
+          <m:jc m:val="center"/>
+          <m:ctrlPr>
+            <w:rPr>
+              <w:sz w:val="28"/>
+              <w:szCs w:val="28"/>
+            </w:rPr>
+          </m:ctrlPr>
+        </m:oMathParaPr>
+        <m:oMath>
+          <m:r>
+            <m:t>γ</m:t>
+          </m:r>
+          <m:r>
+            <m:rPr>
+              <m:sty m:val="p"/>
+            </m:rPr>
+            <m:t>−</m:t>
+          </m:r>
+          <m:r>
+            <m:rPr>
+              <m:sty m:val="p"/>
+            </m:rPr>
+            <m:t>A</m:t>
+          </m:r>
+          <m:r>
+            <m:rPr>
+              <m:sty m:val="p"/>
+            </m:rPr>
+            <m:t>g</m:t>
+          </m:r>
+          <m:r>
+            <m:rPr>
+              <m:sty m:val="p"/>
+            </m:rPr>
+            <m:t>I</m:t>
+          </m:r>
+          <m:r>
+            <m:rPr>
+              <m:sty m:val="p"/>
+            </m:rPr>
+            <m:t>:</m:t>
+          </m:r>
+          <m:r>
+            <m:t>a</m:t>
+          </m:r>
+          <m:r>
+            <m:rPr>
+              <m:sty m:val="p"/>
+            </m:rPr>
+            <m:t>=</m:t>
+          </m:r>
+          <m:r>
+            <m:t>649.5</m:t>
+          </m:r>
+          <m:r>
+            <m:t> </m:t>
+          </m:r>
+          <m:r>
+            <m:rPr>
+              <m:sty m:val="p"/>
+            </m:rPr>
+            <m:t>p</m:t>
+          </m:r>
+          <m:r>
+            <m:rPr>
+              <m:sty m:val="p"/>
+            </m:rPr>
+            <m:t>m</m:t>
+          </m:r>
+          <m:r>
+            <m:rPr>
+              <m:sty m:val="p"/>
+            </m:rPr>
+            <m:t>;</m:t>
+          </m:r>
+          <m:r>
+            <m:t> </m:t>
+          </m:r>
+          <m:r>
+            <m:t>β</m:t>
+          </m:r>
+          <m:r>
+            <m:rPr>
+              <m:sty m:val="p"/>
+            </m:rPr>
+            <m:t>−</m:t>
+          </m:r>
+          <m:r>
+            <m:rPr>
+              <m:sty m:val="p"/>
+            </m:rPr>
+            <m:t>A</m:t>
+          </m:r>
+          <m:r>
+            <m:rPr>
+              <m:sty m:val="p"/>
+            </m:rPr>
+            <m:t>g</m:t>
+          </m:r>
+          <m:r>
+            <m:rPr>
+              <m:sty m:val="p"/>
+            </m:rPr>
+            <m:t>I</m:t>
+          </m:r>
+          <m:r>
+            <m:rPr>
+              <m:sty m:val="p"/>
+            </m:rPr>
+            <m:t>:</m:t>
+          </m:r>
+          <m:r>
+            <m:t>a</m:t>
+          </m:r>
+          <m:r>
+            <m:rPr>
+              <m:sty m:val="p"/>
+            </m:rPr>
+            <m:t>=</m:t>
+          </m:r>
+          <m:r>
+            <m:t>458.0</m:t>
+          </m:r>
+          <m:r>
+            <m:t> </m:t>
+          </m:r>
+          <m:r>
+            <m:rPr>
+              <m:sty m:val="p"/>
+            </m:rPr>
+            <m:t>p</m:t>
+          </m:r>
+          <m:r>
+            <m:rPr>
+              <m:sty m:val="p"/>
+            </m:rPr>
+            <m:t>m</m:t>
+          </m:r>
+          <m:r>
+            <m:rPr>
+              <m:sty m:val="p"/>
+            </m:rPr>
+            <m:t>,</m:t>
+          </m:r>
+          <m:r>
+            <m:t> </m:t>
+          </m:r>
+          <m:r>
+            <m:t>c</m:t>
+          </m:r>
+          <m:r>
+            <m:rPr>
+              <m:sty m:val="p"/>
+            </m:rPr>
+            <m:t>=</m:t>
+          </m:r>
+          <m:r>
+            <m:t>749.5</m:t>
+          </m:r>
+          <m:r>
+            <m:t> </m:t>
+          </m:r>
+          <m:r>
+            <m:rPr>
+              <m:sty m:val="p"/>
+            </m:rPr>
+            <m:t>p</m:t>
+          </m:r>
+          <m:r>
+            <m:rPr>
+              <m:sty m:val="p"/>
+            </m:rPr>
+            <m:t>m</m:t>
+          </m:r>
+          <m:r>
+            <m:rPr>
+              <m:sty m:val="p"/>
+            </m:rPr>
+            <m:t>。</m:t>
+          </m:r>
+        </m:oMath>
+      </m:oMathPara>
+    </w:p>
+    <w:p>
+      <w:pPr>
         <w:spacing w:before="160" w:after="80"/>
       </w:pPr>
       <w:r>
@@ -3528,6 +5731,16 @@
         </w:pict>
       </w:r>
     </w:p>
+    <w:p>
+      <w:pPr>
+        <w:spacing w:before="160" w:after="80"/>
+      </w:pPr>
+      <w:r>
+        <w:pict>
+          <v:rect style="width:0;height:1.5pt" o:hralign="center" o:hrstd="t" o:hr="t"/>
+        </w:pict>
+      </w:r>
+    </w:p>
     <w:bookmarkEnd w:id="28"/>
     <w:bookmarkStart w:id="32" w:name="第12题"/>
     <w:p>
@@ -3557,6 +5770,7 @@
     <w:p>
       <w:pPr>
         <w:pStyle w:val="FirstParagraph"/>
+        <w:ind w:firstLine="420"/>
       </w:pPr>
       <w:r>
         <w:rPr>
@@ -3741,6 +5955,224 @@
         </w:pict>
       </w:r>
     </w:p>
+    <w:p>
+      <w:pPr>
+        <w:numPr>
+          <w:ilvl w:val="0"/>
+          <w:numId w:val="1010"/>
+        </w:numPr>
+        <w:ind w:firstLine="420"/>
+      </w:pPr>
+      <w:r>
+        <w:rPr>
+          <w:rFonts w:hint="eastAsia" w:ascii="Times New Roman" w:hAnsi="Times New Roman" w:eastAsia="FangSong" w:cs="Times New Roman"/>
+        </w:rPr>
+        <w:t xml:space="preserve">该晶体的磁矩为</w:t>
+      </w:r>
+      <w:r>
+        <w:rPr>
+          <w:rFonts w:ascii="Times New Roman" w:hAnsi="Times New Roman" w:eastAsia="Times New Roman" w:cs="Times New Roman"/>
+        </w:rPr>
+        <w:t xml:space="preserve"> </w:t>
+      </w:r>
+      <w:r>
+        <w:rPr>
+          <w:rFonts w:hint="eastAsia" w:ascii="Times New Roman" w:hAnsi="Times New Roman" w:eastAsia="Times New Roman" w:cs="Times New Roman"/>
+        </w:rPr>
+        <w:t>0，</w:t>
+      </w:r>
+      <w:r>
+        <w:rPr>
+          <w:rFonts w:hint="eastAsia" w:ascii="Times New Roman" w:hAnsi="Times New Roman" w:eastAsia="FangSong" w:cs="Times New Roman"/>
+        </w:rPr>
+        <w:t>写出其中存在的孤立阴离子的化学式</w:t>
+      </w:r>
+      <w:r>
+        <w:rPr>
+          <w:rFonts w:hint="eastAsia" w:ascii="Times New Roman" w:hAnsi="Times New Roman" w:eastAsia="Times New Roman" w:cs="Times New Roman"/>
+        </w:rPr>
+        <w:t>。</w:t>
+      </w:r>
+    </w:p>
+    <w:p>
+      <w:pPr>
+        <w:numPr>
+          <w:ilvl w:val="0"/>
+          <w:numId w:val="1010"/>
+        </w:numPr>
+        <w:ind w:firstLine="420"/>
+      </w:pPr>
+      <w:r>
+        <w:rPr>
+          <w:rFonts w:hint="eastAsia" w:ascii="Times New Roman" w:hAnsi="Times New Roman" w:eastAsia="FangSong" w:cs="Times New Roman"/>
+        </w:rPr>
+        <w:t>写出该硫化物的化学式以及全部铜原子的原子坐标</w:t>
+      </w:r>
+      <w:r>
+        <w:rPr>
+          <w:rFonts w:hint="eastAsia" w:ascii="Times New Roman" w:hAnsi="Times New Roman" w:eastAsia="Times New Roman" w:cs="Times New Roman"/>
+        </w:rPr>
+        <w:t>。</w:t>
+      </w:r>
+    </w:p>
+    <w:p>
+      <w:pPr>
+        <w:numPr>
+          <w:ilvl w:val="0"/>
+          <w:numId w:val="1010"/>
+        </w:numPr>
+        <w:ind w:firstLine="420"/>
+      </w:pPr>
+      <w:r>
+        <w:rPr>
+          <w:rFonts w:hint="eastAsia" w:ascii="Times New Roman" w:hAnsi="Times New Roman" w:eastAsia="FangSong" w:cs="Times New Roman"/>
+        </w:rPr>
+        <w:t xml:space="preserve">已知该晶体的密度</w:t>
+      </w:r>
+      <w:r>
+        <w:rPr>
+          <w:rFonts w:ascii="Times New Roman" w:hAnsi="Times New Roman" w:eastAsia="Times New Roman" w:cs="Times New Roman"/>
+        </w:rPr>
+        <w:t xml:space="preserve"> </w:t>
+      </w:r>
+      <m:oMath>
+        <m:oMathPr>
+          <m:ctrlPr>
+            <w:rPr>
+              <w:sz w:val="28"/>
+              <w:szCs w:val="28"/>
+            </w:rPr>
+          </m:ctrlPr>
+        </m:oMathPr>
+        <m:r>
+          <m:t>ρ</m:t>
+        </m:r>
+        <m:r>
+          <m:rPr>
+            <m:sty m:val="p"/>
+          </m:rPr>
+          <m:t>=</m:t>
+        </m:r>
+        <m:r>
+          <m:t>2.91</m:t>
+        </m:r>
+        <m:r>
+          <m:t>g</m:t>
+        </m:r>
+        <m:r>
+          <m:rPr>
+            <m:sty m:val="p"/>
+          </m:rPr>
+          <m:t>/</m:t>
+        </m:r>
+        <m:r>
+          <m:t>c</m:t>
+        </m:r>
+        <m:sSup>
+          <m:e>
+            <m:r>
+              <m:t>m</m:t>
+            </m:r>
+          </m:e>
+          <m:sup>
+            <m:r>
+              <m:t>3</m:t>
+            </m:r>
+          </m:sup>
+        </m:sSup>
+      </m:oMath>
+      <w:r>
+        <w:rPr>
+          <w:rFonts w:ascii="Times New Roman" w:hAnsi="Times New Roman" w:eastAsia="Times New Roman" w:cs="Times New Roman"/>
+        </w:rPr>
+        <w:t xml:space="preserve"> </w:t>
+      </w:r>
+      <w:r>
+        <w:rPr>
+          <w:rFonts w:hint="eastAsia" w:ascii="Times New Roman" w:hAnsi="Times New Roman" w:eastAsia="Times New Roman" w:cs="Times New Roman"/>
+        </w:rPr>
+        <w:t>，</w:t>
+      </w:r>
+      <w:r>
+        <w:rPr>
+          <w:rFonts w:hint="eastAsia" w:ascii="Times New Roman" w:hAnsi="Times New Roman" w:eastAsia="FangSong" w:cs="Times New Roman"/>
+        </w:rPr>
+        <w:t>求其晶胞参数</w:t>
+      </w:r>
+      <w:r>
+        <w:rPr>
+          <w:rFonts w:ascii="Times New Roman" w:hAnsi="Times New Roman" w:eastAsia="Times New Roman" w:cs="Times New Roman"/>
+        </w:rPr>
+        <w:t xml:space="preserve"> a </w:t>
+      </w:r>
+      <w:r>
+        <w:rPr>
+          <w:rFonts w:hint="eastAsia" w:ascii="Times New Roman" w:hAnsi="Times New Roman" w:eastAsia="FangSong" w:cs="Times New Roman"/>
+        </w:rPr>
+        <w:t xml:space="preserve">和</w:t>
+      </w:r>
+      <w:r>
+        <w:rPr>
+          <w:rFonts w:ascii="Times New Roman" w:hAnsi="Times New Roman" w:eastAsia="Times New Roman" w:cs="Times New Roman"/>
+        </w:rPr>
+        <w:t xml:space="preserve"> c </w:t>
+      </w:r>
+      <w:r>
+        <w:rPr>
+          <w:rFonts w:hint="eastAsia" w:ascii="Times New Roman" w:hAnsi="Times New Roman" w:eastAsia="FangSong" w:cs="Times New Roman"/>
+        </w:rPr>
+        <w:t>的估计值</w:t>
+      </w:r>
+      <w:r>
+        <w:rPr>
+          <w:rFonts w:hint="eastAsia" w:ascii="Times New Roman" w:hAnsi="Times New Roman" w:eastAsia="Times New Roman" w:cs="Times New Roman"/>
+        </w:rPr>
+        <w:t>。</w:t>
+      </w:r>
+    </w:p>
+    <w:p>
+      <w:pPr>
+        <w:numPr>
+          <w:ilvl w:val="0"/>
+          <w:numId w:val="1010"/>
+        </w:numPr>
+        <w:ind w:firstLine="420"/>
+      </w:pPr>
+      <w:r>
+        <w:rPr>
+          <w:rFonts w:hint="eastAsia" w:ascii="Times New Roman" w:hAnsi="Times New Roman" w:eastAsia="FangSong" w:cs="Times New Roman"/>
+        </w:rPr>
+        <w:t>指出该晶体的点阵形式</w:t>
+      </w:r>
+      <w:r>
+        <w:rPr>
+          <w:rFonts w:hint="eastAsia" w:ascii="Times New Roman" w:hAnsi="Times New Roman" w:eastAsia="Times New Roman" w:cs="Times New Roman"/>
+        </w:rPr>
+        <w:t>，</w:t>
+      </w:r>
+      <w:r>
+        <w:rPr>
+          <w:rFonts w:hint="eastAsia" w:ascii="Times New Roman" w:hAnsi="Times New Roman" w:eastAsia="FangSong" w:cs="Times New Roman"/>
+        </w:rPr>
+        <w:t>结构基元</w:t>
+      </w:r>
+      <w:r>
+        <w:rPr>
+          <w:rFonts w:hint="eastAsia" w:ascii="Times New Roman" w:hAnsi="Times New Roman" w:eastAsia="Times New Roman" w:cs="Times New Roman"/>
+        </w:rPr>
+        <w:t>。</w:t>
+      </w:r>
+    </w:p>
+    <w:p>
+      <w:pPr>
+        <w:spacing w:before="160" w:after="80"/>
+      </w:pPr>
+      <w:r>
+        <w:pict>
+          <v:rect style="width:0;height:1.5pt" o:hralign="center" o:hrstd="t" o:hr="t"/>
+        </w:pict>
+      </w:r>
+    </w:p>
     <w:bookmarkEnd w:id="32"/>
     <w:bookmarkStart w:id="33" w:name="第13题"/>
     <w:p>
@@ -3770,6 +6202,7 @@
     <w:p>
       <w:pPr>
         <w:pStyle w:val="FirstParagraph"/>
+        <w:ind w:firstLine="420"/>
       </w:pPr>
       <w:r>
         <w:rPr>
@@ -3871,6 +6304,7 @@
     <w:p>
       <w:pPr>
         <w:pStyle w:val="BodyText"/>
+        <w:ind w:firstLine="420"/>
       </w:pPr>
       <w:r>
         <w:rPr>
@@ -4495,8 +6929,9 @@
         <w:pStyle w:val="Compact"/>
         <w:numPr>
           <w:ilvl w:val="0"/>
-          <w:numId w:val="1002"/>
+          <w:numId w:val="1011"/>
         </w:numPr>
+        <w:ind w:firstLine="420"/>
       </w:pPr>
       <w:r>
         <w:rPr>
@@ -4528,8 +6963,9 @@
         <w:pStyle w:val="Compact"/>
         <w:numPr>
           <w:ilvl w:val="0"/>
-          <w:numId w:val="1002"/>
+          <w:numId w:val="1011"/>
         </w:numPr>
+        <w:ind w:firstLine="420"/>
       </w:pPr>
       <w:r>
         <w:rPr>
@@ -4612,6 +7048,16 @@
         </w:pict>
       </w:r>
     </w:p>
+    <w:p>
+      <w:pPr>
+        <w:spacing w:before="160" w:after="80"/>
+      </w:pPr>
+      <w:r>
+        <w:pict>
+          <v:rect style="width:0;height:1.5pt" o:hralign="center" o:hrstd="t" o:hr="t"/>
+        </w:pict>
+      </w:r>
+    </w:p>
     <w:bookmarkEnd w:id="33"/>
     <w:bookmarkStart w:id="37" w:name="第14题"/>
     <w:p>
@@ -4641,6 +7087,7 @@
     <w:p>
       <w:pPr>
         <w:pStyle w:val="FirstParagraph"/>
+        <w:ind w:firstLine="420"/>
       </w:pPr>
       <w:r>
         <w:rPr>
@@ -4857,8 +7304,9 @@
         <w:pStyle w:val="Compact"/>
         <w:numPr>
           <w:ilvl w:val="0"/>
-          <w:numId w:val="1003"/>
+          <w:numId w:val="1012"/>
         </w:numPr>
+        <w:ind w:firstLine="420"/>
       </w:pPr>
       <w:r>
         <w:rPr>
@@ -4890,8 +7338,9 @@
         <w:pStyle w:val="Compact"/>
         <w:numPr>
           <w:ilvl w:val="0"/>
-          <w:numId w:val="1003"/>
+          <w:numId w:val="1012"/>
         </w:numPr>
+        <w:ind w:firstLine="420"/>
       </w:pPr>
       <w:r>
         <w:rPr>
@@ -4929,8 +7378,9 @@
         <w:pStyle w:val="Compact"/>
         <w:numPr>
           <w:ilvl w:val="0"/>
-          <w:numId w:val="1003"/>
+          <w:numId w:val="1012"/>
         </w:numPr>
+        <w:ind w:firstLine="420"/>
       </w:pPr>
       <w:r>
         <w:rPr>
@@ -5162,7 +7612,7 @@
         </w:rPr>
         <w:drawing>
           <wp:inline>
-            <wp:extent cx="3600000" cy="2426086"/>
+            <wp:extent cx="3600000" cy="2308332"/>
             <wp:effectExtent b="0" l="0" r="0" t="0"/>
             <wp:docPr descr="" title="" id="35" name="Picture"/>
             <a:graphic>
@@ -5183,7 +7633,7 @@
                   <pic:spPr bwMode="auto">
                     <a:xfrm>
                       <a:off x="0" y="0"/>
-                      <a:ext cx="3600000" cy="2426086"/>
+                      <a:ext cx="3600000" cy="2308332"/>
                     </a:xfrm>
                     <a:prstGeom prst="rect">
                       <a:avLst/>
@@ -5212,6 +7662,16 @@
         </w:pict>
       </w:r>
     </w:p>
+    <w:p>
+      <w:pPr>
+        <w:spacing w:before="160" w:after="80"/>
+      </w:pPr>
+      <w:r>
+        <w:pict>
+          <v:rect style="width:0;height:1.5pt" o:hralign="center" o:hrstd="t" o:hr="t"/>
+        </w:pict>
+      </w:r>
+    </w:p>
     <w:bookmarkEnd w:id="37"/>
     <w:bookmarkStart w:id="38" w:name="第15题"/>
     <w:p>
@@ -5241,6 +7701,7 @@
     <w:p>
       <w:pPr>
         <w:pStyle w:val="FirstParagraph"/>
+        <w:ind w:firstLine="420"/>
       </w:pPr>
       <w:r>
         <w:rPr>
@@ -5457,8 +7918,9 @@
         <w:pStyle w:val="Compact"/>
         <w:numPr>
           <w:ilvl w:val="0"/>
-          <w:numId w:val="1004"/>
+          <w:numId w:val="1013"/>
         </w:numPr>
+        <w:ind w:firstLine="420"/>
       </w:pPr>
       <w:r>
         <w:rPr>
@@ -5478,8 +7940,9 @@
         <w:pStyle w:val="Compact"/>
         <w:numPr>
           <w:ilvl w:val="0"/>
-          <w:numId w:val="1004"/>
+          <w:numId w:val="1013"/>
         </w:numPr>
+        <w:ind w:firstLine="420"/>
       </w:pPr>
       <w:r>
         <w:rPr>
@@ -5515,6 +7978,7 @@
     <w:p>
       <w:pPr>
         <w:pStyle w:val="FirstParagraph"/>
+        <w:ind w:firstLine="420"/>
       </w:pPr>
       <w:r>
         <w:rPr>
@@ -5546,8 +8010,9 @@
         <w:pStyle w:val="Compact"/>
         <w:numPr>
           <w:ilvl w:val="0"/>
-          <w:numId w:val="1005"/>
+          <w:numId w:val="1014"/>
         </w:numPr>
+        <w:ind w:firstLine="420"/>
       </w:pPr>
       <w:r>
         <w:rPr>
@@ -5567,8 +8032,9 @@
         <w:pStyle w:val="Compact"/>
         <w:numPr>
           <w:ilvl w:val="0"/>
-          <w:numId w:val="1005"/>
+          <w:numId w:val="1014"/>
         </w:numPr>
+        <w:ind w:firstLine="420"/>
       </w:pPr>
       <w:r>
         <w:rPr>
@@ -5593,6 +8059,16 @@
         </w:pict>
       </w:r>
     </w:p>
+    <w:p>
+      <w:pPr>
+        <w:spacing w:before="160" w:after="80"/>
+      </w:pPr>
+      <w:r>
+        <w:pict>
+          <v:rect style="width:0;height:1.5pt" o:hralign="center" o:hrstd="t" o:hr="t"/>
+        </w:pict>
+      </w:r>
+    </w:p>
     <w:bookmarkEnd w:id="38"/>
     <w:bookmarkStart w:id="39" w:name="第16题"/>
     <w:p>
@@ -5622,6 +8098,7 @@
     <w:p>
       <w:pPr>
         <w:pStyle w:val="FirstParagraph"/>
+        <w:ind w:firstLine="420"/>
       </w:pPr>
       <w:r>
         <w:rPr>
@@ -5653,8 +8130,9 @@
         <w:pStyle w:val="Compact"/>
         <w:numPr>
           <w:ilvl w:val="0"/>
-          <w:numId w:val="1006"/>
+          <w:numId w:val="1015"/>
         </w:numPr>
+        <w:ind w:firstLine="420"/>
       </w:pPr>
       <w:r>
         <w:rPr>
@@ -5789,8 +8267,9 @@
         <w:pStyle w:val="Compact"/>
         <w:numPr>
           <w:ilvl w:val="0"/>
-          <w:numId w:val="1006"/>
+          <w:numId w:val="1015"/>
         </w:numPr>
+        <w:ind w:firstLine="420"/>
       </w:pPr>
       <w:r>
         <w:rPr>
@@ -5865,8 +8344,9 @@
         <w:pStyle w:val="Compact"/>
         <w:numPr>
           <w:ilvl w:val="0"/>
-          <w:numId w:val="1006"/>
+          <w:numId w:val="1015"/>
         </w:numPr>
+        <w:ind w:firstLine="420"/>
       </w:pPr>
       <w:r>
         <w:rPr>
@@ -5994,6 +8474,7 @@
       <w:pPr>
         <w:pStyle w:val="FirstParagraph"/>
         <w:spacing w:after="80"/>
+        <w:ind w:firstLine="420"/>
       </w:pPr>
       <w:r>
         <w:rPr>
@@ -6013,6 +8494,15 @@
         <w:tblStyle w:val="Table"/>
         <w:tblW w:type="auto" w:w="0"/>
         <w:tblLook w:firstRow="1" w:lastRow="0" w:firstColumn="0" w:lastColumn="0" w:noHBand="0" w:noVBand="0" w:val="0020"/>
+        <w:jc w:val="center"/>
+        <w:tblBorders>
+          <w:top w:val="single" w:sz="12" w:space="0" w:color="333333"/>
+          <w:bottom w:val="single" w:sz="12" w:space="0" w:color="333333"/>
+          <w:left w:val="none"/>
+          <w:right w:val="none"/>
+          <w:insideH w:val="none"/>
+          <w:insideV w:val="none"/>
+        </w:tblBorders>
       </w:tblPr>
       <w:tblGrid>
         <w:gridCol w:w="1131"/>
@@ -6028,7 +8518,11 @@
           <w:tblHeader w:val="on"/>
         </w:trPr>
         <w:tc>
-          <w:tcPr/>
+          <w:tcPr>
+            <w:tcBorders>
+              <w:bottom w:val="single" w:sz="6" w:space="0" w:color="333333"/>
+            </w:tcBorders>
+          </w:tcPr>
           <w:p>
             <w:pPr>
               <w:pStyle w:val="Compact"/>
@@ -6044,7 +8538,11 @@
           </w:p>
         </w:tc>
         <w:tc>
-          <w:tcPr/>
+          <w:tcPr>
+            <w:tcBorders>
+              <w:bottom w:val="single" w:sz="6" w:space="0" w:color="333333"/>
+            </w:tcBorders>
+          </w:tcPr>
           <w:p>
             <w:pPr>
               <w:pStyle w:val="Compact"/>
@@ -6060,7 +8558,11 @@
           </w:p>
         </w:tc>
         <w:tc>
-          <w:tcPr/>
+          <w:tcPr>
+            <w:tcBorders>
+              <w:bottom w:val="single" w:sz="6" w:space="0" w:color="333333"/>
+            </w:tcBorders>
+          </w:tcPr>
           <w:p>
             <w:pPr>
               <w:pStyle w:val="Compact"/>
@@ -6076,7 +8578,11 @@
           </w:p>
         </w:tc>
         <w:tc>
-          <w:tcPr/>
+          <w:tcPr>
+            <w:tcBorders>
+              <w:bottom w:val="single" w:sz="6" w:space="0" w:color="333333"/>
+            </w:tcBorders>
+          </w:tcPr>
           <w:p>
             <w:pPr>
               <w:pStyle w:val="Compact"/>
@@ -6092,7 +8598,11 @@
           </w:p>
         </w:tc>
         <w:tc>
-          <w:tcPr/>
+          <w:tcPr>
+            <w:tcBorders>
+              <w:bottom w:val="single" w:sz="6" w:space="0" w:color="333333"/>
+            </w:tcBorders>
+          </w:tcPr>
           <w:p>
             <w:pPr>
               <w:pStyle w:val="Compact"/>
@@ -6108,7 +8618,11 @@
           </w:p>
         </w:tc>
         <w:tc>
-          <w:tcPr/>
+          <w:tcPr>
+            <w:tcBorders>
+              <w:bottom w:val="single" w:sz="6" w:space="0" w:color="333333"/>
+            </w:tcBorders>
+          </w:tcPr>
           <w:p>
             <w:pPr>
               <w:pStyle w:val="Compact"/>
@@ -6139,7 +8653,11 @@
           </w:p>
         </w:tc>
         <w:tc>
-          <w:tcPr/>
+          <w:tcPr>
+            <w:tcBorders>
+              <w:bottom w:val="single" w:sz="6" w:space="0" w:color="333333"/>
+            </w:tcBorders>
+          </w:tcPr>
           <w:p>
             <w:pPr>
               <w:pStyle w:val="Compact"/>
@@ -6446,9 +8964,10 @@
         <w:pStyle w:val="Compact"/>
         <w:numPr>
           <w:ilvl w:val="0"/>
-          <w:numId w:val="1007"/>
+          <w:numId w:val="1016"/>
         </w:numPr>
         <w:spacing w:before="120"/>
+        <w:ind w:firstLine="420"/>
       </w:pPr>
       <w:r>
         <w:rPr>
@@ -6480,8 +8999,9 @@
         <w:pStyle w:val="Compact"/>
         <w:numPr>
           <w:ilvl w:val="0"/>
-          <w:numId w:val="1007"/>
+          <w:numId w:val="1016"/>
         </w:numPr>
+        <w:ind w:firstLine="420"/>
       </w:pPr>
       <w:r>
         <w:rPr>
@@ -6518,6 +9038,16 @@
         </w:pict>
       </w:r>
     </w:p>
+    <w:p>
+      <w:pPr>
+        <w:spacing w:before="160" w:after="80"/>
+      </w:pPr>
+      <w:r>
+        <w:pict>
+          <v:rect style="width:0;height:1.5pt" o:hralign="center" o:hrstd="t" o:hr="t"/>
+        </w:pict>
+      </w:r>
+    </w:p>
     <w:bookmarkEnd w:id="39"/>
     <w:bookmarkStart w:id="40" w:name="第17题"/>
     <w:p>
@@ -6547,6 +9077,7 @@
     <w:p>
       <w:pPr>
         <w:pStyle w:val="FirstParagraph"/>
+        <w:ind w:firstLine="420"/>
       </w:pPr>
       <w:r>
         <w:rPr>
@@ -6878,7 +9409,7 @@
         <w:pStyle w:val="Compact"/>
         <w:numPr>
           <w:ilvl w:val="0"/>
-          <w:numId w:val="1008"/>
+          <w:numId w:val="1017"/>
         </w:numPr>
       </w:pPr>
       <w:r>
@@ -6907,11 +9438,20 @@
         </w:rPr>
         <w:t>3</w:t>
       </w:r>
-      <w:r>
-        <w:rPr>
-          <w:rFonts w:ascii="Times New Roman" w:hAnsi="Times New Roman" w:eastAsia="Times New Roman" w:cs="Times New Roman"/>
-        </w:rPr>
-        <w:t xml:space="preserve">　　B. ΔH</w:t>
+    </w:p>
+    <w:p>
+      <w:pPr>
+        <w:pStyle w:val="Compact"/>
+        <w:numPr>
+          <w:ilvl w:val="0"/>
+          <w:numId w:val="1017"/>
+        </w:numPr>
+      </w:pPr>
+      <w:r>
+        <w:rPr>
+          <w:rFonts w:ascii="Times New Roman" w:hAnsi="Times New Roman" w:eastAsia="Times New Roman" w:cs="Times New Roman"/>
+        </w:rPr>
+        <w:t>B. ΔH</w:t>
       </w:r>
       <w:r>
         <w:rPr>
@@ -6933,11 +9473,20 @@
         </w:rPr>
         <w:t>3</w:t>
       </w:r>
-      <w:r>
-        <w:rPr>
-          <w:rFonts w:ascii="Times New Roman" w:hAnsi="Times New Roman" w:eastAsia="Times New Roman" w:cs="Times New Roman"/>
-        </w:rPr>
-        <w:t xml:space="preserve">　　C. ΔH</w:t>
+    </w:p>
+    <w:p>
+      <w:pPr>
+        <w:pStyle w:val="Compact"/>
+        <w:numPr>
+          <w:ilvl w:val="0"/>
+          <w:numId w:val="1017"/>
+        </w:numPr>
+      </w:pPr>
+      <w:r>
+        <w:rPr>
+          <w:rFonts w:ascii="Times New Roman" w:hAnsi="Times New Roman" w:eastAsia="Times New Roman" w:cs="Times New Roman"/>
+        </w:rPr>
+        <w:t>C. ΔH</w:t>
       </w:r>
       <w:r>
         <w:rPr>
@@ -6972,11 +9521,20 @@
         </w:rPr>
         <w:t>1</w:t>
       </w:r>
-      <w:r>
-        <w:rPr>
-          <w:rFonts w:ascii="Times New Roman" w:hAnsi="Times New Roman" w:eastAsia="Times New Roman" w:cs="Times New Roman"/>
-        </w:rPr>
-        <w:t xml:space="preserve">　　D. ΔH</w:t>
+    </w:p>
+    <w:p>
+      <w:pPr>
+        <w:pStyle w:val="Compact"/>
+        <w:numPr>
+          <w:ilvl w:val="0"/>
+          <w:numId w:val="1017"/>
+        </w:numPr>
+      </w:pPr>
+      <w:r>
+        <w:rPr>
+          <w:rFonts w:ascii="Times New Roman" w:hAnsi="Times New Roman" w:eastAsia="Times New Roman" w:cs="Times New Roman"/>
+        </w:rPr>
+        <w:t>D. ΔH</w:t>
       </w:r>
       <w:r>
         <w:rPr>
@@ -7022,6 +9580,16 @@
         </w:pict>
       </w:r>
     </w:p>
+    <w:p>
+      <w:pPr>
+        <w:spacing w:before="160" w:after="80"/>
+      </w:pPr>
+      <w:r>
+        <w:pict>
+          <v:rect style="width:0;height:1.5pt" o:hralign="center" o:hrstd="t" o:hr="t"/>
+        </w:pict>
+      </w:r>
+    </w:p>
     <w:bookmarkEnd w:id="40"/>
     <w:bookmarkStart w:id="41" w:name="第18题"/>
     <w:p>
@@ -7051,6 +9619,7 @@
     <w:p>
       <w:pPr>
         <w:pStyle w:val="FirstParagraph"/>
+        <w:ind w:firstLine="420"/>
       </w:pPr>
       <w:r>
         <w:rPr>
@@ -7185,8 +9754,9 @@
         <w:pStyle w:val="Compact"/>
         <w:numPr>
           <w:ilvl w:val="0"/>
-          <w:numId w:val="1009"/>
+          <w:numId w:val="1018"/>
         </w:numPr>
+        <w:ind w:firstLine="420"/>
       </w:pPr>
       <w:r>
         <w:rPr>
@@ -7243,8 +9813,9 @@
         <w:pStyle w:val="Compact"/>
         <w:numPr>
           <w:ilvl w:val="0"/>
-          <w:numId w:val="1009"/>
+          <w:numId w:val="1018"/>
         </w:numPr>
+        <w:ind w:firstLine="420"/>
       </w:pPr>
       <w:r>
         <w:rPr>
@@ -7300,8 +9871,9 @@
         <w:pStyle w:val="Compact"/>
         <w:numPr>
           <w:ilvl w:val="0"/>
-          <w:numId w:val="1009"/>
+          <w:numId w:val="1018"/>
         </w:numPr>
+        <w:ind w:firstLine="420"/>
       </w:pPr>
       <w:r>
         <w:rPr>
@@ -7366,8 +9938,9 @@
         <w:pStyle w:val="Compact"/>
         <w:numPr>
           <w:ilvl w:val="0"/>
-          <w:numId w:val="1009"/>
+          <w:numId w:val="1018"/>
         </w:numPr>
+        <w:ind w:firstLine="420"/>
       </w:pPr>
       <w:r>
         <w:rPr>
@@ -7392,6 +9965,16 @@
         </w:pict>
       </w:r>
     </w:p>
+    <w:p>
+      <w:pPr>
+        <w:spacing w:before="160" w:after="80"/>
+      </w:pPr>
+      <w:r>
+        <w:pict>
+          <v:rect style="width:0;height:1.5pt" o:hralign="center" o:hrstd="t" o:hr="t"/>
+        </w:pict>
+      </w:r>
+    </w:p>
     <w:bookmarkEnd w:id="41"/>
     <w:bookmarkStart w:id="45" w:name="第19题"/>
     <w:p>
@@ -7421,6 +10004,7 @@
     <w:p>
       <w:pPr>
         <w:pStyle w:val="FirstParagraph"/>
+        <w:ind w:firstLine="420"/>
       </w:pPr>
       <w:r>
         <w:rPr>
@@ -7465,7 +10049,7 @@
         </w:rPr>
         <w:drawing>
           <wp:inline>
-            <wp:extent cx="3600000" cy="711747"/>
+            <wp:extent cx="3600000" cy="620095"/>
             <wp:effectExtent b="0" l="0" r="0" t="0"/>
             <wp:docPr descr="" title="" id="43" name="Picture"/>
             <a:graphic>
@@ -7486,7 +10070,7 @@
                   <pic:spPr bwMode="auto">
                     <a:xfrm>
                       <a:off x="0" y="0"/>
-                      <a:ext cx="3600000" cy="711747"/>
+                      <a:ext cx="3600000" cy="620095"/>
                     </a:xfrm>
                     <a:prstGeom prst="rect">
                       <a:avLst/>
@@ -7515,6 +10099,16 @@
         </w:pict>
       </w:r>
     </w:p>
+    <w:p>
+      <w:pPr>
+        <w:spacing w:before="160" w:after="80"/>
+      </w:pPr>
+      <w:r>
+        <w:pict>
+          <v:rect style="width:0;height:1.5pt" o:hralign="center" o:hrstd="t" o:hr="t"/>
+        </w:pict>
+      </w:r>
+    </w:p>
     <w:bookmarkEnd w:id="45"/>
     <w:bookmarkStart w:id="49" w:name="第20题"/>
     <w:p>
@@ -7544,6 +10138,7 @@
     <w:p>
       <w:pPr>
         <w:pStyle w:val="FirstParagraph"/>
+        <w:ind w:firstLine="420"/>
       </w:pPr>
       <w:r>
         <w:rPr>
@@ -7659,14 +10254,59 @@
         <w:pStyle w:val="Compact"/>
         <w:numPr>
           <w:ilvl w:val="0"/>
-          <w:numId w:val="1010"/>
+          <w:numId w:val="1019"/>
         </w:numPr>
       </w:pPr>
       <w:r>
         <w:rPr>
           <w:rFonts w:ascii="Times New Roman" w:hAnsi="Times New Roman" w:eastAsia="Times New Roman" w:cs="Times New Roman"/>
         </w:rPr>
-        <w:t xml:space="preserve">A. +1.098 V　　B. +0.549 V　　C. −1.54 V　　D. −0.77 V</w:t>
+        <w:t xml:space="preserve">A. +1.098 V</w:t>
+      </w:r>
+    </w:p>
+    <w:p>
+      <w:pPr>
+        <w:pStyle w:val="Compact"/>
+        <w:numPr>
+          <w:ilvl w:val="0"/>
+          <w:numId w:val="1019"/>
+        </w:numPr>
+      </w:pPr>
+      <w:r>
+        <w:rPr>
+          <w:rFonts w:ascii="Times New Roman" w:hAnsi="Times New Roman" w:eastAsia="Times New Roman" w:cs="Times New Roman"/>
+        </w:rPr>
+        <w:t xml:space="preserve">B. +0.549 V</w:t>
+      </w:r>
+    </w:p>
+    <w:p>
+      <w:pPr>
+        <w:pStyle w:val="Compact"/>
+        <w:numPr>
+          <w:ilvl w:val="0"/>
+          <w:numId w:val="1019"/>
+        </w:numPr>
+      </w:pPr>
+      <w:r>
+        <w:rPr>
+          <w:rFonts w:ascii="Times New Roman" w:hAnsi="Times New Roman" w:eastAsia="Times New Roman" w:cs="Times New Roman"/>
+        </w:rPr>
+        <w:t xml:space="preserve">C. −1.54 V</w:t>
+      </w:r>
+    </w:p>
+    <w:p>
+      <w:pPr>
+        <w:pStyle w:val="Compact"/>
+        <w:numPr>
+          <w:ilvl w:val="0"/>
+          <w:numId w:val="1019"/>
+        </w:numPr>
+      </w:pPr>
+      <w:r>
+        <w:rPr>
+          <w:rFonts w:ascii="Times New Roman" w:hAnsi="Times New Roman" w:eastAsia="Times New Roman" w:cs="Times New Roman"/>
+        </w:rPr>
+        <w:t xml:space="preserve">D. −0.77 V</w:t>
       </w:r>
     </w:p>
     <w:p>
@@ -7679,6 +10319,16 @@
         </w:pict>
       </w:r>
     </w:p>
+    <w:p>
+      <w:pPr>
+        <w:spacing w:before="160" w:after="80"/>
+      </w:pPr>
+      <w:r>
+        <w:pict>
+          <v:rect style="width:0;height:1.5pt" o:hralign="center" o:hrstd="t" o:hr="t"/>
+        </w:pict>
+      </w:r>
+    </w:p>
     <w:bookmarkEnd w:id="49"/>
     <w:bookmarkStart w:id="50" w:name="第21题"/>
     <w:p>
@@ -7708,6 +10358,7 @@
     <w:p>
       <w:pPr>
         <w:pStyle w:val="FirstParagraph"/>
+        <w:ind w:firstLine="420"/>
       </w:pPr>
       <w:r>
         <w:rPr>
@@ -7909,8 +10560,9 @@
         <w:pStyle w:val="Compact"/>
         <w:numPr>
           <w:ilvl w:val="0"/>
-          <w:numId w:val="1011"/>
+          <w:numId w:val="1020"/>
         </w:numPr>
+        <w:ind w:firstLine="420"/>
       </w:pPr>
       <w:r>
         <w:rPr>
@@ -8026,8 +10678,9 @@
         <w:pStyle w:val="Compact"/>
         <w:numPr>
           <w:ilvl w:val="0"/>
-          <w:numId w:val="1011"/>
+          <w:numId w:val="1020"/>
         </w:numPr>
+        <w:ind w:firstLine="420"/>
       </w:pPr>
       <w:r>
         <w:rPr>
@@ -8129,8 +10782,9 @@
         <w:pStyle w:val="Compact"/>
         <w:numPr>
           <w:ilvl w:val="0"/>
-          <w:numId w:val="1011"/>
+          <w:numId w:val="1020"/>
         </w:numPr>
+        <w:ind w:firstLine="420"/>
       </w:pPr>
       <w:r>
         <w:rPr>
@@ -8232,8 +10886,9 @@
         <w:pStyle w:val="Compact"/>
         <w:numPr>
           <w:ilvl w:val="0"/>
-          <w:numId w:val="1011"/>
+          <w:numId w:val="1020"/>
         </w:numPr>
+        <w:ind w:firstLine="420"/>
       </w:pPr>
       <w:r>
         <w:rPr>
@@ -8340,6 +10995,16 @@
         </w:pict>
       </w:r>
     </w:p>
+    <w:p>
+      <w:pPr>
+        <w:spacing w:before="160" w:after="80"/>
+      </w:pPr>
+      <w:r>
+        <w:pict>
+          <v:rect style="width:0;height:1.5pt" o:hralign="center" o:hrstd="t" o:hr="t"/>
+        </w:pict>
+      </w:r>
+    </w:p>
     <w:bookmarkEnd w:id="50"/>
     <w:bookmarkStart w:id="51" w:name="第22题"/>
     <w:p>
@@ -8369,6 +11034,7 @@
     <w:p>
       <w:pPr>
         <w:pStyle w:val="FirstParagraph"/>
+        <w:ind w:firstLine="420"/>
       </w:pPr>
       <w:r>
         <w:rPr>
@@ -8476,6 +11142,16 @@
         </w:pict>
       </w:r>
     </w:p>
+    <w:p>
+      <w:pPr>
+        <w:spacing w:before="160" w:after="80"/>
+      </w:pPr>
+      <w:r>
+        <w:pict>
+          <v:rect style="width:0;height:1.5pt" o:hralign="center" o:hrstd="t" o:hr="t"/>
+        </w:pict>
+      </w:r>
+    </w:p>
     <w:bookmarkEnd w:id="51"/>
     <w:bookmarkStart w:id="58" w:name="第23题"/>
     <w:p>
@@ -8505,6 +11181,7 @@
     <w:p>
       <w:pPr>
         <w:pStyle w:val="FirstParagraph"/>
+        <w:ind w:firstLine="420"/>
       </w:pPr>
       <w:r>
         <w:rPr>
@@ -8642,6 +11319,7 @@
     <w:p>
       <w:pPr>
         <w:pStyle w:val="BodyText"/>
+        <w:ind w:firstLine="420"/>
       </w:pPr>
       <w:r>
         <w:rPr>
@@ -9161,6 +11839,7 @@
     <w:p>
       <w:pPr>
         <w:pStyle w:val="BodyText"/>
+        <w:ind w:firstLine="420"/>
       </w:pPr>
       <w:r>
         <w:rPr>
@@ -9392,6 +12071,7 @@
     <w:p>
       <w:pPr>
         <w:pStyle w:val="BodyText"/>
+        <w:ind w:firstLine="420"/>
       </w:pPr>
       <w:r>
         <w:rPr>
@@ -9461,6 +12141,7 @@
     <w:p>
       <w:pPr>
         <w:pStyle w:val="BodyText"/>
+        <w:ind w:firstLine="420"/>
       </w:pPr>
       <w:r>
         <w:rPr>
@@ -9478,6 +12159,7 @@
     <w:p>
       <w:pPr>
         <w:pStyle w:val="BodyText"/>
+        <w:ind w:firstLine="420"/>
       </w:pPr>
       <w:r>
         <w:rPr>
@@ -9500,14 +12182,12 @@
     </w:p>
     <w:p>
       <w:pPr>
-        <w:pStyle w:val="BodyText"/>
-      </w:pPr>
-      <w:r>
-        <w:rPr>
-          <w:rFonts w:ascii="Times New Roman" w:hAnsi="Times New Roman" w:eastAsia="Times New Roman" w:cs="Times New Roman"/>
-        </w:rPr>
-        <w:t xml:space="preserve">8-1 </w:t>
-      </w:r>
+        <w:numPr>
+          <w:ilvl w:val="0"/>
+          <w:numId w:val="1021"/>
+        </w:numPr>
+        <w:ind w:firstLine="420"/>
+      </w:pPr>
       <w:r>
         <w:rPr>
           <w:rFonts w:hint="eastAsia" w:ascii="Times New Roman" w:hAnsi="Times New Roman" w:eastAsia="FangSong" w:cs="Times New Roman"/>
@@ -9535,14 +12215,12 @@
     </w:p>
     <w:p>
       <w:pPr>
-        <w:pStyle w:val="BodyText"/>
-      </w:pPr>
-      <w:r>
-        <w:rPr>
-          <w:rFonts w:ascii="Times New Roman" w:hAnsi="Times New Roman" w:eastAsia="Times New Roman" w:cs="Times New Roman"/>
-        </w:rPr>
-        <w:t xml:space="preserve">8-2 </w:t>
-      </w:r>
+        <w:numPr>
+          <w:ilvl w:val="0"/>
+          <w:numId w:val="1021"/>
+        </w:numPr>
+        <w:ind w:firstLine="420"/>
+      </w:pPr>
       <w:r>
         <w:rPr>
           <w:rFonts w:hint="eastAsia" w:ascii="Times New Roman" w:hAnsi="Times New Roman" w:eastAsia="FangSong" w:cs="Times New Roman"/>
@@ -9582,13 +12260,17 @@
     </w:p>
     <w:p>
       <w:pPr>
-        <w:pStyle w:val="BodyText"/>
-      </w:pPr>
-      <w:r>
-        <w:rPr>
-          <w:rFonts w:ascii="Times New Roman" w:hAnsi="Times New Roman" w:eastAsia="Times New Roman" w:cs="Times New Roman"/>
-        </w:rPr>
-        <w:t xml:space="preserve">8-3 C </w:t>
+        <w:numPr>
+          <w:ilvl w:val="0"/>
+          <w:numId w:val="1021"/>
+        </w:numPr>
+        <w:ind w:firstLine="420"/>
+      </w:pPr>
+      <w:r>
+        <w:rPr>
+          <w:rFonts w:ascii="Times New Roman" w:hAnsi="Times New Roman" w:eastAsia="Times New Roman" w:cs="Times New Roman"/>
+        </w:rPr>
+        <w:t xml:space="preserve">C </w:t>
       </w:r>
       <w:r>
         <w:rPr>
@@ -9625,6 +12307,16 @@
         </w:pict>
       </w:r>
     </w:p>
+    <w:p>
+      <w:pPr>
+        <w:spacing w:before="160" w:after="80"/>
+      </w:pPr>
+      <w:r>
+        <w:pict>
+          <v:rect style="width:0;height:1.5pt" o:hralign="center" o:hrstd="t" o:hr="t"/>
+        </w:pict>
+      </w:r>
+    </w:p>
     <w:bookmarkEnd w:id="58"/>
     <w:bookmarkStart w:id="62" w:name="第24题"/>
     <w:p>
@@ -9654,6 +12346,7 @@
     <w:p>
       <w:pPr>
         <w:pStyle w:val="FirstParagraph"/>
+        <w:ind w:firstLine="420"/>
       </w:pPr>
       <w:r>
         <w:rPr>
@@ -9719,6 +12412,7 @@
     <w:p>
       <w:pPr>
         <w:pStyle w:val="BodyText"/>
+        <w:ind w:firstLine="420"/>
       </w:pPr>
       <w:r>
         <w:rPr>
@@ -9879,6 +12573,7 @@
     <w:p>
       <w:pPr>
         <w:pStyle w:val="BodyText"/>
+        <w:ind w:firstLine="420"/>
       </w:pPr>
       <w:r>
         <w:rPr>
@@ -10195,6 +12890,7 @@
     <w:p>
       <w:pPr>
         <w:pStyle w:val="BodyText"/>
+        <w:ind w:firstLine="420"/>
       </w:pPr>
       <w:r>
         <w:rPr>
@@ -10212,6 +12908,7 @@
     <w:p>
       <w:pPr>
         <w:pStyle w:val="BodyText"/>
+        <w:ind w:firstLine="420"/>
       </w:pPr>
       <w:r>
         <w:rPr>
@@ -10228,14 +12925,12 @@
     </w:p>
     <w:p>
       <w:pPr>
-        <w:pStyle w:val="BodyText"/>
-      </w:pPr>
-      <w:r>
-        <w:rPr>
-          <w:rFonts w:ascii="Times New Roman" w:hAnsi="Times New Roman" w:eastAsia="Times New Roman" w:cs="Times New Roman"/>
-        </w:rPr>
-        <w:t xml:space="preserve">4-1 </w:t>
-      </w:r>
+        <w:numPr>
+          <w:ilvl w:val="0"/>
+          <w:numId w:val="1022"/>
+        </w:numPr>
+        <w:ind w:firstLine="420"/>
+      </w:pPr>
       <w:r>
         <w:rPr>
           <w:rFonts w:hint="eastAsia" w:ascii="Times New Roman" w:hAnsi="Times New Roman" w:eastAsia="FangSong" w:cs="Times New Roman"/>
@@ -10263,14 +12958,12 @@
     </w:p>
     <w:p>
       <w:pPr>
-        <w:pStyle w:val="BodyText"/>
-      </w:pPr>
-      <w:r>
-        <w:rPr>
-          <w:rFonts w:ascii="Times New Roman" w:hAnsi="Times New Roman" w:eastAsia="Times New Roman" w:cs="Times New Roman"/>
-        </w:rPr>
-        <w:t xml:space="preserve">4-2 </w:t>
-      </w:r>
+        <w:numPr>
+          <w:ilvl w:val="0"/>
+          <w:numId w:val="1022"/>
+        </w:numPr>
+        <w:ind w:firstLine="420"/>
+      </w:pPr>
       <w:r>
         <w:rPr>
           <w:rFonts w:hint="eastAsia" w:ascii="Times New Roman" w:hAnsi="Times New Roman" w:eastAsia="FangSong" w:cs="Times New Roman"/>
@@ -10395,14 +13088,12 @@
     </w:p>
     <w:p>
       <w:pPr>
-        <w:pStyle w:val="BodyText"/>
-      </w:pPr>
-      <w:r>
-        <w:rPr>
-          <w:rFonts w:ascii="Times New Roman" w:hAnsi="Times New Roman" w:eastAsia="Times New Roman" w:cs="Times New Roman"/>
-        </w:rPr>
-        <w:t xml:space="preserve">4-3 </w:t>
-      </w:r>
+        <w:numPr>
+          <w:ilvl w:val="0"/>
+          <w:numId w:val="1022"/>
+        </w:numPr>
+        <w:ind w:firstLine="420"/>
+      </w:pPr>
       <w:r>
         <w:rPr>
           <w:rFonts w:hint="eastAsia" w:ascii="Times New Roman" w:hAnsi="Times New Roman" w:eastAsia="FangSong" w:cs="Times New Roman"/>
@@ -10454,14 +13145,12 @@
     </w:p>
     <w:p>
       <w:pPr>
-        <w:pStyle w:val="BodyText"/>
-      </w:pPr>
-      <w:r>
-        <w:rPr>
-          <w:rFonts w:ascii="Times New Roman" w:hAnsi="Times New Roman" w:eastAsia="Times New Roman" w:cs="Times New Roman"/>
-        </w:rPr>
-        <w:t xml:space="preserve">4-4 </w:t>
-      </w:r>
+        <w:numPr>
+          <w:ilvl w:val="0"/>
+          <w:numId w:val="1022"/>
+        </w:numPr>
+        <w:ind w:firstLine="420"/>
+      </w:pPr>
       <w:r>
         <w:rPr>
           <w:rFonts w:hint="eastAsia" w:ascii="Times New Roman" w:hAnsi="Times New Roman" w:eastAsia="FangSong" w:cs="Times New Roman"/>
@@ -10642,6 +13331,16 @@
         </w:pict>
       </w:r>
     </w:p>
+    <w:p>
+      <w:pPr>
+        <w:spacing w:before="160" w:after="80"/>
+      </w:pPr>
+      <w:r>
+        <w:pict>
+          <v:rect style="width:0;height:1.5pt" o:hralign="center" o:hrstd="t" o:hr="t"/>
+        </w:pict>
+      </w:r>
+    </w:p>
     <w:bookmarkEnd w:id="62"/>
     <w:bookmarkStart w:id="63" w:name="第25题"/>
     <w:p>
@@ -10671,6 +13370,7 @@
     <w:p>
       <w:pPr>
         <w:pStyle w:val="FirstParagraph"/>
+        <w:ind w:firstLine="420"/>
       </w:pPr>
       <w:r>
         <w:rPr>
@@ -11519,6 +14219,16 @@
         </w:pict>
       </w:r>
     </w:p>
+    <w:p>
+      <w:pPr>
+        <w:spacing w:before="160" w:after="80"/>
+      </w:pPr>
+      <w:r>
+        <w:pict>
+          <v:rect style="width:0;height:1.5pt" o:hralign="center" o:hrstd="t" o:hr="t"/>
+        </w:pict>
+      </w:r>
+    </w:p>
     <w:bookmarkEnd w:id="63"/>
     <w:bookmarkStart w:id="64" w:name="第26题"/>
     <w:p>
@@ -11548,6 +14258,7 @@
     <w:p>
       <w:pPr>
         <w:pStyle w:val="FirstParagraph"/>
+        <w:ind w:firstLine="420"/>
       </w:pPr>
       <m:oMath>
         <m:oMathPr>
@@ -12127,20 +14838,12 @@
     </w:p>
     <w:p>
       <w:pPr>
-        <w:pStyle w:val="BodyText"/>
-      </w:pPr>
-      <w:r>
-        <w:rPr>
-          <w:rFonts w:ascii="Times New Roman" w:hAnsi="Times New Roman" w:eastAsia="Times New Roman" w:cs="Times New Roman"/>
-        </w:rPr>
-        <w:t xml:space="preserve">7-1</w:t>
-      </w:r>
-      <w:r>
-        <w:rPr>
-          <w:rFonts w:ascii="Times New Roman" w:hAnsi="Times New Roman" w:eastAsia="Times New Roman" w:cs="Times New Roman"/>
-        </w:rPr>
-        <w:t xml:space="preserve"> </w:t>
-      </w:r>
+        <w:numPr>
+          <w:ilvl w:val="0"/>
+          <w:numId w:val="1023"/>
+        </w:numPr>
+        <w:ind w:firstLine="420"/>
+      </w:pPr>
       <m:oMath>
         <m:sSup>
           <m:e>
@@ -12293,14 +14996,12 @@
     </w:p>
     <w:p>
       <w:pPr>
-        <w:pStyle w:val="BodyText"/>
-      </w:pPr>
-      <w:r>
-        <w:rPr>
-          <w:rFonts w:ascii="Times New Roman" w:hAnsi="Times New Roman" w:eastAsia="Times New Roman" w:cs="Times New Roman"/>
-        </w:rPr>
-        <w:t xml:space="preserve">7-2 </w:t>
-      </w:r>
+        <w:numPr>
+          <w:ilvl w:val="0"/>
+          <w:numId w:val="1023"/>
+        </w:numPr>
+        <w:ind w:firstLine="420"/>
+      </w:pPr>
       <w:r>
         <w:rPr>
           <w:rFonts w:hint="eastAsia" w:ascii="Times New Roman" w:hAnsi="Times New Roman" w:eastAsia="Times New Roman" w:cs="Times New Roman"/>
@@ -12368,18 +15069,15 @@
         </w:rPr>
         <w:t xml:space="preserve">。</w:t>
       </w:r>
-      <w:r>
-        <w:rPr>
-          <w:rFonts w:ascii="Times New Roman" w:hAnsi="Times New Roman" w:eastAsia="Times New Roman" w:cs="Times New Roman"/>
-        </w:rPr>
-        <w:t xml:space="preserve"> </w:t>
-      </w:r>
-      <w:r>
-        <w:rPr>
-          <w:rFonts w:ascii="Times New Roman" w:hAnsi="Times New Roman" w:eastAsia="Times New Roman" w:cs="Times New Roman"/>
-        </w:rPr>
-        <w:t xml:space="preserve">7-3 </w:t>
-      </w:r>
+    </w:p>
+    <w:p>
+      <w:pPr>
+        <w:numPr>
+          <w:ilvl w:val="0"/>
+          <w:numId w:val="1023"/>
+        </w:numPr>
+        <w:ind w:firstLine="420"/>
+      </w:pPr>
       <w:r>
         <w:rPr>
           <w:rFonts w:hint="eastAsia" w:ascii="Times New Roman" w:hAnsi="Times New Roman" w:eastAsia="FangSong" w:cs="Times New Roman"/>
@@ -12529,6 +15227,16 @@
           <w:rFonts w:ascii="Times New Roman" w:hAnsi="Times New Roman" w:eastAsia="Times New Roman" w:cs="Times New Roman"/>
         </w:rPr>
         <w:t xml:space="preserve">。</w:t>
+      </w:r>
+    </w:p>
+    <w:p>
+      <w:pPr>
+        <w:spacing w:before="160" w:after="80"/>
+      </w:pPr>
+      <w:r>
+        <w:pict>
+          <v:rect style="width:0;height:1.5pt" o:hralign="center" o:hrstd="t" o:hr="t"/>
+        </w:pict>
       </w:r>
     </w:p>
     <w:p>
@@ -12795,6 +15503,431 @@
       </w:rPr>
     </w:lvl>
   </w:abstractNum>
+  <w:abstractNum w:abstractNumId="99432">
+    <w:nsid w:val="00A99432"/>
+    <w:multiLevelType w:val="multilevel"/>
+    <w:lvl w:ilvl="0">
+      <w:start w:val="2"/>
+      <w:numFmt w:val="decimal"/>
+      <w:lvlText w:val="(%1)"/>
+      <w:lvlJc w:val="left"/>
+      <w:pPr>
+        <w:ind w:left="720" w:hanging="360"/>
+      </w:pPr>
+    </w:lvl>
+    <w:lvl w:ilvl="1">
+      <w:start w:val="2"/>
+      <w:numFmt w:val="decimal"/>
+      <w:lvlText w:val="(%2)"/>
+      <w:lvlJc w:val="left"/>
+      <w:pPr>
+        <w:ind w:left="1440" w:hanging="360"/>
+      </w:pPr>
+    </w:lvl>
+    <w:lvl w:ilvl="2">
+      <w:start w:val="2"/>
+      <w:numFmt w:val="decimal"/>
+      <w:lvlText w:val="(%3)"/>
+      <w:lvlJc w:val="left"/>
+      <w:pPr>
+        <w:ind w:left="2160" w:hanging="360"/>
+      </w:pPr>
+    </w:lvl>
+    <w:lvl w:ilvl="3">
+      <w:start w:val="2"/>
+      <w:numFmt w:val="decimal"/>
+      <w:lvlText w:val="(%4)"/>
+      <w:lvlJc w:val="left"/>
+      <w:pPr>
+        <w:ind w:left="2880" w:hanging="360"/>
+      </w:pPr>
+    </w:lvl>
+    <w:lvl w:ilvl="4">
+      <w:start w:val="2"/>
+      <w:numFmt w:val="decimal"/>
+      <w:lvlText w:val="(%5)"/>
+      <w:lvlJc w:val="left"/>
+      <w:pPr>
+        <w:ind w:left="3600" w:hanging="360"/>
+      </w:pPr>
+    </w:lvl>
+    <w:lvl w:ilvl="5">
+      <w:start w:val="2"/>
+      <w:numFmt w:val="decimal"/>
+      <w:lvlText w:val="(%6)"/>
+      <w:lvlJc w:val="left"/>
+      <w:pPr>
+        <w:ind w:left="4320" w:hanging="360"/>
+      </w:pPr>
+    </w:lvl>
+    <w:lvl w:ilvl="6">
+      <w:start w:val="2"/>
+      <w:numFmt w:val="decimal"/>
+      <w:lvlText w:val="(%7)"/>
+      <w:lvlJc w:val="left"/>
+      <w:pPr>
+        <w:ind w:left="5040" w:hanging="360"/>
+      </w:pPr>
+    </w:lvl>
+    <w:lvl w:ilvl="7">
+      <w:start w:val="2"/>
+      <w:numFmt w:val="decimal"/>
+      <w:lvlText w:val="(%8)"/>
+      <w:lvlJc w:val="left"/>
+      <w:pPr>
+        <w:ind w:left="5760" w:hanging="360"/>
+      </w:pPr>
+    </w:lvl>
+    <w:lvl w:ilvl="8">
+      <w:start w:val="2"/>
+      <w:numFmt w:val="decimal"/>
+      <w:lvlText w:val="(%9)"/>
+      <w:lvlJc w:val="left"/>
+      <w:pPr>
+        <w:ind w:left="6480" w:hanging="360"/>
+      </w:pPr>
+    </w:lvl>
+  </w:abstractNum>
+  <w:abstractNum w:abstractNumId="99433">
+    <w:nsid w:val="00A99433"/>
+    <w:multiLevelType w:val="multilevel"/>
+    <w:lvl w:ilvl="0">
+      <w:start w:val="3"/>
+      <w:numFmt w:val="decimal"/>
+      <w:lvlText w:val="(%1)"/>
+      <w:lvlJc w:val="left"/>
+      <w:pPr>
+        <w:ind w:left="720" w:hanging="360"/>
+      </w:pPr>
+    </w:lvl>
+    <w:lvl w:ilvl="1">
+      <w:start w:val="3"/>
+      <w:numFmt w:val="decimal"/>
+      <w:lvlText w:val="(%2)"/>
+      <w:lvlJc w:val="left"/>
+      <w:pPr>
+        <w:ind w:left="1440" w:hanging="360"/>
+      </w:pPr>
+    </w:lvl>
+    <w:lvl w:ilvl="2">
+      <w:start w:val="3"/>
+      <w:numFmt w:val="decimal"/>
+      <w:lvlText w:val="(%3)"/>
+      <w:lvlJc w:val="left"/>
+      <w:pPr>
+        <w:ind w:left="2160" w:hanging="360"/>
+      </w:pPr>
+    </w:lvl>
+    <w:lvl w:ilvl="3">
+      <w:start w:val="3"/>
+      <w:numFmt w:val="decimal"/>
+      <w:lvlText w:val="(%4)"/>
+      <w:lvlJc w:val="left"/>
+      <w:pPr>
+        <w:ind w:left="2880" w:hanging="360"/>
+      </w:pPr>
+    </w:lvl>
+    <w:lvl w:ilvl="4">
+      <w:start w:val="3"/>
+      <w:numFmt w:val="decimal"/>
+      <w:lvlText w:val="(%5)"/>
+      <w:lvlJc w:val="left"/>
+      <w:pPr>
+        <w:ind w:left="3600" w:hanging="360"/>
+      </w:pPr>
+    </w:lvl>
+    <w:lvl w:ilvl="5">
+      <w:start w:val="3"/>
+      <w:numFmt w:val="decimal"/>
+      <w:lvlText w:val="(%6)"/>
+      <w:lvlJc w:val="left"/>
+      <w:pPr>
+        <w:ind w:left="4320" w:hanging="360"/>
+      </w:pPr>
+    </w:lvl>
+    <w:lvl w:ilvl="6">
+      <w:start w:val="3"/>
+      <w:numFmt w:val="decimal"/>
+      <w:lvlText w:val="(%7)"/>
+      <w:lvlJc w:val="left"/>
+      <w:pPr>
+        <w:ind w:left="5040" w:hanging="360"/>
+      </w:pPr>
+    </w:lvl>
+    <w:lvl w:ilvl="7">
+      <w:start w:val="3"/>
+      <w:numFmt w:val="decimal"/>
+      <w:lvlText w:val="(%8)"/>
+      <w:lvlJc w:val="left"/>
+      <w:pPr>
+        <w:ind w:left="5760" w:hanging="360"/>
+      </w:pPr>
+    </w:lvl>
+    <w:lvl w:ilvl="8">
+      <w:start w:val="3"/>
+      <w:numFmt w:val="decimal"/>
+      <w:lvlText w:val="(%9)"/>
+      <w:lvlJc w:val="left"/>
+      <w:pPr>
+        <w:ind w:left="6480" w:hanging="360"/>
+      </w:pPr>
+    </w:lvl>
+  </w:abstractNum>
+  <w:abstractNum w:abstractNumId="99434">
+    <w:nsid w:val="00A99434"/>
+    <w:multiLevelType w:val="multilevel"/>
+    <w:lvl w:ilvl="0">
+      <w:start w:val="4"/>
+      <w:numFmt w:val="decimal"/>
+      <w:lvlText w:val="(%1)"/>
+      <w:lvlJc w:val="left"/>
+      <w:pPr>
+        <w:ind w:left="720" w:hanging="360"/>
+      </w:pPr>
+    </w:lvl>
+    <w:lvl w:ilvl="1">
+      <w:start w:val="4"/>
+      <w:numFmt w:val="decimal"/>
+      <w:lvlText w:val="(%2)"/>
+      <w:lvlJc w:val="left"/>
+      <w:pPr>
+        <w:ind w:left="1440" w:hanging="360"/>
+      </w:pPr>
+    </w:lvl>
+    <w:lvl w:ilvl="2">
+      <w:start w:val="4"/>
+      <w:numFmt w:val="decimal"/>
+      <w:lvlText w:val="(%3)"/>
+      <w:lvlJc w:val="left"/>
+      <w:pPr>
+        <w:ind w:left="2160" w:hanging="360"/>
+      </w:pPr>
+    </w:lvl>
+    <w:lvl w:ilvl="3">
+      <w:start w:val="4"/>
+      <w:numFmt w:val="decimal"/>
+      <w:lvlText w:val="(%4)"/>
+      <w:lvlJc w:val="left"/>
+      <w:pPr>
+        <w:ind w:left="2880" w:hanging="360"/>
+      </w:pPr>
+    </w:lvl>
+    <w:lvl w:ilvl="4">
+      <w:start w:val="4"/>
+      <w:numFmt w:val="decimal"/>
+      <w:lvlText w:val="(%5)"/>
+      <w:lvlJc w:val="left"/>
+      <w:pPr>
+        <w:ind w:left="3600" w:hanging="360"/>
+      </w:pPr>
+    </w:lvl>
+    <w:lvl w:ilvl="5">
+      <w:start w:val="4"/>
+      <w:numFmt w:val="decimal"/>
+      <w:lvlText w:val="(%6)"/>
+      <w:lvlJc w:val="left"/>
+      <w:pPr>
+        <w:ind w:left="4320" w:hanging="360"/>
+      </w:pPr>
+    </w:lvl>
+    <w:lvl w:ilvl="6">
+      <w:start w:val="4"/>
+      <w:numFmt w:val="decimal"/>
+      <w:lvlText w:val="(%7)"/>
+      <w:lvlJc w:val="left"/>
+      <w:pPr>
+        <w:ind w:left="5040" w:hanging="360"/>
+      </w:pPr>
+    </w:lvl>
+    <w:lvl w:ilvl="7">
+      <w:start w:val="4"/>
+      <w:numFmt w:val="decimal"/>
+      <w:lvlText w:val="(%8)"/>
+      <w:lvlJc w:val="left"/>
+      <w:pPr>
+        <w:ind w:left="5760" w:hanging="360"/>
+      </w:pPr>
+    </w:lvl>
+    <w:lvl w:ilvl="8">
+      <w:start w:val="4"/>
+      <w:numFmt w:val="decimal"/>
+      <w:lvlText w:val="(%9)"/>
+      <w:lvlJc w:val="left"/>
+      <w:pPr>
+        <w:ind w:left="6480" w:hanging="360"/>
+      </w:pPr>
+    </w:lvl>
+  </w:abstractNum>
+  <w:abstractNum w:abstractNumId="99435">
+    <w:nsid w:val="00A99435"/>
+    <w:multiLevelType w:val="multilevel"/>
+    <w:lvl w:ilvl="0">
+      <w:start w:val="5"/>
+      <w:numFmt w:val="decimal"/>
+      <w:lvlText w:val="(%1)"/>
+      <w:lvlJc w:val="left"/>
+      <w:pPr>
+        <w:ind w:left="720" w:hanging="360"/>
+      </w:pPr>
+    </w:lvl>
+    <w:lvl w:ilvl="1">
+      <w:start w:val="5"/>
+      <w:numFmt w:val="decimal"/>
+      <w:lvlText w:val="(%2)"/>
+      <w:lvlJc w:val="left"/>
+      <w:pPr>
+        <w:ind w:left="1440" w:hanging="360"/>
+      </w:pPr>
+    </w:lvl>
+    <w:lvl w:ilvl="2">
+      <w:start w:val="5"/>
+      <w:numFmt w:val="decimal"/>
+      <w:lvlText w:val="(%3)"/>
+      <w:lvlJc w:val="left"/>
+      <w:pPr>
+        <w:ind w:left="2160" w:hanging="360"/>
+      </w:pPr>
+    </w:lvl>
+    <w:lvl w:ilvl="3">
+      <w:start w:val="5"/>
+      <w:numFmt w:val="decimal"/>
+      <w:lvlText w:val="(%4)"/>
+      <w:lvlJc w:val="left"/>
+      <w:pPr>
+        <w:ind w:left="2880" w:hanging="360"/>
+      </w:pPr>
+    </w:lvl>
+    <w:lvl w:ilvl="4">
+      <w:start w:val="5"/>
+      <w:numFmt w:val="decimal"/>
+      <w:lvlText w:val="(%5)"/>
+      <w:lvlJc w:val="left"/>
+      <w:pPr>
+        <w:ind w:left="3600" w:hanging="360"/>
+      </w:pPr>
+    </w:lvl>
+    <w:lvl w:ilvl="5">
+      <w:start w:val="5"/>
+      <w:numFmt w:val="decimal"/>
+      <w:lvlText w:val="(%6)"/>
+      <w:lvlJc w:val="left"/>
+      <w:pPr>
+        <w:ind w:left="4320" w:hanging="360"/>
+      </w:pPr>
+    </w:lvl>
+    <w:lvl w:ilvl="6">
+      <w:start w:val="5"/>
+      <w:numFmt w:val="decimal"/>
+      <w:lvlText w:val="(%7)"/>
+      <w:lvlJc w:val="left"/>
+      <w:pPr>
+        <w:ind w:left="5040" w:hanging="360"/>
+      </w:pPr>
+    </w:lvl>
+    <w:lvl w:ilvl="7">
+      <w:start w:val="5"/>
+      <w:numFmt w:val="decimal"/>
+      <w:lvlText w:val="(%8)"/>
+      <w:lvlJc w:val="left"/>
+      <w:pPr>
+        <w:ind w:left="5760" w:hanging="360"/>
+      </w:pPr>
+    </w:lvl>
+    <w:lvl w:ilvl="8">
+      <w:start w:val="5"/>
+      <w:numFmt w:val="decimal"/>
+      <w:lvlText w:val="(%9)"/>
+      <w:lvlJc w:val="left"/>
+      <w:pPr>
+        <w:ind w:left="6480" w:hanging="360"/>
+      </w:pPr>
+    </w:lvl>
+  </w:abstractNum>
+  <w:abstractNum w:abstractNumId="99431">
+    <w:nsid w:val="00A99431"/>
+    <w:multiLevelType w:val="multilevel"/>
+    <w:lvl w:ilvl="0">
+      <w:start w:val="1"/>
+      <w:numFmt w:val="decimal"/>
+      <w:lvlText w:val="(%1)"/>
+      <w:lvlJc w:val="left"/>
+      <w:pPr>
+        <w:ind w:left="720" w:hanging="360"/>
+      </w:pPr>
+    </w:lvl>
+    <w:lvl w:ilvl="1">
+      <w:start w:val="1"/>
+      <w:numFmt w:val="decimal"/>
+      <w:lvlText w:val="(%2)"/>
+      <w:lvlJc w:val="left"/>
+      <w:pPr>
+        <w:ind w:left="1440" w:hanging="360"/>
+      </w:pPr>
+    </w:lvl>
+    <w:lvl w:ilvl="2">
+      <w:start w:val="1"/>
+      <w:numFmt w:val="decimal"/>
+      <w:lvlText w:val="(%3)"/>
+      <w:lvlJc w:val="left"/>
+      <w:pPr>
+        <w:ind w:left="2160" w:hanging="360"/>
+      </w:pPr>
+    </w:lvl>
+    <w:lvl w:ilvl="3">
+      <w:start w:val="1"/>
+      <w:numFmt w:val="decimal"/>
+      <w:lvlText w:val="(%4)"/>
+      <w:lvlJc w:val="left"/>
+      <w:pPr>
+        <w:ind w:left="2880" w:hanging="360"/>
+      </w:pPr>
+    </w:lvl>
+    <w:lvl w:ilvl="4">
+      <w:start w:val="1"/>
+      <w:numFmt w:val="decimal"/>
+      <w:lvlText w:val="(%5)"/>
+      <w:lvlJc w:val="left"/>
+      <w:pPr>
+        <w:ind w:left="3600" w:hanging="360"/>
+      </w:pPr>
+    </w:lvl>
+    <w:lvl w:ilvl="5">
+      <w:start w:val="1"/>
+      <w:numFmt w:val="decimal"/>
+      <w:lvlText w:val="(%6)"/>
+      <w:lvlJc w:val="left"/>
+      <w:pPr>
+        <w:ind w:left="4320" w:hanging="360"/>
+      </w:pPr>
+    </w:lvl>
+    <w:lvl w:ilvl="6">
+      <w:start w:val="1"/>
+      <w:numFmt w:val="decimal"/>
+      <w:lvlText w:val="(%7)"/>
+      <w:lvlJc w:val="left"/>
+      <w:pPr>
+        <w:ind w:left="5040" w:hanging="360"/>
+      </w:pPr>
+    </w:lvl>
+    <w:lvl w:ilvl="7">
+      <w:start w:val="1"/>
+      <w:numFmt w:val="decimal"/>
+      <w:lvlText w:val="(%8)"/>
+      <w:lvlJc w:val="left"/>
+      <w:pPr>
+        <w:ind w:left="5760" w:hanging="360"/>
+      </w:pPr>
+    </w:lvl>
+    <w:lvl w:ilvl="8">
+      <w:start w:val="1"/>
+      <w:numFmt w:val="decimal"/>
+      <w:lvlText w:val="(%9)"/>
+      <w:lvlJc w:val="left"/>
+      <w:pPr>
+        <w:ind w:left="6480" w:hanging="360"/>
+      </w:pPr>
+    </w:lvl>
+  </w:abstractNum>
   <w:abstractNum w:abstractNumId="99411">
     <w:nsid w:val="00A99411"/>
     <w:multiLevelType w:val="multilevel"/>
@@ -12972,6 +16105,249 @@
     <w:abstractNumId w:val="991"/>
   </w:num>
   <w:num w:numId="1002">
+    <w:abstractNumId w:val="991"/>
+  </w:num>
+  <w:num w:numId="1003">
+    <w:abstractNumId w:val="99432"/>
+    <w:lvlOverride w:ilvl="0">
+      <w:startOverride w:val="2"/>
+    </w:lvlOverride>
+    <w:lvlOverride w:ilvl="1">
+      <w:startOverride w:val="2"/>
+    </w:lvlOverride>
+    <w:lvlOverride w:ilvl="2">
+      <w:startOverride w:val="2"/>
+    </w:lvlOverride>
+    <w:lvlOverride w:ilvl="3">
+      <w:startOverride w:val="2"/>
+    </w:lvlOverride>
+    <w:lvlOverride w:ilvl="4">
+      <w:startOverride w:val="2"/>
+    </w:lvlOverride>
+    <w:lvlOverride w:ilvl="5">
+      <w:startOverride w:val="2"/>
+    </w:lvlOverride>
+    <w:lvlOverride w:ilvl="6">
+      <w:startOverride w:val="2"/>
+    </w:lvlOverride>
+    <w:lvlOverride w:ilvl="7">
+      <w:startOverride w:val="2"/>
+    </w:lvlOverride>
+    <w:lvlOverride w:ilvl="8">
+      <w:startOverride w:val="2"/>
+    </w:lvlOverride>
+  </w:num>
+  <w:num w:numId="1004">
+    <w:abstractNumId w:val="99433"/>
+    <w:lvlOverride w:ilvl="0">
+      <w:startOverride w:val="3"/>
+    </w:lvlOverride>
+    <w:lvlOverride w:ilvl="1">
+      <w:startOverride w:val="3"/>
+    </w:lvlOverride>
+    <w:lvlOverride w:ilvl="2">
+      <w:startOverride w:val="3"/>
+    </w:lvlOverride>
+    <w:lvlOverride w:ilvl="3">
+      <w:startOverride w:val="3"/>
+    </w:lvlOverride>
+    <w:lvlOverride w:ilvl="4">
+      <w:startOverride w:val="3"/>
+    </w:lvlOverride>
+    <w:lvlOverride w:ilvl="5">
+      <w:startOverride w:val="3"/>
+    </w:lvlOverride>
+    <w:lvlOverride w:ilvl="6">
+      <w:startOverride w:val="3"/>
+    </w:lvlOverride>
+    <w:lvlOverride w:ilvl="7">
+      <w:startOverride w:val="3"/>
+    </w:lvlOverride>
+    <w:lvlOverride w:ilvl="8">
+      <w:startOverride w:val="3"/>
+    </w:lvlOverride>
+  </w:num>
+  <w:num w:numId="1005">
+    <w:abstractNumId w:val="99434"/>
+    <w:lvlOverride w:ilvl="0">
+      <w:startOverride w:val="4"/>
+    </w:lvlOverride>
+    <w:lvlOverride w:ilvl="1">
+      <w:startOverride w:val="4"/>
+    </w:lvlOverride>
+    <w:lvlOverride w:ilvl="2">
+      <w:startOverride w:val="4"/>
+    </w:lvlOverride>
+    <w:lvlOverride w:ilvl="3">
+      <w:startOverride w:val="4"/>
+    </w:lvlOverride>
+    <w:lvlOverride w:ilvl="4">
+      <w:startOverride w:val="4"/>
+    </w:lvlOverride>
+    <w:lvlOverride w:ilvl="5">
+      <w:startOverride w:val="4"/>
+    </w:lvlOverride>
+    <w:lvlOverride w:ilvl="6">
+      <w:startOverride w:val="4"/>
+    </w:lvlOverride>
+    <w:lvlOverride w:ilvl="7">
+      <w:startOverride w:val="4"/>
+    </w:lvlOverride>
+    <w:lvlOverride w:ilvl="8">
+      <w:startOverride w:val="4"/>
+    </w:lvlOverride>
+  </w:num>
+  <w:num w:numId="1006">
+    <w:abstractNumId w:val="99435"/>
+    <w:lvlOverride w:ilvl="0">
+      <w:startOverride w:val="5"/>
+    </w:lvlOverride>
+    <w:lvlOverride w:ilvl="1">
+      <w:startOverride w:val="5"/>
+    </w:lvlOverride>
+    <w:lvlOverride w:ilvl="2">
+      <w:startOverride w:val="5"/>
+    </w:lvlOverride>
+    <w:lvlOverride w:ilvl="3">
+      <w:startOverride w:val="5"/>
+    </w:lvlOverride>
+    <w:lvlOverride w:ilvl="4">
+      <w:startOverride w:val="5"/>
+    </w:lvlOverride>
+    <w:lvlOverride w:ilvl="5">
+      <w:startOverride w:val="5"/>
+    </w:lvlOverride>
+    <w:lvlOverride w:ilvl="6">
+      <w:startOverride w:val="5"/>
+    </w:lvlOverride>
+    <w:lvlOverride w:ilvl="7">
+      <w:startOverride w:val="5"/>
+    </w:lvlOverride>
+    <w:lvlOverride w:ilvl="8">
+      <w:startOverride w:val="5"/>
+    </w:lvlOverride>
+  </w:num>
+  <w:num w:numId="1007">
+    <w:abstractNumId w:val="99431"/>
+    <w:lvlOverride w:ilvl="0">
+      <w:startOverride w:val="1"/>
+    </w:lvlOverride>
+    <w:lvlOverride w:ilvl="1">
+      <w:startOverride w:val="1"/>
+    </w:lvlOverride>
+    <w:lvlOverride w:ilvl="2">
+      <w:startOverride w:val="1"/>
+    </w:lvlOverride>
+    <w:lvlOverride w:ilvl="3">
+      <w:startOverride w:val="1"/>
+    </w:lvlOverride>
+    <w:lvlOverride w:ilvl="4">
+      <w:startOverride w:val="1"/>
+    </w:lvlOverride>
+    <w:lvlOverride w:ilvl="5">
+      <w:startOverride w:val="1"/>
+    </w:lvlOverride>
+    <w:lvlOverride w:ilvl="6">
+      <w:startOverride w:val="1"/>
+    </w:lvlOverride>
+    <w:lvlOverride w:ilvl="7">
+      <w:startOverride w:val="1"/>
+    </w:lvlOverride>
+    <w:lvlOverride w:ilvl="8">
+      <w:startOverride w:val="1"/>
+    </w:lvlOverride>
+  </w:num>
+  <w:num w:numId="1008">
+    <w:abstractNumId w:val="99431"/>
+    <w:lvlOverride w:ilvl="0">
+      <w:startOverride w:val="1"/>
+    </w:lvlOverride>
+    <w:lvlOverride w:ilvl="1">
+      <w:startOverride w:val="1"/>
+    </w:lvlOverride>
+    <w:lvlOverride w:ilvl="2">
+      <w:startOverride w:val="1"/>
+    </w:lvlOverride>
+    <w:lvlOverride w:ilvl="3">
+      <w:startOverride w:val="1"/>
+    </w:lvlOverride>
+    <w:lvlOverride w:ilvl="4">
+      <w:startOverride w:val="1"/>
+    </w:lvlOverride>
+    <w:lvlOverride w:ilvl="5">
+      <w:startOverride w:val="1"/>
+    </w:lvlOverride>
+    <w:lvlOverride w:ilvl="6">
+      <w:startOverride w:val="1"/>
+    </w:lvlOverride>
+    <w:lvlOverride w:ilvl="7">
+      <w:startOverride w:val="1"/>
+    </w:lvlOverride>
+    <w:lvlOverride w:ilvl="8">
+      <w:startOverride w:val="1"/>
+    </w:lvlOverride>
+  </w:num>
+  <w:num w:numId="1009">
+    <w:abstractNumId w:val="99431"/>
+    <w:lvlOverride w:ilvl="0">
+      <w:startOverride w:val="1"/>
+    </w:lvlOverride>
+    <w:lvlOverride w:ilvl="1">
+      <w:startOverride w:val="1"/>
+    </w:lvlOverride>
+    <w:lvlOverride w:ilvl="2">
+      <w:startOverride w:val="1"/>
+    </w:lvlOverride>
+    <w:lvlOverride w:ilvl="3">
+      <w:startOverride w:val="1"/>
+    </w:lvlOverride>
+    <w:lvlOverride w:ilvl="4">
+      <w:startOverride w:val="1"/>
+    </w:lvlOverride>
+    <w:lvlOverride w:ilvl="5">
+      <w:startOverride w:val="1"/>
+    </w:lvlOverride>
+    <w:lvlOverride w:ilvl="6">
+      <w:startOverride w:val="1"/>
+    </w:lvlOverride>
+    <w:lvlOverride w:ilvl="7">
+      <w:startOverride w:val="1"/>
+    </w:lvlOverride>
+    <w:lvlOverride w:ilvl="8">
+      <w:startOverride w:val="1"/>
+    </w:lvlOverride>
+  </w:num>
+  <w:num w:numId="1010">
+    <w:abstractNumId w:val="99431"/>
+    <w:lvlOverride w:ilvl="0">
+      <w:startOverride w:val="1"/>
+    </w:lvlOverride>
+    <w:lvlOverride w:ilvl="1">
+      <w:startOverride w:val="1"/>
+    </w:lvlOverride>
+    <w:lvlOverride w:ilvl="2">
+      <w:startOverride w:val="1"/>
+    </w:lvlOverride>
+    <w:lvlOverride w:ilvl="3">
+      <w:startOverride w:val="1"/>
+    </w:lvlOverride>
+    <w:lvlOverride w:ilvl="4">
+      <w:startOverride w:val="1"/>
+    </w:lvlOverride>
+    <w:lvlOverride w:ilvl="5">
+      <w:startOverride w:val="1"/>
+    </w:lvlOverride>
+    <w:lvlOverride w:ilvl="6">
+      <w:startOverride w:val="1"/>
+    </w:lvlOverride>
+    <w:lvlOverride w:ilvl="7">
+      <w:startOverride w:val="1"/>
+    </w:lvlOverride>
+    <w:lvlOverride w:ilvl="8">
+      <w:startOverride w:val="1"/>
+    </w:lvlOverride>
+  </w:num>
+  <w:num w:numId="1011">
     <w:abstractNumId w:val="99411"/>
     <w:lvlOverride w:ilvl="0">
       <w:startOverride w:val="1"/>
@@ -13001,7 +16377,7 @@
       <w:startOverride w:val="1"/>
     </w:lvlOverride>
   </w:num>
-  <w:num w:numId="1003">
+  <w:num w:numId="1012">
     <w:abstractNumId w:val="99411"/>
     <w:lvlOverride w:ilvl="0">
       <w:startOverride w:val="1"/>
@@ -13031,7 +16407,7 @@
       <w:startOverride w:val="1"/>
     </w:lvlOverride>
   </w:num>
-  <w:num w:numId="1004">
+  <w:num w:numId="1013">
     <w:abstractNumId w:val="99411"/>
     <w:lvlOverride w:ilvl="0">
       <w:startOverride w:val="1"/>
@@ -13061,7 +16437,7 @@
       <w:startOverride w:val="1"/>
     </w:lvlOverride>
   </w:num>
-  <w:num w:numId="1005">
+  <w:num w:numId="1014">
     <w:abstractNumId w:val="99413"/>
     <w:lvlOverride w:ilvl="0">
       <w:startOverride w:val="3"/>
@@ -13091,10 +16467,10 @@
       <w:startOverride w:val="3"/>
     </w:lvlOverride>
   </w:num>
-  <w:num w:numId="1006">
+  <w:num w:numId="1015">
     <w:abstractNumId w:val="991"/>
   </w:num>
-  <w:num w:numId="1007">
+  <w:num w:numId="1016">
     <w:abstractNumId w:val="99411"/>
     <w:lvlOverride w:ilvl="0">
       <w:startOverride w:val="1"/>
@@ -13124,17 +16500,107 @@
       <w:startOverride w:val="1"/>
     </w:lvlOverride>
   </w:num>
-  <w:num w:numId="1008">
+  <w:num w:numId="1017">
     <w:abstractNumId w:val="991"/>
   </w:num>
-  <w:num w:numId="1009">
+  <w:num w:numId="1018">
     <w:abstractNumId w:val="991"/>
   </w:num>
-  <w:num w:numId="1010">
+  <w:num w:numId="1019">
     <w:abstractNumId w:val="991"/>
   </w:num>
-  <w:num w:numId="1011">
+  <w:num w:numId="1020">
     <w:abstractNumId w:val="991"/>
+  </w:num>
+  <w:num w:numId="1021">
+    <w:abstractNumId w:val="99431"/>
+    <w:lvlOverride w:ilvl="0">
+      <w:startOverride w:val="1"/>
+    </w:lvlOverride>
+    <w:lvlOverride w:ilvl="1">
+      <w:startOverride w:val="1"/>
+    </w:lvlOverride>
+    <w:lvlOverride w:ilvl="2">
+      <w:startOverride w:val="1"/>
+    </w:lvlOverride>
+    <w:lvlOverride w:ilvl="3">
+      <w:startOverride w:val="1"/>
+    </w:lvlOverride>
+    <w:lvlOverride w:ilvl="4">
+      <w:startOverride w:val="1"/>
+    </w:lvlOverride>
+    <w:lvlOverride w:ilvl="5">
+      <w:startOverride w:val="1"/>
+    </w:lvlOverride>
+    <w:lvlOverride w:ilvl="6">
+      <w:startOverride w:val="1"/>
+    </w:lvlOverride>
+    <w:lvlOverride w:ilvl="7">
+      <w:startOverride w:val="1"/>
+    </w:lvlOverride>
+    <w:lvlOverride w:ilvl="8">
+      <w:startOverride w:val="1"/>
+    </w:lvlOverride>
+  </w:num>
+  <w:num w:numId="1022">
+    <w:abstractNumId w:val="99431"/>
+    <w:lvlOverride w:ilvl="0">
+      <w:startOverride w:val="1"/>
+    </w:lvlOverride>
+    <w:lvlOverride w:ilvl="1">
+      <w:startOverride w:val="1"/>
+    </w:lvlOverride>
+    <w:lvlOverride w:ilvl="2">
+      <w:startOverride w:val="1"/>
+    </w:lvlOverride>
+    <w:lvlOverride w:ilvl="3">
+      <w:startOverride w:val="1"/>
+    </w:lvlOverride>
+    <w:lvlOverride w:ilvl="4">
+      <w:startOverride w:val="1"/>
+    </w:lvlOverride>
+    <w:lvlOverride w:ilvl="5">
+      <w:startOverride w:val="1"/>
+    </w:lvlOverride>
+    <w:lvlOverride w:ilvl="6">
+      <w:startOverride w:val="1"/>
+    </w:lvlOverride>
+    <w:lvlOverride w:ilvl="7">
+      <w:startOverride w:val="1"/>
+    </w:lvlOverride>
+    <w:lvlOverride w:ilvl="8">
+      <w:startOverride w:val="1"/>
+    </w:lvlOverride>
+  </w:num>
+  <w:num w:numId="1023">
+    <w:abstractNumId w:val="99431"/>
+    <w:lvlOverride w:ilvl="0">
+      <w:startOverride w:val="1"/>
+    </w:lvlOverride>
+    <w:lvlOverride w:ilvl="1">
+      <w:startOverride w:val="1"/>
+    </w:lvlOverride>
+    <w:lvlOverride w:ilvl="2">
+      <w:startOverride w:val="1"/>
+    </w:lvlOverride>
+    <w:lvlOverride w:ilvl="3">
+      <w:startOverride w:val="1"/>
+    </w:lvlOverride>
+    <w:lvlOverride w:ilvl="4">
+      <w:startOverride w:val="1"/>
+    </w:lvlOverride>
+    <w:lvlOverride w:ilvl="5">
+      <w:startOverride w:val="1"/>
+    </w:lvlOverride>
+    <w:lvlOverride w:ilvl="6">
+      <w:startOverride w:val="1"/>
+    </w:lvlOverride>
+    <w:lvlOverride w:ilvl="7">
+      <w:startOverride w:val="1"/>
+    </w:lvlOverride>
+    <w:lvlOverride w:ilvl="8">
+      <w:startOverride w:val="1"/>
+    </w:lvlOverride>
   </w:num>
 </w:numbering>
 </file>

--- a/00-首页/题组Word/第一轮·综合套卷/第一轮综合卷10（学生版）.docx
+++ b/00-首页/题组Word/第一轮·综合套卷/第一轮综合卷10（学生版）.docx
@@ -658,16 +658,6 @@
         </w:pict>
       </w:r>
     </w:p>
-    <w:p>
-      <w:pPr>
-        <w:spacing w:before="160" w:after="80"/>
-      </w:pPr>
-      <w:r>
-        <w:pict>
-          <v:rect style="width:0;height:1.5pt" o:hralign="center" o:hrstd="t" o:hr="t"/>
-        </w:pict>
-      </w:r>
-    </w:p>
     <w:bookmarkEnd w:id="9"/>
     <w:bookmarkStart w:id="10" w:name="第2题"/>
     <w:p>
@@ -836,16 +826,6 @@
           <w:rFonts w:hint="eastAsia" w:ascii="Times New Roman" w:hAnsi="Times New Roman" w:eastAsia="FangSong" w:cs="Times New Roman"/>
         </w:rPr>
         <w:t>离子半径大</w:t>
-      </w:r>
-    </w:p>
-    <w:p>
-      <w:pPr>
-        <w:spacing w:before="160" w:after="80"/>
-      </w:pPr>
-      <w:r>
-        <w:pict>
-          <v:rect style="width:0;height:1.5pt" o:hralign="center" o:hrstd="t" o:hr="t"/>
-        </w:pict>
       </w:r>
     </w:p>
     <w:p>
@@ -1042,16 +1022,6 @@
         </w:pict>
       </w:r>
     </w:p>
-    <w:p>
-      <w:pPr>
-        <w:spacing w:before="160" w:after="80"/>
-      </w:pPr>
-      <w:r>
-        <w:pict>
-          <v:rect style="width:0;height:1.5pt" o:hralign="center" o:hrstd="t" o:hr="t"/>
-        </w:pict>
-      </w:r>
-    </w:p>
     <w:bookmarkEnd w:id="11"/>
     <w:bookmarkStart w:id="12" w:name="第4题"/>
     <w:p>
@@ -1178,16 +1148,6 @@
           <w:rFonts w:ascii="Times New Roman" w:hAnsi="Times New Roman" w:eastAsia="Times New Roman" w:cs="Times New Roman"/>
         </w:rPr>
         <w:t xml:space="preserve">- D. A-X-A</w:t>
-      </w:r>
-    </w:p>
-    <w:p>
-      <w:pPr>
-        <w:spacing w:before="160" w:after="80"/>
-      </w:pPr>
-      <w:r>
-        <w:pict>
-          <v:rect style="width:0;height:1.5pt" o:hralign="center" o:hrstd="t" o:hr="t"/>
-        </w:pict>
       </w:r>
     </w:p>
     <w:p>
@@ -1476,16 +1436,6 @@
         </w:pict>
       </w:r>
     </w:p>
-    <w:p>
-      <w:pPr>
-        <w:spacing w:before="160" w:after="80"/>
-      </w:pPr>
-      <w:r>
-        <w:pict>
-          <v:rect style="width:0;height:1.5pt" o:hralign="center" o:hrstd="t" o:hr="t"/>
-        </w:pict>
-      </w:r>
-    </w:p>
     <w:bookmarkEnd w:id="13"/>
     <w:bookmarkStart w:id="14" w:name="第6题"/>
     <w:p>
@@ -1963,16 +1913,6 @@
           <w:rFonts w:ascii="Times New Roman" w:hAnsi="Times New Roman" w:eastAsia="Times New Roman" w:cs="Times New Roman"/>
         </w:rPr>
         <w:t xml:space="preserve"> ____。</w:t>
-      </w:r>
-    </w:p>
-    <w:p>
-      <w:pPr>
-        <w:spacing w:before="160" w:after="80"/>
-      </w:pPr>
-      <w:r>
-        <w:pict>
-          <v:rect style="width:0;height:1.5pt" o:hralign="center" o:hrstd="t" o:hr="t"/>
-        </w:pict>
       </w:r>
     </w:p>
     <w:p>
@@ -2559,16 +2499,6 @@
           <w:rFonts w:hint="eastAsia" w:ascii="Times New Roman" w:hAnsi="Times New Roman" w:eastAsia="Times New Roman" w:cs="Times New Roman"/>
         </w:rPr>
         <w:t>。</w:t>
-      </w:r>
-    </w:p>
-    <w:p>
-      <w:pPr>
-        <w:spacing w:before="160" w:after="80"/>
-      </w:pPr>
-      <w:r>
-        <w:pict>
-          <v:rect style="width:0;height:1.5pt" o:hralign="center" o:hrstd="t" o:hr="t"/>
-        </w:pict>
       </w:r>
     </w:p>
     <w:p>
@@ -2905,16 +2835,6 @@
           <w:rFonts w:hint="eastAsia" w:ascii="Times New Roman" w:hAnsi="Times New Roman" w:eastAsia="Times New Roman" w:cs="Times New Roman"/>
         </w:rPr>
         <w:t>。)</w:t>
-      </w:r>
-    </w:p>
-    <w:p>
-      <w:pPr>
-        <w:spacing w:before="160" w:after="80"/>
-      </w:pPr>
-      <w:r>
-        <w:pict>
-          <v:rect style="width:0;height:1.5pt" o:hralign="center" o:hrstd="t" o:hr="t"/>
-        </w:pict>
       </w:r>
     </w:p>
     <w:p>
@@ -5731,16 +5651,6 @@
         </w:pict>
       </w:r>
     </w:p>
-    <w:p>
-      <w:pPr>
-        <w:spacing w:before="160" w:after="80"/>
-      </w:pPr>
-      <w:r>
-        <w:pict>
-          <v:rect style="width:0;height:1.5pt" o:hralign="center" o:hrstd="t" o:hr="t"/>
-        </w:pict>
-      </w:r>
-    </w:p>
     <w:bookmarkEnd w:id="28"/>
     <w:bookmarkStart w:id="32" w:name="第12题"/>
     <w:p>
@@ -7048,16 +6958,6 @@
         </w:pict>
       </w:r>
     </w:p>
-    <w:p>
-      <w:pPr>
-        <w:spacing w:before="160" w:after="80"/>
-      </w:pPr>
-      <w:r>
-        <w:pict>
-          <v:rect style="width:0;height:1.5pt" o:hralign="center" o:hrstd="t" o:hr="t"/>
-        </w:pict>
-      </w:r>
-    </w:p>
     <w:bookmarkEnd w:id="33"/>
     <w:bookmarkStart w:id="37" w:name="第14题"/>
     <w:p>
@@ -7662,16 +7562,6 @@
         </w:pict>
       </w:r>
     </w:p>
-    <w:p>
-      <w:pPr>
-        <w:spacing w:before="160" w:after="80"/>
-      </w:pPr>
-      <w:r>
-        <w:pict>
-          <v:rect style="width:0;height:1.5pt" o:hralign="center" o:hrstd="t" o:hr="t"/>
-        </w:pict>
-      </w:r>
-    </w:p>
     <w:bookmarkEnd w:id="37"/>
     <w:bookmarkStart w:id="38" w:name="第15题"/>
     <w:p>
@@ -8047,16 +7937,6 @@
           <w:rFonts w:hint="eastAsia" w:ascii="Times New Roman" w:hAnsi="Times New Roman" w:eastAsia="Times New Roman" w:cs="Times New Roman"/>
         </w:rPr>
         <w:t>。</w:t>
-      </w:r>
-    </w:p>
-    <w:p>
-      <w:pPr>
-        <w:spacing w:before="160" w:after="80"/>
-      </w:pPr>
-      <w:r>
-        <w:pict>
-          <v:rect style="width:0;height:1.5pt" o:hralign="center" o:hrstd="t" o:hr="t"/>
-        </w:pict>
       </w:r>
     </w:p>
     <w:p>
@@ -9038,16 +8918,6 @@
         </w:pict>
       </w:r>
     </w:p>
-    <w:p>
-      <w:pPr>
-        <w:spacing w:before="160" w:after="80"/>
-      </w:pPr>
-      <w:r>
-        <w:pict>
-          <v:rect style="width:0;height:1.5pt" o:hralign="center" o:hrstd="t" o:hr="t"/>
-        </w:pict>
-      </w:r>
-    </w:p>
     <w:bookmarkEnd w:id="39"/>
     <w:bookmarkStart w:id="40" w:name="第17题"/>
     <w:p>
@@ -9568,16 +9438,6 @@
           <w:vertAlign w:val="subscript"/>
         </w:rPr>
         <w:t>3</w:t>
-      </w:r>
-    </w:p>
-    <w:p>
-      <w:pPr>
-        <w:spacing w:before="160" w:after="80"/>
-      </w:pPr>
-      <w:r>
-        <w:pict>
-          <v:rect style="width:0;height:1.5pt" o:hralign="center" o:hrstd="t" o:hr="t"/>
-        </w:pict>
       </w:r>
     </w:p>
     <w:p>
@@ -9953,16 +9813,6 @@
           <w:rFonts w:hint="eastAsia" w:ascii="Times New Roman" w:hAnsi="Times New Roman" w:eastAsia="FangSong" w:cs="Times New Roman"/>
         </w:rPr>
         <w:t xml:space="preserve">以上三者都是</w:t>
-      </w:r>
-    </w:p>
-    <w:p>
-      <w:pPr>
-        <w:spacing w:before="160" w:after="80"/>
-      </w:pPr>
-      <w:r>
-        <w:pict>
-          <v:rect style="width:0;height:1.5pt" o:hralign="center" o:hrstd="t" o:hr="t"/>
-        </w:pict>
       </w:r>
     </w:p>
     <w:p>
@@ -10099,16 +9949,6 @@
         </w:pict>
       </w:r>
     </w:p>
-    <w:p>
-      <w:pPr>
-        <w:spacing w:before="160" w:after="80"/>
-      </w:pPr>
-      <w:r>
-        <w:pict>
-          <v:rect style="width:0;height:1.5pt" o:hralign="center" o:hrstd="t" o:hr="t"/>
-        </w:pict>
-      </w:r>
-    </w:p>
     <w:bookmarkEnd w:id="45"/>
     <w:bookmarkStart w:id="49" w:name="第20题"/>
     <w:p>
@@ -10319,16 +10159,6 @@
         </w:pict>
       </w:r>
     </w:p>
-    <w:p>
-      <w:pPr>
-        <w:spacing w:before="160" w:after="80"/>
-      </w:pPr>
-      <w:r>
-        <w:pict>
-          <v:rect style="width:0;height:1.5pt" o:hralign="center" o:hrstd="t" o:hr="t"/>
-        </w:pict>
-      </w:r>
-    </w:p>
     <w:bookmarkEnd w:id="49"/>
     <w:bookmarkStart w:id="50" w:name="第21题"/>
     <w:p>
@@ -10995,16 +10825,6 @@
         </w:pict>
       </w:r>
     </w:p>
-    <w:p>
-      <w:pPr>
-        <w:spacing w:before="160" w:after="80"/>
-      </w:pPr>
-      <w:r>
-        <w:pict>
-          <v:rect style="width:0;height:1.5pt" o:hralign="center" o:hrstd="t" o:hr="t"/>
-        </w:pict>
-      </w:r>
-    </w:p>
     <w:bookmarkEnd w:id="50"/>
     <w:bookmarkStart w:id="51" w:name="第22题"/>
     <w:p>
@@ -11130,16 +10950,6 @@
           <w:rFonts w:hint="eastAsia" w:ascii="Times New Roman" w:hAnsi="Times New Roman" w:eastAsia="Times New Roman" w:cs="Times New Roman"/>
         </w:rPr>
         <w:t>。</w:t>
-      </w:r>
-    </w:p>
-    <w:p>
-      <w:pPr>
-        <w:spacing w:before="160" w:after="80"/>
-      </w:pPr>
-      <w:r>
-        <w:pict>
-          <v:rect style="width:0;height:1.5pt" o:hralign="center" o:hrstd="t" o:hr="t"/>
-        </w:pict>
       </w:r>
     </w:p>
     <w:p>
@@ -12307,16 +12117,6 @@
         </w:pict>
       </w:r>
     </w:p>
-    <w:p>
-      <w:pPr>
-        <w:spacing w:before="160" w:after="80"/>
-      </w:pPr>
-      <w:r>
-        <w:pict>
-          <v:rect style="width:0;height:1.5pt" o:hralign="center" o:hrstd="t" o:hr="t"/>
-        </w:pict>
-      </w:r>
-    </w:p>
     <w:bookmarkEnd w:id="58"/>
     <w:bookmarkStart w:id="62" w:name="第24题"/>
     <w:p>
@@ -13331,16 +13131,6 @@
         </w:pict>
       </w:r>
     </w:p>
-    <w:p>
-      <w:pPr>
-        <w:spacing w:before="160" w:after="80"/>
-      </w:pPr>
-      <w:r>
-        <w:pict>
-          <v:rect style="width:0;height:1.5pt" o:hralign="center" o:hrstd="t" o:hr="t"/>
-        </w:pict>
-      </w:r>
-    </w:p>
     <w:bookmarkEnd w:id="62"/>
     <w:bookmarkStart w:id="63" w:name="第25题"/>
     <w:p>
@@ -14219,16 +14009,6 @@
         </w:pict>
       </w:r>
     </w:p>
-    <w:p>
-      <w:pPr>
-        <w:spacing w:before="160" w:after="80"/>
-      </w:pPr>
-      <w:r>
-        <w:pict>
-          <v:rect style="width:0;height:1.5pt" o:hralign="center" o:hrstd="t" o:hr="t"/>
-        </w:pict>
-      </w:r>
-    </w:p>
     <w:bookmarkEnd w:id="63"/>
     <w:bookmarkStart w:id="64" w:name="第26题"/>
     <w:p>
@@ -15227,16 +15007,6 @@
           <w:rFonts w:ascii="Times New Roman" w:hAnsi="Times New Roman" w:eastAsia="Times New Roman" w:cs="Times New Roman"/>
         </w:rPr>
         <w:t xml:space="preserve">。</w:t>
-      </w:r>
-    </w:p>
-    <w:p>
-      <w:pPr>
-        <w:spacing w:before="160" w:after="80"/>
-      </w:pPr>
-      <w:r>
-        <w:pict>
-          <v:rect style="width:0;height:1.5pt" o:hralign="center" o:hrstd="t" o:hr="t"/>
-        </w:pict>
       </w:r>
     </w:p>
     <w:p>

--- a/00-首页/题组Word/第一轮·综合套卷/第一轮综合卷10（学生版）.docx
+++ b/00-首页/题组Word/第一轮·综合套卷/第一轮综合卷10（学生版）.docx
@@ -2,7 +2,7 @@
 <file path=word/document.xml><?xml version="1.0" encoding="utf-8"?>
 <w:document xmlns:w="http://schemas.openxmlformats.org/wordprocessingml/2006/main" xmlns:m="http://schemas.openxmlformats.org/officeDocument/2006/math" xmlns:r="http://schemas.openxmlformats.org/officeDocument/2006/relationships" xmlns:o="urn:schemas-microsoft-com:office:office" xmlns:v="urn:schemas-microsoft-com:vml" xmlns:w10="urn:schemas-microsoft-com:office:word" xmlns:a="http://schemas.openxmlformats.org/drawingml/2006/main" xmlns:pic="http://schemas.openxmlformats.org/drawingml/2006/picture" xmlns:wp="http://schemas.openxmlformats.org/drawingml/2006/wordprocessingDrawing">
   <w:body>
-    <w:bookmarkStart w:id="66" w:name="第一轮综合练习-第10卷"/>
+    <w:bookmarkStart w:id="63" w:name="第一轮综合练习-第10卷"/>
     <w:p>
       <w:pPr>
         <w:pStyle w:val="Heading1"/>
@@ -104,7 +104,7 @@
         </w:pict>
       </w:r>
     </w:p>
-    <w:bookmarkStart w:id="65" w:name="题目"/>
+    <w:bookmarkStart w:id="62" w:name="题目"/>
     <w:p>
       <w:pPr>
         <w:pStyle w:val="Heading2"/>
@@ -6959,7 +6959,7 @@
       </w:r>
     </w:p>
     <w:bookmarkEnd w:id="33"/>
-    <w:bookmarkStart w:id="37" w:name="第14题"/>
+    <w:bookmarkStart w:id="34" w:name="第14题"/>
     <w:p>
       <w:pPr>
         <w:pStyle w:val="Heading3"/>
@@ -7502,58 +7502,6 @@
     </w:p>
     <w:p>
       <w:pPr>
-        <w:pStyle w:val="BodyText"/>
-        <w:spacing w:before="160" w:after="80"/>
-        <w:jc w:val="center"/>
-      </w:pPr>
-      <w:r>
-        <w:rPr>
-          <w:rFonts w:ascii="Times New Roman" w:hAnsi="Times New Roman" w:eastAsia="Times New Roman" w:cs="Times New Roman"/>
-        </w:rPr>
-        <w:drawing>
-          <wp:inline>
-            <wp:extent cx="3600000" cy="2308332"/>
-            <wp:effectExtent b="0" l="0" r="0" t="0"/>
-            <wp:docPr descr="" title="" id="35" name="Picture"/>
-            <a:graphic>
-              <a:graphicData uri="http://schemas.openxmlformats.org/drawingml/2006/picture">
-                <pic:pic>
-                  <pic:nvPicPr>
-                    <pic:cNvPr descr="7937fa3a4ad6d5d9124ba067bca2710abd9c4ab591c0e70741f298f0452bda78.png" id="36" name="Picture"/>
-                    <pic:cNvPicPr>
-                      <a:picLocks noChangeArrowheads="1" noChangeAspect="1"/>
-                    </pic:cNvPicPr>
-                  </pic:nvPicPr>
-                  <pic:blipFill>
-                    <a:blip r:embed="rId34"/>
-                    <a:stretch>
-                      <a:fillRect/>
-                    </a:stretch>
-                  </pic:blipFill>
-                  <pic:spPr bwMode="auto">
-                    <a:xfrm>
-                      <a:off x="0" y="0"/>
-                      <a:ext cx="3600000" cy="2308332"/>
-                    </a:xfrm>
-                    <a:prstGeom prst="rect">
-                      <a:avLst/>
-                    </a:prstGeom>
-                    <a:noFill/>
-                    <a:ln w="9525">
-                      <a:noFill/>
-                      <a:headEnd/>
-                      <a:tailEnd/>
-                    </a:ln>
-                  </pic:spPr>
-                </pic:pic>
-              </a:graphicData>
-            </a:graphic>
-          </wp:inline>
-        </w:drawing>
-      </w:r>
-    </w:p>
-    <w:p>
-      <w:pPr>
         <w:spacing w:before="160" w:after="80"/>
       </w:pPr>
       <w:r>
@@ -7562,8 +7510,8 @@
         </w:pict>
       </w:r>
     </w:p>
-    <w:bookmarkEnd w:id="37"/>
-    <w:bookmarkStart w:id="38" w:name="第15题"/>
+    <w:bookmarkEnd w:id="34"/>
+    <w:bookmarkStart w:id="35" w:name="第15题"/>
     <w:p>
       <w:pPr>
         <w:pStyle w:val="Heading3"/>
@@ -7949,8 +7897,8 @@
         </w:pict>
       </w:r>
     </w:p>
-    <w:bookmarkEnd w:id="38"/>
-    <w:bookmarkStart w:id="39" w:name="第16题"/>
+    <w:bookmarkEnd w:id="35"/>
+    <w:bookmarkStart w:id="36" w:name="第16题"/>
     <w:p>
       <w:pPr>
         <w:pStyle w:val="Heading3"/>
@@ -8918,8 +8866,8 @@
         </w:pict>
       </w:r>
     </w:p>
-    <w:bookmarkEnd w:id="39"/>
-    <w:bookmarkStart w:id="40" w:name="第17题"/>
+    <w:bookmarkEnd w:id="36"/>
+    <w:bookmarkStart w:id="37" w:name="第17题"/>
     <w:p>
       <w:pPr>
         <w:pStyle w:val="Heading3"/>
@@ -9450,8 +9398,8 @@
         </w:pict>
       </w:r>
     </w:p>
-    <w:bookmarkEnd w:id="40"/>
-    <w:bookmarkStart w:id="41" w:name="第18题"/>
+    <w:bookmarkEnd w:id="37"/>
+    <w:bookmarkStart w:id="38" w:name="第18题"/>
     <w:p>
       <w:pPr>
         <w:pStyle w:val="Heading3"/>
@@ -9825,8 +9773,8 @@
         </w:pict>
       </w:r>
     </w:p>
-    <w:bookmarkEnd w:id="41"/>
-    <w:bookmarkStart w:id="45" w:name="第19题"/>
+    <w:bookmarkEnd w:id="38"/>
+    <w:bookmarkStart w:id="42" w:name="第19题"/>
     <w:p>
       <w:pPr>
         <w:pStyle w:val="Heading3"/>
@@ -9901,18 +9849,18 @@
           <wp:inline>
             <wp:extent cx="3600000" cy="620095"/>
             <wp:effectExtent b="0" l="0" r="0" t="0"/>
-            <wp:docPr descr="" title="" id="43" name="Picture"/>
+            <wp:docPr descr="" title="" id="40" name="Picture"/>
             <a:graphic>
               <a:graphicData uri="http://schemas.openxmlformats.org/drawingml/2006/picture">
                 <pic:pic>
                   <pic:nvPicPr>
-                    <pic:cNvPr descr="d8bf4fdb2df7f2e4.png" id="44" name="Picture"/>
+                    <pic:cNvPr descr="d8bf4fdb2df7f2e4.png" id="41" name="Picture"/>
                     <pic:cNvPicPr>
                       <a:picLocks noChangeArrowheads="1" noChangeAspect="1"/>
                     </pic:cNvPicPr>
                   </pic:nvPicPr>
                   <pic:blipFill>
-                    <a:blip r:embed="rId42"/>
+                    <a:blip r:embed="rId39"/>
                     <a:stretch>
                       <a:fillRect/>
                     </a:stretch>
@@ -9949,8 +9897,8 @@
         </w:pict>
       </w:r>
     </w:p>
-    <w:bookmarkEnd w:id="45"/>
-    <w:bookmarkStart w:id="49" w:name="第20题"/>
+    <w:bookmarkEnd w:id="42"/>
+    <w:bookmarkStart w:id="46" w:name="第20题"/>
     <w:p>
       <w:pPr>
         <w:pStyle w:val="Heading3"/>
@@ -10051,18 +9999,18 @@
           <wp:inline>
             <wp:extent cx="3600000" cy="485800"/>
             <wp:effectExtent b="0" l="0" r="0" t="0"/>
-            <wp:docPr descr="" title="" id="47" name="Picture"/>
+            <wp:docPr descr="" title="" id="44" name="Picture"/>
             <a:graphic>
               <a:graphicData uri="http://schemas.openxmlformats.org/drawingml/2006/picture">
                 <pic:pic>
                   <pic:nvPicPr>
-                    <pic:cNvPr descr="aaafca704bbc0068.png" id="48" name="Picture"/>
+                    <pic:cNvPr descr="aaafca704bbc0068.png" id="45" name="Picture"/>
                     <pic:cNvPicPr>
                       <a:picLocks noChangeArrowheads="1" noChangeAspect="1"/>
                     </pic:cNvPicPr>
                   </pic:nvPicPr>
                   <pic:blipFill>
-                    <a:blip r:embed="rId46"/>
+                    <a:blip r:embed="rId43"/>
                     <a:stretch>
                       <a:fillRect/>
                     </a:stretch>
@@ -10159,8 +10107,8 @@
         </w:pict>
       </w:r>
     </w:p>
-    <w:bookmarkEnd w:id="49"/>
-    <w:bookmarkStart w:id="50" w:name="第21题"/>
+    <w:bookmarkEnd w:id="46"/>
+    <w:bookmarkStart w:id="47" w:name="第21题"/>
     <w:p>
       <w:pPr>
         <w:pStyle w:val="Heading3"/>
@@ -10825,8 +10773,8 @@
         </w:pict>
       </w:r>
     </w:p>
-    <w:bookmarkEnd w:id="50"/>
-    <w:bookmarkStart w:id="51" w:name="第22题"/>
+    <w:bookmarkEnd w:id="47"/>
+    <w:bookmarkStart w:id="48" w:name="第22题"/>
     <w:p>
       <w:pPr>
         <w:pStyle w:val="Heading3"/>
@@ -10962,8 +10910,8 @@
         </w:pict>
       </w:r>
     </w:p>
-    <w:bookmarkEnd w:id="51"/>
-    <w:bookmarkStart w:id="58" w:name="第23题"/>
+    <w:bookmarkEnd w:id="48"/>
+    <w:bookmarkStart w:id="55" w:name="第23题"/>
     <w:p>
       <w:pPr>
         <w:pStyle w:val="Heading3"/>
@@ -11840,18 +11788,18 @@
           <wp:inline>
             <wp:extent cx="3600000" cy="2728922"/>
             <wp:effectExtent b="0" l="0" r="0" t="0"/>
-            <wp:docPr descr="" title="" id="53" name="Picture"/>
+            <wp:docPr descr="" title="" id="50" name="Picture"/>
             <a:graphic>
               <a:graphicData uri="http://schemas.openxmlformats.org/drawingml/2006/picture">
                 <pic:pic>
                   <pic:nvPicPr>
-                    <pic:cNvPr descr="952661dee8099e39bf04f9c9debe66a7b2ec97d8f9565a5f6e0575f1d156db58.jpg" id="54" name="Picture"/>
+                    <pic:cNvPr descr="952661dee8099e39bf04f9c9debe66a7b2ec97d8f9565a5f6e0575f1d156db58.jpg" id="51" name="Picture"/>
                     <pic:cNvPicPr>
                       <a:picLocks noChangeArrowheads="1" noChangeAspect="1"/>
                     </pic:cNvPicPr>
                   </pic:nvPicPr>
                   <pic:blipFill>
-                    <a:blip r:embed="rId52"/>
+                    <a:blip r:embed="rId49"/>
                     <a:stretch>
                       <a:fillRect/>
                     </a:stretch>
@@ -11910,18 +11858,18 @@
           <wp:inline>
             <wp:extent cx="3600000" cy="2524507"/>
             <wp:effectExtent b="0" l="0" r="0" t="0"/>
-            <wp:docPr descr="" title="" id="56" name="Picture"/>
+            <wp:docPr descr="" title="" id="53" name="Picture"/>
             <a:graphic>
               <a:graphicData uri="http://schemas.openxmlformats.org/drawingml/2006/picture">
                 <pic:pic>
                   <pic:nvPicPr>
-                    <pic:cNvPr descr="8db15456f4d8aa0963323da38ea247dd3c097e3123975177969c68d653bdb4d4.jpg" id="57" name="Picture"/>
+                    <pic:cNvPr descr="8db15456f4d8aa0963323da38ea247dd3c097e3123975177969c68d653bdb4d4.jpg" id="54" name="Picture"/>
                     <pic:cNvPicPr>
                       <a:picLocks noChangeArrowheads="1" noChangeAspect="1"/>
                     </pic:cNvPicPr>
                   </pic:nvPicPr>
                   <pic:blipFill>
-                    <a:blip r:embed="rId55"/>
+                    <a:blip r:embed="rId52"/>
                     <a:stretch>
                       <a:fillRect/>
                     </a:stretch>
@@ -12117,8 +12065,8 @@
         </w:pict>
       </w:r>
     </w:p>
-    <w:bookmarkEnd w:id="58"/>
-    <w:bookmarkStart w:id="62" w:name="第24题"/>
+    <w:bookmarkEnd w:id="55"/>
+    <w:bookmarkStart w:id="59" w:name="第24题"/>
     <w:p>
       <w:pPr>
         <w:pStyle w:val="Heading3"/>
@@ -12613,18 +12561,18 @@
           <wp:inline>
             <wp:extent cx="3240000" cy="2849424"/>
             <wp:effectExtent b="0" l="0" r="0" t="0"/>
-            <wp:docPr descr="" title="" id="60" name="Picture"/>
+            <wp:docPr descr="" title="" id="57" name="Picture"/>
             <a:graphic>
               <a:graphicData uri="http://schemas.openxmlformats.org/drawingml/2006/picture">
                 <pic:pic>
                   <pic:nvPicPr>
-                    <pic:cNvPr descr="600e9b2af7e5c23f6010455332addc3451707ba636ce5ea67a7c804b4152f7d1.jpg" id="61" name="Picture"/>
+                    <pic:cNvPr descr="600e9b2af7e5c23f6010455332addc3451707ba636ce5ea67a7c804b4152f7d1.jpg" id="58" name="Picture"/>
                     <pic:cNvPicPr>
                       <a:picLocks noChangeArrowheads="1" noChangeAspect="1"/>
                     </pic:cNvPicPr>
                   </pic:nvPicPr>
                   <pic:blipFill>
-                    <a:blip r:embed="rId59"/>
+                    <a:blip r:embed="rId56"/>
                     <a:stretch>
                       <a:fillRect/>
                     </a:stretch>
@@ -13131,8 +13079,8 @@
         </w:pict>
       </w:r>
     </w:p>
-    <w:bookmarkEnd w:id="62"/>
-    <w:bookmarkStart w:id="63" w:name="第25题"/>
+    <w:bookmarkEnd w:id="59"/>
+    <w:bookmarkStart w:id="60" w:name="第25题"/>
     <w:p>
       <w:pPr>
         <w:pStyle w:val="Heading3"/>
@@ -14009,8 +13957,8 @@
         </w:pict>
       </w:r>
     </w:p>
-    <w:bookmarkEnd w:id="63"/>
-    <w:bookmarkStart w:id="64" w:name="第26题"/>
+    <w:bookmarkEnd w:id="60"/>
+    <w:bookmarkStart w:id="61" w:name="第26题"/>
     <w:p>
       <w:pPr>
         <w:pStyle w:val="Heading3"/>
@@ -15019,9 +14967,9 @@
         </w:pict>
       </w:r>
     </w:p>
-    <w:bookmarkEnd w:id="64"/>
-    <w:bookmarkEnd w:id="65"/>
-    <w:bookmarkEnd w:id="66"/>
+    <w:bookmarkEnd w:id="61"/>
+    <w:bookmarkEnd w:id="62"/>
+    <w:bookmarkEnd w:id="63"/>
     <w:sectPr>
       <w:footerReference w:type="default" r:id="rId9"/>
       <w:footnotePr>
